--- a/ПЗ.docx
+++ b/ПЗ.docx
@@ -12,6 +12,14 @@
           <w:szCs w:val="28"/>
         </w:rPr>
       </w:pPr>
+      <w:r>
+        <w:rPr>
+          <w:b/>
+          <w:sz w:val="28"/>
+          <w:szCs w:val="28"/>
+        </w:rPr>
+        <w:t xml:space="preserve"> </w:t>
+      </w:r>
       <w:r>
         <w:rPr>
           <w:b/>
@@ -854,13 +862,13 @@
           <w:pPr>
             <w:pStyle w:val="11"/>
             <w:tabs>
-              <w:tab w:val="right" w:leader="dot" w:pos="9771"/>
+              <w:tab w:val="right" w:leader="dot" w:pos="9345"/>
             </w:tabs>
             <w:rPr>
               <w:rFonts w:asciiTheme="minorHAnsi" w:eastAsiaTheme="minorEastAsia" w:hAnsiTheme="minorHAnsi" w:cstheme="minorBidi"/>
               <w:noProof/>
-              <w:sz w:val="22"/>
-              <w:szCs w:val="22"/>
+              <w:kern w:val="2"/>
+              <w14:ligatures w14:val="standardContextual"/>
             </w:rPr>
           </w:pPr>
           <w:r>
@@ -884,7 +892,7 @@
             </w:rPr>
             <w:fldChar w:fldCharType="separate"/>
           </w:r>
-          <w:hyperlink w:anchor="_Toc223520736" w:history="1">
+          <w:hyperlink w:anchor="_Toc224672016" w:history="1">
             <w:r>
               <w:rPr>
                 <w:rStyle w:val="a9"/>
@@ -911,7 +919,7 @@
                 <w:noProof/>
                 <w:webHidden/>
               </w:rPr>
-              <w:instrText xml:space="preserve"> PAGEREF _Toc223520736 \h </w:instrText>
+              <w:instrText xml:space="preserve"> PAGEREF _Toc224672016 \h </w:instrText>
             </w:r>
             <w:r>
               <w:rPr>
@@ -946,23 +954,22 @@
           <w:pPr>
             <w:pStyle w:val="11"/>
             <w:tabs>
-              <w:tab w:val="right" w:leader="dot" w:pos="9771"/>
+              <w:tab w:val="right" w:leader="dot" w:pos="9345"/>
             </w:tabs>
             <w:rPr>
               <w:rFonts w:asciiTheme="minorHAnsi" w:eastAsiaTheme="minorEastAsia" w:hAnsiTheme="minorHAnsi" w:cstheme="minorBidi"/>
               <w:noProof/>
-              <w:sz w:val="22"/>
-              <w:szCs w:val="22"/>
+              <w:kern w:val="2"/>
+              <w14:ligatures w14:val="standardContextual"/>
             </w:rPr>
           </w:pPr>
-          <w:hyperlink w:anchor="_Toc223520737" w:history="1">
+          <w:hyperlink w:anchor="_Toc224672017" w:history="1">
             <w:r>
               <w:rPr>
                 <w:rStyle w:val="a9"/>
-                <w:bCs/>
                 <w:noProof/>
               </w:rPr>
-              <w:t>1. Предметная область.</w:t>
+              <w:t>1 Описание предметной области</w:t>
             </w:r>
             <w:r>
               <w:rPr>
@@ -983,7 +990,7 @@
                 <w:noProof/>
                 <w:webHidden/>
               </w:rPr>
-              <w:instrText xml:space="preserve"> PAGEREF _Toc223520737 \h </w:instrText>
+              <w:instrText xml:space="preserve"> PAGEREF _Toc224672017 \h </w:instrText>
             </w:r>
             <w:r>
               <w:rPr>
@@ -1018,23 +1025,22 @@
           <w:pPr>
             <w:pStyle w:val="11"/>
             <w:tabs>
-              <w:tab w:val="right" w:leader="dot" w:pos="9771"/>
+              <w:tab w:val="right" w:leader="dot" w:pos="9345"/>
             </w:tabs>
             <w:rPr>
               <w:rFonts w:asciiTheme="minorHAnsi" w:eastAsiaTheme="minorEastAsia" w:hAnsiTheme="minorHAnsi" w:cstheme="minorBidi"/>
               <w:noProof/>
-              <w:sz w:val="22"/>
-              <w:szCs w:val="22"/>
+              <w:kern w:val="2"/>
+              <w14:ligatures w14:val="standardContextual"/>
             </w:rPr>
           </w:pPr>
-          <w:hyperlink w:anchor="_Toc223520738" w:history="1">
+          <w:hyperlink w:anchor="_Toc224672018" w:history="1">
             <w:r>
               <w:rPr>
                 <w:rStyle w:val="a9"/>
-                <w:bCs/>
                 <w:noProof/>
               </w:rPr>
-              <w:t>2. Анализ инструментальных средств разработки</w:t>
+              <w:t>2 Анализ инструментальных средств разработки</w:t>
             </w:r>
             <w:r>
               <w:rPr>
@@ -1055,7 +1061,7 @@
                 <w:noProof/>
                 <w:webHidden/>
               </w:rPr>
-              <w:instrText xml:space="preserve"> PAGEREF _Toc223520738 \h </w:instrText>
+              <w:instrText xml:space="preserve"> PAGEREF _Toc224672018 \h </w:instrText>
             </w:r>
             <w:r>
               <w:rPr>
@@ -1090,20 +1096,19 @@
           <w:pPr>
             <w:pStyle w:val="11"/>
             <w:tabs>
-              <w:tab w:val="right" w:leader="dot" w:pos="9771"/>
+              <w:tab w:val="right" w:leader="dot" w:pos="9345"/>
             </w:tabs>
             <w:rPr>
               <w:rFonts w:asciiTheme="minorHAnsi" w:eastAsiaTheme="minorEastAsia" w:hAnsiTheme="minorHAnsi" w:cstheme="minorBidi"/>
               <w:noProof/>
-              <w:sz w:val="22"/>
-              <w:szCs w:val="22"/>
+              <w:kern w:val="2"/>
+              <w14:ligatures w14:val="standardContextual"/>
             </w:rPr>
           </w:pPr>
-          <w:hyperlink w:anchor="_Toc223520739" w:history="1">
+          <w:hyperlink w:anchor="_Toc224672019" w:history="1">
             <w:r>
               <w:rPr>
                 <w:rStyle w:val="a9"/>
-                <w:bCs/>
                 <w:noProof/>
               </w:rPr>
               <w:t>3. Техническое задание</w:t>
@@ -1127,7 +1132,7 @@
                 <w:noProof/>
                 <w:webHidden/>
               </w:rPr>
-              <w:instrText xml:space="preserve"> PAGEREF _Toc223520739 \h </w:instrText>
+              <w:instrText xml:space="preserve"> PAGEREF _Toc224672019 \h </w:instrText>
             </w:r>
             <w:r>
               <w:rPr>
@@ -1162,20 +1167,19 @@
           <w:pPr>
             <w:pStyle w:val="11"/>
             <w:tabs>
-              <w:tab w:val="right" w:leader="dot" w:pos="9771"/>
+              <w:tab w:val="right" w:leader="dot" w:pos="9345"/>
             </w:tabs>
             <w:rPr>
               <w:rFonts w:asciiTheme="minorHAnsi" w:eastAsiaTheme="minorEastAsia" w:hAnsiTheme="minorHAnsi" w:cstheme="minorBidi"/>
               <w:noProof/>
-              <w:sz w:val="22"/>
-              <w:szCs w:val="22"/>
+              <w:kern w:val="2"/>
+              <w14:ligatures w14:val="standardContextual"/>
             </w:rPr>
           </w:pPr>
-          <w:hyperlink w:anchor="_Toc223520740" w:history="1">
+          <w:hyperlink w:anchor="_Toc224672020" w:history="1">
             <w:r>
               <w:rPr>
                 <w:rStyle w:val="a9"/>
-                <w:bCs/>
                 <w:noProof/>
               </w:rPr>
               <w:t>4. Проектирование веб-приложения</w:t>
@@ -1199,7 +1203,7 @@
                 <w:noProof/>
                 <w:webHidden/>
               </w:rPr>
-              <w:instrText xml:space="preserve"> PAGEREF _Toc223520740 \h </w:instrText>
+              <w:instrText xml:space="preserve"> PAGEREF _Toc224672020 \h </w:instrText>
             </w:r>
             <w:r>
               <w:rPr>
@@ -1234,20 +1238,19 @@
           <w:pPr>
             <w:pStyle w:val="11"/>
             <w:tabs>
-              <w:tab w:val="right" w:leader="dot" w:pos="9771"/>
+              <w:tab w:val="right" w:leader="dot" w:pos="9345"/>
             </w:tabs>
             <w:rPr>
               <w:rFonts w:asciiTheme="minorHAnsi" w:eastAsiaTheme="minorEastAsia" w:hAnsiTheme="minorHAnsi" w:cstheme="minorBidi"/>
               <w:noProof/>
-              <w:sz w:val="22"/>
-              <w:szCs w:val="22"/>
+              <w:kern w:val="2"/>
+              <w14:ligatures w14:val="standardContextual"/>
             </w:rPr>
           </w:pPr>
-          <w:hyperlink w:anchor="_Toc223520741" w:history="1">
+          <w:hyperlink w:anchor="_Toc224672021" w:history="1">
             <w:r>
               <w:rPr>
                 <w:rStyle w:val="a9"/>
-                <w:bCs/>
                 <w:noProof/>
               </w:rPr>
               <w:t>4.1 Структурная схема веб-приложения</w:t>
@@ -1271,7 +1274,7 @@
                 <w:noProof/>
                 <w:webHidden/>
               </w:rPr>
-              <w:instrText xml:space="preserve"> PAGEREF _Toc223520741 \h </w:instrText>
+              <w:instrText xml:space="preserve"> PAGEREF _Toc224672021 \h </w:instrText>
             </w:r>
             <w:r>
               <w:rPr>
@@ -1306,20 +1309,19 @@
           <w:pPr>
             <w:pStyle w:val="11"/>
             <w:tabs>
-              <w:tab w:val="right" w:leader="dot" w:pos="9771"/>
+              <w:tab w:val="right" w:leader="dot" w:pos="9345"/>
             </w:tabs>
             <w:rPr>
               <w:rFonts w:asciiTheme="minorHAnsi" w:eastAsiaTheme="minorEastAsia" w:hAnsiTheme="minorHAnsi" w:cstheme="minorBidi"/>
               <w:noProof/>
-              <w:sz w:val="22"/>
-              <w:szCs w:val="22"/>
+              <w:kern w:val="2"/>
+              <w14:ligatures w14:val="standardContextual"/>
             </w:rPr>
           </w:pPr>
-          <w:hyperlink w:anchor="_Toc223520742" w:history="1">
+          <w:hyperlink w:anchor="_Toc224672022" w:history="1">
             <w:r>
               <w:rPr>
                 <w:rStyle w:val="a9"/>
-                <w:bCs/>
                 <w:noProof/>
               </w:rPr>
               <w:t>4.2 Функциональная схема веб-приложения</w:t>
@@ -1343,7 +1345,7 @@
                 <w:noProof/>
                 <w:webHidden/>
               </w:rPr>
-              <w:instrText xml:space="preserve"> PAGEREF _Toc223520742 \h </w:instrText>
+              <w:instrText xml:space="preserve"> PAGEREF _Toc224672022 \h </w:instrText>
             </w:r>
             <w:r>
               <w:rPr>
@@ -1375,6 +1377,154 @@
           </w:hyperlink>
         </w:p>
         <w:p>
+          <w:pPr>
+            <w:pStyle w:val="11"/>
+            <w:tabs>
+              <w:tab w:val="right" w:leader="dot" w:pos="9345"/>
+            </w:tabs>
+            <w:rPr>
+              <w:rFonts w:asciiTheme="minorHAnsi" w:eastAsiaTheme="minorEastAsia" w:hAnsiTheme="minorHAnsi" w:cstheme="minorBidi"/>
+              <w:noProof/>
+              <w:kern w:val="2"/>
+              <w14:ligatures w14:val="standardContextual"/>
+            </w:rPr>
+          </w:pPr>
+          <w:hyperlink w:anchor="_Toc224672023" w:history="1">
+            <w:r>
+              <w:rPr>
+                <w:rStyle w:val="a9"/>
+                <w:noProof/>
+              </w:rPr>
+              <w:t>4.3 Проектирование базы данных</w:t>
+            </w:r>
+            <w:r>
+              <w:rPr>
+                <w:noProof/>
+                <w:webHidden/>
+              </w:rPr>
+              <w:tab/>
+            </w:r>
+            <w:r>
+              <w:rPr>
+                <w:noProof/>
+                <w:webHidden/>
+              </w:rPr>
+              <w:fldChar w:fldCharType="begin"/>
+            </w:r>
+            <w:r>
+              <w:rPr>
+                <w:noProof/>
+                <w:webHidden/>
+              </w:rPr>
+              <w:instrText xml:space="preserve"> PAGEREF _Toc224672023 \h </w:instrText>
+            </w:r>
+            <w:r>
+              <w:rPr>
+                <w:noProof/>
+                <w:webHidden/>
+              </w:rPr>
+            </w:r>
+            <w:r>
+              <w:rPr>
+                <w:noProof/>
+                <w:webHidden/>
+              </w:rPr>
+              <w:fldChar w:fldCharType="separate"/>
+            </w:r>
+            <w:r>
+              <w:rPr>
+                <w:noProof/>
+                <w:webHidden/>
+              </w:rPr>
+              <w:t>22</w:t>
+            </w:r>
+            <w:r>
+              <w:rPr>
+                <w:noProof/>
+                <w:webHidden/>
+              </w:rPr>
+              <w:fldChar w:fldCharType="end"/>
+            </w:r>
+          </w:hyperlink>
+        </w:p>
+        <w:p>
+          <w:pPr>
+            <w:pStyle w:val="11"/>
+            <w:tabs>
+              <w:tab w:val="right" w:leader="dot" w:pos="9345"/>
+            </w:tabs>
+            <w:rPr>
+              <w:rFonts w:asciiTheme="minorHAnsi" w:eastAsiaTheme="minorEastAsia" w:hAnsiTheme="minorHAnsi" w:cstheme="minorBidi"/>
+              <w:noProof/>
+              <w:kern w:val="2"/>
+              <w14:ligatures w14:val="standardContextual"/>
+            </w:rPr>
+          </w:pPr>
+          <w:hyperlink w:anchor="_Toc224672024" w:history="1">
+            <w:r>
+              <w:rPr>
+                <w:rStyle w:val="a9"/>
+                <w:noProof/>
+              </w:rPr>
+              <w:t>4.4 Проектирование интерфейса</w:t>
+            </w:r>
+            <w:r>
+              <w:rPr>
+                <w:noProof/>
+                <w:webHidden/>
+              </w:rPr>
+              <w:tab/>
+            </w:r>
+            <w:r>
+              <w:rPr>
+                <w:noProof/>
+                <w:webHidden/>
+              </w:rPr>
+              <w:fldChar w:fldCharType="begin"/>
+            </w:r>
+            <w:r>
+              <w:rPr>
+                <w:noProof/>
+                <w:webHidden/>
+              </w:rPr>
+              <w:instrText xml:space="preserve"> PAGEREF _Toc224672024 \h </w:instrText>
+            </w:r>
+            <w:r>
+              <w:rPr>
+                <w:noProof/>
+                <w:webHidden/>
+              </w:rPr>
+            </w:r>
+            <w:r>
+              <w:rPr>
+                <w:noProof/>
+                <w:webHidden/>
+              </w:rPr>
+              <w:fldChar w:fldCharType="separate"/>
+            </w:r>
+            <w:r>
+              <w:rPr>
+                <w:noProof/>
+                <w:webHidden/>
+              </w:rPr>
+              <w:t>23</w:t>
+            </w:r>
+            <w:r>
+              <w:rPr>
+                <w:noProof/>
+                <w:webHidden/>
+              </w:rPr>
+              <w:fldChar w:fldCharType="end"/>
+            </w:r>
+          </w:hyperlink>
+        </w:p>
+        <w:p>
+          <w:pPr>
+            <w:rPr>
+              <w:b/>
+              <w:bCs/>
+            </w:rPr>
+          </w:pPr>
           <w:r>
             <w:rPr>
               <w:sz w:val="28"/>
@@ -1386,14 +1536,6 @@
       </w:sdtContent>
     </w:sdt>
     <w:p>
-      <w:pPr>
-        <w:spacing w:after="160" w:line="259" w:lineRule="auto"/>
-        <w:rPr>
-          <w:b/>
-          <w:sz w:val="28"/>
-          <w:szCs w:val="28"/>
-        </w:rPr>
-      </w:pPr>
       <w:r>
         <w:rPr>
           <w:b/>
@@ -1413,7 +1555,7 @@
           <w:sz w:val="28"/>
         </w:rPr>
       </w:pPr>
-      <w:bookmarkStart w:id="0" w:name="_Toc223520736"/>
+      <w:bookmarkStart w:id="0" w:name="_Toc224672016"/>
       <w:r>
         <w:rPr>
           <w:b/>
@@ -1643,14 +1785,14 @@
         <w:rPr>
           <w:sz w:val="28"/>
         </w:rPr>
-        <w:t xml:space="preserve">, которое разрешало указанные противоречия. Идеальный инструмент должен сочетать интуитивную простоту интерфейса, обеспечивающую низкий порог входа; структурную глубину функционала, достаточную для ведения полноценного </w:t>
+        <w:t xml:space="preserve">, которое разрешало указанные противоречия. Идеальный инструмент должен сочетать интуитивную простоту интерфейса, обеспечивающую низкий порог входа; </w:t>
       </w:r>
       <w:r>
         <w:rPr>
           <w:sz w:val="28"/>
         </w:rPr>
         <w:lastRenderedPageBreak/>
-        <w:t>учета и базового анализа</w:t>
+        <w:t>структурную глубину функционала, достаточную для ведения полноценного учета и базового анализа</w:t>
       </w:r>
       <w:r>
         <w:rPr>
@@ -1846,7 +1988,7 @@
           <w:szCs w:val="28"/>
         </w:rPr>
       </w:pPr>
-      <w:bookmarkStart w:id="1" w:name="_Toc223520737"/>
+      <w:bookmarkStart w:id="1" w:name="_Toc224672017"/>
       <w:r>
         <w:rPr>
           <w:b/>
@@ -1855,7 +1997,52 @@
           <w:szCs w:val="28"/>
         </w:rPr>
         <w:lastRenderedPageBreak/>
-        <w:t>1 Предметная область</w:t>
+        <w:t xml:space="preserve">1 </w:t>
+      </w:r>
+      <w:r>
+        <w:rPr>
+          <w:b/>
+          <w:bCs/>
+          <w:sz w:val="28"/>
+          <w:szCs w:val="28"/>
+        </w:rPr>
+        <w:t>Описание п</w:t>
+      </w:r>
+      <w:r>
+        <w:rPr>
+          <w:b/>
+          <w:bCs/>
+          <w:sz w:val="28"/>
+          <w:szCs w:val="28"/>
+        </w:rPr>
+        <w:t>редметн</w:t>
+      </w:r>
+      <w:r>
+        <w:rPr>
+          <w:b/>
+          <w:bCs/>
+          <w:sz w:val="28"/>
+          <w:szCs w:val="28"/>
+        </w:rPr>
+        <w:t>ой</w:t>
+      </w:r>
+      <w:r>
+        <w:rPr>
+          <w:b/>
+          <w:bCs/>
+          <w:sz w:val="28"/>
+          <w:szCs w:val="28"/>
+        </w:rPr>
+        <w:t xml:space="preserve"> област</w:t>
+      </w:r>
+      <w:r>
+        <w:rPr>
+          <w:b/>
+          <w:bCs/>
+          <w:sz w:val="28"/>
+          <w:szCs w:val="28"/>
+        </w:rPr>
+        <w:t>и</w:t>
       </w:r>
       <w:bookmarkEnd w:id="1"/>
     </w:p>
@@ -1875,7 +2062,7 @@
           <w:sz w:val="28"/>
           <w:szCs w:val="28"/>
         </w:rPr>
-        <w:t>В качестве предметной области выбрана группа людей, испытывающих потребность в систематизации и контроле личных финансовых потоков – от студентов и молодых специалистов до семейных пар и предпринимателей, ведущих учёт домашнего бюджета. Это пользователи, для которых важна прозрачность собственных расходов и доходов, планирование бюджета, а также анализ финансовых привычек с целью оптимизации расходов и достижения долгосрочных финансовых целей.</w:t>
+        <w:t>В качестве предметной области выбрана группа людей, испытывающих потребность в систематизации и контроле личных финансовых потоков – от студентов и молодых специалистов до семейных пар и предпринимателей, ведущих учёт домашнего бюджета, для которых важна прозрачность собственных расходов и доходов, планирование бюджета, а также анализ финансовых привычек с целью оптимизации расходов и достижения долгосрочных финансовых целей.</w:t>
       </w:r>
     </w:p>
     <w:p>
@@ -1894,7 +2081,21 @@
           <w:sz w:val="28"/>
           <w:szCs w:val="28"/>
         </w:rPr>
-        <w:t>Для пользователей веб-приложения взаимодействие с системой начинается с регистрации личного кабинета, после чего становится доступным полный функционал учёта. Пользователь может создавать и управлять несколькими финансовыми счетами, классифицировать операции по категориям, устанавливать бюджетные лимиты по категориям на определённый период и отслеживать их выполнение в режиме реального времени.</w:t>
+        <w:t>Для пользователей веб-приложения взаимодействие с системой начинается с регистрации личного кабинета, после чего становится доступным полный функционал учёта. Пользователь может создавать и управлять несколькими финансовыми счетами, классифицировать операции по категориям, устанавливать бюджетные лимиты по категориям на определённый период и отслеживать</w:t>
+      </w:r>
+      <w:r>
+        <w:rPr>
+          <w:sz w:val="28"/>
+          <w:szCs w:val="28"/>
+        </w:rPr>
+        <w:t xml:space="preserve"> </w:t>
+      </w:r>
+      <w:r>
+        <w:rPr>
+          <w:sz w:val="28"/>
+          <w:szCs w:val="28"/>
+        </w:rPr>
+        <w:t>выполнение в режиме реального времени.</w:t>
       </w:r>
     </w:p>
     <w:p>
@@ -1913,7 +2114,35 @@
           <w:sz w:val="28"/>
           <w:szCs w:val="28"/>
         </w:rPr>
-        <w:t>Пользователь может фиксировать как разовые транзакции, так и регулярные операции. Каждая запись может содержать дополнительные атрибуты: дату и время совершения операции, сумму, валюту, комментарий, место совершения транзакции и прикреплённый документ. При необходимости пользователь может редактировать или удалять ранее внесённые записи, а также просматривать детальную статистику по расходам и доходам в виде графиков и диаграмм за произвольный период.</w:t>
+        <w:t xml:space="preserve">Пользователь может фиксировать разовые транзакции и регулярные операции. </w:t>
+      </w:r>
+      <w:r>
+        <w:rPr>
+          <w:sz w:val="28"/>
+          <w:szCs w:val="28"/>
+        </w:rPr>
+        <w:t>З</w:t>
+      </w:r>
+      <w:r>
+        <w:rPr>
+          <w:sz w:val="28"/>
+          <w:szCs w:val="28"/>
+        </w:rPr>
+        <w:t xml:space="preserve">апись может содержать дополнительные атрибуты: дату и время совершения операции, сумму, валюту, комментарий, место совершения транзакции. </w:t>
+      </w:r>
+      <w:r>
+        <w:rPr>
+          <w:sz w:val="28"/>
+          <w:szCs w:val="28"/>
+        </w:rPr>
+        <w:t>П</w:t>
+      </w:r>
+      <w:r>
+        <w:rPr>
+          <w:sz w:val="28"/>
+          <w:szCs w:val="28"/>
+        </w:rPr>
+        <w:t>ользователь может редактировать или удалять ранее внесённые записи, просматривать детальную статистику по расходам и доходам в виде графиков и диаграмм за произвольный период.</w:t>
       </w:r>
     </w:p>
     <w:p>
@@ -1946,7 +2175,7 @@
           <w:sz w:val="28"/>
           <w:szCs w:val="28"/>
         </w:rPr>
-        <w:t xml:space="preserve"> отслеживать прогресс их достижения.</w:t>
+        <w:t xml:space="preserve"> отслеживать прогресс достижения.</w:t>
       </w:r>
     </w:p>
     <w:p>
@@ -2303,6 +2532,7 @@
           <w:sz w:val="28"/>
           <w:szCs w:val="28"/>
         </w:rPr>
+        <w:lastRenderedPageBreak/>
         <w:t>Управление несколькими финансовыми счетами в различных валютах с автоматическим конвертированием по текущему курсу;</w:t>
       </w:r>
     </w:p>
@@ -2349,7 +2579,6 @@
           <w:sz w:val="28"/>
           <w:szCs w:val="28"/>
         </w:rPr>
-        <w:lastRenderedPageBreak/>
         <w:t>Формирование аналитических отчётов и визуализация финансовых данных в виде графиков и диаграмм;</w:t>
       </w:r>
     </w:p>
@@ -2453,30 +2682,27 @@
     </w:p>
     <w:p>
       <w:pPr>
-        <w:spacing w:after="240" w:line="360" w:lineRule="auto"/>
+        <w:spacing w:line="360" w:lineRule="auto"/>
+        <w:ind w:firstLine="851"/>
+      </w:pPr>
+      <w:r>
+        <w:br w:type="page"/>
+      </w:r>
+    </w:p>
+    <w:p>
+      <w:pPr>
+        <w:spacing w:after="360" w:line="360" w:lineRule="auto"/>
         <w:ind w:firstLine="851"/>
         <w:outlineLvl w:val="0"/>
         <w:rPr>
           <w:b/>
-          <w:bCs/>
-          <w:sz w:val="28"/>
-          <w:szCs w:val="28"/>
-        </w:rPr>
-      </w:pPr>
-      <w:r>
-        <w:rPr>
-          <w:sz w:val="28"/>
-          <w:szCs w:val="28"/>
-        </w:rPr>
-        <w:br w:type="page"/>
-      </w:r>
-      <w:bookmarkStart w:id="2" w:name="_Toc223520738"/>
+        </w:rPr>
+      </w:pPr>
+      <w:bookmarkStart w:id="2" w:name="_Toc224672018"/>
       <w:r>
         <w:rPr>
           <w:b/>
-          <w:bCs/>
-          <w:sz w:val="28"/>
-          <w:szCs w:val="28"/>
+          <w:sz w:val="28"/>
         </w:rPr>
         <w:lastRenderedPageBreak/>
         <w:t>2 Анализ инструментальных средств разработки</w:t>
@@ -2577,7 +2803,23 @@
           <w:sz w:val="28"/>
           <w:szCs w:val="28"/>
         </w:rPr>
-        <w:t>стандартизированный язык гипертекстовой разметки, являющийся основой любой веб-страницы. Язык позволяет структурировать контент приложения: формы ввода финансовых операций, таблицы транзакций, элементы управления графиками и диаграммами. Благодаря семантическим тегам обеспечивается логическая структура интерфейса, что критически важно для сложных финансовых отчётов</w:t>
+        <w:t>стандартизированный язык гипертекстовой разметки, являющийся основой</w:t>
+      </w:r>
+      <w:r>
+        <w:rPr>
+          <w:color w:val="000000"/>
+          <w:sz w:val="28"/>
+          <w:szCs w:val="28"/>
+        </w:rPr>
+        <w:t xml:space="preserve"> </w:t>
+      </w:r>
+      <w:r>
+        <w:rPr>
+          <w:color w:val="000000"/>
+          <w:sz w:val="28"/>
+          <w:szCs w:val="28"/>
+        </w:rPr>
+        <w:t>веб-страницы. Язык позволяет структурировать контент приложения: формы ввода финансовых операций, таблицы транзакций, элементы управления графиками и диаграммами. Благодаря семантическим тегам обеспечивается логическая структура интерфейса, что критически важно для сложных финансовых отчётов</w:t>
       </w:r>
       <w:r>
         <w:rPr>
@@ -2813,7 +3055,7 @@
           <w:sz w:val="28"/>
           <w:szCs w:val="28"/>
         </w:rPr>
-        <w:t xml:space="preserve"> популярная реляционная система управления базами данных с открытым исходным кодом. Развитием и сопровождением MySQL занимается корпорация Oracle, получившая права на продукт и торговую марку после приобретения Sun Microsystems, ранее купившей компанию MySQL AB. Распространяется как по лицензии GNU GPL, так и по коммерческой лицензии; </w:t>
+        <w:t xml:space="preserve"> популярная реляционная система управления базами данных с открытым исходным кодом. Развитием и сопровождением MySQL занимается корпорация Oracle, получившая права на продукт и торговую </w:t>
       </w:r>
       <w:r>
         <w:rPr>
@@ -2822,7 +3064,7 @@
           <w:szCs w:val="28"/>
         </w:rPr>
         <w:lastRenderedPageBreak/>
-        <w:t xml:space="preserve">для коммерческих клиентов возможна разработка отдельных возможностей по запросу, и именно так на ранних этапах появилась поддержка репликации. Широкое распространение MySQL связано с относительно простой эксплуатацией, высокой производительностью и богатым набором функций. Система поддерживает разные движки хранения, включая </w:t>
+        <w:t xml:space="preserve">марку после приобретения Sun Microsystems, ранее купившей компанию MySQL AB. Распространяется как по лицензии GNU GPL, так и по коммерческой лицензии; для коммерческих клиентов возможна разработка отдельных возможностей по запросу, и именно так на ранних этапах появилась поддержка репликации. Широкое распространение MySQL связано с относительно простой эксплуатацией, высокой производительностью и богатым набором функций. Система поддерживает разные движки хранения, включая </w:t>
       </w:r>
       <w:proofErr w:type="spellStart"/>
       <w:r>
@@ -3056,7 +3298,7 @@
           <w:sz w:val="28"/>
           <w:szCs w:val="28"/>
         </w:rPr>
-        <w:t xml:space="preserve"> широко используется в мобильной разработке и небольших автономных приложениях благодаря компактности, высокой скорости и отсутствию необходимости поднимать сервер, как в случае с MySQL. Среди недостатков обычно отмечают ограничения при интенсивной </w:t>
+        <w:t xml:space="preserve"> широко </w:t>
       </w:r>
       <w:r>
         <w:rPr>
@@ -3065,7 +3307,7 @@
           <w:szCs w:val="28"/>
         </w:rPr>
         <w:lastRenderedPageBreak/>
-        <w:t>записи, небольшой набор базовых типов и отсутствие встроенной системы аутентификации.</w:t>
+        <w:t>используется в мобильной разработке и небольших автономных приложениях благодаря компактности, высокой скорости и отсутствию необходимости поднимать сервер, как в случае с MySQL. Среди недостатков обычно отмечают ограничения при интенсивной записи, небольшой набор базовых типов и отсутствие встроенной системы аутентификации.</w:t>
       </w:r>
     </w:p>
     <w:p>
@@ -3133,14 +3375,14 @@
     <w:tbl>
       <w:tblPr>
         <w:tblStyle w:val="aa"/>
-        <w:tblW w:w="9763" w:type="dxa"/>
+        <w:tblW w:w="9634" w:type="dxa"/>
         <w:jc w:val="center"/>
         <w:tblLook w:val="04A0" w:firstRow="1" w:lastRow="0" w:firstColumn="1" w:lastColumn="0" w:noHBand="0" w:noVBand="1"/>
       </w:tblPr>
       <w:tblGrid>
-        <w:gridCol w:w="5382"/>
-        <w:gridCol w:w="1417"/>
-        <w:gridCol w:w="1379"/>
+        <w:gridCol w:w="6139"/>
+        <w:gridCol w:w="1134"/>
+        <w:gridCol w:w="1025"/>
         <w:gridCol w:w="1585"/>
       </w:tblGrid>
       <w:tr>
@@ -3150,7 +3392,7 @@
         </w:trPr>
         <w:tc>
           <w:tcPr>
-            <w:tcW w:w="5382" w:type="dxa"/>
+            <w:tcW w:w="6139" w:type="dxa"/>
             <w:tcBorders>
               <w:top w:val="single" w:sz="4" w:space="0" w:color="auto"/>
               <w:left w:val="single" w:sz="4" w:space="0" w:color="auto"/>
@@ -3179,7 +3421,7 @@
         </w:tc>
         <w:tc>
           <w:tcPr>
-            <w:tcW w:w="1417" w:type="dxa"/>
+            <w:tcW w:w="1134" w:type="dxa"/>
             <w:tcBorders>
               <w:top w:val="single" w:sz="4" w:space="0" w:color="auto"/>
               <w:left w:val="single" w:sz="4" w:space="0" w:color="auto"/>
@@ -3211,7 +3453,7 @@
         </w:tc>
         <w:tc>
           <w:tcPr>
-            <w:tcW w:w="1379" w:type="dxa"/>
+            <w:tcW w:w="1025" w:type="dxa"/>
             <w:tcBorders>
               <w:top w:val="single" w:sz="4" w:space="0" w:color="auto"/>
               <w:left w:val="single" w:sz="4" w:space="0" w:color="auto"/>
@@ -3243,7 +3485,7 @@
         </w:tc>
         <w:tc>
           <w:tcPr>
-            <w:tcW w:w="1585" w:type="dxa"/>
+            <w:tcW w:w="1336" w:type="dxa"/>
             <w:tcBorders>
               <w:top w:val="single" w:sz="4" w:space="0" w:color="auto"/>
               <w:left w:val="single" w:sz="4" w:space="0" w:color="auto"/>
@@ -3281,7 +3523,7 @@
         </w:trPr>
         <w:tc>
           <w:tcPr>
-            <w:tcW w:w="5382" w:type="dxa"/>
+            <w:tcW w:w="6139" w:type="dxa"/>
             <w:tcBorders>
               <w:top w:val="single" w:sz="4" w:space="0" w:color="auto"/>
               <w:left w:val="single" w:sz="4" w:space="0" w:color="auto"/>
@@ -3310,7 +3552,7 @@
         </w:tc>
         <w:tc>
           <w:tcPr>
-            <w:tcW w:w="1417" w:type="dxa"/>
+            <w:tcW w:w="1134" w:type="dxa"/>
             <w:tcBorders>
               <w:top w:val="single" w:sz="4" w:space="0" w:color="auto"/>
               <w:left w:val="single" w:sz="4" w:space="0" w:color="auto"/>
@@ -3339,7 +3581,7 @@
         </w:tc>
         <w:tc>
           <w:tcPr>
-            <w:tcW w:w="1379" w:type="dxa"/>
+            <w:tcW w:w="1025" w:type="dxa"/>
             <w:tcBorders>
               <w:top w:val="single" w:sz="4" w:space="0" w:color="auto"/>
               <w:left w:val="single" w:sz="4" w:space="0" w:color="auto"/>
@@ -3368,7 +3610,7 @@
         </w:tc>
         <w:tc>
           <w:tcPr>
-            <w:tcW w:w="1585" w:type="dxa"/>
+            <w:tcW w:w="1336" w:type="dxa"/>
             <w:tcBorders>
               <w:top w:val="single" w:sz="4" w:space="0" w:color="auto"/>
               <w:left w:val="single" w:sz="4" w:space="0" w:color="auto"/>
@@ -3403,7 +3645,7 @@
         </w:trPr>
         <w:tc>
           <w:tcPr>
-            <w:tcW w:w="5382" w:type="dxa"/>
+            <w:tcW w:w="6139" w:type="dxa"/>
             <w:tcBorders>
               <w:top w:val="single" w:sz="4" w:space="0" w:color="auto"/>
               <w:left w:val="single" w:sz="4" w:space="0" w:color="auto"/>
@@ -3433,7 +3675,7 @@
         </w:tc>
         <w:tc>
           <w:tcPr>
-            <w:tcW w:w="1417" w:type="dxa"/>
+            <w:tcW w:w="1134" w:type="dxa"/>
             <w:tcBorders>
               <w:top w:val="single" w:sz="4" w:space="0" w:color="auto"/>
               <w:left w:val="single" w:sz="4" w:space="0" w:color="auto"/>
@@ -3464,7 +3706,7 @@
         </w:tc>
         <w:tc>
           <w:tcPr>
-            <w:tcW w:w="1379" w:type="dxa"/>
+            <w:tcW w:w="1025" w:type="dxa"/>
             <w:tcBorders>
               <w:top w:val="single" w:sz="4" w:space="0" w:color="auto"/>
               <w:left w:val="single" w:sz="4" w:space="0" w:color="auto"/>
@@ -3493,7 +3735,7 @@
         </w:tc>
         <w:tc>
           <w:tcPr>
-            <w:tcW w:w="1585" w:type="dxa"/>
+            <w:tcW w:w="1336" w:type="dxa"/>
             <w:tcBorders>
               <w:top w:val="single" w:sz="4" w:space="0" w:color="auto"/>
               <w:left w:val="single" w:sz="4" w:space="0" w:color="auto"/>
@@ -3528,7 +3770,7 @@
         </w:trPr>
         <w:tc>
           <w:tcPr>
-            <w:tcW w:w="5382" w:type="dxa"/>
+            <w:tcW w:w="6139" w:type="dxa"/>
             <w:tcBorders>
               <w:top w:val="single" w:sz="4" w:space="0" w:color="auto"/>
               <w:left w:val="single" w:sz="4" w:space="0" w:color="auto"/>
@@ -3551,13 +3793,27 @@
                 <w:sz w:val="28"/>
                 <w:szCs w:val="28"/>
               </w:rPr>
-              <w:t>Поддержка многопользовательского доступа</w:t>
+              <w:t>Поддержка</w:t>
+            </w:r>
+            <w:r>
+              <w:rPr>
+                <w:sz w:val="28"/>
+                <w:szCs w:val="28"/>
+              </w:rPr>
+              <w:t> </w:t>
+            </w:r>
+            <w:r>
+              <w:rPr>
+                <w:sz w:val="28"/>
+                <w:szCs w:val="28"/>
+              </w:rPr>
+              <w:t>многопользовательского доступа</w:t>
             </w:r>
           </w:p>
         </w:tc>
         <w:tc>
           <w:tcPr>
-            <w:tcW w:w="1417" w:type="dxa"/>
+            <w:tcW w:w="1134" w:type="dxa"/>
             <w:tcBorders>
               <w:top w:val="single" w:sz="4" w:space="0" w:color="auto"/>
               <w:left w:val="single" w:sz="4" w:space="0" w:color="auto"/>
@@ -3587,7 +3843,7 @@
         </w:tc>
         <w:tc>
           <w:tcPr>
-            <w:tcW w:w="1379" w:type="dxa"/>
+            <w:tcW w:w="1025" w:type="dxa"/>
             <w:tcBorders>
               <w:top w:val="single" w:sz="4" w:space="0" w:color="auto"/>
               <w:left w:val="single" w:sz="4" w:space="0" w:color="auto"/>
@@ -3616,7 +3872,7 @@
         </w:tc>
         <w:tc>
           <w:tcPr>
-            <w:tcW w:w="1585" w:type="dxa"/>
+            <w:tcW w:w="1336" w:type="dxa"/>
             <w:tcBorders>
               <w:top w:val="single" w:sz="4" w:space="0" w:color="auto"/>
               <w:left w:val="single" w:sz="4" w:space="0" w:color="auto"/>
@@ -3651,7 +3907,7 @@
         </w:trPr>
         <w:tc>
           <w:tcPr>
-            <w:tcW w:w="5382" w:type="dxa"/>
+            <w:tcW w:w="6139" w:type="dxa"/>
             <w:tcBorders>
               <w:top w:val="single" w:sz="4" w:space="0" w:color="auto"/>
               <w:left w:val="single" w:sz="4" w:space="0" w:color="auto"/>
@@ -3674,13 +3930,55 @@
                 <w:sz w:val="28"/>
                 <w:szCs w:val="28"/>
               </w:rPr>
-              <w:t>Простота развёртывания и администрирования</w:t>
+              <w:t>Простота</w:t>
+            </w:r>
+            <w:r>
+              <w:rPr>
+                <w:sz w:val="28"/>
+                <w:szCs w:val="28"/>
+              </w:rPr>
+              <w:t> </w:t>
+            </w:r>
+            <w:r>
+              <w:rPr>
+                <w:sz w:val="28"/>
+                <w:szCs w:val="28"/>
+              </w:rPr>
+              <w:t>развёртывания</w:t>
+            </w:r>
+            <w:r>
+              <w:rPr>
+                <w:sz w:val="28"/>
+                <w:szCs w:val="28"/>
+              </w:rPr>
+              <w:t> </w:t>
+            </w:r>
+            <w:r>
+              <w:rPr>
+                <w:sz w:val="28"/>
+                <w:szCs w:val="28"/>
+              </w:rPr>
+              <w:t>и</w:t>
+            </w:r>
+            <w:r>
+              <w:rPr>
+                <w:sz w:val="28"/>
+                <w:szCs w:val="28"/>
+              </w:rPr>
+              <w:t> </w:t>
+            </w:r>
+            <w:r>
+              <w:rPr>
+                <w:sz w:val="28"/>
+                <w:szCs w:val="28"/>
+              </w:rPr>
+              <w:t>администрирования</w:t>
             </w:r>
           </w:p>
         </w:tc>
         <w:tc>
           <w:tcPr>
-            <w:tcW w:w="1417" w:type="dxa"/>
+            <w:tcW w:w="1134" w:type="dxa"/>
             <w:tcBorders>
               <w:top w:val="single" w:sz="4" w:space="0" w:color="auto"/>
               <w:left w:val="single" w:sz="4" w:space="0" w:color="auto"/>
@@ -3709,7 +4007,7 @@
         </w:tc>
         <w:tc>
           <w:tcPr>
-            <w:tcW w:w="1379" w:type="dxa"/>
+            <w:tcW w:w="1025" w:type="dxa"/>
             <w:tcBorders>
               <w:top w:val="single" w:sz="4" w:space="0" w:color="auto"/>
               <w:left w:val="single" w:sz="4" w:space="0" w:color="auto"/>
@@ -3738,7 +4036,7 @@
         </w:tc>
         <w:tc>
           <w:tcPr>
-            <w:tcW w:w="1585" w:type="dxa"/>
+            <w:tcW w:w="1336" w:type="dxa"/>
             <w:tcBorders>
               <w:top w:val="single" w:sz="4" w:space="0" w:color="auto"/>
               <w:left w:val="single" w:sz="4" w:space="0" w:color="auto"/>
@@ -3773,7 +4071,7 @@
         </w:trPr>
         <w:tc>
           <w:tcPr>
-            <w:tcW w:w="5382" w:type="dxa"/>
+            <w:tcW w:w="6139" w:type="dxa"/>
             <w:tcBorders>
               <w:top w:val="single" w:sz="4" w:space="0" w:color="auto"/>
               <w:left w:val="single" w:sz="4" w:space="0" w:color="auto"/>
@@ -3801,7 +4099,7 @@
         </w:tc>
         <w:tc>
           <w:tcPr>
-            <w:tcW w:w="1417" w:type="dxa"/>
+            <w:tcW w:w="1134" w:type="dxa"/>
             <w:tcBorders>
               <w:top w:val="single" w:sz="4" w:space="0" w:color="auto"/>
               <w:left w:val="single" w:sz="4" w:space="0" w:color="auto"/>
@@ -3829,7 +4127,7 @@
         </w:tc>
         <w:tc>
           <w:tcPr>
-            <w:tcW w:w="1379" w:type="dxa"/>
+            <w:tcW w:w="1025" w:type="dxa"/>
             <w:tcBorders>
               <w:top w:val="single" w:sz="4" w:space="0" w:color="auto"/>
               <w:left w:val="single" w:sz="4" w:space="0" w:color="auto"/>
@@ -3857,7 +4155,7 @@
         </w:tc>
         <w:tc>
           <w:tcPr>
-            <w:tcW w:w="1585" w:type="dxa"/>
+            <w:tcW w:w="1336" w:type="dxa"/>
             <w:tcBorders>
               <w:top w:val="single" w:sz="4" w:space="0" w:color="auto"/>
               <w:left w:val="single" w:sz="4" w:space="0" w:color="auto"/>
@@ -3891,7 +4189,7 @@
         </w:trPr>
         <w:tc>
           <w:tcPr>
-            <w:tcW w:w="5382" w:type="dxa"/>
+            <w:tcW w:w="6139" w:type="dxa"/>
             <w:tcBorders>
               <w:top w:val="single" w:sz="4" w:space="0" w:color="auto"/>
               <w:left w:val="single" w:sz="4" w:space="0" w:color="auto"/>
@@ -3919,7 +4217,7 @@
         </w:tc>
         <w:tc>
           <w:tcPr>
-            <w:tcW w:w="1417" w:type="dxa"/>
+            <w:tcW w:w="1134" w:type="dxa"/>
             <w:tcBorders>
               <w:top w:val="single" w:sz="4" w:space="0" w:color="auto"/>
               <w:left w:val="single" w:sz="4" w:space="0" w:color="auto"/>
@@ -3947,7 +4245,7 @@
         </w:tc>
         <w:tc>
           <w:tcPr>
-            <w:tcW w:w="1379" w:type="dxa"/>
+            <w:tcW w:w="1025" w:type="dxa"/>
             <w:tcBorders>
               <w:top w:val="single" w:sz="4" w:space="0" w:color="auto"/>
               <w:left w:val="single" w:sz="4" w:space="0" w:color="auto"/>
@@ -3975,7 +4273,7 @@
         </w:tc>
         <w:tc>
           <w:tcPr>
-            <w:tcW w:w="1585" w:type="dxa"/>
+            <w:tcW w:w="1336" w:type="dxa"/>
             <w:tcBorders>
               <w:top w:val="single" w:sz="4" w:space="0" w:color="auto"/>
               <w:left w:val="single" w:sz="4" w:space="0" w:color="auto"/>
@@ -4009,7 +4307,7 @@
         </w:trPr>
         <w:tc>
           <w:tcPr>
-            <w:tcW w:w="5382" w:type="dxa"/>
+            <w:tcW w:w="6139" w:type="dxa"/>
             <w:tcBorders>
               <w:top w:val="single" w:sz="4" w:space="0" w:color="auto"/>
               <w:left w:val="single" w:sz="4" w:space="0" w:color="auto"/>
@@ -4031,13 +4329,69 @@
                 <w:sz w:val="28"/>
                 <w:szCs w:val="28"/>
               </w:rPr>
-              <w:t>Поддержка длительного жизненного цикла (LTS)</w:t>
+              <w:t>Поддержка</w:t>
+            </w:r>
+            <w:r>
+              <w:rPr>
+                <w:sz w:val="28"/>
+                <w:szCs w:val="28"/>
+              </w:rPr>
+              <w:t> </w:t>
+            </w:r>
+            <w:r>
+              <w:rPr>
+                <w:sz w:val="28"/>
+                <w:szCs w:val="28"/>
+              </w:rPr>
+              <w:t>длительного</w:t>
+            </w:r>
+            <w:r>
+              <w:rPr>
+                <w:sz w:val="28"/>
+                <w:szCs w:val="28"/>
+              </w:rPr>
+              <w:t> </w:t>
+            </w:r>
+            <w:r>
+              <w:rPr>
+                <w:sz w:val="28"/>
+                <w:szCs w:val="28"/>
+              </w:rPr>
+              <w:t>жизненного</w:t>
+            </w:r>
+            <w:r>
+              <w:rPr>
+                <w:sz w:val="28"/>
+                <w:szCs w:val="28"/>
+              </w:rPr>
+              <w:t> </w:t>
+            </w:r>
+            <w:r>
+              <w:rPr>
+                <w:sz w:val="28"/>
+                <w:szCs w:val="28"/>
+              </w:rPr>
+              <w:t>цикла</w:t>
+            </w:r>
+            <w:r>
+              <w:rPr>
+                <w:sz w:val="28"/>
+                <w:szCs w:val="28"/>
+              </w:rPr>
+              <w:t> </w:t>
+            </w:r>
+            <w:r>
+              <w:rPr>
+                <w:sz w:val="28"/>
+                <w:szCs w:val="28"/>
+              </w:rPr>
+              <w:t>(LTS)</w:t>
             </w:r>
           </w:p>
         </w:tc>
         <w:tc>
           <w:tcPr>
-            <w:tcW w:w="1417" w:type="dxa"/>
+            <w:tcW w:w="1134" w:type="dxa"/>
             <w:tcBorders>
               <w:top w:val="single" w:sz="4" w:space="0" w:color="auto"/>
               <w:left w:val="single" w:sz="4" w:space="0" w:color="auto"/>
@@ -4065,7 +4419,7 @@
         </w:tc>
         <w:tc>
           <w:tcPr>
-            <w:tcW w:w="1379" w:type="dxa"/>
+            <w:tcW w:w="1025" w:type="dxa"/>
             <w:tcBorders>
               <w:top w:val="single" w:sz="4" w:space="0" w:color="auto"/>
               <w:left w:val="single" w:sz="4" w:space="0" w:color="auto"/>
@@ -4093,7 +4447,7 @@
         </w:tc>
         <w:tc>
           <w:tcPr>
-            <w:tcW w:w="1585" w:type="dxa"/>
+            <w:tcW w:w="1336" w:type="dxa"/>
             <w:tcBorders>
               <w:top w:val="single" w:sz="4" w:space="0" w:color="auto"/>
               <w:left w:val="single" w:sz="4" w:space="0" w:color="auto"/>
@@ -4189,7 +4543,7 @@
           <w:sz w:val="28"/>
           <w:szCs w:val="28"/>
         </w:rPr>
-        <w:t xml:space="preserve"> высокоуровневый универсальный язык программирования с динамической строгой типизацией и автоматическим управлением памятью, созданный с упором на удобство разработки, читаемость и переносимость программ. Язык придерживается объектно-ориентированной модели: сущности представляются объектами, а код организуется в блоки с помощью отступов, что выделяет Python среди многих других языков. Синтаксис ядра достаточно </w:t>
+        <w:t xml:space="preserve"> высокоуровневый универсальный язык программирования с динамической строгой типизацией и автоматическим управлением памятью, созданный с упором на удобство разработки, читаемость и переносимость программ. Язык придерживается объектно-ориентированной модели: сущности представляются объектами, а код организуется в блоки с помощью отступов, что выделяет Python среди многих других языков. Синтаксис ядра </w:t>
       </w:r>
       <w:r>
         <w:rPr>
@@ -4198,7 +4552,7 @@
           <w:szCs w:val="28"/>
         </w:rPr>
         <w:lastRenderedPageBreak/>
-        <w:t>лаконичен, поэтому в типовых задачах редко требуется постоянное обращение к документации. Python относится к интерпретируемым языкам и часто применяется для написания скриптов и автоматизации. К минусам обычно относят сравнительно меньшую производительность и большее потребление памяти по сравнению с компилируемыми языками вроде C и C++. Среди ключевых особенностей</w:t>
+        <w:t>достаточно лаконичен, поэтому в типовых задачах редко требуется постоянное обращение к документации. Python относится к интерпретируемым языкам и часто применяется для написания скриптов и автоматизации. К минусам обычно относят сравнительно меньшую производительность и большее потребление памяти по сравнению с компилируемыми языками вроде C и C++. Среди ключевых особенностей</w:t>
       </w:r>
       <w:r>
         <w:rPr>
@@ -4230,7 +4584,7 @@
           <w:sz w:val="28"/>
           <w:szCs w:val="28"/>
         </w:rPr>
-        <w:t>динамическая типизация, сборка мусора, интроспекция, обработка исключений, поддержка многопоточности и богатые высокоуровневые структуры данных. Программы удобно разделять на модули и объединять их в пакеты для масштабирования и поддержки.</w:t>
+        <w:t>динамическая типизация, сборка мусора, интроспекция, обработка исключений, поддержка многопоточности и богатые высокоуровневые структуры данных. Программы удобно разделять на модули и объединять в пакеты для масштабирования и поддержки.</w:t>
       </w:r>
     </w:p>
     <w:p>
@@ -4274,7 +4628,23 @@
           <w:sz w:val="28"/>
           <w:szCs w:val="28"/>
         </w:rPr>
-        <w:t xml:space="preserve">скриптовый язык общего назначения, широко используемый для серверной разработки веб-приложений и создания динамических сайтов. PHP поддерживается большинством хостинг-провайдеров и остаётся одним из самых распространённых языков в вебе благодаря простому развёртыванию и развитой экосистеме. Развитие языка и интерпретатора ведётся открытым сообществом, а распространение осуществляется по собственной лицензии, несовместимой с GNU GPL. Для разработки веб-приложения PHP эффективно сочетается с </w:t>
+        <w:t>скриптовый язык общего назначения, широко используемый для серверной разработки веб-приложений и создания динамических сайтов. PHP поддерживается большинством хостинг-провайдеров и остаётся одним из</w:t>
+      </w:r>
+      <w:r>
+        <w:rPr>
+          <w:color w:val="000000"/>
+          <w:sz w:val="28"/>
+          <w:szCs w:val="28"/>
+        </w:rPr>
+        <w:t xml:space="preserve"> наиболее </w:t>
+      </w:r>
+      <w:r>
+        <w:rPr>
+          <w:color w:val="000000"/>
+          <w:sz w:val="28"/>
+          <w:szCs w:val="28"/>
+        </w:rPr>
+        <w:t xml:space="preserve">распространённых языков в вебе благодаря простому развёртыванию и развитой экосистеме. Развитие языка и интерпретатора ведётся открытым сообществом, а распространение осуществляется по собственной лицензии, несовместимой с GNU GPL. Для разработки веб-приложения PHP эффективно сочетается с </w:t>
       </w:r>
       <w:proofErr w:type="spellStart"/>
       <w:r>
@@ -4388,7 +4758,7 @@
           <w:szCs w:val="28"/>
           <w:shd w:val="clear" w:color="auto" w:fill="FFFFFF"/>
         </w:rPr>
-        <w:t xml:space="preserve"> Таблица </w:t>
+        <w:t xml:space="preserve">Таблица </w:t>
       </w:r>
       <w:r>
         <w:rPr>
@@ -4461,7 +4831,7 @@
       </w:tblGrid>
       <w:tr>
         <w:trPr>
-          <w:trHeight w:val="725"/>
+          <w:trHeight w:val="410"/>
           <w:jc w:val="center"/>
         </w:trPr>
         <w:tc>
@@ -4470,10 +4840,9 @@
             <w:tcBorders>
               <w:top w:val="single" w:sz="4" w:space="0" w:color="auto"/>
               <w:left w:val="single" w:sz="4" w:space="0" w:color="auto"/>
-              <w:bottom w:val="single" w:sz="4" w:space="0" w:color="auto"/>
+              <w:bottom w:val="nil"/>
               <w:right w:val="single" w:sz="4" w:space="0" w:color="auto"/>
             </w:tcBorders>
-            <w:hideMark/>
           </w:tcPr>
           <w:p>
             <w:pPr>
@@ -4482,6 +4851,7 @@
               <w:rPr>
                 <w:sz w:val="28"/>
                 <w:szCs w:val="28"/>
+                <w:shd w:val="clear" w:color="auto" w:fill="FFFFFF"/>
               </w:rPr>
             </w:pPr>
             <w:r>
@@ -4499,15 +4869,14 @@
             <w:tcBorders>
               <w:top w:val="single" w:sz="4" w:space="0" w:color="auto"/>
               <w:left w:val="single" w:sz="4" w:space="0" w:color="auto"/>
-              <w:bottom w:val="single" w:sz="4" w:space="0" w:color="auto"/>
+              <w:bottom w:val="nil"/>
               <w:right w:val="single" w:sz="4" w:space="0" w:color="auto"/>
             </w:tcBorders>
-            <w:hideMark/>
           </w:tcPr>
           <w:p>
             <w:pPr>
               <w:spacing w:line="360" w:lineRule="auto"/>
-              <w:jc w:val="both"/>
+              <w:jc w:val="center"/>
               <w:rPr>
                 <w:sz w:val="28"/>
                 <w:szCs w:val="28"/>
@@ -4550,15 +4919,14 @@
             <w:tcBorders>
               <w:top w:val="single" w:sz="4" w:space="0" w:color="auto"/>
               <w:left w:val="single" w:sz="4" w:space="0" w:color="auto"/>
-              <w:bottom w:val="single" w:sz="4" w:space="0" w:color="auto"/>
+              <w:bottom w:val="nil"/>
               <w:right w:val="single" w:sz="4" w:space="0" w:color="auto"/>
             </w:tcBorders>
-            <w:hideMark/>
           </w:tcPr>
           <w:p>
             <w:pPr>
               <w:spacing w:line="360" w:lineRule="auto"/>
-              <w:jc w:val="both"/>
+              <w:jc w:val="center"/>
               <w:rPr>
                 <w:sz w:val="28"/>
                 <w:szCs w:val="28"/>
@@ -4674,6 +5042,151 @@
           </w:p>
         </w:tc>
       </w:tr>
+    </w:tbl>
+    <w:p>
+      <w:pPr>
+        <w:spacing w:line="360" w:lineRule="auto"/>
+        <w:rPr>
+          <w:sz w:val="28"/>
+          <w:szCs w:val="28"/>
+        </w:rPr>
+      </w:pPr>
+      <w:r>
+        <w:rPr>
+          <w:sz w:val="28"/>
+          <w:szCs w:val="28"/>
+        </w:rPr>
+        <w:lastRenderedPageBreak/>
+        <w:t>Продолжение таблицы 2</w:t>
+      </w:r>
+    </w:p>
+    <w:tbl>
+      <w:tblPr>
+        <w:tblStyle w:val="aa"/>
+        <w:tblW w:w="9776" w:type="dxa"/>
+        <w:jc w:val="center"/>
+        <w:tblLook w:val="04A0" w:firstRow="1" w:lastRow="0" w:firstColumn="1" w:lastColumn="0" w:noHBand="0" w:noVBand="1"/>
+      </w:tblPr>
+      <w:tblGrid>
+        <w:gridCol w:w="6232"/>
+        <w:gridCol w:w="1843"/>
+        <w:gridCol w:w="1701"/>
+      </w:tblGrid>
+      <w:tr>
+        <w:trPr>
+          <w:trHeight w:val="418"/>
+          <w:jc w:val="center"/>
+        </w:trPr>
+        <w:tc>
+          <w:tcPr>
+            <w:tcW w:w="6232" w:type="dxa"/>
+            <w:tcBorders>
+              <w:top w:val="single" w:sz="4" w:space="0" w:color="auto"/>
+              <w:left w:val="single" w:sz="4" w:space="0" w:color="auto"/>
+              <w:bottom w:val="single" w:sz="4" w:space="0" w:color="auto"/>
+              <w:right w:val="single" w:sz="4" w:space="0" w:color="auto"/>
+            </w:tcBorders>
+          </w:tcPr>
+          <w:p>
+            <w:pPr>
+              <w:spacing w:line="360" w:lineRule="auto"/>
+              <w:jc w:val="both"/>
+              <w:rPr>
+                <w:sz w:val="28"/>
+                <w:szCs w:val="28"/>
+                <w:shd w:val="clear" w:color="auto" w:fill="FFFFFF"/>
+              </w:rPr>
+            </w:pPr>
+            <w:r>
+              <w:rPr>
+                <w:sz w:val="28"/>
+                <w:szCs w:val="28"/>
+              </w:rPr>
+              <w:t>Название языка программирования</w:t>
+            </w:r>
+          </w:p>
+        </w:tc>
+        <w:tc>
+          <w:tcPr>
+            <w:tcW w:w="1843" w:type="dxa"/>
+            <w:tcBorders>
+              <w:top w:val="single" w:sz="4" w:space="0" w:color="auto"/>
+              <w:left w:val="single" w:sz="4" w:space="0" w:color="auto"/>
+              <w:bottom w:val="single" w:sz="4" w:space="0" w:color="auto"/>
+              <w:right w:val="single" w:sz="4" w:space="0" w:color="auto"/>
+            </w:tcBorders>
+          </w:tcPr>
+          <w:p>
+            <w:pPr>
+              <w:spacing w:line="360" w:lineRule="auto"/>
+              <w:jc w:val="center"/>
+              <w:rPr>
+                <w:sz w:val="28"/>
+                <w:szCs w:val="28"/>
+                <w:lang w:val="en-US"/>
+              </w:rPr>
+            </w:pPr>
+            <w:proofErr w:type="spellStart"/>
+            <w:r>
+              <w:rPr>
+                <w:sz w:val="28"/>
+                <w:szCs w:val="28"/>
+                <w:lang w:val="en-US"/>
+              </w:rPr>
+              <w:t>Php</w:t>
+            </w:r>
+            <w:proofErr w:type="spellEnd"/>
+            <w:r>
+              <w:rPr>
+                <w:sz w:val="28"/>
+                <w:szCs w:val="28"/>
+                <w:lang w:val="en-US"/>
+              </w:rPr>
+              <w:t xml:space="preserve"> + </w:t>
+            </w:r>
+            <w:proofErr w:type="spellStart"/>
+            <w:r>
+              <w:rPr>
+                <w:sz w:val="28"/>
+                <w:szCs w:val="28"/>
+                <w:lang w:val="en-US"/>
+              </w:rPr>
+              <w:t>laravel</w:t>
+            </w:r>
+            <w:proofErr w:type="spellEnd"/>
+          </w:p>
+        </w:tc>
+        <w:tc>
+          <w:tcPr>
+            <w:tcW w:w="1701" w:type="dxa"/>
+            <w:tcBorders>
+              <w:top w:val="single" w:sz="4" w:space="0" w:color="auto"/>
+              <w:left w:val="single" w:sz="4" w:space="0" w:color="auto"/>
+              <w:bottom w:val="single" w:sz="4" w:space="0" w:color="auto"/>
+              <w:right w:val="single" w:sz="4" w:space="0" w:color="auto"/>
+            </w:tcBorders>
+          </w:tcPr>
+          <w:p>
+            <w:pPr>
+              <w:spacing w:line="360" w:lineRule="auto"/>
+              <w:jc w:val="center"/>
+              <w:rPr>
+                <w:sz w:val="28"/>
+                <w:szCs w:val="28"/>
+                <w:lang w:val="en-US"/>
+              </w:rPr>
+            </w:pPr>
+            <w:r>
+              <w:rPr>
+                <w:sz w:val="28"/>
+                <w:szCs w:val="28"/>
+                <w:lang w:val="en-US"/>
+              </w:rPr>
+              <w:t>Python</w:t>
+            </w:r>
+          </w:p>
+        </w:tc>
+      </w:tr>
       <w:tr>
         <w:trPr>
           <w:trHeight w:val="418"/>
@@ -4772,34 +5285,6 @@
           </w:p>
         </w:tc>
       </w:tr>
-    </w:tbl>
-    <w:p/>
-    <w:p>
-      <w:pPr>
-        <w:rPr>
-          <w:sz w:val="28"/>
-        </w:rPr>
-      </w:pPr>
-      <w:r>
-        <w:rPr>
-          <w:sz w:val="28"/>
-        </w:rPr>
-        <w:lastRenderedPageBreak/>
-        <w:t>Продолжение таблицы 2</w:t>
-      </w:r>
-    </w:p>
-    <w:tbl>
-      <w:tblPr>
-        <w:tblStyle w:val="aa"/>
-        <w:tblW w:w="9776" w:type="dxa"/>
-        <w:jc w:val="center"/>
-        <w:tblLook w:val="04A0" w:firstRow="1" w:lastRow="0" w:firstColumn="1" w:lastColumn="0" w:noHBand="0" w:noVBand="1"/>
-      </w:tblPr>
-      <w:tblGrid>
-        <w:gridCol w:w="6232"/>
-        <w:gridCol w:w="1843"/>
-        <w:gridCol w:w="1701"/>
-      </w:tblGrid>
       <w:tr>
         <w:trPr>
           <w:trHeight w:val="587"/>
@@ -5515,7 +6000,7 @@
           <w:sz w:val="28"/>
           <w:szCs w:val="28"/>
         </w:rPr>
-        <w:t xml:space="preserve"> обеспечивает пошаговое выполнение кода, установку точек останова и анализ значений переменных при выполнении финансовых операций. Также включены средства работы с базами данных MySQL, позволяющие выполнять запросы и просматривать структуру таблиц непосредственно в IDE. К недостаткам относятся коммерческая модель распространения по подписке и повышенные требования к ресурсам: на системах </w:t>
+        <w:t xml:space="preserve"> обеспечивает пошаговое выполнение кода, установку точек останова и анализ значений переменных при выполнении финансовых операций. Также включены средства работы с базами данных MySQL, позволяющие выполнять </w:t>
       </w:r>
       <w:r>
         <w:rPr>
@@ -5524,7 +6009,7 @@
           <w:szCs w:val="28"/>
         </w:rPr>
         <w:lastRenderedPageBreak/>
-        <w:t>с объёмом оперативной памяти менее 8 ГБ возможны задержки при работе с крупными проектами.</w:t>
+        <w:t>запросы и просматривать структуру таблиц непосредственно в IDE. К недостаткам относятся коммерческая модель распространения по подписке и повышенные требования к ресурсам: на системах с объёмом оперативной памяти менее 8 ГБ возможны задержки при работе с крупными проектами.</w:t>
       </w:r>
     </w:p>
     <w:p>
@@ -5864,7 +6349,15 @@
           <w:sz w:val="28"/>
           <w:szCs w:val="28"/>
         </w:rPr>
-        <w:t xml:space="preserve"> реализована на минимальном уровне. Интерфейс среды считается устаревшим и менее удобным по сравнению с современными IDE, что может снижать эффективность разработки. При проектах среднего размера (свыше 50 файлов) нередко наблюдаются падение производительности и увеличение времени отклика на действия разработчика.</w:t>
+        <w:t xml:space="preserve"> реализована на минимальном уровне. Интерфейс среды считается устаревшим и менее удобным по сравнению с современными IDE, что может снижать </w:t>
+      </w:r>
+      <w:r>
+        <w:rPr>
+          <w:sz w:val="28"/>
+          <w:szCs w:val="28"/>
+        </w:rPr>
+        <w:lastRenderedPageBreak/>
+        <w:t>эффективность разработки. При проектах среднего размера (свыше 50 файлов) нередко наблюдаются падение производительности и увеличение времени отклика на действия разработчика.</w:t>
       </w:r>
     </w:p>
     <w:p>
@@ -5884,7 +6377,6 @@
           <w:szCs w:val="28"/>
           <w:shd w:val="clear" w:color="auto" w:fill="FFFFFF"/>
         </w:rPr>
-        <w:lastRenderedPageBreak/>
         <w:t xml:space="preserve">При сравнении рассмотренных решений по ключевым критериям </w:t>
       </w:r>
       <w:r>
@@ -6139,7 +6631,7 @@
           <w:szCs w:val="28"/>
         </w:rPr>
       </w:pPr>
-      <w:bookmarkStart w:id="3" w:name="_Toc223520739"/>
+      <w:bookmarkStart w:id="3" w:name="_Toc224672019"/>
       <w:r>
         <w:rPr>
           <w:b/>
@@ -6422,7 +6914,7 @@
           <w:szCs w:val="28"/>
         </w:rPr>
       </w:pPr>
-      <w:bookmarkStart w:id="4" w:name="_Toc223520740"/>
+      <w:bookmarkStart w:id="4" w:name="_Toc224672020"/>
       <w:r>
         <w:rPr>
           <w:b/>
@@ -6459,7 +6951,7 @@
           <w:szCs w:val="28"/>
         </w:rPr>
       </w:pPr>
-      <w:bookmarkStart w:id="5" w:name="_Toc223520741"/>
+      <w:bookmarkStart w:id="5" w:name="_Toc224672021"/>
       <w:r>
         <w:rPr>
           <w:b/>
@@ -6522,9 +7014,9 @@
           <w:szCs w:val="28"/>
         </w:rPr>
         <w:drawing>
-          <wp:inline distT="0" distB="0" distL="0" distR="0" wp14:anchorId="5153F446" wp14:editId="45C6CC0F">
-            <wp:extent cx="5210175" cy="4577911"/>
-            <wp:effectExtent l="19050" t="19050" r="9525" b="13335"/>
+          <wp:inline distT="0" distB="0" distL="0" distR="0" wp14:anchorId="5153F446" wp14:editId="05A8807F">
+            <wp:extent cx="5716565" cy="5022850"/>
+            <wp:effectExtent l="19050" t="19050" r="17780" b="25400"/>
             <wp:docPr id="2" name="Рисунок 2"/>
             <wp:cNvGraphicFramePr>
               <a:graphicFrameLocks xmlns:a="http://schemas.openxmlformats.org/drawingml/2006/main" noChangeAspect="1"/>
@@ -6554,7 +7046,7 @@
                   <pic:spPr bwMode="auto">
                     <a:xfrm>
                       <a:off x="0" y="0"/>
-                      <a:ext cx="5217721" cy="4584541"/>
+                      <a:ext cx="5727223" cy="5032214"/>
                     </a:xfrm>
                     <a:prstGeom prst="rect">
                       <a:avLst/>
@@ -6894,7 +7386,7 @@
       <w:pPr>
         <w:pStyle w:val="a3"/>
         <w:spacing w:before="160" w:after="360" w:line="360" w:lineRule="auto"/>
-        <w:ind w:left="851"/>
+        <w:ind w:left="0" w:firstLine="851"/>
         <w:contextualSpacing w:val="0"/>
         <w:jc w:val="both"/>
         <w:outlineLvl w:val="0"/>
@@ -6905,7 +7397,7 @@
           <w:szCs w:val="28"/>
         </w:rPr>
       </w:pPr>
-      <w:bookmarkStart w:id="6" w:name="_Toc223520742"/>
+      <w:bookmarkStart w:id="6" w:name="_Toc224672022"/>
       <w:r>
         <w:rPr>
           <w:b/>
@@ -7003,10 +7495,10 @@
         </w:rPr>
         <w:lastRenderedPageBreak/>
         <w:drawing>
-          <wp:inline distT="0" distB="0" distL="0" distR="0" wp14:anchorId="1C823BCC" wp14:editId="7A59C8A4">
-            <wp:extent cx="6200775" cy="4229100"/>
-            <wp:effectExtent l="19050" t="19050" r="28575" b="19050"/>
-            <wp:docPr id="5" name="Рисунок 5"/>
+          <wp:inline distT="0" distB="0" distL="0" distR="0" wp14:anchorId="65D741D8" wp14:editId="726D057C">
+            <wp:extent cx="5924550" cy="4048125"/>
+            <wp:effectExtent l="19050" t="19050" r="19050" b="28575"/>
+            <wp:docPr id="7" name="Рисунок 7"/>
             <wp:cNvGraphicFramePr>
               <a:graphicFrameLocks xmlns:a="http://schemas.openxmlformats.org/drawingml/2006/main" noChangeAspect="1"/>
             </wp:cNvGraphicFramePr>
@@ -7014,7 +7506,7 @@
               <a:graphicData uri="http://schemas.openxmlformats.org/drawingml/2006/picture">
                 <pic:pic xmlns:pic="http://schemas.openxmlformats.org/drawingml/2006/picture">
                   <pic:nvPicPr>
-                    <pic:cNvPr id="0" name="Picture 1"/>
+                    <pic:cNvPr id="0" name="Picture 2"/>
                     <pic:cNvPicPr>
                       <a:picLocks noChangeAspect="1" noChangeArrowheads="1"/>
                     </pic:cNvPicPr>
@@ -7035,7 +7527,7 @@
                   <pic:spPr bwMode="auto">
                     <a:xfrm>
                       <a:off x="0" y="0"/>
-                      <a:ext cx="6200775" cy="4229100"/>
+                      <a:ext cx="5924550" cy="4048125"/>
                     </a:xfrm>
                     <a:prstGeom prst="rect">
                       <a:avLst/>
@@ -7096,8 +7588,8 @@
     <w:p>
       <w:pPr>
         <w:pStyle w:val="a3"/>
-        <w:spacing w:before="240" w:after="240" w:line="360" w:lineRule="auto"/>
-        <w:ind w:left="0"/>
+        <w:spacing w:line="360" w:lineRule="auto"/>
+        <w:ind w:left="0" w:firstLine="851"/>
         <w:contextualSpacing w:val="0"/>
         <w:rPr>
           <w:bCs/>
@@ -7169,10 +7661,10 @@
         </w:rPr>
         <w:lastRenderedPageBreak/>
         <w:drawing>
-          <wp:inline distT="0" distB="0" distL="0" distR="0" wp14:anchorId="3311F5FE" wp14:editId="705B51B0">
-            <wp:extent cx="6200775" cy="4076700"/>
-            <wp:effectExtent l="19050" t="19050" r="28575" b="19050"/>
-            <wp:docPr id="7" name="Рисунок 7"/>
+          <wp:inline distT="0" distB="0" distL="0" distR="0" wp14:anchorId="77B2B475" wp14:editId="4EC1FDA0">
+            <wp:extent cx="5934075" cy="4067175"/>
+            <wp:effectExtent l="19050" t="19050" r="28575" b="28575"/>
+            <wp:docPr id="6" name="Рисунок 6"/>
             <wp:cNvGraphicFramePr>
               <a:graphicFrameLocks xmlns:a="http://schemas.openxmlformats.org/drawingml/2006/main" noChangeAspect="1"/>
             </wp:cNvGraphicFramePr>
@@ -7180,7 +7672,7 @@
               <a:graphicData uri="http://schemas.openxmlformats.org/drawingml/2006/picture">
                 <pic:pic xmlns:pic="http://schemas.openxmlformats.org/drawingml/2006/picture">
                   <pic:nvPicPr>
-                    <pic:cNvPr id="0" name="Picture 2"/>
+                    <pic:cNvPr id="0" name="Picture 1"/>
                     <pic:cNvPicPr>
                       <a:picLocks noChangeAspect="1" noChangeArrowheads="1"/>
                     </pic:cNvPicPr>
@@ -7201,7 +7693,7 @@
                   <pic:spPr bwMode="auto">
                     <a:xfrm>
                       <a:off x="0" y="0"/>
-                      <a:ext cx="6200775" cy="4076700"/>
+                      <a:ext cx="5934075" cy="4067175"/>
                     </a:xfrm>
                     <a:prstGeom prst="rect">
                       <a:avLst/>
@@ -7231,25 +7723,31 @@
           <w:bCs/>
           <w:sz w:val="28"/>
           <w:szCs w:val="28"/>
-          <w:lang w:val="en-US"/>
-        </w:rPr>
-      </w:pPr>
-      <w:r>
-        <w:rPr>
-          <w:bCs/>
-          <w:sz w:val="28"/>
-          <w:szCs w:val="28"/>
-        </w:rPr>
-        <w:t xml:space="preserve">Рисунок 5 – Диаграмма декомпозиции </w:t>
-      </w:r>
-      <w:r>
-        <w:rPr>
-          <w:bCs/>
-          <w:sz w:val="28"/>
-          <w:szCs w:val="28"/>
-          <w:lang w:val="en-US"/>
-        </w:rPr>
-        <w:t>A1</w:t>
+        </w:rPr>
+      </w:pPr>
+      <w:r>
+        <w:rPr>
+          <w:bCs/>
+          <w:sz w:val="28"/>
+          <w:szCs w:val="28"/>
+        </w:rPr>
+        <w:t xml:space="preserve">Рисунок 5 – </w:t>
+      </w:r>
+      <w:r>
+        <w:rPr>
+          <w:bCs/>
+          <w:sz w:val="28"/>
+          <w:szCs w:val="28"/>
+        </w:rPr>
+        <w:t>Диаграмма декомпозици</w:t>
+      </w:r>
+      <w:r>
+        <w:rPr>
+          <w:bCs/>
+          <w:sz w:val="28"/>
+          <w:szCs w:val="28"/>
+        </w:rPr>
+        <w:t>й</w:t>
       </w:r>
     </w:p>
     <w:p>
@@ -7319,10 +7817,10 @@
         </w:rPr>
         <w:lastRenderedPageBreak/>
         <w:drawing>
-          <wp:inline distT="0" distB="0" distL="0" distR="0" wp14:anchorId="2C00814E" wp14:editId="62247949">
-            <wp:extent cx="5200650" cy="7896225"/>
-            <wp:effectExtent l="0" t="0" r="0" b="9525"/>
-            <wp:docPr id="9" name="Рисунок 9"/>
+          <wp:inline distT="0" distB="0" distL="0" distR="0" wp14:anchorId="2A8912C7" wp14:editId="7D913659">
+            <wp:extent cx="5210175" cy="8115300"/>
+            <wp:effectExtent l="19050" t="19050" r="28575" b="19050"/>
+            <wp:docPr id="4" name="Рисунок 4"/>
             <wp:cNvGraphicFramePr>
               <a:graphicFrameLocks xmlns:a="http://schemas.openxmlformats.org/drawingml/2006/main" noChangeAspect="1"/>
             </wp:cNvGraphicFramePr>
@@ -7330,7 +7828,7 @@
               <a:graphicData uri="http://schemas.openxmlformats.org/drawingml/2006/picture">
                 <pic:pic xmlns:pic="http://schemas.openxmlformats.org/drawingml/2006/picture">
                   <pic:nvPicPr>
-                    <pic:cNvPr id="0" name="Picture 4"/>
+                    <pic:cNvPr id="0" name="Picture 1"/>
                     <pic:cNvPicPr>
                       <a:picLocks noChangeAspect="1" noChangeArrowheads="1"/>
                     </pic:cNvPicPr>
@@ -7351,14 +7849,16 @@
                   <pic:spPr bwMode="auto">
                     <a:xfrm>
                       <a:off x="0" y="0"/>
-                      <a:ext cx="5200650" cy="7896225"/>
+                      <a:ext cx="5210175" cy="8115300"/>
                     </a:xfrm>
                     <a:prstGeom prst="rect">
                       <a:avLst/>
                     </a:prstGeom>
                     <a:noFill/>
                     <a:ln>
-                      <a:noFill/>
+                      <a:solidFill>
+                        <a:schemeClr val="tx1"/>
+                      </a:solidFill>
                     </a:ln>
                   </pic:spPr>
                 </pic:pic>
@@ -7387,7 +7887,15 @@
           <w:sz w:val="28"/>
           <w:szCs w:val="28"/>
         </w:rPr>
-        <w:t>Рисунок 6 – Диаграмма классов</w:t>
+        <w:t xml:space="preserve">Рисунок 6 – </w:t>
+      </w:r>
+      <w:r>
+        <w:rPr>
+          <w:bCs/>
+          <w:sz w:val="28"/>
+          <w:szCs w:val="28"/>
+        </w:rPr>
+        <w:t>Диаграмма классов</w:t>
       </w:r>
     </w:p>
     <w:p>
@@ -7428,19 +7936,6 @@
         </w:rPr>
         <w:t>, представленная на рисунке 7, для наглядного представления перемещения данных в веб-приложении.</w:t>
       </w:r>
-    </w:p>
-    <w:p>
-      <w:pPr>
-        <w:pStyle w:val="a3"/>
-        <w:spacing w:line="360" w:lineRule="auto"/>
-        <w:ind w:left="0" w:firstLine="851"/>
-        <w:contextualSpacing w:val="0"/>
-        <w:rPr>
-          <w:bCs/>
-          <w:sz w:val="28"/>
-          <w:szCs w:val="28"/>
-        </w:rPr>
-      </w:pPr>
     </w:p>
     <w:p>
       <w:pPr>
@@ -7451,13 +7946,89 @@
         <w:jc w:val="center"/>
         <w:rPr>
           <w:bCs/>
-          <w:sz w:val="28"/>
-          <w:szCs w:val="28"/>
-        </w:rPr>
-      </w:pPr>
-      <w:r>
-        <w:rPr>
-          <w:bCs/>
+          <w:color w:val="000000" w:themeColor="text1"/>
+          <w:sz w:val="28"/>
+          <w:szCs w:val="28"/>
+        </w:rPr>
+      </w:pPr>
+      <w:r>
+        <w:rPr>
+          <w:bCs/>
+          <w:noProof/>
+          <w:color w:val="000000" w:themeColor="text1"/>
+          <w:sz w:val="28"/>
+          <w:szCs w:val="28"/>
+        </w:rPr>
+        <w:drawing>
+          <wp:inline distT="0" distB="0" distL="0" distR="0" wp14:anchorId="1F6AFADF" wp14:editId="3B590794">
+            <wp:extent cx="5934075" cy="1876425"/>
+            <wp:effectExtent l="19050" t="19050" r="28575" b="28575"/>
+            <wp:docPr id="5" name="Рисунок 5"/>
+            <wp:cNvGraphicFramePr>
+              <a:graphicFrameLocks xmlns:a="http://schemas.openxmlformats.org/drawingml/2006/main" noChangeAspect="1"/>
+            </wp:cNvGraphicFramePr>
+            <a:graphic xmlns:a="http://schemas.openxmlformats.org/drawingml/2006/main">
+              <a:graphicData uri="http://schemas.openxmlformats.org/drawingml/2006/picture">
+                <pic:pic xmlns:pic="http://schemas.openxmlformats.org/drawingml/2006/picture">
+                  <pic:nvPicPr>
+                    <pic:cNvPr id="0" name="Picture 2"/>
+                    <pic:cNvPicPr>
+                      <a:picLocks noChangeAspect="1" noChangeArrowheads="1"/>
+                    </pic:cNvPicPr>
+                  </pic:nvPicPr>
+                  <pic:blipFill>
+                    <a:blip r:embed="rId14">
+                      <a:extLst>
+                        <a:ext uri="{28A0092B-C50C-407E-A947-70E740481C1C}">
+                          <a14:useLocalDpi xmlns:a14="http://schemas.microsoft.com/office/drawing/2010/main" val="0"/>
+                        </a:ext>
+                      </a:extLst>
+                    </a:blip>
+                    <a:srcRect/>
+                    <a:stretch>
+                      <a:fillRect/>
+                    </a:stretch>
+                  </pic:blipFill>
+                  <pic:spPr bwMode="auto">
+                    <a:xfrm>
+                      <a:off x="0" y="0"/>
+                      <a:ext cx="5934075" cy="1876425"/>
+                    </a:xfrm>
+                    <a:prstGeom prst="rect">
+                      <a:avLst/>
+                    </a:prstGeom>
+                    <a:noFill/>
+                    <a:ln>
+                      <a:solidFill>
+                        <a:schemeClr val="tx1"/>
+                      </a:solidFill>
+                    </a:ln>
+                  </pic:spPr>
+                </pic:pic>
+              </a:graphicData>
+            </a:graphic>
+          </wp:inline>
+        </w:drawing>
+      </w:r>
+    </w:p>
+    <w:p>
+      <w:pPr>
+        <w:pStyle w:val="a3"/>
+        <w:spacing w:before="240" w:after="240" w:line="360" w:lineRule="auto"/>
+        <w:ind w:left="0"/>
+        <w:contextualSpacing w:val="0"/>
+        <w:jc w:val="center"/>
+        <w:rPr>
+          <w:bCs/>
+          <w:color w:val="000000" w:themeColor="text1"/>
+          <w:sz w:val="28"/>
+          <w:szCs w:val="28"/>
+        </w:rPr>
+      </w:pPr>
+      <w:r>
+        <w:rPr>
+          <w:bCs/>
+          <w:color w:val="000000" w:themeColor="text1"/>
           <w:sz w:val="28"/>
           <w:szCs w:val="28"/>
         </w:rPr>
@@ -7466,11 +8037,108 @@
       <w:r>
         <w:rPr>
           <w:bCs/>
+          <w:color w:val="000000" w:themeColor="text1"/>
           <w:sz w:val="28"/>
           <w:szCs w:val="28"/>
           <w:lang w:val="en-US"/>
         </w:rPr>
         <w:t>DFD</w:t>
+      </w:r>
+    </w:p>
+    <w:p>
+      <w:pPr>
+        <w:pStyle w:val="a3"/>
+        <w:spacing w:line="360" w:lineRule="auto"/>
+        <w:ind w:left="0" w:firstLine="851"/>
+        <w:contextualSpacing w:val="0"/>
+        <w:jc w:val="both"/>
+        <w:rPr>
+          <w:bCs/>
+          <w:sz w:val="28"/>
+          <w:szCs w:val="28"/>
+        </w:rPr>
+      </w:pPr>
+      <w:r>
+        <w:rPr>
+          <w:bCs/>
+          <w:sz w:val="28"/>
+          <w:szCs w:val="28"/>
+        </w:rPr>
+        <w:t>По итогам проектирования функциональных схем веб-приложения учёта финансов были разработаны диаграммы</w:t>
+      </w:r>
+      <w:r>
+        <w:rPr>
+          <w:bCs/>
+          <w:sz w:val="28"/>
+          <w:szCs w:val="28"/>
+        </w:rPr>
+        <w:t>:</w:t>
+      </w:r>
+      <w:r>
+        <w:rPr>
+          <w:bCs/>
+          <w:sz w:val="28"/>
+          <w:szCs w:val="28"/>
+        </w:rPr>
+        <w:t xml:space="preserve"> контекстная </w:t>
+      </w:r>
+      <w:r>
+        <w:rPr>
+          <w:bCs/>
+          <w:sz w:val="28"/>
+          <w:szCs w:val="28"/>
+          <w:lang w:val="en-US"/>
+        </w:rPr>
+        <w:t>IDEF</w:t>
+      </w:r>
+      <w:r>
+        <w:rPr>
+          <w:bCs/>
+          <w:sz w:val="28"/>
+          <w:szCs w:val="28"/>
+        </w:rPr>
+        <w:t>0</w:t>
+      </w:r>
+      <w:r>
+        <w:rPr>
+          <w:bCs/>
+          <w:sz w:val="28"/>
+          <w:szCs w:val="28"/>
+        </w:rPr>
+        <w:t>, декомпозици</w:t>
+      </w:r>
+      <w:r>
+        <w:rPr>
+          <w:bCs/>
+          <w:sz w:val="28"/>
+          <w:szCs w:val="28"/>
+        </w:rPr>
+        <w:t>й</w:t>
+      </w:r>
+      <w:r>
+        <w:rPr>
+          <w:bCs/>
+          <w:sz w:val="28"/>
+          <w:szCs w:val="28"/>
+        </w:rPr>
+        <w:t xml:space="preserve">, классов, потоков данных </w:t>
+      </w:r>
+      <w:r>
+        <w:rPr>
+          <w:bCs/>
+          <w:sz w:val="28"/>
+          <w:szCs w:val="28"/>
+          <w:lang w:val="en-US"/>
+        </w:rPr>
+        <w:t>DFD</w:t>
+      </w:r>
+      <w:r>
+        <w:rPr>
+          <w:bCs/>
+          <w:sz w:val="28"/>
+          <w:szCs w:val="28"/>
+        </w:rPr>
+        <w:t>.</w:t>
       </w:r>
     </w:p>
     <w:p>
@@ -7486,6 +8154,7 @@
           <w:szCs w:val="28"/>
         </w:rPr>
       </w:pPr>
+      <w:bookmarkStart w:id="7" w:name="_Toc224672023"/>
       <w:r>
         <w:rPr>
           <w:b/>
@@ -7494,6 +8163,7 @@
         </w:rPr>
         <w:t>4.3 Проектирование базы данных</w:t>
       </w:r>
+      <w:bookmarkEnd w:id="7"/>
     </w:p>
     <w:p>
       <w:pPr>
@@ -7513,7 +8183,124 @@
           <w:sz w:val="28"/>
           <w:szCs w:val="28"/>
         </w:rPr>
-        <w:t>123</w:t>
+        <w:t>Для успешного проектирования базы данных были построены 3 модели.</w:t>
+      </w:r>
+    </w:p>
+    <w:p>
+      <w:pPr>
+        <w:pStyle w:val="a3"/>
+        <w:spacing w:line="360" w:lineRule="auto"/>
+        <w:ind w:left="0" w:firstLine="851"/>
+        <w:contextualSpacing w:val="0"/>
+        <w:rPr>
+          <w:bCs/>
+          <w:sz w:val="28"/>
+          <w:szCs w:val="28"/>
+        </w:rPr>
+      </w:pPr>
+      <w:r>
+        <w:rPr>
+          <w:bCs/>
+          <w:sz w:val="28"/>
+          <w:szCs w:val="28"/>
+        </w:rPr>
+        <w:t>Первой</w:t>
+      </w:r>
+      <w:r>
+        <w:rPr>
+          <w:bCs/>
+          <w:sz w:val="28"/>
+          <w:szCs w:val="28"/>
+        </w:rPr>
+        <w:t>, изображённой на рисунке 8,</w:t>
+      </w:r>
+      <w:r>
+        <w:rPr>
+          <w:bCs/>
+          <w:sz w:val="28"/>
+          <w:szCs w:val="28"/>
+        </w:rPr>
+        <w:t xml:space="preserve"> стала </w:t>
+      </w:r>
+      <w:r>
+        <w:rPr>
+          <w:bCs/>
+          <w:sz w:val="28"/>
+          <w:szCs w:val="28"/>
+        </w:rPr>
+        <w:t>инфологическая</w:t>
+      </w:r>
+      <w:r>
+        <w:rPr>
+          <w:bCs/>
+          <w:sz w:val="28"/>
+          <w:szCs w:val="28"/>
+        </w:rPr>
+        <w:t xml:space="preserve"> модель базы данных,</w:t>
+      </w:r>
+      <w:r>
+        <w:rPr>
+          <w:bCs/>
+          <w:sz w:val="28"/>
+          <w:szCs w:val="28"/>
+        </w:rPr>
+        <w:t xml:space="preserve"> </w:t>
+      </w:r>
+      <w:r>
+        <w:rPr>
+          <w:bCs/>
+          <w:sz w:val="28"/>
+          <w:szCs w:val="28"/>
+        </w:rPr>
+        <w:t xml:space="preserve">описывающая абстрактное, независимое от СУБД описание предметной области, отображающее </w:t>
+      </w:r>
+      <w:r>
+        <w:rPr>
+          <w:bCs/>
+          <w:sz w:val="28"/>
+          <w:szCs w:val="28"/>
+        </w:rPr>
+        <w:t>атрибуты</w:t>
+      </w:r>
+      <w:r>
+        <w:rPr>
+          <w:bCs/>
+          <w:sz w:val="28"/>
+          <w:szCs w:val="28"/>
+        </w:rPr>
+        <w:t xml:space="preserve"> </w:t>
+      </w:r>
+      <w:r>
+        <w:rPr>
+          <w:bCs/>
+          <w:sz w:val="28"/>
+          <w:szCs w:val="28"/>
+        </w:rPr>
+        <w:t>и логические связи</w:t>
+      </w:r>
+      <w:r>
+        <w:rPr>
+          <w:bCs/>
+          <w:sz w:val="28"/>
+          <w:szCs w:val="28"/>
+        </w:rPr>
+        <w:t xml:space="preserve"> </w:t>
+      </w:r>
+      <w:r>
+        <w:rPr>
+          <w:bCs/>
+          <w:sz w:val="28"/>
+          <w:szCs w:val="28"/>
+        </w:rPr>
+        <w:t>сущностей</w:t>
+      </w:r>
+      <w:r>
+        <w:rPr>
+          <w:bCs/>
+          <w:sz w:val="28"/>
+          <w:szCs w:val="28"/>
+        </w:rPr>
+        <w:t>.</w:t>
       </w:r>
     </w:p>
     <w:p>
@@ -7522,17 +8309,421 @@
         <w:spacing w:before="240" w:after="240" w:line="360" w:lineRule="auto"/>
         <w:ind w:left="0"/>
         <w:contextualSpacing w:val="0"/>
-        <w:rPr>
-          <w:bCs/>
+        <w:jc w:val="center"/>
+        <w:rPr>
+          <w:bCs/>
+          <w:sz w:val="28"/>
+          <w:szCs w:val="28"/>
+        </w:rPr>
+      </w:pPr>
+    </w:p>
+    <w:p>
+      <w:pPr>
+        <w:pStyle w:val="a3"/>
+        <w:spacing w:before="240" w:after="240" w:line="360" w:lineRule="auto"/>
+        <w:ind w:left="0"/>
+        <w:contextualSpacing w:val="0"/>
+        <w:jc w:val="center"/>
+        <w:rPr>
+          <w:bCs/>
+          <w:sz w:val="28"/>
+          <w:szCs w:val="28"/>
+        </w:rPr>
+      </w:pPr>
+      <w:r>
+        <w:rPr>
+          <w:bCs/>
+          <w:sz w:val="28"/>
+          <w:szCs w:val="28"/>
+        </w:rPr>
+        <w:t>Рисунок 8 – Инфологическая модель базы данных</w:t>
+      </w:r>
+    </w:p>
+    <w:p>
+      <w:pPr>
+        <w:pStyle w:val="a3"/>
+        <w:spacing w:line="360" w:lineRule="auto"/>
+        <w:ind w:left="0" w:firstLine="851"/>
+        <w:contextualSpacing w:val="0"/>
+        <w:rPr>
+          <w:bCs/>
+          <w:sz w:val="28"/>
+          <w:szCs w:val="28"/>
+        </w:rPr>
+      </w:pPr>
+      <w:r>
+        <w:rPr>
+          <w:bCs/>
+          <w:sz w:val="28"/>
+          <w:szCs w:val="28"/>
+        </w:rPr>
+        <w:t xml:space="preserve">Второй стала </w:t>
+      </w:r>
+      <w:proofErr w:type="spellStart"/>
+      <w:r>
+        <w:rPr>
+          <w:bCs/>
+          <w:sz w:val="28"/>
+          <w:szCs w:val="28"/>
+        </w:rPr>
+        <w:t>датологическая</w:t>
+      </w:r>
+      <w:proofErr w:type="spellEnd"/>
+      <w:r>
+        <w:rPr>
+          <w:bCs/>
+          <w:sz w:val="28"/>
+          <w:szCs w:val="28"/>
+        </w:rPr>
+        <w:t xml:space="preserve"> модель базы данных</w:t>
+      </w:r>
+      <w:r>
+        <w:rPr>
+          <w:bCs/>
+          <w:sz w:val="28"/>
+          <w:szCs w:val="28"/>
+        </w:rPr>
+        <w:t>, являющаяся преобразованной абстрактной концептуальный инфологической моделью в конкретные таблицы, атрибуты и связи, обеспечивая нормализацию данных.</w:t>
+      </w:r>
+      <w:r>
+        <w:rPr>
+          <w:bCs/>
+          <w:sz w:val="28"/>
+          <w:szCs w:val="28"/>
+        </w:rPr>
+        <w:t xml:space="preserve"> Модель представлена на рисунке 9.</w:t>
+      </w:r>
+    </w:p>
+    <w:p>
+      <w:pPr>
+        <w:pStyle w:val="a3"/>
+        <w:spacing w:before="240" w:after="240" w:line="360" w:lineRule="auto"/>
+        <w:ind w:left="0"/>
+        <w:contextualSpacing w:val="0"/>
+        <w:jc w:val="center"/>
+        <w:rPr>
+          <w:bCs/>
+          <w:sz w:val="28"/>
+          <w:szCs w:val="28"/>
+        </w:rPr>
+      </w:pPr>
+    </w:p>
+    <w:p>
+      <w:pPr>
+        <w:pStyle w:val="a3"/>
+        <w:spacing w:before="240" w:after="240" w:line="360" w:lineRule="auto"/>
+        <w:ind w:left="0"/>
+        <w:contextualSpacing w:val="0"/>
+        <w:jc w:val="center"/>
+        <w:rPr>
+          <w:bCs/>
+          <w:sz w:val="28"/>
+          <w:szCs w:val="28"/>
+        </w:rPr>
+      </w:pPr>
+      <w:r>
+        <w:rPr>
+          <w:bCs/>
+          <w:sz w:val="28"/>
+          <w:szCs w:val="28"/>
+        </w:rPr>
+        <w:t xml:space="preserve">Рисунок 9 – </w:t>
+      </w:r>
+      <w:proofErr w:type="spellStart"/>
+      <w:r>
+        <w:rPr>
+          <w:bCs/>
+          <w:sz w:val="28"/>
+          <w:szCs w:val="28"/>
+        </w:rPr>
+        <w:t>Датологическая</w:t>
+      </w:r>
+      <w:proofErr w:type="spellEnd"/>
+      <w:r>
+        <w:rPr>
+          <w:bCs/>
+          <w:sz w:val="28"/>
+          <w:szCs w:val="28"/>
+        </w:rPr>
+        <w:t xml:space="preserve"> модель базы данных</w:t>
+      </w:r>
+    </w:p>
+    <w:p>
+      <w:pPr>
+        <w:pStyle w:val="a3"/>
+        <w:spacing w:line="360" w:lineRule="auto"/>
+        <w:ind w:left="0" w:firstLine="851"/>
+        <w:contextualSpacing w:val="0"/>
+        <w:rPr>
+          <w:bCs/>
+          <w:sz w:val="28"/>
+          <w:szCs w:val="28"/>
+        </w:rPr>
+      </w:pPr>
+      <w:r>
+        <w:rPr>
+          <w:bCs/>
+          <w:sz w:val="28"/>
+          <w:szCs w:val="28"/>
+        </w:rPr>
+        <w:t xml:space="preserve">Последней стала графическая схема, используемая для проектирования реляционных баз данных, отображающая атрибуты и связи сущностей называющаяся </w:t>
+      </w:r>
+      <w:r>
+        <w:rPr>
+          <w:bCs/>
+          <w:sz w:val="28"/>
+          <w:szCs w:val="28"/>
+          <w:lang w:val="en-US"/>
+        </w:rPr>
+        <w:t>ER</w:t>
+      </w:r>
+      <w:r>
+        <w:rPr>
+          <w:bCs/>
+          <w:sz w:val="28"/>
+          <w:szCs w:val="28"/>
+        </w:rPr>
+        <w:t xml:space="preserve"> </w:t>
+      </w:r>
+      <w:r>
+        <w:rPr>
+          <w:bCs/>
+          <w:sz w:val="28"/>
+          <w:szCs w:val="28"/>
+        </w:rPr>
+        <w:t>модел</w:t>
+      </w:r>
+      <w:r>
+        <w:rPr>
+          <w:bCs/>
+          <w:sz w:val="28"/>
+          <w:szCs w:val="28"/>
+        </w:rPr>
+        <w:t>ью</w:t>
+      </w:r>
+      <w:r>
+        <w:rPr>
+          <w:bCs/>
+          <w:sz w:val="28"/>
+          <w:szCs w:val="28"/>
+        </w:rPr>
+        <w:t xml:space="preserve"> базы данных</w:t>
+      </w:r>
+      <w:r>
+        <w:rPr>
+          <w:bCs/>
+          <w:sz w:val="28"/>
+          <w:szCs w:val="28"/>
+        </w:rPr>
+        <w:t xml:space="preserve"> и показанная на рисунке 10</w:t>
+      </w:r>
+      <w:r>
+        <w:rPr>
+          <w:bCs/>
+          <w:sz w:val="28"/>
+          <w:szCs w:val="28"/>
+        </w:rPr>
+        <w:t>.</w:t>
+      </w:r>
+    </w:p>
+    <w:p>
+      <w:pPr>
+        <w:pStyle w:val="a3"/>
+        <w:spacing w:before="240" w:after="240" w:line="360" w:lineRule="auto"/>
+        <w:ind w:left="0"/>
+        <w:contextualSpacing w:val="0"/>
+        <w:jc w:val="center"/>
+        <w:rPr>
+          <w:bCs/>
+          <w:sz w:val="28"/>
+          <w:szCs w:val="28"/>
+        </w:rPr>
+      </w:pPr>
+    </w:p>
+    <w:p>
+      <w:pPr>
+        <w:pStyle w:val="a3"/>
+        <w:spacing w:before="240" w:after="240" w:line="360" w:lineRule="auto"/>
+        <w:ind w:left="0"/>
+        <w:contextualSpacing w:val="0"/>
+        <w:jc w:val="center"/>
+        <w:rPr>
+          <w:bCs/>
+          <w:sz w:val="28"/>
+          <w:szCs w:val="28"/>
+        </w:rPr>
+      </w:pPr>
+      <w:r>
+        <w:rPr>
+          <w:bCs/>
+          <w:sz w:val="28"/>
+          <w:szCs w:val="28"/>
+        </w:rPr>
+        <w:t xml:space="preserve">Рисунок 10 – </w:t>
+      </w:r>
+      <w:r>
+        <w:rPr>
+          <w:bCs/>
+          <w:sz w:val="28"/>
+          <w:szCs w:val="28"/>
+          <w:lang w:val="en-US"/>
+        </w:rPr>
+        <w:t>ER</w:t>
+      </w:r>
+      <w:r>
+        <w:rPr>
+          <w:bCs/>
+          <w:sz w:val="28"/>
+          <w:szCs w:val="28"/>
+        </w:rPr>
+        <w:t xml:space="preserve"> </w:t>
+      </w:r>
+      <w:r>
+        <w:rPr>
+          <w:bCs/>
+          <w:sz w:val="28"/>
+          <w:szCs w:val="28"/>
+        </w:rPr>
+        <w:t>модель базы данных</w:t>
+      </w:r>
+    </w:p>
+    <w:p>
+      <w:pPr>
+        <w:pStyle w:val="a3"/>
+        <w:spacing w:line="360" w:lineRule="auto"/>
+        <w:ind w:left="0" w:firstLine="851"/>
+        <w:contextualSpacing w:val="0"/>
+        <w:rPr>
+          <w:bCs/>
+          <w:sz w:val="28"/>
+          <w:szCs w:val="28"/>
+        </w:rPr>
+      </w:pPr>
+      <w:r>
+        <w:rPr>
+          <w:bCs/>
+          <w:sz w:val="28"/>
+          <w:szCs w:val="28"/>
+        </w:rPr>
+        <w:t>В итоге были спроектированы</w:t>
+      </w:r>
+      <w:r>
+        <w:rPr>
+          <w:bCs/>
+          <w:sz w:val="28"/>
+          <w:szCs w:val="28"/>
+        </w:rPr>
+        <w:t>:</w:t>
+      </w:r>
+      <w:r>
+        <w:rPr>
+          <w:bCs/>
+          <w:sz w:val="28"/>
+          <w:szCs w:val="28"/>
+        </w:rPr>
+        <w:t xml:space="preserve"> и</w:t>
+      </w:r>
+      <w:r>
+        <w:rPr>
+          <w:bCs/>
+          <w:sz w:val="28"/>
+          <w:szCs w:val="28"/>
+        </w:rPr>
+        <w:t>нфологическая</w:t>
+      </w:r>
+      <w:r>
+        <w:rPr>
+          <w:bCs/>
+          <w:sz w:val="28"/>
+          <w:szCs w:val="28"/>
+        </w:rPr>
+        <w:t xml:space="preserve">, </w:t>
+      </w:r>
+      <w:proofErr w:type="spellStart"/>
+      <w:r>
+        <w:rPr>
+          <w:bCs/>
+          <w:sz w:val="28"/>
+          <w:szCs w:val="28"/>
+        </w:rPr>
+        <w:t>датологическая</w:t>
+      </w:r>
+      <w:proofErr w:type="spellEnd"/>
+      <w:r>
+        <w:rPr>
+          <w:bCs/>
+          <w:sz w:val="28"/>
+          <w:szCs w:val="28"/>
+        </w:rPr>
+        <w:t xml:space="preserve"> и </w:t>
+      </w:r>
+      <w:r>
+        <w:rPr>
+          <w:bCs/>
+          <w:sz w:val="28"/>
+          <w:szCs w:val="28"/>
+          <w:lang w:val="en-US"/>
+        </w:rPr>
+        <w:t>ER</w:t>
+      </w:r>
+      <w:r>
+        <w:rPr>
+          <w:bCs/>
+          <w:sz w:val="28"/>
+          <w:szCs w:val="28"/>
+        </w:rPr>
+        <w:t xml:space="preserve"> </w:t>
+      </w:r>
+      <w:r>
+        <w:rPr>
+          <w:bCs/>
+          <w:sz w:val="28"/>
+          <w:szCs w:val="28"/>
+        </w:rPr>
+        <w:t>модели, отображающие полную структуру базы данных.</w:t>
+      </w:r>
+    </w:p>
+    <w:p>
+      <w:pPr>
+        <w:pStyle w:val="a3"/>
+        <w:spacing w:before="160" w:after="360" w:line="360" w:lineRule="auto"/>
+        <w:ind w:left="0" w:firstLine="851"/>
+        <w:contextualSpacing w:val="0"/>
+        <w:outlineLvl w:val="0"/>
+        <w:rPr>
+          <w:b/>
+          <w:sz w:val="28"/>
+          <w:szCs w:val="28"/>
+        </w:rPr>
+      </w:pPr>
+      <w:bookmarkStart w:id="8" w:name="_Toc224672024"/>
+      <w:r>
+        <w:rPr>
+          <w:b/>
+          <w:sz w:val="28"/>
+          <w:szCs w:val="28"/>
+        </w:rPr>
+        <w:t>4.4 Проектирование интерфейса</w:t>
+      </w:r>
+      <w:bookmarkEnd w:id="8"/>
+    </w:p>
+    <w:p>
+      <w:pPr>
+        <w:pStyle w:val="a3"/>
+        <w:spacing w:line="360" w:lineRule="auto"/>
+        <w:ind w:left="0" w:firstLine="851"/>
+        <w:contextualSpacing w:val="0"/>
+        <w:rPr>
+          <w:b/>
           <w:sz w:val="28"/>
           <w:szCs w:val="28"/>
         </w:rPr>
       </w:pPr>
     </w:p>
     <w:sectPr>
-      <w:footerReference w:type="default" r:id="rId14"/>
+      <w:footerReference w:type="default" r:id="rId15"/>
       <w:pgSz w:w="11906" w:h="16838"/>
-      <w:pgMar w:top="1134" w:right="424" w:bottom="1134" w:left="1701" w:header="708" w:footer="708" w:gutter="0"/>
+      <w:pgMar w:top="1134" w:right="850" w:bottom="1134" w:left="1701" w:header="708" w:footer="708" w:gutter="0"/>
       <w:cols w:space="708"/>
       <w:titlePg/>
       <w:docGrid w:linePitch="360"/>
@@ -8536,31 +9727,31 @@
       </w:pPr>
     </w:lvl>
   </w:abstractNum>
-  <w:num w:numId="1" w16cid:durableId="479081060">
+  <w:num w:numId="1" w16cid:durableId="259265227">
     <w:abstractNumId w:val="2"/>
   </w:num>
-  <w:num w:numId="2" w16cid:durableId="666638047">
+  <w:num w:numId="2" w16cid:durableId="850678222">
     <w:abstractNumId w:val="0"/>
   </w:num>
-  <w:num w:numId="3" w16cid:durableId="1902791202">
+  <w:num w:numId="3" w16cid:durableId="1093237059">
     <w:abstractNumId w:val="1"/>
   </w:num>
-  <w:num w:numId="4" w16cid:durableId="1828282126">
+  <w:num w:numId="4" w16cid:durableId="1461998073">
     <w:abstractNumId w:val="8"/>
   </w:num>
-  <w:num w:numId="5" w16cid:durableId="69544971">
+  <w:num w:numId="5" w16cid:durableId="362370097">
     <w:abstractNumId w:val="4"/>
   </w:num>
-  <w:num w:numId="6" w16cid:durableId="1245796641">
+  <w:num w:numId="6" w16cid:durableId="1732846504">
     <w:abstractNumId w:val="7"/>
   </w:num>
-  <w:num w:numId="7" w16cid:durableId="353314617">
+  <w:num w:numId="7" w16cid:durableId="120733164">
     <w:abstractNumId w:val="5"/>
   </w:num>
-  <w:num w:numId="8" w16cid:durableId="504515068">
+  <w:num w:numId="8" w16cid:durableId="306011140">
     <w:abstractNumId w:val="6"/>
   </w:num>
-  <w:num w:numId="9" w16cid:durableId="1911882937">
+  <w:num w:numId="9" w16cid:durableId="1428039570">
     <w:abstractNumId w:val="3"/>
   </w:num>
 </w:numbering>
@@ -9468,7 +10659,7 @@
 </file>
 
 <file path=customXml/itemProps1.xml><?xml version="1.0" encoding="utf-8"?>
-<ds:datastoreItem xmlns:ds="http://schemas.openxmlformats.org/officeDocument/2006/customXml" ds:itemID="{CDAE6F01-D780-4307-B928-40BB593EEDB6}">
+<ds:datastoreItem xmlns:ds="http://schemas.openxmlformats.org/officeDocument/2006/customXml" ds:itemID="{3410E8D0-CCF7-44DB-9FE6-F6ADFBCA6AAD}">
   <ds:schemaRefs>
     <ds:schemaRef ds:uri="http://schemas.openxmlformats.org/officeDocument/2006/bibliography"/>
   </ds:schemaRefs>

--- a/ПЗ.docx
+++ b/ПЗ.docx
@@ -8183,28 +8183,24 @@
           <w:sz w:val="28"/>
           <w:szCs w:val="28"/>
         </w:rPr>
-        <w:t>Для успешного проектирования базы данных были построены 3 модели.</w:t>
-      </w:r>
-    </w:p>
-    <w:p>
-      <w:pPr>
-        <w:pStyle w:val="a3"/>
-        <w:spacing w:line="360" w:lineRule="auto"/>
-        <w:ind w:left="0" w:firstLine="851"/>
-        <w:contextualSpacing w:val="0"/>
+        <w:t xml:space="preserve">Для проектирования базы данных была разработана изображённая на рисунке 8 </w:t>
+      </w:r>
+      <w:r>
         <w:rPr>
           <w:bCs/>
           <w:sz w:val="28"/>
           <w:szCs w:val="28"/>
-        </w:rPr>
-      </w:pPr>
+          <w:lang w:val="en-US"/>
+        </w:rPr>
+        <w:t>ER</w:t>
+      </w:r>
       <w:r>
         <w:rPr>
           <w:bCs/>
           <w:sz w:val="28"/>
           <w:szCs w:val="28"/>
         </w:rPr>
-        <w:t>Первой</w:t>
+        <w:t xml:space="preserve"> </w:t>
       </w:r>
       <w:r>
         <w:rPr>
@@ -8212,7 +8208,7 @@
           <w:sz w:val="28"/>
           <w:szCs w:val="28"/>
         </w:rPr>
-        <w:t>, изображённой на рисунке 8,</w:t>
+        <w:t>модель, описывающая структуру базы данных через сущности, атрибуты сущностей и свя</w:t>
       </w:r>
       <w:r>
         <w:rPr>
@@ -8220,7 +8216,7 @@
           <w:sz w:val="28"/>
           <w:szCs w:val="28"/>
         </w:rPr>
-        <w:t xml:space="preserve"> стала </w:t>
+        <w:t>зи</w:t>
       </w:r>
       <w:r>
         <w:rPr>
@@ -8228,79 +8224,7 @@
           <w:sz w:val="28"/>
           <w:szCs w:val="28"/>
         </w:rPr>
-        <w:t>инфологическая</w:t>
-      </w:r>
-      <w:r>
-        <w:rPr>
-          <w:bCs/>
-          <w:sz w:val="28"/>
-          <w:szCs w:val="28"/>
-        </w:rPr>
-        <w:t xml:space="preserve"> модель базы данных,</w:t>
-      </w:r>
-      <w:r>
-        <w:rPr>
-          <w:bCs/>
-          <w:sz w:val="28"/>
-          <w:szCs w:val="28"/>
-        </w:rPr>
-        <w:t xml:space="preserve"> </w:t>
-      </w:r>
-      <w:r>
-        <w:rPr>
-          <w:bCs/>
-          <w:sz w:val="28"/>
-          <w:szCs w:val="28"/>
-        </w:rPr>
-        <w:t xml:space="preserve">описывающая абстрактное, независимое от СУБД описание предметной области, отображающее </w:t>
-      </w:r>
-      <w:r>
-        <w:rPr>
-          <w:bCs/>
-          <w:sz w:val="28"/>
-          <w:szCs w:val="28"/>
-        </w:rPr>
-        <w:t>атрибуты</w:t>
-      </w:r>
-      <w:r>
-        <w:rPr>
-          <w:bCs/>
-          <w:sz w:val="28"/>
-          <w:szCs w:val="28"/>
-        </w:rPr>
-        <w:t xml:space="preserve"> </w:t>
-      </w:r>
-      <w:r>
-        <w:rPr>
-          <w:bCs/>
-          <w:sz w:val="28"/>
-          <w:szCs w:val="28"/>
-        </w:rPr>
-        <w:t>и логические связи</w:t>
-      </w:r>
-      <w:r>
-        <w:rPr>
-          <w:bCs/>
-          <w:sz w:val="28"/>
-          <w:szCs w:val="28"/>
-        </w:rPr>
-        <w:t xml:space="preserve"> </w:t>
-      </w:r>
-      <w:r>
-        <w:rPr>
-          <w:bCs/>
-          <w:sz w:val="28"/>
-          <w:szCs w:val="28"/>
-        </w:rPr>
-        <w:t>сущностей</w:t>
-      </w:r>
-      <w:r>
-        <w:rPr>
-          <w:bCs/>
-          <w:sz w:val="28"/>
-          <w:szCs w:val="28"/>
-        </w:rPr>
-        <w:t>.</w:t>
+        <w:t xml:space="preserve"> между сущностями.</w:t>
       </w:r>
     </w:p>
     <w:p>
@@ -8316,6 +8240,54 @@
           <w:szCs w:val="28"/>
         </w:rPr>
       </w:pPr>
+      <w:r>
+        <w:rPr>
+          <w:bCs/>
+          <w:sz w:val="28"/>
+          <w:szCs w:val="28"/>
+        </w:rPr>
+        <w:lastRenderedPageBreak/>
+        <w:drawing>
+          <wp:inline distT="0" distB="0" distL="0" distR="0" wp14:anchorId="5C71BF11" wp14:editId="59AE24FB">
+            <wp:extent cx="5940425" cy="5175885"/>
+            <wp:effectExtent l="19050" t="19050" r="22225" b="24765"/>
+            <wp:docPr id="8" name="Рисунок 8"/>
+            <wp:cNvGraphicFramePr>
+              <a:graphicFrameLocks xmlns:a="http://schemas.openxmlformats.org/drawingml/2006/main" noChangeAspect="1"/>
+            </wp:cNvGraphicFramePr>
+            <a:graphic xmlns:a="http://schemas.openxmlformats.org/drawingml/2006/main">
+              <a:graphicData uri="http://schemas.openxmlformats.org/drawingml/2006/picture">
+                <pic:pic xmlns:pic="http://schemas.openxmlformats.org/drawingml/2006/picture">
+                  <pic:nvPicPr>
+                    <pic:cNvPr id="1" name=""/>
+                    <pic:cNvPicPr/>
+                  </pic:nvPicPr>
+                  <pic:blipFill>
+                    <a:blip r:embed="rId15"/>
+                    <a:stretch>
+                      <a:fillRect/>
+                    </a:stretch>
+                  </pic:blipFill>
+                  <pic:spPr>
+                    <a:xfrm>
+                      <a:off x="0" y="0"/>
+                      <a:ext cx="5940425" cy="5175885"/>
+                    </a:xfrm>
+                    <a:prstGeom prst="rect">
+                      <a:avLst/>
+                    </a:prstGeom>
+                    <a:ln>
+                      <a:solidFill>
+                        <a:schemeClr val="tx1"/>
+                      </a:solidFill>
+                    </a:ln>
+                  </pic:spPr>
+                </pic:pic>
+              </a:graphicData>
+            </a:graphic>
+          </wp:inline>
+        </w:drawing>
+      </w:r>
     </w:p>
     <w:p>
       <w:pPr>
@@ -8336,7 +8308,48 @@
           <w:sz w:val="28"/>
           <w:szCs w:val="28"/>
         </w:rPr>
-        <w:t>Рисунок 8 – Инфологическая модель базы данных</w:t>
+        <w:t xml:space="preserve">Рисунок </w:t>
+      </w:r>
+      <w:r>
+        <w:rPr>
+          <w:bCs/>
+          <w:sz w:val="28"/>
+          <w:szCs w:val="28"/>
+        </w:rPr>
+        <w:t>8</w:t>
+      </w:r>
+      <w:r>
+        <w:rPr>
+          <w:bCs/>
+          <w:sz w:val="28"/>
+          <w:szCs w:val="28"/>
+        </w:rPr>
+        <w:t xml:space="preserve"> – </w:t>
+      </w:r>
+      <w:r>
+        <w:rPr>
+          <w:bCs/>
+          <w:sz w:val="28"/>
+          <w:szCs w:val="28"/>
+          <w:lang w:val="en-US"/>
+        </w:rPr>
+        <w:t>ER</w:t>
+      </w:r>
+      <w:r>
+        <w:rPr>
+          <w:bCs/>
+          <w:sz w:val="28"/>
+          <w:szCs w:val="28"/>
+        </w:rPr>
+        <w:t xml:space="preserve"> </w:t>
+      </w:r>
+      <w:r>
+        <w:rPr>
+          <w:bCs/>
+          <w:sz w:val="28"/>
+          <w:szCs w:val="28"/>
+        </w:rPr>
+        <w:t>модель базы данных</w:t>
       </w:r>
     </w:p>
     <w:p>
@@ -8357,41 +8370,199 @@
           <w:sz w:val="28"/>
           <w:szCs w:val="28"/>
         </w:rPr>
-        <w:t xml:space="preserve">Второй стала </w:t>
-      </w:r>
-      <w:proofErr w:type="spellStart"/>
-      <w:r>
-        <w:rPr>
-          <w:bCs/>
-          <w:sz w:val="28"/>
-          <w:szCs w:val="28"/>
-        </w:rPr>
-        <w:t>датологическая</w:t>
-      </w:r>
-      <w:proofErr w:type="spellEnd"/>
-      <w:r>
-        <w:rPr>
-          <w:bCs/>
-          <w:sz w:val="28"/>
-          <w:szCs w:val="28"/>
-        </w:rPr>
-        <w:t xml:space="preserve"> модель базы данных</w:t>
-      </w:r>
-      <w:r>
-        <w:rPr>
-          <w:bCs/>
-          <w:sz w:val="28"/>
-          <w:szCs w:val="28"/>
-        </w:rPr>
-        <w:t>, являющаяся преобразованной абстрактной концептуальный инфологической моделью в конкретные таблицы, атрибуты и связи, обеспечивая нормализацию данных.</w:t>
-      </w:r>
-      <w:r>
-        <w:rPr>
-          <w:bCs/>
-          <w:sz w:val="28"/>
-          <w:szCs w:val="28"/>
-        </w:rPr>
-        <w:t xml:space="preserve"> Модель представлена на рисунке 9.</w:t>
+        <w:t>База данных приведена в 1 нормальную форму так как все таблицы содержат атомарные значения и в таблице нет дублирующихся строк. Так же база данных приведена в 2 и 3 нормальные формы поскольку все неключевые атрибуты зависят от всего первичного ключа и не зависят от другого неключевого атрибута.</w:t>
+      </w:r>
+    </w:p>
+    <w:p>
+      <w:pPr>
+        <w:pStyle w:val="a3"/>
+        <w:spacing w:before="160" w:after="360" w:line="360" w:lineRule="auto"/>
+        <w:ind w:left="0" w:firstLine="851"/>
+        <w:contextualSpacing w:val="0"/>
+        <w:outlineLvl w:val="0"/>
+        <w:rPr>
+          <w:b/>
+          <w:sz w:val="28"/>
+          <w:szCs w:val="28"/>
+        </w:rPr>
+      </w:pPr>
+      <w:bookmarkStart w:id="8" w:name="_Toc224672024"/>
+      <w:r>
+        <w:rPr>
+          <w:b/>
+          <w:sz w:val="28"/>
+          <w:szCs w:val="28"/>
+        </w:rPr>
+        <w:t>4.4 Проектирование интерфейса</w:t>
+      </w:r>
+      <w:bookmarkEnd w:id="8"/>
+    </w:p>
+    <w:p>
+      <w:pPr>
+        <w:pStyle w:val="a3"/>
+        <w:spacing w:line="360" w:lineRule="auto"/>
+        <w:ind w:left="0" w:firstLine="851"/>
+        <w:contextualSpacing w:val="0"/>
+        <w:rPr>
+          <w:sz w:val="28"/>
+          <w:szCs w:val="28"/>
+        </w:rPr>
+      </w:pPr>
+      <w:r>
+        <w:rPr>
+          <w:sz w:val="28"/>
+          <w:szCs w:val="28"/>
+        </w:rPr>
+        <w:t>Начало проектирования интерфейсов началось с выбора инструментальных средств для разработки прототипа пользовательского интерфейса.</w:t>
+      </w:r>
+    </w:p>
+    <w:p>
+      <w:pPr>
+        <w:pStyle w:val="a3"/>
+        <w:spacing w:line="360" w:lineRule="auto"/>
+        <w:ind w:left="0" w:firstLine="851"/>
+        <w:contextualSpacing w:val="0"/>
+        <w:rPr>
+          <w:sz w:val="28"/>
+          <w:szCs w:val="28"/>
+        </w:rPr>
+      </w:pPr>
+      <w:r>
+        <w:rPr>
+          <w:sz w:val="28"/>
+          <w:szCs w:val="28"/>
+        </w:rPr>
+        <w:lastRenderedPageBreak/>
+        <w:t xml:space="preserve">Как инструмент разработки был выбран онлайн-сервис для разработки интерфейсов и прототипирования под названием </w:t>
+      </w:r>
+      <w:r>
+        <w:rPr>
+          <w:sz w:val="28"/>
+          <w:szCs w:val="28"/>
+          <w:lang w:val="en-US"/>
+        </w:rPr>
+        <w:t>Figma</w:t>
+      </w:r>
+      <w:r>
+        <w:rPr>
+          <w:sz w:val="28"/>
+          <w:szCs w:val="28"/>
+        </w:rPr>
+        <w:t>.</w:t>
+      </w:r>
+    </w:p>
+    <w:p>
+      <w:pPr>
+        <w:pStyle w:val="a3"/>
+        <w:spacing w:line="360" w:lineRule="auto"/>
+        <w:ind w:left="0" w:firstLine="851"/>
+        <w:contextualSpacing w:val="0"/>
+        <w:rPr>
+          <w:sz w:val="28"/>
+          <w:szCs w:val="28"/>
+        </w:rPr>
+      </w:pPr>
+      <w:r>
+        <w:rPr>
+          <w:sz w:val="28"/>
+          <w:szCs w:val="28"/>
+          <w:lang w:val="en-US"/>
+        </w:rPr>
+        <w:t>Figma</w:t>
+      </w:r>
+      <w:r>
+        <w:rPr>
+          <w:sz w:val="28"/>
+          <w:szCs w:val="28"/>
+        </w:rPr>
+        <w:t xml:space="preserve"> </w:t>
+      </w:r>
+      <w:r>
+        <w:rPr>
+          <w:sz w:val="28"/>
+          <w:szCs w:val="28"/>
+        </w:rPr>
+        <w:t>–</w:t>
+      </w:r>
+      <w:r>
+        <w:rPr>
+          <w:sz w:val="28"/>
+          <w:szCs w:val="28"/>
+        </w:rPr>
+        <w:t xml:space="preserve"> </w:t>
+      </w:r>
+      <w:r>
+        <w:rPr>
+          <w:sz w:val="28"/>
+          <w:szCs w:val="28"/>
+        </w:rPr>
+        <w:t>популярный облачный графический онлайн-редактор для проектирования интерфейсов, создания прототипов сайтов и приложений.</w:t>
+      </w:r>
+    </w:p>
+    <w:p>
+      <w:pPr>
+        <w:pStyle w:val="a3"/>
+        <w:spacing w:line="360" w:lineRule="auto"/>
+        <w:ind w:left="0" w:firstLine="851"/>
+        <w:contextualSpacing w:val="0"/>
+        <w:rPr>
+          <w:sz w:val="28"/>
+          <w:szCs w:val="28"/>
+        </w:rPr>
+      </w:pPr>
+      <w:r>
+        <w:rPr>
+          <w:sz w:val="28"/>
+          <w:szCs w:val="28"/>
+        </w:rPr>
+        <w:t>Сначала были созданы 3 прототипа окон</w:t>
+      </w:r>
+      <w:r>
+        <w:rPr>
+          <w:sz w:val="28"/>
+          <w:szCs w:val="28"/>
+        </w:rPr>
+        <w:t>:</w:t>
+      </w:r>
+      <w:r>
+        <w:rPr>
+          <w:sz w:val="28"/>
+          <w:szCs w:val="28"/>
+        </w:rPr>
+        <w:t xml:space="preserve"> основное окно, окно регистрации и окно авторизации.</w:t>
+      </w:r>
+    </w:p>
+    <w:p>
+      <w:pPr>
+        <w:pStyle w:val="a3"/>
+        <w:spacing w:line="360" w:lineRule="auto"/>
+        <w:ind w:left="0" w:firstLine="851"/>
+        <w:contextualSpacing w:val="0"/>
+        <w:rPr>
+          <w:sz w:val="28"/>
+          <w:szCs w:val="28"/>
+        </w:rPr>
+      </w:pPr>
+      <w:r>
+        <w:rPr>
+          <w:sz w:val="28"/>
+          <w:szCs w:val="28"/>
+        </w:rPr>
+        <w:t xml:space="preserve">Основное окно, изображено на рисунке </w:t>
+      </w:r>
+      <w:r>
+        <w:rPr>
+          <w:sz w:val="28"/>
+          <w:szCs w:val="28"/>
+        </w:rPr>
+        <w:t>9</w:t>
+      </w:r>
+      <w:r>
+        <w:rPr>
+          <w:sz w:val="28"/>
+          <w:szCs w:val="28"/>
+        </w:rPr>
+        <w:t>.</w:t>
       </w:r>
     </w:p>
     <w:p>
@@ -8402,11 +8573,57 @@
         <w:contextualSpacing w:val="0"/>
         <w:jc w:val="center"/>
         <w:rPr>
-          <w:bCs/>
-          <w:sz w:val="28"/>
-          <w:szCs w:val="28"/>
-        </w:rPr>
-      </w:pPr>
+          <w:sz w:val="28"/>
+          <w:szCs w:val="28"/>
+        </w:rPr>
+      </w:pPr>
+      <w:r>
+        <w:rPr>
+          <w:noProof/>
+          <w:sz w:val="28"/>
+          <w:szCs w:val="28"/>
+        </w:rPr>
+        <w:drawing>
+          <wp:inline distT="0" distB="0" distL="0" distR="0" wp14:anchorId="7D23B7CA" wp14:editId="4DF3B625">
+            <wp:extent cx="5940425" cy="3921125"/>
+            <wp:effectExtent l="19050" t="19050" r="22225" b="22225"/>
+            <wp:docPr id="9" name="Рисунок 9"/>
+            <wp:cNvGraphicFramePr>
+              <a:graphicFrameLocks xmlns:a="http://schemas.openxmlformats.org/drawingml/2006/main" noChangeAspect="1"/>
+            </wp:cNvGraphicFramePr>
+            <a:graphic xmlns:a="http://schemas.openxmlformats.org/drawingml/2006/main">
+              <a:graphicData uri="http://schemas.openxmlformats.org/drawingml/2006/picture">
+                <pic:pic xmlns:pic="http://schemas.openxmlformats.org/drawingml/2006/picture">
+                  <pic:nvPicPr>
+                    <pic:cNvPr id="1" name=""/>
+                    <pic:cNvPicPr/>
+                  </pic:nvPicPr>
+                  <pic:blipFill>
+                    <a:blip r:embed="rId16"/>
+                    <a:stretch>
+                      <a:fillRect/>
+                    </a:stretch>
+                  </pic:blipFill>
+                  <pic:spPr>
+                    <a:xfrm>
+                      <a:off x="0" y="0"/>
+                      <a:ext cx="5940425" cy="3921125"/>
+                    </a:xfrm>
+                    <a:prstGeom prst="rect">
+                      <a:avLst/>
+                    </a:prstGeom>
+                    <a:ln>
+                      <a:solidFill>
+                        <a:schemeClr val="tx1"/>
+                      </a:solidFill>
+                    </a:ln>
+                  </pic:spPr>
+                </pic:pic>
+              </a:graphicData>
+            </a:graphic>
+          </wp:inline>
+        </w:drawing>
+      </w:r>
     </w:p>
     <w:p>
       <w:pPr>
@@ -8416,36 +8633,30 @@
         <w:contextualSpacing w:val="0"/>
         <w:jc w:val="center"/>
         <w:rPr>
-          <w:bCs/>
-          <w:sz w:val="28"/>
-          <w:szCs w:val="28"/>
-        </w:rPr>
-      </w:pPr>
-      <w:r>
-        <w:rPr>
-          <w:bCs/>
-          <w:sz w:val="28"/>
-          <w:szCs w:val="28"/>
-        </w:rPr>
-        <w:t xml:space="preserve">Рисунок 9 – </w:t>
-      </w:r>
-      <w:proofErr w:type="spellStart"/>
-      <w:r>
-        <w:rPr>
-          <w:bCs/>
-          <w:sz w:val="28"/>
-          <w:szCs w:val="28"/>
-        </w:rPr>
-        <w:t>Датологическая</w:t>
-      </w:r>
-      <w:proofErr w:type="spellEnd"/>
-      <w:r>
-        <w:rPr>
-          <w:bCs/>
-          <w:sz w:val="28"/>
-          <w:szCs w:val="28"/>
-        </w:rPr>
-        <w:t xml:space="preserve"> модель базы данных</w:t>
+          <w:sz w:val="28"/>
+          <w:szCs w:val="28"/>
+        </w:rPr>
+      </w:pPr>
+      <w:r>
+        <w:rPr>
+          <w:sz w:val="28"/>
+          <w:szCs w:val="28"/>
+        </w:rPr>
+        <w:t xml:space="preserve">Рисунок </w:t>
+      </w:r>
+      <w:r>
+        <w:rPr>
+          <w:sz w:val="28"/>
+          <w:szCs w:val="28"/>
+        </w:rPr>
+        <w:t>9</w:t>
+      </w:r>
+      <w:r>
+        <w:rPr>
+          <w:sz w:val="28"/>
+          <w:szCs w:val="28"/>
+        </w:rPr>
+        <w:t xml:space="preserve"> – Основное окно</w:t>
       </w:r>
     </w:p>
     <w:p>
@@ -8455,71 +8666,26 @@
         <w:ind w:left="0" w:firstLine="851"/>
         <w:contextualSpacing w:val="0"/>
         <w:rPr>
-          <w:bCs/>
-          <w:sz w:val="28"/>
-          <w:szCs w:val="28"/>
-        </w:rPr>
-      </w:pPr>
-      <w:r>
-        <w:rPr>
-          <w:bCs/>
-          <w:sz w:val="28"/>
-          <w:szCs w:val="28"/>
-        </w:rPr>
-        <w:t xml:space="preserve">Последней стала графическая схема, используемая для проектирования реляционных баз данных, отображающая атрибуты и связи сущностей называющаяся </w:t>
-      </w:r>
-      <w:r>
-        <w:rPr>
-          <w:bCs/>
-          <w:sz w:val="28"/>
-          <w:szCs w:val="28"/>
-          <w:lang w:val="en-US"/>
-        </w:rPr>
-        <w:t>ER</w:t>
-      </w:r>
-      <w:r>
-        <w:rPr>
-          <w:bCs/>
-          <w:sz w:val="28"/>
-          <w:szCs w:val="28"/>
-        </w:rPr>
-        <w:t xml:space="preserve"> </w:t>
-      </w:r>
-      <w:r>
-        <w:rPr>
-          <w:bCs/>
-          <w:sz w:val="28"/>
-          <w:szCs w:val="28"/>
-        </w:rPr>
-        <w:t>модел</w:t>
-      </w:r>
-      <w:r>
-        <w:rPr>
-          <w:bCs/>
-          <w:sz w:val="28"/>
-          <w:szCs w:val="28"/>
-        </w:rPr>
-        <w:t>ью</w:t>
-      </w:r>
-      <w:r>
-        <w:rPr>
-          <w:bCs/>
-          <w:sz w:val="28"/>
-          <w:szCs w:val="28"/>
-        </w:rPr>
-        <w:t xml:space="preserve"> базы данных</w:t>
-      </w:r>
-      <w:r>
-        <w:rPr>
-          <w:bCs/>
-          <w:sz w:val="28"/>
-          <w:szCs w:val="28"/>
-        </w:rPr>
-        <w:t xml:space="preserve"> и показанная на рисунке 10</w:t>
-      </w:r>
-      <w:r>
-        <w:rPr>
-          <w:bCs/>
+          <w:sz w:val="28"/>
+          <w:szCs w:val="28"/>
+        </w:rPr>
+      </w:pPr>
+      <w:r>
+        <w:rPr>
+          <w:sz w:val="28"/>
+          <w:szCs w:val="28"/>
+        </w:rPr>
+        <w:t>Окно регистрации изображено на рисунке 1</w:t>
+      </w:r>
+      <w:r>
+        <w:rPr>
+          <w:sz w:val="28"/>
+          <w:szCs w:val="28"/>
+        </w:rPr>
+        <w:t>0</w:t>
+      </w:r>
+      <w:r>
+        <w:rPr>
           <w:sz w:val="28"/>
           <w:szCs w:val="28"/>
         </w:rPr>
@@ -8534,11 +8700,58 @@
         <w:contextualSpacing w:val="0"/>
         <w:jc w:val="center"/>
         <w:rPr>
-          <w:bCs/>
-          <w:sz w:val="28"/>
-          <w:szCs w:val="28"/>
-        </w:rPr>
-      </w:pPr>
+          <w:sz w:val="28"/>
+          <w:szCs w:val="28"/>
+        </w:rPr>
+      </w:pPr>
+      <w:r>
+        <w:rPr>
+          <w:noProof/>
+          <w:sz w:val="28"/>
+          <w:szCs w:val="28"/>
+        </w:rPr>
+        <w:lastRenderedPageBreak/>
+        <w:drawing>
+          <wp:inline distT="0" distB="0" distL="0" distR="0" wp14:anchorId="55D708B2" wp14:editId="7BC734F0">
+            <wp:extent cx="5940425" cy="3921760"/>
+            <wp:effectExtent l="19050" t="19050" r="22225" b="21590"/>
+            <wp:docPr id="11" name="Рисунок 11"/>
+            <wp:cNvGraphicFramePr>
+              <a:graphicFrameLocks xmlns:a="http://schemas.openxmlformats.org/drawingml/2006/main" noChangeAspect="1"/>
+            </wp:cNvGraphicFramePr>
+            <a:graphic xmlns:a="http://schemas.openxmlformats.org/drawingml/2006/main">
+              <a:graphicData uri="http://schemas.openxmlformats.org/drawingml/2006/picture">
+                <pic:pic xmlns:pic="http://schemas.openxmlformats.org/drawingml/2006/picture">
+                  <pic:nvPicPr>
+                    <pic:cNvPr id="1" name=""/>
+                    <pic:cNvPicPr/>
+                  </pic:nvPicPr>
+                  <pic:blipFill>
+                    <a:blip r:embed="rId17"/>
+                    <a:stretch>
+                      <a:fillRect/>
+                    </a:stretch>
+                  </pic:blipFill>
+                  <pic:spPr>
+                    <a:xfrm>
+                      <a:off x="0" y="0"/>
+                      <a:ext cx="5940425" cy="3921760"/>
+                    </a:xfrm>
+                    <a:prstGeom prst="rect">
+                      <a:avLst/>
+                    </a:prstGeom>
+                    <a:ln>
+                      <a:solidFill>
+                        <a:schemeClr val="tx1"/>
+                      </a:solidFill>
+                    </a:ln>
+                  </pic:spPr>
+                </pic:pic>
+              </a:graphicData>
+            </a:graphic>
+          </wp:inline>
+        </w:drawing>
+      </w:r>
     </w:p>
     <w:p>
       <w:pPr>
@@ -8548,43 +8761,30 @@
         <w:contextualSpacing w:val="0"/>
         <w:jc w:val="center"/>
         <w:rPr>
-          <w:bCs/>
-          <w:sz w:val="28"/>
-          <w:szCs w:val="28"/>
-        </w:rPr>
-      </w:pPr>
-      <w:r>
-        <w:rPr>
-          <w:bCs/>
-          <w:sz w:val="28"/>
-          <w:szCs w:val="28"/>
-        </w:rPr>
-        <w:t xml:space="preserve">Рисунок 10 – </w:t>
-      </w:r>
-      <w:r>
-        <w:rPr>
-          <w:bCs/>
-          <w:sz w:val="28"/>
-          <w:szCs w:val="28"/>
-          <w:lang w:val="en-US"/>
-        </w:rPr>
-        <w:t>ER</w:t>
-      </w:r>
-      <w:r>
-        <w:rPr>
-          <w:bCs/>
-          <w:sz w:val="28"/>
-          <w:szCs w:val="28"/>
-        </w:rPr>
-        <w:t xml:space="preserve"> </w:t>
-      </w:r>
-      <w:r>
-        <w:rPr>
-          <w:bCs/>
-          <w:sz w:val="28"/>
-          <w:szCs w:val="28"/>
-        </w:rPr>
-        <w:t>модель базы данных</w:t>
+          <w:sz w:val="28"/>
+          <w:szCs w:val="28"/>
+        </w:rPr>
+      </w:pPr>
+      <w:r>
+        <w:rPr>
+          <w:sz w:val="28"/>
+          <w:szCs w:val="28"/>
+        </w:rPr>
+        <w:t>Рисунок 1</w:t>
+      </w:r>
+      <w:r>
+        <w:rPr>
+          <w:sz w:val="28"/>
+          <w:szCs w:val="28"/>
+        </w:rPr>
+        <w:t>0</w:t>
+      </w:r>
+      <w:r>
+        <w:rPr>
+          <w:sz w:val="28"/>
+          <w:szCs w:val="28"/>
+        </w:rPr>
+        <w:t xml:space="preserve"> – Окно регистрации</w:t>
       </w:r>
     </w:p>
     <w:p>
@@ -8594,118 +8794,31 @@
         <w:ind w:left="0" w:firstLine="851"/>
         <w:contextualSpacing w:val="0"/>
         <w:rPr>
-          <w:bCs/>
-          <w:sz w:val="28"/>
-          <w:szCs w:val="28"/>
-        </w:rPr>
-      </w:pPr>
-      <w:r>
-        <w:rPr>
-          <w:bCs/>
-          <w:sz w:val="28"/>
-          <w:szCs w:val="28"/>
-        </w:rPr>
-        <w:t>В итоге были спроектированы</w:t>
-      </w:r>
-      <w:r>
-        <w:rPr>
-          <w:bCs/>
-          <w:sz w:val="28"/>
-          <w:szCs w:val="28"/>
-        </w:rPr>
-        <w:t>:</w:t>
-      </w:r>
-      <w:r>
-        <w:rPr>
-          <w:bCs/>
-          <w:sz w:val="28"/>
-          <w:szCs w:val="28"/>
-        </w:rPr>
-        <w:t xml:space="preserve"> и</w:t>
-      </w:r>
-      <w:r>
-        <w:rPr>
-          <w:bCs/>
-          <w:sz w:val="28"/>
-          <w:szCs w:val="28"/>
-        </w:rPr>
-        <w:t>нфологическая</w:t>
-      </w:r>
-      <w:r>
-        <w:rPr>
-          <w:bCs/>
-          <w:sz w:val="28"/>
-          <w:szCs w:val="28"/>
-        </w:rPr>
-        <w:t xml:space="preserve">, </w:t>
-      </w:r>
-      <w:proofErr w:type="spellStart"/>
-      <w:r>
-        <w:rPr>
-          <w:bCs/>
-          <w:sz w:val="28"/>
-          <w:szCs w:val="28"/>
-        </w:rPr>
-        <w:t>датологическая</w:t>
-      </w:r>
-      <w:proofErr w:type="spellEnd"/>
-      <w:r>
-        <w:rPr>
-          <w:bCs/>
-          <w:sz w:val="28"/>
-          <w:szCs w:val="28"/>
-        </w:rPr>
-        <w:t xml:space="preserve"> и </w:t>
-      </w:r>
-      <w:r>
-        <w:rPr>
-          <w:bCs/>
-          <w:sz w:val="28"/>
-          <w:szCs w:val="28"/>
-          <w:lang w:val="en-US"/>
-        </w:rPr>
-        <w:t>ER</w:t>
-      </w:r>
-      <w:r>
-        <w:rPr>
-          <w:bCs/>
-          <w:sz w:val="28"/>
-          <w:szCs w:val="28"/>
-        </w:rPr>
-        <w:t xml:space="preserve"> </w:t>
-      </w:r>
-      <w:r>
-        <w:rPr>
-          <w:bCs/>
-          <w:sz w:val="28"/>
-          <w:szCs w:val="28"/>
-        </w:rPr>
-        <w:t>модели, отображающие полную структуру базы данных.</w:t>
-      </w:r>
-    </w:p>
-    <w:p>
-      <w:pPr>
-        <w:pStyle w:val="a3"/>
-        <w:spacing w:before="160" w:after="360" w:line="360" w:lineRule="auto"/>
-        <w:ind w:left="0" w:firstLine="851"/>
-        <w:contextualSpacing w:val="0"/>
-        <w:outlineLvl w:val="0"/>
-        <w:rPr>
-          <w:b/>
-          <w:sz w:val="28"/>
-          <w:szCs w:val="28"/>
-        </w:rPr>
-      </w:pPr>
-      <w:bookmarkStart w:id="8" w:name="_Toc224672024"/>
-      <w:r>
-        <w:rPr>
-          <w:b/>
-          <w:sz w:val="28"/>
-          <w:szCs w:val="28"/>
-        </w:rPr>
-        <w:t>4.4 Проектирование интерфейса</w:t>
-      </w:r>
-      <w:bookmarkEnd w:id="8"/>
+          <w:sz w:val="28"/>
+          <w:szCs w:val="28"/>
+        </w:rPr>
+      </w:pPr>
+      <w:r>
+        <w:rPr>
+          <w:sz w:val="28"/>
+          <w:szCs w:val="28"/>
+        </w:rPr>
+        <w:t>На рисунке 1</w:t>
+      </w:r>
+      <w:r>
+        <w:rPr>
+          <w:sz w:val="28"/>
+          <w:szCs w:val="28"/>
+        </w:rPr>
+        <w:t>1</w:t>
+      </w:r>
+      <w:r>
+        <w:rPr>
+          <w:sz w:val="28"/>
+          <w:szCs w:val="28"/>
+        </w:rPr>
+        <w:t xml:space="preserve"> продемонстрировано окно авторизации.</w:t>
+      </w:r>
     </w:p>
     <w:p>
       <w:pPr>
@@ -8714,14 +8827,120 @@
         <w:ind w:left="0" w:firstLine="851"/>
         <w:contextualSpacing w:val="0"/>
         <w:rPr>
-          <w:b/>
+          <w:sz w:val="28"/>
+          <w:szCs w:val="28"/>
+        </w:rPr>
+      </w:pPr>
+    </w:p>
+    <w:p>
+      <w:pPr>
+        <w:pStyle w:val="a3"/>
+        <w:spacing w:before="240" w:after="240" w:line="360" w:lineRule="auto"/>
+        <w:ind w:left="0"/>
+        <w:contextualSpacing w:val="0"/>
+        <w:jc w:val="center"/>
+        <w:rPr>
+          <w:sz w:val="28"/>
+          <w:szCs w:val="28"/>
+        </w:rPr>
+      </w:pPr>
+      <w:r>
+        <w:rPr>
+          <w:noProof/>
+          <w:sz w:val="28"/>
+          <w:szCs w:val="28"/>
+        </w:rPr>
+        <w:lastRenderedPageBreak/>
+        <w:drawing>
+          <wp:inline distT="0" distB="0" distL="0" distR="0" wp14:anchorId="68931BE6" wp14:editId="40108F54">
+            <wp:extent cx="5940425" cy="3792855"/>
+            <wp:effectExtent l="19050" t="19050" r="22225" b="17145"/>
+            <wp:docPr id="12" name="Рисунок 12"/>
+            <wp:cNvGraphicFramePr>
+              <a:graphicFrameLocks xmlns:a="http://schemas.openxmlformats.org/drawingml/2006/main" noChangeAspect="1"/>
+            </wp:cNvGraphicFramePr>
+            <a:graphic xmlns:a="http://schemas.openxmlformats.org/drawingml/2006/main">
+              <a:graphicData uri="http://schemas.openxmlformats.org/drawingml/2006/picture">
+                <pic:pic xmlns:pic="http://schemas.openxmlformats.org/drawingml/2006/picture">
+                  <pic:nvPicPr>
+                    <pic:cNvPr id="1" name=""/>
+                    <pic:cNvPicPr/>
+                  </pic:nvPicPr>
+                  <pic:blipFill>
+                    <a:blip r:embed="rId18"/>
+                    <a:stretch>
+                      <a:fillRect/>
+                    </a:stretch>
+                  </pic:blipFill>
+                  <pic:spPr>
+                    <a:xfrm>
+                      <a:off x="0" y="0"/>
+                      <a:ext cx="5940425" cy="3792855"/>
+                    </a:xfrm>
+                    <a:prstGeom prst="rect">
+                      <a:avLst/>
+                    </a:prstGeom>
+                    <a:ln>
+                      <a:solidFill>
+                        <a:schemeClr val="tx1"/>
+                      </a:solidFill>
+                    </a:ln>
+                  </pic:spPr>
+                </pic:pic>
+              </a:graphicData>
+            </a:graphic>
+          </wp:inline>
+        </w:drawing>
+      </w:r>
+    </w:p>
+    <w:p>
+      <w:pPr>
+        <w:pStyle w:val="a3"/>
+        <w:spacing w:before="240" w:after="240" w:line="360" w:lineRule="auto"/>
+        <w:ind w:left="0"/>
+        <w:contextualSpacing w:val="0"/>
+        <w:jc w:val="center"/>
+        <w:rPr>
+          <w:sz w:val="28"/>
+          <w:szCs w:val="28"/>
+        </w:rPr>
+      </w:pPr>
+      <w:r>
+        <w:rPr>
+          <w:sz w:val="28"/>
+          <w:szCs w:val="28"/>
+        </w:rPr>
+        <w:t>Рисунок 1</w:t>
+      </w:r>
+      <w:r>
+        <w:rPr>
+          <w:sz w:val="28"/>
+          <w:szCs w:val="28"/>
+        </w:rPr>
+        <w:t>1</w:t>
+      </w:r>
+      <w:r>
+        <w:rPr>
+          <w:sz w:val="28"/>
+          <w:szCs w:val="28"/>
+        </w:rPr>
+        <w:t xml:space="preserve"> – Окно авторизации</w:t>
+      </w:r>
+    </w:p>
+    <w:p>
+      <w:pPr>
+        <w:pStyle w:val="a3"/>
+        <w:spacing w:line="360" w:lineRule="auto"/>
+        <w:ind w:left="0" w:firstLine="851"/>
+        <w:contextualSpacing w:val="0"/>
+        <w:rPr>
           <w:sz w:val="28"/>
           <w:szCs w:val="28"/>
         </w:rPr>
       </w:pPr>
     </w:p>
     <w:sectPr>
-      <w:footerReference w:type="default" r:id="rId15"/>
+      <w:footerReference w:type="default" r:id="rId19"/>
       <w:pgSz w:w="11906" w:h="16838"/>
       <w:pgMar w:top="1134" w:right="850" w:bottom="1134" w:left="1701" w:header="708" w:footer="708" w:gutter="0"/>
       <w:cols w:space="708"/>
@@ -9727,31 +9946,31 @@
       </w:pPr>
     </w:lvl>
   </w:abstractNum>
-  <w:num w:numId="1" w16cid:durableId="259265227">
+  <w:num w:numId="1" w16cid:durableId="1221407119">
     <w:abstractNumId w:val="2"/>
   </w:num>
-  <w:num w:numId="2" w16cid:durableId="850678222">
+  <w:num w:numId="2" w16cid:durableId="2015767225">
     <w:abstractNumId w:val="0"/>
   </w:num>
-  <w:num w:numId="3" w16cid:durableId="1093237059">
+  <w:num w:numId="3" w16cid:durableId="1756004329">
     <w:abstractNumId w:val="1"/>
   </w:num>
-  <w:num w:numId="4" w16cid:durableId="1461998073">
+  <w:num w:numId="4" w16cid:durableId="441999804">
     <w:abstractNumId w:val="8"/>
   </w:num>
-  <w:num w:numId="5" w16cid:durableId="362370097">
+  <w:num w:numId="5" w16cid:durableId="813638704">
     <w:abstractNumId w:val="4"/>
   </w:num>
-  <w:num w:numId="6" w16cid:durableId="1732846504">
+  <w:num w:numId="6" w16cid:durableId="169104613">
     <w:abstractNumId w:val="7"/>
   </w:num>
-  <w:num w:numId="7" w16cid:durableId="120733164">
+  <w:num w:numId="7" w16cid:durableId="966277298">
     <w:abstractNumId w:val="5"/>
   </w:num>
-  <w:num w:numId="8" w16cid:durableId="306011140">
+  <w:num w:numId="8" w16cid:durableId="506360466">
     <w:abstractNumId w:val="6"/>
   </w:num>
-  <w:num w:numId="9" w16cid:durableId="1428039570">
+  <w:num w:numId="9" w16cid:durableId="746922403">
     <w:abstractNumId w:val="3"/>
   </w:num>
 </w:numbering>
@@ -10659,7 +10878,7 @@
 </file>
 
 <file path=customXml/itemProps1.xml><?xml version="1.0" encoding="utf-8"?>
-<ds:datastoreItem xmlns:ds="http://schemas.openxmlformats.org/officeDocument/2006/customXml" ds:itemID="{3410E8D0-CCF7-44DB-9FE6-F6ADFBCA6AAD}">
+<ds:datastoreItem xmlns:ds="http://schemas.openxmlformats.org/officeDocument/2006/customXml" ds:itemID="{598AB2CE-5233-472F-83EF-C0D9A38F1272}">
   <ds:schemaRefs>
     <ds:schemaRef ds:uri="http://schemas.openxmlformats.org/officeDocument/2006/bibliography"/>
   </ds:schemaRefs>

--- a/ПЗ.docx
+++ b/ПЗ.docx
@@ -867,8 +867,8 @@
             <w:rPr>
               <w:rFonts w:asciiTheme="minorHAnsi" w:eastAsiaTheme="minorEastAsia" w:hAnsiTheme="minorHAnsi" w:cstheme="minorBidi"/>
               <w:noProof/>
-              <w:kern w:val="2"/>
-              <w14:ligatures w14:val="standardContextual"/>
+              <w:sz w:val="22"/>
+              <w:szCs w:val="22"/>
             </w:rPr>
           </w:pPr>
           <w:r>
@@ -892,7 +892,7 @@
             </w:rPr>
             <w:fldChar w:fldCharType="separate"/>
           </w:r>
-          <w:hyperlink w:anchor="_Toc224672016" w:history="1">
+          <w:hyperlink w:anchor="_Toc225932378" w:history="1">
             <w:r>
               <w:rPr>
                 <w:rStyle w:val="a9"/>
@@ -919,7 +919,7 @@
                 <w:noProof/>
                 <w:webHidden/>
               </w:rPr>
-              <w:instrText xml:space="preserve"> PAGEREF _Toc224672016 \h </w:instrText>
+              <w:instrText xml:space="preserve"> PAGEREF _Toc225932378 \h </w:instrText>
             </w:r>
             <w:r>
               <w:rPr>
@@ -959,14 +959,15 @@
             <w:rPr>
               <w:rFonts w:asciiTheme="minorHAnsi" w:eastAsiaTheme="minorEastAsia" w:hAnsiTheme="minorHAnsi" w:cstheme="minorBidi"/>
               <w:noProof/>
-              <w:kern w:val="2"/>
-              <w14:ligatures w14:val="standardContextual"/>
+              <w:sz w:val="22"/>
+              <w:szCs w:val="22"/>
             </w:rPr>
           </w:pPr>
-          <w:hyperlink w:anchor="_Toc224672017" w:history="1">
+          <w:hyperlink w:anchor="_Toc225932379" w:history="1">
             <w:r>
               <w:rPr>
                 <w:rStyle w:val="a9"/>
+                <w:bCs/>
                 <w:noProof/>
               </w:rPr>
               <w:t>1 Описание предметной области</w:t>
@@ -990,7 +991,7 @@
                 <w:noProof/>
                 <w:webHidden/>
               </w:rPr>
-              <w:instrText xml:space="preserve"> PAGEREF _Toc224672017 \h </w:instrText>
+              <w:instrText xml:space="preserve"> PAGEREF _Toc225932379 \h </w:instrText>
             </w:r>
             <w:r>
               <w:rPr>
@@ -1030,11 +1031,11 @@
             <w:rPr>
               <w:rFonts w:asciiTheme="minorHAnsi" w:eastAsiaTheme="minorEastAsia" w:hAnsiTheme="minorHAnsi" w:cstheme="minorBidi"/>
               <w:noProof/>
-              <w:kern w:val="2"/>
-              <w14:ligatures w14:val="standardContextual"/>
+              <w:sz w:val="22"/>
+              <w:szCs w:val="22"/>
             </w:rPr>
           </w:pPr>
-          <w:hyperlink w:anchor="_Toc224672018" w:history="1">
+          <w:hyperlink w:anchor="_Toc225932380" w:history="1">
             <w:r>
               <w:rPr>
                 <w:rStyle w:val="a9"/>
@@ -1061,7 +1062,7 @@
                 <w:noProof/>
                 <w:webHidden/>
               </w:rPr>
-              <w:instrText xml:space="preserve"> PAGEREF _Toc224672018 \h </w:instrText>
+              <w:instrText xml:space="preserve"> PAGEREF _Toc225932380 \h </w:instrText>
             </w:r>
             <w:r>
               <w:rPr>
@@ -1101,14 +1102,15 @@
             <w:rPr>
               <w:rFonts w:asciiTheme="minorHAnsi" w:eastAsiaTheme="minorEastAsia" w:hAnsiTheme="minorHAnsi" w:cstheme="minorBidi"/>
               <w:noProof/>
-              <w:kern w:val="2"/>
-              <w14:ligatures w14:val="standardContextual"/>
+              <w:sz w:val="22"/>
+              <w:szCs w:val="22"/>
             </w:rPr>
           </w:pPr>
-          <w:hyperlink w:anchor="_Toc224672019" w:history="1">
+          <w:hyperlink w:anchor="_Toc225932381" w:history="1">
             <w:r>
               <w:rPr>
                 <w:rStyle w:val="a9"/>
+                <w:bCs/>
                 <w:noProof/>
               </w:rPr>
               <w:t>3. Техническое задание</w:t>
@@ -1132,7 +1134,7 @@
                 <w:noProof/>
                 <w:webHidden/>
               </w:rPr>
-              <w:instrText xml:space="preserve"> PAGEREF _Toc224672019 \h </w:instrText>
+              <w:instrText xml:space="preserve"> PAGEREF _Toc225932381 \h </w:instrText>
             </w:r>
             <w:r>
               <w:rPr>
@@ -1172,14 +1174,15 @@
             <w:rPr>
               <w:rFonts w:asciiTheme="minorHAnsi" w:eastAsiaTheme="minorEastAsia" w:hAnsiTheme="minorHAnsi" w:cstheme="minorBidi"/>
               <w:noProof/>
-              <w:kern w:val="2"/>
-              <w14:ligatures w14:val="standardContextual"/>
+              <w:sz w:val="22"/>
+              <w:szCs w:val="22"/>
             </w:rPr>
           </w:pPr>
-          <w:hyperlink w:anchor="_Toc224672020" w:history="1">
+          <w:hyperlink w:anchor="_Toc225932382" w:history="1">
             <w:r>
               <w:rPr>
                 <w:rStyle w:val="a9"/>
+                <w:bCs/>
                 <w:noProof/>
               </w:rPr>
               <w:t>4. Проектирование веб-приложения</w:t>
@@ -1203,7 +1206,7 @@
                 <w:noProof/>
                 <w:webHidden/>
               </w:rPr>
-              <w:instrText xml:space="preserve"> PAGEREF _Toc224672020 \h </w:instrText>
+              <w:instrText xml:space="preserve"> PAGEREF _Toc225932382 \h </w:instrText>
             </w:r>
             <w:r>
               <w:rPr>
@@ -1243,14 +1246,15 @@
             <w:rPr>
               <w:rFonts w:asciiTheme="minorHAnsi" w:eastAsiaTheme="minorEastAsia" w:hAnsiTheme="minorHAnsi" w:cstheme="minorBidi"/>
               <w:noProof/>
-              <w:kern w:val="2"/>
-              <w14:ligatures w14:val="standardContextual"/>
+              <w:sz w:val="22"/>
+              <w:szCs w:val="22"/>
             </w:rPr>
           </w:pPr>
-          <w:hyperlink w:anchor="_Toc224672021" w:history="1">
+          <w:hyperlink w:anchor="_Toc225932383" w:history="1">
             <w:r>
               <w:rPr>
                 <w:rStyle w:val="a9"/>
+                <w:bCs/>
                 <w:noProof/>
               </w:rPr>
               <w:t>4.1 Структурная схема веб-приложения</w:t>
@@ -1274,7 +1278,7 @@
                 <w:noProof/>
                 <w:webHidden/>
               </w:rPr>
-              <w:instrText xml:space="preserve"> PAGEREF _Toc224672021 \h </w:instrText>
+              <w:instrText xml:space="preserve"> PAGEREF _Toc225932383 \h </w:instrText>
             </w:r>
             <w:r>
               <w:rPr>
@@ -1314,14 +1318,15 @@
             <w:rPr>
               <w:rFonts w:asciiTheme="minorHAnsi" w:eastAsiaTheme="minorEastAsia" w:hAnsiTheme="minorHAnsi" w:cstheme="minorBidi"/>
               <w:noProof/>
-              <w:kern w:val="2"/>
-              <w14:ligatures w14:val="standardContextual"/>
+              <w:sz w:val="22"/>
+              <w:szCs w:val="22"/>
             </w:rPr>
           </w:pPr>
-          <w:hyperlink w:anchor="_Toc224672022" w:history="1">
+          <w:hyperlink w:anchor="_Toc225932384" w:history="1">
             <w:r>
               <w:rPr>
                 <w:rStyle w:val="a9"/>
+                <w:bCs/>
                 <w:noProof/>
               </w:rPr>
               <w:t>4.2 Функциональная схема веб-приложения</w:t>
@@ -1345,7 +1350,7 @@
                 <w:noProof/>
                 <w:webHidden/>
               </w:rPr>
-              <w:instrText xml:space="preserve"> PAGEREF _Toc224672022 \h </w:instrText>
+              <w:instrText xml:space="preserve"> PAGEREF _Toc225932384 \h </w:instrText>
             </w:r>
             <w:r>
               <w:rPr>
@@ -1385,11 +1390,11 @@
             <w:rPr>
               <w:rFonts w:asciiTheme="minorHAnsi" w:eastAsiaTheme="minorEastAsia" w:hAnsiTheme="minorHAnsi" w:cstheme="minorBidi"/>
               <w:noProof/>
-              <w:kern w:val="2"/>
-              <w14:ligatures w14:val="standardContextual"/>
+              <w:sz w:val="22"/>
+              <w:szCs w:val="22"/>
             </w:rPr>
           </w:pPr>
-          <w:hyperlink w:anchor="_Toc224672023" w:history="1">
+          <w:hyperlink w:anchor="_Toc225932385" w:history="1">
             <w:r>
               <w:rPr>
                 <w:rStyle w:val="a9"/>
@@ -1416,7 +1421,7 @@
                 <w:noProof/>
                 <w:webHidden/>
               </w:rPr>
-              <w:instrText xml:space="preserve"> PAGEREF _Toc224672023 \h </w:instrText>
+              <w:instrText xml:space="preserve"> PAGEREF _Toc225932385 \h </w:instrText>
             </w:r>
             <w:r>
               <w:rPr>
@@ -1456,11 +1461,11 @@
             <w:rPr>
               <w:rFonts w:asciiTheme="minorHAnsi" w:eastAsiaTheme="minorEastAsia" w:hAnsiTheme="minorHAnsi" w:cstheme="minorBidi"/>
               <w:noProof/>
-              <w:kern w:val="2"/>
-              <w14:ligatures w14:val="standardContextual"/>
+              <w:sz w:val="22"/>
+              <w:szCs w:val="22"/>
             </w:rPr>
           </w:pPr>
-          <w:hyperlink w:anchor="_Toc224672024" w:history="1">
+          <w:hyperlink w:anchor="_Toc225932386" w:history="1">
             <w:r>
               <w:rPr>
                 <w:rStyle w:val="a9"/>
@@ -1487,7 +1492,7 @@
                 <w:noProof/>
                 <w:webHidden/>
               </w:rPr>
-              <w:instrText xml:space="preserve"> PAGEREF _Toc224672024 \h </w:instrText>
+              <w:instrText xml:space="preserve"> PAGEREF _Toc225932386 \h </w:instrText>
             </w:r>
             <w:r>
               <w:rPr>
@@ -1508,6 +1513,298 @@
                 <w:webHidden/>
               </w:rPr>
               <w:t>23</w:t>
+            </w:r>
+            <w:r>
+              <w:rPr>
+                <w:noProof/>
+                <w:webHidden/>
+              </w:rPr>
+              <w:fldChar w:fldCharType="end"/>
+            </w:r>
+          </w:hyperlink>
+        </w:p>
+        <w:p>
+          <w:pPr>
+            <w:pStyle w:val="11"/>
+            <w:tabs>
+              <w:tab w:val="right" w:leader="dot" w:pos="9345"/>
+            </w:tabs>
+            <w:rPr>
+              <w:rFonts w:asciiTheme="minorHAnsi" w:eastAsiaTheme="minorEastAsia" w:hAnsiTheme="minorHAnsi" w:cstheme="minorBidi"/>
+              <w:noProof/>
+              <w:sz w:val="22"/>
+              <w:szCs w:val="22"/>
+            </w:rPr>
+          </w:pPr>
+          <w:hyperlink w:anchor="_Toc225932387" w:history="1">
+            <w:r>
+              <w:rPr>
+                <w:rStyle w:val="a9"/>
+                <w:noProof/>
+                <w:lang w:val="en-US"/>
+              </w:rPr>
+              <w:t xml:space="preserve">5 </w:t>
+            </w:r>
+            <w:r>
+              <w:rPr>
+                <w:rStyle w:val="a9"/>
+                <w:noProof/>
+              </w:rPr>
+              <w:t>Разработка веб-приложения</w:t>
+            </w:r>
+            <w:r>
+              <w:rPr>
+                <w:noProof/>
+                <w:webHidden/>
+              </w:rPr>
+              <w:tab/>
+            </w:r>
+            <w:r>
+              <w:rPr>
+                <w:noProof/>
+                <w:webHidden/>
+              </w:rPr>
+              <w:fldChar w:fldCharType="begin"/>
+            </w:r>
+            <w:r>
+              <w:rPr>
+                <w:noProof/>
+                <w:webHidden/>
+              </w:rPr>
+              <w:instrText xml:space="preserve"> PAGEREF _Toc225932387 \h </w:instrText>
+            </w:r>
+            <w:r>
+              <w:rPr>
+                <w:noProof/>
+                <w:webHidden/>
+              </w:rPr>
+            </w:r>
+            <w:r>
+              <w:rPr>
+                <w:noProof/>
+                <w:webHidden/>
+              </w:rPr>
+              <w:fldChar w:fldCharType="separate"/>
+            </w:r>
+            <w:r>
+              <w:rPr>
+                <w:noProof/>
+                <w:webHidden/>
+              </w:rPr>
+              <w:t>27</w:t>
+            </w:r>
+            <w:r>
+              <w:rPr>
+                <w:noProof/>
+                <w:webHidden/>
+              </w:rPr>
+              <w:fldChar w:fldCharType="end"/>
+            </w:r>
+          </w:hyperlink>
+        </w:p>
+        <w:p>
+          <w:pPr>
+            <w:pStyle w:val="11"/>
+            <w:tabs>
+              <w:tab w:val="right" w:leader="dot" w:pos="9345"/>
+            </w:tabs>
+            <w:rPr>
+              <w:rFonts w:asciiTheme="minorHAnsi" w:eastAsiaTheme="minorEastAsia" w:hAnsiTheme="minorHAnsi" w:cstheme="minorBidi"/>
+              <w:noProof/>
+              <w:sz w:val="22"/>
+              <w:szCs w:val="22"/>
+            </w:rPr>
+          </w:pPr>
+          <w:hyperlink w:anchor="_Toc225932388" w:history="1">
+            <w:r>
+              <w:rPr>
+                <w:rStyle w:val="a9"/>
+                <w:noProof/>
+              </w:rPr>
+              <w:t>5.1 Разработка интерфейса веб-приложения</w:t>
+            </w:r>
+            <w:r>
+              <w:rPr>
+                <w:noProof/>
+                <w:webHidden/>
+              </w:rPr>
+              <w:tab/>
+            </w:r>
+            <w:r>
+              <w:rPr>
+                <w:noProof/>
+                <w:webHidden/>
+              </w:rPr>
+              <w:fldChar w:fldCharType="begin"/>
+            </w:r>
+            <w:r>
+              <w:rPr>
+                <w:noProof/>
+                <w:webHidden/>
+              </w:rPr>
+              <w:instrText xml:space="preserve"> PAGEREF _Toc225932388 \h </w:instrText>
+            </w:r>
+            <w:r>
+              <w:rPr>
+                <w:noProof/>
+                <w:webHidden/>
+              </w:rPr>
+            </w:r>
+            <w:r>
+              <w:rPr>
+                <w:noProof/>
+                <w:webHidden/>
+              </w:rPr>
+              <w:fldChar w:fldCharType="separate"/>
+            </w:r>
+            <w:r>
+              <w:rPr>
+                <w:noProof/>
+                <w:webHidden/>
+              </w:rPr>
+              <w:t>27</w:t>
+            </w:r>
+            <w:r>
+              <w:rPr>
+                <w:noProof/>
+                <w:webHidden/>
+              </w:rPr>
+              <w:fldChar w:fldCharType="end"/>
+            </w:r>
+          </w:hyperlink>
+        </w:p>
+        <w:p>
+          <w:pPr>
+            <w:pStyle w:val="11"/>
+            <w:tabs>
+              <w:tab w:val="right" w:leader="dot" w:pos="9345"/>
+            </w:tabs>
+            <w:rPr>
+              <w:rFonts w:asciiTheme="minorHAnsi" w:eastAsiaTheme="minorEastAsia" w:hAnsiTheme="minorHAnsi" w:cstheme="minorBidi"/>
+              <w:noProof/>
+              <w:sz w:val="22"/>
+              <w:szCs w:val="22"/>
+            </w:rPr>
+          </w:pPr>
+          <w:hyperlink w:anchor="_Toc225932389" w:history="1">
+            <w:r>
+              <w:rPr>
+                <w:rStyle w:val="a9"/>
+                <w:noProof/>
+              </w:rPr>
+              <w:t>5.2 Разработка базы данных веб-приложения</w:t>
+            </w:r>
+            <w:r>
+              <w:rPr>
+                <w:noProof/>
+                <w:webHidden/>
+              </w:rPr>
+              <w:tab/>
+            </w:r>
+            <w:r>
+              <w:rPr>
+                <w:noProof/>
+                <w:webHidden/>
+              </w:rPr>
+              <w:fldChar w:fldCharType="begin"/>
+            </w:r>
+            <w:r>
+              <w:rPr>
+                <w:noProof/>
+                <w:webHidden/>
+              </w:rPr>
+              <w:instrText xml:space="preserve"> PAGEREF _Toc225932389 \h </w:instrText>
+            </w:r>
+            <w:r>
+              <w:rPr>
+                <w:noProof/>
+                <w:webHidden/>
+              </w:rPr>
+            </w:r>
+            <w:r>
+              <w:rPr>
+                <w:noProof/>
+                <w:webHidden/>
+              </w:rPr>
+              <w:fldChar w:fldCharType="separate"/>
+            </w:r>
+            <w:r>
+              <w:rPr>
+                <w:noProof/>
+                <w:webHidden/>
+              </w:rPr>
+              <w:t>27</w:t>
+            </w:r>
+            <w:r>
+              <w:rPr>
+                <w:noProof/>
+                <w:webHidden/>
+              </w:rPr>
+              <w:fldChar w:fldCharType="end"/>
+            </w:r>
+          </w:hyperlink>
+        </w:p>
+        <w:p>
+          <w:pPr>
+            <w:pStyle w:val="11"/>
+            <w:tabs>
+              <w:tab w:val="right" w:leader="dot" w:pos="9345"/>
+            </w:tabs>
+            <w:rPr>
+              <w:rFonts w:asciiTheme="minorHAnsi" w:eastAsiaTheme="minorEastAsia" w:hAnsiTheme="minorHAnsi" w:cstheme="minorBidi"/>
+              <w:noProof/>
+              <w:sz w:val="22"/>
+              <w:szCs w:val="22"/>
+            </w:rPr>
+          </w:pPr>
+          <w:hyperlink w:anchor="_Toc225932390" w:history="1">
+            <w:r>
+              <w:rPr>
+                <w:rStyle w:val="a9"/>
+                <w:noProof/>
+              </w:rPr>
+              <w:t>5.3 Разработка веб-приложения</w:t>
+            </w:r>
+            <w:r>
+              <w:rPr>
+                <w:noProof/>
+                <w:webHidden/>
+              </w:rPr>
+              <w:tab/>
+            </w:r>
+            <w:r>
+              <w:rPr>
+                <w:noProof/>
+                <w:webHidden/>
+              </w:rPr>
+              <w:fldChar w:fldCharType="begin"/>
+            </w:r>
+            <w:r>
+              <w:rPr>
+                <w:noProof/>
+                <w:webHidden/>
+              </w:rPr>
+              <w:instrText xml:space="preserve"> PAGEREF _Toc225932390 \h </w:instrText>
+            </w:r>
+            <w:r>
+              <w:rPr>
+                <w:noProof/>
+                <w:webHidden/>
+              </w:rPr>
+            </w:r>
+            <w:r>
+              <w:rPr>
+                <w:noProof/>
+                <w:webHidden/>
+              </w:rPr>
+              <w:fldChar w:fldCharType="separate"/>
+            </w:r>
+            <w:r>
+              <w:rPr>
+                <w:noProof/>
+                <w:webHidden/>
+              </w:rPr>
+              <w:t>27</w:t>
             </w:r>
             <w:r>
               <w:rPr>
@@ -1555,7 +1852,7 @@
           <w:sz w:val="28"/>
         </w:rPr>
       </w:pPr>
-      <w:bookmarkStart w:id="0" w:name="_Toc224672016"/>
+      <w:bookmarkStart w:id="0" w:name="_Toc225932378"/>
       <w:r>
         <w:rPr>
           <w:b/>
@@ -1883,6 +2180,7 @@
         </w:numPr>
         <w:spacing w:line="360" w:lineRule="auto"/>
         <w:ind w:left="0" w:firstLine="851"/>
+        <w:contextualSpacing w:val="0"/>
         <w:jc w:val="both"/>
         <w:rPr>
           <w:sz w:val="28"/>
@@ -1906,6 +2204,7 @@
         </w:numPr>
         <w:spacing w:line="360" w:lineRule="auto"/>
         <w:ind w:left="0" w:firstLine="851"/>
+        <w:contextualSpacing w:val="0"/>
         <w:jc w:val="both"/>
         <w:rPr>
           <w:sz w:val="28"/>
@@ -1929,6 +2228,7 @@
         </w:numPr>
         <w:spacing w:line="360" w:lineRule="auto"/>
         <w:ind w:left="0" w:firstLine="851"/>
+        <w:contextualSpacing w:val="0"/>
         <w:jc w:val="both"/>
         <w:rPr>
           <w:sz w:val="28"/>
@@ -1952,6 +2252,7 @@
         </w:numPr>
         <w:spacing w:line="360" w:lineRule="auto"/>
         <w:ind w:left="0" w:firstLine="851"/>
+        <w:contextualSpacing w:val="0"/>
         <w:jc w:val="both"/>
         <w:rPr>
           <w:sz w:val="28"/>
@@ -1988,7 +2289,7 @@
           <w:szCs w:val="28"/>
         </w:rPr>
       </w:pPr>
-      <w:bookmarkStart w:id="1" w:name="_Toc224672017"/>
+      <w:bookmarkStart w:id="1" w:name="_Toc225932379"/>
       <w:r>
         <w:rPr>
           <w:b/>
@@ -2051,6 +2352,7 @@
         <w:pStyle w:val="a3"/>
         <w:spacing w:line="360" w:lineRule="auto"/>
         <w:ind w:left="0" w:firstLine="851"/>
+        <w:contextualSpacing w:val="0"/>
         <w:jc w:val="both"/>
         <w:rPr>
           <w:sz w:val="28"/>
@@ -2070,6 +2372,7 @@
         <w:pStyle w:val="a3"/>
         <w:spacing w:line="360" w:lineRule="auto"/>
         <w:ind w:left="0" w:firstLine="851"/>
+        <w:contextualSpacing w:val="0"/>
         <w:jc w:val="both"/>
         <w:rPr>
           <w:sz w:val="28"/>
@@ -2103,6 +2406,7 @@
         <w:pStyle w:val="a3"/>
         <w:spacing w:line="360" w:lineRule="auto"/>
         <w:ind w:left="0" w:firstLine="851"/>
+        <w:contextualSpacing w:val="0"/>
         <w:jc w:val="both"/>
         <w:rPr>
           <w:sz w:val="28"/>
@@ -2150,6 +2454,7 @@
         <w:pStyle w:val="a3"/>
         <w:spacing w:line="360" w:lineRule="auto"/>
         <w:ind w:left="0" w:firstLine="851"/>
+        <w:contextualSpacing w:val="0"/>
         <w:jc w:val="both"/>
         <w:rPr>
           <w:sz w:val="28"/>
@@ -2183,6 +2488,7 @@
         <w:pStyle w:val="a3"/>
         <w:spacing w:line="360" w:lineRule="auto"/>
         <w:ind w:left="0" w:firstLine="851"/>
+        <w:contextualSpacing w:val="0"/>
         <w:jc w:val="both"/>
         <w:rPr>
           <w:sz w:val="28"/>
@@ -2216,6 +2522,7 @@
         <w:pStyle w:val="a3"/>
         <w:spacing w:line="360" w:lineRule="auto"/>
         <w:ind w:left="0" w:firstLine="851"/>
+        <w:contextualSpacing w:val="0"/>
         <w:jc w:val="both"/>
         <w:rPr>
           <w:sz w:val="28"/>
@@ -2257,6 +2564,7 @@
         <w:pStyle w:val="a3"/>
         <w:spacing w:line="360" w:lineRule="auto"/>
         <w:ind w:left="0" w:firstLine="851"/>
+        <w:contextualSpacing w:val="0"/>
         <w:jc w:val="both"/>
         <w:rPr>
           <w:sz w:val="28"/>
@@ -2276,6 +2584,7 @@
         <w:pStyle w:val="a3"/>
         <w:spacing w:line="360" w:lineRule="auto"/>
         <w:ind w:left="0" w:firstLine="851"/>
+        <w:contextualSpacing w:val="0"/>
         <w:jc w:val="both"/>
         <w:rPr>
           <w:sz w:val="28"/>
@@ -2295,6 +2604,7 @@
         <w:pStyle w:val="a3"/>
         <w:spacing w:line="360" w:lineRule="auto"/>
         <w:ind w:left="0" w:firstLine="851"/>
+        <w:contextualSpacing w:val="0"/>
         <w:jc w:val="both"/>
         <w:rPr>
           <w:sz w:val="28"/>
@@ -2321,6 +2631,7 @@
         <w:pStyle w:val="a3"/>
         <w:spacing w:line="360" w:lineRule="auto"/>
         <w:ind w:left="0" w:firstLine="851"/>
+        <w:contextualSpacing w:val="0"/>
         <w:jc w:val="both"/>
         <w:rPr>
           <w:sz w:val="28"/>
@@ -2354,6 +2665,7 @@
         <w:pStyle w:val="a3"/>
         <w:spacing w:line="360" w:lineRule="auto"/>
         <w:ind w:left="0" w:firstLine="851"/>
+        <w:contextualSpacing w:val="0"/>
         <w:jc w:val="both"/>
         <w:rPr>
           <w:sz w:val="28"/>
@@ -2373,6 +2685,7 @@
         <w:pStyle w:val="a3"/>
         <w:spacing w:line="360" w:lineRule="auto"/>
         <w:ind w:left="0" w:firstLine="851"/>
+        <w:contextualSpacing w:val="0"/>
         <w:jc w:val="both"/>
         <w:rPr>
           <w:sz w:val="28"/>
@@ -2396,6 +2709,7 @@
         </w:numPr>
         <w:spacing w:line="360" w:lineRule="auto"/>
         <w:ind w:left="0" w:firstLine="851"/>
+        <w:contextualSpacing w:val="0"/>
         <w:jc w:val="both"/>
         <w:rPr>
           <w:sz w:val="28"/>
@@ -2419,6 +2733,7 @@
         </w:numPr>
         <w:spacing w:line="360" w:lineRule="auto"/>
         <w:ind w:left="0" w:firstLine="851"/>
+        <w:contextualSpacing w:val="0"/>
         <w:jc w:val="both"/>
         <w:rPr>
           <w:sz w:val="28"/>
@@ -2438,6 +2753,7 @@
         <w:pStyle w:val="a3"/>
         <w:spacing w:line="360" w:lineRule="auto"/>
         <w:ind w:left="0" w:firstLine="851"/>
+        <w:contextualSpacing w:val="0"/>
         <w:jc w:val="both"/>
         <w:rPr>
           <w:sz w:val="28"/>
@@ -2461,6 +2777,7 @@
         </w:numPr>
         <w:spacing w:line="360" w:lineRule="auto"/>
         <w:ind w:left="0" w:firstLine="851"/>
+        <w:contextualSpacing w:val="0"/>
         <w:jc w:val="both"/>
         <w:rPr>
           <w:sz w:val="28"/>
@@ -2484,6 +2801,7 @@
         </w:numPr>
         <w:spacing w:line="360" w:lineRule="auto"/>
         <w:ind w:left="0" w:firstLine="851"/>
+        <w:contextualSpacing w:val="0"/>
         <w:jc w:val="both"/>
         <w:rPr>
           <w:sz w:val="28"/>
@@ -2521,6 +2839,7 @@
         </w:numPr>
         <w:spacing w:line="360" w:lineRule="auto"/>
         <w:ind w:left="0" w:firstLine="851"/>
+        <w:contextualSpacing w:val="0"/>
         <w:jc w:val="both"/>
         <w:rPr>
           <w:sz w:val="28"/>
@@ -2545,6 +2864,7 @@
         </w:numPr>
         <w:spacing w:line="360" w:lineRule="auto"/>
         <w:ind w:left="0" w:firstLine="851"/>
+        <w:contextualSpacing w:val="0"/>
         <w:jc w:val="both"/>
         <w:rPr>
           <w:sz w:val="28"/>
@@ -2568,6 +2888,7 @@
         </w:numPr>
         <w:spacing w:line="360" w:lineRule="auto"/>
         <w:ind w:left="0" w:firstLine="851"/>
+        <w:contextualSpacing w:val="0"/>
         <w:jc w:val="both"/>
         <w:rPr>
           <w:sz w:val="28"/>
@@ -2591,6 +2912,7 @@
         </w:numPr>
         <w:spacing w:line="360" w:lineRule="auto"/>
         <w:ind w:left="0" w:firstLine="851"/>
+        <w:contextualSpacing w:val="0"/>
         <w:jc w:val="both"/>
         <w:rPr>
           <w:sz w:val="28"/>
@@ -2621,6 +2943,7 @@
         </w:numPr>
         <w:spacing w:line="360" w:lineRule="auto"/>
         <w:ind w:left="0" w:firstLine="851"/>
+        <w:contextualSpacing w:val="0"/>
         <w:jc w:val="both"/>
         <w:rPr>
           <w:sz w:val="28"/>
@@ -2652,6 +2975,7 @@
         </w:numPr>
         <w:spacing w:line="360" w:lineRule="auto"/>
         <w:ind w:left="0" w:firstLine="851"/>
+        <w:contextualSpacing w:val="0"/>
         <w:jc w:val="both"/>
         <w:rPr>
           <w:sz w:val="28"/>
@@ -2698,7 +3022,7 @@
           <w:b/>
         </w:rPr>
       </w:pPr>
-      <w:bookmarkStart w:id="2" w:name="_Toc224672018"/>
+      <w:bookmarkStart w:id="2" w:name="_Toc225932380"/>
       <w:r>
         <w:rPr>
           <w:b/>
@@ -2726,7 +3050,23 @@
           <w:sz w:val="28"/>
           <w:szCs w:val="28"/>
         </w:rPr>
-        <w:t>Поскольку веб-приложение учёта финансов планируется реализовать в архитектуре клиент–сервер, для разработки требуется проанализировать и выбрать оптимальные инструментальные средства для клиентской и серверной частей, базы данных и среды разработки. Для реализации клиентской части будут использованы современные веб-технологии: HTML5 и JavaScript</w:t>
+        <w:t>Поскольку веб-приложение учёта финансов планируется реализовать в архитектуре клиент</w:t>
+      </w:r>
+      <w:r>
+        <w:rPr>
+          <w:color w:val="000000"/>
+          <w:sz w:val="28"/>
+          <w:szCs w:val="28"/>
+        </w:rPr>
+        <w:t>-</w:t>
+      </w:r>
+      <w:r>
+        <w:rPr>
+          <w:color w:val="000000"/>
+          <w:sz w:val="28"/>
+          <w:szCs w:val="28"/>
+        </w:rPr>
+        <w:t>сервер, для разработки требуется проанализировать и выбрать оптимальные инструментальные средства для клиентской и серверной частей, базы данных и среды разработки. Для реализации клиентской части будут использованы современные веб-технологии: HTML5 и JavaScript</w:t>
       </w:r>
       <w:r>
         <w:rPr>
@@ -4840,7 +5180,7 @@
             <w:tcBorders>
               <w:top w:val="single" w:sz="4" w:space="0" w:color="auto"/>
               <w:left w:val="single" w:sz="4" w:space="0" w:color="auto"/>
-              <w:bottom w:val="nil"/>
+              <w:bottom w:val="single" w:sz="4" w:space="0" w:color="auto"/>
               <w:right w:val="single" w:sz="4" w:space="0" w:color="auto"/>
             </w:tcBorders>
           </w:tcPr>
@@ -4869,7 +5209,7 @@
             <w:tcBorders>
               <w:top w:val="single" w:sz="4" w:space="0" w:color="auto"/>
               <w:left w:val="single" w:sz="4" w:space="0" w:color="auto"/>
-              <w:bottom w:val="nil"/>
+              <w:bottom w:val="single" w:sz="4" w:space="0" w:color="auto"/>
               <w:right w:val="single" w:sz="4" w:space="0" w:color="auto"/>
             </w:tcBorders>
           </w:tcPr>
@@ -4919,7 +5259,7 @@
             <w:tcBorders>
               <w:top w:val="single" w:sz="4" w:space="0" w:color="auto"/>
               <w:left w:val="single" w:sz="4" w:space="0" w:color="auto"/>
-              <w:bottom w:val="nil"/>
+              <w:bottom w:val="single" w:sz="4" w:space="0" w:color="auto"/>
               <w:right w:val="single" w:sz="4" w:space="0" w:color="auto"/>
             </w:tcBorders>
           </w:tcPr>
@@ -4955,13 +5295,16 @@
             <w:tcBorders>
               <w:top w:val="single" w:sz="4" w:space="0" w:color="auto"/>
               <w:left w:val="single" w:sz="4" w:space="0" w:color="auto"/>
-              <w:bottom w:val="nil"/>
+              <w:bottom w:val="single" w:sz="4" w:space="0" w:color="auto"/>
               <w:right w:val="single" w:sz="4" w:space="0" w:color="auto"/>
             </w:tcBorders>
             <w:hideMark/>
           </w:tcPr>
           <w:p>
             <w:pPr>
+              <w:tabs>
+                <w:tab w:val="right" w:pos="6016"/>
+              </w:tabs>
               <w:spacing w:line="360" w:lineRule="auto"/>
               <w:jc w:val="both"/>
               <w:rPr>
@@ -4976,6 +5319,14 @@
                 <w:shd w:val="clear" w:color="auto" w:fill="FFFFFF"/>
               </w:rPr>
               <w:t>Производительность веб-запросов</w:t>
+            </w:r>
+            <w:r>
+              <w:rPr>
+                <w:sz w:val="28"/>
+                <w:szCs w:val="28"/>
+                <w:shd w:val="clear" w:color="auto" w:fill="FFFFFF"/>
+              </w:rPr>
+              <w:tab/>
             </w:r>
           </w:p>
         </w:tc>
@@ -4985,7 +5336,7 @@
             <w:tcBorders>
               <w:top w:val="single" w:sz="4" w:space="0" w:color="auto"/>
               <w:left w:val="single" w:sz="4" w:space="0" w:color="auto"/>
-              <w:bottom w:val="nil"/>
+              <w:bottom w:val="single" w:sz="4" w:space="0" w:color="auto"/>
               <w:right w:val="single" w:sz="4" w:space="0" w:color="auto"/>
             </w:tcBorders>
             <w:hideMark/>
@@ -5016,7 +5367,7 @@
             <w:tcBorders>
               <w:top w:val="single" w:sz="4" w:space="0" w:color="auto"/>
               <w:left w:val="single" w:sz="4" w:space="0" w:color="auto"/>
-              <w:bottom w:val="nil"/>
+              <w:bottom w:val="single" w:sz="4" w:space="0" w:color="auto"/>
               <w:right w:val="single" w:sz="4" w:space="0" w:color="auto"/>
             </w:tcBorders>
             <w:hideMark/>
@@ -6226,6 +6577,7 @@
         <w:pStyle w:val="a3"/>
         <w:spacing w:line="360" w:lineRule="auto"/>
         <w:ind w:left="0" w:firstLine="851"/>
+        <w:contextualSpacing w:val="0"/>
         <w:jc w:val="both"/>
         <w:rPr>
           <w:sz w:val="28"/>
@@ -6631,7 +6983,7 @@
           <w:szCs w:val="28"/>
         </w:rPr>
       </w:pPr>
-      <w:bookmarkStart w:id="3" w:name="_Toc224672019"/>
+      <w:bookmarkStart w:id="3" w:name="_Toc225932381"/>
       <w:r>
         <w:rPr>
           <w:b/>
@@ -6649,6 +7001,7 @@
         <w:pStyle w:val="a3"/>
         <w:spacing w:line="360" w:lineRule="auto"/>
         <w:ind w:left="0" w:firstLine="851"/>
+        <w:contextualSpacing w:val="0"/>
         <w:jc w:val="both"/>
         <w:rPr>
           <w:sz w:val="28"/>
@@ -6668,6 +7021,7 @@
         <w:pStyle w:val="a3"/>
         <w:spacing w:line="360" w:lineRule="auto"/>
         <w:ind w:left="0" w:firstLine="851"/>
+        <w:contextualSpacing w:val="0"/>
         <w:jc w:val="both"/>
         <w:rPr>
           <w:sz w:val="28"/>
@@ -6694,6 +7048,7 @@
         <w:pStyle w:val="a3"/>
         <w:spacing w:line="360" w:lineRule="auto"/>
         <w:ind w:left="0" w:firstLine="851"/>
+        <w:contextualSpacing w:val="0"/>
         <w:jc w:val="both"/>
         <w:rPr>
           <w:sz w:val="28"/>
@@ -6713,6 +7068,7 @@
         <w:pStyle w:val="a3"/>
         <w:spacing w:line="360" w:lineRule="auto"/>
         <w:ind w:left="0" w:firstLine="851"/>
+        <w:contextualSpacing w:val="0"/>
         <w:jc w:val="both"/>
         <w:rPr>
           <w:sz w:val="28"/>
@@ -6746,6 +7102,7 @@
         <w:pStyle w:val="a3"/>
         <w:spacing w:line="360" w:lineRule="auto"/>
         <w:ind w:left="0" w:firstLine="851"/>
+        <w:contextualSpacing w:val="0"/>
         <w:jc w:val="both"/>
         <w:rPr>
           <w:sz w:val="28"/>
@@ -6779,6 +7136,7 @@
         <w:pStyle w:val="a3"/>
         <w:spacing w:line="360" w:lineRule="auto"/>
         <w:ind w:left="0" w:firstLine="851"/>
+        <w:contextualSpacing w:val="0"/>
         <w:jc w:val="both"/>
         <w:rPr>
           <w:sz w:val="28"/>
@@ -6812,6 +7170,7 @@
         <w:pStyle w:val="a3"/>
         <w:spacing w:line="360" w:lineRule="auto"/>
         <w:ind w:left="0" w:firstLine="851"/>
+        <w:contextualSpacing w:val="0"/>
         <w:jc w:val="both"/>
         <w:rPr>
           <w:sz w:val="28"/>
@@ -6831,6 +7190,7 @@
         <w:pStyle w:val="a3"/>
         <w:spacing w:line="360" w:lineRule="auto"/>
         <w:ind w:left="0" w:firstLine="851"/>
+        <w:contextualSpacing w:val="0"/>
         <w:jc w:val="both"/>
         <w:rPr>
           <w:sz w:val="28"/>
@@ -6850,6 +7210,7 @@
         <w:pStyle w:val="a3"/>
         <w:spacing w:line="360" w:lineRule="auto"/>
         <w:ind w:left="0" w:firstLine="851"/>
+        <w:contextualSpacing w:val="0"/>
         <w:jc w:val="both"/>
         <w:rPr>
           <w:sz w:val="28"/>
@@ -6869,6 +7230,7 @@
         <w:pStyle w:val="a3"/>
         <w:spacing w:line="360" w:lineRule="auto"/>
         <w:ind w:left="0" w:firstLine="851"/>
+        <w:contextualSpacing w:val="0"/>
         <w:jc w:val="both"/>
         <w:rPr>
           <w:sz w:val="28"/>
@@ -6914,7 +7276,7 @@
           <w:szCs w:val="28"/>
         </w:rPr>
       </w:pPr>
-      <w:bookmarkStart w:id="4" w:name="_Toc224672020"/>
+      <w:bookmarkStart w:id="4" w:name="_Toc225932382"/>
       <w:r>
         <w:rPr>
           <w:b/>
@@ -6951,7 +7313,7 @@
           <w:szCs w:val="28"/>
         </w:rPr>
       </w:pPr>
-      <w:bookmarkStart w:id="5" w:name="_Toc224672021"/>
+      <w:bookmarkStart w:id="5" w:name="_Toc225932383"/>
       <w:r>
         <w:rPr>
           <w:b/>
@@ -7014,10 +7376,10 @@
           <w:szCs w:val="28"/>
         </w:rPr>
         <w:drawing>
-          <wp:inline distT="0" distB="0" distL="0" distR="0" wp14:anchorId="5153F446" wp14:editId="05A8807F">
-            <wp:extent cx="5716565" cy="5022850"/>
-            <wp:effectExtent l="19050" t="19050" r="17780" b="25400"/>
-            <wp:docPr id="2" name="Рисунок 2"/>
+          <wp:inline distT="0" distB="0" distL="0" distR="0" wp14:anchorId="2187BF03" wp14:editId="6374DA85">
+            <wp:extent cx="5934075" cy="5210175"/>
+            <wp:effectExtent l="19050" t="19050" r="28575" b="28575"/>
+            <wp:docPr id="23" name="Рисунок 23"/>
             <wp:cNvGraphicFramePr>
               <a:graphicFrameLocks xmlns:a="http://schemas.openxmlformats.org/drawingml/2006/main" noChangeAspect="1"/>
             </wp:cNvGraphicFramePr>
@@ -7025,13 +7387,13 @@
               <a:graphicData uri="http://schemas.openxmlformats.org/drawingml/2006/picture">
                 <pic:pic xmlns:pic="http://schemas.openxmlformats.org/drawingml/2006/picture">
                   <pic:nvPicPr>
-                    <pic:cNvPr id="0" name="Picture 2"/>
+                    <pic:cNvPr id="0" name="Picture 5"/>
                     <pic:cNvPicPr>
                       <a:picLocks noChangeAspect="1" noChangeArrowheads="1"/>
                     </pic:cNvPicPr>
                   </pic:nvPicPr>
                   <pic:blipFill>
-                    <a:blip r:embed="rId8" cstate="print">
+                    <a:blip r:embed="rId8">
                       <a:extLst>
                         <a:ext uri="{28A0092B-C50C-407E-A947-70E740481C1C}">
                           <a14:useLocalDpi xmlns:a14="http://schemas.microsoft.com/office/drawing/2010/main" val="0"/>
@@ -7046,7 +7408,7 @@
                   <pic:spPr bwMode="auto">
                     <a:xfrm>
                       <a:off x="0" y="0"/>
-                      <a:ext cx="5727223" cy="5032214"/>
+                      <a:ext cx="5934075" cy="5210175"/>
                     </a:xfrm>
                     <a:prstGeom prst="rect">
                       <a:avLst/>
@@ -7355,6 +7717,7 @@
         <w:spacing w:line="360" w:lineRule="auto"/>
         <w:ind w:left="0" w:firstLine="851"/>
         <w:contextualSpacing w:val="0"/>
+        <w:jc w:val="both"/>
         <w:rPr>
           <w:sz w:val="28"/>
           <w:szCs w:val="28"/>
@@ -7397,7 +7760,7 @@
           <w:szCs w:val="28"/>
         </w:rPr>
       </w:pPr>
-      <w:bookmarkStart w:id="6" w:name="_Toc224672022"/>
+      <w:bookmarkStart w:id="6" w:name="_Toc225932384"/>
       <w:r>
         <w:rPr>
           <w:b/>
@@ -7495,10 +7858,10 @@
         </w:rPr>
         <w:lastRenderedPageBreak/>
         <w:drawing>
-          <wp:inline distT="0" distB="0" distL="0" distR="0" wp14:anchorId="65D741D8" wp14:editId="726D057C">
+          <wp:inline distT="0" distB="0" distL="0" distR="0" wp14:anchorId="056E93F6" wp14:editId="51404E6E">
             <wp:extent cx="5924550" cy="4048125"/>
             <wp:effectExtent l="19050" t="19050" r="19050" b="28575"/>
-            <wp:docPr id="7" name="Рисунок 7"/>
+            <wp:docPr id="24" name="Рисунок 24"/>
             <wp:cNvGraphicFramePr>
               <a:graphicFrameLocks xmlns:a="http://schemas.openxmlformats.org/drawingml/2006/main" noChangeAspect="1"/>
             </wp:cNvGraphicFramePr>
@@ -7506,7 +7869,7 @@
               <a:graphicData uri="http://schemas.openxmlformats.org/drawingml/2006/picture">
                 <pic:pic xmlns:pic="http://schemas.openxmlformats.org/drawingml/2006/picture">
                   <pic:nvPicPr>
-                    <pic:cNvPr id="0" name="Picture 2"/>
+                    <pic:cNvPr id="0" name="Picture 6"/>
                     <pic:cNvPicPr>
                       <a:picLocks noChangeAspect="1" noChangeArrowheads="1"/>
                     </pic:cNvPicPr>
@@ -7591,6 +7954,7 @@
         <w:spacing w:line="360" w:lineRule="auto"/>
         <w:ind w:left="0" w:firstLine="851"/>
         <w:contextualSpacing w:val="0"/>
+        <w:jc w:val="both"/>
         <w:rPr>
           <w:bCs/>
           <w:sz w:val="28"/>
@@ -7756,6 +8120,7 @@
         <w:spacing w:line="360" w:lineRule="auto"/>
         <w:ind w:left="0" w:firstLine="851"/>
         <w:contextualSpacing w:val="0"/>
+        <w:jc w:val="both"/>
         <w:rPr>
           <w:bCs/>
           <w:sz w:val="28"/>
@@ -7904,6 +8269,7 @@
         <w:spacing w:line="360" w:lineRule="auto"/>
         <w:ind w:left="0" w:firstLine="851"/>
         <w:contextualSpacing w:val="0"/>
+        <w:jc w:val="both"/>
         <w:rPr>
           <w:bCs/>
           <w:sz w:val="28"/>
@@ -7960,10 +8326,10 @@
           <w:szCs w:val="28"/>
         </w:rPr>
         <w:drawing>
-          <wp:inline distT="0" distB="0" distL="0" distR="0" wp14:anchorId="1F6AFADF" wp14:editId="3B590794">
-            <wp:extent cx="5934075" cy="1876425"/>
-            <wp:effectExtent l="19050" t="19050" r="28575" b="28575"/>
-            <wp:docPr id="5" name="Рисунок 5"/>
+          <wp:inline distT="0" distB="0" distL="0" distR="0" wp14:anchorId="327B4F2D" wp14:editId="1C1077CC">
+            <wp:extent cx="5934075" cy="1352550"/>
+            <wp:effectExtent l="19050" t="19050" r="28575" b="19050"/>
+            <wp:docPr id="22" name="Рисунок 22"/>
             <wp:cNvGraphicFramePr>
               <a:graphicFrameLocks xmlns:a="http://schemas.openxmlformats.org/drawingml/2006/main" noChangeAspect="1"/>
             </wp:cNvGraphicFramePr>
@@ -7971,7 +8337,7 @@
               <a:graphicData uri="http://schemas.openxmlformats.org/drawingml/2006/picture">
                 <pic:pic xmlns:pic="http://schemas.openxmlformats.org/drawingml/2006/picture">
                   <pic:nvPicPr>
-                    <pic:cNvPr id="0" name="Picture 2"/>
+                    <pic:cNvPr id="0" name="Picture 4"/>
                     <pic:cNvPicPr>
                       <a:picLocks noChangeAspect="1" noChangeArrowheads="1"/>
                     </pic:cNvPicPr>
@@ -7992,7 +8358,7 @@
                   <pic:spPr bwMode="auto">
                     <a:xfrm>
                       <a:off x="0" y="0"/>
-                      <a:ext cx="5934075" cy="1876425"/>
+                      <a:ext cx="5934075" cy="1352550"/>
                     </a:xfrm>
                     <a:prstGeom prst="rect">
                       <a:avLst/>
@@ -8147,6 +8513,7 @@
         <w:spacing w:before="160" w:after="360" w:line="360" w:lineRule="auto"/>
         <w:ind w:left="0" w:firstLine="851"/>
         <w:contextualSpacing w:val="0"/>
+        <w:jc w:val="both"/>
         <w:outlineLvl w:val="0"/>
         <w:rPr>
           <w:b/>
@@ -8154,7 +8521,7 @@
           <w:szCs w:val="28"/>
         </w:rPr>
       </w:pPr>
-      <w:bookmarkStart w:id="7" w:name="_Toc224672023"/>
+      <w:bookmarkStart w:id="7" w:name="_Toc225932385"/>
       <w:r>
         <w:rPr>
           <w:b/>
@@ -8171,6 +8538,7 @@
         <w:spacing w:line="360" w:lineRule="auto"/>
         <w:ind w:left="0" w:firstLine="851"/>
         <w:contextualSpacing w:val="0"/>
+        <w:jc w:val="both"/>
         <w:rPr>
           <w:bCs/>
           <w:sz w:val="28"/>
@@ -8243,6 +8611,7 @@
       <w:r>
         <w:rPr>
           <w:bCs/>
+          <w:noProof/>
           <w:sz w:val="28"/>
           <w:szCs w:val="28"/>
         </w:rPr>
@@ -8358,6 +8727,7 @@
         <w:spacing w:line="360" w:lineRule="auto"/>
         <w:ind w:left="0" w:firstLine="851"/>
         <w:contextualSpacing w:val="0"/>
+        <w:jc w:val="both"/>
         <w:rPr>
           <w:bCs/>
           <w:sz w:val="28"/>
@@ -8379,6 +8749,7 @@
         <w:spacing w:before="160" w:after="360" w:line="360" w:lineRule="auto"/>
         <w:ind w:left="0" w:firstLine="851"/>
         <w:contextualSpacing w:val="0"/>
+        <w:jc w:val="both"/>
         <w:outlineLvl w:val="0"/>
         <w:rPr>
           <w:b/>
@@ -8386,7 +8757,7 @@
           <w:szCs w:val="28"/>
         </w:rPr>
       </w:pPr>
-      <w:bookmarkStart w:id="8" w:name="_Toc224672024"/>
+      <w:bookmarkStart w:id="8" w:name="_Toc225932386"/>
       <w:r>
         <w:rPr>
           <w:b/>
@@ -8403,6 +8774,7 @@
         <w:spacing w:line="360" w:lineRule="auto"/>
         <w:ind w:left="0" w:firstLine="851"/>
         <w:contextualSpacing w:val="0"/>
+        <w:jc w:val="both"/>
         <w:rPr>
           <w:sz w:val="28"/>
           <w:szCs w:val="28"/>
@@ -8422,6 +8794,7 @@
         <w:spacing w:line="360" w:lineRule="auto"/>
         <w:ind w:left="0" w:firstLine="851"/>
         <w:contextualSpacing w:val="0"/>
+        <w:jc w:val="both"/>
         <w:rPr>
           <w:sz w:val="28"/>
           <w:szCs w:val="28"/>
@@ -8457,6 +8830,7 @@
         <w:spacing w:line="360" w:lineRule="auto"/>
         <w:ind w:left="0" w:firstLine="851"/>
         <w:contextualSpacing w:val="0"/>
+        <w:jc w:val="both"/>
         <w:rPr>
           <w:sz w:val="28"/>
           <w:szCs w:val="28"/>
@@ -8505,6 +8879,7 @@
         <w:spacing w:line="360" w:lineRule="auto"/>
         <w:ind w:left="0" w:firstLine="851"/>
         <w:contextualSpacing w:val="0"/>
+        <w:jc w:val="both"/>
         <w:rPr>
           <w:sz w:val="28"/>
           <w:szCs w:val="28"/>
@@ -8538,31 +8913,32 @@
         <w:spacing w:line="360" w:lineRule="auto"/>
         <w:ind w:left="0" w:firstLine="851"/>
         <w:contextualSpacing w:val="0"/>
-        <w:rPr>
-          <w:sz w:val="28"/>
-          <w:szCs w:val="28"/>
-        </w:rPr>
-      </w:pPr>
-      <w:r>
-        <w:rPr>
-          <w:sz w:val="28"/>
-          <w:szCs w:val="28"/>
-        </w:rPr>
-        <w:t xml:space="preserve">Основное окно, изображено на рисунке </w:t>
-      </w:r>
-      <w:r>
-        <w:rPr>
-          <w:sz w:val="28"/>
-          <w:szCs w:val="28"/>
-        </w:rPr>
-        <w:t>9</w:t>
-      </w:r>
-      <w:r>
-        <w:rPr>
-          <w:sz w:val="28"/>
-          <w:szCs w:val="28"/>
-        </w:rPr>
-        <w:t>.</w:t>
+        <w:jc w:val="both"/>
+        <w:rPr>
+          <w:sz w:val="28"/>
+          <w:szCs w:val="28"/>
+        </w:rPr>
+      </w:pPr>
+      <w:r>
+        <w:rPr>
+          <w:sz w:val="28"/>
+          <w:szCs w:val="28"/>
+        </w:rPr>
+        <w:t>На</w:t>
+      </w:r>
+      <w:r>
+        <w:rPr>
+          <w:sz w:val="28"/>
+          <w:szCs w:val="28"/>
+        </w:rPr>
+        <w:t xml:space="preserve"> рисунке 9 изображён прототип основного окна на котором отображается </w:t>
+      </w:r>
+      <w:r>
+        <w:rPr>
+          <w:sz w:val="28"/>
+          <w:szCs w:val="28"/>
+        </w:rPr>
+        <w:t xml:space="preserve">приветствие с кнопкой для регистрации, сверху окна отображается </w:t>
       </w:r>
     </w:p>
     <w:p>
@@ -8656,7 +9032,56 @@
           <w:sz w:val="28"/>
           <w:szCs w:val="28"/>
         </w:rPr>
-        <w:t xml:space="preserve"> – Основное окно</w:t>
+        <w:t xml:space="preserve"> –</w:t>
+      </w:r>
+      <w:r>
+        <w:rPr>
+          <w:sz w:val="28"/>
+          <w:szCs w:val="28"/>
+        </w:rPr>
+        <w:t xml:space="preserve"> </w:t>
+      </w:r>
+      <w:r>
+        <w:rPr>
+          <w:sz w:val="28"/>
+          <w:szCs w:val="28"/>
+        </w:rPr>
+        <w:t>Прототип о</w:t>
+      </w:r>
+      <w:r>
+        <w:rPr>
+          <w:sz w:val="28"/>
+          <w:szCs w:val="28"/>
+        </w:rPr>
+        <w:t>сновн</w:t>
+      </w:r>
+      <w:r>
+        <w:rPr>
+          <w:sz w:val="28"/>
+          <w:szCs w:val="28"/>
+        </w:rPr>
+        <w:t>о</w:t>
+      </w:r>
+      <w:r>
+        <w:rPr>
+          <w:sz w:val="28"/>
+          <w:szCs w:val="28"/>
+        </w:rPr>
+        <w:t>го</w:t>
+      </w:r>
+      <w:r>
+        <w:rPr>
+          <w:sz w:val="28"/>
+          <w:szCs w:val="28"/>
+        </w:rPr>
+        <w:t xml:space="preserve"> окн</w:t>
+      </w:r>
+      <w:r>
+        <w:rPr>
+          <w:sz w:val="28"/>
+          <w:szCs w:val="28"/>
+        </w:rPr>
+        <w:t>а</w:t>
       </w:r>
     </w:p>
     <w:p>
@@ -8665,6 +9090,7 @@
         <w:spacing w:line="360" w:lineRule="auto"/>
         <w:ind w:left="0" w:firstLine="851"/>
         <w:contextualSpacing w:val="0"/>
+        <w:jc w:val="both"/>
         <w:rPr>
           <w:sz w:val="28"/>
           <w:szCs w:val="28"/>
@@ -8784,7 +9210,35 @@
           <w:sz w:val="28"/>
           <w:szCs w:val="28"/>
         </w:rPr>
-        <w:t xml:space="preserve"> – Окно регистрации</w:t>
+        <w:t xml:space="preserve"> – </w:t>
+      </w:r>
+      <w:r>
+        <w:rPr>
+          <w:sz w:val="28"/>
+          <w:szCs w:val="28"/>
+        </w:rPr>
+        <w:t>Прототип о</w:t>
+      </w:r>
+      <w:r>
+        <w:rPr>
+          <w:sz w:val="28"/>
+          <w:szCs w:val="28"/>
+        </w:rPr>
+        <w:t>кн</w:t>
+      </w:r>
+      <w:r>
+        <w:rPr>
+          <w:sz w:val="28"/>
+          <w:szCs w:val="28"/>
+        </w:rPr>
+        <w:t>а</w:t>
+      </w:r>
+      <w:r>
+        <w:rPr>
+          <w:sz w:val="28"/>
+          <w:szCs w:val="28"/>
+        </w:rPr>
+        <w:t xml:space="preserve"> регистрации</w:t>
       </w:r>
     </w:p>
     <w:p>
@@ -8793,6 +9247,7 @@
         <w:spacing w:line="360" w:lineRule="auto"/>
         <w:ind w:left="0" w:firstLine="851"/>
         <w:contextualSpacing w:val="0"/>
+        <w:jc w:val="both"/>
         <w:rPr>
           <w:sz w:val="28"/>
           <w:szCs w:val="28"/>
@@ -8924,7 +9379,35 @@
           <w:sz w:val="28"/>
           <w:szCs w:val="28"/>
         </w:rPr>
-        <w:t xml:space="preserve"> – Окно авторизации</w:t>
+        <w:t xml:space="preserve"> – </w:t>
+      </w:r>
+      <w:r>
+        <w:rPr>
+          <w:sz w:val="28"/>
+          <w:szCs w:val="28"/>
+        </w:rPr>
+        <w:t>Прототип о</w:t>
+      </w:r>
+      <w:r>
+        <w:rPr>
+          <w:sz w:val="28"/>
+          <w:szCs w:val="28"/>
+        </w:rPr>
+        <w:t>кн</w:t>
+      </w:r>
+      <w:r>
+        <w:rPr>
+          <w:sz w:val="28"/>
+          <w:szCs w:val="28"/>
+        </w:rPr>
+        <w:t>а</w:t>
+      </w:r>
+      <w:r>
+        <w:rPr>
+          <w:sz w:val="28"/>
+          <w:szCs w:val="28"/>
+        </w:rPr>
+        <w:t xml:space="preserve"> авторизации</w:t>
       </w:r>
     </w:p>
     <w:p>
@@ -8933,14 +9416,8387 @@
         <w:spacing w:line="360" w:lineRule="auto"/>
         <w:ind w:left="0" w:firstLine="851"/>
         <w:contextualSpacing w:val="0"/>
-        <w:rPr>
+        <w:jc w:val="both"/>
+        <w:rPr>
+          <w:sz w:val="28"/>
+          <w:szCs w:val="28"/>
+        </w:rPr>
+      </w:pPr>
+      <w:r>
+        <w:rPr>
+          <w:sz w:val="28"/>
+          <w:szCs w:val="28"/>
+        </w:rPr>
+        <w:t>По окончании проектирования интерфейсов были готовы 3 прототипа окон и полное оформление страниц веб-приложения.</w:t>
+      </w:r>
+    </w:p>
+    <w:p>
+      <w:pPr>
+        <w:spacing w:after="160" w:line="259" w:lineRule="auto"/>
+        <w:rPr>
+          <w:sz w:val="28"/>
+          <w:szCs w:val="28"/>
+        </w:rPr>
+      </w:pPr>
+      <w:r>
+        <w:rPr>
+          <w:sz w:val="28"/>
+          <w:szCs w:val="28"/>
+        </w:rPr>
+        <w:br w:type="page"/>
+      </w:r>
+    </w:p>
+    <w:p>
+      <w:pPr>
+        <w:pStyle w:val="a3"/>
+        <w:spacing w:after="160" w:line="360" w:lineRule="auto"/>
+        <w:ind w:left="0" w:firstLine="851"/>
+        <w:contextualSpacing w:val="0"/>
+        <w:jc w:val="both"/>
+        <w:outlineLvl w:val="0"/>
+        <w:rPr>
+          <w:b/>
+          <w:sz w:val="28"/>
+          <w:szCs w:val="28"/>
+        </w:rPr>
+      </w:pPr>
+      <w:bookmarkStart w:id="9" w:name="_Toc225932387"/>
+      <w:r>
+        <w:rPr>
+          <w:b/>
+          <w:sz w:val="28"/>
+          <w:szCs w:val="28"/>
+        </w:rPr>
+        <w:lastRenderedPageBreak/>
+        <w:t xml:space="preserve">5 </w:t>
+      </w:r>
+      <w:r>
+        <w:rPr>
+          <w:b/>
+          <w:sz w:val="28"/>
+          <w:szCs w:val="28"/>
+        </w:rPr>
+        <w:t>Разработка веб-приложения</w:t>
+      </w:r>
+      <w:bookmarkEnd w:id="9"/>
+    </w:p>
+    <w:p>
+      <w:pPr>
+        <w:pStyle w:val="a3"/>
+        <w:spacing w:before="160" w:after="360" w:line="360" w:lineRule="auto"/>
+        <w:ind w:left="0" w:firstLine="851"/>
+        <w:contextualSpacing w:val="0"/>
+        <w:jc w:val="both"/>
+        <w:outlineLvl w:val="0"/>
+        <w:rPr>
+          <w:b/>
+          <w:sz w:val="28"/>
+          <w:szCs w:val="28"/>
+        </w:rPr>
+      </w:pPr>
+      <w:bookmarkStart w:id="10" w:name="_Toc225932388"/>
+      <w:r>
+        <w:rPr>
+          <w:b/>
+          <w:sz w:val="28"/>
+          <w:szCs w:val="28"/>
+        </w:rPr>
+        <w:t>5.1 Разработка интерфейса веб-приложения</w:t>
+      </w:r>
+      <w:bookmarkEnd w:id="10"/>
+    </w:p>
+    <w:p>
+      <w:pPr>
+        <w:pStyle w:val="a3"/>
+        <w:spacing w:line="360" w:lineRule="auto"/>
+        <w:ind w:left="0" w:firstLine="851"/>
+        <w:contextualSpacing w:val="0"/>
+        <w:jc w:val="both"/>
+        <w:rPr>
+          <w:bCs/>
+          <w:sz w:val="28"/>
+          <w:szCs w:val="28"/>
+        </w:rPr>
+      </w:pPr>
+      <w:r>
+        <w:rPr>
+          <w:bCs/>
+          <w:sz w:val="28"/>
+          <w:szCs w:val="28"/>
+        </w:rPr>
+        <w:t xml:space="preserve">Разработка интерфейса веб-приложения учёта финансов выполнялась с использованием фреймворка Vue.js в связке с серверной частью на </w:t>
+      </w:r>
+      <w:proofErr w:type="spellStart"/>
+      <w:r>
+        <w:rPr>
+          <w:bCs/>
+          <w:sz w:val="28"/>
+          <w:szCs w:val="28"/>
+        </w:rPr>
+        <w:t>Laravel</w:t>
+      </w:r>
+      <w:proofErr w:type="spellEnd"/>
+      <w:r>
+        <w:rPr>
+          <w:bCs/>
+          <w:sz w:val="28"/>
+          <w:szCs w:val="28"/>
+        </w:rPr>
+        <w:t>. Взаимодействие между клиентской и серверной частями организовано через REST API с аутентификацией посредством токенов.</w:t>
+      </w:r>
+    </w:p>
+    <w:p>
+      <w:pPr>
+        <w:pStyle w:val="a3"/>
+        <w:spacing w:line="360" w:lineRule="auto"/>
+        <w:ind w:left="0" w:firstLine="851"/>
+        <w:contextualSpacing w:val="0"/>
+        <w:jc w:val="both"/>
+        <w:rPr>
+          <w:bCs/>
+          <w:sz w:val="28"/>
+          <w:szCs w:val="28"/>
+        </w:rPr>
+      </w:pPr>
+      <w:r>
+        <w:rPr>
+          <w:bCs/>
+          <w:sz w:val="28"/>
+          <w:szCs w:val="28"/>
+        </w:rPr>
+        <w:t xml:space="preserve">Первым этапом разработки стало создание базового шаблона приложения, включающего навигационную панель и основную область контента. Навигационная панель содержит </w:t>
+      </w:r>
+      <w:r>
+        <w:rPr>
+          <w:bCs/>
+          <w:sz w:val="28"/>
+          <w:szCs w:val="28"/>
+        </w:rPr>
+        <w:t>название</w:t>
+      </w:r>
+      <w:r>
+        <w:rPr>
+          <w:bCs/>
+          <w:sz w:val="28"/>
+          <w:szCs w:val="28"/>
+        </w:rPr>
+        <w:t xml:space="preserve"> </w:t>
+      </w:r>
+      <w:r>
+        <w:rPr>
+          <w:bCs/>
+          <w:sz w:val="28"/>
+          <w:szCs w:val="28"/>
+        </w:rPr>
+        <w:t>веб-</w:t>
+      </w:r>
+      <w:r>
+        <w:rPr>
+          <w:bCs/>
+          <w:sz w:val="28"/>
+          <w:szCs w:val="28"/>
+        </w:rPr>
+        <w:t>приложения «</w:t>
+      </w:r>
+      <w:proofErr w:type="spellStart"/>
+      <w:r>
+        <w:rPr>
+          <w:bCs/>
+          <w:sz w:val="28"/>
+          <w:szCs w:val="28"/>
+        </w:rPr>
+        <w:t>ФинУчёт</w:t>
+      </w:r>
+      <w:proofErr w:type="spellEnd"/>
+      <w:r>
+        <w:rPr>
+          <w:bCs/>
+          <w:sz w:val="28"/>
+          <w:szCs w:val="28"/>
+        </w:rPr>
+        <w:t>», ссылки на основные разделы и динамически изменяемое меню в зависимости от статуса авторизации пользователя. Для неавторизованных пользователей отображаются кнопки «Регистрация» и «Вход», для авторизованных доступ к личному кабинету</w:t>
+      </w:r>
+      <w:r>
+        <w:rPr>
+          <w:bCs/>
+          <w:sz w:val="28"/>
+          <w:szCs w:val="28"/>
+        </w:rPr>
+        <w:t xml:space="preserve"> и</w:t>
+      </w:r>
+      <w:r>
+        <w:rPr>
+          <w:bCs/>
+          <w:sz w:val="28"/>
+          <w:szCs w:val="28"/>
+        </w:rPr>
+        <w:t xml:space="preserve"> административной панели (при наличии соответствующих прав</w:t>
+      </w:r>
+      <w:r>
+        <w:rPr>
+          <w:bCs/>
+          <w:sz w:val="28"/>
+          <w:szCs w:val="28"/>
+        </w:rPr>
+        <w:t>)</w:t>
+      </w:r>
+      <w:r>
+        <w:rPr>
+          <w:bCs/>
+          <w:sz w:val="28"/>
+          <w:szCs w:val="28"/>
+        </w:rPr>
+        <w:t>. Фрагмент кода навигационной панели представлен на рисунке 12.</w:t>
+      </w:r>
+    </w:p>
+    <w:p>
+      <w:pPr>
+        <w:pStyle w:val="a3"/>
+        <w:spacing w:before="240" w:after="240" w:line="360" w:lineRule="auto"/>
+        <w:ind w:left="0"/>
+        <w:contextualSpacing w:val="0"/>
+        <w:jc w:val="center"/>
+        <w:rPr>
+          <w:bCs/>
+          <w:sz w:val="28"/>
+          <w:szCs w:val="28"/>
+          <w:lang w:val="en-US"/>
+        </w:rPr>
+      </w:pPr>
+      <w:r>
+        <w:rPr>
+          <w:bCs/>
+          <w:sz w:val="28"/>
+          <w:szCs w:val="28"/>
+          <w:lang w:val="en-US"/>
+        </w:rPr>
+        <w:drawing>
+          <wp:inline distT="0" distB="0" distL="0" distR="0" wp14:anchorId="152365FA" wp14:editId="4C0D268E">
+            <wp:extent cx="5940425" cy="3458845"/>
+            <wp:effectExtent l="0" t="0" r="3175" b="8255"/>
+            <wp:docPr id="14" name="Рисунок 14"/>
+            <wp:cNvGraphicFramePr>
+              <a:graphicFrameLocks xmlns:a="http://schemas.openxmlformats.org/drawingml/2006/main" noChangeAspect="1"/>
+            </wp:cNvGraphicFramePr>
+            <a:graphic xmlns:a="http://schemas.openxmlformats.org/drawingml/2006/main">
+              <a:graphicData uri="http://schemas.openxmlformats.org/drawingml/2006/picture">
+                <pic:pic xmlns:pic="http://schemas.openxmlformats.org/drawingml/2006/picture">
+                  <pic:nvPicPr>
+                    <pic:cNvPr id="1" name=""/>
+                    <pic:cNvPicPr/>
+                  </pic:nvPicPr>
+                  <pic:blipFill>
+                    <a:blip r:embed="rId19"/>
+                    <a:stretch>
+                      <a:fillRect/>
+                    </a:stretch>
+                  </pic:blipFill>
+                  <pic:spPr>
+                    <a:xfrm>
+                      <a:off x="0" y="0"/>
+                      <a:ext cx="5940425" cy="3458845"/>
+                    </a:xfrm>
+                    <a:prstGeom prst="rect">
+                      <a:avLst/>
+                    </a:prstGeom>
+                  </pic:spPr>
+                </pic:pic>
+              </a:graphicData>
+            </a:graphic>
+          </wp:inline>
+        </w:drawing>
+      </w:r>
+    </w:p>
+    <w:p>
+      <w:pPr>
+        <w:pStyle w:val="a3"/>
+        <w:spacing w:before="240" w:after="240" w:line="360" w:lineRule="auto"/>
+        <w:ind w:left="0"/>
+        <w:contextualSpacing w:val="0"/>
+        <w:jc w:val="center"/>
+        <w:rPr>
+          <w:bCs/>
+          <w:sz w:val="28"/>
+          <w:szCs w:val="28"/>
+        </w:rPr>
+      </w:pPr>
+      <w:r>
+        <w:rPr>
+          <w:bCs/>
+          <w:sz w:val="28"/>
+          <w:szCs w:val="28"/>
+        </w:rPr>
+        <w:t xml:space="preserve">Рисунок 12 </w:t>
+      </w:r>
+      <w:r>
+        <w:rPr>
+          <w:sz w:val="28"/>
+          <w:szCs w:val="28"/>
+        </w:rPr>
+        <w:t>–</w:t>
+      </w:r>
+      <w:r>
+        <w:rPr>
+          <w:bCs/>
+          <w:sz w:val="28"/>
+          <w:szCs w:val="28"/>
+        </w:rPr>
+        <w:t xml:space="preserve"> Фрагмент кода </w:t>
+      </w:r>
+      <w:r>
+        <w:rPr>
+          <w:bCs/>
+          <w:sz w:val="28"/>
+          <w:szCs w:val="28"/>
+        </w:rPr>
+        <w:t>навигационной панели</w:t>
+      </w:r>
+    </w:p>
+    <w:p>
+      <w:pPr>
+        <w:pStyle w:val="a3"/>
+        <w:spacing w:line="360" w:lineRule="auto"/>
+        <w:ind w:left="0" w:firstLine="851"/>
+        <w:contextualSpacing w:val="0"/>
+        <w:jc w:val="both"/>
+        <w:rPr>
+          <w:bCs/>
+          <w:sz w:val="28"/>
+          <w:szCs w:val="28"/>
+          <w:lang w:val="en-US"/>
+        </w:rPr>
+      </w:pPr>
+      <w:r>
+        <w:rPr>
+          <w:bCs/>
+          <w:sz w:val="28"/>
+          <w:szCs w:val="28"/>
+        </w:rPr>
+        <w:lastRenderedPageBreak/>
+        <w:t>Страница входа в систему реализована с использованием формы, содержащей поля для ввода электронной почты и пароля. При отправке формы выполняется запрос к API для получения CSRF</w:t>
+      </w:r>
+      <w:r>
+        <w:rPr>
+          <w:bCs/>
+          <w:sz w:val="28"/>
+          <w:szCs w:val="28"/>
+        </w:rPr>
+        <w:t>-</w:t>
+      </w:r>
+      <w:r>
+        <w:rPr>
+          <w:bCs/>
+          <w:sz w:val="28"/>
+          <w:szCs w:val="28"/>
+        </w:rPr>
+        <w:t>токена, после чего отправляются учётные данные пользователя. При успешной аутентификации токен доступа сохраняется в локальном хранилище браузера, и пользователь перенаправляется на главную страницу авторизованной зоны. Фрагмент кода метода входа представлен на рисунке 13.</w:t>
+      </w:r>
+    </w:p>
+    <w:p>
+      <w:pPr>
+        <w:pStyle w:val="a3"/>
+        <w:spacing w:before="240" w:after="240" w:line="360" w:lineRule="auto"/>
+        <w:ind w:left="0"/>
+        <w:contextualSpacing w:val="0"/>
+        <w:jc w:val="center"/>
+        <w:rPr>
+          <w:bCs/>
+          <w:sz w:val="28"/>
+          <w:szCs w:val="28"/>
+          <w:lang w:val="en-US"/>
+        </w:rPr>
+      </w:pPr>
+      <w:r>
+        <w:rPr>
+          <w:bCs/>
+          <w:sz w:val="28"/>
+          <w:szCs w:val="28"/>
+          <w:lang w:val="en-US"/>
+        </w:rPr>
+        <w:drawing>
+          <wp:inline distT="0" distB="0" distL="0" distR="0" wp14:anchorId="5C8B51C9" wp14:editId="67CD7BE3">
+            <wp:extent cx="5544324" cy="5753903"/>
+            <wp:effectExtent l="0" t="0" r="0" b="0"/>
+            <wp:docPr id="15" name="Рисунок 15"/>
+            <wp:cNvGraphicFramePr>
+              <a:graphicFrameLocks xmlns:a="http://schemas.openxmlformats.org/drawingml/2006/main" noChangeAspect="1"/>
+            </wp:cNvGraphicFramePr>
+            <a:graphic xmlns:a="http://schemas.openxmlformats.org/drawingml/2006/main">
+              <a:graphicData uri="http://schemas.openxmlformats.org/drawingml/2006/picture">
+                <pic:pic xmlns:pic="http://schemas.openxmlformats.org/drawingml/2006/picture">
+                  <pic:nvPicPr>
+                    <pic:cNvPr id="1" name=""/>
+                    <pic:cNvPicPr/>
+                  </pic:nvPicPr>
+                  <pic:blipFill>
+                    <a:blip r:embed="rId20"/>
+                    <a:stretch>
+                      <a:fillRect/>
+                    </a:stretch>
+                  </pic:blipFill>
+                  <pic:spPr>
+                    <a:xfrm>
+                      <a:off x="0" y="0"/>
+                      <a:ext cx="5544324" cy="5753903"/>
+                    </a:xfrm>
+                    <a:prstGeom prst="rect">
+                      <a:avLst/>
+                    </a:prstGeom>
+                  </pic:spPr>
+                </pic:pic>
+              </a:graphicData>
+            </a:graphic>
+          </wp:inline>
+        </w:drawing>
+      </w:r>
+    </w:p>
+    <w:p>
+      <w:pPr>
+        <w:pStyle w:val="a3"/>
+        <w:spacing w:before="240" w:after="240" w:line="360" w:lineRule="auto"/>
+        <w:ind w:left="0"/>
+        <w:contextualSpacing w:val="0"/>
+        <w:jc w:val="center"/>
+        <w:rPr>
+          <w:bCs/>
+          <w:sz w:val="28"/>
+          <w:szCs w:val="28"/>
+          <w:lang w:val="en-US"/>
+        </w:rPr>
+      </w:pPr>
+      <w:r>
+        <w:rPr>
+          <w:bCs/>
+          <w:sz w:val="28"/>
+          <w:szCs w:val="28"/>
+        </w:rPr>
+        <w:t xml:space="preserve">Рисунок 13 </w:t>
+      </w:r>
+      <w:r>
+        <w:rPr>
+          <w:sz w:val="28"/>
+          <w:szCs w:val="28"/>
+        </w:rPr>
+        <w:t>–</w:t>
+      </w:r>
+      <w:r>
+        <w:rPr>
+          <w:bCs/>
+          <w:sz w:val="28"/>
+          <w:szCs w:val="28"/>
+        </w:rPr>
+        <w:t xml:space="preserve"> Фрагмент кода метода авторизации</w:t>
+      </w:r>
+    </w:p>
+    <w:p>
+      <w:pPr>
+        <w:pStyle w:val="a3"/>
+        <w:spacing w:line="360" w:lineRule="auto"/>
+        <w:ind w:left="0" w:firstLine="851"/>
+        <w:contextualSpacing w:val="0"/>
+        <w:jc w:val="both"/>
+        <w:rPr>
+          <w:bCs/>
+          <w:sz w:val="28"/>
+          <w:szCs w:val="28"/>
+          <w:lang w:val="en-US"/>
+        </w:rPr>
+      </w:pPr>
+      <w:r>
+        <w:rPr>
+          <w:bCs/>
+          <w:sz w:val="28"/>
+          <w:szCs w:val="28"/>
+        </w:rPr>
+        <w:lastRenderedPageBreak/>
+        <w:t xml:space="preserve">Страница регистрации содержит расширенную форму с полями: имя, фамилия, электронная почта, пароль и номер телефона. Все поля проходят клиентскую валидацию перед отправкой на сервер. После успешной регистрации пользователь автоматически авторизуется и перенаправляется в </w:t>
+      </w:r>
+      <w:r>
+        <w:rPr>
+          <w:bCs/>
+          <w:sz w:val="28"/>
+          <w:szCs w:val="28"/>
+        </w:rPr>
+        <w:t>главное меню</w:t>
+      </w:r>
+      <w:r>
+        <w:rPr>
+          <w:bCs/>
+          <w:sz w:val="28"/>
+          <w:szCs w:val="28"/>
+        </w:rPr>
+        <w:t>. Результат вёрстки страницы регистрации представлен на рисунке 14.</w:t>
+      </w:r>
+    </w:p>
+    <w:p>
+      <w:pPr>
+        <w:pStyle w:val="a3"/>
+        <w:spacing w:before="240" w:after="240" w:line="360" w:lineRule="auto"/>
+        <w:ind w:left="0"/>
+        <w:contextualSpacing w:val="0"/>
+        <w:jc w:val="center"/>
+        <w:rPr>
+          <w:bCs/>
+          <w:sz w:val="28"/>
+          <w:szCs w:val="28"/>
+        </w:rPr>
+      </w:pPr>
+      <w:r>
+        <w:rPr>
+          <w:bCs/>
+          <w:sz w:val="28"/>
+          <w:szCs w:val="28"/>
+        </w:rPr>
+        <w:drawing>
+          <wp:inline distT="0" distB="0" distL="0" distR="0" wp14:anchorId="06373398" wp14:editId="2FA14340">
+            <wp:extent cx="5940425" cy="3046095"/>
+            <wp:effectExtent l="0" t="0" r="3175" b="1905"/>
+            <wp:docPr id="16" name="Рисунок 16"/>
+            <wp:cNvGraphicFramePr>
+              <a:graphicFrameLocks xmlns:a="http://schemas.openxmlformats.org/drawingml/2006/main" noChangeAspect="1"/>
+            </wp:cNvGraphicFramePr>
+            <a:graphic xmlns:a="http://schemas.openxmlformats.org/drawingml/2006/main">
+              <a:graphicData uri="http://schemas.openxmlformats.org/drawingml/2006/picture">
+                <pic:pic xmlns:pic="http://schemas.openxmlformats.org/drawingml/2006/picture">
+                  <pic:nvPicPr>
+                    <pic:cNvPr id="1" name=""/>
+                    <pic:cNvPicPr/>
+                  </pic:nvPicPr>
+                  <pic:blipFill>
+                    <a:blip r:embed="rId21"/>
+                    <a:stretch>
+                      <a:fillRect/>
+                    </a:stretch>
+                  </pic:blipFill>
+                  <pic:spPr>
+                    <a:xfrm>
+                      <a:off x="0" y="0"/>
+                      <a:ext cx="5940425" cy="3046095"/>
+                    </a:xfrm>
+                    <a:prstGeom prst="rect">
+                      <a:avLst/>
+                    </a:prstGeom>
+                  </pic:spPr>
+                </pic:pic>
+              </a:graphicData>
+            </a:graphic>
+          </wp:inline>
+        </w:drawing>
+      </w:r>
+    </w:p>
+    <w:p>
+      <w:pPr>
+        <w:pStyle w:val="a3"/>
+        <w:spacing w:before="240" w:after="240" w:line="360" w:lineRule="auto"/>
+        <w:ind w:left="0"/>
+        <w:contextualSpacing w:val="0"/>
+        <w:jc w:val="center"/>
+        <w:rPr>
+          <w:bCs/>
+          <w:sz w:val="28"/>
+          <w:szCs w:val="28"/>
+        </w:rPr>
+      </w:pPr>
+      <w:r>
+        <w:rPr>
+          <w:bCs/>
+          <w:sz w:val="28"/>
+          <w:szCs w:val="28"/>
+        </w:rPr>
+        <w:t xml:space="preserve">Рисунок 14 </w:t>
+      </w:r>
+      <w:r>
+        <w:rPr>
+          <w:sz w:val="28"/>
+          <w:szCs w:val="28"/>
+        </w:rPr>
+        <w:t>–</w:t>
+      </w:r>
+      <w:r>
+        <w:rPr>
+          <w:bCs/>
+          <w:sz w:val="28"/>
+          <w:szCs w:val="28"/>
+        </w:rPr>
+        <w:t xml:space="preserve"> Страница регистрации пользователя</w:t>
+      </w:r>
+    </w:p>
+    <w:p>
+      <w:pPr>
+        <w:pStyle w:val="a3"/>
+        <w:spacing w:line="360" w:lineRule="auto"/>
+        <w:ind w:left="0" w:firstLine="851"/>
+        <w:contextualSpacing w:val="0"/>
+        <w:jc w:val="both"/>
+        <w:rPr>
+          <w:bCs/>
+          <w:sz w:val="28"/>
+          <w:szCs w:val="28"/>
+        </w:rPr>
+      </w:pPr>
+      <w:r>
+        <w:rPr>
+          <w:bCs/>
+          <w:sz w:val="28"/>
+          <w:szCs w:val="28"/>
+        </w:rPr>
+        <w:t>Главная страница авторизованной зоны</w:t>
+      </w:r>
+      <w:r>
+        <w:rPr>
+          <w:bCs/>
+          <w:sz w:val="28"/>
+          <w:szCs w:val="28"/>
+        </w:rPr>
+        <w:t xml:space="preserve"> </w:t>
+      </w:r>
+      <w:r>
+        <w:rPr>
+          <w:bCs/>
+          <w:sz w:val="28"/>
+          <w:szCs w:val="28"/>
+        </w:rPr>
+        <w:t>представляет собой панель навигации по основным модулям системы: «Счета», «Категории», «Операции», «Цели» и «</w:t>
+      </w:r>
+      <w:r>
+        <w:rPr>
+          <w:bCs/>
+          <w:sz w:val="28"/>
+          <w:szCs w:val="28"/>
+        </w:rPr>
+        <w:t>Лимиты</w:t>
+      </w:r>
+      <w:r>
+        <w:rPr>
+          <w:bCs/>
+          <w:sz w:val="28"/>
+          <w:szCs w:val="28"/>
+        </w:rPr>
+        <w:t xml:space="preserve">». Каждый модуль оформлен в виде карточки с кратким описанием функционала. При нажатии на карточку выполняется переход к соответствующему разделу через маршрутизатор </w:t>
+      </w:r>
+      <w:proofErr w:type="spellStart"/>
+      <w:r>
+        <w:rPr>
+          <w:bCs/>
+          <w:sz w:val="28"/>
+          <w:szCs w:val="28"/>
+        </w:rPr>
+        <w:t>Vue</w:t>
+      </w:r>
+      <w:proofErr w:type="spellEnd"/>
+      <w:r>
+        <w:rPr>
+          <w:bCs/>
+          <w:sz w:val="28"/>
+          <w:szCs w:val="28"/>
+        </w:rPr>
+        <w:t xml:space="preserve"> </w:t>
+      </w:r>
+      <w:proofErr w:type="spellStart"/>
+      <w:r>
+        <w:rPr>
+          <w:bCs/>
+          <w:sz w:val="28"/>
+          <w:szCs w:val="28"/>
+        </w:rPr>
+        <w:t>Router</w:t>
+      </w:r>
+      <w:proofErr w:type="spellEnd"/>
+      <w:r>
+        <w:rPr>
+          <w:bCs/>
+          <w:sz w:val="28"/>
+          <w:szCs w:val="28"/>
+        </w:rPr>
+        <w:t>. Результат вёрстки главной страницы представлен на рисунке 15.</w:t>
+      </w:r>
+    </w:p>
+    <w:p>
+      <w:pPr>
+        <w:pStyle w:val="a3"/>
+        <w:spacing w:before="240" w:after="240" w:line="360" w:lineRule="auto"/>
+        <w:ind w:left="0"/>
+        <w:contextualSpacing w:val="0"/>
+        <w:jc w:val="center"/>
+        <w:rPr>
+          <w:bCs/>
+          <w:sz w:val="28"/>
+          <w:szCs w:val="28"/>
+        </w:rPr>
+      </w:pPr>
+      <w:r>
+        <w:rPr>
+          <w:bCs/>
+          <w:sz w:val="28"/>
+          <w:szCs w:val="28"/>
+        </w:rPr>
+        <w:lastRenderedPageBreak/>
+        <w:drawing>
+          <wp:inline distT="0" distB="0" distL="0" distR="0" wp14:anchorId="7659F74C" wp14:editId="770C8D9D">
+            <wp:extent cx="5940425" cy="4347210"/>
+            <wp:effectExtent l="0" t="0" r="3175" b="0"/>
+            <wp:docPr id="17" name="Рисунок 17"/>
+            <wp:cNvGraphicFramePr>
+              <a:graphicFrameLocks xmlns:a="http://schemas.openxmlformats.org/drawingml/2006/main" noChangeAspect="1"/>
+            </wp:cNvGraphicFramePr>
+            <a:graphic xmlns:a="http://schemas.openxmlformats.org/drawingml/2006/main">
+              <a:graphicData uri="http://schemas.openxmlformats.org/drawingml/2006/picture">
+                <pic:pic xmlns:pic="http://schemas.openxmlformats.org/drawingml/2006/picture">
+                  <pic:nvPicPr>
+                    <pic:cNvPr id="1" name=""/>
+                    <pic:cNvPicPr/>
+                  </pic:nvPicPr>
+                  <pic:blipFill>
+                    <a:blip r:embed="rId22"/>
+                    <a:stretch>
+                      <a:fillRect/>
+                    </a:stretch>
+                  </pic:blipFill>
+                  <pic:spPr>
+                    <a:xfrm>
+                      <a:off x="0" y="0"/>
+                      <a:ext cx="5940425" cy="4347210"/>
+                    </a:xfrm>
+                    <a:prstGeom prst="rect">
+                      <a:avLst/>
+                    </a:prstGeom>
+                  </pic:spPr>
+                </pic:pic>
+              </a:graphicData>
+            </a:graphic>
+          </wp:inline>
+        </w:drawing>
+      </w:r>
+    </w:p>
+    <w:p>
+      <w:pPr>
+        <w:pStyle w:val="a3"/>
+        <w:spacing w:before="240" w:after="240" w:line="360" w:lineRule="auto"/>
+        <w:ind w:left="0"/>
+        <w:contextualSpacing w:val="0"/>
+        <w:jc w:val="center"/>
+        <w:rPr>
+          <w:bCs/>
+          <w:sz w:val="28"/>
+          <w:szCs w:val="28"/>
+        </w:rPr>
+      </w:pPr>
+      <w:r>
+        <w:rPr>
+          <w:bCs/>
+          <w:sz w:val="28"/>
+          <w:szCs w:val="28"/>
+        </w:rPr>
+        <w:t xml:space="preserve">Рисунок 15 </w:t>
+      </w:r>
+      <w:r>
+        <w:rPr>
+          <w:sz w:val="28"/>
+          <w:szCs w:val="28"/>
+        </w:rPr>
+        <w:t>–</w:t>
+      </w:r>
+      <w:r>
+        <w:rPr>
+          <w:bCs/>
+          <w:sz w:val="28"/>
+          <w:szCs w:val="28"/>
+        </w:rPr>
+        <w:t xml:space="preserve"> Главная страница авторизованной зоны</w:t>
+      </w:r>
+    </w:p>
+    <w:p>
+      <w:pPr>
+        <w:pStyle w:val="a3"/>
+        <w:spacing w:line="360" w:lineRule="auto"/>
+        <w:ind w:left="0" w:firstLine="851"/>
+        <w:contextualSpacing w:val="0"/>
+        <w:jc w:val="both"/>
+        <w:rPr>
+          <w:bCs/>
+          <w:sz w:val="28"/>
+          <w:szCs w:val="28"/>
+        </w:rPr>
+      </w:pPr>
+      <w:r>
+        <w:rPr>
+          <w:bCs/>
+          <w:sz w:val="28"/>
+          <w:szCs w:val="28"/>
+        </w:rPr>
+        <w:t xml:space="preserve">Модуль управления счетами реализует функционал создания, редактирования и удаления финансовых счетов пользователя. Данные отображаются в табличном виде с пагинацией. Предусмотрена возможность фильтрации счетов по названию, типу и валюте. Для визуализации распределения средств по счетам используется столбчатая диаграмма, построенная с помощью библиотеки </w:t>
+      </w:r>
+      <w:proofErr w:type="spellStart"/>
+      <w:r>
+        <w:rPr>
+          <w:bCs/>
+          <w:sz w:val="28"/>
+          <w:szCs w:val="28"/>
+        </w:rPr>
+        <w:t>ApexCharts</w:t>
+      </w:r>
+      <w:proofErr w:type="spellEnd"/>
+      <w:r>
+        <w:rPr>
+          <w:bCs/>
+          <w:sz w:val="28"/>
+          <w:szCs w:val="28"/>
+        </w:rPr>
+        <w:t>. Фрагмент кода компонента счетов представлен на рисунке 16.</w:t>
+      </w:r>
+    </w:p>
+    <w:p>
+      <w:pPr>
+        <w:pStyle w:val="a3"/>
+        <w:spacing w:before="240" w:after="240" w:line="360" w:lineRule="auto"/>
+        <w:ind w:left="0"/>
+        <w:contextualSpacing w:val="0"/>
+        <w:jc w:val="center"/>
+        <w:rPr>
+          <w:bCs/>
+          <w:sz w:val="28"/>
+          <w:szCs w:val="28"/>
+        </w:rPr>
+      </w:pPr>
+      <w:r>
+        <w:rPr>
+          <w:bCs/>
+          <w:sz w:val="28"/>
+          <w:szCs w:val="28"/>
+        </w:rPr>
+        <w:lastRenderedPageBreak/>
+        <w:drawing>
+          <wp:inline distT="0" distB="0" distL="0" distR="0" wp14:anchorId="0C8DF4A2" wp14:editId="7C51AD86">
+            <wp:extent cx="5940425" cy="4739005"/>
+            <wp:effectExtent l="0" t="0" r="3175" b="4445"/>
+            <wp:docPr id="18" name="Рисунок 18"/>
+            <wp:cNvGraphicFramePr>
+              <a:graphicFrameLocks xmlns:a="http://schemas.openxmlformats.org/drawingml/2006/main" noChangeAspect="1"/>
+            </wp:cNvGraphicFramePr>
+            <a:graphic xmlns:a="http://schemas.openxmlformats.org/drawingml/2006/main">
+              <a:graphicData uri="http://schemas.openxmlformats.org/drawingml/2006/picture">
+                <pic:pic xmlns:pic="http://schemas.openxmlformats.org/drawingml/2006/picture">
+                  <pic:nvPicPr>
+                    <pic:cNvPr id="1" name=""/>
+                    <pic:cNvPicPr/>
+                  </pic:nvPicPr>
+                  <pic:blipFill>
+                    <a:blip r:embed="rId23"/>
+                    <a:stretch>
+                      <a:fillRect/>
+                    </a:stretch>
+                  </pic:blipFill>
+                  <pic:spPr>
+                    <a:xfrm>
+                      <a:off x="0" y="0"/>
+                      <a:ext cx="5940425" cy="4739005"/>
+                    </a:xfrm>
+                    <a:prstGeom prst="rect">
+                      <a:avLst/>
+                    </a:prstGeom>
+                  </pic:spPr>
+                </pic:pic>
+              </a:graphicData>
+            </a:graphic>
+          </wp:inline>
+        </w:drawing>
+      </w:r>
+    </w:p>
+    <w:p>
+      <w:pPr>
+        <w:pStyle w:val="a3"/>
+        <w:spacing w:before="240" w:after="240" w:line="360" w:lineRule="auto"/>
+        <w:ind w:left="0"/>
+        <w:contextualSpacing w:val="0"/>
+        <w:jc w:val="center"/>
+        <w:rPr>
+          <w:bCs/>
+          <w:sz w:val="28"/>
+          <w:szCs w:val="28"/>
+        </w:rPr>
+      </w:pPr>
+      <w:r>
+        <w:rPr>
+          <w:bCs/>
+          <w:sz w:val="28"/>
+          <w:szCs w:val="28"/>
+        </w:rPr>
+        <w:t xml:space="preserve">Рисунок 16 </w:t>
+      </w:r>
+      <w:r>
+        <w:rPr>
+          <w:sz w:val="28"/>
+          <w:szCs w:val="28"/>
+        </w:rPr>
+        <w:t>–</w:t>
+      </w:r>
+      <w:r>
+        <w:rPr>
+          <w:bCs/>
+          <w:sz w:val="28"/>
+          <w:szCs w:val="28"/>
+        </w:rPr>
+        <w:t xml:space="preserve"> Фрагмент кода компонента управления счетами</w:t>
+      </w:r>
+    </w:p>
+    <w:p>
+      <w:pPr>
+        <w:pStyle w:val="a3"/>
+        <w:spacing w:line="360" w:lineRule="auto"/>
+        <w:ind w:left="0" w:firstLine="851"/>
+        <w:contextualSpacing w:val="0"/>
+        <w:jc w:val="both"/>
+        <w:rPr>
+          <w:bCs/>
+          <w:sz w:val="28"/>
+          <w:szCs w:val="28"/>
+        </w:rPr>
+      </w:pPr>
+      <w:r>
+        <w:rPr>
+          <w:bCs/>
+          <w:sz w:val="28"/>
+          <w:szCs w:val="28"/>
+        </w:rPr>
+        <w:t>Модуль управления категориями позволяет пользователю создавать иерархическую структуру категорий доходов и расходов. При редактировании категории система автоматически фильтрует доступные родительские категории, исключая саму категорию и её дочерние элементы во избежание циклических зависимостей. Данные визуализируются в виде круговой диаграммы, отражающей соотношение доходных и расходных категорий.</w:t>
+      </w:r>
+    </w:p>
+    <w:p>
+      <w:pPr>
+        <w:pStyle w:val="a3"/>
+        <w:spacing w:line="360" w:lineRule="auto"/>
+        <w:ind w:left="0" w:firstLine="851"/>
+        <w:contextualSpacing w:val="0"/>
+        <w:jc w:val="both"/>
+        <w:rPr>
+          <w:bCs/>
+          <w:sz w:val="28"/>
+          <w:szCs w:val="28"/>
+        </w:rPr>
+      </w:pPr>
+      <w:r>
+        <w:rPr>
+          <w:bCs/>
+          <w:sz w:val="28"/>
+          <w:szCs w:val="28"/>
+        </w:rPr>
+        <w:t>Модуль финансовых операций</w:t>
+      </w:r>
+      <w:r>
+        <w:rPr>
+          <w:bCs/>
+          <w:sz w:val="28"/>
+          <w:szCs w:val="28"/>
+        </w:rPr>
+        <w:t xml:space="preserve"> </w:t>
+      </w:r>
+      <w:r>
+        <w:rPr>
+          <w:bCs/>
+          <w:sz w:val="28"/>
+          <w:szCs w:val="28"/>
+        </w:rPr>
+        <w:t xml:space="preserve">является центральным компонентом системы. Пользователь может создавать операции двух типов: обычные (доход/расход) и переводы между собственными счетами. При выборе категории система автоматически определяет знак суммы: для расходных категорий сумма преобразуется в отрицательное значение, для доходных в положительное. При создании расходной операции выполняется проверка </w:t>
+      </w:r>
+      <w:r>
+        <w:rPr>
+          <w:bCs/>
+          <w:sz w:val="28"/>
+          <w:szCs w:val="28"/>
+        </w:rPr>
+        <w:lastRenderedPageBreak/>
+        <w:t>наличия активного бюджетного лимита для выбранной категории, и при его наличии сумма расхода добавляется к потраченной сумме бюджета. Операции отображаются в таблице с возможностью фильтрации по типу, счёту и периоду. Линейный график демонстрирует динамику доходов и расходов по датам. Фрагмент кода создания операции представлен на рисунке 17.</w:t>
+      </w:r>
+    </w:p>
+    <w:p>
+      <w:pPr>
+        <w:pStyle w:val="a3"/>
+        <w:spacing w:before="240" w:after="240" w:line="360" w:lineRule="auto"/>
+        <w:ind w:left="0"/>
+        <w:contextualSpacing w:val="0"/>
+        <w:jc w:val="center"/>
+        <w:rPr>
+          <w:bCs/>
+          <w:sz w:val="28"/>
+          <w:szCs w:val="28"/>
+        </w:rPr>
+      </w:pPr>
+      <w:r>
+        <w:rPr>
+          <w:bCs/>
+          <w:sz w:val="28"/>
+          <w:szCs w:val="28"/>
+        </w:rPr>
+        <w:drawing>
+          <wp:inline distT="0" distB="0" distL="0" distR="0" wp14:anchorId="1BC50280" wp14:editId="1C6E69B3">
+            <wp:extent cx="5940425" cy="5753100"/>
+            <wp:effectExtent l="0" t="0" r="3175" b="0"/>
+            <wp:docPr id="19" name="Рисунок 19"/>
+            <wp:cNvGraphicFramePr>
+              <a:graphicFrameLocks xmlns:a="http://schemas.openxmlformats.org/drawingml/2006/main" noChangeAspect="1"/>
+            </wp:cNvGraphicFramePr>
+            <a:graphic xmlns:a="http://schemas.openxmlformats.org/drawingml/2006/main">
+              <a:graphicData uri="http://schemas.openxmlformats.org/drawingml/2006/picture">
+                <pic:pic xmlns:pic="http://schemas.openxmlformats.org/drawingml/2006/picture">
+                  <pic:nvPicPr>
+                    <pic:cNvPr id="1" name=""/>
+                    <pic:cNvPicPr/>
+                  </pic:nvPicPr>
+                  <pic:blipFill>
+                    <a:blip r:embed="rId24"/>
+                    <a:stretch>
+                      <a:fillRect/>
+                    </a:stretch>
+                  </pic:blipFill>
+                  <pic:spPr>
+                    <a:xfrm>
+                      <a:off x="0" y="0"/>
+                      <a:ext cx="5940425" cy="5753100"/>
+                    </a:xfrm>
+                    <a:prstGeom prst="rect">
+                      <a:avLst/>
+                    </a:prstGeom>
+                  </pic:spPr>
+                </pic:pic>
+              </a:graphicData>
+            </a:graphic>
+          </wp:inline>
+        </w:drawing>
+      </w:r>
+    </w:p>
+    <w:p>
+      <w:pPr>
+        <w:pStyle w:val="a3"/>
+        <w:spacing w:before="240" w:after="240" w:line="360" w:lineRule="auto"/>
+        <w:ind w:left="0"/>
+        <w:contextualSpacing w:val="0"/>
+        <w:jc w:val="center"/>
+        <w:rPr>
+          <w:bCs/>
+          <w:sz w:val="28"/>
+          <w:szCs w:val="28"/>
+        </w:rPr>
+      </w:pPr>
+      <w:r>
+        <w:rPr>
+          <w:bCs/>
+          <w:sz w:val="28"/>
+          <w:szCs w:val="28"/>
+        </w:rPr>
+        <w:t xml:space="preserve">Рисунок 17 </w:t>
+      </w:r>
+      <w:r>
+        <w:rPr>
+          <w:sz w:val="28"/>
+          <w:szCs w:val="28"/>
+        </w:rPr>
+        <w:t>–</w:t>
+      </w:r>
+      <w:r>
+        <w:rPr>
+          <w:bCs/>
+          <w:sz w:val="28"/>
+          <w:szCs w:val="28"/>
+        </w:rPr>
+        <w:t xml:space="preserve"> Фрагмент кода создания финансовой операции</w:t>
+      </w:r>
+    </w:p>
+    <w:p>
+      <w:pPr>
+        <w:pStyle w:val="a3"/>
+        <w:spacing w:line="360" w:lineRule="auto"/>
+        <w:ind w:left="0" w:firstLine="851"/>
+        <w:contextualSpacing w:val="0"/>
+        <w:jc w:val="both"/>
+        <w:rPr>
+          <w:bCs/>
+          <w:sz w:val="28"/>
+          <w:szCs w:val="28"/>
+        </w:rPr>
+      </w:pPr>
+      <w:r>
+        <w:rPr>
+          <w:bCs/>
+          <w:sz w:val="28"/>
+          <w:szCs w:val="28"/>
+        </w:rPr>
+        <w:t>Модуль финансовых целей</w:t>
+      </w:r>
+      <w:r>
+        <w:rPr>
+          <w:bCs/>
+          <w:sz w:val="28"/>
+          <w:szCs w:val="28"/>
+        </w:rPr>
+        <w:t xml:space="preserve"> </w:t>
+      </w:r>
+      <w:r>
+        <w:rPr>
+          <w:bCs/>
+          <w:sz w:val="28"/>
+          <w:szCs w:val="28"/>
+        </w:rPr>
+        <w:t xml:space="preserve">предоставляет инструменты для планирования и отслеживания прогресса достижения целей. Для каждой цели отображается текущий и целевой баланс, процент выполнения и статус. </w:t>
+      </w:r>
+      <w:r>
+        <w:rPr>
+          <w:bCs/>
+          <w:sz w:val="28"/>
+          <w:szCs w:val="28"/>
+        </w:rPr>
+        <w:lastRenderedPageBreak/>
+        <w:t>Пользователь может корректировать прогресс с помощью кнопок увеличения/уменьшения суммы. При достижении целевой суммы статус автоматически изменяется на «достигнута». Данные визуализируются в виде составной столбчатой диаграммы, показывающей текущий прогресс и оставшуюся сумму для каждой цели.</w:t>
+      </w:r>
+    </w:p>
+    <w:p>
+      <w:pPr>
+        <w:pStyle w:val="a3"/>
+        <w:spacing w:line="360" w:lineRule="auto"/>
+        <w:ind w:left="0" w:firstLine="851"/>
+        <w:contextualSpacing w:val="0"/>
+        <w:jc w:val="both"/>
+        <w:rPr>
+          <w:bCs/>
+          <w:sz w:val="28"/>
+          <w:szCs w:val="28"/>
+        </w:rPr>
+      </w:pPr>
+      <w:r>
+        <w:rPr>
+          <w:bCs/>
+          <w:sz w:val="28"/>
+          <w:szCs w:val="28"/>
+        </w:rPr>
+        <w:t>Модуль бюджетных лимитов позволяет устанавливать месячные лимиты расходов по категориям. Для каждого бюджета отображается планируемая сумма, фактически потраченная сумма и остаток. При превышении лимита сумма расходов подсвечивается красным цветом. Групповая столбчатая диаграмма наглядно демонстрирует соотношение запланированных и фактических расходов по категориям.</w:t>
+      </w:r>
+    </w:p>
+    <w:p>
+      <w:pPr>
+        <w:pStyle w:val="a3"/>
+        <w:spacing w:line="360" w:lineRule="auto"/>
+        <w:ind w:left="0" w:firstLine="851"/>
+        <w:contextualSpacing w:val="0"/>
+        <w:jc w:val="both"/>
+        <w:rPr>
+          <w:bCs/>
+          <w:sz w:val="28"/>
+          <w:szCs w:val="28"/>
+        </w:rPr>
+      </w:pPr>
+      <w:r>
+        <w:rPr>
+          <w:bCs/>
+          <w:sz w:val="28"/>
+          <w:szCs w:val="28"/>
+        </w:rPr>
+        <w:t xml:space="preserve">Личный кабинет пользователя содержит форму редактирования личных данных и форму смены пароля. При изменении пароля выполняется проверка текущего пароля, после чего новый пароль </w:t>
+      </w:r>
+      <w:proofErr w:type="spellStart"/>
+      <w:r>
+        <w:rPr>
+          <w:bCs/>
+          <w:sz w:val="28"/>
+          <w:szCs w:val="28"/>
+        </w:rPr>
+        <w:t>хешируется</w:t>
+      </w:r>
+      <w:proofErr w:type="spellEnd"/>
+      <w:r>
+        <w:rPr>
+          <w:bCs/>
+          <w:sz w:val="28"/>
+          <w:szCs w:val="28"/>
+        </w:rPr>
+        <w:t xml:space="preserve"> и сохраняется в базе данных.</w:t>
+      </w:r>
+    </w:p>
+    <w:p>
+      <w:pPr>
+        <w:pStyle w:val="a3"/>
+        <w:spacing w:line="360" w:lineRule="auto"/>
+        <w:ind w:left="0" w:firstLine="851"/>
+        <w:contextualSpacing w:val="0"/>
+        <w:jc w:val="both"/>
+        <w:rPr>
+          <w:bCs/>
+          <w:sz w:val="28"/>
+          <w:szCs w:val="28"/>
+        </w:rPr>
+      </w:pPr>
+      <w:r>
+        <w:rPr>
+          <w:bCs/>
+          <w:sz w:val="28"/>
+          <w:szCs w:val="28"/>
+        </w:rPr>
+        <w:t>Административная панель доступна только пользователям с ролью «</w:t>
+      </w:r>
+      <w:proofErr w:type="spellStart"/>
+      <w:r>
+        <w:rPr>
+          <w:bCs/>
+          <w:sz w:val="28"/>
+          <w:szCs w:val="28"/>
+        </w:rPr>
+        <w:t>admin</w:t>
+      </w:r>
+      <w:proofErr w:type="spellEnd"/>
+      <w:r>
+        <w:rPr>
+          <w:bCs/>
+          <w:sz w:val="28"/>
+          <w:szCs w:val="28"/>
+        </w:rPr>
+        <w:t>». Панель содержит сводную статистику по системе (количество пользователей, счетов,</w:t>
+      </w:r>
+      <w:r>
+        <w:rPr>
+          <w:bCs/>
+          <w:sz w:val="28"/>
+          <w:szCs w:val="28"/>
+        </w:rPr>
+        <w:t xml:space="preserve"> категорий,</w:t>
+      </w:r>
+      <w:r>
+        <w:rPr>
+          <w:bCs/>
+          <w:sz w:val="28"/>
+          <w:szCs w:val="28"/>
+        </w:rPr>
+        <w:t xml:space="preserve"> операций,</w:t>
+      </w:r>
+      <w:r>
+        <w:rPr>
+          <w:bCs/>
+          <w:sz w:val="28"/>
+          <w:szCs w:val="28"/>
+        </w:rPr>
+        <w:t xml:space="preserve"> целей,</w:t>
+      </w:r>
+      <w:r>
+        <w:rPr>
+          <w:bCs/>
+          <w:sz w:val="28"/>
+          <w:szCs w:val="28"/>
+        </w:rPr>
+        <w:t xml:space="preserve"> общий баланс), графики регистрации новых пользователей и динамики доходов/расходов, а также таблицу управления пользователями с возможностью изменения роли и удаления учётных записей.</w:t>
+      </w:r>
+    </w:p>
+    <w:p>
+      <w:pPr>
+        <w:pStyle w:val="a3"/>
+        <w:spacing w:line="360" w:lineRule="auto"/>
+        <w:ind w:left="0" w:firstLine="851"/>
+        <w:contextualSpacing w:val="0"/>
+        <w:jc w:val="both"/>
+        <w:rPr>
+          <w:bCs/>
+          <w:sz w:val="28"/>
+          <w:szCs w:val="28"/>
+        </w:rPr>
+      </w:pPr>
+      <w:r>
+        <w:rPr>
+          <w:bCs/>
+          <w:sz w:val="28"/>
+          <w:szCs w:val="28"/>
+        </w:rPr>
+        <w:t xml:space="preserve">Все компоненты интерфейса стилизованы в единой </w:t>
+      </w:r>
+      <w:r>
+        <w:rPr>
+          <w:bCs/>
+          <w:sz w:val="28"/>
+          <w:szCs w:val="28"/>
+        </w:rPr>
+        <w:t>цветовой палитре</w:t>
+      </w:r>
+      <w:r>
+        <w:rPr>
+          <w:bCs/>
+          <w:sz w:val="28"/>
+          <w:szCs w:val="28"/>
+        </w:rPr>
+        <w:t xml:space="preserve">. Шрифты Inter и </w:t>
+      </w:r>
+      <w:proofErr w:type="spellStart"/>
+      <w:r>
+        <w:rPr>
+          <w:bCs/>
+          <w:sz w:val="28"/>
+          <w:szCs w:val="28"/>
+        </w:rPr>
+        <w:t>JetBrains</w:t>
+      </w:r>
+      <w:proofErr w:type="spellEnd"/>
+      <w:r>
+        <w:rPr>
+          <w:bCs/>
+          <w:sz w:val="28"/>
+          <w:szCs w:val="28"/>
+        </w:rPr>
+        <w:t xml:space="preserve"> </w:t>
+      </w:r>
+      <w:proofErr w:type="spellStart"/>
+      <w:r>
+        <w:rPr>
+          <w:bCs/>
+          <w:sz w:val="28"/>
+          <w:szCs w:val="28"/>
+        </w:rPr>
+        <w:t>Mono</w:t>
+      </w:r>
+      <w:proofErr w:type="spellEnd"/>
+      <w:r>
+        <w:rPr>
+          <w:bCs/>
+          <w:sz w:val="28"/>
+          <w:szCs w:val="28"/>
+        </w:rPr>
+        <w:t xml:space="preserve"> обеспечивают современный и читаемый внешний вид приложения.</w:t>
+      </w:r>
+    </w:p>
+    <w:p>
+      <w:pPr>
+        <w:pStyle w:val="a3"/>
+        <w:spacing w:before="160" w:after="360" w:line="360" w:lineRule="auto"/>
+        <w:ind w:left="0" w:firstLine="851"/>
+        <w:contextualSpacing w:val="0"/>
+        <w:jc w:val="both"/>
+        <w:outlineLvl w:val="0"/>
+        <w:rPr>
+          <w:b/>
+          <w:sz w:val="28"/>
+          <w:szCs w:val="28"/>
+        </w:rPr>
+      </w:pPr>
+      <w:bookmarkStart w:id="11" w:name="_Toc225932389"/>
+      <w:r>
+        <w:rPr>
+          <w:b/>
+          <w:sz w:val="28"/>
+          <w:szCs w:val="28"/>
+        </w:rPr>
+        <w:t>5.2 Разработка базы данных веб-приложения</w:t>
+      </w:r>
+      <w:bookmarkEnd w:id="11"/>
+    </w:p>
+    <w:p>
+      <w:pPr>
+        <w:pStyle w:val="a3"/>
+        <w:spacing w:line="360" w:lineRule="auto"/>
+        <w:ind w:left="0" w:firstLine="851"/>
+        <w:contextualSpacing w:val="0"/>
+        <w:jc w:val="both"/>
+        <w:rPr>
+          <w:bCs/>
+          <w:sz w:val="28"/>
+          <w:szCs w:val="28"/>
+          <w:lang w:val="en-US"/>
+        </w:rPr>
+      </w:pPr>
+      <w:r>
+        <w:rPr>
+          <w:bCs/>
+          <w:sz w:val="28"/>
+          <w:szCs w:val="28"/>
+        </w:rPr>
+        <w:t xml:space="preserve">Для работы с базой данных в </w:t>
+      </w:r>
+      <w:proofErr w:type="spellStart"/>
+      <w:r>
+        <w:rPr>
+          <w:bCs/>
+          <w:sz w:val="28"/>
+          <w:szCs w:val="28"/>
+        </w:rPr>
+        <w:t>Laravel</w:t>
+      </w:r>
+      <w:proofErr w:type="spellEnd"/>
+      <w:r>
+        <w:rPr>
+          <w:bCs/>
+          <w:sz w:val="28"/>
+          <w:szCs w:val="28"/>
+        </w:rPr>
+        <w:t xml:space="preserve"> используются миграции — механизм </w:t>
+      </w:r>
+      <w:proofErr w:type="spellStart"/>
+      <w:r>
+        <w:rPr>
+          <w:bCs/>
+          <w:sz w:val="28"/>
+          <w:szCs w:val="28"/>
+        </w:rPr>
+        <w:t>версионирования</w:t>
+      </w:r>
+      <w:proofErr w:type="spellEnd"/>
+      <w:r>
+        <w:rPr>
+          <w:bCs/>
+          <w:sz w:val="28"/>
+          <w:szCs w:val="28"/>
+        </w:rPr>
+        <w:t xml:space="preserve"> схемы базы данных, позволяющий создавать и изменять таблицы программным путём.</w:t>
+      </w:r>
+    </w:p>
+    <w:p>
+      <w:pPr>
+        <w:pStyle w:val="a3"/>
+        <w:spacing w:line="360" w:lineRule="auto"/>
+        <w:ind w:left="0" w:firstLine="851"/>
+        <w:contextualSpacing w:val="0"/>
+        <w:jc w:val="both"/>
+        <w:rPr>
+          <w:bCs/>
+          <w:sz w:val="28"/>
+          <w:szCs w:val="28"/>
+          <w:lang w:val="en-US"/>
+        </w:rPr>
+      </w:pPr>
+      <w:r>
+        <w:rPr>
+          <w:bCs/>
+          <w:sz w:val="28"/>
+          <w:szCs w:val="28"/>
+        </w:rPr>
+        <w:lastRenderedPageBreak/>
+        <w:t>База данных веб-приложения учёта финансов содержит следующие таблицы:</w:t>
+      </w:r>
+    </w:p>
+    <w:p>
+      <w:pPr>
+        <w:pStyle w:val="a3"/>
+        <w:spacing w:line="360" w:lineRule="auto"/>
+        <w:ind w:left="0" w:firstLine="851"/>
+        <w:contextualSpacing w:val="0"/>
+        <w:jc w:val="both"/>
+        <w:rPr>
+          <w:sz w:val="28"/>
+          <w:szCs w:val="28"/>
+        </w:rPr>
+      </w:pPr>
+      <w:r>
+        <w:rPr>
+          <w:sz w:val="28"/>
+          <w:szCs w:val="28"/>
+        </w:rPr>
+        <w:t xml:space="preserve">Таблица </w:t>
+      </w:r>
+      <w:proofErr w:type="spellStart"/>
+      <w:r>
+        <w:rPr>
+          <w:sz w:val="28"/>
+          <w:szCs w:val="28"/>
+        </w:rPr>
+        <w:t>users</w:t>
+      </w:r>
+      <w:proofErr w:type="spellEnd"/>
+      <w:r>
+        <w:rPr>
+          <w:sz w:val="28"/>
+          <w:szCs w:val="28"/>
+        </w:rPr>
+        <w:t xml:space="preserve"> </w:t>
+      </w:r>
+      <w:r>
+        <w:rPr>
+          <w:sz w:val="28"/>
+          <w:szCs w:val="28"/>
+        </w:rPr>
+        <w:t>–</w:t>
+      </w:r>
+      <w:r>
+        <w:rPr>
+          <w:sz w:val="28"/>
+          <w:szCs w:val="28"/>
+        </w:rPr>
+        <w:t xml:space="preserve"> предназначена для хранения информации о зарегистрированных пользователях системы. Структура таблицы представлена в таблице 3.</w:t>
+      </w:r>
+    </w:p>
+    <w:p>
+      <w:pPr>
+        <w:pStyle w:val="a3"/>
+        <w:spacing w:line="360" w:lineRule="auto"/>
+        <w:ind w:left="0" w:firstLine="851"/>
+        <w:contextualSpacing w:val="0"/>
+        <w:jc w:val="both"/>
+        <w:rPr>
+          <w:sz w:val="28"/>
+          <w:szCs w:val="28"/>
+          <w:lang w:val="en-US"/>
+        </w:rPr>
+      </w:pPr>
+      <w:r>
+        <w:rPr>
+          <w:sz w:val="28"/>
+          <w:szCs w:val="28"/>
+        </w:rPr>
+        <w:t xml:space="preserve">Таблица 3 — Структура таблицы </w:t>
+      </w:r>
+      <w:proofErr w:type="spellStart"/>
+      <w:r>
+        <w:rPr>
+          <w:sz w:val="28"/>
+          <w:szCs w:val="28"/>
+        </w:rPr>
+        <w:t>users</w:t>
+      </w:r>
+      <w:proofErr w:type="spellEnd"/>
+    </w:p>
+    <w:tbl>
+      <w:tblPr>
+        <w:tblStyle w:val="aa"/>
+        <w:tblW w:w="0" w:type="auto"/>
+        <w:tblLook w:val="04A0" w:firstRow="1" w:lastRow="0" w:firstColumn="1" w:lastColumn="0" w:noHBand="0" w:noVBand="1"/>
+      </w:tblPr>
+      <w:tblGrid>
+        <w:gridCol w:w="3115"/>
+        <w:gridCol w:w="3115"/>
+        <w:gridCol w:w="3115"/>
+      </w:tblGrid>
+      <w:tr>
+        <w:tc>
+          <w:tcPr>
+            <w:tcW w:w="3115" w:type="dxa"/>
+          </w:tcPr>
+          <w:p>
+            <w:pPr>
+              <w:pStyle w:val="a3"/>
+              <w:spacing w:line="360" w:lineRule="auto"/>
+              <w:ind w:left="0"/>
+              <w:contextualSpacing w:val="0"/>
+              <w:rPr>
+                <w:sz w:val="28"/>
+                <w:szCs w:val="28"/>
+                <w:lang w:val="en-US"/>
+              </w:rPr>
+            </w:pPr>
+            <w:r>
+              <w:rPr>
+                <w:sz w:val="28"/>
+                <w:szCs w:val="28"/>
+              </w:rPr>
+              <w:t>Поле</w:t>
+            </w:r>
+          </w:p>
+        </w:tc>
+        <w:tc>
+          <w:tcPr>
+            <w:tcW w:w="3115" w:type="dxa"/>
+          </w:tcPr>
+          <w:p>
+            <w:pPr>
+              <w:pStyle w:val="a3"/>
+              <w:spacing w:line="360" w:lineRule="auto"/>
+              <w:ind w:left="0"/>
+              <w:contextualSpacing w:val="0"/>
+              <w:rPr>
+                <w:sz w:val="28"/>
+                <w:szCs w:val="28"/>
+                <w:lang w:val="en-US"/>
+              </w:rPr>
+            </w:pPr>
+            <w:r>
+              <w:rPr>
+                <w:sz w:val="28"/>
+                <w:szCs w:val="28"/>
+              </w:rPr>
+              <w:t>Тип данных</w:t>
+            </w:r>
+          </w:p>
+        </w:tc>
+        <w:tc>
+          <w:tcPr>
+            <w:tcW w:w="3115" w:type="dxa"/>
+          </w:tcPr>
+          <w:p>
+            <w:pPr>
+              <w:pStyle w:val="a3"/>
+              <w:spacing w:line="360" w:lineRule="auto"/>
+              <w:ind w:left="0"/>
+              <w:contextualSpacing w:val="0"/>
+              <w:rPr>
+                <w:sz w:val="28"/>
+                <w:szCs w:val="28"/>
+                <w:lang w:val="en-US"/>
+              </w:rPr>
+            </w:pPr>
+            <w:r>
+              <w:rPr>
+                <w:sz w:val="28"/>
+                <w:szCs w:val="28"/>
+              </w:rPr>
+              <w:t>Описание</w:t>
+            </w:r>
+          </w:p>
+        </w:tc>
+      </w:tr>
+      <w:tr>
+        <w:tc>
+          <w:tcPr>
+            <w:tcW w:w="3115" w:type="dxa"/>
+          </w:tcPr>
+          <w:p>
+            <w:pPr>
+              <w:pStyle w:val="a3"/>
+              <w:spacing w:line="360" w:lineRule="auto"/>
+              <w:ind w:left="0"/>
+              <w:contextualSpacing w:val="0"/>
+              <w:rPr>
+                <w:sz w:val="28"/>
+                <w:szCs w:val="28"/>
+                <w:lang w:val="en-US"/>
+              </w:rPr>
+            </w:pPr>
+            <w:proofErr w:type="spellStart"/>
+            <w:r>
+              <w:rPr>
+                <w:sz w:val="28"/>
+                <w:szCs w:val="28"/>
+              </w:rPr>
+              <w:t>id</w:t>
+            </w:r>
+            <w:proofErr w:type="spellEnd"/>
+          </w:p>
+        </w:tc>
+        <w:tc>
+          <w:tcPr>
+            <w:tcW w:w="3115" w:type="dxa"/>
+          </w:tcPr>
+          <w:p>
+            <w:pPr>
+              <w:pStyle w:val="a3"/>
+              <w:spacing w:line="360" w:lineRule="auto"/>
+              <w:ind w:left="0"/>
+              <w:contextualSpacing w:val="0"/>
+              <w:rPr>
+                <w:sz w:val="28"/>
+                <w:szCs w:val="28"/>
+                <w:lang w:val="en-US"/>
+              </w:rPr>
+            </w:pPr>
+            <w:r>
+              <w:rPr>
+                <w:sz w:val="28"/>
+                <w:szCs w:val="28"/>
+              </w:rPr>
+              <w:t>BIGINT</w:t>
+            </w:r>
+          </w:p>
+        </w:tc>
+        <w:tc>
+          <w:tcPr>
+            <w:tcW w:w="3115" w:type="dxa"/>
+          </w:tcPr>
+          <w:p>
+            <w:pPr>
+              <w:pStyle w:val="a3"/>
+              <w:spacing w:line="360" w:lineRule="auto"/>
+              <w:ind w:left="0"/>
+              <w:contextualSpacing w:val="0"/>
+              <w:rPr>
+                <w:sz w:val="28"/>
+                <w:szCs w:val="28"/>
+                <w:lang w:val="en-US"/>
+              </w:rPr>
+            </w:pPr>
+            <w:r>
+              <w:rPr>
+                <w:sz w:val="28"/>
+                <w:szCs w:val="28"/>
+              </w:rPr>
+              <w:t xml:space="preserve">Первичный ключ, </w:t>
+            </w:r>
+            <w:proofErr w:type="spellStart"/>
+            <w:r>
+              <w:rPr>
+                <w:sz w:val="28"/>
+                <w:szCs w:val="28"/>
+              </w:rPr>
+              <w:t>автоинкремент</w:t>
+            </w:r>
+            <w:proofErr w:type="spellEnd"/>
+          </w:p>
+        </w:tc>
+      </w:tr>
+      <w:tr>
+        <w:tc>
+          <w:tcPr>
+            <w:tcW w:w="3115" w:type="dxa"/>
+          </w:tcPr>
+          <w:p>
+            <w:pPr>
+              <w:pStyle w:val="a3"/>
+              <w:spacing w:line="360" w:lineRule="auto"/>
+              <w:ind w:left="0"/>
+              <w:contextualSpacing w:val="0"/>
+              <w:rPr>
+                <w:sz w:val="28"/>
+                <w:szCs w:val="28"/>
+                <w:lang w:val="en-US"/>
+              </w:rPr>
+            </w:pPr>
+            <w:proofErr w:type="spellStart"/>
+            <w:r>
+              <w:rPr>
+                <w:sz w:val="28"/>
+                <w:szCs w:val="28"/>
+              </w:rPr>
+              <w:t>role_id</w:t>
+            </w:r>
+            <w:proofErr w:type="spellEnd"/>
+          </w:p>
+        </w:tc>
+        <w:tc>
+          <w:tcPr>
+            <w:tcW w:w="3115" w:type="dxa"/>
+          </w:tcPr>
+          <w:p>
+            <w:pPr>
+              <w:pStyle w:val="a3"/>
+              <w:spacing w:line="360" w:lineRule="auto"/>
+              <w:ind w:left="0"/>
+              <w:contextualSpacing w:val="0"/>
+              <w:rPr>
+                <w:sz w:val="28"/>
+                <w:szCs w:val="28"/>
+                <w:lang w:val="en-US"/>
+              </w:rPr>
+            </w:pPr>
+            <w:r>
+              <w:rPr>
+                <w:sz w:val="28"/>
+                <w:szCs w:val="28"/>
+              </w:rPr>
+              <w:t>BIGINT</w:t>
+            </w:r>
+          </w:p>
+        </w:tc>
+        <w:tc>
+          <w:tcPr>
+            <w:tcW w:w="3115" w:type="dxa"/>
+          </w:tcPr>
+          <w:p>
+            <w:pPr>
+              <w:pStyle w:val="a3"/>
+              <w:spacing w:line="360" w:lineRule="auto"/>
+              <w:ind w:left="0"/>
+              <w:contextualSpacing w:val="0"/>
+              <w:rPr>
+                <w:sz w:val="28"/>
+                <w:szCs w:val="28"/>
+                <w:lang w:val="en-US"/>
+              </w:rPr>
+            </w:pPr>
+            <w:r>
+              <w:rPr>
+                <w:sz w:val="28"/>
+                <w:szCs w:val="28"/>
+              </w:rPr>
+              <w:t xml:space="preserve">Внешний ключ к таблице </w:t>
+            </w:r>
+            <w:proofErr w:type="spellStart"/>
+            <w:r>
+              <w:rPr>
+                <w:sz w:val="28"/>
+                <w:szCs w:val="28"/>
+              </w:rPr>
+              <w:t>roles</w:t>
+            </w:r>
+            <w:proofErr w:type="spellEnd"/>
+            <w:r>
+              <w:rPr>
+                <w:sz w:val="28"/>
+                <w:szCs w:val="28"/>
+              </w:rPr>
+              <w:t>, по умолчанию 2 (пользователь)</w:t>
+            </w:r>
+          </w:p>
+        </w:tc>
+      </w:tr>
+      <w:tr>
+        <w:tc>
+          <w:tcPr>
+            <w:tcW w:w="3115" w:type="dxa"/>
+          </w:tcPr>
+          <w:p>
+            <w:pPr>
+              <w:pStyle w:val="a3"/>
+              <w:spacing w:line="360" w:lineRule="auto"/>
+              <w:ind w:left="0"/>
+              <w:contextualSpacing w:val="0"/>
+              <w:rPr>
+                <w:sz w:val="28"/>
+                <w:szCs w:val="28"/>
+                <w:lang w:val="en-US"/>
+              </w:rPr>
+            </w:pPr>
+            <w:proofErr w:type="spellStart"/>
+            <w:r>
+              <w:rPr>
+                <w:sz w:val="28"/>
+                <w:szCs w:val="28"/>
+              </w:rPr>
+              <w:t>email</w:t>
+            </w:r>
+            <w:proofErr w:type="spellEnd"/>
+          </w:p>
+        </w:tc>
+        <w:tc>
+          <w:tcPr>
+            <w:tcW w:w="3115" w:type="dxa"/>
+          </w:tcPr>
+          <w:p>
+            <w:pPr>
+              <w:spacing w:line="360" w:lineRule="auto"/>
+              <w:rPr>
+                <w:sz w:val="28"/>
+                <w:szCs w:val="28"/>
+                <w:lang w:val="en-US"/>
+              </w:rPr>
+            </w:pPr>
+            <w:proofErr w:type="gramStart"/>
+            <w:r>
+              <w:rPr>
+                <w:sz w:val="28"/>
+                <w:szCs w:val="28"/>
+              </w:rPr>
+              <w:t>VARCHAR(</w:t>
+            </w:r>
+            <w:proofErr w:type="gramEnd"/>
+            <w:r>
+              <w:rPr>
+                <w:sz w:val="28"/>
+                <w:szCs w:val="28"/>
+              </w:rPr>
+              <w:t>255)</w:t>
+            </w:r>
+          </w:p>
+        </w:tc>
+        <w:tc>
+          <w:tcPr>
+            <w:tcW w:w="3115" w:type="dxa"/>
+          </w:tcPr>
+          <w:p>
+            <w:pPr>
+              <w:pStyle w:val="a3"/>
+              <w:spacing w:line="360" w:lineRule="auto"/>
+              <w:ind w:left="0"/>
+              <w:contextualSpacing w:val="0"/>
+              <w:rPr>
+                <w:sz w:val="28"/>
+                <w:szCs w:val="28"/>
+              </w:rPr>
+            </w:pPr>
+            <w:r>
+              <w:rPr>
+                <w:sz w:val="28"/>
+                <w:szCs w:val="28"/>
+              </w:rPr>
+              <w:t>Уникальный адрес электронной почты пользователя</w:t>
+            </w:r>
+          </w:p>
+        </w:tc>
+      </w:tr>
+      <w:tr>
+        <w:tc>
+          <w:tcPr>
+            <w:tcW w:w="3115" w:type="dxa"/>
+          </w:tcPr>
+          <w:p>
+            <w:pPr>
+              <w:pStyle w:val="a3"/>
+              <w:spacing w:line="360" w:lineRule="auto"/>
+              <w:ind w:left="0"/>
+              <w:contextualSpacing w:val="0"/>
+              <w:rPr>
+                <w:sz w:val="28"/>
+                <w:szCs w:val="28"/>
+              </w:rPr>
+            </w:pPr>
+            <w:proofErr w:type="spellStart"/>
+            <w:r>
+              <w:rPr>
+                <w:sz w:val="28"/>
+                <w:szCs w:val="28"/>
+              </w:rPr>
+              <w:t>password</w:t>
+            </w:r>
+            <w:proofErr w:type="spellEnd"/>
+          </w:p>
+        </w:tc>
+        <w:tc>
+          <w:tcPr>
+            <w:tcW w:w="3115" w:type="dxa"/>
+          </w:tcPr>
+          <w:p>
+            <w:pPr>
+              <w:pStyle w:val="a3"/>
+              <w:spacing w:line="360" w:lineRule="auto"/>
+              <w:ind w:left="0"/>
+              <w:contextualSpacing w:val="0"/>
+              <w:rPr>
+                <w:sz w:val="28"/>
+                <w:szCs w:val="28"/>
+              </w:rPr>
+            </w:pPr>
+            <w:proofErr w:type="gramStart"/>
+            <w:r>
+              <w:rPr>
+                <w:sz w:val="28"/>
+                <w:szCs w:val="28"/>
+              </w:rPr>
+              <w:t>VARCHAR(</w:t>
+            </w:r>
+            <w:proofErr w:type="gramEnd"/>
+            <w:r>
+              <w:rPr>
+                <w:sz w:val="28"/>
+                <w:szCs w:val="28"/>
+              </w:rPr>
+              <w:t>255)</w:t>
+            </w:r>
+          </w:p>
+        </w:tc>
+        <w:tc>
+          <w:tcPr>
+            <w:tcW w:w="3115" w:type="dxa"/>
+          </w:tcPr>
+          <w:p>
+            <w:pPr>
+              <w:pStyle w:val="a3"/>
+              <w:spacing w:line="360" w:lineRule="auto"/>
+              <w:ind w:left="0"/>
+              <w:contextualSpacing w:val="0"/>
+              <w:rPr>
+                <w:sz w:val="28"/>
+                <w:szCs w:val="28"/>
+              </w:rPr>
+            </w:pPr>
+            <w:r>
+              <w:rPr>
+                <w:sz w:val="28"/>
+                <w:szCs w:val="28"/>
+              </w:rPr>
+              <w:t>Хеш пароля пользователя</w:t>
+            </w:r>
+          </w:p>
+        </w:tc>
+      </w:tr>
+      <w:tr>
+        <w:tc>
+          <w:tcPr>
+            <w:tcW w:w="3115" w:type="dxa"/>
+          </w:tcPr>
+          <w:p>
+            <w:pPr>
+              <w:pStyle w:val="a3"/>
+              <w:spacing w:line="360" w:lineRule="auto"/>
+              <w:ind w:left="0"/>
+              <w:contextualSpacing w:val="0"/>
+              <w:rPr>
+                <w:sz w:val="28"/>
+                <w:szCs w:val="28"/>
+              </w:rPr>
+            </w:pPr>
+            <w:proofErr w:type="spellStart"/>
+            <w:r>
+              <w:rPr>
+                <w:sz w:val="28"/>
+                <w:szCs w:val="28"/>
+              </w:rPr>
+              <w:t>first_name</w:t>
+            </w:r>
+            <w:proofErr w:type="spellEnd"/>
+          </w:p>
+        </w:tc>
+        <w:tc>
+          <w:tcPr>
+            <w:tcW w:w="3115" w:type="dxa"/>
+          </w:tcPr>
+          <w:p>
+            <w:pPr>
+              <w:spacing w:line="360" w:lineRule="auto"/>
+              <w:rPr>
+                <w:sz w:val="28"/>
+                <w:szCs w:val="28"/>
+              </w:rPr>
+            </w:pPr>
+            <w:proofErr w:type="gramStart"/>
+            <w:r>
+              <w:rPr>
+                <w:sz w:val="28"/>
+                <w:szCs w:val="28"/>
+              </w:rPr>
+              <w:t>VARCHAR(</w:t>
+            </w:r>
+            <w:proofErr w:type="gramEnd"/>
+            <w:r>
+              <w:rPr>
+                <w:sz w:val="28"/>
+                <w:szCs w:val="28"/>
+              </w:rPr>
+              <w:t>100)</w:t>
+            </w:r>
+          </w:p>
+        </w:tc>
+        <w:tc>
+          <w:tcPr>
+            <w:tcW w:w="3115" w:type="dxa"/>
+          </w:tcPr>
+          <w:p>
+            <w:pPr>
+              <w:pStyle w:val="a3"/>
+              <w:spacing w:line="360" w:lineRule="auto"/>
+              <w:ind w:left="0"/>
+              <w:contextualSpacing w:val="0"/>
+              <w:rPr>
+                <w:sz w:val="28"/>
+                <w:szCs w:val="28"/>
+              </w:rPr>
+            </w:pPr>
+            <w:r>
+              <w:rPr>
+                <w:sz w:val="28"/>
+                <w:szCs w:val="28"/>
+              </w:rPr>
+              <w:t>Имя пользователя</w:t>
+            </w:r>
+          </w:p>
+        </w:tc>
+      </w:tr>
+      <w:tr>
+        <w:tc>
+          <w:tcPr>
+            <w:tcW w:w="3115" w:type="dxa"/>
+          </w:tcPr>
+          <w:p>
+            <w:pPr>
+              <w:pStyle w:val="a3"/>
+              <w:spacing w:line="360" w:lineRule="auto"/>
+              <w:ind w:left="0"/>
+              <w:contextualSpacing w:val="0"/>
+              <w:rPr>
+                <w:sz w:val="28"/>
+                <w:szCs w:val="28"/>
+              </w:rPr>
+            </w:pPr>
+            <w:proofErr w:type="spellStart"/>
+            <w:r>
+              <w:rPr>
+                <w:sz w:val="28"/>
+                <w:szCs w:val="28"/>
+              </w:rPr>
+              <w:t>last_name</w:t>
+            </w:r>
+            <w:proofErr w:type="spellEnd"/>
+          </w:p>
+        </w:tc>
+        <w:tc>
+          <w:tcPr>
+            <w:tcW w:w="3115" w:type="dxa"/>
+          </w:tcPr>
+          <w:p>
+            <w:pPr>
+              <w:pStyle w:val="a3"/>
+              <w:spacing w:line="360" w:lineRule="auto"/>
+              <w:ind w:left="0"/>
+              <w:contextualSpacing w:val="0"/>
+              <w:rPr>
+                <w:sz w:val="28"/>
+                <w:szCs w:val="28"/>
+              </w:rPr>
+            </w:pPr>
+            <w:proofErr w:type="gramStart"/>
+            <w:r>
+              <w:rPr>
+                <w:sz w:val="28"/>
+                <w:szCs w:val="28"/>
+              </w:rPr>
+              <w:t>VARCHAR(</w:t>
+            </w:r>
+            <w:proofErr w:type="gramEnd"/>
+            <w:r>
+              <w:rPr>
+                <w:sz w:val="28"/>
+                <w:szCs w:val="28"/>
+              </w:rPr>
+              <w:t>100)</w:t>
+            </w:r>
+          </w:p>
+        </w:tc>
+        <w:tc>
+          <w:tcPr>
+            <w:tcW w:w="3115" w:type="dxa"/>
+          </w:tcPr>
+          <w:p>
+            <w:pPr>
+              <w:pStyle w:val="a3"/>
+              <w:spacing w:line="360" w:lineRule="auto"/>
+              <w:ind w:left="0"/>
+              <w:contextualSpacing w:val="0"/>
+              <w:rPr>
+                <w:sz w:val="28"/>
+                <w:szCs w:val="28"/>
+              </w:rPr>
+            </w:pPr>
+            <w:r>
+              <w:rPr>
+                <w:sz w:val="28"/>
+                <w:szCs w:val="28"/>
+              </w:rPr>
+              <w:t>Фамилия пользователя</w:t>
+            </w:r>
+          </w:p>
+        </w:tc>
+      </w:tr>
+      <w:tr>
+        <w:tc>
+          <w:tcPr>
+            <w:tcW w:w="3115" w:type="dxa"/>
+          </w:tcPr>
+          <w:p>
+            <w:pPr>
+              <w:pStyle w:val="a3"/>
+              <w:spacing w:line="360" w:lineRule="auto"/>
+              <w:ind w:left="0"/>
+              <w:contextualSpacing w:val="0"/>
+              <w:rPr>
+                <w:sz w:val="28"/>
+                <w:szCs w:val="28"/>
+              </w:rPr>
+            </w:pPr>
+            <w:proofErr w:type="spellStart"/>
+            <w:r>
+              <w:rPr>
+                <w:sz w:val="28"/>
+                <w:szCs w:val="28"/>
+              </w:rPr>
+              <w:t>phone</w:t>
+            </w:r>
+            <w:proofErr w:type="spellEnd"/>
+          </w:p>
+        </w:tc>
+        <w:tc>
+          <w:tcPr>
+            <w:tcW w:w="3115" w:type="dxa"/>
+          </w:tcPr>
+          <w:p>
+            <w:pPr>
+              <w:pStyle w:val="a3"/>
+              <w:spacing w:line="360" w:lineRule="auto"/>
+              <w:ind w:left="0"/>
+              <w:contextualSpacing w:val="0"/>
+              <w:rPr>
+                <w:sz w:val="28"/>
+                <w:szCs w:val="28"/>
+              </w:rPr>
+            </w:pPr>
+            <w:proofErr w:type="gramStart"/>
+            <w:r>
+              <w:rPr>
+                <w:sz w:val="28"/>
+                <w:szCs w:val="28"/>
+              </w:rPr>
+              <w:t>VARCHAR(</w:t>
+            </w:r>
+            <w:proofErr w:type="gramEnd"/>
+            <w:r>
+              <w:rPr>
+                <w:sz w:val="28"/>
+                <w:szCs w:val="28"/>
+              </w:rPr>
+              <w:t>20)</w:t>
+            </w:r>
+          </w:p>
+        </w:tc>
+        <w:tc>
+          <w:tcPr>
+            <w:tcW w:w="3115" w:type="dxa"/>
+          </w:tcPr>
+          <w:p>
+            <w:pPr>
+              <w:pStyle w:val="a3"/>
+              <w:spacing w:line="360" w:lineRule="auto"/>
+              <w:ind w:left="0"/>
+              <w:contextualSpacing w:val="0"/>
+              <w:rPr>
+                <w:sz w:val="28"/>
+                <w:szCs w:val="28"/>
+              </w:rPr>
+            </w:pPr>
+            <w:r>
+              <w:rPr>
+                <w:sz w:val="28"/>
+                <w:szCs w:val="28"/>
+              </w:rPr>
+              <w:t>Номер телефона, необязательное поле</w:t>
+            </w:r>
+          </w:p>
+        </w:tc>
+      </w:tr>
+      <w:tr>
+        <w:tc>
+          <w:tcPr>
+            <w:tcW w:w="3115" w:type="dxa"/>
+          </w:tcPr>
+          <w:p>
+            <w:pPr>
+              <w:pStyle w:val="a3"/>
+              <w:spacing w:line="360" w:lineRule="auto"/>
+              <w:ind w:left="0"/>
+              <w:contextualSpacing w:val="0"/>
+              <w:rPr>
+                <w:sz w:val="28"/>
+                <w:szCs w:val="28"/>
+              </w:rPr>
+            </w:pPr>
+            <w:proofErr w:type="spellStart"/>
+            <w:r>
+              <w:rPr>
+                <w:sz w:val="28"/>
+                <w:szCs w:val="28"/>
+              </w:rPr>
+              <w:t>default_currency</w:t>
+            </w:r>
+            <w:proofErr w:type="spellEnd"/>
+          </w:p>
+        </w:tc>
+        <w:tc>
+          <w:tcPr>
+            <w:tcW w:w="3115" w:type="dxa"/>
+          </w:tcPr>
+          <w:p>
+            <w:pPr>
+              <w:pStyle w:val="a3"/>
+              <w:spacing w:line="360" w:lineRule="auto"/>
+              <w:ind w:left="0"/>
+              <w:contextualSpacing w:val="0"/>
+              <w:rPr>
+                <w:sz w:val="28"/>
+                <w:szCs w:val="28"/>
+              </w:rPr>
+            </w:pPr>
+            <w:proofErr w:type="gramStart"/>
+            <w:r>
+              <w:rPr>
+                <w:sz w:val="28"/>
+                <w:szCs w:val="28"/>
+              </w:rPr>
+              <w:t>CHAR(</w:t>
+            </w:r>
+            <w:proofErr w:type="gramEnd"/>
+            <w:r>
+              <w:rPr>
+                <w:sz w:val="28"/>
+                <w:szCs w:val="28"/>
+              </w:rPr>
+              <w:t>3)</w:t>
+            </w:r>
+          </w:p>
+        </w:tc>
+        <w:tc>
+          <w:tcPr>
+            <w:tcW w:w="3115" w:type="dxa"/>
+          </w:tcPr>
+          <w:p>
+            <w:pPr>
+              <w:pStyle w:val="a3"/>
+              <w:spacing w:line="360" w:lineRule="auto"/>
+              <w:ind w:left="0"/>
+              <w:contextualSpacing w:val="0"/>
+              <w:rPr>
+                <w:sz w:val="28"/>
+                <w:szCs w:val="28"/>
+              </w:rPr>
+            </w:pPr>
+            <w:r>
+              <w:rPr>
+                <w:sz w:val="28"/>
+                <w:szCs w:val="28"/>
+              </w:rPr>
+              <w:t>Валюта по умолчанию, по умолчанию 'RUB'</w:t>
+            </w:r>
+          </w:p>
+        </w:tc>
+      </w:tr>
+      <w:tr>
+        <w:tc>
+          <w:tcPr>
+            <w:tcW w:w="3115" w:type="dxa"/>
+          </w:tcPr>
+          <w:p>
+            <w:pPr>
+              <w:pStyle w:val="a3"/>
+              <w:spacing w:line="360" w:lineRule="auto"/>
+              <w:ind w:left="0"/>
+              <w:contextualSpacing w:val="0"/>
+              <w:rPr>
+                <w:sz w:val="28"/>
+                <w:szCs w:val="28"/>
+              </w:rPr>
+            </w:pPr>
+            <w:proofErr w:type="spellStart"/>
+            <w:r>
+              <w:rPr>
+                <w:sz w:val="28"/>
+                <w:szCs w:val="28"/>
+              </w:rPr>
+              <w:t>created_at</w:t>
+            </w:r>
+            <w:proofErr w:type="spellEnd"/>
+          </w:p>
+        </w:tc>
+        <w:tc>
+          <w:tcPr>
+            <w:tcW w:w="3115" w:type="dxa"/>
+          </w:tcPr>
+          <w:p>
+            <w:pPr>
+              <w:pStyle w:val="a3"/>
+              <w:spacing w:line="360" w:lineRule="auto"/>
+              <w:ind w:left="0"/>
+              <w:contextualSpacing w:val="0"/>
+              <w:rPr>
+                <w:sz w:val="28"/>
+                <w:szCs w:val="28"/>
+              </w:rPr>
+            </w:pPr>
+            <w:r>
+              <w:rPr>
+                <w:sz w:val="28"/>
+                <w:szCs w:val="28"/>
+              </w:rPr>
+              <w:t>TIMESTAMP</w:t>
+            </w:r>
+          </w:p>
+        </w:tc>
+        <w:tc>
+          <w:tcPr>
+            <w:tcW w:w="3115" w:type="dxa"/>
+          </w:tcPr>
+          <w:p>
+            <w:pPr>
+              <w:pStyle w:val="a3"/>
+              <w:spacing w:line="360" w:lineRule="auto"/>
+              <w:ind w:left="0"/>
+              <w:contextualSpacing w:val="0"/>
+              <w:rPr>
+                <w:sz w:val="28"/>
+                <w:szCs w:val="28"/>
+              </w:rPr>
+            </w:pPr>
+            <w:r>
+              <w:rPr>
+                <w:sz w:val="28"/>
+                <w:szCs w:val="28"/>
+              </w:rPr>
+              <w:t>Дата и время создания записи</w:t>
+            </w:r>
+          </w:p>
+        </w:tc>
+      </w:tr>
+      <w:tr>
+        <w:tc>
+          <w:tcPr>
+            <w:tcW w:w="3115" w:type="dxa"/>
+          </w:tcPr>
+          <w:p>
+            <w:pPr>
+              <w:pStyle w:val="a3"/>
+              <w:spacing w:line="360" w:lineRule="auto"/>
+              <w:ind w:left="0"/>
+              <w:contextualSpacing w:val="0"/>
+              <w:rPr>
+                <w:sz w:val="28"/>
+                <w:szCs w:val="28"/>
+              </w:rPr>
+            </w:pPr>
+            <w:proofErr w:type="spellStart"/>
+            <w:r>
+              <w:rPr>
+                <w:sz w:val="28"/>
+                <w:szCs w:val="28"/>
+              </w:rPr>
+              <w:t>updated_at</w:t>
+            </w:r>
+            <w:proofErr w:type="spellEnd"/>
+          </w:p>
+        </w:tc>
+        <w:tc>
+          <w:tcPr>
+            <w:tcW w:w="3115" w:type="dxa"/>
+          </w:tcPr>
+          <w:p>
+            <w:pPr>
+              <w:spacing w:line="360" w:lineRule="auto"/>
+              <w:rPr>
+                <w:sz w:val="28"/>
+                <w:szCs w:val="28"/>
+              </w:rPr>
+            </w:pPr>
+            <w:r>
+              <w:rPr>
+                <w:sz w:val="28"/>
+                <w:szCs w:val="28"/>
+              </w:rPr>
+              <w:t>TIMESTAMP</w:t>
+            </w:r>
+          </w:p>
+        </w:tc>
+        <w:tc>
+          <w:tcPr>
+            <w:tcW w:w="3115" w:type="dxa"/>
+          </w:tcPr>
+          <w:p>
+            <w:pPr>
+              <w:pStyle w:val="a3"/>
+              <w:spacing w:line="360" w:lineRule="auto"/>
+              <w:ind w:left="0"/>
+              <w:contextualSpacing w:val="0"/>
+              <w:rPr>
+                <w:sz w:val="28"/>
+                <w:szCs w:val="28"/>
+              </w:rPr>
+            </w:pPr>
+            <w:r>
+              <w:rPr>
+                <w:sz w:val="28"/>
+                <w:szCs w:val="28"/>
+              </w:rPr>
+              <w:t>Дата и время последнего обновления записи</w:t>
+            </w:r>
+          </w:p>
+        </w:tc>
+      </w:tr>
+    </w:tbl>
+    <w:p>
+      <w:pPr>
+        <w:pStyle w:val="a3"/>
+        <w:spacing w:line="360" w:lineRule="auto"/>
+        <w:ind w:left="0" w:firstLine="851"/>
+        <w:contextualSpacing w:val="0"/>
+        <w:jc w:val="both"/>
+        <w:rPr>
+          <w:sz w:val="28"/>
+          <w:szCs w:val="28"/>
+          <w:lang w:val="en-US"/>
+        </w:rPr>
+      </w:pPr>
+      <w:r>
+        <w:rPr>
+          <w:sz w:val="28"/>
+          <w:szCs w:val="28"/>
+        </w:rPr>
+        <w:lastRenderedPageBreak/>
+        <w:t xml:space="preserve">Фрагмент кода миграции для создания таблицы </w:t>
+      </w:r>
+      <w:proofErr w:type="spellStart"/>
+      <w:r>
+        <w:rPr>
+          <w:sz w:val="28"/>
+          <w:szCs w:val="28"/>
+        </w:rPr>
+        <w:t>users</w:t>
+      </w:r>
+      <w:proofErr w:type="spellEnd"/>
+      <w:r>
+        <w:rPr>
+          <w:sz w:val="28"/>
+          <w:szCs w:val="28"/>
+        </w:rPr>
+        <w:t xml:space="preserve"> представлен на рисунке 18.</w:t>
+      </w:r>
+    </w:p>
+    <w:p>
+      <w:pPr>
+        <w:pStyle w:val="a3"/>
+        <w:spacing w:before="240" w:after="240" w:line="360" w:lineRule="auto"/>
+        <w:ind w:left="0"/>
+        <w:contextualSpacing w:val="0"/>
+        <w:jc w:val="center"/>
+        <w:rPr>
+          <w:sz w:val="28"/>
+          <w:szCs w:val="28"/>
+          <w:lang w:val="en-US"/>
+        </w:rPr>
+      </w:pPr>
+      <w:r>
+        <w:rPr>
+          <w:sz w:val="28"/>
+          <w:szCs w:val="28"/>
+          <w:lang w:val="en-US"/>
+        </w:rPr>
+        <w:drawing>
+          <wp:inline distT="0" distB="0" distL="0" distR="0" wp14:anchorId="2D065278" wp14:editId="0527573E">
+            <wp:extent cx="5940425" cy="5431790"/>
+            <wp:effectExtent l="0" t="0" r="3175" b="0"/>
+            <wp:docPr id="20" name="Рисунок 20"/>
+            <wp:cNvGraphicFramePr>
+              <a:graphicFrameLocks xmlns:a="http://schemas.openxmlformats.org/drawingml/2006/main" noChangeAspect="1"/>
+            </wp:cNvGraphicFramePr>
+            <a:graphic xmlns:a="http://schemas.openxmlformats.org/drawingml/2006/main">
+              <a:graphicData uri="http://schemas.openxmlformats.org/drawingml/2006/picture">
+                <pic:pic xmlns:pic="http://schemas.openxmlformats.org/drawingml/2006/picture">
+                  <pic:nvPicPr>
+                    <pic:cNvPr id="1" name=""/>
+                    <pic:cNvPicPr/>
+                  </pic:nvPicPr>
+                  <pic:blipFill>
+                    <a:blip r:embed="rId25"/>
+                    <a:stretch>
+                      <a:fillRect/>
+                    </a:stretch>
+                  </pic:blipFill>
+                  <pic:spPr>
+                    <a:xfrm>
+                      <a:off x="0" y="0"/>
+                      <a:ext cx="5940425" cy="5431790"/>
+                    </a:xfrm>
+                    <a:prstGeom prst="rect">
+                      <a:avLst/>
+                    </a:prstGeom>
+                  </pic:spPr>
+                </pic:pic>
+              </a:graphicData>
+            </a:graphic>
+          </wp:inline>
+        </w:drawing>
+      </w:r>
+    </w:p>
+    <w:p>
+      <w:pPr>
+        <w:pStyle w:val="a3"/>
+        <w:spacing w:before="240" w:after="240" w:line="360" w:lineRule="auto"/>
+        <w:ind w:left="0"/>
+        <w:contextualSpacing w:val="0"/>
+        <w:jc w:val="center"/>
+        <w:rPr>
+          <w:sz w:val="28"/>
+          <w:szCs w:val="28"/>
+        </w:rPr>
+      </w:pPr>
+      <w:r>
+        <w:rPr>
+          <w:sz w:val="28"/>
+          <w:szCs w:val="28"/>
+        </w:rPr>
+        <w:t xml:space="preserve">Рисунок 18 — Фрагмент миграции создания таблицы </w:t>
+      </w:r>
+      <w:proofErr w:type="spellStart"/>
+      <w:r>
+        <w:rPr>
+          <w:sz w:val="28"/>
+          <w:szCs w:val="28"/>
+        </w:rPr>
+        <w:t>users</w:t>
+      </w:r>
+      <w:proofErr w:type="spellEnd"/>
+    </w:p>
+    <w:p>
+      <w:pPr>
+        <w:pStyle w:val="a3"/>
+        <w:spacing w:line="360" w:lineRule="auto"/>
+        <w:ind w:left="0" w:firstLine="851"/>
+        <w:contextualSpacing w:val="0"/>
+        <w:jc w:val="both"/>
+        <w:rPr>
+          <w:sz w:val="28"/>
+          <w:szCs w:val="28"/>
+        </w:rPr>
+      </w:pPr>
+      <w:r>
+        <w:rPr>
+          <w:b/>
+          <w:bCs/>
+          <w:sz w:val="28"/>
+          <w:szCs w:val="28"/>
+        </w:rPr>
+        <w:t xml:space="preserve">Таблица </w:t>
+      </w:r>
+      <w:proofErr w:type="spellStart"/>
+      <w:r>
+        <w:rPr>
+          <w:b/>
+          <w:bCs/>
+          <w:sz w:val="28"/>
+          <w:szCs w:val="28"/>
+        </w:rPr>
+        <w:t>roles</w:t>
+      </w:r>
+      <w:proofErr w:type="spellEnd"/>
+      <w:r>
+        <w:rPr>
+          <w:sz w:val="28"/>
+          <w:szCs w:val="28"/>
+        </w:rPr>
+        <w:t xml:space="preserve"> — содержит роли пользователей для разграничения прав доступа. В системе предусмотрено две роли: </w:t>
+      </w:r>
+      <w:proofErr w:type="spellStart"/>
+      <w:r>
+        <w:rPr>
+          <w:sz w:val="28"/>
+          <w:szCs w:val="28"/>
+        </w:rPr>
+        <w:t>admin</w:t>
+      </w:r>
+      <w:proofErr w:type="spellEnd"/>
+      <w:r>
+        <w:rPr>
+          <w:sz w:val="28"/>
+          <w:szCs w:val="28"/>
+        </w:rPr>
+        <w:t xml:space="preserve"> (администратор) и </w:t>
+      </w:r>
+      <w:proofErr w:type="spellStart"/>
+      <w:r>
+        <w:rPr>
+          <w:sz w:val="28"/>
+          <w:szCs w:val="28"/>
+        </w:rPr>
+        <w:t>user</w:t>
+      </w:r>
+      <w:proofErr w:type="spellEnd"/>
+      <w:r>
+        <w:rPr>
+          <w:sz w:val="28"/>
+          <w:szCs w:val="28"/>
+        </w:rPr>
+        <w:t xml:space="preserve"> (обычный пользователь). Структура таблицы представлена в таблице 4.</w:t>
+      </w:r>
+    </w:p>
+    <w:p>
+      <w:pPr>
+        <w:pStyle w:val="a3"/>
+        <w:spacing w:line="360" w:lineRule="auto"/>
+        <w:ind w:left="0" w:firstLine="851"/>
+        <w:contextualSpacing w:val="0"/>
+        <w:jc w:val="both"/>
+        <w:rPr>
+          <w:sz w:val="28"/>
+          <w:szCs w:val="28"/>
+        </w:rPr>
+      </w:pPr>
+      <w:r>
+        <w:rPr>
+          <w:sz w:val="28"/>
+          <w:szCs w:val="28"/>
+        </w:rPr>
+        <w:t xml:space="preserve">Таблица 4 — Структура таблицы </w:t>
+      </w:r>
+      <w:proofErr w:type="spellStart"/>
+      <w:r>
+        <w:rPr>
+          <w:sz w:val="28"/>
+          <w:szCs w:val="28"/>
+        </w:rPr>
+        <w:t>roles</w:t>
+      </w:r>
+      <w:proofErr w:type="spellEnd"/>
+    </w:p>
+    <w:tbl>
+      <w:tblPr>
+        <w:tblStyle w:val="aa"/>
+        <w:tblW w:w="0" w:type="auto"/>
+        <w:tblLook w:val="04A0" w:firstRow="1" w:lastRow="0" w:firstColumn="1" w:lastColumn="0" w:noHBand="0" w:noVBand="1"/>
+      </w:tblPr>
+      <w:tblGrid>
+        <w:gridCol w:w="3115"/>
+        <w:gridCol w:w="3115"/>
+        <w:gridCol w:w="3115"/>
+      </w:tblGrid>
+      <w:tr>
+        <w:tc>
+          <w:tcPr>
+            <w:tcW w:w="3115" w:type="dxa"/>
+          </w:tcPr>
+          <w:p>
+            <w:pPr>
+              <w:pStyle w:val="a3"/>
+              <w:spacing w:line="360" w:lineRule="auto"/>
+              <w:ind w:left="0"/>
+              <w:contextualSpacing w:val="0"/>
+              <w:rPr>
+                <w:sz w:val="28"/>
+                <w:szCs w:val="28"/>
+              </w:rPr>
+            </w:pPr>
+            <w:r>
+              <w:rPr>
+                <w:sz w:val="28"/>
+                <w:szCs w:val="28"/>
+              </w:rPr>
+              <w:t>Поле</w:t>
+            </w:r>
+          </w:p>
+        </w:tc>
+        <w:tc>
+          <w:tcPr>
+            <w:tcW w:w="3115" w:type="dxa"/>
+          </w:tcPr>
+          <w:p>
+            <w:pPr>
+              <w:pStyle w:val="a3"/>
+              <w:spacing w:line="360" w:lineRule="auto"/>
+              <w:ind w:left="0"/>
+              <w:contextualSpacing w:val="0"/>
+              <w:rPr>
+                <w:sz w:val="28"/>
+                <w:szCs w:val="28"/>
+              </w:rPr>
+            </w:pPr>
+            <w:r>
+              <w:rPr>
+                <w:sz w:val="28"/>
+                <w:szCs w:val="28"/>
+              </w:rPr>
+              <w:t>Тип данных</w:t>
+            </w:r>
+          </w:p>
+        </w:tc>
+        <w:tc>
+          <w:tcPr>
+            <w:tcW w:w="3115" w:type="dxa"/>
+          </w:tcPr>
+          <w:p>
+            <w:pPr>
+              <w:pStyle w:val="a3"/>
+              <w:spacing w:line="360" w:lineRule="auto"/>
+              <w:ind w:left="0"/>
+              <w:contextualSpacing w:val="0"/>
+              <w:rPr>
+                <w:sz w:val="28"/>
+                <w:szCs w:val="28"/>
+              </w:rPr>
+            </w:pPr>
+            <w:r>
+              <w:rPr>
+                <w:sz w:val="28"/>
+                <w:szCs w:val="28"/>
+              </w:rPr>
+              <w:t>Описание</w:t>
+            </w:r>
+          </w:p>
+        </w:tc>
+      </w:tr>
+      <w:tr>
+        <w:tc>
+          <w:tcPr>
+            <w:tcW w:w="3115" w:type="dxa"/>
+          </w:tcPr>
+          <w:p>
+            <w:pPr>
+              <w:pStyle w:val="a3"/>
+              <w:spacing w:line="360" w:lineRule="auto"/>
+              <w:ind w:left="0"/>
+              <w:contextualSpacing w:val="0"/>
+              <w:rPr>
+                <w:sz w:val="28"/>
+                <w:szCs w:val="28"/>
+              </w:rPr>
+            </w:pPr>
+            <w:proofErr w:type="spellStart"/>
+            <w:r>
+              <w:rPr>
+                <w:sz w:val="28"/>
+                <w:szCs w:val="28"/>
+              </w:rPr>
+              <w:t>id</w:t>
+            </w:r>
+            <w:proofErr w:type="spellEnd"/>
+          </w:p>
+        </w:tc>
+        <w:tc>
+          <w:tcPr>
+            <w:tcW w:w="3115" w:type="dxa"/>
+          </w:tcPr>
+          <w:p>
+            <w:pPr>
+              <w:pStyle w:val="a3"/>
+              <w:spacing w:line="360" w:lineRule="auto"/>
+              <w:ind w:left="0"/>
+              <w:contextualSpacing w:val="0"/>
+              <w:rPr>
+                <w:sz w:val="28"/>
+                <w:szCs w:val="28"/>
+              </w:rPr>
+            </w:pPr>
+            <w:r>
+              <w:rPr>
+                <w:sz w:val="28"/>
+                <w:szCs w:val="28"/>
+              </w:rPr>
+              <w:t>BIGINT</w:t>
+            </w:r>
+          </w:p>
+        </w:tc>
+        <w:tc>
+          <w:tcPr>
+            <w:tcW w:w="3115" w:type="dxa"/>
+          </w:tcPr>
+          <w:p>
+            <w:pPr>
+              <w:pStyle w:val="a3"/>
+              <w:spacing w:line="360" w:lineRule="auto"/>
+              <w:ind w:left="0"/>
+              <w:contextualSpacing w:val="0"/>
+              <w:rPr>
+                <w:sz w:val="28"/>
+                <w:szCs w:val="28"/>
+              </w:rPr>
+            </w:pPr>
+            <w:r>
+              <w:rPr>
+                <w:sz w:val="28"/>
+                <w:szCs w:val="28"/>
+              </w:rPr>
+              <w:t xml:space="preserve">Первичный ключ, </w:t>
+            </w:r>
+            <w:proofErr w:type="spellStart"/>
+            <w:r>
+              <w:rPr>
+                <w:sz w:val="28"/>
+                <w:szCs w:val="28"/>
+              </w:rPr>
+              <w:t>автоинкремент</w:t>
+            </w:r>
+            <w:proofErr w:type="spellEnd"/>
+          </w:p>
+        </w:tc>
+      </w:tr>
+      <w:tr>
+        <w:tc>
+          <w:tcPr>
+            <w:tcW w:w="3115" w:type="dxa"/>
+          </w:tcPr>
+          <w:p>
+            <w:pPr>
+              <w:pStyle w:val="a3"/>
+              <w:spacing w:line="360" w:lineRule="auto"/>
+              <w:ind w:left="0"/>
+              <w:contextualSpacing w:val="0"/>
+              <w:rPr>
+                <w:sz w:val="28"/>
+                <w:szCs w:val="28"/>
+              </w:rPr>
+            </w:pPr>
+            <w:proofErr w:type="spellStart"/>
+            <w:r>
+              <w:rPr>
+                <w:sz w:val="28"/>
+                <w:szCs w:val="28"/>
+              </w:rPr>
+              <w:lastRenderedPageBreak/>
+              <w:t>name</w:t>
+            </w:r>
+            <w:proofErr w:type="spellEnd"/>
+          </w:p>
+        </w:tc>
+        <w:tc>
+          <w:tcPr>
+            <w:tcW w:w="3115" w:type="dxa"/>
+          </w:tcPr>
+          <w:p>
+            <w:pPr>
+              <w:pStyle w:val="a3"/>
+              <w:spacing w:line="360" w:lineRule="auto"/>
+              <w:ind w:left="0"/>
+              <w:contextualSpacing w:val="0"/>
+              <w:rPr>
+                <w:sz w:val="28"/>
+                <w:szCs w:val="28"/>
+              </w:rPr>
+            </w:pPr>
+            <w:proofErr w:type="gramStart"/>
+            <w:r>
+              <w:rPr>
+                <w:sz w:val="28"/>
+                <w:szCs w:val="28"/>
+              </w:rPr>
+              <w:t>VARCHAR(</w:t>
+            </w:r>
+            <w:proofErr w:type="gramEnd"/>
+            <w:r>
+              <w:rPr>
+                <w:sz w:val="28"/>
+                <w:szCs w:val="28"/>
+              </w:rPr>
+              <w:t>50)</w:t>
+            </w:r>
+          </w:p>
+        </w:tc>
+        <w:tc>
+          <w:tcPr>
+            <w:tcW w:w="3115" w:type="dxa"/>
+          </w:tcPr>
+          <w:p>
+            <w:pPr>
+              <w:pStyle w:val="a3"/>
+              <w:spacing w:line="360" w:lineRule="auto"/>
+              <w:ind w:left="0"/>
+              <w:contextualSpacing w:val="0"/>
+              <w:rPr>
+                <w:sz w:val="28"/>
+                <w:szCs w:val="28"/>
+              </w:rPr>
+            </w:pPr>
+            <w:r>
+              <w:rPr>
+                <w:sz w:val="28"/>
+                <w:szCs w:val="28"/>
+              </w:rPr>
+              <w:t>Уникальное название роли</w:t>
+            </w:r>
+          </w:p>
+        </w:tc>
+      </w:tr>
+      <w:tr>
+        <w:tc>
+          <w:tcPr>
+            <w:tcW w:w="3115" w:type="dxa"/>
+          </w:tcPr>
+          <w:p>
+            <w:pPr>
+              <w:pStyle w:val="a3"/>
+              <w:spacing w:line="360" w:lineRule="auto"/>
+              <w:ind w:left="0"/>
+              <w:contextualSpacing w:val="0"/>
+              <w:rPr>
+                <w:sz w:val="28"/>
+                <w:szCs w:val="28"/>
+              </w:rPr>
+            </w:pPr>
+            <w:proofErr w:type="spellStart"/>
+            <w:r>
+              <w:rPr>
+                <w:sz w:val="28"/>
+                <w:szCs w:val="28"/>
+              </w:rPr>
+              <w:t>description</w:t>
+            </w:r>
+            <w:proofErr w:type="spellEnd"/>
+          </w:p>
+        </w:tc>
+        <w:tc>
+          <w:tcPr>
+            <w:tcW w:w="3115" w:type="dxa"/>
+          </w:tcPr>
+          <w:p>
+            <w:pPr>
+              <w:pStyle w:val="a3"/>
+              <w:spacing w:line="360" w:lineRule="auto"/>
+              <w:ind w:left="0"/>
+              <w:contextualSpacing w:val="0"/>
+              <w:rPr>
+                <w:sz w:val="28"/>
+                <w:szCs w:val="28"/>
+              </w:rPr>
+            </w:pPr>
+            <w:proofErr w:type="gramStart"/>
+            <w:r>
+              <w:rPr>
+                <w:sz w:val="28"/>
+                <w:szCs w:val="28"/>
+              </w:rPr>
+              <w:t>VARCHAR(</w:t>
+            </w:r>
+            <w:proofErr w:type="gramEnd"/>
+            <w:r>
+              <w:rPr>
+                <w:sz w:val="28"/>
+                <w:szCs w:val="28"/>
+              </w:rPr>
+              <w:t>255)</w:t>
+            </w:r>
+          </w:p>
+        </w:tc>
+        <w:tc>
+          <w:tcPr>
+            <w:tcW w:w="3115" w:type="dxa"/>
+          </w:tcPr>
+          <w:p>
+            <w:pPr>
+              <w:pStyle w:val="a3"/>
+              <w:spacing w:line="360" w:lineRule="auto"/>
+              <w:ind w:left="0"/>
+              <w:contextualSpacing w:val="0"/>
+              <w:rPr>
+                <w:sz w:val="28"/>
+                <w:szCs w:val="28"/>
+              </w:rPr>
+            </w:pPr>
+            <w:r>
+              <w:rPr>
+                <w:sz w:val="28"/>
+                <w:szCs w:val="28"/>
+              </w:rPr>
+              <w:t>Описание роли, необязательное поле</w:t>
+            </w:r>
+          </w:p>
+        </w:tc>
+      </w:tr>
+      <w:tr>
+        <w:tc>
+          <w:tcPr>
+            <w:tcW w:w="3115" w:type="dxa"/>
+          </w:tcPr>
+          <w:p>
+            <w:pPr>
+              <w:pStyle w:val="a3"/>
+              <w:spacing w:line="360" w:lineRule="auto"/>
+              <w:ind w:left="0"/>
+              <w:contextualSpacing w:val="0"/>
+              <w:rPr>
+                <w:sz w:val="28"/>
+                <w:szCs w:val="28"/>
+              </w:rPr>
+            </w:pPr>
+            <w:proofErr w:type="spellStart"/>
+            <w:r>
+              <w:rPr>
+                <w:sz w:val="28"/>
+                <w:szCs w:val="28"/>
+              </w:rPr>
+              <w:t>created_at</w:t>
+            </w:r>
+            <w:proofErr w:type="spellEnd"/>
+          </w:p>
+        </w:tc>
+        <w:tc>
+          <w:tcPr>
+            <w:tcW w:w="3115" w:type="dxa"/>
+          </w:tcPr>
+          <w:p>
+            <w:pPr>
+              <w:pStyle w:val="a3"/>
+              <w:spacing w:line="360" w:lineRule="auto"/>
+              <w:ind w:left="0"/>
+              <w:contextualSpacing w:val="0"/>
+              <w:rPr>
+                <w:sz w:val="28"/>
+                <w:szCs w:val="28"/>
+              </w:rPr>
+            </w:pPr>
+            <w:r>
+              <w:rPr>
+                <w:sz w:val="28"/>
+                <w:szCs w:val="28"/>
+              </w:rPr>
+              <w:t>TIMESTAMP</w:t>
+            </w:r>
+          </w:p>
+        </w:tc>
+        <w:tc>
+          <w:tcPr>
+            <w:tcW w:w="3115" w:type="dxa"/>
+          </w:tcPr>
+          <w:p>
+            <w:pPr>
+              <w:pStyle w:val="a3"/>
+              <w:spacing w:line="360" w:lineRule="auto"/>
+              <w:ind w:left="0"/>
+              <w:contextualSpacing w:val="0"/>
+              <w:rPr>
+                <w:sz w:val="28"/>
+                <w:szCs w:val="28"/>
+              </w:rPr>
+            </w:pPr>
+            <w:r>
+              <w:rPr>
+                <w:sz w:val="28"/>
+                <w:szCs w:val="28"/>
+              </w:rPr>
+              <w:t>Дата и время создания записи</w:t>
+            </w:r>
+          </w:p>
+        </w:tc>
+      </w:tr>
+      <w:tr>
+        <w:tc>
+          <w:tcPr>
+            <w:tcW w:w="3115" w:type="dxa"/>
+          </w:tcPr>
+          <w:p>
+            <w:pPr>
+              <w:pStyle w:val="a3"/>
+              <w:spacing w:line="360" w:lineRule="auto"/>
+              <w:ind w:left="0"/>
+              <w:contextualSpacing w:val="0"/>
+              <w:rPr>
+                <w:sz w:val="28"/>
+                <w:szCs w:val="28"/>
+              </w:rPr>
+            </w:pPr>
+            <w:proofErr w:type="spellStart"/>
+            <w:r>
+              <w:rPr>
+                <w:sz w:val="28"/>
+                <w:szCs w:val="28"/>
+              </w:rPr>
+              <w:t>updated_at</w:t>
+            </w:r>
+            <w:proofErr w:type="spellEnd"/>
+          </w:p>
+        </w:tc>
+        <w:tc>
+          <w:tcPr>
+            <w:tcW w:w="3115" w:type="dxa"/>
+          </w:tcPr>
+          <w:p>
+            <w:pPr>
+              <w:pStyle w:val="a3"/>
+              <w:spacing w:line="360" w:lineRule="auto"/>
+              <w:ind w:left="0"/>
+              <w:contextualSpacing w:val="0"/>
+              <w:rPr>
+                <w:sz w:val="28"/>
+                <w:szCs w:val="28"/>
+              </w:rPr>
+            </w:pPr>
+            <w:r>
+              <w:rPr>
+                <w:sz w:val="28"/>
+                <w:szCs w:val="28"/>
+              </w:rPr>
+              <w:t>TIMESTAMP</w:t>
+            </w:r>
+          </w:p>
+        </w:tc>
+        <w:tc>
+          <w:tcPr>
+            <w:tcW w:w="3115" w:type="dxa"/>
+          </w:tcPr>
+          <w:p>
+            <w:pPr>
+              <w:pStyle w:val="a3"/>
+              <w:spacing w:line="360" w:lineRule="auto"/>
+              <w:ind w:left="0"/>
+              <w:contextualSpacing w:val="0"/>
+              <w:rPr>
+                <w:sz w:val="28"/>
+                <w:szCs w:val="28"/>
+              </w:rPr>
+            </w:pPr>
+            <w:r>
+              <w:rPr>
+                <w:sz w:val="28"/>
+                <w:szCs w:val="28"/>
+              </w:rPr>
+              <w:t>Дата и время последнего обновления записи</w:t>
+            </w:r>
+          </w:p>
+        </w:tc>
+      </w:tr>
+    </w:tbl>
+    <w:p>
+      <w:pPr>
+        <w:pStyle w:val="a3"/>
+        <w:spacing w:line="360" w:lineRule="auto"/>
+        <w:ind w:left="0" w:firstLine="851"/>
+        <w:contextualSpacing w:val="0"/>
+        <w:jc w:val="both"/>
+        <w:rPr>
+          <w:sz w:val="28"/>
+          <w:szCs w:val="28"/>
+          <w:lang w:val="en-US"/>
+        </w:rPr>
+      </w:pPr>
+      <w:r>
+        <w:rPr>
+          <w:sz w:val="28"/>
+          <w:szCs w:val="28"/>
+        </w:rPr>
+        <w:t>При создании таблицы автоматически добавляются две записи: администратор (</w:t>
+      </w:r>
+      <w:proofErr w:type="spellStart"/>
+      <w:r>
+        <w:rPr>
+          <w:sz w:val="28"/>
+          <w:szCs w:val="28"/>
+        </w:rPr>
+        <w:t>admin</w:t>
+      </w:r>
+      <w:proofErr w:type="spellEnd"/>
+      <w:r>
+        <w:rPr>
+          <w:sz w:val="28"/>
+          <w:szCs w:val="28"/>
+        </w:rPr>
+        <w:t>) и обычный пользователь (</w:t>
+      </w:r>
+      <w:proofErr w:type="spellStart"/>
+      <w:r>
+        <w:rPr>
+          <w:sz w:val="28"/>
+          <w:szCs w:val="28"/>
+        </w:rPr>
+        <w:t>user</w:t>
+      </w:r>
+      <w:proofErr w:type="spellEnd"/>
+      <w:r>
+        <w:rPr>
+          <w:sz w:val="28"/>
+          <w:szCs w:val="28"/>
+        </w:rPr>
+        <w:t>).</w:t>
+      </w:r>
+    </w:p>
+    <w:p>
+      <w:pPr>
+        <w:pStyle w:val="a3"/>
+        <w:spacing w:line="360" w:lineRule="auto"/>
+        <w:ind w:left="0" w:firstLine="851"/>
+        <w:contextualSpacing w:val="0"/>
+        <w:jc w:val="both"/>
+        <w:rPr>
+          <w:sz w:val="28"/>
+          <w:szCs w:val="28"/>
+          <w:lang w:val="en-US"/>
+        </w:rPr>
+      </w:pPr>
+      <w:r>
+        <w:rPr>
+          <w:sz w:val="28"/>
+          <w:szCs w:val="28"/>
+        </w:rPr>
+        <w:t xml:space="preserve">Таблица </w:t>
+      </w:r>
+      <w:proofErr w:type="spellStart"/>
+      <w:r>
+        <w:rPr>
+          <w:sz w:val="28"/>
+          <w:szCs w:val="28"/>
+        </w:rPr>
+        <w:t>accounts</w:t>
+      </w:r>
+      <w:proofErr w:type="spellEnd"/>
+      <w:r>
+        <w:rPr>
+          <w:sz w:val="28"/>
+          <w:szCs w:val="28"/>
+        </w:rPr>
+        <w:t xml:space="preserve"> — хранит информацию о финансовых счетах пользователей. Каждый пользователь может иметь несколько счетов различных типов. Структура таблицы представлена в таблице 5.</w:t>
+      </w:r>
+    </w:p>
+    <w:p>
+      <w:pPr>
+        <w:pStyle w:val="a3"/>
+        <w:spacing w:line="360" w:lineRule="auto"/>
+        <w:ind w:left="0" w:firstLine="851"/>
+        <w:contextualSpacing w:val="0"/>
+        <w:jc w:val="both"/>
+        <w:rPr>
+          <w:sz w:val="28"/>
+          <w:szCs w:val="28"/>
+          <w:lang w:val="en-US"/>
+        </w:rPr>
+      </w:pPr>
+      <w:r>
+        <w:rPr>
+          <w:sz w:val="28"/>
+          <w:szCs w:val="28"/>
+        </w:rPr>
+        <w:t xml:space="preserve">Таблица 5 — Структура таблицы </w:t>
+      </w:r>
+      <w:proofErr w:type="spellStart"/>
+      <w:r>
+        <w:rPr>
+          <w:sz w:val="28"/>
+          <w:szCs w:val="28"/>
+        </w:rPr>
+        <w:t>accounts</w:t>
+      </w:r>
+      <w:proofErr w:type="spellEnd"/>
+    </w:p>
+    <w:tbl>
+      <w:tblPr>
+        <w:tblStyle w:val="aa"/>
+        <w:tblW w:w="0" w:type="auto"/>
+        <w:tblLook w:val="04A0" w:firstRow="1" w:lastRow="0" w:firstColumn="1" w:lastColumn="0" w:noHBand="0" w:noVBand="1"/>
+      </w:tblPr>
+      <w:tblGrid>
+        <w:gridCol w:w="3115"/>
+        <w:gridCol w:w="3115"/>
+        <w:gridCol w:w="3115"/>
+      </w:tblGrid>
+      <w:tr>
+        <w:tc>
+          <w:tcPr>
+            <w:tcW w:w="3115" w:type="dxa"/>
+          </w:tcPr>
+          <w:p>
+            <w:pPr>
+              <w:pStyle w:val="a3"/>
+              <w:spacing w:line="360" w:lineRule="auto"/>
+              <w:ind w:left="0"/>
+              <w:contextualSpacing w:val="0"/>
+              <w:rPr>
+                <w:sz w:val="28"/>
+                <w:szCs w:val="28"/>
+                <w:lang w:val="en-US"/>
+              </w:rPr>
+            </w:pPr>
+            <w:r>
+              <w:rPr>
+                <w:sz w:val="28"/>
+                <w:szCs w:val="28"/>
+              </w:rPr>
+              <w:t>Поле</w:t>
+            </w:r>
+          </w:p>
+        </w:tc>
+        <w:tc>
+          <w:tcPr>
+            <w:tcW w:w="3115" w:type="dxa"/>
+          </w:tcPr>
+          <w:p>
+            <w:pPr>
+              <w:pStyle w:val="a3"/>
+              <w:spacing w:line="360" w:lineRule="auto"/>
+              <w:ind w:left="0"/>
+              <w:contextualSpacing w:val="0"/>
+              <w:rPr>
+                <w:sz w:val="28"/>
+                <w:szCs w:val="28"/>
+                <w:lang w:val="en-US"/>
+              </w:rPr>
+            </w:pPr>
+            <w:r>
+              <w:rPr>
+                <w:sz w:val="28"/>
+                <w:szCs w:val="28"/>
+              </w:rPr>
+              <w:t>Тип данных</w:t>
+            </w:r>
+          </w:p>
+        </w:tc>
+        <w:tc>
+          <w:tcPr>
+            <w:tcW w:w="3115" w:type="dxa"/>
+          </w:tcPr>
+          <w:p>
+            <w:pPr>
+              <w:pStyle w:val="a3"/>
+              <w:spacing w:line="360" w:lineRule="auto"/>
+              <w:ind w:left="0"/>
+              <w:contextualSpacing w:val="0"/>
+              <w:rPr>
+                <w:sz w:val="28"/>
+                <w:szCs w:val="28"/>
+                <w:lang w:val="en-US"/>
+              </w:rPr>
+            </w:pPr>
+            <w:r>
+              <w:rPr>
+                <w:sz w:val="28"/>
+                <w:szCs w:val="28"/>
+              </w:rPr>
+              <w:t>Описание</w:t>
+            </w:r>
+          </w:p>
+        </w:tc>
+      </w:tr>
+      <w:tr>
+        <w:tc>
+          <w:tcPr>
+            <w:tcW w:w="3115" w:type="dxa"/>
+          </w:tcPr>
+          <w:p>
+            <w:pPr>
+              <w:pStyle w:val="a3"/>
+              <w:spacing w:line="360" w:lineRule="auto"/>
+              <w:ind w:left="0"/>
+              <w:contextualSpacing w:val="0"/>
+              <w:rPr>
+                <w:sz w:val="28"/>
+                <w:szCs w:val="28"/>
+                <w:lang w:val="en-US"/>
+              </w:rPr>
+            </w:pPr>
+            <w:proofErr w:type="spellStart"/>
+            <w:r>
+              <w:rPr>
+                <w:sz w:val="28"/>
+                <w:szCs w:val="28"/>
+              </w:rPr>
+              <w:t>id</w:t>
+            </w:r>
+            <w:proofErr w:type="spellEnd"/>
+          </w:p>
+        </w:tc>
+        <w:tc>
+          <w:tcPr>
+            <w:tcW w:w="3115" w:type="dxa"/>
+          </w:tcPr>
+          <w:p>
+            <w:pPr>
+              <w:pStyle w:val="a3"/>
+              <w:spacing w:line="360" w:lineRule="auto"/>
+              <w:ind w:left="0"/>
+              <w:contextualSpacing w:val="0"/>
+              <w:rPr>
+                <w:sz w:val="28"/>
+                <w:szCs w:val="28"/>
+                <w:lang w:val="en-US"/>
+              </w:rPr>
+            </w:pPr>
+            <w:r>
+              <w:rPr>
+                <w:sz w:val="28"/>
+                <w:szCs w:val="28"/>
+              </w:rPr>
+              <w:t>BIGINT</w:t>
+            </w:r>
+          </w:p>
+        </w:tc>
+        <w:tc>
+          <w:tcPr>
+            <w:tcW w:w="3115" w:type="dxa"/>
+          </w:tcPr>
+          <w:p>
+            <w:pPr>
+              <w:pStyle w:val="a3"/>
+              <w:spacing w:line="360" w:lineRule="auto"/>
+              <w:ind w:left="0"/>
+              <w:contextualSpacing w:val="0"/>
+              <w:rPr>
+                <w:sz w:val="28"/>
+                <w:szCs w:val="28"/>
+                <w:lang w:val="en-US"/>
+              </w:rPr>
+            </w:pPr>
+            <w:r>
+              <w:rPr>
+                <w:sz w:val="28"/>
+                <w:szCs w:val="28"/>
+              </w:rPr>
+              <w:t xml:space="preserve">Первичный ключ, </w:t>
+            </w:r>
+            <w:proofErr w:type="spellStart"/>
+            <w:r>
+              <w:rPr>
+                <w:sz w:val="28"/>
+                <w:szCs w:val="28"/>
+              </w:rPr>
+              <w:t>автоинкремент</w:t>
+            </w:r>
+            <w:proofErr w:type="spellEnd"/>
+          </w:p>
+        </w:tc>
+      </w:tr>
+      <w:tr>
+        <w:tc>
+          <w:tcPr>
+            <w:tcW w:w="3115" w:type="dxa"/>
+          </w:tcPr>
+          <w:p>
+            <w:pPr>
+              <w:pStyle w:val="a3"/>
+              <w:spacing w:line="360" w:lineRule="auto"/>
+              <w:ind w:left="0"/>
+              <w:contextualSpacing w:val="0"/>
+              <w:rPr>
+                <w:sz w:val="28"/>
+                <w:szCs w:val="28"/>
+                <w:lang w:val="en-US"/>
+              </w:rPr>
+            </w:pPr>
+            <w:proofErr w:type="spellStart"/>
+            <w:r>
+              <w:rPr>
+                <w:sz w:val="28"/>
+                <w:szCs w:val="28"/>
+              </w:rPr>
+              <w:t>user_id</w:t>
+            </w:r>
+            <w:proofErr w:type="spellEnd"/>
+          </w:p>
+        </w:tc>
+        <w:tc>
+          <w:tcPr>
+            <w:tcW w:w="3115" w:type="dxa"/>
+          </w:tcPr>
+          <w:p>
+            <w:pPr>
+              <w:pStyle w:val="a3"/>
+              <w:spacing w:line="360" w:lineRule="auto"/>
+              <w:ind w:left="0"/>
+              <w:contextualSpacing w:val="0"/>
+              <w:rPr>
+                <w:sz w:val="28"/>
+                <w:szCs w:val="28"/>
+                <w:lang w:val="en-US"/>
+              </w:rPr>
+            </w:pPr>
+            <w:r>
+              <w:rPr>
+                <w:sz w:val="28"/>
+                <w:szCs w:val="28"/>
+              </w:rPr>
+              <w:t>BIGINT</w:t>
+            </w:r>
+          </w:p>
+        </w:tc>
+        <w:tc>
+          <w:tcPr>
+            <w:tcW w:w="3115" w:type="dxa"/>
+          </w:tcPr>
+          <w:p>
+            <w:pPr>
+              <w:pStyle w:val="a3"/>
+              <w:spacing w:line="360" w:lineRule="auto"/>
+              <w:ind w:left="0"/>
+              <w:contextualSpacing w:val="0"/>
+              <w:rPr>
+                <w:sz w:val="28"/>
+                <w:szCs w:val="28"/>
+              </w:rPr>
+            </w:pPr>
+            <w:r>
+              <w:rPr>
+                <w:sz w:val="28"/>
+                <w:szCs w:val="28"/>
+              </w:rPr>
+              <w:t xml:space="preserve">Внешний ключ к таблице </w:t>
+            </w:r>
+            <w:proofErr w:type="spellStart"/>
+            <w:r>
+              <w:rPr>
+                <w:sz w:val="28"/>
+                <w:szCs w:val="28"/>
+              </w:rPr>
+              <w:t>users</w:t>
+            </w:r>
+            <w:proofErr w:type="spellEnd"/>
+          </w:p>
+        </w:tc>
+      </w:tr>
+      <w:tr>
+        <w:tc>
+          <w:tcPr>
+            <w:tcW w:w="3115" w:type="dxa"/>
+          </w:tcPr>
+          <w:p>
+            <w:pPr>
+              <w:pStyle w:val="a3"/>
+              <w:spacing w:line="360" w:lineRule="auto"/>
+              <w:ind w:left="0"/>
+              <w:contextualSpacing w:val="0"/>
+              <w:rPr>
+                <w:sz w:val="28"/>
+                <w:szCs w:val="28"/>
+                <w:lang w:val="en-US"/>
+              </w:rPr>
+            </w:pPr>
+            <w:proofErr w:type="spellStart"/>
+            <w:r>
+              <w:rPr>
+                <w:sz w:val="28"/>
+                <w:szCs w:val="28"/>
+              </w:rPr>
+              <w:t>name</w:t>
+            </w:r>
+            <w:proofErr w:type="spellEnd"/>
+          </w:p>
+        </w:tc>
+        <w:tc>
+          <w:tcPr>
+            <w:tcW w:w="3115" w:type="dxa"/>
+          </w:tcPr>
+          <w:p>
+            <w:pPr>
+              <w:pStyle w:val="a3"/>
+              <w:spacing w:line="360" w:lineRule="auto"/>
+              <w:ind w:left="0"/>
+              <w:contextualSpacing w:val="0"/>
+              <w:rPr>
+                <w:sz w:val="28"/>
+                <w:szCs w:val="28"/>
+                <w:lang w:val="en-US"/>
+              </w:rPr>
+            </w:pPr>
+            <w:proofErr w:type="gramStart"/>
+            <w:r>
+              <w:rPr>
+                <w:sz w:val="28"/>
+                <w:szCs w:val="28"/>
+              </w:rPr>
+              <w:t>VARCHAR(</w:t>
+            </w:r>
+            <w:proofErr w:type="gramEnd"/>
+            <w:r>
+              <w:rPr>
+                <w:sz w:val="28"/>
+                <w:szCs w:val="28"/>
+              </w:rPr>
+              <w:t>100)</w:t>
+            </w:r>
+          </w:p>
+        </w:tc>
+        <w:tc>
+          <w:tcPr>
+            <w:tcW w:w="3115" w:type="dxa"/>
+          </w:tcPr>
+          <w:p>
+            <w:pPr>
+              <w:pStyle w:val="a3"/>
+              <w:spacing w:line="360" w:lineRule="auto"/>
+              <w:ind w:left="0"/>
+              <w:contextualSpacing w:val="0"/>
+              <w:rPr>
+                <w:sz w:val="28"/>
+                <w:szCs w:val="28"/>
+                <w:lang w:val="en-US"/>
+              </w:rPr>
+            </w:pPr>
+            <w:r>
+              <w:rPr>
+                <w:sz w:val="28"/>
+                <w:szCs w:val="28"/>
+              </w:rPr>
+              <w:t>Название счёта</w:t>
+            </w:r>
+          </w:p>
+        </w:tc>
+      </w:tr>
+      <w:tr>
+        <w:tc>
+          <w:tcPr>
+            <w:tcW w:w="3115" w:type="dxa"/>
+          </w:tcPr>
+          <w:p>
+            <w:pPr>
+              <w:pStyle w:val="a3"/>
+              <w:spacing w:line="360" w:lineRule="auto"/>
+              <w:ind w:left="0"/>
+              <w:contextualSpacing w:val="0"/>
+              <w:rPr>
+                <w:sz w:val="28"/>
+                <w:szCs w:val="28"/>
+                <w:lang w:val="en-US"/>
+              </w:rPr>
+            </w:pPr>
+            <w:proofErr w:type="spellStart"/>
+            <w:r>
+              <w:rPr>
+                <w:sz w:val="28"/>
+                <w:szCs w:val="28"/>
+              </w:rPr>
+              <w:t>type</w:t>
+            </w:r>
+            <w:proofErr w:type="spellEnd"/>
+          </w:p>
+        </w:tc>
+        <w:tc>
+          <w:tcPr>
+            <w:tcW w:w="3115" w:type="dxa"/>
+          </w:tcPr>
+          <w:p>
+            <w:pPr>
+              <w:pStyle w:val="a3"/>
+              <w:spacing w:line="360" w:lineRule="auto"/>
+              <w:ind w:left="0"/>
+              <w:contextualSpacing w:val="0"/>
+              <w:rPr>
+                <w:sz w:val="28"/>
+                <w:szCs w:val="28"/>
+                <w:lang w:val="en-US"/>
+              </w:rPr>
+            </w:pPr>
+            <w:r>
+              <w:rPr>
+                <w:sz w:val="28"/>
+                <w:szCs w:val="28"/>
+              </w:rPr>
+              <w:t>ENUM</w:t>
+            </w:r>
+          </w:p>
+        </w:tc>
+        <w:tc>
+          <w:tcPr>
+            <w:tcW w:w="3115" w:type="dxa"/>
+          </w:tcPr>
+          <w:p>
+            <w:pPr>
+              <w:pStyle w:val="a3"/>
+              <w:spacing w:line="360" w:lineRule="auto"/>
+              <w:ind w:left="0"/>
+              <w:contextualSpacing w:val="0"/>
+              <w:rPr>
+                <w:sz w:val="28"/>
+                <w:szCs w:val="28"/>
+                <w:lang w:val="en-US"/>
+              </w:rPr>
+            </w:pPr>
+            <w:r>
+              <w:rPr>
+                <w:sz w:val="28"/>
+                <w:szCs w:val="28"/>
+              </w:rPr>
+              <w:t>Тип</w:t>
+            </w:r>
+            <w:r>
+              <w:rPr>
+                <w:sz w:val="28"/>
+                <w:szCs w:val="28"/>
+                <w:lang w:val="en-US"/>
+              </w:rPr>
+              <w:t xml:space="preserve"> </w:t>
+            </w:r>
+            <w:r>
+              <w:rPr>
+                <w:sz w:val="28"/>
+                <w:szCs w:val="28"/>
+              </w:rPr>
+              <w:t>счёта</w:t>
+            </w:r>
+            <w:r>
+              <w:rPr>
+                <w:sz w:val="28"/>
+                <w:szCs w:val="28"/>
+                <w:lang w:val="en-US"/>
+              </w:rPr>
+              <w:t>: debit, credit, savings, salary</w:t>
+            </w:r>
+          </w:p>
+        </w:tc>
+      </w:tr>
+      <w:tr>
+        <w:tc>
+          <w:tcPr>
+            <w:tcW w:w="3115" w:type="dxa"/>
+          </w:tcPr>
+          <w:p>
+            <w:pPr>
+              <w:pStyle w:val="a3"/>
+              <w:spacing w:line="360" w:lineRule="auto"/>
+              <w:ind w:left="0"/>
+              <w:contextualSpacing w:val="0"/>
+              <w:rPr>
+                <w:sz w:val="28"/>
+                <w:szCs w:val="28"/>
+                <w:lang w:val="en-US"/>
+              </w:rPr>
+            </w:pPr>
+            <w:proofErr w:type="spellStart"/>
+            <w:r>
+              <w:rPr>
+                <w:sz w:val="28"/>
+                <w:szCs w:val="28"/>
+              </w:rPr>
+              <w:t>currency</w:t>
+            </w:r>
+            <w:proofErr w:type="spellEnd"/>
+          </w:p>
+        </w:tc>
+        <w:tc>
+          <w:tcPr>
+            <w:tcW w:w="3115" w:type="dxa"/>
+          </w:tcPr>
+          <w:p>
+            <w:pPr>
+              <w:pStyle w:val="a3"/>
+              <w:spacing w:line="360" w:lineRule="auto"/>
+              <w:ind w:left="0"/>
+              <w:contextualSpacing w:val="0"/>
+              <w:rPr>
+                <w:sz w:val="28"/>
+                <w:szCs w:val="28"/>
+                <w:lang w:val="en-US"/>
+              </w:rPr>
+            </w:pPr>
+            <w:proofErr w:type="gramStart"/>
+            <w:r>
+              <w:rPr>
+                <w:sz w:val="28"/>
+                <w:szCs w:val="28"/>
+              </w:rPr>
+              <w:t>VARCHAR(</w:t>
+            </w:r>
+            <w:proofErr w:type="gramEnd"/>
+            <w:r>
+              <w:rPr>
+                <w:sz w:val="28"/>
+                <w:szCs w:val="28"/>
+              </w:rPr>
+              <w:t>10)</w:t>
+            </w:r>
+          </w:p>
+        </w:tc>
+        <w:tc>
+          <w:tcPr>
+            <w:tcW w:w="3115" w:type="dxa"/>
+          </w:tcPr>
+          <w:p>
+            <w:pPr>
+              <w:pStyle w:val="a3"/>
+              <w:spacing w:line="360" w:lineRule="auto"/>
+              <w:ind w:left="0"/>
+              <w:contextualSpacing w:val="0"/>
+              <w:rPr>
+                <w:sz w:val="28"/>
+                <w:szCs w:val="28"/>
+              </w:rPr>
+            </w:pPr>
+            <w:r>
+              <w:rPr>
+                <w:sz w:val="28"/>
+                <w:szCs w:val="28"/>
+              </w:rPr>
+              <w:t>Валюта счёта, по умолчанию 'RUB'</w:t>
+            </w:r>
+          </w:p>
+        </w:tc>
+      </w:tr>
+      <w:tr>
+        <w:tc>
+          <w:tcPr>
+            <w:tcW w:w="3115" w:type="dxa"/>
+          </w:tcPr>
+          <w:p>
+            <w:pPr>
+              <w:pStyle w:val="a3"/>
+              <w:spacing w:line="360" w:lineRule="auto"/>
+              <w:ind w:left="0"/>
+              <w:contextualSpacing w:val="0"/>
+              <w:rPr>
+                <w:sz w:val="28"/>
+                <w:szCs w:val="28"/>
+                <w:lang w:val="en-US"/>
+              </w:rPr>
+            </w:pPr>
+            <w:proofErr w:type="spellStart"/>
+            <w:r>
+              <w:rPr>
+                <w:sz w:val="28"/>
+                <w:szCs w:val="28"/>
+              </w:rPr>
+              <w:t>balance</w:t>
+            </w:r>
+            <w:proofErr w:type="spellEnd"/>
+          </w:p>
+        </w:tc>
+        <w:tc>
+          <w:tcPr>
+            <w:tcW w:w="3115" w:type="dxa"/>
+          </w:tcPr>
+          <w:p>
+            <w:pPr>
+              <w:pStyle w:val="a3"/>
+              <w:spacing w:line="360" w:lineRule="auto"/>
+              <w:ind w:left="0"/>
+              <w:contextualSpacing w:val="0"/>
+              <w:rPr>
+                <w:sz w:val="28"/>
+                <w:szCs w:val="28"/>
+                <w:lang w:val="en-US"/>
+              </w:rPr>
+            </w:pPr>
+            <w:proofErr w:type="gramStart"/>
+            <w:r>
+              <w:rPr>
+                <w:sz w:val="28"/>
+                <w:szCs w:val="28"/>
+              </w:rPr>
+              <w:t>DECIMAL(</w:t>
+            </w:r>
+            <w:proofErr w:type="gramEnd"/>
+            <w:r>
+              <w:rPr>
+                <w:sz w:val="28"/>
+                <w:szCs w:val="28"/>
+              </w:rPr>
+              <w:t>15,2)</w:t>
+            </w:r>
+          </w:p>
+        </w:tc>
+        <w:tc>
+          <w:tcPr>
+            <w:tcW w:w="3115" w:type="dxa"/>
+          </w:tcPr>
+          <w:p>
+            <w:pPr>
+              <w:pStyle w:val="a3"/>
+              <w:spacing w:line="360" w:lineRule="auto"/>
+              <w:ind w:left="0"/>
+              <w:contextualSpacing w:val="0"/>
+              <w:rPr>
+                <w:sz w:val="28"/>
+                <w:szCs w:val="28"/>
+              </w:rPr>
+            </w:pPr>
+            <w:r>
+              <w:rPr>
+                <w:sz w:val="28"/>
+                <w:szCs w:val="28"/>
+              </w:rPr>
+              <w:t>Текущий баланс счёта, по умолчанию 0</w:t>
+            </w:r>
+          </w:p>
+        </w:tc>
+      </w:tr>
+      <w:tr>
+        <w:tc>
+          <w:tcPr>
+            <w:tcW w:w="3115" w:type="dxa"/>
+          </w:tcPr>
+          <w:p>
+            <w:pPr>
+              <w:pStyle w:val="a3"/>
+              <w:spacing w:line="360" w:lineRule="auto"/>
+              <w:ind w:left="0"/>
+              <w:contextualSpacing w:val="0"/>
+              <w:rPr>
+                <w:sz w:val="28"/>
+                <w:szCs w:val="28"/>
+                <w:lang w:val="en-US"/>
+              </w:rPr>
+            </w:pPr>
+            <w:proofErr w:type="spellStart"/>
+            <w:r>
+              <w:rPr>
+                <w:sz w:val="28"/>
+                <w:szCs w:val="28"/>
+              </w:rPr>
+              <w:lastRenderedPageBreak/>
+              <w:t>status</w:t>
+            </w:r>
+            <w:proofErr w:type="spellEnd"/>
+          </w:p>
+        </w:tc>
+        <w:tc>
+          <w:tcPr>
+            <w:tcW w:w="3115" w:type="dxa"/>
+          </w:tcPr>
+          <w:p>
+            <w:pPr>
+              <w:pStyle w:val="a3"/>
+              <w:spacing w:line="360" w:lineRule="auto"/>
+              <w:ind w:left="0"/>
+              <w:contextualSpacing w:val="0"/>
+              <w:rPr>
+                <w:sz w:val="28"/>
+                <w:szCs w:val="28"/>
+                <w:lang w:val="en-US"/>
+              </w:rPr>
+            </w:pPr>
+            <w:r>
+              <w:rPr>
+                <w:sz w:val="28"/>
+                <w:szCs w:val="28"/>
+              </w:rPr>
+              <w:t>ENUM</w:t>
+            </w:r>
+          </w:p>
+        </w:tc>
+        <w:tc>
+          <w:tcPr>
+            <w:tcW w:w="3115" w:type="dxa"/>
+          </w:tcPr>
+          <w:p>
+            <w:pPr>
+              <w:pStyle w:val="a3"/>
+              <w:spacing w:line="360" w:lineRule="auto"/>
+              <w:ind w:left="0"/>
+              <w:contextualSpacing w:val="0"/>
+              <w:rPr>
+                <w:sz w:val="28"/>
+                <w:szCs w:val="28"/>
+                <w:lang w:val="en-US"/>
+              </w:rPr>
+            </w:pPr>
+            <w:r>
+              <w:rPr>
+                <w:sz w:val="28"/>
+                <w:szCs w:val="28"/>
+              </w:rPr>
+              <w:t>Статус</w:t>
+            </w:r>
+            <w:r>
+              <w:rPr>
+                <w:sz w:val="28"/>
+                <w:szCs w:val="28"/>
+                <w:lang w:val="en-US"/>
+              </w:rPr>
+              <w:t xml:space="preserve"> </w:t>
+            </w:r>
+            <w:r>
+              <w:rPr>
+                <w:sz w:val="28"/>
+                <w:szCs w:val="28"/>
+              </w:rPr>
+              <w:t>счёта</w:t>
+            </w:r>
+            <w:r>
+              <w:rPr>
+                <w:sz w:val="28"/>
+                <w:szCs w:val="28"/>
+                <w:lang w:val="en-US"/>
+              </w:rPr>
+              <w:t xml:space="preserve">: active, deleted, </w:t>
+            </w:r>
+            <w:r>
+              <w:rPr>
+                <w:sz w:val="28"/>
+                <w:szCs w:val="28"/>
+              </w:rPr>
+              <w:t>по</w:t>
+            </w:r>
+            <w:r>
+              <w:rPr>
+                <w:sz w:val="28"/>
+                <w:szCs w:val="28"/>
+                <w:lang w:val="en-US"/>
+              </w:rPr>
+              <w:t xml:space="preserve"> </w:t>
+            </w:r>
+            <w:r>
+              <w:rPr>
+                <w:sz w:val="28"/>
+                <w:szCs w:val="28"/>
+              </w:rPr>
+              <w:t>умолчанию</w:t>
+            </w:r>
+            <w:r>
+              <w:rPr>
+                <w:sz w:val="28"/>
+                <w:szCs w:val="28"/>
+                <w:lang w:val="en-US"/>
+              </w:rPr>
+              <w:t xml:space="preserve"> active</w:t>
+            </w:r>
+          </w:p>
+        </w:tc>
+      </w:tr>
+      <w:tr>
+        <w:tc>
+          <w:tcPr>
+            <w:tcW w:w="3115" w:type="dxa"/>
+          </w:tcPr>
+          <w:p>
+            <w:pPr>
+              <w:pStyle w:val="a3"/>
+              <w:spacing w:line="360" w:lineRule="auto"/>
+              <w:ind w:left="0"/>
+              <w:contextualSpacing w:val="0"/>
+              <w:rPr>
+                <w:sz w:val="28"/>
+                <w:szCs w:val="28"/>
+                <w:lang w:val="en-US"/>
+              </w:rPr>
+            </w:pPr>
+            <w:proofErr w:type="spellStart"/>
+            <w:r>
+              <w:rPr>
+                <w:sz w:val="28"/>
+                <w:szCs w:val="28"/>
+              </w:rPr>
+              <w:t>created_at</w:t>
+            </w:r>
+            <w:proofErr w:type="spellEnd"/>
+          </w:p>
+        </w:tc>
+        <w:tc>
+          <w:tcPr>
+            <w:tcW w:w="3115" w:type="dxa"/>
+          </w:tcPr>
+          <w:p>
+            <w:pPr>
+              <w:pStyle w:val="a3"/>
+              <w:spacing w:line="360" w:lineRule="auto"/>
+              <w:ind w:left="0"/>
+              <w:contextualSpacing w:val="0"/>
+              <w:rPr>
+                <w:sz w:val="28"/>
+                <w:szCs w:val="28"/>
+                <w:lang w:val="en-US"/>
+              </w:rPr>
+            </w:pPr>
+            <w:r>
+              <w:rPr>
+                <w:sz w:val="28"/>
+                <w:szCs w:val="28"/>
+              </w:rPr>
+              <w:t>TIMESTAMP</w:t>
+            </w:r>
+          </w:p>
+        </w:tc>
+        <w:tc>
+          <w:tcPr>
+            <w:tcW w:w="3115" w:type="dxa"/>
+          </w:tcPr>
+          <w:p>
+            <w:pPr>
+              <w:pStyle w:val="a3"/>
+              <w:spacing w:line="360" w:lineRule="auto"/>
+              <w:ind w:left="0"/>
+              <w:contextualSpacing w:val="0"/>
+              <w:rPr>
+                <w:sz w:val="28"/>
+                <w:szCs w:val="28"/>
+              </w:rPr>
+            </w:pPr>
+            <w:r>
+              <w:rPr>
+                <w:sz w:val="28"/>
+                <w:szCs w:val="28"/>
+              </w:rPr>
+              <w:t>Дата и время создания записи</w:t>
+            </w:r>
+          </w:p>
+        </w:tc>
+      </w:tr>
+      <w:tr>
+        <w:tc>
+          <w:tcPr>
+            <w:tcW w:w="3115" w:type="dxa"/>
+          </w:tcPr>
+          <w:p>
+            <w:pPr>
+              <w:pStyle w:val="a3"/>
+              <w:spacing w:line="360" w:lineRule="auto"/>
+              <w:ind w:left="0"/>
+              <w:contextualSpacing w:val="0"/>
+              <w:rPr>
+                <w:sz w:val="28"/>
+                <w:szCs w:val="28"/>
+                <w:lang w:val="en-US"/>
+              </w:rPr>
+            </w:pPr>
+            <w:proofErr w:type="spellStart"/>
+            <w:r>
+              <w:rPr>
+                <w:sz w:val="28"/>
+                <w:szCs w:val="28"/>
+              </w:rPr>
+              <w:t>updated_at</w:t>
+            </w:r>
+            <w:proofErr w:type="spellEnd"/>
+          </w:p>
+        </w:tc>
+        <w:tc>
+          <w:tcPr>
+            <w:tcW w:w="3115" w:type="dxa"/>
+          </w:tcPr>
+          <w:p>
+            <w:pPr>
+              <w:pStyle w:val="a3"/>
+              <w:spacing w:line="360" w:lineRule="auto"/>
+              <w:ind w:left="0"/>
+              <w:contextualSpacing w:val="0"/>
+              <w:rPr>
+                <w:sz w:val="28"/>
+                <w:szCs w:val="28"/>
+                <w:lang w:val="en-US"/>
+              </w:rPr>
+            </w:pPr>
+            <w:r>
+              <w:rPr>
+                <w:sz w:val="28"/>
+                <w:szCs w:val="28"/>
+              </w:rPr>
+              <w:t>TIMESTAMP</w:t>
+            </w:r>
+          </w:p>
+        </w:tc>
+        <w:tc>
+          <w:tcPr>
+            <w:tcW w:w="3115" w:type="dxa"/>
+          </w:tcPr>
+          <w:p>
+            <w:pPr>
+              <w:pStyle w:val="a3"/>
+              <w:spacing w:line="360" w:lineRule="auto"/>
+              <w:ind w:left="0"/>
+              <w:contextualSpacing w:val="0"/>
+              <w:rPr>
+                <w:sz w:val="28"/>
+                <w:szCs w:val="28"/>
+              </w:rPr>
+            </w:pPr>
+            <w:r>
+              <w:rPr>
+                <w:sz w:val="28"/>
+                <w:szCs w:val="28"/>
+              </w:rPr>
+              <w:t>Дата и время последнего обновления записи</w:t>
+            </w:r>
+          </w:p>
+        </w:tc>
+      </w:tr>
+    </w:tbl>
+    <w:p>
+      <w:pPr>
+        <w:pStyle w:val="a3"/>
+        <w:spacing w:line="360" w:lineRule="auto"/>
+        <w:ind w:left="0" w:firstLine="851"/>
+        <w:jc w:val="both"/>
+        <w:rPr>
+          <w:sz w:val="28"/>
+          <w:szCs w:val="28"/>
+        </w:rPr>
+      </w:pPr>
+      <w:r>
+        <w:rPr>
+          <w:b/>
+          <w:bCs/>
+          <w:sz w:val="28"/>
+          <w:szCs w:val="28"/>
+        </w:rPr>
+        <w:t xml:space="preserve">Таблица </w:t>
+      </w:r>
+      <w:proofErr w:type="spellStart"/>
+      <w:r>
+        <w:rPr>
+          <w:b/>
+          <w:bCs/>
+          <w:sz w:val="28"/>
+          <w:szCs w:val="28"/>
+        </w:rPr>
+        <w:t>categories</w:t>
+      </w:r>
+      <w:proofErr w:type="spellEnd"/>
+      <w:r>
+        <w:rPr>
+          <w:sz w:val="28"/>
+          <w:szCs w:val="28"/>
+        </w:rPr>
+        <w:t xml:space="preserve"> — содержит категории доходов и расходов. Поддерживается иерархическая структура через связь </w:t>
+      </w:r>
+      <w:proofErr w:type="spellStart"/>
+      <w:r>
+        <w:rPr>
+          <w:sz w:val="28"/>
+          <w:szCs w:val="28"/>
+        </w:rPr>
+        <w:t>parent_id</w:t>
+      </w:r>
+      <w:proofErr w:type="spellEnd"/>
+      <w:r>
+        <w:rPr>
+          <w:sz w:val="28"/>
+          <w:szCs w:val="28"/>
+        </w:rPr>
+        <w:t>. Структура таблицы представлена в таблице 6.</w:t>
+      </w:r>
+    </w:p>
+    <w:p>
+      <w:pPr>
+        <w:pStyle w:val="a3"/>
+        <w:spacing w:line="360" w:lineRule="auto"/>
+        <w:ind w:left="0" w:firstLine="851"/>
+        <w:jc w:val="both"/>
+        <w:rPr>
+          <w:sz w:val="28"/>
+          <w:szCs w:val="28"/>
+          <w:lang w:val="en-US"/>
+        </w:rPr>
+      </w:pPr>
+      <w:r>
+        <w:rPr>
+          <w:sz w:val="28"/>
+          <w:szCs w:val="28"/>
+        </w:rPr>
+        <w:t xml:space="preserve">Таблица 6 — Структура таблицы </w:t>
+      </w:r>
+      <w:proofErr w:type="spellStart"/>
+      <w:r>
+        <w:rPr>
+          <w:sz w:val="28"/>
+          <w:szCs w:val="28"/>
+        </w:rPr>
+        <w:t>categories</w:t>
+      </w:r>
+      <w:proofErr w:type="spellEnd"/>
+    </w:p>
+    <w:tbl>
+      <w:tblPr>
+        <w:tblStyle w:val="aa"/>
+        <w:tblW w:w="0" w:type="auto"/>
+        <w:tblLook w:val="04A0" w:firstRow="1" w:lastRow="0" w:firstColumn="1" w:lastColumn="0" w:noHBand="0" w:noVBand="1"/>
+      </w:tblPr>
+      <w:tblGrid>
+        <w:gridCol w:w="3115"/>
+        <w:gridCol w:w="3115"/>
+        <w:gridCol w:w="3115"/>
+      </w:tblGrid>
+      <w:tr>
+        <w:tc>
+          <w:tcPr>
+            <w:tcW w:w="3115" w:type="dxa"/>
+          </w:tcPr>
+          <w:p>
+            <w:pPr>
+              <w:pStyle w:val="a3"/>
+              <w:spacing w:line="360" w:lineRule="auto"/>
+              <w:ind w:left="0"/>
+              <w:rPr>
+                <w:sz w:val="28"/>
+                <w:szCs w:val="28"/>
+                <w:lang w:val="en-US"/>
+              </w:rPr>
+            </w:pPr>
+            <w:r>
+              <w:rPr>
+                <w:sz w:val="28"/>
+                <w:szCs w:val="28"/>
+              </w:rPr>
+              <w:t>Поле</w:t>
+            </w:r>
+          </w:p>
+        </w:tc>
+        <w:tc>
+          <w:tcPr>
+            <w:tcW w:w="3115" w:type="dxa"/>
+          </w:tcPr>
+          <w:p>
+            <w:pPr>
+              <w:pStyle w:val="a3"/>
+              <w:spacing w:line="360" w:lineRule="auto"/>
+              <w:ind w:left="0"/>
+              <w:rPr>
+                <w:sz w:val="28"/>
+                <w:szCs w:val="28"/>
+                <w:lang w:val="en-US"/>
+              </w:rPr>
+            </w:pPr>
+            <w:r>
+              <w:rPr>
+                <w:sz w:val="28"/>
+                <w:szCs w:val="28"/>
+              </w:rPr>
+              <w:t>Тип данных</w:t>
+            </w:r>
+          </w:p>
+        </w:tc>
+        <w:tc>
+          <w:tcPr>
+            <w:tcW w:w="3115" w:type="dxa"/>
+          </w:tcPr>
+          <w:p>
+            <w:pPr>
+              <w:pStyle w:val="a3"/>
+              <w:spacing w:line="360" w:lineRule="auto"/>
+              <w:ind w:left="0"/>
+              <w:rPr>
+                <w:sz w:val="28"/>
+                <w:szCs w:val="28"/>
+                <w:lang w:val="en-US"/>
+              </w:rPr>
+            </w:pPr>
+            <w:r>
+              <w:rPr>
+                <w:sz w:val="28"/>
+                <w:szCs w:val="28"/>
+              </w:rPr>
+              <w:t>Описание</w:t>
+            </w:r>
+          </w:p>
+        </w:tc>
+      </w:tr>
+      <w:tr>
+        <w:tc>
+          <w:tcPr>
+            <w:tcW w:w="3115" w:type="dxa"/>
+          </w:tcPr>
+          <w:p>
+            <w:pPr>
+              <w:pStyle w:val="a3"/>
+              <w:spacing w:line="360" w:lineRule="auto"/>
+              <w:ind w:left="0"/>
+              <w:rPr>
+                <w:sz w:val="28"/>
+                <w:szCs w:val="28"/>
+                <w:lang w:val="en-US"/>
+              </w:rPr>
+            </w:pPr>
+            <w:proofErr w:type="spellStart"/>
+            <w:r>
+              <w:rPr>
+                <w:sz w:val="28"/>
+                <w:szCs w:val="28"/>
+              </w:rPr>
+              <w:t>id</w:t>
+            </w:r>
+            <w:proofErr w:type="spellEnd"/>
+          </w:p>
+        </w:tc>
+        <w:tc>
+          <w:tcPr>
+            <w:tcW w:w="3115" w:type="dxa"/>
+          </w:tcPr>
+          <w:p>
+            <w:pPr>
+              <w:pStyle w:val="a3"/>
+              <w:spacing w:line="360" w:lineRule="auto"/>
+              <w:ind w:left="0"/>
+              <w:rPr>
+                <w:sz w:val="28"/>
+                <w:szCs w:val="28"/>
+                <w:lang w:val="en-US"/>
+              </w:rPr>
+            </w:pPr>
+            <w:r>
+              <w:rPr>
+                <w:sz w:val="28"/>
+                <w:szCs w:val="28"/>
+              </w:rPr>
+              <w:t>BIGINT</w:t>
+            </w:r>
+          </w:p>
+        </w:tc>
+        <w:tc>
+          <w:tcPr>
+            <w:tcW w:w="3115" w:type="dxa"/>
+          </w:tcPr>
+          <w:p>
+            <w:pPr>
+              <w:pStyle w:val="a3"/>
+              <w:spacing w:line="360" w:lineRule="auto"/>
+              <w:ind w:left="0"/>
+              <w:rPr>
+                <w:sz w:val="28"/>
+                <w:szCs w:val="28"/>
+                <w:lang w:val="en-US"/>
+              </w:rPr>
+            </w:pPr>
+            <w:r>
+              <w:rPr>
+                <w:sz w:val="28"/>
+                <w:szCs w:val="28"/>
+              </w:rPr>
+              <w:t xml:space="preserve">Первичный ключ, </w:t>
+            </w:r>
+            <w:proofErr w:type="spellStart"/>
+            <w:r>
+              <w:rPr>
+                <w:sz w:val="28"/>
+                <w:szCs w:val="28"/>
+              </w:rPr>
+              <w:t>автоинкремент</w:t>
+            </w:r>
+            <w:proofErr w:type="spellEnd"/>
+          </w:p>
+        </w:tc>
+      </w:tr>
+      <w:tr>
+        <w:tc>
+          <w:tcPr>
+            <w:tcW w:w="3115" w:type="dxa"/>
+          </w:tcPr>
+          <w:p>
+            <w:pPr>
+              <w:pStyle w:val="a3"/>
+              <w:spacing w:line="360" w:lineRule="auto"/>
+              <w:ind w:left="0"/>
+              <w:rPr>
+                <w:sz w:val="28"/>
+                <w:szCs w:val="28"/>
+                <w:lang w:val="en-US"/>
+              </w:rPr>
+            </w:pPr>
+            <w:proofErr w:type="spellStart"/>
+            <w:r>
+              <w:rPr>
+                <w:sz w:val="28"/>
+                <w:szCs w:val="28"/>
+              </w:rPr>
+              <w:t>user_id</w:t>
+            </w:r>
+            <w:proofErr w:type="spellEnd"/>
+          </w:p>
+        </w:tc>
+        <w:tc>
+          <w:tcPr>
+            <w:tcW w:w="3115" w:type="dxa"/>
+          </w:tcPr>
+          <w:p>
+            <w:pPr>
+              <w:pStyle w:val="a3"/>
+              <w:spacing w:line="360" w:lineRule="auto"/>
+              <w:ind w:left="0"/>
+              <w:rPr>
+                <w:sz w:val="28"/>
+                <w:szCs w:val="28"/>
+                <w:lang w:val="en-US"/>
+              </w:rPr>
+            </w:pPr>
+            <w:r>
+              <w:rPr>
+                <w:sz w:val="28"/>
+                <w:szCs w:val="28"/>
+              </w:rPr>
+              <w:t>BIGINT</w:t>
+            </w:r>
+          </w:p>
+        </w:tc>
+        <w:tc>
+          <w:tcPr>
+            <w:tcW w:w="3115" w:type="dxa"/>
+          </w:tcPr>
+          <w:p>
+            <w:pPr>
+              <w:pStyle w:val="a3"/>
+              <w:spacing w:line="360" w:lineRule="auto"/>
+              <w:ind w:left="0"/>
+              <w:rPr>
+                <w:sz w:val="28"/>
+                <w:szCs w:val="28"/>
+              </w:rPr>
+            </w:pPr>
+            <w:r>
+              <w:rPr>
+                <w:sz w:val="28"/>
+                <w:szCs w:val="28"/>
+              </w:rPr>
+              <w:t xml:space="preserve">Внешний ключ к таблице </w:t>
+            </w:r>
+            <w:proofErr w:type="spellStart"/>
+            <w:r>
+              <w:rPr>
+                <w:sz w:val="28"/>
+                <w:szCs w:val="28"/>
+              </w:rPr>
+              <w:t>users</w:t>
+            </w:r>
+            <w:proofErr w:type="spellEnd"/>
+          </w:p>
+        </w:tc>
+      </w:tr>
+      <w:tr>
+        <w:tc>
+          <w:tcPr>
+            <w:tcW w:w="3115" w:type="dxa"/>
+          </w:tcPr>
+          <w:p>
+            <w:pPr>
+              <w:pStyle w:val="a3"/>
+              <w:spacing w:line="360" w:lineRule="auto"/>
+              <w:ind w:left="0"/>
+              <w:rPr>
+                <w:sz w:val="28"/>
+                <w:szCs w:val="28"/>
+                <w:lang w:val="en-US"/>
+              </w:rPr>
+            </w:pPr>
+            <w:proofErr w:type="spellStart"/>
+            <w:r>
+              <w:rPr>
+                <w:sz w:val="28"/>
+                <w:szCs w:val="28"/>
+              </w:rPr>
+              <w:t>name</w:t>
+            </w:r>
+            <w:proofErr w:type="spellEnd"/>
+          </w:p>
+        </w:tc>
+        <w:tc>
+          <w:tcPr>
+            <w:tcW w:w="3115" w:type="dxa"/>
+          </w:tcPr>
+          <w:p>
+            <w:pPr>
+              <w:pStyle w:val="a3"/>
+              <w:spacing w:line="360" w:lineRule="auto"/>
+              <w:ind w:left="0"/>
+              <w:rPr>
+                <w:sz w:val="28"/>
+                <w:szCs w:val="28"/>
+                <w:lang w:val="en-US"/>
+              </w:rPr>
+            </w:pPr>
+            <w:proofErr w:type="gramStart"/>
+            <w:r>
+              <w:rPr>
+                <w:sz w:val="28"/>
+                <w:szCs w:val="28"/>
+              </w:rPr>
+              <w:t>VARCHAR(</w:t>
+            </w:r>
+            <w:proofErr w:type="gramEnd"/>
+            <w:r>
+              <w:rPr>
+                <w:sz w:val="28"/>
+                <w:szCs w:val="28"/>
+              </w:rPr>
+              <w:t>100)</w:t>
+            </w:r>
+          </w:p>
+        </w:tc>
+        <w:tc>
+          <w:tcPr>
+            <w:tcW w:w="3115" w:type="dxa"/>
+          </w:tcPr>
+          <w:p>
+            <w:pPr>
+              <w:pStyle w:val="a3"/>
+              <w:spacing w:line="360" w:lineRule="auto"/>
+              <w:ind w:left="0"/>
+              <w:rPr>
+                <w:sz w:val="28"/>
+                <w:szCs w:val="28"/>
+                <w:lang w:val="en-US"/>
+              </w:rPr>
+            </w:pPr>
+            <w:r>
+              <w:rPr>
+                <w:sz w:val="28"/>
+                <w:szCs w:val="28"/>
+              </w:rPr>
+              <w:t>Название категории</w:t>
+            </w:r>
+          </w:p>
+        </w:tc>
+      </w:tr>
+      <w:tr>
+        <w:tc>
+          <w:tcPr>
+            <w:tcW w:w="3115" w:type="dxa"/>
+          </w:tcPr>
+          <w:p>
+            <w:pPr>
+              <w:pStyle w:val="a3"/>
+              <w:spacing w:line="360" w:lineRule="auto"/>
+              <w:ind w:left="0"/>
+              <w:rPr>
+                <w:sz w:val="28"/>
+                <w:szCs w:val="28"/>
+                <w:lang w:val="en-US"/>
+              </w:rPr>
+            </w:pPr>
+            <w:proofErr w:type="spellStart"/>
+            <w:r>
+              <w:rPr>
+                <w:sz w:val="28"/>
+                <w:szCs w:val="28"/>
+              </w:rPr>
+              <w:t>type</w:t>
+            </w:r>
+            <w:proofErr w:type="spellEnd"/>
+          </w:p>
+        </w:tc>
+        <w:tc>
+          <w:tcPr>
+            <w:tcW w:w="3115" w:type="dxa"/>
+          </w:tcPr>
+          <w:p>
+            <w:pPr>
+              <w:pStyle w:val="a3"/>
+              <w:spacing w:line="360" w:lineRule="auto"/>
+              <w:ind w:left="0"/>
+              <w:rPr>
+                <w:sz w:val="28"/>
+                <w:szCs w:val="28"/>
+                <w:lang w:val="en-US"/>
+              </w:rPr>
+            </w:pPr>
+            <w:r>
+              <w:rPr>
+                <w:sz w:val="28"/>
+                <w:szCs w:val="28"/>
+                <w:lang w:val="en-US"/>
+              </w:rPr>
+              <w:t>ENUM</w:t>
+            </w:r>
+          </w:p>
+        </w:tc>
+        <w:tc>
+          <w:tcPr>
+            <w:tcW w:w="3115" w:type="dxa"/>
+          </w:tcPr>
+          <w:p>
+            <w:pPr>
+              <w:pStyle w:val="a3"/>
+              <w:spacing w:line="360" w:lineRule="auto"/>
+              <w:ind w:left="0"/>
+              <w:rPr>
+                <w:sz w:val="28"/>
+                <w:szCs w:val="28"/>
+                <w:lang w:val="en-US"/>
+              </w:rPr>
+            </w:pPr>
+            <w:r>
+              <w:rPr>
+                <w:sz w:val="28"/>
+                <w:szCs w:val="28"/>
+              </w:rPr>
+              <w:t xml:space="preserve">Тип категории: </w:t>
+            </w:r>
+            <w:proofErr w:type="spellStart"/>
+            <w:r>
+              <w:rPr>
+                <w:sz w:val="28"/>
+                <w:szCs w:val="28"/>
+              </w:rPr>
+              <w:t>income</w:t>
+            </w:r>
+            <w:proofErr w:type="spellEnd"/>
+            <w:r>
+              <w:rPr>
+                <w:sz w:val="28"/>
+                <w:szCs w:val="28"/>
+              </w:rPr>
+              <w:t xml:space="preserve">, </w:t>
+            </w:r>
+            <w:proofErr w:type="spellStart"/>
+            <w:r>
+              <w:rPr>
+                <w:sz w:val="28"/>
+                <w:szCs w:val="28"/>
+              </w:rPr>
+              <w:t>expense</w:t>
+            </w:r>
+            <w:proofErr w:type="spellEnd"/>
+          </w:p>
+        </w:tc>
+      </w:tr>
+      <w:tr>
+        <w:tc>
+          <w:tcPr>
+            <w:tcW w:w="3115" w:type="dxa"/>
+          </w:tcPr>
+          <w:p>
+            <w:pPr>
+              <w:pStyle w:val="a3"/>
+              <w:spacing w:line="360" w:lineRule="auto"/>
+              <w:ind w:left="0"/>
+              <w:rPr>
+                <w:sz w:val="28"/>
+                <w:szCs w:val="28"/>
+                <w:lang w:val="en-US"/>
+              </w:rPr>
+            </w:pPr>
+            <w:proofErr w:type="spellStart"/>
+            <w:r>
+              <w:rPr>
+                <w:sz w:val="28"/>
+                <w:szCs w:val="28"/>
+              </w:rPr>
+              <w:t>parent_id</w:t>
+            </w:r>
+            <w:proofErr w:type="spellEnd"/>
+          </w:p>
+        </w:tc>
+        <w:tc>
+          <w:tcPr>
+            <w:tcW w:w="3115" w:type="dxa"/>
+          </w:tcPr>
+          <w:p>
+            <w:pPr>
+              <w:pStyle w:val="a3"/>
+              <w:spacing w:line="360" w:lineRule="auto"/>
+              <w:ind w:left="0"/>
+              <w:rPr>
+                <w:sz w:val="28"/>
+                <w:szCs w:val="28"/>
+                <w:lang w:val="en-US"/>
+              </w:rPr>
+            </w:pPr>
+            <w:r>
+              <w:rPr>
+                <w:sz w:val="28"/>
+                <w:szCs w:val="28"/>
+              </w:rPr>
+              <w:t>BIGINT</w:t>
+            </w:r>
+          </w:p>
+        </w:tc>
+        <w:tc>
+          <w:tcPr>
+            <w:tcW w:w="3115" w:type="dxa"/>
+          </w:tcPr>
+          <w:p>
+            <w:pPr>
+              <w:pStyle w:val="a3"/>
+              <w:spacing w:line="360" w:lineRule="auto"/>
+              <w:ind w:left="0"/>
+              <w:rPr>
+                <w:sz w:val="28"/>
+                <w:szCs w:val="28"/>
+              </w:rPr>
+            </w:pPr>
+            <w:r>
+              <w:rPr>
+                <w:sz w:val="28"/>
+                <w:szCs w:val="28"/>
+              </w:rPr>
+              <w:t>Внешний ключ к этой же таблице, допускает NULL</w:t>
+            </w:r>
+          </w:p>
+        </w:tc>
+      </w:tr>
+      <w:tr>
+        <w:tc>
+          <w:tcPr>
+            <w:tcW w:w="3115" w:type="dxa"/>
+          </w:tcPr>
+          <w:p>
+            <w:pPr>
+              <w:pStyle w:val="a3"/>
+              <w:spacing w:line="360" w:lineRule="auto"/>
+              <w:ind w:left="0"/>
+              <w:rPr>
+                <w:sz w:val="28"/>
+                <w:szCs w:val="28"/>
+                <w:lang w:val="en-US"/>
+              </w:rPr>
+            </w:pPr>
+            <w:proofErr w:type="spellStart"/>
+            <w:r>
+              <w:rPr>
+                <w:sz w:val="28"/>
+                <w:szCs w:val="28"/>
+              </w:rPr>
+              <w:t>created_at</w:t>
+            </w:r>
+            <w:proofErr w:type="spellEnd"/>
+          </w:p>
+        </w:tc>
+        <w:tc>
+          <w:tcPr>
+            <w:tcW w:w="3115" w:type="dxa"/>
+          </w:tcPr>
+          <w:p>
+            <w:pPr>
+              <w:pStyle w:val="a3"/>
+              <w:spacing w:line="360" w:lineRule="auto"/>
+              <w:ind w:left="0"/>
+              <w:rPr>
+                <w:sz w:val="28"/>
+                <w:szCs w:val="28"/>
+                <w:lang w:val="en-US"/>
+              </w:rPr>
+            </w:pPr>
+            <w:r>
+              <w:rPr>
+                <w:sz w:val="28"/>
+                <w:szCs w:val="28"/>
+              </w:rPr>
+              <w:t>TIMESTAMP</w:t>
+            </w:r>
+          </w:p>
+        </w:tc>
+        <w:tc>
+          <w:tcPr>
+            <w:tcW w:w="3115" w:type="dxa"/>
+          </w:tcPr>
+          <w:p>
+            <w:pPr>
+              <w:pStyle w:val="a3"/>
+              <w:spacing w:line="360" w:lineRule="auto"/>
+              <w:ind w:left="0"/>
+              <w:rPr>
+                <w:sz w:val="28"/>
+                <w:szCs w:val="28"/>
+              </w:rPr>
+            </w:pPr>
+            <w:r>
+              <w:rPr>
+                <w:sz w:val="28"/>
+                <w:szCs w:val="28"/>
+              </w:rPr>
+              <w:t>Дата и время создания записи</w:t>
+            </w:r>
+          </w:p>
+        </w:tc>
+      </w:tr>
+      <w:tr>
+        <w:tc>
+          <w:tcPr>
+            <w:tcW w:w="3115" w:type="dxa"/>
+          </w:tcPr>
+          <w:p>
+            <w:pPr>
+              <w:pStyle w:val="a3"/>
+              <w:spacing w:line="360" w:lineRule="auto"/>
+              <w:ind w:left="0"/>
+              <w:rPr>
+                <w:sz w:val="28"/>
+                <w:szCs w:val="28"/>
+                <w:lang w:val="en-US"/>
+              </w:rPr>
+            </w:pPr>
+            <w:proofErr w:type="spellStart"/>
+            <w:r>
+              <w:rPr>
+                <w:sz w:val="28"/>
+                <w:szCs w:val="28"/>
+              </w:rPr>
+              <w:t>updated_at</w:t>
+            </w:r>
+            <w:proofErr w:type="spellEnd"/>
+          </w:p>
+        </w:tc>
+        <w:tc>
+          <w:tcPr>
+            <w:tcW w:w="3115" w:type="dxa"/>
+          </w:tcPr>
+          <w:p>
+            <w:pPr>
+              <w:pStyle w:val="a3"/>
+              <w:spacing w:line="360" w:lineRule="auto"/>
+              <w:ind w:left="0"/>
+              <w:rPr>
+                <w:sz w:val="28"/>
+                <w:szCs w:val="28"/>
+                <w:lang w:val="en-US"/>
+              </w:rPr>
+            </w:pPr>
+            <w:r>
+              <w:rPr>
+                <w:sz w:val="28"/>
+                <w:szCs w:val="28"/>
+                <w:lang w:val="en-US"/>
+              </w:rPr>
+              <w:t>TIMESTAMP</w:t>
+            </w:r>
+          </w:p>
+        </w:tc>
+        <w:tc>
+          <w:tcPr>
+            <w:tcW w:w="3115" w:type="dxa"/>
+          </w:tcPr>
+          <w:p>
+            <w:pPr>
+              <w:pStyle w:val="a3"/>
+              <w:spacing w:line="360" w:lineRule="auto"/>
+              <w:ind w:left="0"/>
+              <w:rPr>
+                <w:sz w:val="28"/>
+                <w:szCs w:val="28"/>
+              </w:rPr>
+            </w:pPr>
+            <w:r>
+              <w:rPr>
+                <w:sz w:val="28"/>
+                <w:szCs w:val="28"/>
+              </w:rPr>
+              <w:t>Дата и время последнего обновления записи</w:t>
+            </w:r>
+          </w:p>
+        </w:tc>
+      </w:tr>
+    </w:tbl>
+    <w:p>
+      <w:pPr>
+        <w:pStyle w:val="a3"/>
+        <w:spacing w:line="360" w:lineRule="auto"/>
+        <w:ind w:left="0" w:firstLine="851"/>
+        <w:jc w:val="both"/>
+        <w:rPr>
+          <w:sz w:val="28"/>
+          <w:szCs w:val="28"/>
+        </w:rPr>
+      </w:pPr>
+      <w:r>
+        <w:rPr>
+          <w:b/>
+          <w:bCs/>
+          <w:sz w:val="28"/>
+          <w:szCs w:val="28"/>
+        </w:rPr>
+        <w:lastRenderedPageBreak/>
+        <w:t xml:space="preserve">Таблица </w:t>
+      </w:r>
+      <w:proofErr w:type="spellStart"/>
+      <w:r>
+        <w:rPr>
+          <w:b/>
+          <w:bCs/>
+          <w:sz w:val="28"/>
+          <w:szCs w:val="28"/>
+        </w:rPr>
+        <w:t>transactions</w:t>
+      </w:r>
+      <w:proofErr w:type="spellEnd"/>
+      <w:r>
+        <w:rPr>
+          <w:sz w:val="28"/>
+          <w:szCs w:val="28"/>
+        </w:rPr>
+        <w:t xml:space="preserve"> — центральная таблица системы, хранящая все финансовые операции пользователей. Поддерживает как обычные операции (доход/расход), так и переводы между счетами. Структура таблицы представлена в таблице 7.</w:t>
+      </w:r>
+    </w:p>
+    <w:p>
+      <w:pPr>
+        <w:pStyle w:val="a3"/>
+        <w:spacing w:line="360" w:lineRule="auto"/>
+        <w:ind w:left="0" w:firstLine="851"/>
+        <w:jc w:val="both"/>
+        <w:rPr>
+          <w:sz w:val="28"/>
+          <w:szCs w:val="28"/>
+          <w:lang w:val="en-US"/>
+        </w:rPr>
+      </w:pPr>
+      <w:r>
+        <w:rPr>
+          <w:sz w:val="28"/>
+          <w:szCs w:val="28"/>
+        </w:rPr>
+        <w:t xml:space="preserve">Таблица 7 — Структура таблицы </w:t>
+      </w:r>
+      <w:proofErr w:type="spellStart"/>
+      <w:r>
+        <w:rPr>
+          <w:sz w:val="28"/>
+          <w:szCs w:val="28"/>
+        </w:rPr>
+        <w:t>transactions</w:t>
+      </w:r>
+      <w:proofErr w:type="spellEnd"/>
+    </w:p>
+    <w:tbl>
+      <w:tblPr>
+        <w:tblStyle w:val="aa"/>
+        <w:tblW w:w="0" w:type="auto"/>
+        <w:tblLook w:val="04A0" w:firstRow="1" w:lastRow="0" w:firstColumn="1" w:lastColumn="0" w:noHBand="0" w:noVBand="1"/>
+      </w:tblPr>
+      <w:tblGrid>
+        <w:gridCol w:w="3115"/>
+        <w:gridCol w:w="3115"/>
+        <w:gridCol w:w="3115"/>
+      </w:tblGrid>
+      <w:tr>
+        <w:tc>
+          <w:tcPr>
+            <w:tcW w:w="3115" w:type="dxa"/>
+          </w:tcPr>
+          <w:p>
+            <w:pPr>
+              <w:pStyle w:val="a3"/>
+              <w:spacing w:line="360" w:lineRule="auto"/>
+              <w:ind w:left="0"/>
+              <w:rPr>
+                <w:sz w:val="28"/>
+                <w:szCs w:val="28"/>
+                <w:lang w:val="en-US"/>
+              </w:rPr>
+            </w:pPr>
+            <w:r>
+              <w:rPr>
+                <w:sz w:val="28"/>
+                <w:szCs w:val="28"/>
+              </w:rPr>
+              <w:t>Поле</w:t>
+            </w:r>
+          </w:p>
+        </w:tc>
+        <w:tc>
+          <w:tcPr>
+            <w:tcW w:w="3115" w:type="dxa"/>
+          </w:tcPr>
+          <w:p>
+            <w:pPr>
+              <w:pStyle w:val="a3"/>
+              <w:spacing w:line="360" w:lineRule="auto"/>
+              <w:ind w:left="0"/>
+              <w:rPr>
+                <w:sz w:val="28"/>
+                <w:szCs w:val="28"/>
+                <w:lang w:val="en-US"/>
+              </w:rPr>
+            </w:pPr>
+            <w:r>
+              <w:rPr>
+                <w:sz w:val="28"/>
+                <w:szCs w:val="28"/>
+              </w:rPr>
+              <w:t>Тип данных</w:t>
+            </w:r>
+          </w:p>
+        </w:tc>
+        <w:tc>
+          <w:tcPr>
+            <w:tcW w:w="3115" w:type="dxa"/>
+          </w:tcPr>
+          <w:p>
+            <w:pPr>
+              <w:pStyle w:val="a3"/>
+              <w:spacing w:line="360" w:lineRule="auto"/>
+              <w:ind w:left="0"/>
+              <w:rPr>
+                <w:sz w:val="28"/>
+                <w:szCs w:val="28"/>
+                <w:lang w:val="en-US"/>
+              </w:rPr>
+            </w:pPr>
+            <w:r>
+              <w:rPr>
+                <w:sz w:val="28"/>
+                <w:szCs w:val="28"/>
+              </w:rPr>
+              <w:t>Описание</w:t>
+            </w:r>
+          </w:p>
+        </w:tc>
+      </w:tr>
+      <w:tr>
+        <w:tc>
+          <w:tcPr>
+            <w:tcW w:w="3115" w:type="dxa"/>
+          </w:tcPr>
+          <w:p>
+            <w:pPr>
+              <w:pStyle w:val="a3"/>
+              <w:spacing w:line="360" w:lineRule="auto"/>
+              <w:ind w:left="0"/>
+              <w:rPr>
+                <w:sz w:val="28"/>
+                <w:szCs w:val="28"/>
+                <w:lang w:val="en-US"/>
+              </w:rPr>
+            </w:pPr>
+            <w:proofErr w:type="spellStart"/>
+            <w:r>
+              <w:rPr>
+                <w:sz w:val="28"/>
+                <w:szCs w:val="28"/>
+              </w:rPr>
+              <w:t>id</w:t>
+            </w:r>
+            <w:proofErr w:type="spellEnd"/>
+          </w:p>
+        </w:tc>
+        <w:tc>
+          <w:tcPr>
+            <w:tcW w:w="3115" w:type="dxa"/>
+          </w:tcPr>
+          <w:p>
+            <w:pPr>
+              <w:pStyle w:val="a3"/>
+              <w:spacing w:line="360" w:lineRule="auto"/>
+              <w:ind w:left="0"/>
+              <w:rPr>
+                <w:sz w:val="28"/>
+                <w:szCs w:val="28"/>
+                <w:lang w:val="en-US"/>
+              </w:rPr>
+            </w:pPr>
+            <w:r>
+              <w:rPr>
+                <w:sz w:val="28"/>
+                <w:szCs w:val="28"/>
+                <w:lang w:val="en-US"/>
+              </w:rPr>
+              <w:t>BIGINT</w:t>
+            </w:r>
+          </w:p>
+        </w:tc>
+        <w:tc>
+          <w:tcPr>
+            <w:tcW w:w="3115" w:type="dxa"/>
+          </w:tcPr>
+          <w:p>
+            <w:pPr>
+              <w:pStyle w:val="a3"/>
+              <w:spacing w:line="360" w:lineRule="auto"/>
+              <w:ind w:left="0"/>
+              <w:rPr>
+                <w:sz w:val="28"/>
+                <w:szCs w:val="28"/>
+                <w:lang w:val="en-US"/>
+              </w:rPr>
+            </w:pPr>
+            <w:r>
+              <w:rPr>
+                <w:sz w:val="28"/>
+                <w:szCs w:val="28"/>
+              </w:rPr>
+              <w:t xml:space="preserve">Первичный ключ, </w:t>
+            </w:r>
+            <w:proofErr w:type="spellStart"/>
+            <w:r>
+              <w:rPr>
+                <w:sz w:val="28"/>
+                <w:szCs w:val="28"/>
+              </w:rPr>
+              <w:t>автоинкремент</w:t>
+            </w:r>
+            <w:proofErr w:type="spellEnd"/>
+          </w:p>
+        </w:tc>
+      </w:tr>
+      <w:tr>
+        <w:tc>
+          <w:tcPr>
+            <w:tcW w:w="3115" w:type="dxa"/>
+          </w:tcPr>
+          <w:p>
+            <w:pPr>
+              <w:pStyle w:val="a3"/>
+              <w:spacing w:line="360" w:lineRule="auto"/>
+              <w:ind w:left="0"/>
+              <w:rPr>
+                <w:sz w:val="28"/>
+                <w:szCs w:val="28"/>
+                <w:lang w:val="en-US"/>
+              </w:rPr>
+            </w:pPr>
+            <w:proofErr w:type="spellStart"/>
+            <w:r>
+              <w:rPr>
+                <w:sz w:val="28"/>
+                <w:szCs w:val="28"/>
+              </w:rPr>
+              <w:t>user_id</w:t>
+            </w:r>
+            <w:proofErr w:type="spellEnd"/>
+          </w:p>
+        </w:tc>
+        <w:tc>
+          <w:tcPr>
+            <w:tcW w:w="3115" w:type="dxa"/>
+          </w:tcPr>
+          <w:p>
+            <w:pPr>
+              <w:pStyle w:val="a3"/>
+              <w:spacing w:line="360" w:lineRule="auto"/>
+              <w:ind w:left="0"/>
+              <w:rPr>
+                <w:sz w:val="28"/>
+                <w:szCs w:val="28"/>
+                <w:lang w:val="en-US"/>
+              </w:rPr>
+            </w:pPr>
+            <w:r>
+              <w:rPr>
+                <w:sz w:val="28"/>
+                <w:szCs w:val="28"/>
+              </w:rPr>
+              <w:t>BIGINT</w:t>
+            </w:r>
+          </w:p>
+        </w:tc>
+        <w:tc>
+          <w:tcPr>
+            <w:tcW w:w="3115" w:type="dxa"/>
+          </w:tcPr>
+          <w:p>
+            <w:pPr>
+              <w:pStyle w:val="a3"/>
+              <w:spacing w:line="360" w:lineRule="auto"/>
+              <w:ind w:left="0"/>
+              <w:rPr>
+                <w:sz w:val="28"/>
+                <w:szCs w:val="28"/>
+              </w:rPr>
+            </w:pPr>
+            <w:r>
+              <w:rPr>
+                <w:sz w:val="28"/>
+                <w:szCs w:val="28"/>
+              </w:rPr>
+              <w:t xml:space="preserve">Внешний ключ к таблице </w:t>
+            </w:r>
+            <w:proofErr w:type="spellStart"/>
+            <w:r>
+              <w:rPr>
+                <w:sz w:val="28"/>
+                <w:szCs w:val="28"/>
+              </w:rPr>
+              <w:t>users</w:t>
+            </w:r>
+            <w:proofErr w:type="spellEnd"/>
+          </w:p>
+        </w:tc>
+      </w:tr>
+      <w:tr>
+        <w:tc>
+          <w:tcPr>
+            <w:tcW w:w="3115" w:type="dxa"/>
+          </w:tcPr>
+          <w:p>
+            <w:pPr>
+              <w:pStyle w:val="a3"/>
+              <w:spacing w:line="360" w:lineRule="auto"/>
+              <w:ind w:left="0"/>
+              <w:rPr>
+                <w:sz w:val="28"/>
+                <w:szCs w:val="28"/>
+                <w:lang w:val="en-US"/>
+              </w:rPr>
+            </w:pPr>
+            <w:proofErr w:type="spellStart"/>
+            <w:r>
+              <w:rPr>
+                <w:sz w:val="28"/>
+                <w:szCs w:val="28"/>
+              </w:rPr>
+              <w:t>account_id</w:t>
+            </w:r>
+            <w:proofErr w:type="spellEnd"/>
+          </w:p>
+        </w:tc>
+        <w:tc>
+          <w:tcPr>
+            <w:tcW w:w="3115" w:type="dxa"/>
+          </w:tcPr>
+          <w:p>
+            <w:pPr>
+              <w:pStyle w:val="a3"/>
+              <w:spacing w:line="360" w:lineRule="auto"/>
+              <w:ind w:left="0"/>
+              <w:rPr>
+                <w:sz w:val="28"/>
+                <w:szCs w:val="28"/>
+                <w:lang w:val="en-US"/>
+              </w:rPr>
+            </w:pPr>
+            <w:r>
+              <w:rPr>
+                <w:sz w:val="28"/>
+                <w:szCs w:val="28"/>
+                <w:lang w:val="en-US"/>
+              </w:rPr>
+              <w:t>BIGINT</w:t>
+            </w:r>
+          </w:p>
+        </w:tc>
+        <w:tc>
+          <w:tcPr>
+            <w:tcW w:w="3115" w:type="dxa"/>
+          </w:tcPr>
+          <w:p>
+            <w:pPr>
+              <w:pStyle w:val="a3"/>
+              <w:spacing w:line="360" w:lineRule="auto"/>
+              <w:ind w:left="0"/>
+              <w:rPr>
+                <w:sz w:val="28"/>
+                <w:szCs w:val="28"/>
+              </w:rPr>
+            </w:pPr>
+            <w:r>
+              <w:rPr>
+                <w:sz w:val="28"/>
+                <w:szCs w:val="28"/>
+              </w:rPr>
+              <w:t xml:space="preserve">Внешний ключ к таблице </w:t>
+            </w:r>
+            <w:proofErr w:type="spellStart"/>
+            <w:r>
+              <w:rPr>
+                <w:sz w:val="28"/>
+                <w:szCs w:val="28"/>
+              </w:rPr>
+              <w:t>accounts</w:t>
+            </w:r>
+            <w:proofErr w:type="spellEnd"/>
+            <w:r>
+              <w:rPr>
+                <w:sz w:val="28"/>
+                <w:szCs w:val="28"/>
+              </w:rPr>
+              <w:t xml:space="preserve"> (счёт-источник)</w:t>
+            </w:r>
+          </w:p>
+        </w:tc>
+      </w:tr>
+      <w:tr>
+        <w:tc>
+          <w:tcPr>
+            <w:tcW w:w="3115" w:type="dxa"/>
+          </w:tcPr>
+          <w:p>
+            <w:pPr>
+              <w:pStyle w:val="a3"/>
+              <w:spacing w:line="360" w:lineRule="auto"/>
+              <w:ind w:left="0"/>
+              <w:rPr>
+                <w:sz w:val="28"/>
+                <w:szCs w:val="28"/>
+                <w:lang w:val="en-US"/>
+              </w:rPr>
+            </w:pPr>
+            <w:proofErr w:type="spellStart"/>
+            <w:r>
+              <w:rPr>
+                <w:sz w:val="28"/>
+                <w:szCs w:val="28"/>
+              </w:rPr>
+              <w:t>category_id</w:t>
+            </w:r>
+            <w:proofErr w:type="spellEnd"/>
+          </w:p>
+        </w:tc>
+        <w:tc>
+          <w:tcPr>
+            <w:tcW w:w="3115" w:type="dxa"/>
+          </w:tcPr>
+          <w:p>
+            <w:pPr>
+              <w:pStyle w:val="a3"/>
+              <w:spacing w:line="360" w:lineRule="auto"/>
+              <w:ind w:left="0"/>
+              <w:rPr>
+                <w:sz w:val="28"/>
+                <w:szCs w:val="28"/>
+                <w:lang w:val="en-US"/>
+              </w:rPr>
+            </w:pPr>
+            <w:r>
+              <w:rPr>
+                <w:sz w:val="28"/>
+                <w:szCs w:val="28"/>
+              </w:rPr>
+              <w:t>BIGINT</w:t>
+            </w:r>
+          </w:p>
+        </w:tc>
+        <w:tc>
+          <w:tcPr>
+            <w:tcW w:w="3115" w:type="dxa"/>
+          </w:tcPr>
+          <w:p>
+            <w:pPr>
+              <w:pStyle w:val="a3"/>
+              <w:spacing w:line="360" w:lineRule="auto"/>
+              <w:ind w:left="0"/>
+              <w:rPr>
+                <w:sz w:val="28"/>
+                <w:szCs w:val="28"/>
+              </w:rPr>
+            </w:pPr>
+            <w:r>
+              <w:rPr>
+                <w:sz w:val="28"/>
+                <w:szCs w:val="28"/>
+              </w:rPr>
+              <w:t xml:space="preserve">Внешний ключ к таблице </w:t>
+            </w:r>
+            <w:r>
+              <w:rPr>
+                <w:sz w:val="28"/>
+                <w:szCs w:val="28"/>
+                <w:lang w:val="en-US"/>
+              </w:rPr>
+              <w:t>categories</w:t>
+            </w:r>
+            <w:r>
+              <w:rPr>
+                <w:sz w:val="28"/>
+                <w:szCs w:val="28"/>
+              </w:rPr>
+              <w:t xml:space="preserve">, допускает </w:t>
+            </w:r>
+            <w:r>
+              <w:rPr>
+                <w:sz w:val="28"/>
+                <w:szCs w:val="28"/>
+                <w:lang w:val="en-US"/>
+              </w:rPr>
+              <w:t>NULL</w:t>
+            </w:r>
+          </w:p>
+        </w:tc>
+      </w:tr>
+      <w:tr>
+        <w:tc>
+          <w:tcPr>
+            <w:tcW w:w="3115" w:type="dxa"/>
+          </w:tcPr>
+          <w:p>
+            <w:pPr>
+              <w:pStyle w:val="a3"/>
+              <w:spacing w:line="360" w:lineRule="auto"/>
+              <w:ind w:left="0"/>
+              <w:rPr>
+                <w:sz w:val="28"/>
+                <w:szCs w:val="28"/>
+                <w:lang w:val="en-US"/>
+              </w:rPr>
+            </w:pPr>
+            <w:proofErr w:type="spellStart"/>
+            <w:r>
+              <w:rPr>
+                <w:sz w:val="28"/>
+                <w:szCs w:val="28"/>
+              </w:rPr>
+              <w:t>amount</w:t>
+            </w:r>
+            <w:proofErr w:type="spellEnd"/>
+          </w:p>
+        </w:tc>
+        <w:tc>
+          <w:tcPr>
+            <w:tcW w:w="3115" w:type="dxa"/>
+          </w:tcPr>
+          <w:p>
+            <w:pPr>
+              <w:pStyle w:val="a3"/>
+              <w:spacing w:line="360" w:lineRule="auto"/>
+              <w:ind w:left="0"/>
+              <w:rPr>
+                <w:sz w:val="28"/>
+                <w:szCs w:val="28"/>
+                <w:lang w:val="en-US"/>
+              </w:rPr>
+            </w:pPr>
+            <w:proofErr w:type="gramStart"/>
+            <w:r>
+              <w:rPr>
+                <w:sz w:val="28"/>
+                <w:szCs w:val="28"/>
+              </w:rPr>
+              <w:t>DECIMAL(</w:t>
+            </w:r>
+            <w:proofErr w:type="gramEnd"/>
+            <w:r>
+              <w:rPr>
+                <w:sz w:val="28"/>
+                <w:szCs w:val="28"/>
+              </w:rPr>
+              <w:t>15,2)</w:t>
+            </w:r>
+          </w:p>
+        </w:tc>
+        <w:tc>
+          <w:tcPr>
+            <w:tcW w:w="3115" w:type="dxa"/>
+          </w:tcPr>
+          <w:p>
+            <w:pPr>
+              <w:pStyle w:val="a3"/>
+              <w:spacing w:line="360" w:lineRule="auto"/>
+              <w:ind w:left="0"/>
+              <w:rPr>
+                <w:sz w:val="28"/>
+                <w:szCs w:val="28"/>
+              </w:rPr>
+            </w:pPr>
+            <w:r>
+              <w:rPr>
+                <w:sz w:val="28"/>
+                <w:szCs w:val="28"/>
+              </w:rPr>
+              <w:t>Сумма операции (отрицательная — расход, положительная — доход)</w:t>
+            </w:r>
+          </w:p>
+        </w:tc>
+      </w:tr>
+      <w:tr>
+        <w:tc>
+          <w:tcPr>
+            <w:tcW w:w="3115" w:type="dxa"/>
+          </w:tcPr>
+          <w:p>
+            <w:pPr>
+              <w:pStyle w:val="a3"/>
+              <w:spacing w:line="360" w:lineRule="auto"/>
+              <w:ind w:left="0"/>
+              <w:rPr>
+                <w:sz w:val="28"/>
+                <w:szCs w:val="28"/>
+                <w:lang w:val="en-US"/>
+              </w:rPr>
+            </w:pPr>
+            <w:proofErr w:type="spellStart"/>
+            <w:r>
+              <w:rPr>
+                <w:sz w:val="28"/>
+                <w:szCs w:val="28"/>
+              </w:rPr>
+              <w:t>operation_date</w:t>
+            </w:r>
+            <w:proofErr w:type="spellEnd"/>
+          </w:p>
+        </w:tc>
+        <w:tc>
+          <w:tcPr>
+            <w:tcW w:w="3115" w:type="dxa"/>
+          </w:tcPr>
+          <w:p>
+            <w:pPr>
+              <w:pStyle w:val="a3"/>
+              <w:spacing w:line="360" w:lineRule="auto"/>
+              <w:ind w:left="0"/>
+              <w:rPr>
+                <w:sz w:val="28"/>
+                <w:szCs w:val="28"/>
+                <w:lang w:val="en-US"/>
+              </w:rPr>
+            </w:pPr>
+            <w:r>
+              <w:rPr>
+                <w:sz w:val="28"/>
+                <w:szCs w:val="28"/>
+              </w:rPr>
+              <w:t>DATE</w:t>
+            </w:r>
+          </w:p>
+        </w:tc>
+        <w:tc>
+          <w:tcPr>
+            <w:tcW w:w="3115" w:type="dxa"/>
+          </w:tcPr>
+          <w:p>
+            <w:pPr>
+              <w:pStyle w:val="a3"/>
+              <w:spacing w:line="360" w:lineRule="auto"/>
+              <w:ind w:left="0"/>
+              <w:rPr>
+                <w:sz w:val="28"/>
+                <w:szCs w:val="28"/>
+                <w:lang w:val="en-US"/>
+              </w:rPr>
+            </w:pPr>
+            <w:r>
+              <w:rPr>
+                <w:sz w:val="28"/>
+                <w:szCs w:val="28"/>
+              </w:rPr>
+              <w:t>Дата совершения операции</w:t>
+            </w:r>
+          </w:p>
+        </w:tc>
+      </w:tr>
+      <w:tr>
+        <w:tc>
+          <w:tcPr>
+            <w:tcW w:w="3115" w:type="dxa"/>
+          </w:tcPr>
+          <w:p>
+            <w:pPr>
+              <w:pStyle w:val="a3"/>
+              <w:spacing w:line="360" w:lineRule="auto"/>
+              <w:ind w:left="0"/>
+              <w:rPr>
+                <w:sz w:val="28"/>
+                <w:szCs w:val="28"/>
+                <w:lang w:val="en-US"/>
+              </w:rPr>
+            </w:pPr>
+            <w:proofErr w:type="spellStart"/>
+            <w:r>
+              <w:rPr>
+                <w:sz w:val="28"/>
+                <w:szCs w:val="28"/>
+              </w:rPr>
+              <w:t>operation_time</w:t>
+            </w:r>
+            <w:proofErr w:type="spellEnd"/>
+          </w:p>
+        </w:tc>
+        <w:tc>
+          <w:tcPr>
+            <w:tcW w:w="3115" w:type="dxa"/>
+          </w:tcPr>
+          <w:p>
+            <w:pPr>
+              <w:pStyle w:val="a3"/>
+              <w:spacing w:line="360" w:lineRule="auto"/>
+              <w:ind w:left="0"/>
+              <w:rPr>
+                <w:sz w:val="28"/>
+                <w:szCs w:val="28"/>
+                <w:lang w:val="en-US"/>
+              </w:rPr>
+            </w:pPr>
+            <w:r>
+              <w:rPr>
+                <w:sz w:val="28"/>
+                <w:szCs w:val="28"/>
+              </w:rPr>
+              <w:t>TIME</w:t>
+            </w:r>
+          </w:p>
+        </w:tc>
+        <w:tc>
+          <w:tcPr>
+            <w:tcW w:w="3115" w:type="dxa"/>
+          </w:tcPr>
+          <w:p>
+            <w:pPr>
+              <w:pStyle w:val="a3"/>
+              <w:spacing w:line="360" w:lineRule="auto"/>
+              <w:ind w:left="0"/>
+              <w:rPr>
+                <w:sz w:val="28"/>
+                <w:szCs w:val="28"/>
+              </w:rPr>
+            </w:pPr>
+            <w:r>
+              <w:rPr>
+                <w:sz w:val="28"/>
+                <w:szCs w:val="28"/>
+              </w:rPr>
+              <w:t>Время совершения операции, необязательное поле</w:t>
+            </w:r>
+          </w:p>
+        </w:tc>
+      </w:tr>
+      <w:tr>
+        <w:tc>
+          <w:tcPr>
+            <w:tcW w:w="3115" w:type="dxa"/>
+          </w:tcPr>
+          <w:p>
+            <w:pPr>
+              <w:pStyle w:val="a3"/>
+              <w:spacing w:line="360" w:lineRule="auto"/>
+              <w:ind w:left="0"/>
+              <w:rPr>
+                <w:sz w:val="28"/>
+                <w:szCs w:val="28"/>
+                <w:lang w:val="en-US"/>
+              </w:rPr>
+            </w:pPr>
+            <w:proofErr w:type="spellStart"/>
+            <w:r>
+              <w:rPr>
+                <w:sz w:val="28"/>
+                <w:szCs w:val="28"/>
+              </w:rPr>
+              <w:t>description</w:t>
+            </w:r>
+            <w:proofErr w:type="spellEnd"/>
+          </w:p>
+        </w:tc>
+        <w:tc>
+          <w:tcPr>
+            <w:tcW w:w="3115" w:type="dxa"/>
+          </w:tcPr>
+          <w:p>
+            <w:pPr>
+              <w:pStyle w:val="a3"/>
+              <w:spacing w:line="360" w:lineRule="auto"/>
+              <w:ind w:left="0"/>
+              <w:rPr>
+                <w:sz w:val="28"/>
+                <w:szCs w:val="28"/>
+                <w:lang w:val="en-US"/>
+              </w:rPr>
+            </w:pPr>
+            <w:proofErr w:type="gramStart"/>
+            <w:r>
+              <w:rPr>
+                <w:sz w:val="28"/>
+                <w:szCs w:val="28"/>
+                <w:lang w:val="en-US"/>
+              </w:rPr>
+              <w:t>VARCHAR(</w:t>
+            </w:r>
+            <w:proofErr w:type="gramEnd"/>
+            <w:r>
+              <w:rPr>
+                <w:sz w:val="28"/>
+                <w:szCs w:val="28"/>
+                <w:lang w:val="en-US"/>
+              </w:rPr>
+              <w:t>255)</w:t>
+            </w:r>
+          </w:p>
+        </w:tc>
+        <w:tc>
+          <w:tcPr>
+            <w:tcW w:w="3115" w:type="dxa"/>
+          </w:tcPr>
+          <w:p>
+            <w:pPr>
+              <w:pStyle w:val="a3"/>
+              <w:spacing w:line="360" w:lineRule="auto"/>
+              <w:ind w:left="0"/>
+              <w:rPr>
+                <w:sz w:val="28"/>
+                <w:szCs w:val="28"/>
+                <w:lang w:val="en-US"/>
+              </w:rPr>
+            </w:pPr>
+            <w:proofErr w:type="spellStart"/>
+            <w:r>
+              <w:rPr>
+                <w:sz w:val="28"/>
+                <w:szCs w:val="28"/>
+                <w:lang w:val="en-US"/>
+              </w:rPr>
+              <w:t>Описание</w:t>
+            </w:r>
+            <w:proofErr w:type="spellEnd"/>
+            <w:r>
+              <w:rPr>
+                <w:sz w:val="28"/>
+                <w:szCs w:val="28"/>
+                <w:lang w:val="en-US"/>
+              </w:rPr>
+              <w:t xml:space="preserve"> </w:t>
+            </w:r>
+            <w:proofErr w:type="spellStart"/>
+            <w:r>
+              <w:rPr>
+                <w:sz w:val="28"/>
+                <w:szCs w:val="28"/>
+                <w:lang w:val="en-US"/>
+              </w:rPr>
+              <w:t>операции</w:t>
+            </w:r>
+            <w:proofErr w:type="spellEnd"/>
+            <w:r>
+              <w:rPr>
+                <w:sz w:val="28"/>
+                <w:szCs w:val="28"/>
+                <w:lang w:val="en-US"/>
+              </w:rPr>
+              <w:t xml:space="preserve">, </w:t>
+            </w:r>
+            <w:proofErr w:type="spellStart"/>
+            <w:r>
+              <w:rPr>
+                <w:sz w:val="28"/>
+                <w:szCs w:val="28"/>
+                <w:lang w:val="en-US"/>
+              </w:rPr>
+              <w:t>необязательное</w:t>
+            </w:r>
+            <w:proofErr w:type="spellEnd"/>
+            <w:r>
+              <w:rPr>
+                <w:sz w:val="28"/>
+                <w:szCs w:val="28"/>
+                <w:lang w:val="en-US"/>
+              </w:rPr>
+              <w:t xml:space="preserve"> </w:t>
+            </w:r>
+            <w:proofErr w:type="spellStart"/>
+            <w:r>
+              <w:rPr>
+                <w:sz w:val="28"/>
+                <w:szCs w:val="28"/>
+                <w:lang w:val="en-US"/>
+              </w:rPr>
+              <w:t>поле</w:t>
+            </w:r>
+            <w:proofErr w:type="spellEnd"/>
+          </w:p>
+        </w:tc>
+      </w:tr>
+      <w:tr>
+        <w:tc>
+          <w:tcPr>
+            <w:tcW w:w="3115" w:type="dxa"/>
+          </w:tcPr>
+          <w:p>
+            <w:pPr>
+              <w:pStyle w:val="a3"/>
+              <w:spacing w:line="360" w:lineRule="auto"/>
+              <w:ind w:left="0"/>
+              <w:rPr>
+                <w:sz w:val="28"/>
+                <w:szCs w:val="28"/>
+                <w:lang w:val="en-US"/>
+              </w:rPr>
+            </w:pPr>
+            <w:proofErr w:type="spellStart"/>
+            <w:r>
+              <w:rPr>
+                <w:sz w:val="28"/>
+                <w:szCs w:val="28"/>
+              </w:rPr>
+              <w:lastRenderedPageBreak/>
+              <w:t>status</w:t>
+            </w:r>
+            <w:proofErr w:type="spellEnd"/>
+          </w:p>
+        </w:tc>
+        <w:tc>
+          <w:tcPr>
+            <w:tcW w:w="3115" w:type="dxa"/>
+          </w:tcPr>
+          <w:p>
+            <w:pPr>
+              <w:pStyle w:val="a3"/>
+              <w:spacing w:line="360" w:lineRule="auto"/>
+              <w:ind w:left="0"/>
+              <w:rPr>
+                <w:sz w:val="28"/>
+                <w:szCs w:val="28"/>
+                <w:lang w:val="en-US"/>
+              </w:rPr>
+            </w:pPr>
+            <w:r>
+              <w:rPr>
+                <w:sz w:val="28"/>
+                <w:szCs w:val="28"/>
+              </w:rPr>
+              <w:t>ENUM</w:t>
+            </w:r>
+          </w:p>
+        </w:tc>
+        <w:tc>
+          <w:tcPr>
+            <w:tcW w:w="3115" w:type="dxa"/>
+          </w:tcPr>
+          <w:p>
+            <w:pPr>
+              <w:pStyle w:val="a3"/>
+              <w:spacing w:line="360" w:lineRule="auto"/>
+              <w:ind w:left="0"/>
+              <w:rPr>
+                <w:sz w:val="28"/>
+                <w:szCs w:val="28"/>
+                <w:lang w:val="en-US"/>
+              </w:rPr>
+            </w:pPr>
+            <w:r>
+              <w:rPr>
+                <w:sz w:val="28"/>
+                <w:szCs w:val="28"/>
+              </w:rPr>
+              <w:t>Статус</w:t>
+            </w:r>
+            <w:r>
+              <w:rPr>
+                <w:sz w:val="28"/>
+                <w:szCs w:val="28"/>
+                <w:lang w:val="en-US"/>
+              </w:rPr>
+              <w:t xml:space="preserve"> </w:t>
+            </w:r>
+            <w:r>
+              <w:rPr>
+                <w:sz w:val="28"/>
+                <w:szCs w:val="28"/>
+              </w:rPr>
+              <w:t>операции</w:t>
+            </w:r>
+            <w:r>
+              <w:rPr>
+                <w:sz w:val="28"/>
+                <w:szCs w:val="28"/>
+                <w:lang w:val="en-US"/>
+              </w:rPr>
+              <w:t xml:space="preserve">: accepted, rejected, </w:t>
+            </w:r>
+            <w:proofErr w:type="spellStart"/>
+            <w:r>
+              <w:rPr>
+                <w:sz w:val="28"/>
+                <w:szCs w:val="28"/>
+                <w:lang w:val="en-US"/>
+              </w:rPr>
+              <w:t>in_processing</w:t>
+            </w:r>
+            <w:proofErr w:type="spellEnd"/>
+          </w:p>
+        </w:tc>
+      </w:tr>
+      <w:tr>
+        <w:tc>
+          <w:tcPr>
+            <w:tcW w:w="3115" w:type="dxa"/>
+          </w:tcPr>
+          <w:p>
+            <w:pPr>
+              <w:pStyle w:val="a3"/>
+              <w:spacing w:line="360" w:lineRule="auto"/>
+              <w:ind w:left="0"/>
+              <w:rPr>
+                <w:sz w:val="28"/>
+                <w:szCs w:val="28"/>
+                <w:lang w:val="en-US"/>
+              </w:rPr>
+            </w:pPr>
+            <w:proofErr w:type="spellStart"/>
+            <w:r>
+              <w:rPr>
+                <w:sz w:val="28"/>
+                <w:szCs w:val="28"/>
+              </w:rPr>
+              <w:t>transfer_account_id</w:t>
+            </w:r>
+            <w:proofErr w:type="spellEnd"/>
+          </w:p>
+        </w:tc>
+        <w:tc>
+          <w:tcPr>
+            <w:tcW w:w="3115" w:type="dxa"/>
+          </w:tcPr>
+          <w:p>
+            <w:pPr>
+              <w:pStyle w:val="a3"/>
+              <w:spacing w:line="360" w:lineRule="auto"/>
+              <w:ind w:left="0"/>
+              <w:rPr>
+                <w:sz w:val="28"/>
+                <w:szCs w:val="28"/>
+                <w:lang w:val="en-US"/>
+              </w:rPr>
+            </w:pPr>
+            <w:r>
+              <w:rPr>
+                <w:sz w:val="28"/>
+                <w:szCs w:val="28"/>
+                <w:lang w:val="en-US"/>
+              </w:rPr>
+              <w:t>BIGINT</w:t>
+            </w:r>
+          </w:p>
+        </w:tc>
+        <w:tc>
+          <w:tcPr>
+            <w:tcW w:w="3115" w:type="dxa"/>
+          </w:tcPr>
+          <w:p>
+            <w:pPr>
+              <w:pStyle w:val="a3"/>
+              <w:spacing w:line="360" w:lineRule="auto"/>
+              <w:ind w:left="0"/>
+              <w:rPr>
+                <w:sz w:val="28"/>
+                <w:szCs w:val="28"/>
+              </w:rPr>
+            </w:pPr>
+            <w:r>
+              <w:rPr>
+                <w:sz w:val="28"/>
+                <w:szCs w:val="28"/>
+              </w:rPr>
+              <w:t xml:space="preserve">Внешний ключ к таблице </w:t>
+            </w:r>
+            <w:proofErr w:type="spellStart"/>
+            <w:r>
+              <w:rPr>
+                <w:sz w:val="28"/>
+                <w:szCs w:val="28"/>
+              </w:rPr>
+              <w:t>accounts</w:t>
+            </w:r>
+            <w:proofErr w:type="spellEnd"/>
+            <w:r>
+              <w:rPr>
+                <w:sz w:val="28"/>
+                <w:szCs w:val="28"/>
+              </w:rPr>
+              <w:t xml:space="preserve"> для переводов, допускает NULL</w:t>
+            </w:r>
+          </w:p>
+        </w:tc>
+      </w:tr>
+      <w:tr>
+        <w:tc>
+          <w:tcPr>
+            <w:tcW w:w="3115" w:type="dxa"/>
+          </w:tcPr>
+          <w:p>
+            <w:pPr>
+              <w:pStyle w:val="a3"/>
+              <w:spacing w:line="360" w:lineRule="auto"/>
+              <w:ind w:left="0"/>
+              <w:rPr>
+                <w:sz w:val="28"/>
+                <w:szCs w:val="28"/>
+                <w:lang w:val="en-US"/>
+              </w:rPr>
+            </w:pPr>
+            <w:proofErr w:type="spellStart"/>
+            <w:r>
+              <w:rPr>
+                <w:sz w:val="28"/>
+                <w:szCs w:val="28"/>
+              </w:rPr>
+              <w:t>created_at</w:t>
+            </w:r>
+            <w:proofErr w:type="spellEnd"/>
+          </w:p>
+        </w:tc>
+        <w:tc>
+          <w:tcPr>
+            <w:tcW w:w="3115" w:type="dxa"/>
+          </w:tcPr>
+          <w:p>
+            <w:pPr>
+              <w:pStyle w:val="a3"/>
+              <w:spacing w:line="360" w:lineRule="auto"/>
+              <w:ind w:left="0"/>
+              <w:rPr>
+                <w:sz w:val="28"/>
+                <w:szCs w:val="28"/>
+                <w:lang w:val="en-US"/>
+              </w:rPr>
+            </w:pPr>
+            <w:r>
+              <w:rPr>
+                <w:sz w:val="28"/>
+                <w:szCs w:val="28"/>
+                <w:lang w:val="en-US"/>
+              </w:rPr>
+              <w:t>TIMESTAMP</w:t>
+            </w:r>
+          </w:p>
+        </w:tc>
+        <w:tc>
+          <w:tcPr>
+            <w:tcW w:w="3115" w:type="dxa"/>
+          </w:tcPr>
+          <w:p>
+            <w:pPr>
+              <w:pStyle w:val="a3"/>
+              <w:spacing w:line="360" w:lineRule="auto"/>
+              <w:ind w:left="0"/>
+              <w:rPr>
+                <w:sz w:val="28"/>
+                <w:szCs w:val="28"/>
+              </w:rPr>
+            </w:pPr>
+            <w:r>
+              <w:rPr>
+                <w:sz w:val="28"/>
+                <w:szCs w:val="28"/>
+              </w:rPr>
+              <w:t>Дата и время создания записи</w:t>
+            </w:r>
+          </w:p>
+        </w:tc>
+      </w:tr>
+      <w:tr>
+        <w:tc>
+          <w:tcPr>
+            <w:tcW w:w="3115" w:type="dxa"/>
+          </w:tcPr>
+          <w:p>
+            <w:pPr>
+              <w:pStyle w:val="a3"/>
+              <w:spacing w:line="360" w:lineRule="auto"/>
+              <w:ind w:left="0"/>
+              <w:rPr>
+                <w:sz w:val="28"/>
+                <w:szCs w:val="28"/>
+                <w:lang w:val="en-US"/>
+              </w:rPr>
+            </w:pPr>
+            <w:proofErr w:type="spellStart"/>
+            <w:r>
+              <w:rPr>
+                <w:sz w:val="28"/>
+                <w:szCs w:val="28"/>
+              </w:rPr>
+              <w:t>updated_at</w:t>
+            </w:r>
+            <w:proofErr w:type="spellEnd"/>
+          </w:p>
+        </w:tc>
+        <w:tc>
+          <w:tcPr>
+            <w:tcW w:w="3115" w:type="dxa"/>
+          </w:tcPr>
+          <w:p>
+            <w:pPr>
+              <w:pStyle w:val="a3"/>
+              <w:spacing w:line="360" w:lineRule="auto"/>
+              <w:ind w:left="0"/>
+              <w:rPr>
+                <w:sz w:val="28"/>
+                <w:szCs w:val="28"/>
+                <w:lang w:val="en-US"/>
+              </w:rPr>
+            </w:pPr>
+            <w:r>
+              <w:rPr>
+                <w:sz w:val="28"/>
+                <w:szCs w:val="28"/>
+              </w:rPr>
+              <w:t>TIMESTAMP</w:t>
+            </w:r>
+          </w:p>
+        </w:tc>
+        <w:tc>
+          <w:tcPr>
+            <w:tcW w:w="3115" w:type="dxa"/>
+          </w:tcPr>
+          <w:p>
+            <w:pPr>
+              <w:pStyle w:val="a3"/>
+              <w:spacing w:line="360" w:lineRule="auto"/>
+              <w:ind w:left="0"/>
+              <w:rPr>
+                <w:sz w:val="28"/>
+                <w:szCs w:val="28"/>
+              </w:rPr>
+            </w:pPr>
+            <w:r>
+              <w:rPr>
+                <w:sz w:val="28"/>
+                <w:szCs w:val="28"/>
+              </w:rPr>
+              <w:t>Дата и время последнего обновления записи</w:t>
+            </w:r>
+          </w:p>
+        </w:tc>
+      </w:tr>
+    </w:tbl>
+    <w:p>
+      <w:pPr>
+        <w:pStyle w:val="a3"/>
+        <w:spacing w:line="360" w:lineRule="auto"/>
+        <w:ind w:left="0" w:firstLine="851"/>
+        <w:jc w:val="both"/>
+        <w:rPr>
+          <w:sz w:val="28"/>
+          <w:szCs w:val="28"/>
+        </w:rPr>
+      </w:pPr>
+      <w:r>
+        <w:rPr>
+          <w:b/>
+          <w:bCs/>
+          <w:sz w:val="28"/>
+          <w:szCs w:val="28"/>
+        </w:rPr>
+        <w:t xml:space="preserve">Таблица </w:t>
+      </w:r>
+      <w:proofErr w:type="spellStart"/>
+      <w:r>
+        <w:rPr>
+          <w:b/>
+          <w:bCs/>
+          <w:sz w:val="28"/>
+          <w:szCs w:val="28"/>
+        </w:rPr>
+        <w:t>budgets</w:t>
+      </w:r>
+      <w:proofErr w:type="spellEnd"/>
+      <w:r>
+        <w:rPr>
+          <w:sz w:val="28"/>
+          <w:szCs w:val="28"/>
+        </w:rPr>
+        <w:t xml:space="preserve"> — хранит бюджетные лимиты, устанавливаемые пользователями по категориям расходов на определённый период. Структура таблицы представлена в таблице 8.</w:t>
+      </w:r>
+    </w:p>
+    <w:p>
+      <w:pPr>
+        <w:pStyle w:val="a3"/>
+        <w:spacing w:line="360" w:lineRule="auto"/>
+        <w:ind w:left="0" w:firstLine="851"/>
+        <w:jc w:val="both"/>
+        <w:rPr>
+          <w:sz w:val="28"/>
+          <w:szCs w:val="28"/>
+          <w:lang w:val="en-US"/>
+        </w:rPr>
+      </w:pPr>
+      <w:r>
+        <w:rPr>
+          <w:sz w:val="28"/>
+          <w:szCs w:val="28"/>
+        </w:rPr>
+        <w:t xml:space="preserve">Таблица 8 — Структура таблицы </w:t>
+      </w:r>
+      <w:proofErr w:type="spellStart"/>
+      <w:r>
+        <w:rPr>
+          <w:sz w:val="28"/>
+          <w:szCs w:val="28"/>
+        </w:rPr>
+        <w:t>budgets</w:t>
+      </w:r>
+      <w:proofErr w:type="spellEnd"/>
+    </w:p>
+    <w:tbl>
+      <w:tblPr>
+        <w:tblStyle w:val="aa"/>
+        <w:tblW w:w="0" w:type="auto"/>
+        <w:tblLook w:val="04A0" w:firstRow="1" w:lastRow="0" w:firstColumn="1" w:lastColumn="0" w:noHBand="0" w:noVBand="1"/>
+      </w:tblPr>
+      <w:tblGrid>
+        <w:gridCol w:w="3115"/>
+        <w:gridCol w:w="3115"/>
+        <w:gridCol w:w="3115"/>
+      </w:tblGrid>
+      <w:tr>
+        <w:tc>
+          <w:tcPr>
+            <w:tcW w:w="3115" w:type="dxa"/>
+          </w:tcPr>
+          <w:p>
+            <w:pPr>
+              <w:pStyle w:val="a3"/>
+              <w:spacing w:line="360" w:lineRule="auto"/>
+              <w:ind w:left="0"/>
+              <w:jc w:val="both"/>
+              <w:rPr>
+                <w:sz w:val="28"/>
+                <w:szCs w:val="28"/>
+                <w:lang w:val="en-US"/>
+              </w:rPr>
+            </w:pPr>
+            <w:r>
+              <w:rPr>
+                <w:sz w:val="28"/>
+                <w:szCs w:val="28"/>
+              </w:rPr>
+              <w:t>Поле</w:t>
+            </w:r>
+          </w:p>
+        </w:tc>
+        <w:tc>
+          <w:tcPr>
+            <w:tcW w:w="3115" w:type="dxa"/>
+          </w:tcPr>
+          <w:p>
+            <w:pPr>
+              <w:spacing w:line="360" w:lineRule="auto"/>
+              <w:jc w:val="both"/>
+              <w:rPr>
+                <w:sz w:val="28"/>
+                <w:szCs w:val="28"/>
+                <w:lang w:val="en-US"/>
+              </w:rPr>
+            </w:pPr>
+            <w:r>
+              <w:rPr>
+                <w:sz w:val="28"/>
+                <w:szCs w:val="28"/>
+              </w:rPr>
+              <w:t>Тип данных</w:t>
+            </w:r>
+          </w:p>
+        </w:tc>
+        <w:tc>
+          <w:tcPr>
+            <w:tcW w:w="3115" w:type="dxa"/>
+          </w:tcPr>
+          <w:p>
+            <w:pPr>
+              <w:pStyle w:val="a3"/>
+              <w:spacing w:line="360" w:lineRule="auto"/>
+              <w:ind w:left="0"/>
+              <w:jc w:val="both"/>
+              <w:rPr>
+                <w:sz w:val="28"/>
+                <w:szCs w:val="28"/>
+                <w:lang w:val="en-US"/>
+              </w:rPr>
+            </w:pPr>
+            <w:r>
+              <w:rPr>
+                <w:sz w:val="28"/>
+                <w:szCs w:val="28"/>
+              </w:rPr>
+              <w:t>Описание</w:t>
+            </w:r>
+          </w:p>
+        </w:tc>
+      </w:tr>
+      <w:tr>
+        <w:tc>
+          <w:tcPr>
+            <w:tcW w:w="3115" w:type="dxa"/>
+          </w:tcPr>
+          <w:p>
+            <w:pPr>
+              <w:pStyle w:val="a3"/>
+              <w:spacing w:line="360" w:lineRule="auto"/>
+              <w:ind w:left="0"/>
+              <w:jc w:val="both"/>
+              <w:rPr>
+                <w:sz w:val="28"/>
+                <w:szCs w:val="28"/>
+                <w:lang w:val="en-US"/>
+              </w:rPr>
+            </w:pPr>
+            <w:proofErr w:type="spellStart"/>
+            <w:r>
+              <w:rPr>
+                <w:sz w:val="28"/>
+                <w:szCs w:val="28"/>
+              </w:rPr>
+              <w:t>id</w:t>
+            </w:r>
+            <w:proofErr w:type="spellEnd"/>
+          </w:p>
+        </w:tc>
+        <w:tc>
+          <w:tcPr>
+            <w:tcW w:w="3115" w:type="dxa"/>
+          </w:tcPr>
+          <w:p>
+            <w:pPr>
+              <w:pStyle w:val="a3"/>
+              <w:spacing w:line="360" w:lineRule="auto"/>
+              <w:ind w:left="0"/>
+              <w:jc w:val="both"/>
+              <w:rPr>
+                <w:sz w:val="28"/>
+                <w:szCs w:val="28"/>
+                <w:lang w:val="en-US"/>
+              </w:rPr>
+            </w:pPr>
+            <w:r>
+              <w:rPr>
+                <w:sz w:val="28"/>
+                <w:szCs w:val="28"/>
+              </w:rPr>
+              <w:t>BIGINT</w:t>
+            </w:r>
+          </w:p>
+        </w:tc>
+        <w:tc>
+          <w:tcPr>
+            <w:tcW w:w="3115" w:type="dxa"/>
+          </w:tcPr>
+          <w:p>
+            <w:pPr>
+              <w:pStyle w:val="a3"/>
+              <w:spacing w:line="360" w:lineRule="auto"/>
+              <w:ind w:left="0"/>
+              <w:jc w:val="both"/>
+              <w:rPr>
+                <w:sz w:val="28"/>
+                <w:szCs w:val="28"/>
+                <w:lang w:val="en-US"/>
+              </w:rPr>
+            </w:pPr>
+            <w:r>
+              <w:rPr>
+                <w:sz w:val="28"/>
+                <w:szCs w:val="28"/>
+              </w:rPr>
+              <w:t xml:space="preserve">Первичный ключ, </w:t>
+            </w:r>
+            <w:proofErr w:type="spellStart"/>
+            <w:r>
+              <w:rPr>
+                <w:sz w:val="28"/>
+                <w:szCs w:val="28"/>
+              </w:rPr>
+              <w:t>автоинкремент</w:t>
+            </w:r>
+            <w:proofErr w:type="spellEnd"/>
+          </w:p>
+        </w:tc>
+      </w:tr>
+      <w:tr>
+        <w:tc>
+          <w:tcPr>
+            <w:tcW w:w="3115" w:type="dxa"/>
+          </w:tcPr>
+          <w:p>
+            <w:pPr>
+              <w:pStyle w:val="a3"/>
+              <w:spacing w:line="360" w:lineRule="auto"/>
+              <w:ind w:left="0"/>
+              <w:jc w:val="both"/>
+              <w:rPr>
+                <w:sz w:val="28"/>
+                <w:szCs w:val="28"/>
+                <w:lang w:val="en-US"/>
+              </w:rPr>
+            </w:pPr>
+            <w:proofErr w:type="spellStart"/>
+            <w:r>
+              <w:rPr>
+                <w:sz w:val="28"/>
+                <w:szCs w:val="28"/>
+              </w:rPr>
+              <w:t>user_id</w:t>
+            </w:r>
+            <w:proofErr w:type="spellEnd"/>
+          </w:p>
+        </w:tc>
+        <w:tc>
+          <w:tcPr>
+            <w:tcW w:w="3115" w:type="dxa"/>
+          </w:tcPr>
+          <w:p>
+            <w:pPr>
+              <w:pStyle w:val="a3"/>
+              <w:spacing w:line="360" w:lineRule="auto"/>
+              <w:ind w:left="0"/>
+              <w:jc w:val="both"/>
+              <w:rPr>
+                <w:sz w:val="28"/>
+                <w:szCs w:val="28"/>
+                <w:lang w:val="en-US"/>
+              </w:rPr>
+            </w:pPr>
+            <w:r>
+              <w:rPr>
+                <w:sz w:val="28"/>
+                <w:szCs w:val="28"/>
+              </w:rPr>
+              <w:t>BIGINT</w:t>
+            </w:r>
+          </w:p>
+        </w:tc>
+        <w:tc>
+          <w:tcPr>
+            <w:tcW w:w="3115" w:type="dxa"/>
+          </w:tcPr>
+          <w:p>
+            <w:pPr>
+              <w:pStyle w:val="a3"/>
+              <w:spacing w:line="360" w:lineRule="auto"/>
+              <w:ind w:left="0"/>
+              <w:jc w:val="both"/>
+              <w:rPr>
+                <w:sz w:val="28"/>
+                <w:szCs w:val="28"/>
+              </w:rPr>
+            </w:pPr>
+            <w:r>
+              <w:rPr>
+                <w:sz w:val="28"/>
+                <w:szCs w:val="28"/>
+              </w:rPr>
+              <w:t xml:space="preserve">Внешний ключ к таблице </w:t>
+            </w:r>
+            <w:proofErr w:type="spellStart"/>
+            <w:r>
+              <w:rPr>
+                <w:sz w:val="28"/>
+                <w:szCs w:val="28"/>
+              </w:rPr>
+              <w:t>users</w:t>
+            </w:r>
+            <w:proofErr w:type="spellEnd"/>
+          </w:p>
+        </w:tc>
+      </w:tr>
+      <w:tr>
+        <w:tc>
+          <w:tcPr>
+            <w:tcW w:w="3115" w:type="dxa"/>
+          </w:tcPr>
+          <w:p>
+            <w:pPr>
+              <w:pStyle w:val="a3"/>
+              <w:spacing w:line="360" w:lineRule="auto"/>
+              <w:ind w:left="0"/>
+              <w:jc w:val="both"/>
+              <w:rPr>
+                <w:sz w:val="28"/>
+                <w:szCs w:val="28"/>
+                <w:lang w:val="en-US"/>
+              </w:rPr>
+            </w:pPr>
+            <w:proofErr w:type="spellStart"/>
+            <w:r>
+              <w:rPr>
+                <w:sz w:val="28"/>
+                <w:szCs w:val="28"/>
+              </w:rPr>
+              <w:t>category_id</w:t>
+            </w:r>
+            <w:proofErr w:type="spellEnd"/>
+          </w:p>
+        </w:tc>
+        <w:tc>
+          <w:tcPr>
+            <w:tcW w:w="3115" w:type="dxa"/>
+          </w:tcPr>
+          <w:p>
+            <w:pPr>
+              <w:pStyle w:val="a3"/>
+              <w:spacing w:line="360" w:lineRule="auto"/>
+              <w:ind w:left="0"/>
+              <w:jc w:val="both"/>
+              <w:rPr>
+                <w:sz w:val="28"/>
+                <w:szCs w:val="28"/>
+                <w:lang w:val="en-US"/>
+              </w:rPr>
+            </w:pPr>
+            <w:r>
+              <w:rPr>
+                <w:sz w:val="28"/>
+                <w:szCs w:val="28"/>
+              </w:rPr>
+              <w:t>BIGINT</w:t>
+            </w:r>
+          </w:p>
+        </w:tc>
+        <w:tc>
+          <w:tcPr>
+            <w:tcW w:w="3115" w:type="dxa"/>
+          </w:tcPr>
+          <w:p>
+            <w:pPr>
+              <w:pStyle w:val="a3"/>
+              <w:spacing w:line="360" w:lineRule="auto"/>
+              <w:ind w:left="0"/>
+              <w:jc w:val="both"/>
+              <w:rPr>
+                <w:sz w:val="28"/>
+                <w:szCs w:val="28"/>
+              </w:rPr>
+            </w:pPr>
+            <w:r>
+              <w:rPr>
+                <w:sz w:val="28"/>
+                <w:szCs w:val="28"/>
+              </w:rPr>
+              <w:t xml:space="preserve">Внешний ключ к таблице </w:t>
+            </w:r>
+            <w:proofErr w:type="spellStart"/>
+            <w:r>
+              <w:rPr>
+                <w:sz w:val="28"/>
+                <w:szCs w:val="28"/>
+              </w:rPr>
+              <w:t>categories</w:t>
+            </w:r>
+            <w:proofErr w:type="spellEnd"/>
+          </w:p>
+        </w:tc>
+      </w:tr>
+      <w:tr>
+        <w:tc>
+          <w:tcPr>
+            <w:tcW w:w="3115" w:type="dxa"/>
+          </w:tcPr>
+          <w:p>
+            <w:pPr>
+              <w:pStyle w:val="a3"/>
+              <w:spacing w:line="360" w:lineRule="auto"/>
+              <w:ind w:left="0"/>
+              <w:jc w:val="both"/>
+              <w:rPr>
+                <w:sz w:val="28"/>
+                <w:szCs w:val="28"/>
+                <w:lang w:val="en-US"/>
+              </w:rPr>
+            </w:pPr>
+            <w:proofErr w:type="spellStart"/>
+            <w:r>
+              <w:rPr>
+                <w:sz w:val="28"/>
+                <w:szCs w:val="28"/>
+              </w:rPr>
+              <w:t>planned_amount</w:t>
+            </w:r>
+            <w:proofErr w:type="spellEnd"/>
+          </w:p>
+        </w:tc>
+        <w:tc>
+          <w:tcPr>
+            <w:tcW w:w="3115" w:type="dxa"/>
+          </w:tcPr>
+          <w:p>
+            <w:pPr>
+              <w:pStyle w:val="a3"/>
+              <w:spacing w:line="360" w:lineRule="auto"/>
+              <w:ind w:left="0"/>
+              <w:jc w:val="both"/>
+              <w:rPr>
+                <w:sz w:val="28"/>
+                <w:szCs w:val="28"/>
+                <w:lang w:val="en-US"/>
+              </w:rPr>
+            </w:pPr>
+            <w:proofErr w:type="gramStart"/>
+            <w:r>
+              <w:rPr>
+                <w:sz w:val="28"/>
+                <w:szCs w:val="28"/>
+                <w:lang w:val="en-US"/>
+              </w:rPr>
+              <w:t>DECIMAL(</w:t>
+            </w:r>
+            <w:proofErr w:type="gramEnd"/>
+            <w:r>
+              <w:rPr>
+                <w:sz w:val="28"/>
+                <w:szCs w:val="28"/>
+                <w:lang w:val="en-US"/>
+              </w:rPr>
+              <w:t>15,2)</w:t>
+            </w:r>
+          </w:p>
+        </w:tc>
+        <w:tc>
+          <w:tcPr>
+            <w:tcW w:w="3115" w:type="dxa"/>
+          </w:tcPr>
+          <w:p>
+            <w:pPr>
+              <w:pStyle w:val="a3"/>
+              <w:spacing w:line="360" w:lineRule="auto"/>
+              <w:ind w:left="0"/>
+              <w:jc w:val="both"/>
+              <w:rPr>
+                <w:sz w:val="28"/>
+                <w:szCs w:val="28"/>
+                <w:lang w:val="en-US"/>
+              </w:rPr>
+            </w:pPr>
+            <w:r>
+              <w:rPr>
+                <w:sz w:val="28"/>
+                <w:szCs w:val="28"/>
+              </w:rPr>
+              <w:t>Планируемая сумма расходов</w:t>
+            </w:r>
+          </w:p>
+        </w:tc>
+      </w:tr>
+      <w:tr>
+        <w:tc>
+          <w:tcPr>
+            <w:tcW w:w="3115" w:type="dxa"/>
+          </w:tcPr>
+          <w:p>
+            <w:pPr>
+              <w:pStyle w:val="a3"/>
+              <w:spacing w:line="360" w:lineRule="auto"/>
+              <w:ind w:left="0"/>
+              <w:jc w:val="both"/>
+              <w:rPr>
+                <w:sz w:val="28"/>
+                <w:szCs w:val="28"/>
+                <w:lang w:val="en-US"/>
+              </w:rPr>
+            </w:pPr>
+            <w:proofErr w:type="spellStart"/>
+            <w:r>
+              <w:rPr>
+                <w:sz w:val="28"/>
+                <w:szCs w:val="28"/>
+              </w:rPr>
+              <w:t>spent_amount</w:t>
+            </w:r>
+            <w:proofErr w:type="spellEnd"/>
+          </w:p>
+        </w:tc>
+        <w:tc>
+          <w:tcPr>
+            <w:tcW w:w="3115" w:type="dxa"/>
+          </w:tcPr>
+          <w:p>
+            <w:pPr>
+              <w:pStyle w:val="a3"/>
+              <w:spacing w:line="360" w:lineRule="auto"/>
+              <w:ind w:left="0"/>
+              <w:jc w:val="both"/>
+              <w:rPr>
+                <w:sz w:val="28"/>
+                <w:szCs w:val="28"/>
+                <w:lang w:val="en-US"/>
+              </w:rPr>
+            </w:pPr>
+            <w:proofErr w:type="gramStart"/>
+            <w:r>
+              <w:rPr>
+                <w:sz w:val="28"/>
+                <w:szCs w:val="28"/>
+              </w:rPr>
+              <w:t>DECIMAL(</w:t>
+            </w:r>
+            <w:proofErr w:type="gramEnd"/>
+            <w:r>
+              <w:rPr>
+                <w:sz w:val="28"/>
+                <w:szCs w:val="28"/>
+              </w:rPr>
+              <w:t>15,2)</w:t>
+            </w:r>
+          </w:p>
+        </w:tc>
+        <w:tc>
+          <w:tcPr>
+            <w:tcW w:w="3115" w:type="dxa"/>
+          </w:tcPr>
+          <w:p>
+            <w:pPr>
+              <w:pStyle w:val="a3"/>
+              <w:spacing w:line="360" w:lineRule="auto"/>
+              <w:ind w:left="0"/>
+              <w:jc w:val="both"/>
+              <w:rPr>
+                <w:sz w:val="28"/>
+                <w:szCs w:val="28"/>
+                <w:lang w:val="en-US"/>
+              </w:rPr>
+            </w:pPr>
+            <w:r>
+              <w:rPr>
+                <w:sz w:val="28"/>
+                <w:szCs w:val="28"/>
+              </w:rPr>
+              <w:t>Фактически потраченная сумма</w:t>
+            </w:r>
+          </w:p>
+        </w:tc>
+      </w:tr>
+      <w:tr>
+        <w:tc>
+          <w:tcPr>
+            <w:tcW w:w="3115" w:type="dxa"/>
+          </w:tcPr>
+          <w:p>
+            <w:pPr>
+              <w:pStyle w:val="a3"/>
+              <w:spacing w:line="360" w:lineRule="auto"/>
+              <w:ind w:left="0"/>
+              <w:jc w:val="both"/>
+              <w:rPr>
+                <w:sz w:val="28"/>
+                <w:szCs w:val="28"/>
+                <w:lang w:val="en-US"/>
+              </w:rPr>
+            </w:pPr>
+            <w:proofErr w:type="spellStart"/>
+            <w:r>
+              <w:rPr>
+                <w:sz w:val="28"/>
+                <w:szCs w:val="28"/>
+              </w:rPr>
+              <w:t>period_start</w:t>
+            </w:r>
+            <w:proofErr w:type="spellEnd"/>
+          </w:p>
+        </w:tc>
+        <w:tc>
+          <w:tcPr>
+            <w:tcW w:w="3115" w:type="dxa"/>
+          </w:tcPr>
+          <w:p>
+            <w:pPr>
+              <w:pStyle w:val="a3"/>
+              <w:spacing w:line="360" w:lineRule="auto"/>
+              <w:ind w:left="0"/>
+              <w:jc w:val="both"/>
+              <w:rPr>
+                <w:sz w:val="28"/>
+                <w:szCs w:val="28"/>
+                <w:lang w:val="en-US"/>
+              </w:rPr>
+            </w:pPr>
+            <w:r>
+              <w:rPr>
+                <w:sz w:val="28"/>
+                <w:szCs w:val="28"/>
+                <w:lang w:val="en-US"/>
+              </w:rPr>
+              <w:t>DATE</w:t>
+            </w:r>
+          </w:p>
+        </w:tc>
+        <w:tc>
+          <w:tcPr>
+            <w:tcW w:w="3115" w:type="dxa"/>
+          </w:tcPr>
+          <w:p>
+            <w:pPr>
+              <w:pStyle w:val="a3"/>
+              <w:spacing w:line="360" w:lineRule="auto"/>
+              <w:ind w:left="0"/>
+              <w:jc w:val="both"/>
+              <w:rPr>
+                <w:sz w:val="28"/>
+                <w:szCs w:val="28"/>
+              </w:rPr>
+            </w:pPr>
+            <w:r>
+              <w:rPr>
+                <w:sz w:val="28"/>
+                <w:szCs w:val="28"/>
+              </w:rPr>
+              <w:t>Дата начала периода действия бюджета</w:t>
+            </w:r>
+          </w:p>
+        </w:tc>
+      </w:tr>
+      <w:tr>
+        <w:tc>
+          <w:tcPr>
+            <w:tcW w:w="3115" w:type="dxa"/>
+          </w:tcPr>
+          <w:p>
+            <w:pPr>
+              <w:pStyle w:val="a3"/>
+              <w:spacing w:line="360" w:lineRule="auto"/>
+              <w:ind w:left="0"/>
+              <w:jc w:val="both"/>
+              <w:rPr>
+                <w:sz w:val="28"/>
+                <w:szCs w:val="28"/>
+                <w:lang w:val="en-US"/>
+              </w:rPr>
+            </w:pPr>
+            <w:proofErr w:type="spellStart"/>
+            <w:r>
+              <w:rPr>
+                <w:sz w:val="28"/>
+                <w:szCs w:val="28"/>
+              </w:rPr>
+              <w:lastRenderedPageBreak/>
+              <w:t>period_end</w:t>
+            </w:r>
+            <w:proofErr w:type="spellEnd"/>
+          </w:p>
+        </w:tc>
+        <w:tc>
+          <w:tcPr>
+            <w:tcW w:w="3115" w:type="dxa"/>
+          </w:tcPr>
+          <w:p>
+            <w:pPr>
+              <w:pStyle w:val="a3"/>
+              <w:spacing w:line="360" w:lineRule="auto"/>
+              <w:ind w:left="0"/>
+              <w:jc w:val="both"/>
+              <w:rPr>
+                <w:sz w:val="28"/>
+                <w:szCs w:val="28"/>
+                <w:lang w:val="en-US"/>
+              </w:rPr>
+            </w:pPr>
+            <w:r>
+              <w:rPr>
+                <w:sz w:val="28"/>
+                <w:szCs w:val="28"/>
+              </w:rPr>
+              <w:t>DATE</w:t>
+            </w:r>
+          </w:p>
+        </w:tc>
+        <w:tc>
+          <w:tcPr>
+            <w:tcW w:w="3115" w:type="dxa"/>
+          </w:tcPr>
+          <w:p>
+            <w:pPr>
+              <w:pStyle w:val="a3"/>
+              <w:spacing w:line="360" w:lineRule="auto"/>
+              <w:ind w:left="0"/>
+              <w:jc w:val="both"/>
+              <w:rPr>
+                <w:sz w:val="28"/>
+                <w:szCs w:val="28"/>
+              </w:rPr>
+            </w:pPr>
+            <w:r>
+              <w:rPr>
+                <w:sz w:val="28"/>
+                <w:szCs w:val="28"/>
+              </w:rPr>
+              <w:t>Дата окончания периода действия бюджета</w:t>
+            </w:r>
+          </w:p>
+        </w:tc>
+      </w:tr>
+      <w:tr>
+        <w:tc>
+          <w:tcPr>
+            <w:tcW w:w="3115" w:type="dxa"/>
+          </w:tcPr>
+          <w:p>
+            <w:pPr>
+              <w:pStyle w:val="a3"/>
+              <w:spacing w:line="360" w:lineRule="auto"/>
+              <w:ind w:left="0"/>
+              <w:jc w:val="both"/>
+              <w:rPr>
+                <w:sz w:val="28"/>
+                <w:szCs w:val="28"/>
+                <w:lang w:val="en-US"/>
+              </w:rPr>
+            </w:pPr>
+            <w:proofErr w:type="spellStart"/>
+            <w:r>
+              <w:rPr>
+                <w:sz w:val="28"/>
+                <w:szCs w:val="28"/>
+              </w:rPr>
+              <w:t>created_at</w:t>
+            </w:r>
+            <w:proofErr w:type="spellEnd"/>
+          </w:p>
+        </w:tc>
+        <w:tc>
+          <w:tcPr>
+            <w:tcW w:w="3115" w:type="dxa"/>
+          </w:tcPr>
+          <w:p>
+            <w:pPr>
+              <w:pStyle w:val="a3"/>
+              <w:spacing w:line="360" w:lineRule="auto"/>
+              <w:ind w:left="0"/>
+              <w:jc w:val="both"/>
+              <w:rPr>
+                <w:sz w:val="28"/>
+                <w:szCs w:val="28"/>
+                <w:lang w:val="en-US"/>
+              </w:rPr>
+            </w:pPr>
+            <w:r>
+              <w:rPr>
+                <w:sz w:val="28"/>
+                <w:szCs w:val="28"/>
+              </w:rPr>
+              <w:t>TIMESTAMP</w:t>
+            </w:r>
+          </w:p>
+        </w:tc>
+        <w:tc>
+          <w:tcPr>
+            <w:tcW w:w="3115" w:type="dxa"/>
+          </w:tcPr>
+          <w:p>
+            <w:pPr>
+              <w:pStyle w:val="a3"/>
+              <w:spacing w:line="360" w:lineRule="auto"/>
+              <w:ind w:left="0"/>
+              <w:jc w:val="both"/>
+              <w:rPr>
+                <w:sz w:val="28"/>
+                <w:szCs w:val="28"/>
+              </w:rPr>
+            </w:pPr>
+            <w:r>
+              <w:rPr>
+                <w:sz w:val="28"/>
+                <w:szCs w:val="28"/>
+              </w:rPr>
+              <w:t>Дата и время создания записи</w:t>
+            </w:r>
+          </w:p>
+        </w:tc>
+      </w:tr>
+      <w:tr>
+        <w:tc>
+          <w:tcPr>
+            <w:tcW w:w="3115" w:type="dxa"/>
+          </w:tcPr>
+          <w:p>
+            <w:pPr>
+              <w:pStyle w:val="a3"/>
+              <w:spacing w:line="360" w:lineRule="auto"/>
+              <w:ind w:left="0"/>
+              <w:jc w:val="both"/>
+              <w:rPr>
+                <w:sz w:val="28"/>
+                <w:szCs w:val="28"/>
+                <w:lang w:val="en-US"/>
+              </w:rPr>
+            </w:pPr>
+            <w:proofErr w:type="spellStart"/>
+            <w:r>
+              <w:rPr>
+                <w:sz w:val="28"/>
+                <w:szCs w:val="28"/>
+              </w:rPr>
+              <w:t>updated_at</w:t>
+            </w:r>
+            <w:proofErr w:type="spellEnd"/>
+          </w:p>
+        </w:tc>
+        <w:tc>
+          <w:tcPr>
+            <w:tcW w:w="3115" w:type="dxa"/>
+          </w:tcPr>
+          <w:p>
+            <w:pPr>
+              <w:pStyle w:val="a3"/>
+              <w:spacing w:line="360" w:lineRule="auto"/>
+              <w:ind w:left="0"/>
+              <w:jc w:val="both"/>
+              <w:rPr>
+                <w:sz w:val="28"/>
+                <w:szCs w:val="28"/>
+                <w:lang w:val="en-US"/>
+              </w:rPr>
+            </w:pPr>
+            <w:r>
+              <w:rPr>
+                <w:sz w:val="28"/>
+                <w:szCs w:val="28"/>
+              </w:rPr>
+              <w:t>TIMESTAMP</w:t>
+            </w:r>
+          </w:p>
+        </w:tc>
+        <w:tc>
+          <w:tcPr>
+            <w:tcW w:w="3115" w:type="dxa"/>
+          </w:tcPr>
+          <w:p>
+            <w:pPr>
+              <w:pStyle w:val="a3"/>
+              <w:spacing w:line="360" w:lineRule="auto"/>
+              <w:ind w:left="0"/>
+              <w:jc w:val="both"/>
+              <w:rPr>
+                <w:sz w:val="28"/>
+                <w:szCs w:val="28"/>
+              </w:rPr>
+            </w:pPr>
+            <w:r>
+              <w:rPr>
+                <w:sz w:val="28"/>
+                <w:szCs w:val="28"/>
+              </w:rPr>
+              <w:t>Дата и время последнего обновления записи</w:t>
+            </w:r>
+          </w:p>
+        </w:tc>
+      </w:tr>
+    </w:tbl>
+    <w:p>
+      <w:pPr>
+        <w:pStyle w:val="a3"/>
+        <w:spacing w:line="360" w:lineRule="auto"/>
+        <w:ind w:left="0" w:firstLine="851"/>
+        <w:jc w:val="both"/>
+        <w:rPr>
+          <w:sz w:val="28"/>
+          <w:szCs w:val="28"/>
+        </w:rPr>
+      </w:pPr>
+      <w:r>
+        <w:rPr>
+          <w:b/>
+          <w:bCs/>
+          <w:sz w:val="28"/>
+          <w:szCs w:val="28"/>
+        </w:rPr>
+        <w:t xml:space="preserve">Таблица </w:t>
+      </w:r>
+      <w:proofErr w:type="spellStart"/>
+      <w:r>
+        <w:rPr>
+          <w:b/>
+          <w:bCs/>
+          <w:sz w:val="28"/>
+          <w:szCs w:val="28"/>
+        </w:rPr>
+        <w:t>goals</w:t>
+      </w:r>
+      <w:proofErr w:type="spellEnd"/>
+      <w:r>
+        <w:rPr>
+          <w:sz w:val="28"/>
+          <w:szCs w:val="28"/>
+        </w:rPr>
+        <w:t xml:space="preserve"> — содержит финансовые цели пользователей. Структура таблицы представлена в таблице 9.</w:t>
+      </w:r>
+    </w:p>
+    <w:p>
+      <w:pPr>
+        <w:pStyle w:val="a3"/>
+        <w:spacing w:line="360" w:lineRule="auto"/>
+        <w:ind w:left="0" w:firstLine="851"/>
+        <w:jc w:val="both"/>
+        <w:rPr>
+          <w:sz w:val="28"/>
+          <w:szCs w:val="28"/>
+          <w:lang w:val="en-US"/>
+        </w:rPr>
+      </w:pPr>
+      <w:r>
+        <w:rPr>
+          <w:sz w:val="28"/>
+          <w:szCs w:val="28"/>
+        </w:rPr>
+        <w:t xml:space="preserve">Таблица 9 — Структура таблицы </w:t>
+      </w:r>
+      <w:proofErr w:type="spellStart"/>
+      <w:r>
+        <w:rPr>
+          <w:sz w:val="28"/>
+          <w:szCs w:val="28"/>
+        </w:rPr>
+        <w:t>goals</w:t>
+      </w:r>
+      <w:proofErr w:type="spellEnd"/>
+    </w:p>
+    <w:tbl>
+      <w:tblPr>
+        <w:tblStyle w:val="aa"/>
+        <w:tblW w:w="0" w:type="auto"/>
+        <w:tblLook w:val="04A0" w:firstRow="1" w:lastRow="0" w:firstColumn="1" w:lastColumn="0" w:noHBand="0" w:noVBand="1"/>
+      </w:tblPr>
+      <w:tblGrid>
+        <w:gridCol w:w="3115"/>
+        <w:gridCol w:w="3115"/>
+        <w:gridCol w:w="3115"/>
+      </w:tblGrid>
+      <w:tr>
+        <w:tc>
+          <w:tcPr>
+            <w:tcW w:w="3115" w:type="dxa"/>
+          </w:tcPr>
+          <w:p>
+            <w:pPr>
+              <w:pStyle w:val="a3"/>
+              <w:spacing w:line="360" w:lineRule="auto"/>
+              <w:ind w:left="0"/>
+              <w:jc w:val="both"/>
+              <w:rPr>
+                <w:sz w:val="28"/>
+                <w:szCs w:val="28"/>
+                <w:lang w:val="en-US"/>
+              </w:rPr>
+            </w:pPr>
+            <w:r>
+              <w:rPr>
+                <w:sz w:val="28"/>
+                <w:szCs w:val="28"/>
+              </w:rPr>
+              <w:t>Поле</w:t>
+            </w:r>
+          </w:p>
+        </w:tc>
+        <w:tc>
+          <w:tcPr>
+            <w:tcW w:w="3115" w:type="dxa"/>
+          </w:tcPr>
+          <w:p>
+            <w:pPr>
+              <w:pStyle w:val="a3"/>
+              <w:spacing w:line="360" w:lineRule="auto"/>
+              <w:ind w:left="0"/>
+              <w:jc w:val="both"/>
+              <w:rPr>
+                <w:sz w:val="28"/>
+                <w:szCs w:val="28"/>
+                <w:lang w:val="en-US"/>
+              </w:rPr>
+            </w:pPr>
+            <w:r>
+              <w:rPr>
+                <w:sz w:val="28"/>
+                <w:szCs w:val="28"/>
+              </w:rPr>
+              <w:t>Тип данных</w:t>
+            </w:r>
+          </w:p>
+        </w:tc>
+        <w:tc>
+          <w:tcPr>
+            <w:tcW w:w="3115" w:type="dxa"/>
+          </w:tcPr>
+          <w:p>
+            <w:pPr>
+              <w:pStyle w:val="a3"/>
+              <w:spacing w:line="360" w:lineRule="auto"/>
+              <w:ind w:left="0"/>
+              <w:jc w:val="both"/>
+              <w:rPr>
+                <w:sz w:val="28"/>
+                <w:szCs w:val="28"/>
+                <w:lang w:val="en-US"/>
+              </w:rPr>
+            </w:pPr>
+            <w:r>
+              <w:rPr>
+                <w:sz w:val="28"/>
+                <w:szCs w:val="28"/>
+              </w:rPr>
+              <w:t>Описание</w:t>
+            </w:r>
+          </w:p>
+        </w:tc>
+      </w:tr>
+      <w:tr>
+        <w:tc>
+          <w:tcPr>
+            <w:tcW w:w="3115" w:type="dxa"/>
+          </w:tcPr>
+          <w:p>
+            <w:pPr>
+              <w:pStyle w:val="a3"/>
+              <w:spacing w:line="360" w:lineRule="auto"/>
+              <w:ind w:left="0"/>
+              <w:jc w:val="both"/>
+              <w:rPr>
+                <w:sz w:val="28"/>
+                <w:szCs w:val="28"/>
+                <w:lang w:val="en-US"/>
+              </w:rPr>
+            </w:pPr>
+            <w:proofErr w:type="spellStart"/>
+            <w:r>
+              <w:rPr>
+                <w:sz w:val="28"/>
+                <w:szCs w:val="28"/>
+              </w:rPr>
+              <w:t>id</w:t>
+            </w:r>
+            <w:proofErr w:type="spellEnd"/>
+          </w:p>
+        </w:tc>
+        <w:tc>
+          <w:tcPr>
+            <w:tcW w:w="3115" w:type="dxa"/>
+          </w:tcPr>
+          <w:p>
+            <w:pPr>
+              <w:pStyle w:val="a3"/>
+              <w:spacing w:line="360" w:lineRule="auto"/>
+              <w:ind w:left="0"/>
+              <w:jc w:val="both"/>
+              <w:rPr>
+                <w:sz w:val="28"/>
+                <w:szCs w:val="28"/>
+                <w:lang w:val="en-US"/>
+              </w:rPr>
+            </w:pPr>
+            <w:r>
+              <w:rPr>
+                <w:sz w:val="28"/>
+                <w:szCs w:val="28"/>
+              </w:rPr>
+              <w:t>BIGINT</w:t>
+            </w:r>
+          </w:p>
+        </w:tc>
+        <w:tc>
+          <w:tcPr>
+            <w:tcW w:w="3115" w:type="dxa"/>
+          </w:tcPr>
+          <w:p>
+            <w:pPr>
+              <w:pStyle w:val="a3"/>
+              <w:spacing w:line="360" w:lineRule="auto"/>
+              <w:ind w:left="0"/>
+              <w:jc w:val="both"/>
+              <w:rPr>
+                <w:sz w:val="28"/>
+                <w:szCs w:val="28"/>
+                <w:lang w:val="en-US"/>
+              </w:rPr>
+            </w:pPr>
+            <w:r>
+              <w:rPr>
+                <w:sz w:val="28"/>
+                <w:szCs w:val="28"/>
+              </w:rPr>
+              <w:t xml:space="preserve">Первичный ключ, </w:t>
+            </w:r>
+            <w:proofErr w:type="spellStart"/>
+            <w:r>
+              <w:rPr>
+                <w:sz w:val="28"/>
+                <w:szCs w:val="28"/>
+              </w:rPr>
+              <w:t>автоинкремент</w:t>
+            </w:r>
+            <w:proofErr w:type="spellEnd"/>
+          </w:p>
+        </w:tc>
+      </w:tr>
+      <w:tr>
+        <w:tc>
+          <w:tcPr>
+            <w:tcW w:w="3115" w:type="dxa"/>
+          </w:tcPr>
+          <w:p>
+            <w:pPr>
+              <w:pStyle w:val="a3"/>
+              <w:spacing w:line="360" w:lineRule="auto"/>
+              <w:ind w:left="0"/>
+              <w:jc w:val="both"/>
+              <w:rPr>
+                <w:sz w:val="28"/>
+                <w:szCs w:val="28"/>
+                <w:lang w:val="en-US"/>
+              </w:rPr>
+            </w:pPr>
+            <w:proofErr w:type="spellStart"/>
+            <w:r>
+              <w:rPr>
+                <w:sz w:val="28"/>
+                <w:szCs w:val="28"/>
+              </w:rPr>
+              <w:t>user_id</w:t>
+            </w:r>
+            <w:proofErr w:type="spellEnd"/>
+          </w:p>
+        </w:tc>
+        <w:tc>
+          <w:tcPr>
+            <w:tcW w:w="3115" w:type="dxa"/>
+          </w:tcPr>
+          <w:p>
+            <w:pPr>
+              <w:pStyle w:val="a3"/>
+              <w:spacing w:line="360" w:lineRule="auto"/>
+              <w:ind w:left="0"/>
+              <w:jc w:val="both"/>
+              <w:rPr>
+                <w:sz w:val="28"/>
+                <w:szCs w:val="28"/>
+                <w:lang w:val="en-US"/>
+              </w:rPr>
+            </w:pPr>
+            <w:r>
+              <w:rPr>
+                <w:sz w:val="28"/>
+                <w:szCs w:val="28"/>
+              </w:rPr>
+              <w:t>BIGINT</w:t>
+            </w:r>
+          </w:p>
+        </w:tc>
+        <w:tc>
+          <w:tcPr>
+            <w:tcW w:w="3115" w:type="dxa"/>
+          </w:tcPr>
+          <w:p>
+            <w:pPr>
+              <w:pStyle w:val="a3"/>
+              <w:spacing w:line="360" w:lineRule="auto"/>
+              <w:ind w:left="0"/>
+              <w:jc w:val="both"/>
+              <w:rPr>
+                <w:sz w:val="28"/>
+                <w:szCs w:val="28"/>
+              </w:rPr>
+            </w:pPr>
+            <w:r>
+              <w:rPr>
+                <w:sz w:val="28"/>
+                <w:szCs w:val="28"/>
+              </w:rPr>
+              <w:t xml:space="preserve">Внешний ключ к таблице </w:t>
+            </w:r>
+            <w:proofErr w:type="spellStart"/>
+            <w:r>
+              <w:rPr>
+                <w:sz w:val="28"/>
+                <w:szCs w:val="28"/>
+              </w:rPr>
+              <w:t>users</w:t>
+            </w:r>
+            <w:proofErr w:type="spellEnd"/>
+          </w:p>
+        </w:tc>
+      </w:tr>
+      <w:tr>
+        <w:tc>
+          <w:tcPr>
+            <w:tcW w:w="3115" w:type="dxa"/>
+          </w:tcPr>
+          <w:p>
+            <w:pPr>
+              <w:pStyle w:val="a3"/>
+              <w:spacing w:line="360" w:lineRule="auto"/>
+              <w:ind w:left="0"/>
+              <w:jc w:val="both"/>
+              <w:rPr>
+                <w:sz w:val="28"/>
+                <w:szCs w:val="28"/>
+                <w:lang w:val="en-US"/>
+              </w:rPr>
+            </w:pPr>
+            <w:proofErr w:type="spellStart"/>
+            <w:r>
+              <w:rPr>
+                <w:sz w:val="28"/>
+                <w:szCs w:val="28"/>
+              </w:rPr>
+              <w:t>name</w:t>
+            </w:r>
+            <w:proofErr w:type="spellEnd"/>
+          </w:p>
+        </w:tc>
+        <w:tc>
+          <w:tcPr>
+            <w:tcW w:w="3115" w:type="dxa"/>
+          </w:tcPr>
+          <w:p>
+            <w:pPr>
+              <w:pStyle w:val="a3"/>
+              <w:spacing w:line="360" w:lineRule="auto"/>
+              <w:ind w:left="0"/>
+              <w:jc w:val="both"/>
+              <w:rPr>
+                <w:sz w:val="28"/>
+                <w:szCs w:val="28"/>
+                <w:lang w:val="en-US"/>
+              </w:rPr>
+            </w:pPr>
+            <w:proofErr w:type="gramStart"/>
+            <w:r>
+              <w:rPr>
+                <w:sz w:val="28"/>
+                <w:szCs w:val="28"/>
+              </w:rPr>
+              <w:t>VARCHAR(</w:t>
+            </w:r>
+            <w:proofErr w:type="gramEnd"/>
+            <w:r>
+              <w:rPr>
+                <w:sz w:val="28"/>
+                <w:szCs w:val="28"/>
+              </w:rPr>
+              <w:t>150)</w:t>
+            </w:r>
+          </w:p>
+        </w:tc>
+        <w:tc>
+          <w:tcPr>
+            <w:tcW w:w="3115" w:type="dxa"/>
+          </w:tcPr>
+          <w:p>
+            <w:pPr>
+              <w:pStyle w:val="a3"/>
+              <w:spacing w:line="360" w:lineRule="auto"/>
+              <w:ind w:left="0"/>
+              <w:jc w:val="both"/>
+              <w:rPr>
+                <w:sz w:val="28"/>
+                <w:szCs w:val="28"/>
+                <w:lang w:val="en-US"/>
+              </w:rPr>
+            </w:pPr>
+            <w:r>
+              <w:rPr>
+                <w:sz w:val="28"/>
+                <w:szCs w:val="28"/>
+              </w:rPr>
+              <w:t>Название цели</w:t>
+            </w:r>
+          </w:p>
+        </w:tc>
+      </w:tr>
+      <w:tr>
+        <w:tc>
+          <w:tcPr>
+            <w:tcW w:w="3115" w:type="dxa"/>
+          </w:tcPr>
+          <w:p>
+            <w:pPr>
+              <w:pStyle w:val="a3"/>
+              <w:spacing w:line="360" w:lineRule="auto"/>
+              <w:ind w:left="0"/>
+              <w:jc w:val="both"/>
+              <w:rPr>
+                <w:sz w:val="28"/>
+                <w:szCs w:val="28"/>
+                <w:lang w:val="en-US"/>
+              </w:rPr>
+            </w:pPr>
+            <w:proofErr w:type="spellStart"/>
+            <w:r>
+              <w:rPr>
+                <w:sz w:val="28"/>
+                <w:szCs w:val="28"/>
+              </w:rPr>
+              <w:t>description</w:t>
+            </w:r>
+            <w:proofErr w:type="spellEnd"/>
+          </w:p>
+        </w:tc>
+        <w:tc>
+          <w:tcPr>
+            <w:tcW w:w="3115" w:type="dxa"/>
+          </w:tcPr>
+          <w:p>
+            <w:pPr>
+              <w:pStyle w:val="a3"/>
+              <w:spacing w:line="360" w:lineRule="auto"/>
+              <w:ind w:left="0"/>
+              <w:jc w:val="both"/>
+              <w:rPr>
+                <w:sz w:val="28"/>
+                <w:szCs w:val="28"/>
+                <w:lang w:val="en-US"/>
+              </w:rPr>
+            </w:pPr>
+            <w:r>
+              <w:rPr>
+                <w:sz w:val="28"/>
+                <w:szCs w:val="28"/>
+              </w:rPr>
+              <w:t>TEXT</w:t>
+            </w:r>
+          </w:p>
+        </w:tc>
+        <w:tc>
+          <w:tcPr>
+            <w:tcW w:w="3115" w:type="dxa"/>
+          </w:tcPr>
+          <w:p>
+            <w:pPr>
+              <w:pStyle w:val="a3"/>
+              <w:spacing w:line="360" w:lineRule="auto"/>
+              <w:ind w:left="0"/>
+              <w:jc w:val="both"/>
+              <w:rPr>
+                <w:sz w:val="28"/>
+                <w:szCs w:val="28"/>
+                <w:lang w:val="en-US"/>
+              </w:rPr>
+            </w:pPr>
+            <w:r>
+              <w:rPr>
+                <w:sz w:val="28"/>
+                <w:szCs w:val="28"/>
+              </w:rPr>
+              <w:t>Описание цели</w:t>
+            </w:r>
+          </w:p>
+        </w:tc>
+      </w:tr>
+      <w:tr>
+        <w:tc>
+          <w:tcPr>
+            <w:tcW w:w="3115" w:type="dxa"/>
+          </w:tcPr>
+          <w:p>
+            <w:pPr>
+              <w:pStyle w:val="a3"/>
+              <w:spacing w:line="360" w:lineRule="auto"/>
+              <w:ind w:left="0"/>
+              <w:jc w:val="both"/>
+              <w:rPr>
+                <w:sz w:val="28"/>
+                <w:szCs w:val="28"/>
+                <w:lang w:val="en-US"/>
+              </w:rPr>
+            </w:pPr>
+            <w:proofErr w:type="spellStart"/>
+            <w:r>
+              <w:rPr>
+                <w:sz w:val="28"/>
+                <w:szCs w:val="28"/>
+              </w:rPr>
+              <w:t>target_amount</w:t>
+            </w:r>
+            <w:proofErr w:type="spellEnd"/>
+          </w:p>
+        </w:tc>
+        <w:tc>
+          <w:tcPr>
+            <w:tcW w:w="3115" w:type="dxa"/>
+          </w:tcPr>
+          <w:p>
+            <w:pPr>
+              <w:pStyle w:val="a3"/>
+              <w:spacing w:line="360" w:lineRule="auto"/>
+              <w:ind w:left="0"/>
+              <w:jc w:val="both"/>
+              <w:rPr>
+                <w:sz w:val="28"/>
+                <w:szCs w:val="28"/>
+                <w:lang w:val="en-US"/>
+              </w:rPr>
+            </w:pPr>
+            <w:proofErr w:type="gramStart"/>
+            <w:r>
+              <w:rPr>
+                <w:sz w:val="28"/>
+                <w:szCs w:val="28"/>
+              </w:rPr>
+              <w:t>DECIMAL(</w:t>
+            </w:r>
+            <w:proofErr w:type="gramEnd"/>
+            <w:r>
+              <w:rPr>
+                <w:sz w:val="28"/>
+                <w:szCs w:val="28"/>
+              </w:rPr>
+              <w:t>15,2)</w:t>
+            </w:r>
+          </w:p>
+        </w:tc>
+        <w:tc>
+          <w:tcPr>
+            <w:tcW w:w="3115" w:type="dxa"/>
+          </w:tcPr>
+          <w:p>
+            <w:pPr>
+              <w:pStyle w:val="a3"/>
+              <w:spacing w:line="360" w:lineRule="auto"/>
+              <w:ind w:left="0"/>
+              <w:jc w:val="both"/>
+              <w:rPr>
+                <w:sz w:val="28"/>
+                <w:szCs w:val="28"/>
+                <w:lang w:val="en-US"/>
+              </w:rPr>
+            </w:pPr>
+            <w:r>
+              <w:rPr>
+                <w:sz w:val="28"/>
+                <w:szCs w:val="28"/>
+              </w:rPr>
+              <w:t>Целевая сумма накоплений</w:t>
+            </w:r>
+          </w:p>
+        </w:tc>
+      </w:tr>
+      <w:tr>
+        <w:tc>
+          <w:tcPr>
+            <w:tcW w:w="3115" w:type="dxa"/>
+          </w:tcPr>
+          <w:p>
+            <w:pPr>
+              <w:pStyle w:val="a3"/>
+              <w:spacing w:line="360" w:lineRule="auto"/>
+              <w:ind w:left="0"/>
+              <w:jc w:val="both"/>
+              <w:rPr>
+                <w:sz w:val="28"/>
+                <w:szCs w:val="28"/>
+                <w:lang w:val="en-US"/>
+              </w:rPr>
+            </w:pPr>
+            <w:proofErr w:type="spellStart"/>
+            <w:r>
+              <w:rPr>
+                <w:sz w:val="28"/>
+                <w:szCs w:val="28"/>
+              </w:rPr>
+              <w:t>current_amount</w:t>
+            </w:r>
+            <w:proofErr w:type="spellEnd"/>
+          </w:p>
+        </w:tc>
+        <w:tc>
+          <w:tcPr>
+            <w:tcW w:w="3115" w:type="dxa"/>
+          </w:tcPr>
+          <w:p>
+            <w:pPr>
+              <w:pStyle w:val="a3"/>
+              <w:spacing w:line="360" w:lineRule="auto"/>
+              <w:ind w:left="0"/>
+              <w:jc w:val="both"/>
+              <w:rPr>
+                <w:sz w:val="28"/>
+                <w:szCs w:val="28"/>
+                <w:lang w:val="en-US"/>
+              </w:rPr>
+            </w:pPr>
+            <w:proofErr w:type="gramStart"/>
+            <w:r>
+              <w:rPr>
+                <w:sz w:val="28"/>
+                <w:szCs w:val="28"/>
+              </w:rPr>
+              <w:t>DECIMAL(</w:t>
+            </w:r>
+            <w:proofErr w:type="gramEnd"/>
+            <w:r>
+              <w:rPr>
+                <w:sz w:val="28"/>
+                <w:szCs w:val="28"/>
+              </w:rPr>
+              <w:t>15,2)</w:t>
+            </w:r>
+          </w:p>
+        </w:tc>
+        <w:tc>
+          <w:tcPr>
+            <w:tcW w:w="3115" w:type="dxa"/>
+          </w:tcPr>
+          <w:p>
+            <w:pPr>
+              <w:pStyle w:val="a3"/>
+              <w:spacing w:line="360" w:lineRule="auto"/>
+              <w:ind w:left="0"/>
+              <w:jc w:val="both"/>
+              <w:rPr>
+                <w:sz w:val="28"/>
+                <w:szCs w:val="28"/>
+              </w:rPr>
+            </w:pPr>
+            <w:r>
+              <w:rPr>
+                <w:sz w:val="28"/>
+                <w:szCs w:val="28"/>
+              </w:rPr>
+              <w:t>Текущая накопленная сумма, по умолчанию 0</w:t>
+            </w:r>
+          </w:p>
+        </w:tc>
+      </w:tr>
+      <w:tr>
+        <w:tc>
+          <w:tcPr>
+            <w:tcW w:w="3115" w:type="dxa"/>
+          </w:tcPr>
+          <w:p>
+            <w:pPr>
+              <w:pStyle w:val="a3"/>
+              <w:spacing w:line="360" w:lineRule="auto"/>
+              <w:ind w:left="0"/>
+              <w:jc w:val="both"/>
+              <w:rPr>
+                <w:sz w:val="28"/>
+                <w:szCs w:val="28"/>
+                <w:lang w:val="en-US"/>
+              </w:rPr>
+            </w:pPr>
+            <w:proofErr w:type="spellStart"/>
+            <w:r>
+              <w:rPr>
+                <w:sz w:val="28"/>
+                <w:szCs w:val="28"/>
+              </w:rPr>
+              <w:t>start_date</w:t>
+            </w:r>
+            <w:proofErr w:type="spellEnd"/>
+          </w:p>
+        </w:tc>
+        <w:tc>
+          <w:tcPr>
+            <w:tcW w:w="3115" w:type="dxa"/>
+          </w:tcPr>
+          <w:p>
+            <w:pPr>
+              <w:pStyle w:val="a3"/>
+              <w:spacing w:line="360" w:lineRule="auto"/>
+              <w:ind w:left="0"/>
+              <w:jc w:val="both"/>
+              <w:rPr>
+                <w:sz w:val="28"/>
+                <w:szCs w:val="28"/>
+                <w:lang w:val="en-US"/>
+              </w:rPr>
+            </w:pPr>
+            <w:r>
+              <w:rPr>
+                <w:sz w:val="28"/>
+                <w:szCs w:val="28"/>
+                <w:lang w:val="en-US"/>
+              </w:rPr>
+              <w:t>DATE</w:t>
+            </w:r>
+          </w:p>
+        </w:tc>
+        <w:tc>
+          <w:tcPr>
+            <w:tcW w:w="3115" w:type="dxa"/>
+          </w:tcPr>
+          <w:p>
+            <w:pPr>
+              <w:pStyle w:val="a3"/>
+              <w:spacing w:line="360" w:lineRule="auto"/>
+              <w:ind w:left="0"/>
+              <w:jc w:val="both"/>
+              <w:rPr>
+                <w:sz w:val="28"/>
+                <w:szCs w:val="28"/>
+                <w:lang w:val="en-US"/>
+              </w:rPr>
+            </w:pPr>
+            <w:r>
+              <w:rPr>
+                <w:sz w:val="28"/>
+                <w:szCs w:val="28"/>
+              </w:rPr>
+              <w:t>Дата начала накоплений</w:t>
+            </w:r>
+          </w:p>
+        </w:tc>
+      </w:tr>
+      <w:tr>
+        <w:tc>
+          <w:tcPr>
+            <w:tcW w:w="3115" w:type="dxa"/>
+          </w:tcPr>
+          <w:p>
+            <w:pPr>
+              <w:pStyle w:val="a3"/>
+              <w:spacing w:line="360" w:lineRule="auto"/>
+              <w:ind w:left="0"/>
+              <w:jc w:val="both"/>
+              <w:rPr>
+                <w:sz w:val="28"/>
+                <w:szCs w:val="28"/>
+                <w:lang w:val="en-US"/>
+              </w:rPr>
+            </w:pPr>
+            <w:proofErr w:type="spellStart"/>
+            <w:r>
+              <w:rPr>
+                <w:sz w:val="28"/>
+                <w:szCs w:val="28"/>
+              </w:rPr>
+              <w:t>target_date</w:t>
+            </w:r>
+            <w:proofErr w:type="spellEnd"/>
+          </w:p>
+        </w:tc>
+        <w:tc>
+          <w:tcPr>
+            <w:tcW w:w="3115" w:type="dxa"/>
+          </w:tcPr>
+          <w:p>
+            <w:pPr>
+              <w:pStyle w:val="a3"/>
+              <w:spacing w:line="360" w:lineRule="auto"/>
+              <w:ind w:left="0"/>
+              <w:jc w:val="both"/>
+              <w:rPr>
+                <w:sz w:val="28"/>
+                <w:szCs w:val="28"/>
+                <w:lang w:val="en-US"/>
+              </w:rPr>
+            </w:pPr>
+            <w:r>
+              <w:rPr>
+                <w:sz w:val="28"/>
+                <w:szCs w:val="28"/>
+              </w:rPr>
+              <w:t>DATE</w:t>
+            </w:r>
+          </w:p>
+        </w:tc>
+        <w:tc>
+          <w:tcPr>
+            <w:tcW w:w="3115" w:type="dxa"/>
+          </w:tcPr>
+          <w:p>
+            <w:pPr>
+              <w:pStyle w:val="a3"/>
+              <w:spacing w:line="360" w:lineRule="auto"/>
+              <w:ind w:left="0"/>
+              <w:jc w:val="both"/>
+              <w:rPr>
+                <w:sz w:val="28"/>
+                <w:szCs w:val="28"/>
+              </w:rPr>
+            </w:pPr>
+            <w:r>
+              <w:rPr>
+                <w:sz w:val="28"/>
+                <w:szCs w:val="28"/>
+              </w:rPr>
+              <w:t>Планируемая дата достижения цели, необязательное поле</w:t>
+            </w:r>
+          </w:p>
+        </w:tc>
+      </w:tr>
+      <w:tr>
+        <w:tc>
+          <w:tcPr>
+            <w:tcW w:w="3115" w:type="dxa"/>
+          </w:tcPr>
+          <w:p>
+            <w:pPr>
+              <w:pStyle w:val="a3"/>
+              <w:spacing w:line="360" w:lineRule="auto"/>
+              <w:ind w:left="0"/>
+              <w:jc w:val="both"/>
+              <w:rPr>
+                <w:sz w:val="28"/>
+                <w:szCs w:val="28"/>
+                <w:lang w:val="en-US"/>
+              </w:rPr>
+            </w:pPr>
+            <w:proofErr w:type="spellStart"/>
+            <w:r>
+              <w:rPr>
+                <w:sz w:val="28"/>
+                <w:szCs w:val="28"/>
+              </w:rPr>
+              <w:t>status</w:t>
+            </w:r>
+            <w:proofErr w:type="spellEnd"/>
+          </w:p>
+        </w:tc>
+        <w:tc>
+          <w:tcPr>
+            <w:tcW w:w="3115" w:type="dxa"/>
+          </w:tcPr>
+          <w:p>
+            <w:pPr>
+              <w:pStyle w:val="a3"/>
+              <w:spacing w:line="360" w:lineRule="auto"/>
+              <w:ind w:left="0"/>
+              <w:jc w:val="both"/>
+              <w:rPr>
+                <w:sz w:val="28"/>
+                <w:szCs w:val="28"/>
+                <w:lang w:val="en-US"/>
+              </w:rPr>
+            </w:pPr>
+            <w:r>
+              <w:rPr>
+                <w:sz w:val="28"/>
+                <w:szCs w:val="28"/>
+              </w:rPr>
+              <w:t>ENUM</w:t>
+            </w:r>
+          </w:p>
+        </w:tc>
+        <w:tc>
+          <w:tcPr>
+            <w:tcW w:w="3115" w:type="dxa"/>
+          </w:tcPr>
+          <w:p>
+            <w:pPr>
+              <w:pStyle w:val="a3"/>
+              <w:spacing w:line="360" w:lineRule="auto"/>
+              <w:ind w:left="0"/>
+              <w:jc w:val="both"/>
+              <w:rPr>
+                <w:sz w:val="28"/>
+                <w:szCs w:val="28"/>
+                <w:lang w:val="en-US"/>
+              </w:rPr>
+            </w:pPr>
+            <w:r>
+              <w:rPr>
+                <w:sz w:val="28"/>
+                <w:szCs w:val="28"/>
+              </w:rPr>
+              <w:t>Статус</w:t>
+            </w:r>
+            <w:r>
+              <w:rPr>
+                <w:sz w:val="28"/>
+                <w:szCs w:val="28"/>
+                <w:lang w:val="en-US"/>
+              </w:rPr>
+              <w:t xml:space="preserve"> </w:t>
+            </w:r>
+            <w:r>
+              <w:rPr>
+                <w:sz w:val="28"/>
+                <w:szCs w:val="28"/>
+              </w:rPr>
+              <w:t>цели</w:t>
+            </w:r>
+            <w:r>
+              <w:rPr>
+                <w:sz w:val="28"/>
+                <w:szCs w:val="28"/>
+                <w:lang w:val="en-US"/>
+              </w:rPr>
+              <w:t xml:space="preserve">: </w:t>
+            </w:r>
+            <w:proofErr w:type="spellStart"/>
+            <w:r>
+              <w:rPr>
+                <w:sz w:val="28"/>
+                <w:szCs w:val="28"/>
+                <w:lang w:val="en-US"/>
+              </w:rPr>
+              <w:t>in_progress</w:t>
+            </w:r>
+            <w:proofErr w:type="spellEnd"/>
+            <w:r>
+              <w:rPr>
+                <w:sz w:val="28"/>
+                <w:szCs w:val="28"/>
+                <w:lang w:val="en-US"/>
+              </w:rPr>
+              <w:t>, achieved, failed</w:t>
+            </w:r>
+          </w:p>
+        </w:tc>
+      </w:tr>
+      <w:tr>
+        <w:tc>
+          <w:tcPr>
+            <w:tcW w:w="3115" w:type="dxa"/>
+          </w:tcPr>
+          <w:p>
+            <w:pPr>
+              <w:pStyle w:val="a3"/>
+              <w:spacing w:line="360" w:lineRule="auto"/>
+              <w:ind w:left="0"/>
+              <w:jc w:val="both"/>
+              <w:rPr>
+                <w:sz w:val="28"/>
+                <w:szCs w:val="28"/>
+                <w:lang w:val="en-US"/>
+              </w:rPr>
+            </w:pPr>
+            <w:proofErr w:type="spellStart"/>
+            <w:r>
+              <w:rPr>
+                <w:sz w:val="28"/>
+                <w:szCs w:val="28"/>
+              </w:rPr>
+              <w:lastRenderedPageBreak/>
+              <w:t>created_at</w:t>
+            </w:r>
+            <w:proofErr w:type="spellEnd"/>
+          </w:p>
+        </w:tc>
+        <w:tc>
+          <w:tcPr>
+            <w:tcW w:w="3115" w:type="dxa"/>
+          </w:tcPr>
+          <w:p>
+            <w:pPr>
+              <w:pStyle w:val="a3"/>
+              <w:spacing w:line="360" w:lineRule="auto"/>
+              <w:ind w:left="0"/>
+              <w:jc w:val="both"/>
+              <w:rPr>
+                <w:sz w:val="28"/>
+                <w:szCs w:val="28"/>
+                <w:lang w:val="en-US"/>
+              </w:rPr>
+            </w:pPr>
+            <w:r>
+              <w:rPr>
+                <w:sz w:val="28"/>
+                <w:szCs w:val="28"/>
+              </w:rPr>
+              <w:t>TIMESTAMP</w:t>
+            </w:r>
+          </w:p>
+        </w:tc>
+        <w:tc>
+          <w:tcPr>
+            <w:tcW w:w="3115" w:type="dxa"/>
+          </w:tcPr>
+          <w:p>
+            <w:pPr>
+              <w:pStyle w:val="a3"/>
+              <w:spacing w:line="360" w:lineRule="auto"/>
+              <w:ind w:left="0"/>
+              <w:jc w:val="both"/>
+              <w:rPr>
+                <w:sz w:val="28"/>
+                <w:szCs w:val="28"/>
+              </w:rPr>
+            </w:pPr>
+            <w:r>
+              <w:rPr>
+                <w:sz w:val="28"/>
+                <w:szCs w:val="28"/>
+              </w:rPr>
+              <w:t>Дата и время создания записи</w:t>
+            </w:r>
+          </w:p>
+        </w:tc>
+      </w:tr>
+      <w:tr>
+        <w:tc>
+          <w:tcPr>
+            <w:tcW w:w="3115" w:type="dxa"/>
+          </w:tcPr>
+          <w:p>
+            <w:pPr>
+              <w:pStyle w:val="a3"/>
+              <w:spacing w:line="360" w:lineRule="auto"/>
+              <w:ind w:left="0"/>
+              <w:jc w:val="both"/>
+              <w:rPr>
+                <w:sz w:val="28"/>
+                <w:szCs w:val="28"/>
+                <w:lang w:val="en-US"/>
+              </w:rPr>
+            </w:pPr>
+            <w:proofErr w:type="spellStart"/>
+            <w:r>
+              <w:rPr>
+                <w:sz w:val="28"/>
+                <w:szCs w:val="28"/>
+              </w:rPr>
+              <w:t>updated_at</w:t>
+            </w:r>
+            <w:proofErr w:type="spellEnd"/>
+          </w:p>
+        </w:tc>
+        <w:tc>
+          <w:tcPr>
+            <w:tcW w:w="3115" w:type="dxa"/>
+          </w:tcPr>
+          <w:p>
+            <w:pPr>
+              <w:pStyle w:val="a3"/>
+              <w:spacing w:line="360" w:lineRule="auto"/>
+              <w:ind w:left="0"/>
+              <w:jc w:val="both"/>
+              <w:rPr>
+                <w:sz w:val="28"/>
+                <w:szCs w:val="28"/>
+                <w:lang w:val="en-US"/>
+              </w:rPr>
+            </w:pPr>
+            <w:r>
+              <w:rPr>
+                <w:sz w:val="28"/>
+                <w:szCs w:val="28"/>
+              </w:rPr>
+              <w:t>TIMESTAMP</w:t>
+            </w:r>
+          </w:p>
+        </w:tc>
+        <w:tc>
+          <w:tcPr>
+            <w:tcW w:w="3115" w:type="dxa"/>
+          </w:tcPr>
+          <w:p>
+            <w:pPr>
+              <w:pStyle w:val="a3"/>
+              <w:spacing w:line="360" w:lineRule="auto"/>
+              <w:ind w:left="0"/>
+              <w:jc w:val="both"/>
+              <w:rPr>
+                <w:sz w:val="28"/>
+                <w:szCs w:val="28"/>
+              </w:rPr>
+            </w:pPr>
+            <w:r>
+              <w:rPr>
+                <w:sz w:val="28"/>
+                <w:szCs w:val="28"/>
+              </w:rPr>
+              <w:t>Дата и время последнего обновления записи</w:t>
+            </w:r>
+          </w:p>
+        </w:tc>
+      </w:tr>
+    </w:tbl>
+    <w:p>
+      <w:pPr>
+        <w:pStyle w:val="a3"/>
+        <w:spacing w:line="360" w:lineRule="auto"/>
+        <w:ind w:left="0" w:firstLine="851"/>
+        <w:jc w:val="both"/>
+        <w:rPr>
+          <w:sz w:val="28"/>
+          <w:szCs w:val="28"/>
+          <w:lang w:val="en-US"/>
+        </w:rPr>
+      </w:pPr>
+      <w:r>
+        <w:rPr>
+          <w:sz w:val="28"/>
+          <w:szCs w:val="28"/>
+        </w:rPr>
+        <w:t xml:space="preserve">Таблица </w:t>
+      </w:r>
+      <w:proofErr w:type="spellStart"/>
+      <w:r>
+        <w:rPr>
+          <w:sz w:val="28"/>
+          <w:szCs w:val="28"/>
+        </w:rPr>
+        <w:t>personal_access_tokens</w:t>
+      </w:r>
+      <w:proofErr w:type="spellEnd"/>
+      <w:r>
+        <w:rPr>
+          <w:sz w:val="28"/>
+          <w:szCs w:val="28"/>
+        </w:rPr>
+        <w:t xml:space="preserve"> — системная таблица </w:t>
+      </w:r>
+      <w:proofErr w:type="spellStart"/>
+      <w:r>
+        <w:rPr>
+          <w:sz w:val="28"/>
+          <w:szCs w:val="28"/>
+        </w:rPr>
+        <w:t>Laravel</w:t>
+      </w:r>
+      <w:proofErr w:type="spellEnd"/>
+      <w:r>
+        <w:rPr>
+          <w:sz w:val="28"/>
+          <w:szCs w:val="28"/>
+        </w:rPr>
+        <w:t xml:space="preserve"> </w:t>
+      </w:r>
+      <w:proofErr w:type="spellStart"/>
+      <w:r>
+        <w:rPr>
+          <w:sz w:val="28"/>
+          <w:szCs w:val="28"/>
+        </w:rPr>
+        <w:t>Sanctum</w:t>
+      </w:r>
+      <w:proofErr w:type="spellEnd"/>
+      <w:r>
+        <w:rPr>
+          <w:sz w:val="28"/>
+          <w:szCs w:val="28"/>
+        </w:rPr>
+        <w:t xml:space="preserve"> для хранения токенов аутентификации API.</w:t>
+      </w:r>
+    </w:p>
+    <w:p>
+      <w:pPr>
+        <w:pStyle w:val="a3"/>
+        <w:spacing w:line="360" w:lineRule="auto"/>
+        <w:ind w:left="0" w:firstLine="851"/>
+        <w:jc w:val="both"/>
+        <w:rPr>
+          <w:sz w:val="28"/>
+          <w:szCs w:val="28"/>
+          <w:lang w:val="en-US"/>
+        </w:rPr>
+      </w:pPr>
+      <w:r>
+        <w:rPr>
+          <w:sz w:val="28"/>
+          <w:szCs w:val="28"/>
+        </w:rPr>
+        <w:t>Для оптимизации производительности запросов в таблицах созданы индексы</w:t>
+      </w:r>
+      <w:r>
+        <w:rPr>
+          <w:sz w:val="28"/>
+          <w:szCs w:val="28"/>
+        </w:rPr>
+        <w:t>.</w:t>
+      </w:r>
+    </w:p>
+    <w:p>
+      <w:pPr>
+        <w:pStyle w:val="a3"/>
+        <w:spacing w:line="360" w:lineRule="auto"/>
+        <w:ind w:left="0" w:firstLine="851"/>
+        <w:jc w:val="both"/>
+        <w:rPr>
+          <w:sz w:val="28"/>
+          <w:szCs w:val="28"/>
+        </w:rPr>
+      </w:pPr>
+      <w:r>
+        <w:rPr>
+          <w:sz w:val="28"/>
+          <w:szCs w:val="28"/>
+        </w:rPr>
+        <w:t>База данных спроектирована с учётом требований нормализации и приведена к третьей нормальной форме. Все неключевые атрибуты зависят от первичного ключа и не зависят транзитивно от других неключевых атрибутов, что исключает избыточность данных и обеспечивает целостность при выполнении операций.</w:t>
+      </w:r>
+    </w:p>
+    <w:p>
+      <w:pPr>
+        <w:pStyle w:val="a3"/>
+        <w:spacing w:before="160" w:after="360" w:line="360" w:lineRule="auto"/>
+        <w:ind w:left="0" w:firstLine="851"/>
+        <w:contextualSpacing w:val="0"/>
+        <w:jc w:val="both"/>
+        <w:outlineLvl w:val="0"/>
+        <w:rPr>
+          <w:b/>
+          <w:sz w:val="28"/>
+          <w:szCs w:val="28"/>
+        </w:rPr>
+      </w:pPr>
+      <w:bookmarkStart w:id="12" w:name="_Toc225932390"/>
+      <w:r>
+        <w:rPr>
+          <w:b/>
+          <w:sz w:val="28"/>
+          <w:szCs w:val="28"/>
+        </w:rPr>
+        <w:t>5.3 Разработка веб-приложения</w:t>
+      </w:r>
+      <w:bookmarkEnd w:id="12"/>
+    </w:p>
+    <w:p>
+      <w:pPr>
+        <w:pStyle w:val="a3"/>
+        <w:spacing w:line="360" w:lineRule="auto"/>
+        <w:ind w:left="0" w:firstLine="851"/>
+        <w:contextualSpacing w:val="0"/>
+        <w:rPr>
+          <w:b/>
           <w:sz w:val="28"/>
           <w:szCs w:val="28"/>
         </w:rPr>
       </w:pPr>
     </w:p>
     <w:sectPr>
-      <w:footerReference w:type="default" r:id="rId19"/>
+      <w:footerReference w:type="default" r:id="rId26"/>
       <w:pgSz w:w="11906" w:h="16838"/>
       <w:pgMar w:top="1134" w:right="850" w:bottom="1134" w:left="1701" w:header="708" w:footer="708" w:gutter="0"/>
       <w:cols w:space="708"/>
@@ -9946,31 +18802,31 @@
       </w:pPr>
     </w:lvl>
   </w:abstractNum>
-  <w:num w:numId="1" w16cid:durableId="1221407119">
+  <w:num w:numId="1" w16cid:durableId="149834005">
     <w:abstractNumId w:val="2"/>
   </w:num>
-  <w:num w:numId="2" w16cid:durableId="2015767225">
+  <w:num w:numId="2" w16cid:durableId="1751779278">
     <w:abstractNumId w:val="0"/>
   </w:num>
-  <w:num w:numId="3" w16cid:durableId="1756004329">
+  <w:num w:numId="3" w16cid:durableId="632366878">
     <w:abstractNumId w:val="1"/>
   </w:num>
-  <w:num w:numId="4" w16cid:durableId="441999804">
+  <w:num w:numId="4" w16cid:durableId="1450127671">
     <w:abstractNumId w:val="8"/>
   </w:num>
-  <w:num w:numId="5" w16cid:durableId="813638704">
+  <w:num w:numId="5" w16cid:durableId="1967664842">
     <w:abstractNumId w:val="4"/>
   </w:num>
-  <w:num w:numId="6" w16cid:durableId="169104613">
+  <w:num w:numId="6" w16cid:durableId="1491365221">
     <w:abstractNumId w:val="7"/>
   </w:num>
-  <w:num w:numId="7" w16cid:durableId="966277298">
+  <w:num w:numId="7" w16cid:durableId="486440339">
     <w:abstractNumId w:val="5"/>
   </w:num>
-  <w:num w:numId="8" w16cid:durableId="506360466">
+  <w:num w:numId="8" w16cid:durableId="1855000173">
     <w:abstractNumId w:val="6"/>
   </w:num>
-  <w:num w:numId="9" w16cid:durableId="746922403">
+  <w:num w:numId="9" w16cid:durableId="1000549796">
     <w:abstractNumId w:val="3"/>
   </w:num>
 </w:numbering>
@@ -10409,7 +19265,6 @@
   <w:style w:type="character" w:default="1" w:styleId="a0">
     <w:name w:val="Default Paragraph Font"/>
     <w:uiPriority w:val="1"/>
-    <w:semiHidden/>
     <w:unhideWhenUsed/>
   </w:style>
   <w:style w:type="table" w:default="1" w:styleId="a1">
@@ -10574,6 +19429,18 @@
     <w:name w:val="qwen-markdown-text"/>
     <w:basedOn w:val="a0"/>
     <w:rsid w:val="006D4AF9"/>
+  </w:style>
+  <w:style w:type="character" w:styleId="ab">
+    <w:name w:val="Unresolved Mention"/>
+    <w:basedOn w:val="a0"/>
+    <w:uiPriority w:val="99"/>
+    <w:semiHidden/>
+    <w:unhideWhenUsed/>
+    <w:rsid w:val="00505B40"/>
+    <w:rPr>
+      <w:color w:val="605E5C"/>
+      <w:shd w:val="clear" w:color="auto" w:fill="E1DFDD"/>
+    </w:rPr>
   </w:style>
 </w:styles>
 </file>
@@ -10878,7 +19745,7 @@
 </file>
 
 <file path=customXml/itemProps1.xml><?xml version="1.0" encoding="utf-8"?>
-<ds:datastoreItem xmlns:ds="http://schemas.openxmlformats.org/officeDocument/2006/customXml" ds:itemID="{598AB2CE-5233-472F-83EF-C0D9A38F1272}">
+<ds:datastoreItem xmlns:ds="http://schemas.openxmlformats.org/officeDocument/2006/customXml" ds:itemID="{0A626122-3E7F-4597-877C-3E7AE31743E6}">
   <ds:schemaRefs>
     <ds:schemaRef ds:uri="http://schemas.openxmlformats.org/officeDocument/2006/bibliography"/>
   </ds:schemaRefs>

--- a/ПЗ.docx
+++ b/ПЗ.docx
@@ -867,8 +867,8 @@
             <w:rPr>
               <w:rFonts w:asciiTheme="minorHAnsi" w:eastAsiaTheme="minorEastAsia" w:hAnsiTheme="minorHAnsi" w:cstheme="minorBidi"/>
               <w:noProof/>
-              <w:sz w:val="22"/>
-              <w:szCs w:val="22"/>
+              <w:kern w:val="2"/>
+              <w14:ligatures w14:val="standardContextual"/>
             </w:rPr>
           </w:pPr>
           <w:r>
@@ -892,7 +892,7 @@
             </w:rPr>
             <w:fldChar w:fldCharType="separate"/>
           </w:r>
-          <w:hyperlink w:anchor="_Toc225932378" w:history="1">
+          <w:hyperlink w:anchor="_Toc227496207" w:history="1">
             <w:r>
               <w:rPr>
                 <w:rStyle w:val="a9"/>
@@ -919,7 +919,7 @@
                 <w:noProof/>
                 <w:webHidden/>
               </w:rPr>
-              <w:instrText xml:space="preserve"> PAGEREF _Toc225932378 \h </w:instrText>
+              <w:instrText xml:space="preserve"> PAGEREF _Toc227496207 \h </w:instrText>
             </w:r>
             <w:r>
               <w:rPr>
@@ -959,15 +959,14 @@
             <w:rPr>
               <w:rFonts w:asciiTheme="minorHAnsi" w:eastAsiaTheme="minorEastAsia" w:hAnsiTheme="minorHAnsi" w:cstheme="minorBidi"/>
               <w:noProof/>
-              <w:sz w:val="22"/>
-              <w:szCs w:val="22"/>
+              <w:kern w:val="2"/>
+              <w14:ligatures w14:val="standardContextual"/>
             </w:rPr>
           </w:pPr>
-          <w:hyperlink w:anchor="_Toc225932379" w:history="1">
+          <w:hyperlink w:anchor="_Toc227496208" w:history="1">
             <w:r>
               <w:rPr>
                 <w:rStyle w:val="a9"/>
-                <w:bCs/>
                 <w:noProof/>
               </w:rPr>
               <w:t>1 Описание предметной области</w:t>
@@ -991,7 +990,7 @@
                 <w:noProof/>
                 <w:webHidden/>
               </w:rPr>
-              <w:instrText xml:space="preserve"> PAGEREF _Toc225932379 \h </w:instrText>
+              <w:instrText xml:space="preserve"> PAGEREF _Toc227496208 \h </w:instrText>
             </w:r>
             <w:r>
               <w:rPr>
@@ -1031,11 +1030,11 @@
             <w:rPr>
               <w:rFonts w:asciiTheme="minorHAnsi" w:eastAsiaTheme="minorEastAsia" w:hAnsiTheme="minorHAnsi" w:cstheme="minorBidi"/>
               <w:noProof/>
-              <w:sz w:val="22"/>
-              <w:szCs w:val="22"/>
+              <w:kern w:val="2"/>
+              <w14:ligatures w14:val="standardContextual"/>
             </w:rPr>
           </w:pPr>
-          <w:hyperlink w:anchor="_Toc225932380" w:history="1">
+          <w:hyperlink w:anchor="_Toc227496209" w:history="1">
             <w:r>
               <w:rPr>
                 <w:rStyle w:val="a9"/>
@@ -1062,7 +1061,7 @@
                 <w:noProof/>
                 <w:webHidden/>
               </w:rPr>
-              <w:instrText xml:space="preserve"> PAGEREF _Toc225932380 \h </w:instrText>
+              <w:instrText xml:space="preserve"> PAGEREF _Toc227496209 \h </w:instrText>
             </w:r>
             <w:r>
               <w:rPr>
@@ -1102,18 +1101,17 @@
             <w:rPr>
               <w:rFonts w:asciiTheme="minorHAnsi" w:eastAsiaTheme="minorEastAsia" w:hAnsiTheme="minorHAnsi" w:cstheme="minorBidi"/>
               <w:noProof/>
-              <w:sz w:val="22"/>
-              <w:szCs w:val="22"/>
+              <w:kern w:val="2"/>
+              <w14:ligatures w14:val="standardContextual"/>
             </w:rPr>
           </w:pPr>
-          <w:hyperlink w:anchor="_Toc225932381" w:history="1">
+          <w:hyperlink w:anchor="_Toc227496210" w:history="1">
             <w:r>
               <w:rPr>
                 <w:rStyle w:val="a9"/>
-                <w:bCs/>
                 <w:noProof/>
               </w:rPr>
-              <w:t>3. Техническое задание</w:t>
+              <w:t>3 Техническое задание</w:t>
             </w:r>
             <w:r>
               <w:rPr>
@@ -1134,7 +1132,7 @@
                 <w:noProof/>
                 <w:webHidden/>
               </w:rPr>
-              <w:instrText xml:space="preserve"> PAGEREF _Toc225932381 \h </w:instrText>
+              <w:instrText xml:space="preserve"> PAGEREF _Toc227496210 \h </w:instrText>
             </w:r>
             <w:r>
               <w:rPr>
@@ -1174,18 +1172,17 @@
             <w:rPr>
               <w:rFonts w:asciiTheme="minorHAnsi" w:eastAsiaTheme="minorEastAsia" w:hAnsiTheme="minorHAnsi" w:cstheme="minorBidi"/>
               <w:noProof/>
-              <w:sz w:val="22"/>
-              <w:szCs w:val="22"/>
+              <w:kern w:val="2"/>
+              <w14:ligatures w14:val="standardContextual"/>
             </w:rPr>
           </w:pPr>
-          <w:hyperlink w:anchor="_Toc225932382" w:history="1">
+          <w:hyperlink w:anchor="_Toc227496211" w:history="1">
             <w:r>
               <w:rPr>
                 <w:rStyle w:val="a9"/>
-                <w:bCs/>
                 <w:noProof/>
               </w:rPr>
-              <w:t>4. Проектирование веб-приложения</w:t>
+              <w:t>4 Проектирование веб-приложения</w:t>
             </w:r>
             <w:r>
               <w:rPr>
@@ -1206,7 +1203,7 @@
                 <w:noProof/>
                 <w:webHidden/>
               </w:rPr>
-              <w:instrText xml:space="preserve"> PAGEREF _Toc225932382 \h </w:instrText>
+              <w:instrText xml:space="preserve"> PAGEREF _Toc227496211 \h </w:instrText>
             </w:r>
             <w:r>
               <w:rPr>
@@ -1246,15 +1243,14 @@
             <w:rPr>
               <w:rFonts w:asciiTheme="minorHAnsi" w:eastAsiaTheme="minorEastAsia" w:hAnsiTheme="minorHAnsi" w:cstheme="minorBidi"/>
               <w:noProof/>
-              <w:sz w:val="22"/>
-              <w:szCs w:val="22"/>
+              <w:kern w:val="2"/>
+              <w14:ligatures w14:val="standardContextual"/>
             </w:rPr>
           </w:pPr>
-          <w:hyperlink w:anchor="_Toc225932383" w:history="1">
+          <w:hyperlink w:anchor="_Toc227496212" w:history="1">
             <w:r>
               <w:rPr>
                 <w:rStyle w:val="a9"/>
-                <w:bCs/>
                 <w:noProof/>
               </w:rPr>
               <w:t>4.1 Структурная схема веб-приложения</w:t>
@@ -1278,7 +1274,7 @@
                 <w:noProof/>
                 <w:webHidden/>
               </w:rPr>
-              <w:instrText xml:space="preserve"> PAGEREF _Toc225932383 \h </w:instrText>
+              <w:instrText xml:space="preserve"> PAGEREF _Toc227496212 \h </w:instrText>
             </w:r>
             <w:r>
               <w:rPr>
@@ -1318,15 +1314,14 @@
             <w:rPr>
               <w:rFonts w:asciiTheme="minorHAnsi" w:eastAsiaTheme="minorEastAsia" w:hAnsiTheme="minorHAnsi" w:cstheme="minorBidi"/>
               <w:noProof/>
-              <w:sz w:val="22"/>
-              <w:szCs w:val="22"/>
+              <w:kern w:val="2"/>
+              <w14:ligatures w14:val="standardContextual"/>
             </w:rPr>
           </w:pPr>
-          <w:hyperlink w:anchor="_Toc225932384" w:history="1">
+          <w:hyperlink w:anchor="_Toc227496213" w:history="1">
             <w:r>
               <w:rPr>
                 <w:rStyle w:val="a9"/>
-                <w:bCs/>
                 <w:noProof/>
               </w:rPr>
               <w:t>4.2 Функциональная схема веб-приложения</w:t>
@@ -1350,7 +1345,7 @@
                 <w:noProof/>
                 <w:webHidden/>
               </w:rPr>
-              <w:instrText xml:space="preserve"> PAGEREF _Toc225932384 \h </w:instrText>
+              <w:instrText xml:space="preserve"> PAGEREF _Toc227496213 \h </w:instrText>
             </w:r>
             <w:r>
               <w:rPr>
@@ -1390,11 +1385,11 @@
             <w:rPr>
               <w:rFonts w:asciiTheme="minorHAnsi" w:eastAsiaTheme="minorEastAsia" w:hAnsiTheme="minorHAnsi" w:cstheme="minorBidi"/>
               <w:noProof/>
-              <w:sz w:val="22"/>
-              <w:szCs w:val="22"/>
+              <w:kern w:val="2"/>
+              <w14:ligatures w14:val="standardContextual"/>
             </w:rPr>
           </w:pPr>
-          <w:hyperlink w:anchor="_Toc225932385" w:history="1">
+          <w:hyperlink w:anchor="_Toc227496214" w:history="1">
             <w:r>
               <w:rPr>
                 <w:rStyle w:val="a9"/>
@@ -1421,7 +1416,7 @@
                 <w:noProof/>
                 <w:webHidden/>
               </w:rPr>
-              <w:instrText xml:space="preserve"> PAGEREF _Toc225932385 \h </w:instrText>
+              <w:instrText xml:space="preserve"> PAGEREF _Toc227496214 \h </w:instrText>
             </w:r>
             <w:r>
               <w:rPr>
@@ -1461,11 +1456,11 @@
             <w:rPr>
               <w:rFonts w:asciiTheme="minorHAnsi" w:eastAsiaTheme="minorEastAsia" w:hAnsiTheme="minorHAnsi" w:cstheme="minorBidi"/>
               <w:noProof/>
-              <w:sz w:val="22"/>
-              <w:szCs w:val="22"/>
+              <w:kern w:val="2"/>
+              <w14:ligatures w14:val="standardContextual"/>
             </w:rPr>
           </w:pPr>
-          <w:hyperlink w:anchor="_Toc225932386" w:history="1">
+          <w:hyperlink w:anchor="_Toc227496215" w:history="1">
             <w:r>
               <w:rPr>
                 <w:rStyle w:val="a9"/>
@@ -1492,7 +1487,7 @@
                 <w:noProof/>
                 <w:webHidden/>
               </w:rPr>
-              <w:instrText xml:space="preserve"> PAGEREF _Toc225932386 \h </w:instrText>
+              <w:instrText xml:space="preserve"> PAGEREF _Toc227496215 \h </w:instrText>
             </w:r>
             <w:r>
               <w:rPr>
@@ -1532,25 +1527,17 @@
             <w:rPr>
               <w:rFonts w:asciiTheme="minorHAnsi" w:eastAsiaTheme="minorEastAsia" w:hAnsiTheme="minorHAnsi" w:cstheme="minorBidi"/>
               <w:noProof/>
-              <w:sz w:val="22"/>
-              <w:szCs w:val="22"/>
+              <w:kern w:val="2"/>
+              <w14:ligatures w14:val="standardContextual"/>
             </w:rPr>
           </w:pPr>
-          <w:hyperlink w:anchor="_Toc225932387" w:history="1">
+          <w:hyperlink w:anchor="_Toc227496216" w:history="1">
             <w:r>
               <w:rPr>
                 <w:rStyle w:val="a9"/>
                 <w:noProof/>
-                <w:lang w:val="en-US"/>
-              </w:rPr>
-              <w:t xml:space="preserve">5 </w:t>
-            </w:r>
-            <w:r>
-              <w:rPr>
-                <w:rStyle w:val="a9"/>
-                <w:noProof/>
-              </w:rPr>
-              <w:t>Разработка веб-приложения</w:t>
+              </w:rPr>
+              <w:t>5 Разработка веб-приложения</w:t>
             </w:r>
             <w:r>
               <w:rPr>
@@ -1571,7 +1558,7 @@
                 <w:noProof/>
                 <w:webHidden/>
               </w:rPr>
-              <w:instrText xml:space="preserve"> PAGEREF _Toc225932387 \h </w:instrText>
+              <w:instrText xml:space="preserve"> PAGEREF _Toc227496216 \h </w:instrText>
             </w:r>
             <w:r>
               <w:rPr>
@@ -1611,11 +1598,11 @@
             <w:rPr>
               <w:rFonts w:asciiTheme="minorHAnsi" w:eastAsiaTheme="minorEastAsia" w:hAnsiTheme="minorHAnsi" w:cstheme="minorBidi"/>
               <w:noProof/>
-              <w:sz w:val="22"/>
-              <w:szCs w:val="22"/>
+              <w:kern w:val="2"/>
+              <w14:ligatures w14:val="standardContextual"/>
             </w:rPr>
           </w:pPr>
-          <w:hyperlink w:anchor="_Toc225932388" w:history="1">
+          <w:hyperlink w:anchor="_Toc227496217" w:history="1">
             <w:r>
               <w:rPr>
                 <w:rStyle w:val="a9"/>
@@ -1642,7 +1629,7 @@
                 <w:noProof/>
                 <w:webHidden/>
               </w:rPr>
-              <w:instrText xml:space="preserve"> PAGEREF _Toc225932388 \h </w:instrText>
+              <w:instrText xml:space="preserve"> PAGEREF _Toc227496217 \h </w:instrText>
             </w:r>
             <w:r>
               <w:rPr>
@@ -1682,11 +1669,11 @@
             <w:rPr>
               <w:rFonts w:asciiTheme="minorHAnsi" w:eastAsiaTheme="minorEastAsia" w:hAnsiTheme="minorHAnsi" w:cstheme="minorBidi"/>
               <w:noProof/>
-              <w:sz w:val="22"/>
-              <w:szCs w:val="22"/>
+              <w:kern w:val="2"/>
+              <w14:ligatures w14:val="standardContextual"/>
             </w:rPr>
           </w:pPr>
-          <w:hyperlink w:anchor="_Toc225932389" w:history="1">
+          <w:hyperlink w:anchor="_Toc227496218" w:history="1">
             <w:r>
               <w:rPr>
                 <w:rStyle w:val="a9"/>
@@ -1713,7 +1700,7 @@
                 <w:noProof/>
                 <w:webHidden/>
               </w:rPr>
-              <w:instrText xml:space="preserve"> PAGEREF _Toc225932389 \h </w:instrText>
+              <w:instrText xml:space="preserve"> PAGEREF _Toc227496218 \h </w:instrText>
             </w:r>
             <w:r>
               <w:rPr>
@@ -1733,7 +1720,7 @@
                 <w:noProof/>
                 <w:webHidden/>
               </w:rPr>
-              <w:t>27</w:t>
+              <w:t>33</w:t>
             </w:r>
             <w:r>
               <w:rPr>
@@ -1753,11 +1740,11 @@
             <w:rPr>
               <w:rFonts w:asciiTheme="minorHAnsi" w:eastAsiaTheme="minorEastAsia" w:hAnsiTheme="minorHAnsi" w:cstheme="minorBidi"/>
               <w:noProof/>
-              <w:sz w:val="22"/>
-              <w:szCs w:val="22"/>
+              <w:kern w:val="2"/>
+              <w14:ligatures w14:val="standardContextual"/>
             </w:rPr>
           </w:pPr>
-          <w:hyperlink w:anchor="_Toc225932390" w:history="1">
+          <w:hyperlink w:anchor="_Toc227496219" w:history="1">
             <w:r>
               <w:rPr>
                 <w:rStyle w:val="a9"/>
@@ -1784,7 +1771,7 @@
                 <w:noProof/>
                 <w:webHidden/>
               </w:rPr>
-              <w:instrText xml:space="preserve"> PAGEREF _Toc225932390 \h </w:instrText>
+              <w:instrText xml:space="preserve"> PAGEREF _Toc227496219 \h </w:instrText>
             </w:r>
             <w:r>
               <w:rPr>
@@ -1804,7 +1791,220 @@
                 <w:noProof/>
                 <w:webHidden/>
               </w:rPr>
-              <w:t>27</w:t>
+              <w:t>41</w:t>
+            </w:r>
+            <w:r>
+              <w:rPr>
+                <w:noProof/>
+                <w:webHidden/>
+              </w:rPr>
+              <w:fldChar w:fldCharType="end"/>
+            </w:r>
+          </w:hyperlink>
+        </w:p>
+        <w:p>
+          <w:pPr>
+            <w:pStyle w:val="11"/>
+            <w:tabs>
+              <w:tab w:val="right" w:leader="dot" w:pos="9345"/>
+            </w:tabs>
+            <w:rPr>
+              <w:rFonts w:asciiTheme="minorHAnsi" w:eastAsiaTheme="minorEastAsia" w:hAnsiTheme="minorHAnsi" w:cstheme="minorBidi"/>
+              <w:noProof/>
+              <w:kern w:val="2"/>
+              <w14:ligatures w14:val="standardContextual"/>
+            </w:rPr>
+          </w:pPr>
+          <w:hyperlink w:anchor="_Toc227496220" w:history="1">
+            <w:r>
+              <w:rPr>
+                <w:rStyle w:val="a9"/>
+                <w:noProof/>
+              </w:rPr>
+              <w:t>6 Документирование веб-приложения</w:t>
+            </w:r>
+            <w:r>
+              <w:rPr>
+                <w:noProof/>
+                <w:webHidden/>
+              </w:rPr>
+              <w:tab/>
+            </w:r>
+            <w:r>
+              <w:rPr>
+                <w:noProof/>
+                <w:webHidden/>
+              </w:rPr>
+              <w:fldChar w:fldCharType="begin"/>
+            </w:r>
+            <w:r>
+              <w:rPr>
+                <w:noProof/>
+                <w:webHidden/>
+              </w:rPr>
+              <w:instrText xml:space="preserve"> PAGEREF _Toc227496220 \h </w:instrText>
+            </w:r>
+            <w:r>
+              <w:rPr>
+                <w:noProof/>
+                <w:webHidden/>
+              </w:rPr>
+            </w:r>
+            <w:r>
+              <w:rPr>
+                <w:noProof/>
+                <w:webHidden/>
+              </w:rPr>
+              <w:fldChar w:fldCharType="separate"/>
+            </w:r>
+            <w:r>
+              <w:rPr>
+                <w:noProof/>
+                <w:webHidden/>
+              </w:rPr>
+              <w:t>44</w:t>
+            </w:r>
+            <w:r>
+              <w:rPr>
+                <w:noProof/>
+                <w:webHidden/>
+              </w:rPr>
+              <w:fldChar w:fldCharType="end"/>
+            </w:r>
+          </w:hyperlink>
+        </w:p>
+        <w:p>
+          <w:pPr>
+            <w:pStyle w:val="11"/>
+            <w:tabs>
+              <w:tab w:val="right" w:leader="dot" w:pos="9345"/>
+            </w:tabs>
+            <w:rPr>
+              <w:rFonts w:asciiTheme="minorHAnsi" w:eastAsiaTheme="minorEastAsia" w:hAnsiTheme="minorHAnsi" w:cstheme="minorBidi"/>
+              <w:noProof/>
+              <w:kern w:val="2"/>
+              <w14:ligatures w14:val="standardContextual"/>
+            </w:rPr>
+          </w:pPr>
+          <w:hyperlink w:anchor="_Toc227496221" w:history="1">
+            <w:r>
+              <w:rPr>
+                <w:rStyle w:val="a9"/>
+                <w:noProof/>
+              </w:rPr>
+              <w:t>6.1 Руководство пользователя</w:t>
+            </w:r>
+            <w:r>
+              <w:rPr>
+                <w:noProof/>
+                <w:webHidden/>
+              </w:rPr>
+              <w:tab/>
+            </w:r>
+            <w:r>
+              <w:rPr>
+                <w:noProof/>
+                <w:webHidden/>
+              </w:rPr>
+              <w:fldChar w:fldCharType="begin"/>
+            </w:r>
+            <w:r>
+              <w:rPr>
+                <w:noProof/>
+                <w:webHidden/>
+              </w:rPr>
+              <w:instrText xml:space="preserve"> PAGEREF _Toc227496221 \h </w:instrText>
+            </w:r>
+            <w:r>
+              <w:rPr>
+                <w:noProof/>
+                <w:webHidden/>
+              </w:rPr>
+            </w:r>
+            <w:r>
+              <w:rPr>
+                <w:noProof/>
+                <w:webHidden/>
+              </w:rPr>
+              <w:fldChar w:fldCharType="separate"/>
+            </w:r>
+            <w:r>
+              <w:rPr>
+                <w:noProof/>
+                <w:webHidden/>
+              </w:rPr>
+              <w:t>44</w:t>
+            </w:r>
+            <w:r>
+              <w:rPr>
+                <w:noProof/>
+                <w:webHidden/>
+              </w:rPr>
+              <w:fldChar w:fldCharType="end"/>
+            </w:r>
+          </w:hyperlink>
+        </w:p>
+        <w:p>
+          <w:pPr>
+            <w:pStyle w:val="11"/>
+            <w:tabs>
+              <w:tab w:val="right" w:leader="dot" w:pos="9345"/>
+            </w:tabs>
+            <w:rPr>
+              <w:rFonts w:asciiTheme="minorHAnsi" w:eastAsiaTheme="minorEastAsia" w:hAnsiTheme="minorHAnsi" w:cstheme="minorBidi"/>
+              <w:noProof/>
+              <w:kern w:val="2"/>
+              <w14:ligatures w14:val="standardContextual"/>
+            </w:rPr>
+          </w:pPr>
+          <w:hyperlink w:anchor="_Toc227496222" w:history="1">
+            <w:r>
+              <w:rPr>
+                <w:rStyle w:val="a9"/>
+                <w:noProof/>
+              </w:rPr>
+              <w:t>6.2 Руководство администратора</w:t>
+            </w:r>
+            <w:r>
+              <w:rPr>
+                <w:noProof/>
+                <w:webHidden/>
+              </w:rPr>
+              <w:tab/>
+            </w:r>
+            <w:r>
+              <w:rPr>
+                <w:noProof/>
+                <w:webHidden/>
+              </w:rPr>
+              <w:fldChar w:fldCharType="begin"/>
+            </w:r>
+            <w:r>
+              <w:rPr>
+                <w:noProof/>
+                <w:webHidden/>
+              </w:rPr>
+              <w:instrText xml:space="preserve"> PAGEREF _Toc227496222 \h </w:instrText>
+            </w:r>
+            <w:r>
+              <w:rPr>
+                <w:noProof/>
+                <w:webHidden/>
+              </w:rPr>
+            </w:r>
+            <w:r>
+              <w:rPr>
+                <w:noProof/>
+                <w:webHidden/>
+              </w:rPr>
+              <w:fldChar w:fldCharType="separate"/>
+            </w:r>
+            <w:r>
+              <w:rPr>
+                <w:noProof/>
+                <w:webHidden/>
+              </w:rPr>
+              <w:t>44</w:t>
             </w:r>
             <w:r>
               <w:rPr>
@@ -1852,7 +2052,7 @@
           <w:sz w:val="28"/>
         </w:rPr>
       </w:pPr>
-      <w:bookmarkStart w:id="0" w:name="_Toc225932378"/>
+      <w:bookmarkStart w:id="0" w:name="_Toc227496207"/>
       <w:r>
         <w:rPr>
           <w:b/>
@@ -2289,7 +2489,7 @@
           <w:szCs w:val="28"/>
         </w:rPr>
       </w:pPr>
-      <w:bookmarkStart w:id="1" w:name="_Toc225932379"/>
+      <w:bookmarkStart w:id="1" w:name="_Toc227496208"/>
       <w:r>
         <w:rPr>
           <w:b/>
@@ -2432,7 +2632,14 @@
           <w:sz w:val="28"/>
           <w:szCs w:val="28"/>
         </w:rPr>
-        <w:t xml:space="preserve">апись может содержать дополнительные атрибуты: дату и время совершения операции, сумму, валюту, комментарий, место совершения транзакции. </w:t>
+        <w:t>апись может содержать дополнительные атрибуты: дату и время совершения операции, сумму, валюту, комментарий</w:t>
+      </w:r>
+      <w:r>
+        <w:rPr>
+          <w:sz w:val="28"/>
+          <w:szCs w:val="28"/>
+        </w:rPr>
+        <w:t xml:space="preserve">. </w:t>
       </w:r>
       <w:r>
         <w:rPr>
@@ -2466,21 +2673,21 @@
           <w:sz w:val="28"/>
           <w:szCs w:val="28"/>
         </w:rPr>
-        <w:t xml:space="preserve">Для более глубокого анализа финансового поведения система предоставляет возможность формирования отчётов: сравнение расходов по категориям за разные периоды, анализ динамики накоплений, выявление наиболее затратных статей бюджета. На основе собранных данных пользователь может планировать будущие расходы, устанавливать финансовые </w:t>
-      </w:r>
-      <w:r>
-        <w:rPr>
-          <w:sz w:val="28"/>
-          <w:szCs w:val="28"/>
-        </w:rPr>
-        <w:t>цели и</w:t>
-      </w:r>
-      <w:r>
-        <w:rPr>
-          <w:sz w:val="28"/>
-          <w:szCs w:val="28"/>
-        </w:rPr>
-        <w:t xml:space="preserve"> отслеживать прогресс достижения.</w:t>
+        <w:t xml:space="preserve">В соответствии с предметной областью веб-приложения </w:t>
+      </w:r>
+      <w:r>
+        <w:rPr>
+          <w:sz w:val="28"/>
+          <w:szCs w:val="28"/>
+        </w:rPr>
+        <w:t>учёта финансов</w:t>
+      </w:r>
+      <w:r>
+        <w:rPr>
+          <w:sz w:val="28"/>
+          <w:szCs w:val="28"/>
+        </w:rPr>
+        <w:t xml:space="preserve"> можно выделить базовые сущности проектируемой системы:</w:t>
       </w:r>
     </w:p>
     <w:p>
@@ -2500,21 +2707,63 @@
           <w:sz w:val="28"/>
           <w:szCs w:val="28"/>
         </w:rPr>
-        <w:t xml:space="preserve">В соответствии с предметной областью веб-приложения </w:t>
-      </w:r>
-      <w:r>
-        <w:rPr>
-          <w:sz w:val="28"/>
-          <w:szCs w:val="28"/>
-        </w:rPr>
-        <w:t>учёта финансов</w:t>
-      </w:r>
-      <w:r>
-        <w:rPr>
-          <w:sz w:val="28"/>
-          <w:szCs w:val="28"/>
-        </w:rPr>
-        <w:t xml:space="preserve"> можно выделить базовые сущности проектируемой системы:</w:t>
+        <w:t>Пользователь. Атрибуты пользователя – Код пользователя,</w:t>
+      </w:r>
+      <w:r>
+        <w:rPr>
+          <w:sz w:val="28"/>
+          <w:szCs w:val="28"/>
+        </w:rPr>
+        <w:t xml:space="preserve"> </w:t>
+      </w:r>
+      <w:r>
+        <w:rPr>
+          <w:sz w:val="28"/>
+          <w:szCs w:val="28"/>
+        </w:rPr>
+        <w:t xml:space="preserve">Код роли, </w:t>
+      </w:r>
+      <w:r>
+        <w:rPr>
+          <w:sz w:val="28"/>
+          <w:szCs w:val="28"/>
+        </w:rPr>
+        <w:t>Имя пользователя, Фамилия пользователя, Электронная почта пользователя, Телефон пользователя, Дата</w:t>
+      </w:r>
+      <w:r>
+        <w:rPr>
+          <w:sz w:val="28"/>
+          <w:szCs w:val="28"/>
+        </w:rPr>
+        <w:t xml:space="preserve"> </w:t>
+      </w:r>
+      <w:r>
+        <w:rPr>
+          <w:sz w:val="28"/>
+          <w:szCs w:val="28"/>
+        </w:rPr>
+        <w:t>и время</w:t>
+      </w:r>
+      <w:r>
+        <w:rPr>
+          <w:sz w:val="28"/>
+          <w:szCs w:val="28"/>
+        </w:rPr>
+        <w:t xml:space="preserve"> регистрации пользователя, Дата и время последнего </w:t>
+      </w:r>
+      <w:r>
+        <w:rPr>
+          <w:sz w:val="28"/>
+          <w:szCs w:val="28"/>
+        </w:rPr>
+        <w:t>изменения</w:t>
+      </w:r>
+      <w:r>
+        <w:rPr>
+          <w:sz w:val="28"/>
+          <w:szCs w:val="28"/>
+        </w:rPr>
+        <w:t>, Валюта по умолчанию пользователя.</w:t>
       </w:r>
     </w:p>
     <w:p>
@@ -2535,7 +2784,21 @@
           <w:szCs w:val="28"/>
         </w:rPr>
         <w:lastRenderedPageBreak/>
-        <w:t>Пользователь. Атрибуты пользователя – Код пользователя, Имя пользователя, Фамилия пользователя, Электронная почта пользователя, Телефон пользователя, Дата</w:t>
+        <w:t xml:space="preserve">Финансовый счёт. Атрибуты счёта – Код счёта, Код владельца счёта, Название счёта, Тип счёта, Валюта счёта, Текущий баланс счёта, </w:t>
+      </w:r>
+      <w:r>
+        <w:rPr>
+          <w:sz w:val="28"/>
+          <w:szCs w:val="28"/>
+        </w:rPr>
+        <w:t>Дата и время</w:t>
+      </w:r>
+      <w:r>
+        <w:rPr>
+          <w:sz w:val="28"/>
+          <w:szCs w:val="28"/>
+        </w:rPr>
+        <w:t xml:space="preserve"> создания счёта,</w:t>
       </w:r>
       <w:r>
         <w:rPr>
@@ -2549,14 +2812,21 @@
           <w:sz w:val="28"/>
           <w:szCs w:val="28"/>
         </w:rPr>
-        <w:t>и время</w:t>
-      </w:r>
-      <w:r>
-        <w:rPr>
-          <w:sz w:val="28"/>
-          <w:szCs w:val="28"/>
-        </w:rPr>
-        <w:t xml:space="preserve"> регистрации пользователя, Дата и время последнего входа в систему, Валюта по умолчанию пользователя, Статус верификации аккаунта.</w:t>
+        <w:t xml:space="preserve">Дата и время последнего </w:t>
+      </w:r>
+      <w:r>
+        <w:rPr>
+          <w:sz w:val="28"/>
+          <w:szCs w:val="28"/>
+        </w:rPr>
+        <w:t>изменения,</w:t>
+      </w:r>
+      <w:r>
+        <w:rPr>
+          <w:sz w:val="28"/>
+          <w:szCs w:val="28"/>
+        </w:rPr>
+        <w:t xml:space="preserve"> Статус счёта.</w:t>
       </w:r>
     </w:p>
     <w:p>
@@ -2576,7 +2846,63 @@
           <w:sz w:val="28"/>
           <w:szCs w:val="28"/>
         </w:rPr>
-        <w:t>Финансовый счёт. Атрибуты счёта – Код счёта, Код владельца счёта, Название счёта, Тип счёта, Валюта счёта, Текущий баланс счёта, Дата создания счёта, Статус счёта.</w:t>
+        <w:t>Категория операции. Атрибуты категории – Код категории, Код пользователя-владельца, Название категории, Тип категории</w:t>
+      </w:r>
+      <w:r>
+        <w:rPr>
+          <w:sz w:val="28"/>
+          <w:szCs w:val="28"/>
+        </w:rPr>
+        <w:t xml:space="preserve">, Код категории родителя, </w:t>
+      </w:r>
+      <w:r>
+        <w:rPr>
+          <w:sz w:val="28"/>
+          <w:szCs w:val="28"/>
+        </w:rPr>
+        <w:t xml:space="preserve">Дата и время создания </w:t>
+      </w:r>
+      <w:r>
+        <w:rPr>
+          <w:sz w:val="28"/>
+          <w:szCs w:val="28"/>
+        </w:rPr>
+        <w:t>категории</w:t>
+      </w:r>
+      <w:r>
+        <w:rPr>
+          <w:sz w:val="28"/>
+          <w:szCs w:val="28"/>
+        </w:rPr>
+        <w:t>,</w:t>
+      </w:r>
+      <w:r>
+        <w:rPr>
+          <w:sz w:val="28"/>
+          <w:szCs w:val="28"/>
+        </w:rPr>
+        <w:t xml:space="preserve"> </w:t>
+      </w:r>
+      <w:r>
+        <w:rPr>
+          <w:sz w:val="28"/>
+          <w:szCs w:val="28"/>
+        </w:rPr>
+        <w:t xml:space="preserve">Дата и время последнего </w:t>
+      </w:r>
+      <w:r>
+        <w:rPr>
+          <w:sz w:val="28"/>
+          <w:szCs w:val="28"/>
+        </w:rPr>
+        <w:t>изменения</w:t>
+      </w:r>
+      <w:r>
+        <w:rPr>
+          <w:sz w:val="28"/>
+          <w:szCs w:val="28"/>
+        </w:rPr>
+        <w:t>.</w:t>
       </w:r>
     </w:p>
     <w:p>
@@ -2596,7 +2922,14 @@
           <w:sz w:val="28"/>
           <w:szCs w:val="28"/>
         </w:rPr>
-        <w:t>Категория операции. Атрибуты категории – Код категории, Код пользователя-владельца, Название категории, Тип категории.</w:t>
+        <w:t>Финансовая операция. Атрибуты операции – Код операции, Код пользователя, Код счёта-источника, Код счёта-получателя, Код категории, Сумма операции, Дата и время операции, Описание операции, Статус операции</w:t>
+      </w:r>
+      <w:r>
+        <w:rPr>
+          <w:sz w:val="28"/>
+          <w:szCs w:val="28"/>
+        </w:rPr>
+        <w:t>.</w:t>
       </w:r>
     </w:p>
     <w:p>
@@ -2616,7 +2949,70 @@
           <w:sz w:val="28"/>
           <w:szCs w:val="28"/>
         </w:rPr>
-        <w:t>Финансовая операция. Атрибуты операции – Код операции, Код пользователя, Код счёта-источника, Код счёта-получателя, Код категории, Сумма операции, Валюта операции, Дата и время операции, Описание операции, Место совершения операции, Статус операции</w:t>
+        <w:t>Бюджетный лимит. Атрибуты лимита – Код лимита, Код пользователя, Код категории, Планируемая сумма лимита</w:t>
+      </w:r>
+      <w:r>
+        <w:rPr>
+          <w:sz w:val="28"/>
+          <w:szCs w:val="28"/>
+        </w:rPr>
+        <w:t>, фактически</w:t>
+      </w:r>
+      <w:r>
+        <w:rPr>
+          <w:sz w:val="28"/>
+          <w:szCs w:val="28"/>
+        </w:rPr>
+        <w:t xml:space="preserve"> потраченная сумма, Дата начала периода, Дата окончания периода</w:t>
+      </w:r>
+      <w:r>
+        <w:rPr>
+          <w:sz w:val="28"/>
+          <w:szCs w:val="28"/>
+        </w:rPr>
+        <w:t xml:space="preserve">, </w:t>
+      </w:r>
+      <w:r>
+        <w:rPr>
+          <w:sz w:val="28"/>
+          <w:szCs w:val="28"/>
+        </w:rPr>
+        <w:t xml:space="preserve">Дата и время создания </w:t>
+      </w:r>
+      <w:r>
+        <w:rPr>
+          <w:sz w:val="28"/>
+          <w:szCs w:val="28"/>
+        </w:rPr>
+        <w:t>лимита</w:t>
+      </w:r>
+      <w:r>
+        <w:rPr>
+          <w:sz w:val="28"/>
+          <w:szCs w:val="28"/>
+        </w:rPr>
+        <w:t>,</w:t>
+      </w:r>
+      <w:r>
+        <w:rPr>
+          <w:sz w:val="28"/>
+          <w:szCs w:val="28"/>
+        </w:rPr>
+        <w:t xml:space="preserve"> </w:t>
+      </w:r>
+      <w:r>
+        <w:rPr>
+          <w:sz w:val="28"/>
+          <w:szCs w:val="28"/>
+        </w:rPr>
+        <w:t xml:space="preserve">Дата и время последнего </w:t>
+      </w:r>
+      <w:r>
+        <w:rPr>
+          <w:sz w:val="28"/>
+          <w:szCs w:val="28"/>
+        </w:rPr>
+        <w:t>изменения</w:t>
       </w:r>
       <w:r>
         <w:rPr>
@@ -2643,21 +3039,63 @@
           <w:sz w:val="28"/>
           <w:szCs w:val="28"/>
         </w:rPr>
-        <w:t>Бюджетный лимит. Атрибуты лимита – Код лимита, Код пользователя, Код категории, Период действия лимита, Планируемая сумма лимита</w:t>
-      </w:r>
-      <w:r>
-        <w:rPr>
-          <w:sz w:val="28"/>
-          <w:szCs w:val="28"/>
-        </w:rPr>
-        <w:t>, фактически</w:t>
-      </w:r>
-      <w:r>
-        <w:rPr>
-          <w:sz w:val="28"/>
-          <w:szCs w:val="28"/>
-        </w:rPr>
-        <w:t xml:space="preserve"> потраченная сумма, Дата начала периода, Дата окончания периода.</w:t>
+        <w:t>Финансовая цель. Атрибуты цели – Код цели, Код пользователя, Название цели, Описание цели, Требуемая сумма, Текущая накопленная сумма, Дата начала накоплений, Планируемая дата достижения цели, Статус цели</w:t>
+      </w:r>
+      <w:r>
+        <w:rPr>
+          <w:sz w:val="28"/>
+          <w:szCs w:val="28"/>
+        </w:rPr>
+        <w:t xml:space="preserve">, </w:t>
+      </w:r>
+      <w:r>
+        <w:rPr>
+          <w:sz w:val="28"/>
+          <w:szCs w:val="28"/>
+        </w:rPr>
+        <w:t xml:space="preserve">Дата и время создания </w:t>
+      </w:r>
+      <w:r>
+        <w:rPr>
+          <w:sz w:val="28"/>
+          <w:szCs w:val="28"/>
+        </w:rPr>
+        <w:t>цели</w:t>
+      </w:r>
+      <w:r>
+        <w:rPr>
+          <w:sz w:val="28"/>
+          <w:szCs w:val="28"/>
+        </w:rPr>
+        <w:t>,</w:t>
+      </w:r>
+      <w:r>
+        <w:rPr>
+          <w:sz w:val="28"/>
+          <w:szCs w:val="28"/>
+        </w:rPr>
+        <w:t xml:space="preserve"> </w:t>
+      </w:r>
+      <w:r>
+        <w:rPr>
+          <w:sz w:val="28"/>
+          <w:szCs w:val="28"/>
+        </w:rPr>
+        <w:t xml:space="preserve">Дата и время последнего </w:t>
+      </w:r>
+      <w:r>
+        <w:rPr>
+          <w:sz w:val="28"/>
+          <w:szCs w:val="28"/>
+        </w:rPr>
+        <w:t>изменения</w:t>
+      </w:r>
+      <w:r>
+        <w:rPr>
+          <w:sz w:val="28"/>
+          <w:szCs w:val="28"/>
+        </w:rPr>
+        <w:t>.</w:t>
       </w:r>
     </w:p>
     <w:p>
@@ -2677,7 +3115,70 @@
           <w:sz w:val="28"/>
           <w:szCs w:val="28"/>
         </w:rPr>
-        <w:t>Финансовая цель. Атрибуты цели – Код цели, Код пользователя, Название цели, Описание цели, Требуемая сумма, Текущая накопленная сумма, Дата начала накоплений, Планируемая дата достижения цели, Статус цели.</w:t>
+        <w:t xml:space="preserve">Роль. Атрибуты роли </w:t>
+      </w:r>
+      <w:r>
+        <w:rPr>
+          <w:sz w:val="28"/>
+          <w:szCs w:val="28"/>
+        </w:rPr>
+        <w:t>–</w:t>
+      </w:r>
+      <w:r>
+        <w:rPr>
+          <w:sz w:val="28"/>
+          <w:szCs w:val="28"/>
+        </w:rPr>
+        <w:t xml:space="preserve"> Код роли, Название роли, Описание роли, </w:t>
+      </w:r>
+      <w:r>
+        <w:rPr>
+          <w:sz w:val="28"/>
+          <w:szCs w:val="28"/>
+        </w:rPr>
+        <w:t xml:space="preserve">Дата и время создания </w:t>
+      </w:r>
+      <w:r>
+        <w:rPr>
+          <w:sz w:val="28"/>
+          <w:szCs w:val="28"/>
+        </w:rPr>
+        <w:t>роли</w:t>
+      </w:r>
+      <w:r>
+        <w:rPr>
+          <w:sz w:val="28"/>
+          <w:szCs w:val="28"/>
+        </w:rPr>
+        <w:t>,</w:t>
+      </w:r>
+      <w:r>
+        <w:rPr>
+          <w:sz w:val="28"/>
+          <w:szCs w:val="28"/>
+        </w:rPr>
+        <w:t xml:space="preserve"> </w:t>
+      </w:r>
+      <w:r>
+        <w:rPr>
+          <w:sz w:val="28"/>
+          <w:szCs w:val="28"/>
+        </w:rPr>
+        <w:t xml:space="preserve">Дата и время последнего </w:t>
+      </w:r>
+      <w:r>
+        <w:rPr>
+          <w:sz w:val="28"/>
+          <w:szCs w:val="28"/>
+        </w:rPr>
+        <w:t>изменения</w:t>
+      </w:r>
+      <w:r>
+        <w:rPr>
+          <w:sz w:val="28"/>
+          <w:szCs w:val="28"/>
+        </w:rPr>
+        <w:t>.</w:t>
       </w:r>
     </w:p>
     <w:p>
@@ -2851,7 +3352,6 @@
           <w:sz w:val="28"/>
           <w:szCs w:val="28"/>
         </w:rPr>
-        <w:lastRenderedPageBreak/>
         <w:t>Управление несколькими финансовыми счетами в различных валютах с автоматическим конвертированием по текущему курсу;</w:t>
       </w:r>
     </w:p>
@@ -2876,6 +3376,7 @@
           <w:sz w:val="28"/>
           <w:szCs w:val="28"/>
         </w:rPr>
+        <w:lastRenderedPageBreak/>
         <w:t>Установка и контроль бюджетных лимитов по категориям расходов;</w:t>
       </w:r>
     </w:p>
@@ -2900,7 +3401,14 @@
           <w:sz w:val="28"/>
           <w:szCs w:val="28"/>
         </w:rPr>
-        <w:t>Формирование аналитических отчётов и визуализация финансовых данных в виде графиков и диаграмм;</w:t>
+        <w:t>В</w:t>
+      </w:r>
+      <w:r>
+        <w:rPr>
+          <w:sz w:val="28"/>
+          <w:szCs w:val="28"/>
+        </w:rPr>
+        <w:t>изуализация финансовых данных в виде графиков и диаграмм;</w:t>
       </w:r>
     </w:p>
     <w:p>
@@ -2924,7 +3432,7 @@
           <w:sz w:val="28"/>
           <w:szCs w:val="28"/>
         </w:rPr>
-        <w:t>Планирование регулярных операций и финансовых целей</w:t>
+        <w:t>Планирование финансовых целей</w:t>
       </w:r>
       <w:r>
         <w:rPr>
@@ -3022,7 +3530,7 @@
           <w:b/>
         </w:rPr>
       </w:pPr>
-      <w:bookmarkStart w:id="2" w:name="_Toc225932380"/>
+      <w:bookmarkStart w:id="2" w:name="_Toc227496209"/>
       <w:r>
         <w:rPr>
           <w:b/>
@@ -6983,7 +7491,7 @@
           <w:szCs w:val="28"/>
         </w:rPr>
       </w:pPr>
-      <w:bookmarkStart w:id="3" w:name="_Toc225932381"/>
+      <w:bookmarkStart w:id="3" w:name="_Toc227496210"/>
       <w:r>
         <w:rPr>
           <w:b/>
@@ -6992,7 +7500,7 @@
           <w:szCs w:val="28"/>
         </w:rPr>
         <w:lastRenderedPageBreak/>
-        <w:t>3. Техническое задание</w:t>
+        <w:t>3 Техническое задание</w:t>
       </w:r>
       <w:bookmarkEnd w:id="3"/>
     </w:p>
@@ -7276,7 +7784,7 @@
           <w:szCs w:val="28"/>
         </w:rPr>
       </w:pPr>
-      <w:bookmarkStart w:id="4" w:name="_Toc225932382"/>
+      <w:bookmarkStart w:id="4" w:name="_Toc227496211"/>
       <w:r>
         <w:rPr>
           <w:b/>
@@ -7285,7 +7793,7 @@
           <w:szCs w:val="28"/>
         </w:rPr>
         <w:lastRenderedPageBreak/>
-        <w:t xml:space="preserve">4. Проектирование </w:t>
+        <w:t xml:space="preserve">4 Проектирование </w:t>
       </w:r>
       <w:r>
         <w:rPr>
@@ -7313,7 +7821,7 @@
           <w:szCs w:val="28"/>
         </w:rPr>
       </w:pPr>
-      <w:bookmarkStart w:id="5" w:name="_Toc225932383"/>
+      <w:bookmarkStart w:id="5" w:name="_Toc227496212"/>
       <w:r>
         <w:rPr>
           <w:b/>
@@ -7760,7 +8268,7 @@
           <w:szCs w:val="28"/>
         </w:rPr>
       </w:pPr>
-      <w:bookmarkStart w:id="6" w:name="_Toc225932384"/>
+      <w:bookmarkStart w:id="6" w:name="_Toc227496213"/>
       <w:r>
         <w:rPr>
           <w:b/>
@@ -7975,7 +8483,23 @@
           <w:sz w:val="28"/>
           <w:szCs w:val="28"/>
         </w:rPr>
-        <w:t xml:space="preserve"> описания процесса функции создания отчётов в веб-приложении, была спроектирована диаграмма декомпозиции </w:t>
+        <w:t xml:space="preserve"> описания процесса функции </w:t>
+      </w:r>
+      <w:r>
+        <w:rPr>
+          <w:bCs/>
+          <w:sz w:val="28"/>
+          <w:szCs w:val="28"/>
+        </w:rPr>
+        <w:t>формирования графиков</w:t>
+      </w:r>
+      <w:r>
+        <w:rPr>
+          <w:bCs/>
+          <w:sz w:val="28"/>
+          <w:szCs w:val="28"/>
+        </w:rPr>
+        <w:t xml:space="preserve"> в веб-приложении, была спроектирована диаграмма декомпозиции </w:t>
       </w:r>
       <w:r>
         <w:rPr>
@@ -8025,10 +8549,10 @@
         </w:rPr>
         <w:lastRenderedPageBreak/>
         <w:drawing>
-          <wp:inline distT="0" distB="0" distL="0" distR="0" wp14:anchorId="77B2B475" wp14:editId="4EC1FDA0">
-            <wp:extent cx="5934075" cy="4067175"/>
-            <wp:effectExtent l="19050" t="19050" r="28575" b="28575"/>
-            <wp:docPr id="6" name="Рисунок 6"/>
+          <wp:inline distT="0" distB="0" distL="0" distR="0" wp14:anchorId="341CEA57" wp14:editId="3FA43A09">
+            <wp:extent cx="5924550" cy="4038600"/>
+            <wp:effectExtent l="19050" t="19050" r="19050" b="19050"/>
+            <wp:docPr id="2" name="Рисунок 2"/>
             <wp:cNvGraphicFramePr>
               <a:graphicFrameLocks xmlns:a="http://schemas.openxmlformats.org/drawingml/2006/main" noChangeAspect="1"/>
             </wp:cNvGraphicFramePr>
@@ -8057,7 +8581,7 @@
                   <pic:spPr bwMode="auto">
                     <a:xfrm>
                       <a:off x="0" y="0"/>
-                      <a:ext cx="5934075" cy="4067175"/>
+                      <a:ext cx="5924550" cy="4038600"/>
                     </a:xfrm>
                     <a:prstGeom prst="rect">
                       <a:avLst/>
@@ -8182,10 +8706,10 @@
         </w:rPr>
         <w:lastRenderedPageBreak/>
         <w:drawing>
-          <wp:inline distT="0" distB="0" distL="0" distR="0" wp14:anchorId="2A8912C7" wp14:editId="7D913659">
-            <wp:extent cx="5210175" cy="8115300"/>
-            <wp:effectExtent l="19050" t="19050" r="28575" b="19050"/>
-            <wp:docPr id="4" name="Рисунок 4"/>
+          <wp:inline distT="0" distB="0" distL="0" distR="0" wp14:anchorId="05371129" wp14:editId="57D3B9E8">
+            <wp:extent cx="5372061" cy="8172450"/>
+            <wp:effectExtent l="19050" t="19050" r="19685" b="19050"/>
+            <wp:docPr id="5" name="Рисунок 5"/>
             <wp:cNvGraphicFramePr>
               <a:graphicFrameLocks xmlns:a="http://schemas.openxmlformats.org/drawingml/2006/main" noChangeAspect="1"/>
             </wp:cNvGraphicFramePr>
@@ -8214,7 +8738,7 @@
                   <pic:spPr bwMode="auto">
                     <a:xfrm>
                       <a:off x="0" y="0"/>
-                      <a:ext cx="5210175" cy="8115300"/>
+                      <a:ext cx="5379725" cy="8184109"/>
                     </a:xfrm>
                     <a:prstGeom prst="rect">
                       <a:avLst/>
@@ -8521,7 +9045,7 @@
           <w:szCs w:val="28"/>
         </w:rPr>
       </w:pPr>
-      <w:bookmarkStart w:id="7" w:name="_Toc225932385"/>
+      <w:bookmarkStart w:id="7" w:name="_Toc227496214"/>
       <w:r>
         <w:rPr>
           <w:b/>
@@ -8611,16 +9135,15 @@
       <w:r>
         <w:rPr>
           <w:bCs/>
-          <w:noProof/>
           <w:sz w:val="28"/>
           <w:szCs w:val="28"/>
         </w:rPr>
         <w:lastRenderedPageBreak/>
         <w:drawing>
-          <wp:inline distT="0" distB="0" distL="0" distR="0" wp14:anchorId="5C71BF11" wp14:editId="59AE24FB">
-            <wp:extent cx="5940425" cy="5175885"/>
-            <wp:effectExtent l="19050" t="19050" r="22225" b="24765"/>
-            <wp:docPr id="8" name="Рисунок 8"/>
+          <wp:inline distT="0" distB="0" distL="0" distR="0" wp14:anchorId="4C9A171B" wp14:editId="00BE21AA">
+            <wp:extent cx="5940425" cy="4781550"/>
+            <wp:effectExtent l="19050" t="19050" r="22225" b="19050"/>
+            <wp:docPr id="21" name="Рисунок 21"/>
             <wp:cNvGraphicFramePr>
               <a:graphicFrameLocks xmlns:a="http://schemas.openxmlformats.org/drawingml/2006/main" noChangeAspect="1"/>
             </wp:cNvGraphicFramePr>
@@ -8640,7 +9163,7 @@
                   <pic:spPr>
                     <a:xfrm>
                       <a:off x="0" y="0"/>
-                      <a:ext cx="5940425" cy="5175885"/>
+                      <a:ext cx="5940425" cy="4781550"/>
                     </a:xfrm>
                     <a:prstGeom prst="rect">
                       <a:avLst/>
@@ -8757,7 +9280,7 @@
           <w:szCs w:val="28"/>
         </w:rPr>
       </w:pPr>
-      <w:bookmarkStart w:id="8" w:name="_Toc225932386"/>
+      <w:bookmarkStart w:id="8" w:name="_Toc227496215"/>
       <w:r>
         <w:rPr>
           <w:b/>
@@ -8805,7 +9328,6 @@
           <w:sz w:val="28"/>
           <w:szCs w:val="28"/>
         </w:rPr>
-        <w:lastRenderedPageBreak/>
         <w:t xml:space="preserve">Как инструмент разработки был выбран онлайн-сервис для разработки интерфейсов и прототипирования под названием </w:t>
       </w:r>
       <w:r>
@@ -8842,6 +9364,7 @@
           <w:szCs w:val="28"/>
           <w:lang w:val="en-US"/>
         </w:rPr>
+        <w:lastRenderedPageBreak/>
         <w:t>Figma</w:t>
       </w:r>
       <w:r>
@@ -8931,7 +9454,21 @@
           <w:sz w:val="28"/>
           <w:szCs w:val="28"/>
         </w:rPr>
-        <w:t xml:space="preserve"> рисунке 9 изображён прототип основного окна на котором отображается </w:t>
+        <w:t xml:space="preserve"> рисунке 9 изображён прототип </w:t>
+      </w:r>
+      <w:r>
+        <w:rPr>
+          <w:sz w:val="28"/>
+          <w:szCs w:val="28"/>
+        </w:rPr>
+        <w:t>основного окна,</w:t>
+      </w:r>
+      <w:r>
+        <w:rPr>
+          <w:sz w:val="28"/>
+          <w:szCs w:val="28"/>
+        </w:rPr>
+        <w:t xml:space="preserve"> на котором отображается </w:t>
       </w:r>
       <w:r>
         <w:rPr>
@@ -8955,15 +9492,14 @@
       </w:pPr>
       <w:r>
         <w:rPr>
-          <w:noProof/>
           <w:sz w:val="28"/>
           <w:szCs w:val="28"/>
         </w:rPr>
         <w:drawing>
-          <wp:inline distT="0" distB="0" distL="0" distR="0" wp14:anchorId="7D23B7CA" wp14:editId="4DF3B625">
-            <wp:extent cx="5940425" cy="3921125"/>
-            <wp:effectExtent l="19050" t="19050" r="22225" b="22225"/>
-            <wp:docPr id="9" name="Рисунок 9"/>
+          <wp:inline distT="0" distB="0" distL="0" distR="0" wp14:anchorId="40BFF6BC" wp14:editId="57260556">
+            <wp:extent cx="5940425" cy="3915410"/>
+            <wp:effectExtent l="19050" t="19050" r="22225" b="27940"/>
+            <wp:docPr id="6" name="Рисунок 6"/>
             <wp:cNvGraphicFramePr>
               <a:graphicFrameLocks xmlns:a="http://schemas.openxmlformats.org/drawingml/2006/main" noChangeAspect="1"/>
             </wp:cNvGraphicFramePr>
@@ -8983,7 +9519,7 @@
                   <pic:spPr>
                     <a:xfrm>
                       <a:off x="0" y="0"/>
-                      <a:ext cx="5940425" cy="3921125"/>
+                      <a:ext cx="5940425" cy="3915410"/>
                     </a:xfrm>
                     <a:prstGeom prst="rect">
                       <a:avLst/>
@@ -9132,16 +9668,15 @@
       </w:pPr>
       <w:r>
         <w:rPr>
-          <w:noProof/>
           <w:sz w:val="28"/>
           <w:szCs w:val="28"/>
         </w:rPr>
         <w:lastRenderedPageBreak/>
         <w:drawing>
-          <wp:inline distT="0" distB="0" distL="0" distR="0" wp14:anchorId="55D708B2" wp14:editId="7BC734F0">
+          <wp:inline distT="0" distB="0" distL="0" distR="0" wp14:anchorId="3DBA17B8" wp14:editId="3240A6ED">
             <wp:extent cx="5940425" cy="3921760"/>
             <wp:effectExtent l="19050" t="19050" r="22225" b="21590"/>
-            <wp:docPr id="11" name="Рисунок 11"/>
+            <wp:docPr id="7" name="Рисунок 7"/>
             <wp:cNvGraphicFramePr>
               <a:graphicFrameLocks xmlns:a="http://schemas.openxmlformats.org/drawingml/2006/main" noChangeAspect="1"/>
             </wp:cNvGraphicFramePr>
@@ -9301,16 +9836,15 @@
       </w:pPr>
       <w:r>
         <w:rPr>
-          <w:noProof/>
           <w:sz w:val="28"/>
           <w:szCs w:val="28"/>
         </w:rPr>
         <w:lastRenderedPageBreak/>
         <w:drawing>
-          <wp:inline distT="0" distB="0" distL="0" distR="0" wp14:anchorId="68931BE6" wp14:editId="40108F54">
-            <wp:extent cx="5940425" cy="3792855"/>
-            <wp:effectExtent l="19050" t="19050" r="22225" b="17145"/>
-            <wp:docPr id="12" name="Рисунок 12"/>
+          <wp:inline distT="0" distB="0" distL="0" distR="0" wp14:anchorId="7C703992" wp14:editId="6AFBF3F2">
+            <wp:extent cx="5940425" cy="3787140"/>
+            <wp:effectExtent l="19050" t="19050" r="22225" b="22860"/>
+            <wp:docPr id="13" name="Рисунок 13"/>
             <wp:cNvGraphicFramePr>
               <a:graphicFrameLocks xmlns:a="http://schemas.openxmlformats.org/drawingml/2006/main" noChangeAspect="1"/>
             </wp:cNvGraphicFramePr>
@@ -9330,7 +9864,7 @@
                   <pic:spPr>
                     <a:xfrm>
                       <a:off x="0" y="0"/>
-                      <a:ext cx="5940425" cy="3792855"/>
+                      <a:ext cx="5940425" cy="3787140"/>
                     </a:xfrm>
                     <a:prstGeom prst="rect">
                       <a:avLst/>
@@ -9460,7 +9994,7 @@
           <w:szCs w:val="28"/>
         </w:rPr>
       </w:pPr>
-      <w:bookmarkStart w:id="9" w:name="_Toc225932387"/>
+      <w:bookmarkStart w:id="9" w:name="_Toc227496216"/>
       <w:r>
         <w:rPr>
           <w:b/>
@@ -9494,7 +10028,7 @@
           <w:szCs w:val="28"/>
         </w:rPr>
       </w:pPr>
-      <w:bookmarkStart w:id="10" w:name="_Toc225932388"/>
+      <w:bookmarkStart w:id="10" w:name="_Toc227496217"/>
       <w:r>
         <w:rPr>
           <w:b/>
@@ -9666,14 +10200,15 @@
       <w:r>
         <w:rPr>
           <w:bCs/>
+          <w:noProof/>
           <w:sz w:val="28"/>
           <w:szCs w:val="28"/>
           <w:lang w:val="en-US"/>
         </w:rPr>
         <w:drawing>
-          <wp:inline distT="0" distB="0" distL="0" distR="0" wp14:anchorId="152365FA" wp14:editId="4C0D268E">
+          <wp:inline distT="0" distB="0" distL="0" distR="0" wp14:anchorId="152365FA" wp14:editId="789EAB0B">
             <wp:extent cx="5940425" cy="3458845"/>
-            <wp:effectExtent l="0" t="0" r="3175" b="8255"/>
+            <wp:effectExtent l="19050" t="19050" r="22225" b="27305"/>
             <wp:docPr id="14" name="Рисунок 14"/>
             <wp:cNvGraphicFramePr>
               <a:graphicFrameLocks xmlns:a="http://schemas.openxmlformats.org/drawingml/2006/main" noChangeAspect="1"/>
@@ -9699,6 +10234,11 @@
                     <a:prstGeom prst="rect">
                       <a:avLst/>
                     </a:prstGeom>
+                    <a:ln>
+                      <a:solidFill>
+                        <a:schemeClr val="tx1"/>
+                      </a:solidFill>
+                    </a:ln>
                   </pic:spPr>
                 </pic:pic>
               </a:graphicData>
@@ -9803,20 +10343,20 @@
           <w:bCs/>
           <w:sz w:val="28"/>
           <w:szCs w:val="28"/>
+        </w:rPr>
+      </w:pPr>
+      <w:r>
+        <w:rPr>
+          <w:bCs/>
+          <w:noProof/>
+          <w:sz w:val="28"/>
+          <w:szCs w:val="28"/>
           <w:lang w:val="en-US"/>
         </w:rPr>
-      </w:pPr>
-      <w:r>
-        <w:rPr>
-          <w:bCs/>
-          <w:sz w:val="28"/>
-          <w:szCs w:val="28"/>
-          <w:lang w:val="en-US"/>
-        </w:rPr>
         <w:drawing>
-          <wp:inline distT="0" distB="0" distL="0" distR="0" wp14:anchorId="5C8B51C9" wp14:editId="67CD7BE3">
+          <wp:inline distT="0" distB="0" distL="0" distR="0" wp14:anchorId="5C8B51C9" wp14:editId="71A4C089">
             <wp:extent cx="5544324" cy="5753903"/>
-            <wp:effectExtent l="0" t="0" r="0" b="0"/>
+            <wp:effectExtent l="19050" t="19050" r="18415" b="18415"/>
             <wp:docPr id="15" name="Рисунок 15"/>
             <wp:cNvGraphicFramePr>
               <a:graphicFrameLocks xmlns:a="http://schemas.openxmlformats.org/drawingml/2006/main" noChangeAspect="1"/>
@@ -9842,6 +10382,11 @@
                     <a:prstGeom prst="rect">
                       <a:avLst/>
                     </a:prstGeom>
+                    <a:ln>
+                      <a:solidFill>
+                        <a:schemeClr val="tx1"/>
+                      </a:solidFill>
+                    </a:ln>
                   </pic:spPr>
                 </pic:pic>
               </a:graphicData>
@@ -9861,7 +10406,6 @@
           <w:bCs/>
           <w:sz w:val="28"/>
           <w:szCs w:val="28"/>
-          <w:lang w:val="en-US"/>
         </w:rPr>
       </w:pPr>
       <w:r>
@@ -9944,13 +10488,14 @@
       <w:r>
         <w:rPr>
           <w:bCs/>
+          <w:noProof/>
           <w:sz w:val="28"/>
           <w:szCs w:val="28"/>
         </w:rPr>
         <w:drawing>
-          <wp:inline distT="0" distB="0" distL="0" distR="0" wp14:anchorId="06373398" wp14:editId="2FA14340">
+          <wp:inline distT="0" distB="0" distL="0" distR="0" wp14:anchorId="06373398" wp14:editId="729E7729">
             <wp:extent cx="5940425" cy="3046095"/>
-            <wp:effectExtent l="0" t="0" r="3175" b="1905"/>
+            <wp:effectExtent l="19050" t="19050" r="22225" b="20955"/>
             <wp:docPr id="16" name="Рисунок 16"/>
             <wp:cNvGraphicFramePr>
               <a:graphicFrameLocks xmlns:a="http://schemas.openxmlformats.org/drawingml/2006/main" noChangeAspect="1"/>
@@ -9976,6 +10521,11 @@
                     <a:prstGeom prst="rect">
                       <a:avLst/>
                     </a:prstGeom>
+                    <a:ln>
+                      <a:solidFill>
+                        <a:schemeClr val="tx1"/>
+                      </a:solidFill>
+                    </a:ln>
                   </pic:spPr>
                 </pic:pic>
               </a:graphicData>
@@ -10127,14 +10677,15 @@
       <w:r>
         <w:rPr>
           <w:bCs/>
+          <w:noProof/>
           <w:sz w:val="28"/>
           <w:szCs w:val="28"/>
         </w:rPr>
         <w:lastRenderedPageBreak/>
         <w:drawing>
-          <wp:inline distT="0" distB="0" distL="0" distR="0" wp14:anchorId="7659F74C" wp14:editId="770C8D9D">
+          <wp:inline distT="0" distB="0" distL="0" distR="0" wp14:anchorId="7659F74C" wp14:editId="542917E1">
             <wp:extent cx="5940425" cy="4347210"/>
-            <wp:effectExtent l="0" t="0" r="3175" b="0"/>
+            <wp:effectExtent l="19050" t="19050" r="22225" b="15240"/>
             <wp:docPr id="17" name="Рисунок 17"/>
             <wp:cNvGraphicFramePr>
               <a:graphicFrameLocks xmlns:a="http://schemas.openxmlformats.org/drawingml/2006/main" noChangeAspect="1"/>
@@ -10160,6 +10711,11 @@
                     <a:prstGeom prst="rect">
                       <a:avLst/>
                     </a:prstGeom>
+                    <a:ln>
+                      <a:solidFill>
+                        <a:schemeClr val="tx1"/>
+                      </a:solidFill>
+                    </a:ln>
                   </pic:spPr>
                 </pic:pic>
               </a:graphicData>
@@ -10261,14 +10817,15 @@
       <w:r>
         <w:rPr>
           <w:bCs/>
+          <w:noProof/>
           <w:sz w:val="28"/>
           <w:szCs w:val="28"/>
         </w:rPr>
         <w:lastRenderedPageBreak/>
         <w:drawing>
-          <wp:inline distT="0" distB="0" distL="0" distR="0" wp14:anchorId="0C8DF4A2" wp14:editId="7C51AD86">
+          <wp:inline distT="0" distB="0" distL="0" distR="0" wp14:anchorId="0C8DF4A2" wp14:editId="74AAB320">
             <wp:extent cx="5940425" cy="4739005"/>
-            <wp:effectExtent l="0" t="0" r="3175" b="4445"/>
+            <wp:effectExtent l="19050" t="19050" r="22225" b="23495"/>
             <wp:docPr id="18" name="Рисунок 18"/>
             <wp:cNvGraphicFramePr>
               <a:graphicFrameLocks xmlns:a="http://schemas.openxmlformats.org/drawingml/2006/main" noChangeAspect="1"/>
@@ -10294,6 +10851,11 @@
                     <a:prstGeom prst="rect">
                       <a:avLst/>
                     </a:prstGeom>
+                    <a:ln>
+                      <a:solidFill>
+                        <a:schemeClr val="tx1"/>
+                      </a:solidFill>
+                    </a:ln>
                   </pic:spPr>
                 </pic:pic>
               </a:graphicData>
@@ -10424,13 +10986,14 @@
       <w:r>
         <w:rPr>
           <w:bCs/>
+          <w:noProof/>
           <w:sz w:val="28"/>
           <w:szCs w:val="28"/>
         </w:rPr>
         <w:drawing>
-          <wp:inline distT="0" distB="0" distL="0" distR="0" wp14:anchorId="1BC50280" wp14:editId="1C6E69B3">
+          <wp:inline distT="0" distB="0" distL="0" distR="0" wp14:anchorId="1BC50280" wp14:editId="3F2A00D6">
             <wp:extent cx="5940425" cy="5753100"/>
-            <wp:effectExtent l="0" t="0" r="3175" b="0"/>
+            <wp:effectExtent l="19050" t="19050" r="22225" b="19050"/>
             <wp:docPr id="19" name="Рисунок 19"/>
             <wp:cNvGraphicFramePr>
               <a:graphicFrameLocks xmlns:a="http://schemas.openxmlformats.org/drawingml/2006/main" noChangeAspect="1"/>
@@ -10456,6 +11019,11 @@
                     <a:prstGeom prst="rect">
                       <a:avLst/>
                     </a:prstGeom>
+                    <a:ln>
+                      <a:solidFill>
+                        <a:schemeClr val="tx1"/>
+                      </a:solidFill>
+                    </a:ln>
                   </pic:spPr>
                 </pic:pic>
               </a:graphicData>
@@ -10770,7 +11338,7 @@
           <w:szCs w:val="28"/>
         </w:rPr>
       </w:pPr>
-      <w:bookmarkStart w:id="11" w:name="_Toc225932389"/>
+      <w:bookmarkStart w:id="11" w:name="_Toc227496218"/>
       <w:r>
         <w:rPr>
           <w:b/>
@@ -10792,7 +11360,6 @@
           <w:bCs/>
           <w:sz w:val="28"/>
           <w:szCs w:val="28"/>
-          <w:lang w:val="en-US"/>
         </w:rPr>
       </w:pPr>
       <w:r>
@@ -10819,7 +11386,22 @@
           <w:sz w:val="28"/>
           <w:szCs w:val="28"/>
         </w:rPr>
-        <w:t xml:space="preserve"> используются миграции — механизм </w:t>
+        <w:t xml:space="preserve"> используются миграции </w:t>
+      </w:r>
+      <w:r>
+        <w:rPr>
+          <w:sz w:val="28"/>
+          <w:szCs w:val="28"/>
+        </w:rPr>
+        <w:t>–</w:t>
+      </w:r>
+      <w:r>
+        <w:rPr>
+          <w:bCs/>
+          <w:sz w:val="28"/>
+          <w:szCs w:val="28"/>
+        </w:rPr>
+        <w:t xml:space="preserve"> механизм </w:t>
       </w:r>
       <w:proofErr w:type="spellStart"/>
       <w:r>
@@ -10851,7 +11433,6 @@
           <w:bCs/>
           <w:sz w:val="28"/>
           <w:szCs w:val="28"/>
-          <w:lang w:val="en-US"/>
         </w:rPr>
       </w:pPr>
       <w:r>
@@ -10917,8 +11498,8 @@
     <w:p>
       <w:pPr>
         <w:pStyle w:val="a3"/>
-        <w:spacing w:line="360" w:lineRule="auto"/>
-        <w:ind w:left="0" w:firstLine="851"/>
+        <w:spacing w:before="240" w:line="360" w:lineRule="auto"/>
+        <w:ind w:left="0"/>
         <w:contextualSpacing w:val="0"/>
         <w:jc w:val="both"/>
         <w:rPr>
@@ -10932,7 +11513,21 @@
           <w:sz w:val="28"/>
           <w:szCs w:val="28"/>
         </w:rPr>
-        <w:t xml:space="preserve">Таблица 3 — Структура таблицы </w:t>
+        <w:t xml:space="preserve">Таблица 3 </w:t>
+      </w:r>
+      <w:r>
+        <w:rPr>
+          <w:sz w:val="28"/>
+          <w:szCs w:val="28"/>
+        </w:rPr>
+        <w:t>–</w:t>
+      </w:r>
+      <w:r>
+        <w:rPr>
+          <w:sz w:val="28"/>
+          <w:szCs w:val="28"/>
+        </w:rPr>
+        <w:t xml:space="preserve"> Структура таблицы </w:t>
       </w:r>
       <w:proofErr w:type="spellStart"/>
       <w:r>
@@ -11881,7 +12476,6 @@
         <w:rPr>
           <w:sz w:val="28"/>
           <w:szCs w:val="28"/>
-          <w:lang w:val="en-US"/>
         </w:rPr>
       </w:pPr>
       <w:r>
@@ -11924,6 +12518,7 @@
       </w:pPr>
       <w:r>
         <w:rPr>
+          <w:noProof/>
           <w:sz w:val="28"/>
           <w:szCs w:val="28"/>
           <w:lang w:val="en-US"/>
@@ -11982,7 +12577,21 @@
           <w:sz w:val="28"/>
           <w:szCs w:val="28"/>
         </w:rPr>
-        <w:t xml:space="preserve">Рисунок 18 — Фрагмент миграции создания таблицы </w:t>
+        <w:t xml:space="preserve">Рисунок 18 </w:t>
+      </w:r>
+      <w:r>
+        <w:rPr>
+          <w:sz w:val="28"/>
+          <w:szCs w:val="28"/>
+        </w:rPr>
+        <w:t>–</w:t>
+      </w:r>
+      <w:r>
+        <w:rPr>
+          <w:sz w:val="28"/>
+          <w:szCs w:val="28"/>
+        </w:rPr>
+        <w:t xml:space="preserve"> Фрагмент миграции создания таблицы </w:t>
       </w:r>
       <w:proofErr w:type="spellStart"/>
       <w:r>
@@ -12008,8 +12617,6 @@
       </w:pPr>
       <w:r>
         <w:rPr>
-          <w:b/>
-          <w:bCs/>
           <w:sz w:val="28"/>
           <w:szCs w:val="28"/>
         </w:rPr>
@@ -12018,8 +12625,6 @@
       <w:proofErr w:type="spellStart"/>
       <w:r>
         <w:rPr>
-          <w:b/>
-          <w:bCs/>
           <w:sz w:val="28"/>
           <w:szCs w:val="28"/>
         </w:rPr>
@@ -12031,7 +12636,21 @@
           <w:sz w:val="28"/>
           <w:szCs w:val="28"/>
         </w:rPr>
-        <w:t xml:space="preserve"> — содержит роли пользователей для разграничения прав доступа. В системе предусмотрено две роли: </w:t>
+        <w:t xml:space="preserve"> </w:t>
+      </w:r>
+      <w:r>
+        <w:rPr>
+          <w:sz w:val="28"/>
+          <w:szCs w:val="28"/>
+        </w:rPr>
+        <w:t>–</w:t>
+      </w:r>
+      <w:r>
+        <w:rPr>
+          <w:sz w:val="28"/>
+          <w:szCs w:val="28"/>
+        </w:rPr>
+        <w:t xml:space="preserve"> содержит роли пользователей для разграничения прав доступа. В системе предусмотрено две роли: </w:t>
       </w:r>
       <w:proofErr w:type="spellStart"/>
       <w:r>
@@ -12069,8 +12688,8 @@
     <w:p>
       <w:pPr>
         <w:pStyle w:val="a3"/>
-        <w:spacing w:line="360" w:lineRule="auto"/>
-        <w:ind w:left="0" w:firstLine="851"/>
+        <w:spacing w:before="240" w:line="360" w:lineRule="auto"/>
+        <w:ind w:left="0"/>
         <w:contextualSpacing w:val="0"/>
         <w:jc w:val="both"/>
         <w:rPr>
@@ -12083,7 +12702,21 @@
           <w:sz w:val="28"/>
           <w:szCs w:val="28"/>
         </w:rPr>
-        <w:t xml:space="preserve">Таблица 4 — Структура таблицы </w:t>
+        <w:t xml:space="preserve">Таблица 4 </w:t>
+      </w:r>
+      <w:r>
+        <w:rPr>
+          <w:sz w:val="28"/>
+          <w:szCs w:val="28"/>
+        </w:rPr>
+        <w:t>–</w:t>
+      </w:r>
+      <w:r>
+        <w:rPr>
+          <w:sz w:val="28"/>
+          <w:szCs w:val="28"/>
+        </w:rPr>
+        <w:t xml:space="preserve"> Структура таблицы </w:t>
       </w:r>
       <w:proofErr w:type="spellStart"/>
       <w:r>
@@ -12202,6 +12835,7 @@
                 <w:sz w:val="28"/>
                 <w:szCs w:val="28"/>
               </w:rPr>
+              <w:lastRenderedPageBreak/>
               <w:t>id</w:t>
             </w:r>
             <w:proofErr w:type="spellEnd"/>
@@ -12287,7 +12921,6 @@
                 <w:sz w:val="28"/>
                 <w:szCs w:val="28"/>
               </w:rPr>
-              <w:lastRenderedPageBreak/>
               <w:t>name</w:t>
             </w:r>
             <w:proofErr w:type="spellEnd"/>
@@ -12599,7 +13232,6 @@
         <w:rPr>
           <w:sz w:val="28"/>
           <w:szCs w:val="28"/>
-          <w:lang w:val="en-US"/>
         </w:rPr>
       </w:pPr>
       <w:r>
@@ -12652,7 +13284,6 @@
         <w:rPr>
           <w:sz w:val="28"/>
           <w:szCs w:val="28"/>
-          <w:lang w:val="en-US"/>
         </w:rPr>
       </w:pPr>
       <w:r>
@@ -12676,14 +13307,28 @@
           <w:sz w:val="28"/>
           <w:szCs w:val="28"/>
         </w:rPr>
-        <w:t xml:space="preserve"> — хранит информацию о финансовых счетах пользователей. Каждый пользователь может иметь несколько счетов различных типов. Структура таблицы представлена в таблице 5.</w:t>
+        <w:t xml:space="preserve"> </w:t>
+      </w:r>
+      <w:r>
+        <w:rPr>
+          <w:sz w:val="28"/>
+          <w:szCs w:val="28"/>
+        </w:rPr>
+        <w:t>–</w:t>
+      </w:r>
+      <w:r>
+        <w:rPr>
+          <w:sz w:val="28"/>
+          <w:szCs w:val="28"/>
+        </w:rPr>
+        <w:t xml:space="preserve"> хранит информацию о финансовых счетах пользователей. Каждый пользователь может иметь несколько счетов различных типов. Структура таблицы представлена в таблице 5.</w:t>
       </w:r>
     </w:p>
     <w:p>
       <w:pPr>
         <w:pStyle w:val="a3"/>
-        <w:spacing w:line="360" w:lineRule="auto"/>
-        <w:ind w:left="0" w:firstLine="851"/>
+        <w:spacing w:before="240" w:line="360" w:lineRule="auto"/>
+        <w:ind w:left="0"/>
         <w:contextualSpacing w:val="0"/>
         <w:jc w:val="both"/>
         <w:rPr>
@@ -12697,7 +13342,21 @@
           <w:sz w:val="28"/>
           <w:szCs w:val="28"/>
         </w:rPr>
-        <w:t xml:space="preserve">Таблица 5 — Структура таблицы </w:t>
+        <w:t xml:space="preserve">Таблица 5 </w:t>
+      </w:r>
+      <w:r>
+        <w:rPr>
+          <w:sz w:val="28"/>
+          <w:szCs w:val="28"/>
+        </w:rPr>
+        <w:t>–</w:t>
+      </w:r>
+      <w:r>
+        <w:rPr>
+          <w:sz w:val="28"/>
+          <w:szCs w:val="28"/>
+        </w:rPr>
+        <w:t xml:space="preserve"> Структура таблицы </w:t>
       </w:r>
       <w:proofErr w:type="spellStart"/>
       <w:r>
@@ -13639,8 +14298,6 @@
       </w:pPr>
       <w:r>
         <w:rPr>
-          <w:b/>
-          <w:bCs/>
           <w:sz w:val="28"/>
           <w:szCs w:val="28"/>
         </w:rPr>
@@ -13649,8 +14306,6 @@
       <w:proofErr w:type="spellStart"/>
       <w:r>
         <w:rPr>
-          <w:b/>
-          <w:bCs/>
           <w:sz w:val="28"/>
           <w:szCs w:val="28"/>
         </w:rPr>
@@ -13662,7 +14317,21 @@
           <w:sz w:val="28"/>
           <w:szCs w:val="28"/>
         </w:rPr>
-        <w:t xml:space="preserve"> — содержит категории доходов и расходов. Поддерживается иерархическая структура через связь </w:t>
+        <w:t xml:space="preserve"> </w:t>
+      </w:r>
+      <w:r>
+        <w:rPr>
+          <w:sz w:val="28"/>
+          <w:szCs w:val="28"/>
+        </w:rPr>
+        <w:t>–</w:t>
+      </w:r>
+      <w:r>
+        <w:rPr>
+          <w:sz w:val="28"/>
+          <w:szCs w:val="28"/>
+        </w:rPr>
+        <w:t xml:space="preserve"> содержит категории доходов и расходов. Поддерживается иерархическая структура через связь </w:t>
       </w:r>
       <w:proofErr w:type="spellStart"/>
       <w:r>
@@ -13684,8 +14353,9 @@
     <w:p>
       <w:pPr>
         <w:pStyle w:val="a3"/>
-        <w:spacing w:line="360" w:lineRule="auto"/>
-        <w:ind w:left="0" w:firstLine="851"/>
+        <w:spacing w:before="240" w:line="360" w:lineRule="auto"/>
+        <w:ind w:left="0"/>
+        <w:contextualSpacing w:val="0"/>
         <w:jc w:val="both"/>
         <w:rPr>
           <w:sz w:val="28"/>
@@ -13698,7 +14368,21 @@
           <w:sz w:val="28"/>
           <w:szCs w:val="28"/>
         </w:rPr>
-        <w:t xml:space="preserve">Таблица 6 — Структура таблицы </w:t>
+        <w:t xml:space="preserve">Таблица 6 </w:t>
+      </w:r>
+      <w:r>
+        <w:rPr>
+          <w:sz w:val="28"/>
+          <w:szCs w:val="28"/>
+        </w:rPr>
+        <w:t>–</w:t>
+      </w:r>
+      <w:r>
+        <w:rPr>
+          <w:sz w:val="28"/>
+          <w:szCs w:val="28"/>
+        </w:rPr>
+        <w:t xml:space="preserve"> Структура таблицы </w:t>
       </w:r>
       <w:proofErr w:type="spellStart"/>
       <w:r>
@@ -14391,8 +15075,6 @@
       </w:pPr>
       <w:r>
         <w:rPr>
-          <w:b/>
-          <w:bCs/>
           <w:sz w:val="28"/>
           <w:szCs w:val="28"/>
         </w:rPr>
@@ -14402,8 +15084,6 @@
       <w:proofErr w:type="spellStart"/>
       <w:r>
         <w:rPr>
-          <w:b/>
-          <w:bCs/>
           <w:sz w:val="28"/>
           <w:szCs w:val="28"/>
         </w:rPr>
@@ -14415,14 +15095,29 @@
           <w:sz w:val="28"/>
           <w:szCs w:val="28"/>
         </w:rPr>
-        <w:t xml:space="preserve"> — центральная таблица системы, хранящая все финансовые операции пользователей. Поддерживает как обычные операции (доход/расход), так и переводы между счетами. Структура таблицы представлена в таблице 7.</w:t>
+        <w:t xml:space="preserve"> </w:t>
+      </w:r>
+      <w:r>
+        <w:rPr>
+          <w:sz w:val="28"/>
+          <w:szCs w:val="28"/>
+        </w:rPr>
+        <w:t>–</w:t>
+      </w:r>
+      <w:r>
+        <w:rPr>
+          <w:sz w:val="28"/>
+          <w:szCs w:val="28"/>
+        </w:rPr>
+        <w:t xml:space="preserve"> центральная таблица системы, хранящая все финансовые операции пользователей. Поддерживает как обычные операции (доход/расход), так и переводы между счетами. Структура таблицы представлена в таблице 7.</w:t>
       </w:r>
     </w:p>
     <w:p>
       <w:pPr>
         <w:pStyle w:val="a3"/>
-        <w:spacing w:line="360" w:lineRule="auto"/>
-        <w:ind w:left="0" w:firstLine="851"/>
+        <w:spacing w:before="240" w:line="360" w:lineRule="auto"/>
+        <w:ind w:left="0"/>
+        <w:contextualSpacing w:val="0"/>
         <w:jc w:val="both"/>
         <w:rPr>
           <w:sz w:val="28"/>
@@ -14435,7 +15130,21 @@
           <w:sz w:val="28"/>
           <w:szCs w:val="28"/>
         </w:rPr>
-        <w:t xml:space="preserve">Таблица 7 — Структура таблицы </w:t>
+        <w:t xml:space="preserve">Таблица 7 </w:t>
+      </w:r>
+      <w:r>
+        <w:rPr>
+          <w:sz w:val="28"/>
+          <w:szCs w:val="28"/>
+        </w:rPr>
+        <w:t>–</w:t>
+      </w:r>
+      <w:r>
+        <w:rPr>
+          <w:sz w:val="28"/>
+          <w:szCs w:val="28"/>
+        </w:rPr>
+        <w:t xml:space="preserve"> Структура таблицы </w:t>
       </w:r>
       <w:proofErr w:type="spellStart"/>
       <w:r>
@@ -15638,8 +16347,6 @@
       </w:pPr>
       <w:r>
         <w:rPr>
-          <w:b/>
-          <w:bCs/>
           <w:sz w:val="28"/>
           <w:szCs w:val="28"/>
         </w:rPr>
@@ -15648,8 +16355,6 @@
       <w:proofErr w:type="spellStart"/>
       <w:r>
         <w:rPr>
-          <w:b/>
-          <w:bCs/>
           <w:sz w:val="28"/>
           <w:szCs w:val="28"/>
         </w:rPr>
@@ -15661,14 +16366,29 @@
           <w:sz w:val="28"/>
           <w:szCs w:val="28"/>
         </w:rPr>
-        <w:t xml:space="preserve"> — хранит бюджетные лимиты, устанавливаемые пользователями по категориям расходов на определённый период. Структура таблицы представлена в таблице 8.</w:t>
+        <w:t xml:space="preserve"> </w:t>
+      </w:r>
+      <w:r>
+        <w:rPr>
+          <w:sz w:val="28"/>
+          <w:szCs w:val="28"/>
+        </w:rPr>
+        <w:t>–</w:t>
+      </w:r>
+      <w:r>
+        <w:rPr>
+          <w:sz w:val="28"/>
+          <w:szCs w:val="28"/>
+        </w:rPr>
+        <w:t xml:space="preserve"> хранит бюджетные лимиты, устанавливаемые пользователями по категориям расходов на определённый период. Структура таблицы представлена в таблице 8.</w:t>
       </w:r>
     </w:p>
     <w:p>
       <w:pPr>
         <w:pStyle w:val="a3"/>
-        <w:spacing w:line="360" w:lineRule="auto"/>
-        <w:ind w:left="0" w:firstLine="851"/>
+        <w:spacing w:before="240" w:line="360" w:lineRule="auto"/>
+        <w:ind w:left="0"/>
+        <w:contextualSpacing w:val="0"/>
         <w:jc w:val="both"/>
         <w:rPr>
           <w:sz w:val="28"/>
@@ -15681,7 +16401,21 @@
           <w:sz w:val="28"/>
           <w:szCs w:val="28"/>
         </w:rPr>
-        <w:t xml:space="preserve">Таблица 8 — Структура таблицы </w:t>
+        <w:t xml:space="preserve">Таблица 8 </w:t>
+      </w:r>
+      <w:r>
+        <w:rPr>
+          <w:sz w:val="28"/>
+          <w:szCs w:val="28"/>
+        </w:rPr>
+        <w:t>–</w:t>
+      </w:r>
+      <w:r>
+        <w:rPr>
+          <w:sz w:val="28"/>
+          <w:szCs w:val="28"/>
+        </w:rPr>
+        <w:t xml:space="preserve"> Структура таблицы </w:t>
       </w:r>
       <w:proofErr w:type="spellStart"/>
       <w:r>
@@ -16547,8 +17281,6 @@
       </w:pPr>
       <w:r>
         <w:rPr>
-          <w:b/>
-          <w:bCs/>
           <w:sz w:val="28"/>
           <w:szCs w:val="28"/>
         </w:rPr>
@@ -16557,8 +17289,6 @@
       <w:proofErr w:type="spellStart"/>
       <w:r>
         <w:rPr>
-          <w:b/>
-          <w:bCs/>
           <w:sz w:val="28"/>
           <w:szCs w:val="28"/>
         </w:rPr>
@@ -16570,14 +17300,29 @@
           <w:sz w:val="28"/>
           <w:szCs w:val="28"/>
         </w:rPr>
-        <w:t xml:space="preserve"> — содержит финансовые цели пользователей. Структура таблицы представлена в таблице 9.</w:t>
+        <w:t xml:space="preserve"> </w:t>
+      </w:r>
+      <w:r>
+        <w:rPr>
+          <w:sz w:val="28"/>
+          <w:szCs w:val="28"/>
+        </w:rPr>
+        <w:t>–</w:t>
+      </w:r>
+      <w:r>
+        <w:rPr>
+          <w:sz w:val="28"/>
+          <w:szCs w:val="28"/>
+        </w:rPr>
+        <w:t xml:space="preserve"> содержит финансовые цели пользователей. Структура таблицы представлена в таблице 9.</w:t>
       </w:r>
     </w:p>
     <w:p>
       <w:pPr>
         <w:pStyle w:val="a3"/>
-        <w:spacing w:line="360" w:lineRule="auto"/>
-        <w:ind w:left="0" w:firstLine="851"/>
+        <w:spacing w:before="240" w:line="360" w:lineRule="auto"/>
+        <w:ind w:left="0"/>
+        <w:contextualSpacing w:val="0"/>
         <w:jc w:val="both"/>
         <w:rPr>
           <w:sz w:val="28"/>
@@ -16590,7 +17335,21 @@
           <w:sz w:val="28"/>
           <w:szCs w:val="28"/>
         </w:rPr>
-        <w:t xml:space="preserve">Таблица 9 — Структура таблицы </w:t>
+        <w:t xml:space="preserve">Таблица 9 </w:t>
+      </w:r>
+      <w:r>
+        <w:rPr>
+          <w:sz w:val="28"/>
+          <w:szCs w:val="28"/>
+        </w:rPr>
+        <w:t>–</w:t>
+      </w:r>
+      <w:r>
+        <w:rPr>
+          <w:sz w:val="28"/>
+          <w:szCs w:val="28"/>
+        </w:rPr>
+        <w:t xml:space="preserve"> Структура таблицы </w:t>
       </w:r>
       <w:proofErr w:type="spellStart"/>
       <w:r>
@@ -17652,7 +18411,6 @@
         <w:rPr>
           <w:sz w:val="28"/>
           <w:szCs w:val="28"/>
-          <w:lang w:val="en-US"/>
         </w:rPr>
       </w:pPr>
       <w:r>
@@ -17676,7 +18434,21 @@
           <w:sz w:val="28"/>
           <w:szCs w:val="28"/>
         </w:rPr>
-        <w:t xml:space="preserve"> — системная таблица </w:t>
+        <w:t xml:space="preserve"> </w:t>
+      </w:r>
+      <w:r>
+        <w:rPr>
+          <w:sz w:val="28"/>
+          <w:szCs w:val="28"/>
+        </w:rPr>
+        <w:t>–</w:t>
+      </w:r>
+      <w:r>
+        <w:rPr>
+          <w:sz w:val="28"/>
+          <w:szCs w:val="28"/>
+        </w:rPr>
+        <w:t xml:space="preserve"> системная таблица </w:t>
       </w:r>
       <w:proofErr w:type="spellStart"/>
       <w:r>
@@ -17720,7 +18492,6 @@
         <w:rPr>
           <w:sz w:val="28"/>
           <w:szCs w:val="28"/>
-          <w:lang w:val="en-US"/>
         </w:rPr>
       </w:pPr>
       <w:r>
@@ -17771,7 +18542,7 @@
           <w:szCs w:val="28"/>
         </w:rPr>
       </w:pPr>
-      <w:bookmarkStart w:id="12" w:name="_Toc225932390"/>
+      <w:bookmarkStart w:id="12" w:name="_Toc227496219"/>
       <w:r>
         <w:rPr>
           <w:b/>
@@ -17788,6 +18559,1469 @@
         <w:spacing w:line="360" w:lineRule="auto"/>
         <w:ind w:left="0" w:firstLine="851"/>
         <w:contextualSpacing w:val="0"/>
+        <w:jc w:val="both"/>
+        <w:rPr>
+          <w:bCs/>
+          <w:sz w:val="28"/>
+          <w:szCs w:val="28"/>
+        </w:rPr>
+      </w:pPr>
+      <w:r>
+        <w:rPr>
+          <w:bCs/>
+          <w:sz w:val="28"/>
+          <w:szCs w:val="28"/>
+        </w:rPr>
+        <w:t xml:space="preserve">Разработка веб-приложения выполнялась с использованием фреймворка </w:t>
+      </w:r>
+      <w:proofErr w:type="spellStart"/>
+      <w:r>
+        <w:rPr>
+          <w:bCs/>
+          <w:sz w:val="28"/>
+          <w:szCs w:val="28"/>
+        </w:rPr>
+        <w:t>Laravel</w:t>
+      </w:r>
+      <w:proofErr w:type="spellEnd"/>
+      <w:r>
+        <w:rPr>
+          <w:bCs/>
+          <w:sz w:val="28"/>
+          <w:szCs w:val="28"/>
+        </w:rPr>
+        <w:t xml:space="preserve"> для серверной части и Vue.js для клиентской части. Связь между клиентом и сервером организована через REST API с аутентификацией посредством токенов </w:t>
+      </w:r>
+      <w:proofErr w:type="spellStart"/>
+      <w:r>
+        <w:rPr>
+          <w:bCs/>
+          <w:sz w:val="28"/>
+          <w:szCs w:val="28"/>
+        </w:rPr>
+        <w:t>Laravel</w:t>
+      </w:r>
+      <w:proofErr w:type="spellEnd"/>
+      <w:r>
+        <w:rPr>
+          <w:bCs/>
+          <w:sz w:val="28"/>
+          <w:szCs w:val="28"/>
+        </w:rPr>
+        <w:t xml:space="preserve"> </w:t>
+      </w:r>
+      <w:proofErr w:type="spellStart"/>
+      <w:r>
+        <w:rPr>
+          <w:bCs/>
+          <w:sz w:val="28"/>
+          <w:szCs w:val="28"/>
+        </w:rPr>
+        <w:t>Sanctum</w:t>
+      </w:r>
+      <w:proofErr w:type="spellEnd"/>
+      <w:r>
+        <w:rPr>
+          <w:bCs/>
+          <w:sz w:val="28"/>
+          <w:szCs w:val="28"/>
+        </w:rPr>
+        <w:t>.</w:t>
+      </w:r>
+    </w:p>
+    <w:p>
+      <w:pPr>
+        <w:pStyle w:val="a3"/>
+        <w:spacing w:line="360" w:lineRule="auto"/>
+        <w:ind w:left="0" w:firstLine="851"/>
+        <w:contextualSpacing w:val="0"/>
+        <w:jc w:val="both"/>
+        <w:rPr>
+          <w:bCs/>
+          <w:sz w:val="28"/>
+          <w:szCs w:val="28"/>
+        </w:rPr>
+      </w:pPr>
+      <w:r>
+        <w:rPr>
+          <w:bCs/>
+          <w:sz w:val="28"/>
+          <w:szCs w:val="28"/>
+        </w:rPr>
+        <w:t xml:space="preserve">Подключение к базе данных MySQL настраивается в файле </w:t>
+      </w:r>
+      <w:proofErr w:type="gramStart"/>
+      <w:r>
+        <w:rPr>
+          <w:bCs/>
+          <w:sz w:val="28"/>
+          <w:szCs w:val="28"/>
+        </w:rPr>
+        <w:t>конфигурации .</w:t>
+      </w:r>
+      <w:proofErr w:type="spellStart"/>
+      <w:r>
+        <w:rPr>
+          <w:bCs/>
+          <w:sz w:val="28"/>
+          <w:szCs w:val="28"/>
+        </w:rPr>
+        <w:t>env</w:t>
+      </w:r>
+      <w:proofErr w:type="spellEnd"/>
+      <w:proofErr w:type="gramEnd"/>
+      <w:r>
+        <w:rPr>
+          <w:bCs/>
+          <w:sz w:val="28"/>
+          <w:szCs w:val="28"/>
+        </w:rPr>
+        <w:t xml:space="preserve">. Для работы с базой данных используется встроенный в </w:t>
+      </w:r>
+      <w:proofErr w:type="spellStart"/>
+      <w:r>
+        <w:rPr>
+          <w:bCs/>
+          <w:sz w:val="28"/>
+          <w:szCs w:val="28"/>
+        </w:rPr>
+        <w:t>Laravel</w:t>
+      </w:r>
+      <w:proofErr w:type="spellEnd"/>
+      <w:r>
+        <w:rPr>
+          <w:bCs/>
+          <w:sz w:val="28"/>
+          <w:szCs w:val="28"/>
+        </w:rPr>
+        <w:t xml:space="preserve"> построитель запросов и </w:t>
+      </w:r>
+      <w:proofErr w:type="spellStart"/>
+      <w:r>
+        <w:rPr>
+          <w:bCs/>
+          <w:sz w:val="28"/>
+          <w:szCs w:val="28"/>
+        </w:rPr>
+        <w:t>Eloquent</w:t>
+      </w:r>
+      <w:proofErr w:type="spellEnd"/>
+      <w:r>
+        <w:rPr>
+          <w:bCs/>
+          <w:sz w:val="28"/>
+          <w:szCs w:val="28"/>
+        </w:rPr>
+        <w:t xml:space="preserve"> ORM, что обеспечивает удобное и безопасное взаимодействие с данными.</w:t>
+      </w:r>
+    </w:p>
+    <w:p>
+      <w:pPr>
+        <w:pStyle w:val="a3"/>
+        <w:spacing w:line="360" w:lineRule="auto"/>
+        <w:ind w:left="0" w:firstLine="851"/>
+        <w:contextualSpacing w:val="0"/>
+        <w:jc w:val="both"/>
+        <w:rPr>
+          <w:bCs/>
+          <w:sz w:val="28"/>
+          <w:szCs w:val="28"/>
+        </w:rPr>
+      </w:pPr>
+      <w:r>
+        <w:rPr>
+          <w:bCs/>
+          <w:sz w:val="28"/>
+          <w:szCs w:val="28"/>
+        </w:rPr>
+        <w:t>Ключевые контроллеры серверной части:</w:t>
+      </w:r>
+    </w:p>
+    <w:p>
+      <w:pPr>
+        <w:pStyle w:val="a3"/>
+        <w:spacing w:line="360" w:lineRule="auto"/>
+        <w:ind w:left="0" w:firstLine="851"/>
+        <w:contextualSpacing w:val="0"/>
+        <w:jc w:val="both"/>
+        <w:rPr>
+          <w:bCs/>
+          <w:sz w:val="28"/>
+          <w:szCs w:val="28"/>
+        </w:rPr>
+      </w:pPr>
+      <w:r>
+        <w:rPr>
+          <w:bCs/>
+          <w:sz w:val="28"/>
+          <w:szCs w:val="28"/>
+        </w:rPr>
+        <w:t xml:space="preserve">1) </w:t>
+      </w:r>
+      <w:proofErr w:type="spellStart"/>
+      <w:r>
+        <w:rPr>
+          <w:bCs/>
+          <w:sz w:val="28"/>
+          <w:szCs w:val="28"/>
+        </w:rPr>
+        <w:t>UserController</w:t>
+      </w:r>
+      <w:proofErr w:type="spellEnd"/>
+      <w:r>
+        <w:rPr>
+          <w:bCs/>
+          <w:sz w:val="28"/>
+          <w:szCs w:val="28"/>
+        </w:rPr>
+        <w:t xml:space="preserve"> </w:t>
+      </w:r>
+      <w:r>
+        <w:rPr>
+          <w:sz w:val="28"/>
+          <w:szCs w:val="28"/>
+        </w:rPr>
+        <w:t>–</w:t>
+      </w:r>
+      <w:r>
+        <w:rPr>
+          <w:bCs/>
+          <w:sz w:val="28"/>
+          <w:szCs w:val="28"/>
+        </w:rPr>
+        <w:t xml:space="preserve"> обрабатывает запросы регистрации, аутентификации, выхода из системы, получения и обновления профиля пользователя, смены пароля. При регистрации выполняется валидация входных данных, хеширование пароля и создание записи в таблице </w:t>
+      </w:r>
+      <w:proofErr w:type="spellStart"/>
+      <w:r>
+        <w:rPr>
+          <w:bCs/>
+          <w:sz w:val="28"/>
+          <w:szCs w:val="28"/>
+        </w:rPr>
+        <w:t>users</w:t>
+      </w:r>
+      <w:proofErr w:type="spellEnd"/>
+      <w:r>
+        <w:rPr>
+          <w:bCs/>
+          <w:sz w:val="28"/>
+          <w:szCs w:val="28"/>
+        </w:rPr>
+        <w:t xml:space="preserve">. При аутентификации создаётся токен доступа через </w:t>
+      </w:r>
+      <w:proofErr w:type="spellStart"/>
+      <w:r>
+        <w:rPr>
+          <w:bCs/>
+          <w:sz w:val="28"/>
+          <w:szCs w:val="28"/>
+        </w:rPr>
+        <w:t>Laravel</w:t>
+      </w:r>
+      <w:proofErr w:type="spellEnd"/>
+      <w:r>
+        <w:rPr>
+          <w:bCs/>
+          <w:sz w:val="28"/>
+          <w:szCs w:val="28"/>
+        </w:rPr>
+        <w:t xml:space="preserve"> </w:t>
+      </w:r>
+      <w:proofErr w:type="spellStart"/>
+      <w:r>
+        <w:rPr>
+          <w:bCs/>
+          <w:sz w:val="28"/>
+          <w:szCs w:val="28"/>
+        </w:rPr>
+        <w:t>Sanctum</w:t>
+      </w:r>
+      <w:proofErr w:type="spellEnd"/>
+      <w:r>
+        <w:rPr>
+          <w:bCs/>
+          <w:sz w:val="28"/>
+          <w:szCs w:val="28"/>
+        </w:rPr>
+        <w:t>.</w:t>
+      </w:r>
+    </w:p>
+    <w:p>
+      <w:pPr>
+        <w:pStyle w:val="a3"/>
+        <w:spacing w:line="360" w:lineRule="auto"/>
+        <w:ind w:left="0" w:firstLine="851"/>
+        <w:contextualSpacing w:val="0"/>
+        <w:jc w:val="both"/>
+        <w:rPr>
+          <w:bCs/>
+          <w:sz w:val="28"/>
+          <w:szCs w:val="28"/>
+        </w:rPr>
+      </w:pPr>
+      <w:r>
+        <w:rPr>
+          <w:bCs/>
+          <w:sz w:val="28"/>
+          <w:szCs w:val="28"/>
+        </w:rPr>
+        <w:lastRenderedPageBreak/>
+        <w:t xml:space="preserve">2) </w:t>
+      </w:r>
+      <w:proofErr w:type="spellStart"/>
+      <w:r>
+        <w:rPr>
+          <w:bCs/>
+          <w:sz w:val="28"/>
+          <w:szCs w:val="28"/>
+        </w:rPr>
+        <w:t>AccountsController</w:t>
+      </w:r>
+      <w:proofErr w:type="spellEnd"/>
+      <w:r>
+        <w:rPr>
+          <w:bCs/>
+          <w:sz w:val="28"/>
+          <w:szCs w:val="28"/>
+        </w:rPr>
+        <w:t xml:space="preserve"> </w:t>
+      </w:r>
+      <w:r>
+        <w:rPr>
+          <w:sz w:val="28"/>
+          <w:szCs w:val="28"/>
+        </w:rPr>
+        <w:t>–</w:t>
+      </w:r>
+      <w:r>
+        <w:rPr>
+          <w:bCs/>
+          <w:sz w:val="28"/>
+          <w:szCs w:val="28"/>
+        </w:rPr>
+        <w:t xml:space="preserve"> реализует CRUD-операции для управления финансовыми счетами. Пользователь может создавать счета различных типов, редактировать их параметры и удалят</w:t>
+      </w:r>
+      <w:r>
+        <w:rPr>
+          <w:bCs/>
+          <w:sz w:val="28"/>
+          <w:szCs w:val="28"/>
+        </w:rPr>
+        <w:t>ь</w:t>
+      </w:r>
+      <w:r>
+        <w:rPr>
+          <w:bCs/>
+          <w:sz w:val="28"/>
+          <w:szCs w:val="28"/>
+        </w:rPr>
+        <w:t>. При удалении счёта проверяется наличие связанных транзакций.</w:t>
+      </w:r>
+    </w:p>
+    <w:p>
+      <w:pPr>
+        <w:pStyle w:val="a3"/>
+        <w:spacing w:line="360" w:lineRule="auto"/>
+        <w:ind w:left="0" w:firstLine="851"/>
+        <w:contextualSpacing w:val="0"/>
+        <w:jc w:val="both"/>
+        <w:rPr>
+          <w:bCs/>
+          <w:sz w:val="28"/>
+          <w:szCs w:val="28"/>
+        </w:rPr>
+      </w:pPr>
+      <w:r>
+        <w:rPr>
+          <w:bCs/>
+          <w:sz w:val="28"/>
+          <w:szCs w:val="28"/>
+        </w:rPr>
+        <w:t xml:space="preserve">3) </w:t>
+      </w:r>
+      <w:proofErr w:type="spellStart"/>
+      <w:r>
+        <w:rPr>
+          <w:bCs/>
+          <w:sz w:val="28"/>
+          <w:szCs w:val="28"/>
+        </w:rPr>
+        <w:t>CategoriesController</w:t>
+      </w:r>
+      <w:proofErr w:type="spellEnd"/>
+      <w:r>
+        <w:rPr>
+          <w:bCs/>
+          <w:sz w:val="28"/>
+          <w:szCs w:val="28"/>
+        </w:rPr>
+        <w:t xml:space="preserve"> </w:t>
+      </w:r>
+      <w:r>
+        <w:rPr>
+          <w:sz w:val="28"/>
+          <w:szCs w:val="28"/>
+        </w:rPr>
+        <w:t>–</w:t>
+      </w:r>
+      <w:r>
+        <w:rPr>
+          <w:bCs/>
+          <w:sz w:val="28"/>
+          <w:szCs w:val="28"/>
+        </w:rPr>
+        <w:t xml:space="preserve"> реализует CRUD-операции для управления категориями с учётом иерархической структуры. При создании и редактировании проверяется отсутствие циклических зависимостей в иерархии.</w:t>
+      </w:r>
+    </w:p>
+    <w:p>
+      <w:pPr>
+        <w:pStyle w:val="a3"/>
+        <w:spacing w:line="360" w:lineRule="auto"/>
+        <w:ind w:left="0" w:firstLine="851"/>
+        <w:contextualSpacing w:val="0"/>
+        <w:jc w:val="both"/>
+        <w:rPr>
+          <w:bCs/>
+          <w:sz w:val="28"/>
+          <w:szCs w:val="28"/>
+        </w:rPr>
+      </w:pPr>
+      <w:r>
+        <w:rPr>
+          <w:bCs/>
+          <w:sz w:val="28"/>
+          <w:szCs w:val="28"/>
+        </w:rPr>
+        <w:t xml:space="preserve">4) </w:t>
+      </w:r>
+      <w:proofErr w:type="spellStart"/>
+      <w:r>
+        <w:rPr>
+          <w:bCs/>
+          <w:sz w:val="28"/>
+          <w:szCs w:val="28"/>
+        </w:rPr>
+        <w:t>OperationsController</w:t>
+      </w:r>
+      <w:proofErr w:type="spellEnd"/>
+      <w:r>
+        <w:rPr>
+          <w:bCs/>
+          <w:sz w:val="28"/>
+          <w:szCs w:val="28"/>
+        </w:rPr>
+        <w:t xml:space="preserve"> </w:t>
+      </w:r>
+      <w:r>
+        <w:rPr>
+          <w:sz w:val="28"/>
+          <w:szCs w:val="28"/>
+        </w:rPr>
+        <w:t>–</w:t>
+      </w:r>
+      <w:r>
+        <w:rPr>
+          <w:bCs/>
+          <w:sz w:val="28"/>
+          <w:szCs w:val="28"/>
+        </w:rPr>
+        <w:t xml:space="preserve"> обрабатывает создание обычных операций и переводов между счетами. При создании обычной операции автоматически определяется знак суммы в зависимости от типа категории, обновляется баланс счёта и, для расходных операций, обновляется сумма потраченных средств в активном бюджете. При переводе между счетами создаются две связанные транзакции и обновляются балансы обоих счетов.</w:t>
+      </w:r>
+    </w:p>
+    <w:p>
+      <w:pPr>
+        <w:pStyle w:val="a3"/>
+        <w:spacing w:line="360" w:lineRule="auto"/>
+        <w:ind w:left="0" w:firstLine="851"/>
+        <w:contextualSpacing w:val="0"/>
+        <w:jc w:val="both"/>
+        <w:rPr>
+          <w:bCs/>
+          <w:sz w:val="28"/>
+          <w:szCs w:val="28"/>
+        </w:rPr>
+      </w:pPr>
+      <w:r>
+        <w:rPr>
+          <w:bCs/>
+          <w:sz w:val="28"/>
+          <w:szCs w:val="28"/>
+        </w:rPr>
+        <w:t xml:space="preserve">5) </w:t>
+      </w:r>
+      <w:proofErr w:type="spellStart"/>
+      <w:r>
+        <w:rPr>
+          <w:bCs/>
+          <w:sz w:val="28"/>
+          <w:szCs w:val="28"/>
+        </w:rPr>
+        <w:t>GoalsController</w:t>
+      </w:r>
+      <w:proofErr w:type="spellEnd"/>
+      <w:r>
+        <w:rPr>
+          <w:bCs/>
+          <w:sz w:val="28"/>
+          <w:szCs w:val="28"/>
+        </w:rPr>
+        <w:t xml:space="preserve"> </w:t>
+      </w:r>
+      <w:r>
+        <w:rPr>
+          <w:sz w:val="28"/>
+          <w:szCs w:val="28"/>
+        </w:rPr>
+        <w:t>–</w:t>
+      </w:r>
+      <w:r>
+        <w:rPr>
+          <w:bCs/>
+          <w:sz w:val="28"/>
+          <w:szCs w:val="28"/>
+        </w:rPr>
+        <w:t xml:space="preserve"> реализует CRUD-операции для финансовых целей и метод обновления прогресса с автоматическим изменением статуса при достижении целевой суммы.</w:t>
+      </w:r>
+    </w:p>
+    <w:p>
+      <w:pPr>
+        <w:pStyle w:val="a3"/>
+        <w:spacing w:line="360" w:lineRule="auto"/>
+        <w:ind w:left="0" w:firstLine="851"/>
+        <w:contextualSpacing w:val="0"/>
+        <w:jc w:val="both"/>
+        <w:rPr>
+          <w:bCs/>
+          <w:sz w:val="28"/>
+          <w:szCs w:val="28"/>
+        </w:rPr>
+      </w:pPr>
+      <w:r>
+        <w:rPr>
+          <w:bCs/>
+          <w:sz w:val="28"/>
+          <w:szCs w:val="28"/>
+        </w:rPr>
+        <w:t xml:space="preserve">6) </w:t>
+      </w:r>
+      <w:proofErr w:type="spellStart"/>
+      <w:r>
+        <w:rPr>
+          <w:bCs/>
+          <w:sz w:val="28"/>
+          <w:szCs w:val="28"/>
+        </w:rPr>
+        <w:t>BudgetsController</w:t>
+      </w:r>
+      <w:proofErr w:type="spellEnd"/>
+      <w:r>
+        <w:rPr>
+          <w:bCs/>
+          <w:sz w:val="28"/>
+          <w:szCs w:val="28"/>
+        </w:rPr>
+        <w:t xml:space="preserve"> </w:t>
+      </w:r>
+      <w:r>
+        <w:rPr>
+          <w:sz w:val="28"/>
+          <w:szCs w:val="28"/>
+        </w:rPr>
+        <w:t>–</w:t>
+      </w:r>
+      <w:r>
+        <w:rPr>
+          <w:bCs/>
+          <w:sz w:val="28"/>
+          <w:szCs w:val="28"/>
+        </w:rPr>
+        <w:t xml:space="preserve"> реализует CRUD-операции для бюджетных лимитов.</w:t>
+      </w:r>
+    </w:p>
+    <w:p>
+      <w:pPr>
+        <w:pStyle w:val="a3"/>
+        <w:spacing w:line="360" w:lineRule="auto"/>
+        <w:ind w:left="0" w:firstLine="851"/>
+        <w:contextualSpacing w:val="0"/>
+        <w:jc w:val="both"/>
+        <w:rPr>
+          <w:bCs/>
+          <w:sz w:val="28"/>
+          <w:szCs w:val="28"/>
+        </w:rPr>
+      </w:pPr>
+      <w:r>
+        <w:rPr>
+          <w:bCs/>
+          <w:sz w:val="28"/>
+          <w:szCs w:val="28"/>
+        </w:rPr>
+        <w:t xml:space="preserve">7) </w:t>
+      </w:r>
+      <w:proofErr w:type="spellStart"/>
+      <w:r>
+        <w:rPr>
+          <w:bCs/>
+          <w:sz w:val="28"/>
+          <w:szCs w:val="28"/>
+        </w:rPr>
+        <w:t>AdminController</w:t>
+      </w:r>
+      <w:proofErr w:type="spellEnd"/>
+      <w:r>
+        <w:rPr>
+          <w:bCs/>
+          <w:sz w:val="28"/>
+          <w:szCs w:val="28"/>
+        </w:rPr>
+        <w:t xml:space="preserve"> </w:t>
+      </w:r>
+      <w:r>
+        <w:rPr>
+          <w:sz w:val="28"/>
+          <w:szCs w:val="28"/>
+        </w:rPr>
+        <w:t>–</w:t>
+      </w:r>
+      <w:r>
+        <w:rPr>
+          <w:bCs/>
+          <w:sz w:val="28"/>
+          <w:szCs w:val="28"/>
+        </w:rPr>
+        <w:t xml:space="preserve"> предоставляет методы для получения статистики системы, управления пользователями и ролями, доступные только администраторам. Статистика включает количество пользователей, счетов, операций, общий баланс системы, а также данные для построения графиков.</w:t>
+      </w:r>
+    </w:p>
+    <w:p>
+      <w:pPr>
+        <w:pStyle w:val="a3"/>
+        <w:spacing w:line="360" w:lineRule="auto"/>
+        <w:ind w:left="0" w:firstLine="851"/>
+        <w:contextualSpacing w:val="0"/>
+        <w:jc w:val="both"/>
+        <w:rPr>
+          <w:bCs/>
+          <w:sz w:val="28"/>
+          <w:szCs w:val="28"/>
+        </w:rPr>
+      </w:pPr>
+      <w:r>
+        <w:rPr>
+          <w:bCs/>
+          <w:sz w:val="28"/>
+          <w:szCs w:val="28"/>
+        </w:rPr>
+        <w:t xml:space="preserve">Маршрутизация API организована в файле </w:t>
+      </w:r>
+      <w:proofErr w:type="spellStart"/>
+      <w:r>
+        <w:rPr>
+          <w:bCs/>
+          <w:sz w:val="28"/>
+          <w:szCs w:val="28"/>
+        </w:rPr>
+        <w:t>routes</w:t>
+      </w:r>
+      <w:proofErr w:type="spellEnd"/>
+      <w:r>
+        <w:rPr>
+          <w:bCs/>
+          <w:sz w:val="28"/>
+          <w:szCs w:val="28"/>
+        </w:rPr>
+        <w:t>/</w:t>
+      </w:r>
+      <w:proofErr w:type="spellStart"/>
+      <w:r>
+        <w:rPr>
+          <w:bCs/>
+          <w:sz w:val="28"/>
+          <w:szCs w:val="28"/>
+        </w:rPr>
+        <w:t>api.php</w:t>
+      </w:r>
+      <w:proofErr w:type="spellEnd"/>
+      <w:r>
+        <w:rPr>
+          <w:bCs/>
+          <w:sz w:val="28"/>
+          <w:szCs w:val="28"/>
+        </w:rPr>
+        <w:t>. Маршруты разделены на публичные</w:t>
+      </w:r>
+      <w:r>
+        <w:rPr>
+          <w:bCs/>
+          <w:sz w:val="28"/>
+          <w:szCs w:val="28"/>
+        </w:rPr>
+        <w:t xml:space="preserve"> </w:t>
+      </w:r>
+      <w:r>
+        <w:rPr>
+          <w:bCs/>
+          <w:sz w:val="28"/>
+          <w:szCs w:val="28"/>
+        </w:rPr>
+        <w:t xml:space="preserve">и защищённые. Административные маршруты дополнительно защищены </w:t>
+      </w:r>
+      <w:proofErr w:type="spellStart"/>
+      <w:r>
+        <w:rPr>
+          <w:bCs/>
+          <w:sz w:val="28"/>
+          <w:szCs w:val="28"/>
+        </w:rPr>
+        <w:t>middleware</w:t>
+      </w:r>
+      <w:proofErr w:type="spellEnd"/>
+      <w:r>
+        <w:rPr>
+          <w:bCs/>
+          <w:sz w:val="28"/>
+          <w:szCs w:val="28"/>
+        </w:rPr>
+        <w:t>, проверяющим наличие роли администратора</w:t>
+      </w:r>
+      <w:r>
+        <w:rPr>
+          <w:bCs/>
+          <w:sz w:val="28"/>
+          <w:szCs w:val="28"/>
+        </w:rPr>
+        <w:t>.</w:t>
+      </w:r>
+    </w:p>
+    <w:p>
+      <w:pPr>
+        <w:pStyle w:val="a3"/>
+        <w:spacing w:line="360" w:lineRule="auto"/>
+        <w:ind w:left="0" w:firstLine="851"/>
+        <w:contextualSpacing w:val="0"/>
+        <w:jc w:val="both"/>
+        <w:rPr>
+          <w:bCs/>
+          <w:sz w:val="28"/>
+          <w:szCs w:val="28"/>
+        </w:rPr>
+      </w:pPr>
+      <w:r>
+        <w:rPr>
+          <w:bCs/>
+          <w:sz w:val="28"/>
+          <w:szCs w:val="28"/>
+        </w:rPr>
+        <w:t xml:space="preserve">Взаимодействие клиентской части с API реализовано через библиотеку </w:t>
+      </w:r>
+      <w:proofErr w:type="spellStart"/>
+      <w:r>
+        <w:rPr>
+          <w:bCs/>
+          <w:sz w:val="28"/>
+          <w:szCs w:val="28"/>
+        </w:rPr>
+        <w:t>Axios</w:t>
+      </w:r>
+      <w:proofErr w:type="spellEnd"/>
+      <w:r>
+        <w:rPr>
+          <w:bCs/>
+          <w:sz w:val="28"/>
+          <w:szCs w:val="28"/>
+        </w:rPr>
+        <w:t>. Все запросы к защищённым маршрутам автоматически включают токен аутентификации из локального хранилища. При получении ответа с кодом 401</w:t>
+      </w:r>
+      <w:r>
+        <w:rPr>
+          <w:bCs/>
+          <w:sz w:val="28"/>
+          <w:szCs w:val="28"/>
+        </w:rPr>
+        <w:t xml:space="preserve"> </w:t>
+      </w:r>
+      <w:r>
+        <w:rPr>
+          <w:bCs/>
+          <w:sz w:val="28"/>
+          <w:szCs w:val="28"/>
+        </w:rPr>
+        <w:lastRenderedPageBreak/>
+        <w:t>или 419 выполняется автоматический выход из системы и перенаправление на страницу входа.</w:t>
+      </w:r>
+    </w:p>
+    <w:p>
+      <w:pPr>
+        <w:pStyle w:val="a3"/>
+        <w:spacing w:line="360" w:lineRule="auto"/>
+        <w:ind w:left="0" w:firstLine="851"/>
+        <w:contextualSpacing w:val="0"/>
+        <w:jc w:val="both"/>
+        <w:rPr>
+          <w:bCs/>
+          <w:sz w:val="28"/>
+          <w:szCs w:val="28"/>
+        </w:rPr>
+      </w:pPr>
+      <w:r>
+        <w:rPr>
+          <w:bCs/>
+          <w:sz w:val="28"/>
+          <w:szCs w:val="28"/>
+        </w:rPr>
+        <w:t>Приложение поддерживает ролевую модель доступа: обычные пользователи имеют доступ только к своим данным, администраторы могут просматривать общесистемную статистику и управлять учётными записями других пользователей.</w:t>
+      </w:r>
+    </w:p>
+    <w:p>
+      <w:pPr>
+        <w:pStyle w:val="a3"/>
+        <w:spacing w:line="360" w:lineRule="auto"/>
+        <w:ind w:left="0" w:firstLine="851"/>
+        <w:contextualSpacing w:val="0"/>
+        <w:jc w:val="both"/>
+        <w:rPr>
+          <w:bCs/>
+          <w:sz w:val="28"/>
+          <w:szCs w:val="28"/>
+        </w:rPr>
+      </w:pPr>
+      <w:r>
+        <w:rPr>
+          <w:bCs/>
+          <w:sz w:val="28"/>
+          <w:szCs w:val="28"/>
+        </w:rPr>
+        <w:t xml:space="preserve">Для заполнения базы данных тестовыми данными разработаны </w:t>
+      </w:r>
+      <w:proofErr w:type="spellStart"/>
+      <w:r>
+        <w:rPr>
+          <w:bCs/>
+          <w:sz w:val="28"/>
+          <w:szCs w:val="28"/>
+        </w:rPr>
+        <w:t>сидеры</w:t>
+      </w:r>
+      <w:proofErr w:type="spellEnd"/>
+      <w:r>
+        <w:rPr>
+          <w:bCs/>
+          <w:sz w:val="28"/>
+          <w:szCs w:val="28"/>
+        </w:rPr>
+        <w:t>, которые создают тестовых пользователей, счета, категории, транзакции, цели и бюджеты. Это позволяет быстро развернуть рабочее окружение для разработки и тестирования.</w:t>
+      </w:r>
+    </w:p>
+    <w:p>
+      <w:pPr>
+        <w:pStyle w:val="a3"/>
+        <w:spacing w:line="360" w:lineRule="auto"/>
+        <w:ind w:left="0" w:firstLine="851"/>
+        <w:contextualSpacing w:val="0"/>
+        <w:jc w:val="both"/>
+        <w:rPr>
+          <w:bCs/>
+          <w:sz w:val="28"/>
+          <w:szCs w:val="28"/>
+        </w:rPr>
+      </w:pPr>
+      <w:r>
+        <w:rPr>
+          <w:bCs/>
+          <w:sz w:val="28"/>
+          <w:szCs w:val="28"/>
+        </w:rPr>
+        <w:t>Клиентская часть приложения построена на компонентном подходе Vue.js. Основные компоненты:</w:t>
+      </w:r>
+    </w:p>
+    <w:p>
+      <w:pPr>
+        <w:pStyle w:val="a3"/>
+        <w:spacing w:line="360" w:lineRule="auto"/>
+        <w:ind w:left="0" w:firstLine="851"/>
+        <w:contextualSpacing w:val="0"/>
+        <w:jc w:val="both"/>
+        <w:rPr>
+          <w:bCs/>
+          <w:sz w:val="28"/>
+          <w:szCs w:val="28"/>
+        </w:rPr>
+      </w:pPr>
+      <w:r>
+        <w:rPr>
+          <w:bCs/>
+          <w:sz w:val="28"/>
+          <w:szCs w:val="28"/>
+        </w:rPr>
+        <w:t xml:space="preserve">1) </w:t>
+      </w:r>
+      <w:proofErr w:type="spellStart"/>
+      <w:r>
+        <w:rPr>
+          <w:bCs/>
+          <w:sz w:val="28"/>
+          <w:szCs w:val="28"/>
+        </w:rPr>
+        <w:t>NavBar.vue</w:t>
+      </w:r>
+      <w:proofErr w:type="spellEnd"/>
+      <w:r>
+        <w:rPr>
+          <w:bCs/>
+          <w:sz w:val="28"/>
+          <w:szCs w:val="28"/>
+        </w:rPr>
+        <w:t xml:space="preserve"> </w:t>
+      </w:r>
+      <w:r>
+        <w:rPr>
+          <w:sz w:val="28"/>
+          <w:szCs w:val="28"/>
+        </w:rPr>
+        <w:t>–</w:t>
+      </w:r>
+      <w:r>
+        <w:rPr>
+          <w:bCs/>
+          <w:sz w:val="28"/>
+          <w:szCs w:val="28"/>
+        </w:rPr>
+        <w:t xml:space="preserve"> навигационная панель с динамическим отображением пунктов меню в зависимости от статуса авторизации и роли пользователя.</w:t>
+      </w:r>
+    </w:p>
+    <w:p>
+      <w:pPr>
+        <w:pStyle w:val="a3"/>
+        <w:spacing w:line="360" w:lineRule="auto"/>
+        <w:ind w:left="0" w:firstLine="851"/>
+        <w:contextualSpacing w:val="0"/>
+        <w:jc w:val="both"/>
+        <w:rPr>
+          <w:bCs/>
+          <w:sz w:val="28"/>
+          <w:szCs w:val="28"/>
+        </w:rPr>
+      </w:pPr>
+      <w:r>
+        <w:rPr>
+          <w:bCs/>
+          <w:sz w:val="28"/>
+          <w:szCs w:val="28"/>
+        </w:rPr>
+        <w:t xml:space="preserve">2) </w:t>
+      </w:r>
+      <w:proofErr w:type="spellStart"/>
+      <w:r>
+        <w:rPr>
+          <w:bCs/>
+          <w:sz w:val="28"/>
+          <w:szCs w:val="28"/>
+        </w:rPr>
+        <w:t>Login.vue</w:t>
+      </w:r>
+      <w:proofErr w:type="spellEnd"/>
+      <w:r>
+        <w:rPr>
+          <w:bCs/>
+          <w:sz w:val="28"/>
+          <w:szCs w:val="28"/>
+        </w:rPr>
+        <w:t xml:space="preserve"> и </w:t>
+      </w:r>
+      <w:proofErr w:type="spellStart"/>
+      <w:r>
+        <w:rPr>
+          <w:bCs/>
+          <w:sz w:val="28"/>
+          <w:szCs w:val="28"/>
+        </w:rPr>
+        <w:t>Register.vue</w:t>
+      </w:r>
+      <w:proofErr w:type="spellEnd"/>
+      <w:r>
+        <w:rPr>
+          <w:bCs/>
+          <w:sz w:val="28"/>
+          <w:szCs w:val="28"/>
+        </w:rPr>
+        <w:t xml:space="preserve"> </w:t>
+      </w:r>
+      <w:r>
+        <w:rPr>
+          <w:sz w:val="28"/>
+          <w:szCs w:val="28"/>
+        </w:rPr>
+        <w:t>–</w:t>
+      </w:r>
+      <w:r>
+        <w:rPr>
+          <w:bCs/>
+          <w:sz w:val="28"/>
+          <w:szCs w:val="28"/>
+        </w:rPr>
+        <w:t xml:space="preserve"> формы аутентификации и регистрации с клиентской валидацией данных.</w:t>
+      </w:r>
+    </w:p>
+    <w:p>
+      <w:pPr>
+        <w:pStyle w:val="a3"/>
+        <w:spacing w:line="360" w:lineRule="auto"/>
+        <w:ind w:left="0" w:firstLine="851"/>
+        <w:contextualSpacing w:val="0"/>
+        <w:jc w:val="both"/>
+        <w:rPr>
+          <w:bCs/>
+          <w:sz w:val="28"/>
+          <w:szCs w:val="28"/>
+        </w:rPr>
+      </w:pPr>
+      <w:r>
+        <w:rPr>
+          <w:bCs/>
+          <w:sz w:val="28"/>
+          <w:szCs w:val="28"/>
+        </w:rPr>
+        <w:t xml:space="preserve">3) </w:t>
+      </w:r>
+      <w:proofErr w:type="spellStart"/>
+      <w:r>
+        <w:rPr>
+          <w:bCs/>
+          <w:sz w:val="28"/>
+          <w:szCs w:val="28"/>
+        </w:rPr>
+        <w:t>Accounts.vue</w:t>
+      </w:r>
+      <w:proofErr w:type="spellEnd"/>
+      <w:r>
+        <w:rPr>
+          <w:bCs/>
+          <w:sz w:val="28"/>
+          <w:szCs w:val="28"/>
+        </w:rPr>
+        <w:t xml:space="preserve">, </w:t>
+      </w:r>
+      <w:proofErr w:type="spellStart"/>
+      <w:r>
+        <w:rPr>
+          <w:bCs/>
+          <w:sz w:val="28"/>
+          <w:szCs w:val="28"/>
+        </w:rPr>
+        <w:t>Categories.vue</w:t>
+      </w:r>
+      <w:proofErr w:type="spellEnd"/>
+      <w:r>
+        <w:rPr>
+          <w:bCs/>
+          <w:sz w:val="28"/>
+          <w:szCs w:val="28"/>
+        </w:rPr>
+        <w:t xml:space="preserve">, </w:t>
+      </w:r>
+      <w:proofErr w:type="spellStart"/>
+      <w:r>
+        <w:rPr>
+          <w:bCs/>
+          <w:sz w:val="28"/>
+          <w:szCs w:val="28"/>
+        </w:rPr>
+        <w:t>Operations.vue</w:t>
+      </w:r>
+      <w:proofErr w:type="spellEnd"/>
+      <w:r>
+        <w:rPr>
+          <w:bCs/>
+          <w:sz w:val="28"/>
+          <w:szCs w:val="28"/>
+        </w:rPr>
+        <w:t xml:space="preserve">, </w:t>
+      </w:r>
+      <w:proofErr w:type="spellStart"/>
+      <w:r>
+        <w:rPr>
+          <w:bCs/>
+          <w:sz w:val="28"/>
+          <w:szCs w:val="28"/>
+        </w:rPr>
+        <w:t>Goals.vue</w:t>
+      </w:r>
+      <w:proofErr w:type="spellEnd"/>
+      <w:r>
+        <w:rPr>
+          <w:bCs/>
+          <w:sz w:val="28"/>
+          <w:szCs w:val="28"/>
+        </w:rPr>
+        <w:t xml:space="preserve">, </w:t>
+      </w:r>
+      <w:proofErr w:type="spellStart"/>
+      <w:r>
+        <w:rPr>
+          <w:bCs/>
+          <w:sz w:val="28"/>
+          <w:szCs w:val="28"/>
+        </w:rPr>
+        <w:t>Budgets.vue</w:t>
+      </w:r>
+      <w:proofErr w:type="spellEnd"/>
+      <w:r>
+        <w:rPr>
+          <w:bCs/>
+          <w:sz w:val="28"/>
+          <w:szCs w:val="28"/>
+        </w:rPr>
+        <w:t xml:space="preserve"> </w:t>
+      </w:r>
+      <w:r>
+        <w:rPr>
+          <w:sz w:val="28"/>
+          <w:szCs w:val="28"/>
+        </w:rPr>
+        <w:t>–</w:t>
+      </w:r>
+      <w:r>
+        <w:rPr>
+          <w:bCs/>
+          <w:sz w:val="28"/>
+          <w:szCs w:val="28"/>
+        </w:rPr>
+        <w:t xml:space="preserve"> компоненты для управления соответствующими сущностями с табличным отображением, формами создания/редактирования и графиками визуализации данных.</w:t>
+      </w:r>
+    </w:p>
+    <w:p>
+      <w:pPr>
+        <w:pStyle w:val="a3"/>
+        <w:spacing w:line="360" w:lineRule="auto"/>
+        <w:ind w:left="0" w:firstLine="851"/>
+        <w:contextualSpacing w:val="0"/>
+        <w:jc w:val="both"/>
+        <w:rPr>
+          <w:bCs/>
+          <w:sz w:val="28"/>
+          <w:szCs w:val="28"/>
+        </w:rPr>
+      </w:pPr>
+      <w:r>
+        <w:rPr>
+          <w:bCs/>
+          <w:sz w:val="28"/>
+          <w:szCs w:val="28"/>
+        </w:rPr>
+        <w:t xml:space="preserve">4) </w:t>
+      </w:r>
+      <w:proofErr w:type="spellStart"/>
+      <w:r>
+        <w:rPr>
+          <w:bCs/>
+          <w:sz w:val="28"/>
+          <w:szCs w:val="28"/>
+        </w:rPr>
+        <w:t>Profile.vue</w:t>
+      </w:r>
+      <w:proofErr w:type="spellEnd"/>
+      <w:r>
+        <w:rPr>
+          <w:bCs/>
+          <w:sz w:val="28"/>
+          <w:szCs w:val="28"/>
+        </w:rPr>
+        <w:t xml:space="preserve"> </w:t>
+      </w:r>
+      <w:r>
+        <w:rPr>
+          <w:sz w:val="28"/>
+          <w:szCs w:val="28"/>
+        </w:rPr>
+        <w:t>–</w:t>
+      </w:r>
+      <w:r>
+        <w:rPr>
+          <w:bCs/>
+          <w:sz w:val="28"/>
+          <w:szCs w:val="28"/>
+        </w:rPr>
+        <w:t xml:space="preserve"> личный кабинет пользователя с возможностью редактирования профиля и смены пароля.</w:t>
+      </w:r>
+    </w:p>
+    <w:p>
+      <w:pPr>
+        <w:pStyle w:val="a3"/>
+        <w:spacing w:line="360" w:lineRule="auto"/>
+        <w:ind w:left="0" w:firstLine="851"/>
+        <w:contextualSpacing w:val="0"/>
+        <w:jc w:val="both"/>
+        <w:rPr>
+          <w:bCs/>
+          <w:sz w:val="28"/>
+          <w:szCs w:val="28"/>
+        </w:rPr>
+      </w:pPr>
+      <w:r>
+        <w:rPr>
+          <w:bCs/>
+          <w:sz w:val="28"/>
+          <w:szCs w:val="28"/>
+        </w:rPr>
+        <w:t xml:space="preserve">5) </w:t>
+      </w:r>
+      <w:proofErr w:type="spellStart"/>
+      <w:r>
+        <w:rPr>
+          <w:bCs/>
+          <w:sz w:val="28"/>
+          <w:szCs w:val="28"/>
+        </w:rPr>
+        <w:t>AdminPanel.vue</w:t>
+      </w:r>
+      <w:proofErr w:type="spellEnd"/>
+      <w:r>
+        <w:rPr>
+          <w:bCs/>
+          <w:sz w:val="28"/>
+          <w:szCs w:val="28"/>
+        </w:rPr>
+        <w:t xml:space="preserve"> </w:t>
+      </w:r>
+      <w:r>
+        <w:rPr>
+          <w:sz w:val="28"/>
+          <w:szCs w:val="28"/>
+        </w:rPr>
+        <w:t>–</w:t>
+      </w:r>
+      <w:r>
+        <w:rPr>
+          <w:bCs/>
+          <w:sz w:val="28"/>
+          <w:szCs w:val="28"/>
+        </w:rPr>
+        <w:t xml:space="preserve"> панель администратора со статистикой системы и управлением пользователями.</w:t>
+      </w:r>
+    </w:p>
+    <w:p>
+      <w:pPr>
+        <w:pStyle w:val="a3"/>
+        <w:spacing w:line="360" w:lineRule="auto"/>
+        <w:ind w:left="0" w:firstLine="851"/>
+        <w:contextualSpacing w:val="0"/>
+        <w:jc w:val="both"/>
+        <w:rPr>
+          <w:bCs/>
+          <w:sz w:val="28"/>
+          <w:szCs w:val="28"/>
+        </w:rPr>
+      </w:pPr>
+      <w:r>
+        <w:rPr>
+          <w:bCs/>
+          <w:sz w:val="28"/>
+          <w:szCs w:val="28"/>
+        </w:rPr>
+        <w:t xml:space="preserve">Для визуализации данных используется библиотека </w:t>
+      </w:r>
+      <w:proofErr w:type="spellStart"/>
+      <w:r>
+        <w:rPr>
+          <w:bCs/>
+          <w:sz w:val="28"/>
+          <w:szCs w:val="28"/>
+        </w:rPr>
+        <w:t>ApexCharts</w:t>
+      </w:r>
+      <w:proofErr w:type="spellEnd"/>
+      <w:r>
+        <w:rPr>
+          <w:bCs/>
+          <w:sz w:val="28"/>
+          <w:szCs w:val="28"/>
+        </w:rPr>
+        <w:t>, интегрированная через адаптер vue3-apexcharts. Графики автоматически обновляются при изменении фильтров и данных.</w:t>
+      </w:r>
+    </w:p>
+    <w:p>
+      <w:pPr>
+        <w:pStyle w:val="a3"/>
+        <w:spacing w:line="360" w:lineRule="auto"/>
+        <w:ind w:left="0" w:firstLine="851"/>
+        <w:contextualSpacing w:val="0"/>
+        <w:jc w:val="both"/>
+        <w:rPr>
+          <w:bCs/>
+          <w:sz w:val="28"/>
+          <w:szCs w:val="28"/>
+        </w:rPr>
+      </w:pPr>
+      <w:r>
+        <w:rPr>
+          <w:bCs/>
+          <w:sz w:val="28"/>
+          <w:szCs w:val="28"/>
+        </w:rPr>
+        <w:t>Все компоненты стилизованы в единой</w:t>
+      </w:r>
+      <w:r>
+        <w:rPr>
+          <w:bCs/>
+          <w:sz w:val="28"/>
+          <w:szCs w:val="28"/>
+        </w:rPr>
+        <w:t xml:space="preserve"> </w:t>
+      </w:r>
+      <w:r>
+        <w:rPr>
+          <w:bCs/>
+          <w:sz w:val="28"/>
+          <w:szCs w:val="28"/>
+        </w:rPr>
+        <w:t xml:space="preserve">цветовой </w:t>
+      </w:r>
+      <w:r>
+        <w:rPr>
+          <w:bCs/>
+          <w:sz w:val="28"/>
+          <w:szCs w:val="28"/>
+        </w:rPr>
+        <w:t>палитре</w:t>
+      </w:r>
+      <w:r>
+        <w:rPr>
+          <w:bCs/>
+          <w:sz w:val="28"/>
+          <w:szCs w:val="28"/>
+        </w:rPr>
+        <w:t>.</w:t>
+      </w:r>
+    </w:p>
+    <w:p>
+      <w:pPr>
+        <w:spacing w:after="160" w:line="259" w:lineRule="auto"/>
+        <w:rPr>
+          <w:bCs/>
+          <w:sz w:val="28"/>
+          <w:szCs w:val="28"/>
+        </w:rPr>
+      </w:pPr>
+      <w:r>
+        <w:rPr>
+          <w:bCs/>
+          <w:sz w:val="28"/>
+          <w:szCs w:val="28"/>
+        </w:rPr>
+        <w:br w:type="page"/>
+      </w:r>
+    </w:p>
+    <w:p>
+      <w:pPr>
+        <w:pStyle w:val="a3"/>
+        <w:spacing w:after="160" w:line="360" w:lineRule="auto"/>
+        <w:ind w:left="0" w:firstLine="851"/>
+        <w:contextualSpacing w:val="0"/>
+        <w:jc w:val="both"/>
+        <w:outlineLvl w:val="0"/>
+        <w:rPr>
+          <w:b/>
+          <w:sz w:val="28"/>
+          <w:szCs w:val="28"/>
+        </w:rPr>
+      </w:pPr>
+      <w:bookmarkStart w:id="13" w:name="_Toc227496220"/>
+      <w:r>
+        <w:rPr>
+          <w:b/>
+          <w:sz w:val="28"/>
+          <w:szCs w:val="28"/>
+        </w:rPr>
+        <w:lastRenderedPageBreak/>
+        <w:t>6 Документирование веб-приложения</w:t>
+      </w:r>
+      <w:bookmarkEnd w:id="13"/>
+    </w:p>
+    <w:p>
+      <w:pPr>
+        <w:pStyle w:val="a3"/>
+        <w:spacing w:line="360" w:lineRule="auto"/>
+        <w:ind w:left="0" w:firstLine="851"/>
+        <w:contextualSpacing w:val="0"/>
+        <w:jc w:val="both"/>
+        <w:rPr>
+          <w:b/>
+          <w:sz w:val="28"/>
+          <w:szCs w:val="28"/>
+        </w:rPr>
+      </w:pPr>
+    </w:p>
+    <w:p>
+      <w:pPr>
+        <w:pStyle w:val="a3"/>
+        <w:spacing w:before="160" w:after="360" w:line="360" w:lineRule="auto"/>
+        <w:ind w:left="0" w:firstLine="851"/>
+        <w:contextualSpacing w:val="0"/>
+        <w:jc w:val="both"/>
+        <w:outlineLvl w:val="0"/>
+        <w:rPr>
+          <w:b/>
+          <w:sz w:val="28"/>
+          <w:szCs w:val="28"/>
+        </w:rPr>
+      </w:pPr>
+      <w:bookmarkStart w:id="14" w:name="_Toc227496221"/>
+      <w:r>
+        <w:rPr>
+          <w:b/>
+          <w:sz w:val="28"/>
+          <w:szCs w:val="28"/>
+        </w:rPr>
+        <w:t>6.1 Руководство пользователя</w:t>
+      </w:r>
+      <w:bookmarkEnd w:id="14"/>
+    </w:p>
+    <w:p>
+      <w:pPr>
+        <w:pStyle w:val="a3"/>
+        <w:spacing w:line="360" w:lineRule="auto"/>
+        <w:ind w:left="0" w:firstLine="851"/>
+        <w:contextualSpacing w:val="0"/>
+        <w:jc w:val="both"/>
+        <w:rPr>
+          <w:b/>
+          <w:sz w:val="28"/>
+          <w:szCs w:val="28"/>
+        </w:rPr>
+      </w:pPr>
+    </w:p>
+    <w:p>
+      <w:pPr>
+        <w:pStyle w:val="a3"/>
+        <w:spacing w:before="160" w:after="360" w:line="360" w:lineRule="auto"/>
+        <w:ind w:left="0" w:firstLine="851"/>
+        <w:contextualSpacing w:val="0"/>
+        <w:jc w:val="both"/>
+        <w:outlineLvl w:val="0"/>
+        <w:rPr>
+          <w:b/>
+          <w:sz w:val="28"/>
+          <w:szCs w:val="28"/>
+        </w:rPr>
+      </w:pPr>
+      <w:bookmarkStart w:id="15" w:name="_Toc227496222"/>
+      <w:r>
+        <w:rPr>
+          <w:b/>
+          <w:sz w:val="28"/>
+          <w:szCs w:val="28"/>
+        </w:rPr>
+        <w:t>6.2 Руководство администратора</w:t>
+      </w:r>
+      <w:bookmarkEnd w:id="15"/>
+    </w:p>
+    <w:p>
+      <w:pPr>
+        <w:pStyle w:val="a3"/>
+        <w:spacing w:line="360" w:lineRule="auto"/>
+        <w:ind w:left="0" w:firstLine="851"/>
+        <w:contextualSpacing w:val="0"/>
+        <w:jc w:val="both"/>
         <w:rPr>
           <w:b/>
           <w:sz w:val="28"/>
@@ -18206,6 +20440,155 @@
     </w:lvl>
   </w:abstractNum>
   <w:abstractNum w:abstractNumId="3" w15:restartNumberingAfterBreak="0">
+    <w:nsid w:val="209948A7"/>
+    <w:multiLevelType w:val="multilevel"/>
+    <w:tmpl w:val="EFB8ECBE"/>
+    <w:lvl w:ilvl="0">
+      <w:start w:val="1"/>
+      <w:numFmt w:val="bullet"/>
+      <w:lvlText w:val=""/>
+      <w:lvlJc w:val="left"/>
+      <w:pPr>
+        <w:tabs>
+          <w:tab w:val="num" w:pos="720"/>
+        </w:tabs>
+        <w:ind w:left="720" w:hanging="360"/>
+      </w:pPr>
+      <w:rPr>
+        <w:rFonts w:ascii="Symbol" w:hAnsi="Symbol" w:hint="default"/>
+        <w:sz w:val="20"/>
+      </w:rPr>
+    </w:lvl>
+    <w:lvl w:ilvl="1" w:tentative="1">
+      <w:start w:val="1"/>
+      <w:numFmt w:val="bullet"/>
+      <w:lvlText w:val="o"/>
+      <w:lvlJc w:val="left"/>
+      <w:pPr>
+        <w:tabs>
+          <w:tab w:val="num" w:pos="1440"/>
+        </w:tabs>
+        <w:ind w:left="1440" w:hanging="360"/>
+      </w:pPr>
+      <w:rPr>
+        <w:rFonts w:ascii="Courier New" w:hAnsi="Courier New" w:hint="default"/>
+        <w:sz w:val="20"/>
+      </w:rPr>
+    </w:lvl>
+    <w:lvl w:ilvl="2" w:tentative="1">
+      <w:start w:val="1"/>
+      <w:numFmt w:val="bullet"/>
+      <w:lvlText w:val=""/>
+      <w:lvlJc w:val="left"/>
+      <w:pPr>
+        <w:tabs>
+          <w:tab w:val="num" w:pos="2160"/>
+        </w:tabs>
+        <w:ind w:left="2160" w:hanging="360"/>
+      </w:pPr>
+      <w:rPr>
+        <w:rFonts w:ascii="Wingdings" w:hAnsi="Wingdings" w:hint="default"/>
+        <w:sz w:val="20"/>
+      </w:rPr>
+    </w:lvl>
+    <w:lvl w:ilvl="3" w:tentative="1">
+      <w:start w:val="1"/>
+      <w:numFmt w:val="bullet"/>
+      <w:lvlText w:val=""/>
+      <w:lvlJc w:val="left"/>
+      <w:pPr>
+        <w:tabs>
+          <w:tab w:val="num" w:pos="2880"/>
+        </w:tabs>
+        <w:ind w:left="2880" w:hanging="360"/>
+      </w:pPr>
+      <w:rPr>
+        <w:rFonts w:ascii="Wingdings" w:hAnsi="Wingdings" w:hint="default"/>
+        <w:sz w:val="20"/>
+      </w:rPr>
+    </w:lvl>
+    <w:lvl w:ilvl="4" w:tentative="1">
+      <w:start w:val="1"/>
+      <w:numFmt w:val="bullet"/>
+      <w:lvlText w:val=""/>
+      <w:lvlJc w:val="left"/>
+      <w:pPr>
+        <w:tabs>
+          <w:tab w:val="num" w:pos="3600"/>
+        </w:tabs>
+        <w:ind w:left="3600" w:hanging="360"/>
+      </w:pPr>
+      <w:rPr>
+        <w:rFonts w:ascii="Wingdings" w:hAnsi="Wingdings" w:hint="default"/>
+        <w:sz w:val="20"/>
+      </w:rPr>
+    </w:lvl>
+    <w:lvl w:ilvl="5" w:tentative="1">
+      <w:start w:val="1"/>
+      <w:numFmt w:val="bullet"/>
+      <w:lvlText w:val=""/>
+      <w:lvlJc w:val="left"/>
+      <w:pPr>
+        <w:tabs>
+          <w:tab w:val="num" w:pos="4320"/>
+        </w:tabs>
+        <w:ind w:left="4320" w:hanging="360"/>
+      </w:pPr>
+      <w:rPr>
+        <w:rFonts w:ascii="Wingdings" w:hAnsi="Wingdings" w:hint="default"/>
+        <w:sz w:val="20"/>
+      </w:rPr>
+    </w:lvl>
+    <w:lvl w:ilvl="6" w:tentative="1">
+      <w:start w:val="1"/>
+      <w:numFmt w:val="bullet"/>
+      <w:lvlText w:val=""/>
+      <w:lvlJc w:val="left"/>
+      <w:pPr>
+        <w:tabs>
+          <w:tab w:val="num" w:pos="5040"/>
+        </w:tabs>
+        <w:ind w:left="5040" w:hanging="360"/>
+      </w:pPr>
+      <w:rPr>
+        <w:rFonts w:ascii="Wingdings" w:hAnsi="Wingdings" w:hint="default"/>
+        <w:sz w:val="20"/>
+      </w:rPr>
+    </w:lvl>
+    <w:lvl w:ilvl="7" w:tentative="1">
+      <w:start w:val="1"/>
+      <w:numFmt w:val="bullet"/>
+      <w:lvlText w:val=""/>
+      <w:lvlJc w:val="left"/>
+      <w:pPr>
+        <w:tabs>
+          <w:tab w:val="num" w:pos="5760"/>
+        </w:tabs>
+        <w:ind w:left="5760" w:hanging="360"/>
+      </w:pPr>
+      <w:rPr>
+        <w:rFonts w:ascii="Wingdings" w:hAnsi="Wingdings" w:hint="default"/>
+        <w:sz w:val="20"/>
+      </w:rPr>
+    </w:lvl>
+    <w:lvl w:ilvl="8" w:tentative="1">
+      <w:start w:val="1"/>
+      <w:numFmt w:val="bullet"/>
+      <w:lvlText w:val=""/>
+      <w:lvlJc w:val="left"/>
+      <w:pPr>
+        <w:tabs>
+          <w:tab w:val="num" w:pos="6480"/>
+        </w:tabs>
+        <w:ind w:left="6480" w:hanging="360"/>
+      </w:pPr>
+      <w:rPr>
+        <w:rFonts w:ascii="Wingdings" w:hAnsi="Wingdings" w:hint="default"/>
+        <w:sz w:val="20"/>
+      </w:rPr>
+    </w:lvl>
+  </w:abstractNum>
+  <w:abstractNum w:abstractNumId="4" w15:restartNumberingAfterBreak="0">
     <w:nsid w:val="2F713992"/>
     <w:multiLevelType w:val="hybridMultilevel"/>
     <w:tmpl w:val="073CC71E"/>
@@ -18291,7 +20674,7 @@
       </w:pPr>
     </w:lvl>
   </w:abstractNum>
-  <w:abstractNum w:abstractNumId="4" w15:restartNumberingAfterBreak="0">
+  <w:abstractNum w:abstractNumId="5" w15:restartNumberingAfterBreak="0">
     <w:nsid w:val="397F6E4A"/>
     <w:multiLevelType w:val="multilevel"/>
     <w:tmpl w:val="B1020910"/>
@@ -18404,7 +20787,156 @@
       </w:pPr>
     </w:lvl>
   </w:abstractNum>
-  <w:abstractNum w:abstractNumId="5" w15:restartNumberingAfterBreak="0">
+  <w:abstractNum w:abstractNumId="6" w15:restartNumberingAfterBreak="0">
+    <w:nsid w:val="40065664"/>
+    <w:multiLevelType w:val="multilevel"/>
+    <w:tmpl w:val="043CD87C"/>
+    <w:lvl w:ilvl="0">
+      <w:start w:val="1"/>
+      <w:numFmt w:val="bullet"/>
+      <w:lvlText w:val=""/>
+      <w:lvlJc w:val="left"/>
+      <w:pPr>
+        <w:tabs>
+          <w:tab w:val="num" w:pos="720"/>
+        </w:tabs>
+        <w:ind w:left="720" w:hanging="360"/>
+      </w:pPr>
+      <w:rPr>
+        <w:rFonts w:ascii="Symbol" w:hAnsi="Symbol" w:hint="default"/>
+        <w:sz w:val="20"/>
+      </w:rPr>
+    </w:lvl>
+    <w:lvl w:ilvl="1" w:tentative="1">
+      <w:start w:val="1"/>
+      <w:numFmt w:val="bullet"/>
+      <w:lvlText w:val="o"/>
+      <w:lvlJc w:val="left"/>
+      <w:pPr>
+        <w:tabs>
+          <w:tab w:val="num" w:pos="1440"/>
+        </w:tabs>
+        <w:ind w:left="1440" w:hanging="360"/>
+      </w:pPr>
+      <w:rPr>
+        <w:rFonts w:ascii="Courier New" w:hAnsi="Courier New" w:hint="default"/>
+        <w:sz w:val="20"/>
+      </w:rPr>
+    </w:lvl>
+    <w:lvl w:ilvl="2" w:tentative="1">
+      <w:start w:val="1"/>
+      <w:numFmt w:val="bullet"/>
+      <w:lvlText w:val=""/>
+      <w:lvlJc w:val="left"/>
+      <w:pPr>
+        <w:tabs>
+          <w:tab w:val="num" w:pos="2160"/>
+        </w:tabs>
+        <w:ind w:left="2160" w:hanging="360"/>
+      </w:pPr>
+      <w:rPr>
+        <w:rFonts w:ascii="Wingdings" w:hAnsi="Wingdings" w:hint="default"/>
+        <w:sz w:val="20"/>
+      </w:rPr>
+    </w:lvl>
+    <w:lvl w:ilvl="3" w:tentative="1">
+      <w:start w:val="1"/>
+      <w:numFmt w:val="bullet"/>
+      <w:lvlText w:val=""/>
+      <w:lvlJc w:val="left"/>
+      <w:pPr>
+        <w:tabs>
+          <w:tab w:val="num" w:pos="2880"/>
+        </w:tabs>
+        <w:ind w:left="2880" w:hanging="360"/>
+      </w:pPr>
+      <w:rPr>
+        <w:rFonts w:ascii="Wingdings" w:hAnsi="Wingdings" w:hint="default"/>
+        <w:sz w:val="20"/>
+      </w:rPr>
+    </w:lvl>
+    <w:lvl w:ilvl="4" w:tentative="1">
+      <w:start w:val="1"/>
+      <w:numFmt w:val="bullet"/>
+      <w:lvlText w:val=""/>
+      <w:lvlJc w:val="left"/>
+      <w:pPr>
+        <w:tabs>
+          <w:tab w:val="num" w:pos="3600"/>
+        </w:tabs>
+        <w:ind w:left="3600" w:hanging="360"/>
+      </w:pPr>
+      <w:rPr>
+        <w:rFonts w:ascii="Wingdings" w:hAnsi="Wingdings" w:hint="default"/>
+        <w:sz w:val="20"/>
+      </w:rPr>
+    </w:lvl>
+    <w:lvl w:ilvl="5" w:tentative="1">
+      <w:start w:val="1"/>
+      <w:numFmt w:val="bullet"/>
+      <w:lvlText w:val=""/>
+      <w:lvlJc w:val="left"/>
+      <w:pPr>
+        <w:tabs>
+          <w:tab w:val="num" w:pos="4320"/>
+        </w:tabs>
+        <w:ind w:left="4320" w:hanging="360"/>
+      </w:pPr>
+      <w:rPr>
+        <w:rFonts w:ascii="Wingdings" w:hAnsi="Wingdings" w:hint="default"/>
+        <w:sz w:val="20"/>
+      </w:rPr>
+    </w:lvl>
+    <w:lvl w:ilvl="6" w:tentative="1">
+      <w:start w:val="1"/>
+      <w:numFmt w:val="bullet"/>
+      <w:lvlText w:val=""/>
+      <w:lvlJc w:val="left"/>
+      <w:pPr>
+        <w:tabs>
+          <w:tab w:val="num" w:pos="5040"/>
+        </w:tabs>
+        <w:ind w:left="5040" w:hanging="360"/>
+      </w:pPr>
+      <w:rPr>
+        <w:rFonts w:ascii="Wingdings" w:hAnsi="Wingdings" w:hint="default"/>
+        <w:sz w:val="20"/>
+      </w:rPr>
+    </w:lvl>
+    <w:lvl w:ilvl="7" w:tentative="1">
+      <w:start w:val="1"/>
+      <w:numFmt w:val="bullet"/>
+      <w:lvlText w:val=""/>
+      <w:lvlJc w:val="left"/>
+      <w:pPr>
+        <w:tabs>
+          <w:tab w:val="num" w:pos="5760"/>
+        </w:tabs>
+        <w:ind w:left="5760" w:hanging="360"/>
+      </w:pPr>
+      <w:rPr>
+        <w:rFonts w:ascii="Wingdings" w:hAnsi="Wingdings" w:hint="default"/>
+        <w:sz w:val="20"/>
+      </w:rPr>
+    </w:lvl>
+    <w:lvl w:ilvl="8" w:tentative="1">
+      <w:start w:val="1"/>
+      <w:numFmt w:val="bullet"/>
+      <w:lvlText w:val=""/>
+      <w:lvlJc w:val="left"/>
+      <w:pPr>
+        <w:tabs>
+          <w:tab w:val="num" w:pos="6480"/>
+        </w:tabs>
+        <w:ind w:left="6480" w:hanging="360"/>
+      </w:pPr>
+      <w:rPr>
+        <w:rFonts w:ascii="Wingdings" w:hAnsi="Wingdings" w:hint="default"/>
+        <w:sz w:val="20"/>
+      </w:rPr>
+    </w:lvl>
+  </w:abstractNum>
+  <w:abstractNum w:abstractNumId="7" w15:restartNumberingAfterBreak="0">
     <w:nsid w:val="435602F4"/>
     <w:multiLevelType w:val="hybridMultilevel"/>
     <w:tmpl w:val="073CC71E"/>
@@ -18490,7 +21022,7 @@
       </w:pPr>
     </w:lvl>
   </w:abstractNum>
-  <w:abstractNum w:abstractNumId="6" w15:restartNumberingAfterBreak="0">
+  <w:abstractNum w:abstractNumId="8" w15:restartNumberingAfterBreak="0">
     <w:nsid w:val="49FB6025"/>
     <w:multiLevelType w:val="hybridMultilevel"/>
     <w:tmpl w:val="073CC71E"/>
@@ -18576,7 +21108,7 @@
       </w:pPr>
     </w:lvl>
   </w:abstractNum>
-  <w:abstractNum w:abstractNumId="7" w15:restartNumberingAfterBreak="0">
+  <w:abstractNum w:abstractNumId="9" w15:restartNumberingAfterBreak="0">
     <w:nsid w:val="4A932B25"/>
     <w:multiLevelType w:val="hybridMultilevel"/>
     <w:tmpl w:val="DA465658"/>
@@ -18689,7 +21221,7 @@
       </w:rPr>
     </w:lvl>
   </w:abstractNum>
-  <w:abstractNum w:abstractNumId="8" w15:restartNumberingAfterBreak="0">
+  <w:abstractNum w:abstractNumId="10" w15:restartNumberingAfterBreak="0">
     <w:nsid w:val="505A46AB"/>
     <w:multiLevelType w:val="multilevel"/>
     <w:tmpl w:val="AA04D77C"/>
@@ -18812,21 +21344,27 @@
     <w:abstractNumId w:val="1"/>
   </w:num>
   <w:num w:numId="4" w16cid:durableId="1450127671">
+    <w:abstractNumId w:val="10"/>
+  </w:num>
+  <w:num w:numId="5" w16cid:durableId="1967664842">
+    <w:abstractNumId w:val="5"/>
+  </w:num>
+  <w:num w:numId="6" w16cid:durableId="1491365221">
+    <w:abstractNumId w:val="9"/>
+  </w:num>
+  <w:num w:numId="7" w16cid:durableId="486440339">
+    <w:abstractNumId w:val="7"/>
+  </w:num>
+  <w:num w:numId="8" w16cid:durableId="1855000173">
     <w:abstractNumId w:val="8"/>
   </w:num>
-  <w:num w:numId="5" w16cid:durableId="1967664842">
+  <w:num w:numId="9" w16cid:durableId="1000549796">
     <w:abstractNumId w:val="4"/>
   </w:num>
-  <w:num w:numId="6" w16cid:durableId="1491365221">
-    <w:abstractNumId w:val="7"/>
-  </w:num>
-  <w:num w:numId="7" w16cid:durableId="486440339">
-    <w:abstractNumId w:val="5"/>
-  </w:num>
-  <w:num w:numId="8" w16cid:durableId="1855000173">
+  <w:num w:numId="10" w16cid:durableId="1252160970">
     <w:abstractNumId w:val="6"/>
   </w:num>
-  <w:num w:numId="9" w16cid:durableId="1000549796">
+  <w:num w:numId="11" w16cid:durableId="1840460041">
     <w:abstractNumId w:val="3"/>
   </w:num>
 </w:numbering>
@@ -19265,6 +21803,7 @@
   <w:style w:type="character" w:default="1" w:styleId="a0">
     <w:name w:val="Default Paragraph Font"/>
     <w:uiPriority w:val="1"/>
+    <w:semiHidden/>
     <w:unhideWhenUsed/>
   </w:style>
   <w:style w:type="table" w:default="1" w:styleId="a1">

--- a/ПЗ.docx
+++ b/ПЗ.docx
@@ -7710,7 +7710,21 @@
           <w:sz w:val="28"/>
           <w:szCs w:val="28"/>
         </w:rPr>
-        <w:t>1. Введение.</w:t>
+        <w:t>1</w:t>
+      </w:r>
+      <w:r>
+        <w:rPr>
+          <w:sz w:val="28"/>
+          <w:szCs w:val="28"/>
+        </w:rPr>
+        <w:t>)</w:t>
+      </w:r>
+      <w:r>
+        <w:rPr>
+          <w:sz w:val="28"/>
+          <w:szCs w:val="28"/>
+        </w:rPr>
+        <w:t xml:space="preserve"> Введение.</w:t>
       </w:r>
     </w:p>
     <w:p>
@@ -7730,7 +7744,14 @@
           <w:sz w:val="28"/>
           <w:szCs w:val="28"/>
         </w:rPr>
-        <w:t>2.</w:t>
+        <w:t>2</w:t>
+      </w:r>
+      <w:r>
+        <w:rPr>
+          <w:sz w:val="28"/>
+          <w:szCs w:val="28"/>
+        </w:rPr>
+        <w:t>)</w:t>
       </w:r>
       <w:r>
         <w:rPr>
@@ -7764,7 +7785,14 @@
           <w:sz w:val="28"/>
           <w:szCs w:val="28"/>
         </w:rPr>
-        <w:t>3.</w:t>
+        <w:t>3</w:t>
+      </w:r>
+      <w:r>
+        <w:rPr>
+          <w:sz w:val="28"/>
+          <w:szCs w:val="28"/>
+        </w:rPr>
+        <w:t>)</w:t>
       </w:r>
       <w:r>
         <w:rPr>
@@ -7798,7 +7826,14 @@
           <w:sz w:val="28"/>
           <w:szCs w:val="28"/>
         </w:rPr>
-        <w:t>4.</w:t>
+        <w:t>4</w:t>
+      </w:r>
+      <w:r>
+        <w:rPr>
+          <w:sz w:val="28"/>
+          <w:szCs w:val="28"/>
+        </w:rPr>
+        <w:t>)</w:t>
       </w:r>
       <w:r>
         <w:rPr>
@@ -7832,7 +7867,21 @@
           <w:sz w:val="28"/>
           <w:szCs w:val="28"/>
         </w:rPr>
-        <w:t>5. Требования к техническому обеспечению.</w:t>
+        <w:t>5</w:t>
+      </w:r>
+      <w:r>
+        <w:rPr>
+          <w:sz w:val="28"/>
+          <w:szCs w:val="28"/>
+        </w:rPr>
+        <w:t>)</w:t>
+      </w:r>
+      <w:r>
+        <w:rPr>
+          <w:sz w:val="28"/>
+          <w:szCs w:val="28"/>
+        </w:rPr>
+        <w:t xml:space="preserve"> Требования к техническому обеспечению.</w:t>
       </w:r>
     </w:p>
     <w:p>
@@ -7852,7 +7901,21 @@
           <w:sz w:val="28"/>
           <w:szCs w:val="28"/>
         </w:rPr>
-        <w:t>6. Требования к программному обеспечению.</w:t>
+        <w:t>6</w:t>
+      </w:r>
+      <w:r>
+        <w:rPr>
+          <w:sz w:val="28"/>
+          <w:szCs w:val="28"/>
+        </w:rPr>
+        <w:t>)</w:t>
+      </w:r>
+      <w:r>
+        <w:rPr>
+          <w:sz w:val="28"/>
+          <w:szCs w:val="28"/>
+        </w:rPr>
+        <w:t xml:space="preserve"> Требования к программному обеспечению.</w:t>
       </w:r>
     </w:p>
     <w:p>
@@ -7872,7 +7935,21 @@
           <w:sz w:val="28"/>
           <w:szCs w:val="28"/>
         </w:rPr>
-        <w:t>7. Организационно-технические требования.</w:t>
+        <w:t>7</w:t>
+      </w:r>
+      <w:r>
+        <w:rPr>
+          <w:sz w:val="28"/>
+          <w:szCs w:val="28"/>
+        </w:rPr>
+        <w:t>)</w:t>
+      </w:r>
+      <w:r>
+        <w:rPr>
+          <w:sz w:val="28"/>
+          <w:szCs w:val="28"/>
+        </w:rPr>
+        <w:t xml:space="preserve"> Организационно-технические требования.</w:t>
       </w:r>
     </w:p>
     <w:p>
@@ -9875,6 +9952,7 @@
       </w:pPr>
       <w:r>
         <w:rPr>
+          <w:noProof/>
           <w:sz w:val="28"/>
           <w:szCs w:val="28"/>
         </w:rPr>
@@ -10418,10 +10496,10 @@
           <w:lang w:val="en-US"/>
         </w:rPr>
         <w:drawing>
-          <wp:inline distT="0" distB="0" distL="0" distR="0" wp14:anchorId="152365FA" wp14:editId="789EAB0B">
-            <wp:extent cx="5940425" cy="3458845"/>
-            <wp:effectExtent l="19050" t="19050" r="22225" b="27305"/>
-            <wp:docPr id="14" name="Рисунок 14"/>
+          <wp:inline distT="0" distB="0" distL="0" distR="0" wp14:anchorId="0E994E48" wp14:editId="3871CB6F">
+            <wp:extent cx="5940425" cy="3366135"/>
+            <wp:effectExtent l="19050" t="19050" r="22225" b="24765"/>
+            <wp:docPr id="7" name="Рисунок 7"/>
             <wp:cNvGraphicFramePr>
               <a:graphicFrameLocks xmlns:a="http://schemas.openxmlformats.org/drawingml/2006/main" noChangeAspect="1"/>
             </wp:cNvGraphicFramePr>
@@ -10441,7 +10519,7 @@
                   <pic:spPr>
                     <a:xfrm>
                       <a:off x="0" y="0"/>
-                      <a:ext cx="5940425" cy="3458845"/>
+                      <a:ext cx="5940425" cy="3366135"/>
                     </a:xfrm>
                     <a:prstGeom prst="rect">
                       <a:avLst/>
@@ -10563,13 +10641,12 @@
           <w:noProof/>
           <w:sz w:val="28"/>
           <w:szCs w:val="28"/>
-          <w:lang w:val="en-US"/>
         </w:rPr>
         <w:drawing>
-          <wp:inline distT="0" distB="0" distL="0" distR="0" wp14:anchorId="5C8B51C9" wp14:editId="71A4C089">
-            <wp:extent cx="5544324" cy="5753903"/>
-            <wp:effectExtent l="19050" t="19050" r="18415" b="18415"/>
-            <wp:docPr id="15" name="Рисунок 15"/>
+          <wp:inline distT="0" distB="0" distL="0" distR="0" wp14:anchorId="713854B8" wp14:editId="6D68E026">
+            <wp:extent cx="5687219" cy="5611008"/>
+            <wp:effectExtent l="19050" t="19050" r="27940" b="27940"/>
+            <wp:docPr id="8" name="Рисунок 8"/>
             <wp:cNvGraphicFramePr>
               <a:graphicFrameLocks xmlns:a="http://schemas.openxmlformats.org/drawingml/2006/main" noChangeAspect="1"/>
             </wp:cNvGraphicFramePr>
@@ -10589,7 +10666,7 @@
                   <pic:spPr>
                     <a:xfrm>
                       <a:off x="0" y="0"/>
-                      <a:ext cx="5544324" cy="5753903"/>
+                      <a:ext cx="5687219" cy="5611008"/>
                     </a:xfrm>
                     <a:prstGeom prst="rect">
                       <a:avLst/>
@@ -10705,10 +10782,10 @@
           <w:szCs w:val="28"/>
         </w:rPr>
         <w:drawing>
-          <wp:inline distT="0" distB="0" distL="0" distR="0" wp14:anchorId="06373398" wp14:editId="729E7729">
-            <wp:extent cx="5940425" cy="3046095"/>
-            <wp:effectExtent l="19050" t="19050" r="22225" b="20955"/>
-            <wp:docPr id="16" name="Рисунок 16"/>
+          <wp:inline distT="0" distB="0" distL="0" distR="0" wp14:anchorId="214C9021" wp14:editId="68364F32">
+            <wp:extent cx="5940425" cy="2872740"/>
+            <wp:effectExtent l="19050" t="19050" r="22225" b="22860"/>
+            <wp:docPr id="38" name="Рисунок 38"/>
             <wp:cNvGraphicFramePr>
               <a:graphicFrameLocks xmlns:a="http://schemas.openxmlformats.org/drawingml/2006/main" noChangeAspect="1"/>
             </wp:cNvGraphicFramePr>
@@ -10728,7 +10805,7 @@
                   <pic:spPr>
                     <a:xfrm>
                       <a:off x="0" y="0"/>
-                      <a:ext cx="5940425" cy="3046095"/>
+                      <a:ext cx="5940425" cy="2872740"/>
                     </a:xfrm>
                     <a:prstGeom prst="rect">
                       <a:avLst/>
@@ -10895,10 +10972,10 @@
         </w:rPr>
         <w:lastRenderedPageBreak/>
         <w:drawing>
-          <wp:inline distT="0" distB="0" distL="0" distR="0" wp14:anchorId="7659F74C" wp14:editId="542917E1">
-            <wp:extent cx="5940425" cy="4347210"/>
-            <wp:effectExtent l="19050" t="19050" r="22225" b="15240"/>
-            <wp:docPr id="17" name="Рисунок 17"/>
+          <wp:inline distT="0" distB="0" distL="0" distR="0" wp14:anchorId="5E88074C" wp14:editId="55555893">
+            <wp:extent cx="5940425" cy="4332605"/>
+            <wp:effectExtent l="19050" t="19050" r="22225" b="10795"/>
+            <wp:docPr id="41" name="Рисунок 41"/>
             <wp:cNvGraphicFramePr>
               <a:graphicFrameLocks xmlns:a="http://schemas.openxmlformats.org/drawingml/2006/main" noChangeAspect="1"/>
             </wp:cNvGraphicFramePr>
@@ -10918,7 +10995,7 @@
                   <pic:spPr>
                     <a:xfrm>
                       <a:off x="0" y="0"/>
-                      <a:ext cx="5940425" cy="4347210"/>
+                      <a:ext cx="5940425" cy="4332605"/>
                     </a:xfrm>
                     <a:prstGeom prst="rect">
                       <a:avLst/>
@@ -11035,10 +11112,10 @@
         </w:rPr>
         <w:lastRenderedPageBreak/>
         <w:drawing>
-          <wp:inline distT="0" distB="0" distL="0" distR="0" wp14:anchorId="0C8DF4A2" wp14:editId="74AAB320">
-            <wp:extent cx="5940425" cy="4739005"/>
-            <wp:effectExtent l="19050" t="19050" r="22225" b="23495"/>
-            <wp:docPr id="18" name="Рисунок 18"/>
+          <wp:inline distT="0" distB="0" distL="0" distR="0" wp14:anchorId="4B5DBA3B" wp14:editId="174F92A4">
+            <wp:extent cx="5940425" cy="5591810"/>
+            <wp:effectExtent l="19050" t="19050" r="22225" b="27940"/>
+            <wp:docPr id="42" name="Рисунок 42"/>
             <wp:cNvGraphicFramePr>
               <a:graphicFrameLocks xmlns:a="http://schemas.openxmlformats.org/drawingml/2006/main" noChangeAspect="1"/>
             </wp:cNvGraphicFramePr>
@@ -11058,7 +11135,7 @@
                   <pic:spPr>
                     <a:xfrm>
                       <a:off x="0" y="0"/>
-                      <a:ext cx="5940425" cy="4739005"/>
+                      <a:ext cx="5940425" cy="5591810"/>
                     </a:xfrm>
                     <a:prstGeom prst="rect">
                       <a:avLst/>
@@ -11170,7 +11247,7 @@
           <w:sz w:val="28"/>
           <w:szCs w:val="28"/>
         </w:rPr>
-        <w:t xml:space="preserve">является центральным компонентом системы. Пользователь может создавать операции двух типов: обычные (доход/расход) и переводы между собственными счетами. При выборе категории система автоматически определяет знак суммы: для расходных категорий сумма преобразуется в отрицательное значение, для доходных в положительное. При создании расходной операции выполняется проверка </w:t>
+        <w:t xml:space="preserve">является центральным компонентом системы. Пользователь может создавать операции двух типов: обычные (доход/расход) и переводы между собственными счетами. При выборе </w:t>
       </w:r>
       <w:r>
         <w:rPr>
@@ -11179,7 +11256,7 @@
           <w:szCs w:val="28"/>
         </w:rPr>
         <w:lastRenderedPageBreak/>
-        <w:t>наличия активного бюджетного лимита для выбранной категории, и при его наличии сумма расхода добавляется к потраченной сумме бюджета. Операции отображаются в таблице с возможностью фильтрации по типу, счёту и периоду. Линейный график демонстрирует динамику доходов и расходов по датам. Фрагмент кода создания операции представлен на рисунке 17.</w:t>
+        <w:t>категории система автоматически определяет знак суммы: для расходных категорий сумма преобразуется в отрицательное значение, для доходных в положительное. При создании расходной операции выполняется проверка наличия активного бюджетного лимита для выбранной категории, и при его наличии сумма расхода добавляется к потраченной сумме бюджета. Операции отображаются в таблице с возможностью фильтрации по типу, счёту и периоду. Линейный график демонстрирует динамику доходов и расходов по датам. Фрагмент кода создания операции представлен на рисунке 17.</w:t>
       </w:r>
     </w:p>
     <w:p>
@@ -11203,10 +11280,10 @@
           <w:szCs w:val="28"/>
         </w:rPr>
         <w:drawing>
-          <wp:inline distT="0" distB="0" distL="0" distR="0" wp14:anchorId="1BC50280" wp14:editId="3F2A00D6">
-            <wp:extent cx="5940425" cy="5753100"/>
-            <wp:effectExtent l="19050" t="19050" r="22225" b="19050"/>
-            <wp:docPr id="19" name="Рисунок 19"/>
+          <wp:inline distT="0" distB="0" distL="0" distR="0" wp14:anchorId="6E7A08F6" wp14:editId="508DE603">
+            <wp:extent cx="5940425" cy="5758180"/>
+            <wp:effectExtent l="19050" t="19050" r="22225" b="13970"/>
+            <wp:docPr id="43" name="Рисунок 43"/>
             <wp:cNvGraphicFramePr>
               <a:graphicFrameLocks xmlns:a="http://schemas.openxmlformats.org/drawingml/2006/main" noChangeAspect="1"/>
             </wp:cNvGraphicFramePr>
@@ -11226,7 +11303,7 @@
                   <pic:spPr>
                     <a:xfrm>
                       <a:off x="0" y="0"/>
-                      <a:ext cx="5940425" cy="5753100"/>
+                      <a:ext cx="5940425" cy="5758180"/>
                     </a:xfrm>
                     <a:prstGeom prst="rect">
                       <a:avLst/>
@@ -11300,6 +11377,7 @@
           <w:sz w:val="28"/>
           <w:szCs w:val="28"/>
         </w:rPr>
+        <w:lastRenderedPageBreak/>
         <w:t>Модуль финансовых целей</w:t>
       </w:r>
       <w:r>
@@ -11316,16 +11394,7 @@
           <w:sz w:val="28"/>
           <w:szCs w:val="28"/>
         </w:rPr>
-        <w:t xml:space="preserve">предоставляет инструменты для планирования и отслеживания прогресса достижения целей. Для каждой цели отображается текущий и целевой баланс, процент выполнения и статус. </w:t>
-      </w:r>
-      <w:r>
-        <w:rPr>
-          <w:bCs/>
-          <w:sz w:val="28"/>
-          <w:szCs w:val="28"/>
-        </w:rPr>
-        <w:lastRenderedPageBreak/>
-        <w:t>Пользователь может корректировать прогресс с помощью кнопок увеличения/уменьшения суммы. При достижении целевой суммы статус автоматически изменяется на «достигнута». Данные визуализируются в виде составной столбчатой диаграммы, показывающей текущий прогресс и оставшуюся сумму для каждой цели.</w:t>
+        <w:t>предоставляет инструменты для планирования и отслеживания прогресса достижения целей. Для каждой цели отображается текущий и целевой баланс, процент выполнения и статус. Пользователь может корректировать прогресс с помощью кнопок увеличения/уменьшения суммы. При достижении целевой суммы статус автоматически изменяется на «достигнута». Данные визуализируются в виде составной столбчатой диаграммы, показывающей текущий прогресс и оставшуюся сумму для каждой цели.</w:t>
       </w:r>
     </w:p>
     <w:p>
@@ -11580,6 +11649,7 @@
           <w:sz w:val="28"/>
           <w:szCs w:val="28"/>
         </w:rPr>
+        <w:lastRenderedPageBreak/>
         <w:t xml:space="preserve">Для работы с базой данных в </w:t>
       </w:r>
       <w:proofErr w:type="spellStart"/>
@@ -11653,7 +11723,6 @@
           <w:sz w:val="28"/>
           <w:szCs w:val="28"/>
         </w:rPr>
-        <w:lastRenderedPageBreak/>
         <w:t>База данных веб-приложения учёта финансов содержит следующие таблицы:</w:t>
       </w:r>
     </w:p>
@@ -11924,6 +11993,37 @@
               <w:t>автоинкремент</w:t>
             </w:r>
             <w:proofErr w:type="spellEnd"/>
+            <w:r>
+              <w:rPr>
+                <w:sz w:val="28"/>
+                <w:szCs w:val="28"/>
+              </w:rPr>
+              <w:t xml:space="preserve"> </w:t>
+            </w:r>
+            <w:r>
+              <w:rPr>
+                <w:sz w:val="28"/>
+                <w:szCs w:val="28"/>
+                <w:lang w:val="en-US"/>
+              </w:rPr>
+              <w:t>(</w:t>
+            </w:r>
+            <w:r>
+              <w:rPr>
+                <w:sz w:val="28"/>
+                <w:szCs w:val="28"/>
+                <w:lang w:val="en-US"/>
+              </w:rPr>
+              <w:t>PK</w:t>
+            </w:r>
+            <w:r>
+              <w:rPr>
+                <w:sz w:val="28"/>
+                <w:szCs w:val="28"/>
+                <w:lang w:val="en-US"/>
+              </w:rPr>
+              <w:t>)</w:t>
+            </w:r>
           </w:p>
         </w:tc>
       </w:tr>
@@ -12017,7 +12117,31 @@
                 <w:sz w:val="28"/>
                 <w:szCs w:val="28"/>
               </w:rPr>
-              <w:t>, по умолчанию 2 (пользователь)</w:t>
+              <w:t xml:space="preserve">, по умолчанию 2 </w:t>
+            </w:r>
+            <w:r>
+              <w:rPr>
+                <w:sz w:val="28"/>
+                <w:szCs w:val="28"/>
+                <w:lang w:val="en-US"/>
+              </w:rPr>
+              <w:t>(</w:t>
+            </w:r>
+            <w:r>
+              <w:rPr>
+                <w:sz w:val="28"/>
+                <w:szCs w:val="28"/>
+                <w:lang w:val="en-US"/>
+              </w:rPr>
+              <w:t>FK</w:t>
+            </w:r>
+            <w:r>
+              <w:rPr>
+                <w:sz w:val="28"/>
+                <w:szCs w:val="28"/>
+                <w:lang w:val="en-US"/>
+              </w:rPr>
+              <w:t>)</w:t>
             </w:r>
           </w:p>
         </w:tc>
@@ -12626,6 +12750,7 @@
                 <w:sz w:val="28"/>
                 <w:szCs w:val="28"/>
               </w:rPr>
+              <w:lastRenderedPageBreak/>
               <w:t>updated_at</w:t>
             </w:r>
             <w:proofErr w:type="spellEnd"/>
@@ -12695,7 +12820,6 @@
           <w:sz w:val="28"/>
           <w:szCs w:val="28"/>
         </w:rPr>
-        <w:lastRenderedPageBreak/>
         <w:t xml:space="preserve">Фрагмент кода миграции для создания таблицы </w:t>
       </w:r>
       <w:proofErr w:type="spellStart"/>
@@ -12736,10 +12860,10 @@
           <w:lang w:val="en-US"/>
         </w:rPr>
         <w:drawing>
-          <wp:inline distT="0" distB="0" distL="0" distR="0" wp14:anchorId="2D065278" wp14:editId="0527573E">
-            <wp:extent cx="5940425" cy="5431790"/>
-            <wp:effectExtent l="0" t="0" r="3175" b="0"/>
-            <wp:docPr id="20" name="Рисунок 20"/>
+          <wp:inline distT="0" distB="0" distL="0" distR="0" wp14:anchorId="73AC2B95" wp14:editId="3AFF9800">
+            <wp:extent cx="5940425" cy="5282565"/>
+            <wp:effectExtent l="19050" t="19050" r="22225" b="13335"/>
+            <wp:docPr id="44" name="Рисунок 44"/>
             <wp:cNvGraphicFramePr>
               <a:graphicFrameLocks xmlns:a="http://schemas.openxmlformats.org/drawingml/2006/main" noChangeAspect="1"/>
             </wp:cNvGraphicFramePr>
@@ -12759,11 +12883,16 @@
                   <pic:spPr>
                     <a:xfrm>
                       <a:off x="0" y="0"/>
-                      <a:ext cx="5940425" cy="5431790"/>
+                      <a:ext cx="5940425" cy="5282565"/>
                     </a:xfrm>
                     <a:prstGeom prst="rect">
                       <a:avLst/>
                     </a:prstGeom>
+                    <a:ln>
+                      <a:solidFill>
+                        <a:schemeClr val="tx1"/>
+                      </a:solidFill>
+                    </a:ln>
                   </pic:spPr>
                 </pic:pic>
               </a:graphicData>
@@ -12915,14 +13044,7 @@
           <w:sz w:val="28"/>
           <w:szCs w:val="28"/>
         </w:rPr>
-        <w:t xml:space="preserve"> обычные пользователи имеют доступ к своим данным, а администраторы имеют доступ к общесистемной статистике и управлению учётными записями.</w:t>
-      </w:r>
-      <w:r>
-        <w:rPr>
-          <w:sz w:val="28"/>
-          <w:szCs w:val="28"/>
-        </w:rPr>
-        <w:t xml:space="preserve"> Вынесение ролей в отдельную таблицу обеспечивает </w:t>
+        <w:t xml:space="preserve"> обычные пользователи имеют доступ к своим данным, а </w:t>
       </w:r>
       <w:r>
         <w:rPr>
@@ -12930,30 +13052,21 @@
           <w:szCs w:val="28"/>
         </w:rPr>
         <w:lastRenderedPageBreak/>
-        <w:t xml:space="preserve">простоту расширения системы в </w:t>
-      </w:r>
-      <w:proofErr w:type="spellStart"/>
-      <w:r>
-        <w:rPr>
-          <w:sz w:val="28"/>
-          <w:szCs w:val="28"/>
-        </w:rPr>
-        <w:t>будущум</w:t>
-      </w:r>
-      <w:proofErr w:type="spellEnd"/>
-      <w:r>
-        <w:rPr>
-          <w:sz w:val="28"/>
-          <w:szCs w:val="28"/>
-        </w:rPr>
-        <w:t>.</w:t>
-      </w:r>
-      <w:r>
-        <w:rPr>
-          <w:sz w:val="28"/>
-          <w:szCs w:val="28"/>
-        </w:rPr>
-        <w:t xml:space="preserve"> Структура таблицы представлена в таблице 4.</w:t>
+        <w:t>администраторы имеют доступ к общесистемной статистике и управлению учётными записями.</w:t>
+      </w:r>
+      <w:r>
+        <w:rPr>
+          <w:sz w:val="28"/>
+          <w:szCs w:val="28"/>
+        </w:rPr>
+        <w:t xml:space="preserve"> </w:t>
+      </w:r>
+      <w:r>
+        <w:rPr>
+          <w:sz w:val="28"/>
+          <w:szCs w:val="28"/>
+        </w:rPr>
+        <w:t>Структура таблицы представлена в таблице 4.</w:t>
       </w:r>
     </w:p>
     <w:p>
@@ -13148,6 +13261,7 @@
               <w:rPr>
                 <w:sz w:val="28"/>
                 <w:szCs w:val="28"/>
+                <w:lang w:val="en-US"/>
               </w:rPr>
             </w:pPr>
             <w:r>
@@ -13166,6 +13280,38 @@
               <w:t>автоинкремент</w:t>
             </w:r>
             <w:proofErr w:type="spellEnd"/>
+            <w:r>
+              <w:rPr>
+                <w:sz w:val="28"/>
+                <w:szCs w:val="28"/>
+                <w:lang w:val="en-US"/>
+              </w:rPr>
+              <w:t xml:space="preserve"> </w:t>
+            </w:r>
+            <w:r>
+              <w:rPr>
+                <w:sz w:val="28"/>
+                <w:szCs w:val="28"/>
+                <w:lang w:val="en-US"/>
+              </w:rPr>
+              <w:t>(</w:t>
+            </w:r>
+            <w:r>
+              <w:rPr>
+                <w:sz w:val="28"/>
+                <w:szCs w:val="28"/>
+                <w:lang w:val="en-US"/>
+              </w:rPr>
+              <w:t>PK</w:t>
+            </w:r>
+            <w:r>
+              <w:rPr>
+                <w:sz w:val="28"/>
+                <w:szCs w:val="28"/>
+                <w:lang w:val="en-US"/>
+              </w:rPr>
+              <w:t>)</w:t>
+            </w:r>
           </w:p>
         </w:tc>
       </w:tr>
@@ -13814,6 +13960,38 @@
               <w:t>автоинкремент</w:t>
             </w:r>
             <w:proofErr w:type="spellEnd"/>
+            <w:r>
+              <w:rPr>
+                <w:sz w:val="28"/>
+                <w:szCs w:val="28"/>
+                <w:lang w:val="en-US"/>
+              </w:rPr>
+              <w:t xml:space="preserve"> </w:t>
+            </w:r>
+            <w:r>
+              <w:rPr>
+                <w:sz w:val="28"/>
+                <w:szCs w:val="28"/>
+                <w:lang w:val="en-US"/>
+              </w:rPr>
+              <w:t>(</w:t>
+            </w:r>
+            <w:r>
+              <w:rPr>
+                <w:sz w:val="28"/>
+                <w:szCs w:val="28"/>
+                <w:lang w:val="en-US"/>
+              </w:rPr>
+              <w:t>PK</w:t>
+            </w:r>
+            <w:r>
+              <w:rPr>
+                <w:sz w:val="28"/>
+                <w:szCs w:val="28"/>
+                <w:lang w:val="en-US"/>
+              </w:rPr>
+              <w:t>)</w:t>
+            </w:r>
           </w:p>
         </w:tc>
       </w:tr>
@@ -13901,6 +14079,35 @@
               <w:t>users</w:t>
             </w:r>
             <w:proofErr w:type="spellEnd"/>
+            <w:r>
+              <w:rPr>
+                <w:sz w:val="28"/>
+                <w:szCs w:val="28"/>
+              </w:rPr>
+              <w:t xml:space="preserve"> </w:t>
+            </w:r>
+            <w:r>
+              <w:rPr>
+                <w:sz w:val="28"/>
+                <w:szCs w:val="28"/>
+              </w:rPr>
+              <w:t>(</w:t>
+            </w:r>
+            <w:r>
+              <w:rPr>
+                <w:sz w:val="28"/>
+                <w:szCs w:val="28"/>
+                <w:lang w:val="en-US"/>
+              </w:rPr>
+              <w:t>FK</w:t>
+            </w:r>
+            <w:r>
+              <w:rPr>
+                <w:sz w:val="28"/>
+                <w:szCs w:val="28"/>
+              </w:rPr>
+              <w:t>)</w:t>
+            </w:r>
           </w:p>
         </w:tc>
       </w:tr>
@@ -14938,6 +15145,38 @@
               <w:t>автоинкремент</w:t>
             </w:r>
             <w:proofErr w:type="spellEnd"/>
+            <w:r>
+              <w:rPr>
+                <w:sz w:val="28"/>
+                <w:szCs w:val="28"/>
+                <w:lang w:val="en-US"/>
+              </w:rPr>
+              <w:t xml:space="preserve"> </w:t>
+            </w:r>
+            <w:r>
+              <w:rPr>
+                <w:sz w:val="28"/>
+                <w:szCs w:val="28"/>
+                <w:lang w:val="en-US"/>
+              </w:rPr>
+              <w:t>(</w:t>
+            </w:r>
+            <w:r>
+              <w:rPr>
+                <w:sz w:val="28"/>
+                <w:szCs w:val="28"/>
+                <w:lang w:val="en-US"/>
+              </w:rPr>
+              <w:t>PK</w:t>
+            </w:r>
+            <w:r>
+              <w:rPr>
+                <w:sz w:val="28"/>
+                <w:szCs w:val="28"/>
+                <w:lang w:val="en-US"/>
+              </w:rPr>
+              <w:t>)</w:t>
+            </w:r>
           </w:p>
         </w:tc>
       </w:tr>
@@ -15022,6 +15261,35 @@
               <w:t>users</w:t>
             </w:r>
             <w:proofErr w:type="spellEnd"/>
+            <w:r>
+              <w:rPr>
+                <w:sz w:val="28"/>
+                <w:szCs w:val="28"/>
+              </w:rPr>
+              <w:t xml:space="preserve"> </w:t>
+            </w:r>
+            <w:r>
+              <w:rPr>
+                <w:sz w:val="28"/>
+                <w:szCs w:val="28"/>
+              </w:rPr>
+              <w:t>(</w:t>
+            </w:r>
+            <w:r>
+              <w:rPr>
+                <w:sz w:val="28"/>
+                <w:szCs w:val="28"/>
+                <w:lang w:val="en-US"/>
+              </w:rPr>
+              <w:t>FK</w:t>
+            </w:r>
+            <w:r>
+              <w:rPr>
+                <w:sz w:val="28"/>
+                <w:szCs w:val="28"/>
+              </w:rPr>
+              <w:t>)</w:t>
+            </w:r>
           </w:p>
         </w:tc>
       </w:tr>
@@ -15392,6 +15660,35 @@
               </w:rPr>
               <w:t>Внешний ключ к этой же таблице, допускает NULL</w:t>
             </w:r>
+            <w:r>
+              <w:rPr>
+                <w:sz w:val="28"/>
+                <w:szCs w:val="28"/>
+              </w:rPr>
+              <w:t xml:space="preserve"> </w:t>
+            </w:r>
+            <w:r>
+              <w:rPr>
+                <w:sz w:val="28"/>
+                <w:szCs w:val="28"/>
+              </w:rPr>
+              <w:t>(</w:t>
+            </w:r>
+            <w:r>
+              <w:rPr>
+                <w:sz w:val="28"/>
+                <w:szCs w:val="28"/>
+                <w:lang w:val="en-US"/>
+              </w:rPr>
+              <w:t>FK</w:t>
+            </w:r>
+            <w:r>
+              <w:rPr>
+                <w:sz w:val="28"/>
+                <w:szCs w:val="28"/>
+              </w:rPr>
+              <w:t>)</w:t>
+            </w:r>
           </w:p>
         </w:tc>
       </w:tr>
@@ -15808,6 +16105,38 @@
               <w:t>автоинкремент</w:t>
             </w:r>
             <w:proofErr w:type="spellEnd"/>
+            <w:r>
+              <w:rPr>
+                <w:sz w:val="28"/>
+                <w:szCs w:val="28"/>
+                <w:lang w:val="en-US"/>
+              </w:rPr>
+              <w:t xml:space="preserve"> </w:t>
+            </w:r>
+            <w:r>
+              <w:rPr>
+                <w:sz w:val="28"/>
+                <w:szCs w:val="28"/>
+                <w:lang w:val="en-US"/>
+              </w:rPr>
+              <w:t>(</w:t>
+            </w:r>
+            <w:r>
+              <w:rPr>
+                <w:sz w:val="28"/>
+                <w:szCs w:val="28"/>
+                <w:lang w:val="en-US"/>
+              </w:rPr>
+              <w:t>PK</w:t>
+            </w:r>
+            <w:r>
+              <w:rPr>
+                <w:sz w:val="28"/>
+                <w:szCs w:val="28"/>
+                <w:lang w:val="en-US"/>
+              </w:rPr>
+              <w:t>)</w:t>
+            </w:r>
           </w:p>
         </w:tc>
       </w:tr>
@@ -15892,6 +16221,35 @@
               <w:t>users</w:t>
             </w:r>
             <w:proofErr w:type="spellEnd"/>
+            <w:r>
+              <w:rPr>
+                <w:sz w:val="28"/>
+                <w:szCs w:val="28"/>
+              </w:rPr>
+              <w:t xml:space="preserve"> </w:t>
+            </w:r>
+            <w:r>
+              <w:rPr>
+                <w:sz w:val="28"/>
+                <w:szCs w:val="28"/>
+              </w:rPr>
+              <w:t>(</w:t>
+            </w:r>
+            <w:r>
+              <w:rPr>
+                <w:sz w:val="28"/>
+                <w:szCs w:val="28"/>
+                <w:lang w:val="en-US"/>
+              </w:rPr>
+              <w:t>FK</w:t>
+            </w:r>
+            <w:r>
+              <w:rPr>
+                <w:sz w:val="28"/>
+                <w:szCs w:val="28"/>
+              </w:rPr>
+              <w:t>)</w:t>
+            </w:r>
           </w:p>
         </w:tc>
       </w:tr>
@@ -15982,7 +16340,29 @@
                 <w:sz w:val="28"/>
                 <w:szCs w:val="28"/>
               </w:rPr>
-              <w:t xml:space="preserve"> (счёт-источник)</w:t>
+              <w:t xml:space="preserve"> </w:t>
+            </w:r>
+            <w:r>
+              <w:rPr>
+                <w:sz w:val="28"/>
+                <w:szCs w:val="28"/>
+              </w:rPr>
+              <w:t>(</w:t>
+            </w:r>
+            <w:r>
+              <w:rPr>
+                <w:sz w:val="28"/>
+                <w:szCs w:val="28"/>
+                <w:lang w:val="en-US"/>
+              </w:rPr>
+              <w:t>FK</w:t>
+            </w:r>
+            <w:r>
+              <w:rPr>
+                <w:sz w:val="28"/>
+                <w:szCs w:val="28"/>
+              </w:rPr>
+              <w:t>)</w:t>
             </w:r>
           </w:p>
         </w:tc>
@@ -16081,6 +16461,120 @@
                 <w:lang w:val="en-US"/>
               </w:rPr>
               <w:t>NULL</w:t>
+            </w:r>
+            <w:r>
+              <w:rPr>
+                <w:sz w:val="28"/>
+                <w:szCs w:val="28"/>
+              </w:rPr>
+              <w:t xml:space="preserve"> </w:t>
+            </w:r>
+            <w:r>
+              <w:rPr>
+                <w:sz w:val="28"/>
+                <w:szCs w:val="28"/>
+              </w:rPr>
+              <w:t>(</w:t>
+            </w:r>
+            <w:r>
+              <w:rPr>
+                <w:sz w:val="28"/>
+                <w:szCs w:val="28"/>
+                <w:lang w:val="en-US"/>
+              </w:rPr>
+              <w:t>FK</w:t>
+            </w:r>
+            <w:r>
+              <w:rPr>
+                <w:sz w:val="28"/>
+                <w:szCs w:val="28"/>
+              </w:rPr>
+              <w:t>)</w:t>
+            </w:r>
+          </w:p>
+        </w:tc>
+      </w:tr>
+      <w:tr>
+        <w:tc>
+          <w:tcPr>
+            <w:tcW w:w="3115" w:type="dxa"/>
+          </w:tcPr>
+          <w:p>
+            <w:pPr>
+              <w:pStyle w:val="a3"/>
+              <w:spacing w:line="360" w:lineRule="auto"/>
+              <w:ind w:left="0"/>
+              <w:rPr>
+                <w:sz w:val="28"/>
+                <w:szCs w:val="28"/>
+                <w:lang w:val="en-US"/>
+              </w:rPr>
+            </w:pPr>
+            <w:proofErr w:type="spellStart"/>
+            <w:r>
+              <w:rPr>
+                <w:sz w:val="28"/>
+                <w:szCs w:val="28"/>
+              </w:rPr>
+              <w:t>amount</w:t>
+            </w:r>
+            <w:proofErr w:type="spellEnd"/>
+          </w:p>
+        </w:tc>
+        <w:tc>
+          <w:tcPr>
+            <w:tcW w:w="3115" w:type="dxa"/>
+          </w:tcPr>
+          <w:p>
+            <w:pPr>
+              <w:pStyle w:val="a3"/>
+              <w:spacing w:line="360" w:lineRule="auto"/>
+              <w:ind w:left="0"/>
+              <w:rPr>
+                <w:sz w:val="28"/>
+                <w:szCs w:val="28"/>
+                <w:lang w:val="en-US"/>
+              </w:rPr>
+            </w:pPr>
+            <w:proofErr w:type="gramStart"/>
+            <w:r>
+              <w:rPr>
+                <w:sz w:val="28"/>
+                <w:szCs w:val="28"/>
+              </w:rPr>
+              <w:t>DECIMAL(</w:t>
+            </w:r>
+            <w:proofErr w:type="gramEnd"/>
+            <w:r>
+              <w:rPr>
+                <w:sz w:val="28"/>
+                <w:szCs w:val="28"/>
+              </w:rPr>
+              <w:t>15,2)</w:t>
+            </w:r>
+          </w:p>
+        </w:tc>
+        <w:tc>
+          <w:tcPr>
+            <w:tcW w:w="3115" w:type="dxa"/>
+          </w:tcPr>
+          <w:p>
+            <w:pPr>
+              <w:pStyle w:val="a3"/>
+              <w:spacing w:line="360" w:lineRule="auto"/>
+              <w:ind w:left="0"/>
+              <w:rPr>
+                <w:sz w:val="28"/>
+                <w:szCs w:val="28"/>
+                <w:lang w:val="en-US"/>
+              </w:rPr>
+            </w:pPr>
+            <w:r>
+              <w:rPr>
+                <w:sz w:val="28"/>
+                <w:szCs w:val="28"/>
+              </w:rPr>
+              <w:t>Сумма операции</w:t>
             </w:r>
           </w:p>
         </w:tc>
@@ -16216,7 +16710,7 @@
                 <w:sz w:val="28"/>
                 <w:szCs w:val="28"/>
               </w:rPr>
-              <w:t>amount</w:t>
+              <w:t>operation_date</w:t>
             </w:r>
             <w:proofErr w:type="spellEnd"/>
           </w:p>
@@ -16236,21 +16730,12 @@
                 <w:lang w:val="en-US"/>
               </w:rPr>
             </w:pPr>
-            <w:proofErr w:type="gramStart"/>
-            <w:r>
-              <w:rPr>
-                <w:sz w:val="28"/>
-                <w:szCs w:val="28"/>
-              </w:rPr>
-              <w:t>DECIMAL(</w:t>
-            </w:r>
-            <w:proofErr w:type="gramEnd"/>
-            <w:r>
-              <w:rPr>
-                <w:sz w:val="28"/>
-                <w:szCs w:val="28"/>
-              </w:rPr>
-              <w:t>15,2)</w:t>
+            <w:r>
+              <w:rPr>
+                <w:sz w:val="28"/>
+                <w:szCs w:val="28"/>
+              </w:rPr>
+              <w:t>DATE</w:t>
             </w:r>
           </w:p>
         </w:tc>
@@ -16273,7 +16758,7 @@
                 <w:sz w:val="28"/>
                 <w:szCs w:val="28"/>
               </w:rPr>
-              <w:t>Сумма операции (отрицательная — расход, положительная — доход)</w:t>
+              <w:t>Дата совершения операции</w:t>
             </w:r>
           </w:p>
         </w:tc>
@@ -16300,7 +16785,7 @@
                 <w:sz w:val="28"/>
                 <w:szCs w:val="28"/>
               </w:rPr>
-              <w:t>operation_date</w:t>
+              <w:t>operation_time</w:t>
             </w:r>
             <w:proofErr w:type="spellEnd"/>
           </w:p>
@@ -16325,7 +16810,7 @@
                 <w:sz w:val="28"/>
                 <w:szCs w:val="28"/>
               </w:rPr>
-              <w:t>DATE</w:t>
+              <w:t>TIME</w:t>
             </w:r>
           </w:p>
         </w:tc>
@@ -16341,15 +16826,14 @@
               <w:rPr>
                 <w:sz w:val="28"/>
                 <w:szCs w:val="28"/>
-                <w:lang w:val="en-US"/>
-              </w:rPr>
-            </w:pPr>
-            <w:r>
-              <w:rPr>
-                <w:sz w:val="28"/>
-                <w:szCs w:val="28"/>
-              </w:rPr>
-              <w:t>Дата совершения операции</w:t>
+              </w:rPr>
+            </w:pPr>
+            <w:r>
+              <w:rPr>
+                <w:sz w:val="28"/>
+                <w:szCs w:val="28"/>
+              </w:rPr>
+              <w:t>Время совершения операции, необязательное поле</w:t>
             </w:r>
           </w:p>
         </w:tc>
@@ -16376,7 +16860,7 @@
                 <w:sz w:val="28"/>
                 <w:szCs w:val="28"/>
               </w:rPr>
-              <w:t>operation_time</w:t>
+              <w:t>description</w:t>
             </w:r>
             <w:proofErr w:type="spellEnd"/>
           </w:p>
@@ -16396,12 +16880,23 @@
                 <w:lang w:val="en-US"/>
               </w:rPr>
             </w:pPr>
-            <w:r>
-              <w:rPr>
-                <w:sz w:val="28"/>
-                <w:szCs w:val="28"/>
-              </w:rPr>
-              <w:t>TIME</w:t>
+            <w:proofErr w:type="gramStart"/>
+            <w:r>
+              <w:rPr>
+                <w:sz w:val="28"/>
+                <w:szCs w:val="28"/>
+                <w:lang w:val="en-US"/>
+              </w:rPr>
+              <w:t>VARCHAR(</w:t>
+            </w:r>
+            <w:proofErr w:type="gramEnd"/>
+            <w:r>
+              <w:rPr>
+                <w:sz w:val="28"/>
+                <w:szCs w:val="28"/>
+                <w:lang w:val="en-US"/>
+              </w:rPr>
+              <w:t>255)</w:t>
             </w:r>
           </w:p>
         </w:tc>
@@ -16419,13 +16914,70 @@
                 <w:szCs w:val="28"/>
               </w:rPr>
             </w:pPr>
-            <w:r>
-              <w:rPr>
-                <w:sz w:val="28"/>
-                <w:szCs w:val="28"/>
-              </w:rPr>
-              <w:t>Время совершения операции, необязательное поле</w:t>
-            </w:r>
+            <w:proofErr w:type="spellStart"/>
+            <w:r>
+              <w:rPr>
+                <w:sz w:val="28"/>
+                <w:szCs w:val="28"/>
+                <w:lang w:val="en-US"/>
+              </w:rPr>
+              <w:t>Описание</w:t>
+            </w:r>
+            <w:proofErr w:type="spellEnd"/>
+            <w:r>
+              <w:rPr>
+                <w:sz w:val="28"/>
+                <w:szCs w:val="28"/>
+                <w:lang w:val="en-US"/>
+              </w:rPr>
+              <w:t xml:space="preserve"> </w:t>
+            </w:r>
+            <w:proofErr w:type="spellStart"/>
+            <w:r>
+              <w:rPr>
+                <w:sz w:val="28"/>
+                <w:szCs w:val="28"/>
+                <w:lang w:val="en-US"/>
+              </w:rPr>
+              <w:t>операции</w:t>
+            </w:r>
+            <w:proofErr w:type="spellEnd"/>
+            <w:r>
+              <w:rPr>
+                <w:sz w:val="28"/>
+                <w:szCs w:val="28"/>
+                <w:lang w:val="en-US"/>
+              </w:rPr>
+              <w:t xml:space="preserve">, </w:t>
+            </w:r>
+            <w:proofErr w:type="spellStart"/>
+            <w:r>
+              <w:rPr>
+                <w:sz w:val="28"/>
+                <w:szCs w:val="28"/>
+                <w:lang w:val="en-US"/>
+              </w:rPr>
+              <w:t>необязательное</w:t>
+            </w:r>
+            <w:proofErr w:type="spellEnd"/>
+            <w:r>
+              <w:rPr>
+                <w:sz w:val="28"/>
+                <w:szCs w:val="28"/>
+                <w:lang w:val="en-US"/>
+              </w:rPr>
+              <w:t xml:space="preserve"> </w:t>
+            </w:r>
+            <w:proofErr w:type="spellStart"/>
+            <w:r>
+              <w:rPr>
+                <w:sz w:val="28"/>
+                <w:szCs w:val="28"/>
+                <w:lang w:val="en-US"/>
+              </w:rPr>
+              <w:t>поле</w:t>
+            </w:r>
+            <w:proofErr w:type="spellEnd"/>
           </w:p>
         </w:tc>
       </w:tr>
@@ -16451,7 +17003,7 @@
                 <w:sz w:val="28"/>
                 <w:szCs w:val="28"/>
               </w:rPr>
-              <w:t>description</w:t>
+              <w:t>status</w:t>
             </w:r>
             <w:proofErr w:type="spellEnd"/>
           </w:p>
@@ -16471,23 +17023,12 @@
                 <w:lang w:val="en-US"/>
               </w:rPr>
             </w:pPr>
-            <w:proofErr w:type="gramStart"/>
-            <w:r>
-              <w:rPr>
-                <w:sz w:val="28"/>
-                <w:szCs w:val="28"/>
-                <w:lang w:val="en-US"/>
-              </w:rPr>
-              <w:t>VARCHAR(</w:t>
-            </w:r>
-            <w:proofErr w:type="gramEnd"/>
-            <w:r>
-              <w:rPr>
-                <w:sz w:val="28"/>
-                <w:szCs w:val="28"/>
-                <w:lang w:val="en-US"/>
-              </w:rPr>
-              <w:t>255)</w:t>
+            <w:r>
+              <w:rPr>
+                <w:sz w:val="28"/>
+                <w:szCs w:val="28"/>
+              </w:rPr>
+              <w:t>ENUM</w:t>
             </w:r>
           </w:p>
         </w:tc>
@@ -16506,6 +17047,36 @@
                 <w:lang w:val="en-US"/>
               </w:rPr>
             </w:pPr>
+            <w:r>
+              <w:rPr>
+                <w:sz w:val="28"/>
+                <w:szCs w:val="28"/>
+              </w:rPr>
+              <w:t>Статус</w:t>
+            </w:r>
+            <w:r>
+              <w:rPr>
+                <w:sz w:val="28"/>
+                <w:szCs w:val="28"/>
+                <w:lang w:val="en-US"/>
+              </w:rPr>
+              <w:t xml:space="preserve"> </w:t>
+            </w:r>
+            <w:r>
+              <w:rPr>
+                <w:sz w:val="28"/>
+                <w:szCs w:val="28"/>
+              </w:rPr>
+              <w:t>операции</w:t>
+            </w:r>
+            <w:r>
+              <w:rPr>
+                <w:sz w:val="28"/>
+                <w:szCs w:val="28"/>
+                <w:lang w:val="en-US"/>
+              </w:rPr>
+              <w:t xml:space="preserve">: accepted, rejected, </w:t>
+            </w:r>
             <w:proofErr w:type="spellStart"/>
             <w:r>
               <w:rPr>
@@ -16513,61 +17084,7 @@
                 <w:szCs w:val="28"/>
                 <w:lang w:val="en-US"/>
               </w:rPr>
-              <w:t>Описание</w:t>
-            </w:r>
-            <w:proofErr w:type="spellEnd"/>
-            <w:r>
-              <w:rPr>
-                <w:sz w:val="28"/>
-                <w:szCs w:val="28"/>
-                <w:lang w:val="en-US"/>
-              </w:rPr>
-              <w:t xml:space="preserve"> </w:t>
-            </w:r>
-            <w:proofErr w:type="spellStart"/>
-            <w:r>
-              <w:rPr>
-                <w:sz w:val="28"/>
-                <w:szCs w:val="28"/>
-                <w:lang w:val="en-US"/>
-              </w:rPr>
-              <w:t>операции</w:t>
-            </w:r>
-            <w:proofErr w:type="spellEnd"/>
-            <w:r>
-              <w:rPr>
-                <w:sz w:val="28"/>
-                <w:szCs w:val="28"/>
-                <w:lang w:val="en-US"/>
-              </w:rPr>
-              <w:t xml:space="preserve">, </w:t>
-            </w:r>
-            <w:proofErr w:type="spellStart"/>
-            <w:r>
-              <w:rPr>
-                <w:sz w:val="28"/>
-                <w:szCs w:val="28"/>
-                <w:lang w:val="en-US"/>
-              </w:rPr>
-              <w:t>необязательное</w:t>
-            </w:r>
-            <w:proofErr w:type="spellEnd"/>
-            <w:r>
-              <w:rPr>
-                <w:sz w:val="28"/>
-                <w:szCs w:val="28"/>
-                <w:lang w:val="en-US"/>
-              </w:rPr>
-              <w:t xml:space="preserve"> </w:t>
-            </w:r>
-            <w:proofErr w:type="spellStart"/>
-            <w:r>
-              <w:rPr>
-                <w:sz w:val="28"/>
-                <w:szCs w:val="28"/>
-                <w:lang w:val="en-US"/>
-              </w:rPr>
-              <w:t>поле</w:t>
+              <w:t>in_processing</w:t>
             </w:r>
             <w:proofErr w:type="spellEnd"/>
           </w:p>
@@ -16595,7 +17112,7 @@
                 <w:sz w:val="28"/>
                 <w:szCs w:val="28"/>
               </w:rPr>
-              <w:t>status</w:t>
+              <w:t>transfer_account_id</w:t>
             </w:r>
             <w:proofErr w:type="spellEnd"/>
           </w:p>
@@ -16619,8 +17136,9 @@
               <w:rPr>
                 <w:sz w:val="28"/>
                 <w:szCs w:val="28"/>
-              </w:rPr>
-              <w:t>ENUM</w:t>
+                <w:lang w:val="en-US"/>
+              </w:rPr>
+              <w:t>BIGINT</w:t>
             </w:r>
           </w:p>
         </w:tc>
@@ -16636,49 +17154,60 @@
               <w:rPr>
                 <w:sz w:val="28"/>
                 <w:szCs w:val="28"/>
+              </w:rPr>
+            </w:pPr>
+            <w:r>
+              <w:rPr>
+                <w:sz w:val="28"/>
+                <w:szCs w:val="28"/>
+              </w:rPr>
+              <w:t xml:space="preserve">Внешний ключ к таблице </w:t>
+            </w:r>
+            <w:proofErr w:type="spellStart"/>
+            <w:r>
+              <w:rPr>
+                <w:sz w:val="28"/>
+                <w:szCs w:val="28"/>
+              </w:rPr>
+              <w:t>accounts</w:t>
+            </w:r>
+            <w:proofErr w:type="spellEnd"/>
+            <w:r>
+              <w:rPr>
+                <w:sz w:val="28"/>
+                <w:szCs w:val="28"/>
+              </w:rPr>
+              <w:t xml:space="preserve"> для переводов, допускает NULL</w:t>
+            </w:r>
+            <w:r>
+              <w:rPr>
+                <w:sz w:val="28"/>
+                <w:szCs w:val="28"/>
+              </w:rPr>
+              <w:t xml:space="preserve"> </w:t>
+            </w:r>
+            <w:r>
+              <w:rPr>
+                <w:sz w:val="28"/>
+                <w:szCs w:val="28"/>
+              </w:rPr>
+              <w:t>(</w:t>
+            </w:r>
+            <w:r>
+              <w:rPr>
+                <w:sz w:val="28"/>
+                <w:szCs w:val="28"/>
                 <w:lang w:val="en-US"/>
               </w:rPr>
-            </w:pPr>
-            <w:r>
-              <w:rPr>
-                <w:sz w:val="28"/>
-                <w:szCs w:val="28"/>
-              </w:rPr>
-              <w:t>Статус</w:t>
-            </w:r>
-            <w:r>
-              <w:rPr>
-                <w:sz w:val="28"/>
-                <w:szCs w:val="28"/>
-                <w:lang w:val="en-US"/>
-              </w:rPr>
-              <w:t xml:space="preserve"> </w:t>
-            </w:r>
-            <w:r>
-              <w:rPr>
-                <w:sz w:val="28"/>
-                <w:szCs w:val="28"/>
-              </w:rPr>
-              <w:t>операции</w:t>
-            </w:r>
-            <w:r>
-              <w:rPr>
-                <w:sz w:val="28"/>
-                <w:szCs w:val="28"/>
-                <w:lang w:val="en-US"/>
-              </w:rPr>
-              <w:t xml:space="preserve">: accepted, rejected, </w:t>
-            </w:r>
-            <w:proofErr w:type="spellStart"/>
-            <w:r>
-              <w:rPr>
-                <w:sz w:val="28"/>
-                <w:szCs w:val="28"/>
-                <w:lang w:val="en-US"/>
-              </w:rPr>
-              <w:t>in_processing</w:t>
-            </w:r>
-            <w:proofErr w:type="spellEnd"/>
+              <w:t>FK</w:t>
+            </w:r>
+            <w:r>
+              <w:rPr>
+                <w:sz w:val="28"/>
+                <w:szCs w:val="28"/>
+              </w:rPr>
+              <w:t>)</w:t>
+            </w:r>
           </w:p>
         </w:tc>
       </w:tr>
@@ -16704,7 +17233,7 @@
                 <w:sz w:val="28"/>
                 <w:szCs w:val="28"/>
               </w:rPr>
-              <w:t>transfer_account_id</w:t>
+              <w:t>created_at</w:t>
             </w:r>
             <w:proofErr w:type="spellEnd"/>
           </w:p>
@@ -16730,7 +17259,7 @@
                 <w:szCs w:val="28"/>
                 <w:lang w:val="en-US"/>
               </w:rPr>
-              <w:t>BIGINT</w:t>
+              <w:t>TIMESTAMP</w:t>
             </w:r>
           </w:p>
         </w:tc>
@@ -16753,23 +17282,7 @@
                 <w:sz w:val="28"/>
                 <w:szCs w:val="28"/>
               </w:rPr>
-              <w:t xml:space="preserve">Внешний ключ к таблице </w:t>
-            </w:r>
-            <w:proofErr w:type="spellStart"/>
-            <w:r>
-              <w:rPr>
-                <w:sz w:val="28"/>
-                <w:szCs w:val="28"/>
-              </w:rPr>
-              <w:t>accounts</w:t>
-            </w:r>
-            <w:proofErr w:type="spellEnd"/>
-            <w:r>
-              <w:rPr>
-                <w:sz w:val="28"/>
-                <w:szCs w:val="28"/>
-              </w:rPr>
-              <w:t xml:space="preserve"> для переводов, допускает NULL</w:t>
+              <w:t>Дата и время создания записи</w:t>
             </w:r>
           </w:p>
         </w:tc>
@@ -16796,7 +17309,7 @@
                 <w:sz w:val="28"/>
                 <w:szCs w:val="28"/>
               </w:rPr>
-              <w:t>created_at</w:t>
+              <w:t>updated_at</w:t>
             </w:r>
             <w:proofErr w:type="spellEnd"/>
           </w:p>
@@ -16820,7 +17333,6 @@
               <w:rPr>
                 <w:sz w:val="28"/>
                 <w:szCs w:val="28"/>
-                <w:lang w:val="en-US"/>
               </w:rPr>
               <w:t>TIMESTAMP</w:t>
             </w:r>
@@ -16845,81 +17357,6 @@
                 <w:sz w:val="28"/>
                 <w:szCs w:val="28"/>
               </w:rPr>
-              <w:t>Дата и время создания записи</w:t>
-            </w:r>
-          </w:p>
-        </w:tc>
-      </w:tr>
-      <w:tr>
-        <w:tc>
-          <w:tcPr>
-            <w:tcW w:w="3115" w:type="dxa"/>
-          </w:tcPr>
-          <w:p>
-            <w:pPr>
-              <w:pStyle w:val="a3"/>
-              <w:spacing w:line="360" w:lineRule="auto"/>
-              <w:ind w:left="0"/>
-              <w:rPr>
-                <w:sz w:val="28"/>
-                <w:szCs w:val="28"/>
-                <w:lang w:val="en-US"/>
-              </w:rPr>
-            </w:pPr>
-            <w:proofErr w:type="spellStart"/>
-            <w:r>
-              <w:rPr>
-                <w:sz w:val="28"/>
-                <w:szCs w:val="28"/>
-              </w:rPr>
-              <w:t>updated_at</w:t>
-            </w:r>
-            <w:proofErr w:type="spellEnd"/>
-          </w:p>
-        </w:tc>
-        <w:tc>
-          <w:tcPr>
-            <w:tcW w:w="3115" w:type="dxa"/>
-          </w:tcPr>
-          <w:p>
-            <w:pPr>
-              <w:pStyle w:val="a3"/>
-              <w:spacing w:line="360" w:lineRule="auto"/>
-              <w:ind w:left="0"/>
-              <w:rPr>
-                <w:sz w:val="28"/>
-                <w:szCs w:val="28"/>
-                <w:lang w:val="en-US"/>
-              </w:rPr>
-            </w:pPr>
-            <w:r>
-              <w:rPr>
-                <w:sz w:val="28"/>
-                <w:szCs w:val="28"/>
-              </w:rPr>
-              <w:t>TIMESTAMP</w:t>
-            </w:r>
-          </w:p>
-        </w:tc>
-        <w:tc>
-          <w:tcPr>
-            <w:tcW w:w="3115" w:type="dxa"/>
-          </w:tcPr>
-          <w:p>
-            <w:pPr>
-              <w:pStyle w:val="a3"/>
-              <w:spacing w:line="360" w:lineRule="auto"/>
-              <w:ind w:left="0"/>
-              <w:rPr>
-                <w:sz w:val="28"/>
-                <w:szCs w:val="28"/>
-              </w:rPr>
-            </w:pPr>
-            <w:r>
-              <w:rPr>
-                <w:sz w:val="28"/>
-                <w:szCs w:val="28"/>
-              </w:rPr>
               <w:t>Дата и время последнего обновления записи</w:t>
             </w:r>
           </w:p>
@@ -16935,6 +17372,7 @@
         <w:rPr>
           <w:sz w:val="28"/>
           <w:szCs w:val="28"/>
+          <w:lang w:val="en-US"/>
         </w:rPr>
       </w:pPr>
       <w:r>
@@ -16974,18 +17412,6 @@
         </w:rPr>
         <w:t xml:space="preserve"> хранит бюджетные лимиты, устанавливаемые пользователями по категориям расходов на определённый период. Структура таблицы представлена в таблице 8.</w:t>
       </w:r>
-    </w:p>
-    <w:p>
-      <w:pPr>
-        <w:pStyle w:val="a3"/>
-        <w:spacing w:line="360" w:lineRule="auto"/>
-        <w:ind w:left="0" w:firstLine="851"/>
-        <w:jc w:val="both"/>
-        <w:rPr>
-          <w:sz w:val="28"/>
-          <w:szCs w:val="28"/>
-        </w:rPr>
-      </w:pPr>
     </w:p>
     <w:p>
       <w:pPr>
@@ -17005,7 +17431,6 @@
           <w:sz w:val="28"/>
           <w:szCs w:val="28"/>
         </w:rPr>
-        <w:lastRenderedPageBreak/>
         <w:t xml:space="preserve">Таблица 8 </w:t>
       </w:r>
       <w:r>
@@ -17184,689 +17609,53 @@
               <w:rPr>
                 <w:sz w:val="28"/>
                 <w:szCs w:val="28"/>
+              </w:rPr>
+            </w:pPr>
+            <w:r>
+              <w:rPr>
+                <w:sz w:val="28"/>
+                <w:szCs w:val="28"/>
+              </w:rPr>
+              <w:t xml:space="preserve">Первичный ключ, </w:t>
+            </w:r>
+            <w:proofErr w:type="spellStart"/>
+            <w:r>
+              <w:rPr>
+                <w:sz w:val="28"/>
+                <w:szCs w:val="28"/>
+              </w:rPr>
+              <w:t>автоинкремент</w:t>
+            </w:r>
+            <w:proofErr w:type="spellEnd"/>
+            <w:r>
+              <w:rPr>
+                <w:sz w:val="28"/>
+                <w:szCs w:val="28"/>
                 <w:lang w:val="en-US"/>
               </w:rPr>
-            </w:pPr>
-            <w:r>
-              <w:rPr>
-                <w:sz w:val="28"/>
-                <w:szCs w:val="28"/>
-              </w:rPr>
-              <w:t xml:space="preserve">Первичный ключ, </w:t>
-            </w:r>
-            <w:proofErr w:type="spellStart"/>
-            <w:r>
-              <w:rPr>
-                <w:sz w:val="28"/>
-                <w:szCs w:val="28"/>
-              </w:rPr>
-              <w:t>автоинкремент</w:t>
-            </w:r>
-            <w:proofErr w:type="spellEnd"/>
-          </w:p>
-        </w:tc>
-      </w:tr>
-      <w:tr>
-        <w:tc>
-          <w:tcPr>
-            <w:tcW w:w="3115" w:type="dxa"/>
-          </w:tcPr>
-          <w:p>
-            <w:pPr>
-              <w:pStyle w:val="a3"/>
-              <w:spacing w:line="360" w:lineRule="auto"/>
-              <w:ind w:left="0"/>
-              <w:jc w:val="both"/>
+              <w:t xml:space="preserve"> </w:t>
+            </w:r>
+            <w:r>
+              <w:rPr>
+                <w:sz w:val="28"/>
+                <w:szCs w:val="28"/>
+              </w:rPr>
+              <w:t>(</w:t>
+            </w:r>
+            <w:r>
               <w:rPr>
                 <w:sz w:val="28"/>
                 <w:szCs w:val="28"/>
                 <w:lang w:val="en-US"/>
               </w:rPr>
-            </w:pPr>
-            <w:proofErr w:type="spellStart"/>
-            <w:r>
-              <w:rPr>
-                <w:sz w:val="28"/>
-                <w:szCs w:val="28"/>
-              </w:rPr>
-              <w:t>user_id</w:t>
-            </w:r>
-            <w:proofErr w:type="spellEnd"/>
-          </w:p>
-        </w:tc>
-        <w:tc>
-          <w:tcPr>
-            <w:tcW w:w="3115" w:type="dxa"/>
-          </w:tcPr>
-          <w:p>
-            <w:pPr>
-              <w:pStyle w:val="a3"/>
-              <w:spacing w:line="360" w:lineRule="auto"/>
-              <w:ind w:left="0"/>
-              <w:jc w:val="both"/>
-              <w:rPr>
-                <w:sz w:val="28"/>
-                <w:szCs w:val="28"/>
-                <w:lang w:val="en-US"/>
-              </w:rPr>
-            </w:pPr>
-            <w:r>
-              <w:rPr>
-                <w:sz w:val="28"/>
-                <w:szCs w:val="28"/>
-              </w:rPr>
-              <w:t>BIGINT</w:t>
-            </w:r>
-          </w:p>
-        </w:tc>
-        <w:tc>
-          <w:tcPr>
-            <w:tcW w:w="3115" w:type="dxa"/>
-          </w:tcPr>
-          <w:p>
-            <w:pPr>
-              <w:pStyle w:val="a3"/>
-              <w:spacing w:line="360" w:lineRule="auto"/>
-              <w:ind w:left="0"/>
-              <w:jc w:val="both"/>
-              <w:rPr>
-                <w:sz w:val="28"/>
-                <w:szCs w:val="28"/>
-              </w:rPr>
-            </w:pPr>
-            <w:r>
-              <w:rPr>
-                <w:sz w:val="28"/>
-                <w:szCs w:val="28"/>
-              </w:rPr>
-              <w:t xml:space="preserve">Внешний ключ к таблице </w:t>
-            </w:r>
-            <w:proofErr w:type="spellStart"/>
-            <w:r>
-              <w:rPr>
-                <w:sz w:val="28"/>
-                <w:szCs w:val="28"/>
-              </w:rPr>
-              <w:t>users</w:t>
-            </w:r>
-            <w:proofErr w:type="spellEnd"/>
-          </w:p>
-        </w:tc>
-      </w:tr>
-      <w:tr>
-        <w:tc>
-          <w:tcPr>
-            <w:tcW w:w="3115" w:type="dxa"/>
-          </w:tcPr>
-          <w:p>
-            <w:pPr>
-              <w:pStyle w:val="a3"/>
-              <w:spacing w:line="360" w:lineRule="auto"/>
-              <w:ind w:left="0"/>
-              <w:jc w:val="both"/>
-              <w:rPr>
-                <w:sz w:val="28"/>
-                <w:szCs w:val="28"/>
-                <w:lang w:val="en-US"/>
-              </w:rPr>
-            </w:pPr>
-            <w:proofErr w:type="spellStart"/>
-            <w:r>
-              <w:rPr>
-                <w:sz w:val="28"/>
-                <w:szCs w:val="28"/>
-              </w:rPr>
-              <w:t>category_id</w:t>
-            </w:r>
-            <w:proofErr w:type="spellEnd"/>
-          </w:p>
-        </w:tc>
-        <w:tc>
-          <w:tcPr>
-            <w:tcW w:w="3115" w:type="dxa"/>
-          </w:tcPr>
-          <w:p>
-            <w:pPr>
-              <w:pStyle w:val="a3"/>
-              <w:spacing w:line="360" w:lineRule="auto"/>
-              <w:ind w:left="0"/>
-              <w:jc w:val="both"/>
-              <w:rPr>
-                <w:sz w:val="28"/>
-                <w:szCs w:val="28"/>
-                <w:lang w:val="en-US"/>
-              </w:rPr>
-            </w:pPr>
-            <w:r>
-              <w:rPr>
-                <w:sz w:val="28"/>
-                <w:szCs w:val="28"/>
-              </w:rPr>
-              <w:t>BIGINT</w:t>
-            </w:r>
-          </w:p>
-        </w:tc>
-        <w:tc>
-          <w:tcPr>
-            <w:tcW w:w="3115" w:type="dxa"/>
-          </w:tcPr>
-          <w:p>
-            <w:pPr>
-              <w:pStyle w:val="a3"/>
-              <w:spacing w:line="360" w:lineRule="auto"/>
-              <w:ind w:left="0"/>
-              <w:jc w:val="both"/>
-              <w:rPr>
-                <w:sz w:val="28"/>
-                <w:szCs w:val="28"/>
-              </w:rPr>
-            </w:pPr>
-            <w:r>
-              <w:rPr>
-                <w:sz w:val="28"/>
-                <w:szCs w:val="28"/>
-              </w:rPr>
-              <w:t xml:space="preserve">Внешний ключ к таблице </w:t>
-            </w:r>
-            <w:proofErr w:type="spellStart"/>
-            <w:r>
-              <w:rPr>
-                <w:sz w:val="28"/>
-                <w:szCs w:val="28"/>
-              </w:rPr>
-              <w:t>categories</w:t>
-            </w:r>
-            <w:proofErr w:type="spellEnd"/>
-          </w:p>
-        </w:tc>
-      </w:tr>
-      <w:tr>
-        <w:tc>
-          <w:tcPr>
-            <w:tcW w:w="3115" w:type="dxa"/>
-          </w:tcPr>
-          <w:p>
-            <w:pPr>
-              <w:pStyle w:val="a3"/>
-              <w:spacing w:line="360" w:lineRule="auto"/>
-              <w:ind w:left="0"/>
-              <w:jc w:val="both"/>
-              <w:rPr>
-                <w:sz w:val="28"/>
-                <w:szCs w:val="28"/>
-                <w:lang w:val="en-US"/>
-              </w:rPr>
-            </w:pPr>
-            <w:proofErr w:type="spellStart"/>
-            <w:r>
-              <w:rPr>
-                <w:sz w:val="28"/>
-                <w:szCs w:val="28"/>
-              </w:rPr>
-              <w:t>planned_amount</w:t>
-            </w:r>
-            <w:proofErr w:type="spellEnd"/>
-          </w:p>
-        </w:tc>
-        <w:tc>
-          <w:tcPr>
-            <w:tcW w:w="3115" w:type="dxa"/>
-          </w:tcPr>
-          <w:p>
-            <w:pPr>
-              <w:pStyle w:val="a3"/>
-              <w:spacing w:line="360" w:lineRule="auto"/>
-              <w:ind w:left="0"/>
-              <w:jc w:val="both"/>
-              <w:rPr>
-                <w:sz w:val="28"/>
-                <w:szCs w:val="28"/>
-                <w:lang w:val="en-US"/>
-              </w:rPr>
-            </w:pPr>
-            <w:proofErr w:type="gramStart"/>
-            <w:r>
-              <w:rPr>
-                <w:sz w:val="28"/>
-                <w:szCs w:val="28"/>
-                <w:lang w:val="en-US"/>
-              </w:rPr>
-              <w:t>DECIMAL(</w:t>
-            </w:r>
-            <w:proofErr w:type="gramEnd"/>
-            <w:r>
-              <w:rPr>
-                <w:sz w:val="28"/>
-                <w:szCs w:val="28"/>
-                <w:lang w:val="en-US"/>
-              </w:rPr>
-              <w:t>15,2)</w:t>
-            </w:r>
-          </w:p>
-        </w:tc>
-        <w:tc>
-          <w:tcPr>
-            <w:tcW w:w="3115" w:type="dxa"/>
-          </w:tcPr>
-          <w:p>
-            <w:pPr>
-              <w:pStyle w:val="a3"/>
-              <w:spacing w:line="360" w:lineRule="auto"/>
-              <w:ind w:left="0"/>
-              <w:jc w:val="both"/>
-              <w:rPr>
-                <w:sz w:val="28"/>
-                <w:szCs w:val="28"/>
-                <w:lang w:val="en-US"/>
-              </w:rPr>
-            </w:pPr>
-            <w:r>
-              <w:rPr>
-                <w:sz w:val="28"/>
-                <w:szCs w:val="28"/>
-              </w:rPr>
-              <w:t>Планируемая сумма расходов</w:t>
-            </w:r>
-          </w:p>
-        </w:tc>
-      </w:tr>
-      <w:tr>
-        <w:tc>
-          <w:tcPr>
-            <w:tcW w:w="3115" w:type="dxa"/>
-          </w:tcPr>
-          <w:p>
-            <w:pPr>
-              <w:pStyle w:val="a3"/>
-              <w:spacing w:line="360" w:lineRule="auto"/>
-              <w:ind w:left="0"/>
-              <w:jc w:val="both"/>
-              <w:rPr>
-                <w:sz w:val="28"/>
-                <w:szCs w:val="28"/>
-                <w:lang w:val="en-US"/>
-              </w:rPr>
-            </w:pPr>
-            <w:proofErr w:type="spellStart"/>
-            <w:r>
-              <w:rPr>
-                <w:sz w:val="28"/>
-                <w:szCs w:val="28"/>
-              </w:rPr>
-              <w:t>spent_amount</w:t>
-            </w:r>
-            <w:proofErr w:type="spellEnd"/>
-          </w:p>
-        </w:tc>
-        <w:tc>
-          <w:tcPr>
-            <w:tcW w:w="3115" w:type="dxa"/>
-          </w:tcPr>
-          <w:p>
-            <w:pPr>
-              <w:pStyle w:val="a3"/>
-              <w:spacing w:line="360" w:lineRule="auto"/>
-              <w:ind w:left="0"/>
-              <w:jc w:val="both"/>
-              <w:rPr>
-                <w:sz w:val="28"/>
-                <w:szCs w:val="28"/>
-                <w:lang w:val="en-US"/>
-              </w:rPr>
-            </w:pPr>
-            <w:proofErr w:type="gramStart"/>
-            <w:r>
-              <w:rPr>
-                <w:sz w:val="28"/>
-                <w:szCs w:val="28"/>
-              </w:rPr>
-              <w:t>DECIMAL(</w:t>
-            </w:r>
-            <w:proofErr w:type="gramEnd"/>
-            <w:r>
-              <w:rPr>
-                <w:sz w:val="28"/>
-                <w:szCs w:val="28"/>
-              </w:rPr>
-              <w:t>15,2)</w:t>
-            </w:r>
-          </w:p>
-        </w:tc>
-        <w:tc>
-          <w:tcPr>
-            <w:tcW w:w="3115" w:type="dxa"/>
-          </w:tcPr>
-          <w:p>
-            <w:pPr>
-              <w:pStyle w:val="a3"/>
-              <w:spacing w:line="360" w:lineRule="auto"/>
-              <w:ind w:left="0"/>
-              <w:jc w:val="both"/>
-              <w:rPr>
-                <w:sz w:val="28"/>
-                <w:szCs w:val="28"/>
-                <w:lang w:val="en-US"/>
-              </w:rPr>
-            </w:pPr>
-            <w:r>
-              <w:rPr>
-                <w:sz w:val="28"/>
-                <w:szCs w:val="28"/>
-              </w:rPr>
-              <w:t>Фактически потраченная сумма</w:t>
-            </w:r>
-          </w:p>
-        </w:tc>
-      </w:tr>
-      <w:tr>
-        <w:tc>
-          <w:tcPr>
-            <w:tcW w:w="3115" w:type="dxa"/>
-          </w:tcPr>
-          <w:p>
-            <w:pPr>
-              <w:pStyle w:val="a3"/>
-              <w:spacing w:line="360" w:lineRule="auto"/>
-              <w:ind w:left="0"/>
-              <w:jc w:val="both"/>
-              <w:rPr>
-                <w:sz w:val="28"/>
-                <w:szCs w:val="28"/>
-                <w:lang w:val="en-US"/>
-              </w:rPr>
-            </w:pPr>
-            <w:proofErr w:type="spellStart"/>
-            <w:r>
-              <w:rPr>
-                <w:sz w:val="28"/>
-                <w:szCs w:val="28"/>
-              </w:rPr>
-              <w:t>period_start</w:t>
-            </w:r>
-            <w:proofErr w:type="spellEnd"/>
-          </w:p>
-        </w:tc>
-        <w:tc>
-          <w:tcPr>
-            <w:tcW w:w="3115" w:type="dxa"/>
-          </w:tcPr>
-          <w:p>
-            <w:pPr>
-              <w:pStyle w:val="a3"/>
-              <w:spacing w:line="360" w:lineRule="auto"/>
-              <w:ind w:left="0"/>
-              <w:jc w:val="both"/>
-              <w:rPr>
-                <w:sz w:val="28"/>
-                <w:szCs w:val="28"/>
-                <w:lang w:val="en-US"/>
-              </w:rPr>
-            </w:pPr>
-            <w:r>
-              <w:rPr>
-                <w:sz w:val="28"/>
-                <w:szCs w:val="28"/>
-                <w:lang w:val="en-US"/>
-              </w:rPr>
-              <w:t>DATE</w:t>
-            </w:r>
-          </w:p>
-        </w:tc>
-        <w:tc>
-          <w:tcPr>
-            <w:tcW w:w="3115" w:type="dxa"/>
-          </w:tcPr>
-          <w:p>
-            <w:pPr>
-              <w:pStyle w:val="a3"/>
-              <w:spacing w:line="360" w:lineRule="auto"/>
-              <w:ind w:left="0"/>
-              <w:jc w:val="both"/>
-              <w:rPr>
-                <w:sz w:val="28"/>
-                <w:szCs w:val="28"/>
-              </w:rPr>
-            </w:pPr>
-            <w:r>
-              <w:rPr>
-                <w:sz w:val="28"/>
-                <w:szCs w:val="28"/>
-              </w:rPr>
-              <w:t>Дата начала периода действия бюджета</w:t>
-            </w:r>
-          </w:p>
-        </w:tc>
-      </w:tr>
-      <w:tr>
-        <w:tc>
-          <w:tcPr>
-            <w:tcW w:w="3115" w:type="dxa"/>
-          </w:tcPr>
-          <w:p>
-            <w:pPr>
-              <w:pStyle w:val="a3"/>
-              <w:spacing w:line="360" w:lineRule="auto"/>
-              <w:ind w:left="0"/>
-              <w:jc w:val="both"/>
-              <w:rPr>
-                <w:sz w:val="28"/>
-                <w:szCs w:val="28"/>
-                <w:lang w:val="en-US"/>
-              </w:rPr>
-            </w:pPr>
-            <w:proofErr w:type="spellStart"/>
-            <w:r>
-              <w:rPr>
-                <w:sz w:val="28"/>
-                <w:szCs w:val="28"/>
-              </w:rPr>
-              <w:t>period_end</w:t>
-            </w:r>
-            <w:proofErr w:type="spellEnd"/>
-          </w:p>
-        </w:tc>
-        <w:tc>
-          <w:tcPr>
-            <w:tcW w:w="3115" w:type="dxa"/>
-          </w:tcPr>
-          <w:p>
-            <w:pPr>
-              <w:pStyle w:val="a3"/>
-              <w:spacing w:line="360" w:lineRule="auto"/>
-              <w:ind w:left="0"/>
-              <w:jc w:val="both"/>
-              <w:rPr>
-                <w:sz w:val="28"/>
-                <w:szCs w:val="28"/>
-                <w:lang w:val="en-US"/>
-              </w:rPr>
-            </w:pPr>
-            <w:r>
-              <w:rPr>
-                <w:sz w:val="28"/>
-                <w:szCs w:val="28"/>
-              </w:rPr>
-              <w:t>DATE</w:t>
-            </w:r>
-          </w:p>
-        </w:tc>
-        <w:tc>
-          <w:tcPr>
-            <w:tcW w:w="3115" w:type="dxa"/>
-          </w:tcPr>
-          <w:p>
-            <w:pPr>
-              <w:pStyle w:val="a3"/>
-              <w:spacing w:line="360" w:lineRule="auto"/>
-              <w:ind w:left="0"/>
-              <w:jc w:val="both"/>
-              <w:rPr>
-                <w:sz w:val="28"/>
-                <w:szCs w:val="28"/>
-              </w:rPr>
-            </w:pPr>
-            <w:r>
-              <w:rPr>
-                <w:sz w:val="28"/>
-                <w:szCs w:val="28"/>
-              </w:rPr>
-              <w:t>Дата окончания периода действия бюджета</w:t>
-            </w:r>
-          </w:p>
-        </w:tc>
-      </w:tr>
-      <w:tr>
-        <w:tc>
-          <w:tcPr>
-            <w:tcW w:w="3115" w:type="dxa"/>
-          </w:tcPr>
-          <w:p>
-            <w:pPr>
-              <w:pStyle w:val="a3"/>
-              <w:spacing w:line="360" w:lineRule="auto"/>
-              <w:ind w:left="0"/>
-              <w:jc w:val="both"/>
-              <w:rPr>
-                <w:sz w:val="28"/>
-                <w:szCs w:val="28"/>
-                <w:lang w:val="en-US"/>
-              </w:rPr>
-            </w:pPr>
-            <w:proofErr w:type="spellStart"/>
-            <w:r>
-              <w:rPr>
-                <w:sz w:val="28"/>
-                <w:szCs w:val="28"/>
-              </w:rPr>
-              <w:t>created_at</w:t>
-            </w:r>
-            <w:proofErr w:type="spellEnd"/>
-          </w:p>
-        </w:tc>
-        <w:tc>
-          <w:tcPr>
-            <w:tcW w:w="3115" w:type="dxa"/>
-          </w:tcPr>
-          <w:p>
-            <w:pPr>
-              <w:pStyle w:val="a3"/>
-              <w:spacing w:line="360" w:lineRule="auto"/>
-              <w:ind w:left="0"/>
-              <w:jc w:val="both"/>
-              <w:rPr>
-                <w:sz w:val="28"/>
-                <w:szCs w:val="28"/>
-                <w:lang w:val="en-US"/>
-              </w:rPr>
-            </w:pPr>
-            <w:r>
-              <w:rPr>
-                <w:sz w:val="28"/>
-                <w:szCs w:val="28"/>
-              </w:rPr>
-              <w:t>TIMESTAMP</w:t>
-            </w:r>
-          </w:p>
-        </w:tc>
-        <w:tc>
-          <w:tcPr>
-            <w:tcW w:w="3115" w:type="dxa"/>
-          </w:tcPr>
-          <w:p>
-            <w:pPr>
-              <w:pStyle w:val="a3"/>
-              <w:spacing w:line="360" w:lineRule="auto"/>
-              <w:ind w:left="0"/>
-              <w:jc w:val="both"/>
-              <w:rPr>
-                <w:sz w:val="28"/>
-                <w:szCs w:val="28"/>
-              </w:rPr>
-            </w:pPr>
-            <w:r>
-              <w:rPr>
-                <w:sz w:val="28"/>
-                <w:szCs w:val="28"/>
-              </w:rPr>
-              <w:t>Дата и время создания записи</w:t>
-            </w:r>
-          </w:p>
-        </w:tc>
-      </w:tr>
-      <w:tr>
-        <w:tc>
-          <w:tcPr>
-            <w:tcW w:w="3115" w:type="dxa"/>
-          </w:tcPr>
-          <w:p>
-            <w:pPr>
-              <w:pStyle w:val="a3"/>
-              <w:spacing w:line="360" w:lineRule="auto"/>
-              <w:ind w:left="0"/>
-              <w:jc w:val="both"/>
-              <w:rPr>
-                <w:sz w:val="28"/>
-                <w:szCs w:val="28"/>
-                <w:lang w:val="en-US"/>
-              </w:rPr>
-            </w:pPr>
-            <w:proofErr w:type="spellStart"/>
-            <w:r>
-              <w:rPr>
-                <w:sz w:val="28"/>
-                <w:szCs w:val="28"/>
-              </w:rPr>
-              <w:t>updated_at</w:t>
-            </w:r>
-            <w:proofErr w:type="spellEnd"/>
-          </w:p>
-        </w:tc>
-        <w:tc>
-          <w:tcPr>
-            <w:tcW w:w="3115" w:type="dxa"/>
-          </w:tcPr>
-          <w:p>
-            <w:pPr>
-              <w:pStyle w:val="a3"/>
-              <w:spacing w:line="360" w:lineRule="auto"/>
-              <w:ind w:left="0"/>
-              <w:jc w:val="both"/>
-              <w:rPr>
-                <w:sz w:val="28"/>
-                <w:szCs w:val="28"/>
-                <w:lang w:val="en-US"/>
-              </w:rPr>
-            </w:pPr>
-            <w:r>
-              <w:rPr>
-                <w:sz w:val="28"/>
-                <w:szCs w:val="28"/>
-              </w:rPr>
-              <w:t>TIMESTAMP</w:t>
-            </w:r>
-          </w:p>
-        </w:tc>
-        <w:tc>
-          <w:tcPr>
-            <w:tcW w:w="3115" w:type="dxa"/>
-          </w:tcPr>
-          <w:p>
-            <w:pPr>
-              <w:pStyle w:val="a3"/>
-              <w:spacing w:line="360" w:lineRule="auto"/>
-              <w:ind w:left="0"/>
-              <w:jc w:val="both"/>
-              <w:rPr>
-                <w:sz w:val="28"/>
-                <w:szCs w:val="28"/>
-              </w:rPr>
-            </w:pPr>
-            <w:r>
-              <w:rPr>
-                <w:sz w:val="28"/>
-                <w:szCs w:val="28"/>
-              </w:rPr>
-              <w:t>Дата и время последнего обновления записи</w:t>
+              <w:t>PK</w:t>
+            </w:r>
+            <w:r>
+              <w:rPr>
+                <w:sz w:val="28"/>
+                <w:szCs w:val="28"/>
+              </w:rPr>
+              <w:t>)</w:t>
             </w:r>
           </w:p>
         </w:tc>
@@ -17874,96 +17663,26 @@
     </w:tbl>
     <w:p>
       <w:pPr>
-        <w:pStyle w:val="a3"/>
-        <w:spacing w:line="360" w:lineRule="auto"/>
-        <w:ind w:left="0" w:firstLine="851"/>
-        <w:jc w:val="both"/>
-        <w:rPr>
-          <w:sz w:val="28"/>
-          <w:szCs w:val="28"/>
-        </w:rPr>
-      </w:pPr>
-      <w:r>
-        <w:rPr>
-          <w:sz w:val="28"/>
-          <w:szCs w:val="28"/>
-        </w:rPr>
-        <w:t xml:space="preserve">Таблица </w:t>
-      </w:r>
-      <w:proofErr w:type="spellStart"/>
-      <w:r>
-        <w:rPr>
-          <w:sz w:val="28"/>
-          <w:szCs w:val="28"/>
-        </w:rPr>
-        <w:t>goals</w:t>
-      </w:r>
-      <w:proofErr w:type="spellEnd"/>
-      <w:r>
-        <w:rPr>
-          <w:sz w:val="28"/>
-          <w:szCs w:val="28"/>
-        </w:rPr>
-        <w:t xml:space="preserve"> </w:t>
-      </w:r>
-      <w:r>
-        <w:rPr>
-          <w:sz w:val="28"/>
-          <w:szCs w:val="28"/>
-        </w:rPr>
-        <w:t>–</w:t>
-      </w:r>
-      <w:r>
-        <w:rPr>
-          <w:sz w:val="28"/>
-          <w:szCs w:val="28"/>
-        </w:rPr>
-        <w:t xml:space="preserve"> содержит финансовые цели пользователей. Структура таблицы представлена в таблице 9.</w:t>
-      </w:r>
-    </w:p>
-    <w:p>
-      <w:pPr>
-        <w:pStyle w:val="a3"/>
-        <w:spacing w:before="240" w:line="360" w:lineRule="auto"/>
-        <w:ind w:left="0"/>
-        <w:contextualSpacing w:val="0"/>
-        <w:jc w:val="both"/>
-        <w:rPr>
-          <w:sz w:val="28"/>
-          <w:szCs w:val="28"/>
+        <w:rPr>
           <w:lang w:val="en-US"/>
         </w:rPr>
       </w:pPr>
-      <w:r>
-        <w:rPr>
-          <w:sz w:val="28"/>
-          <w:szCs w:val="28"/>
-        </w:rPr>
-        <w:t xml:space="preserve">Таблица 9 </w:t>
-      </w:r>
-      <w:r>
-        <w:rPr>
-          <w:sz w:val="28"/>
-          <w:szCs w:val="28"/>
-        </w:rPr>
-        <w:t>–</w:t>
-      </w:r>
-      <w:r>
-        <w:rPr>
-          <w:sz w:val="28"/>
-          <w:szCs w:val="28"/>
-        </w:rPr>
-        <w:t xml:space="preserve"> Структура таблицы </w:t>
-      </w:r>
-      <w:proofErr w:type="spellStart"/>
-      <w:r>
-        <w:rPr>
-          <w:sz w:val="28"/>
-          <w:szCs w:val="28"/>
-        </w:rPr>
-        <w:t>goals</w:t>
-      </w:r>
-      <w:proofErr w:type="spellEnd"/>
+    </w:p>
+    <w:p>
+      <w:pPr>
+        <w:rPr>
+          <w:sz w:val="28"/>
+          <w:szCs w:val="28"/>
+        </w:rPr>
+      </w:pPr>
+      <w:r>
+        <w:rPr>
+          <w:sz w:val="28"/>
+          <w:szCs w:val="28"/>
+        </w:rPr>
+        <w:lastRenderedPageBreak/>
+        <w:t>Продолжение таблицы 8</w:t>
+      </w:r>
     </w:p>
     <w:tbl>
       <w:tblPr>
@@ -18008,9 +17727,7 @@
           </w:tcPr>
           <w:p>
             <w:pPr>
-              <w:pStyle w:val="a3"/>
               <w:spacing w:line="360" w:lineRule="auto"/>
-              <w:ind w:left="0"/>
               <w:jc w:val="both"/>
               <w:rPr>
                 <w:sz w:val="28"/>
@@ -18076,7 +17793,7 @@
                 <w:sz w:val="28"/>
                 <w:szCs w:val="28"/>
               </w:rPr>
-              <w:t>id</w:t>
+              <w:t>user_id</w:t>
             </w:r>
             <w:proofErr w:type="spellEnd"/>
           </w:p>
@@ -18119,25 +17836,53 @@
               <w:rPr>
                 <w:sz w:val="28"/>
                 <w:szCs w:val="28"/>
+              </w:rPr>
+            </w:pPr>
+            <w:r>
+              <w:rPr>
+                <w:sz w:val="28"/>
+                <w:szCs w:val="28"/>
+              </w:rPr>
+              <w:t xml:space="preserve">Внешний ключ к таблице </w:t>
+            </w:r>
+            <w:proofErr w:type="spellStart"/>
+            <w:r>
+              <w:rPr>
+                <w:sz w:val="28"/>
+                <w:szCs w:val="28"/>
+              </w:rPr>
+              <w:t>users</w:t>
+            </w:r>
+            <w:proofErr w:type="spellEnd"/>
+            <w:r>
+              <w:rPr>
+                <w:sz w:val="28"/>
+                <w:szCs w:val="28"/>
+              </w:rPr>
+              <w:t xml:space="preserve"> </w:t>
+            </w:r>
+            <w:r>
+              <w:rPr>
+                <w:sz w:val="28"/>
+                <w:szCs w:val="28"/>
+              </w:rPr>
+              <w:t>(</w:t>
+            </w:r>
+            <w:r>
+              <w:rPr>
+                <w:sz w:val="28"/>
+                <w:szCs w:val="28"/>
                 <w:lang w:val="en-US"/>
               </w:rPr>
-            </w:pPr>
-            <w:r>
-              <w:rPr>
-                <w:sz w:val="28"/>
-                <w:szCs w:val="28"/>
-              </w:rPr>
-              <w:t xml:space="preserve">Первичный ключ, </w:t>
-            </w:r>
-            <w:proofErr w:type="spellStart"/>
-            <w:r>
-              <w:rPr>
-                <w:sz w:val="28"/>
-                <w:szCs w:val="28"/>
-              </w:rPr>
-              <w:t>автоинкремент</w:t>
-            </w:r>
-            <w:proofErr w:type="spellEnd"/>
+              <w:t>FK</w:t>
+            </w:r>
+            <w:r>
+              <w:rPr>
+                <w:sz w:val="28"/>
+                <w:szCs w:val="28"/>
+              </w:rPr>
+              <w:t>)</w:t>
+            </w:r>
           </w:p>
         </w:tc>
       </w:tr>
@@ -18164,7 +17909,7 @@
                 <w:sz w:val="28"/>
                 <w:szCs w:val="28"/>
               </w:rPr>
-              <w:t>user_id</w:t>
+              <w:t>category_id</w:t>
             </w:r>
             <w:proofErr w:type="spellEnd"/>
           </w:p>
@@ -18222,29 +17967,625 @@
                 <w:sz w:val="28"/>
                 <w:szCs w:val="28"/>
               </w:rPr>
-              <w:t>users</w:t>
+              <w:t>categories</w:t>
             </w:r>
             <w:proofErr w:type="spellEnd"/>
+            <w:r>
+              <w:rPr>
+                <w:sz w:val="28"/>
+                <w:szCs w:val="28"/>
+              </w:rPr>
+              <w:t xml:space="preserve"> </w:t>
+            </w:r>
+            <w:r>
+              <w:rPr>
+                <w:sz w:val="28"/>
+                <w:szCs w:val="28"/>
+              </w:rPr>
+              <w:t>(</w:t>
+            </w:r>
+            <w:r>
+              <w:rPr>
+                <w:sz w:val="28"/>
+                <w:szCs w:val="28"/>
+                <w:lang w:val="en-US"/>
+              </w:rPr>
+              <w:t>FK</w:t>
+            </w:r>
+            <w:r>
+              <w:rPr>
+                <w:sz w:val="28"/>
+                <w:szCs w:val="28"/>
+              </w:rPr>
+              <w:t>)</w:t>
+            </w:r>
+          </w:p>
+        </w:tc>
+      </w:tr>
+      <w:tr>
+        <w:tc>
+          <w:tcPr>
+            <w:tcW w:w="3115" w:type="dxa"/>
+          </w:tcPr>
+          <w:p>
+            <w:pPr>
+              <w:pStyle w:val="a3"/>
+              <w:spacing w:line="360" w:lineRule="auto"/>
+              <w:ind w:left="0"/>
+              <w:jc w:val="both"/>
+              <w:rPr>
+                <w:sz w:val="28"/>
+                <w:szCs w:val="28"/>
+                <w:lang w:val="en-US"/>
+              </w:rPr>
+            </w:pPr>
+            <w:proofErr w:type="spellStart"/>
+            <w:r>
+              <w:rPr>
+                <w:sz w:val="28"/>
+                <w:szCs w:val="28"/>
+              </w:rPr>
+              <w:t>planned_amount</w:t>
+            </w:r>
+            <w:proofErr w:type="spellEnd"/>
+          </w:p>
+        </w:tc>
+        <w:tc>
+          <w:tcPr>
+            <w:tcW w:w="3115" w:type="dxa"/>
+          </w:tcPr>
+          <w:p>
+            <w:pPr>
+              <w:pStyle w:val="a3"/>
+              <w:spacing w:line="360" w:lineRule="auto"/>
+              <w:ind w:left="0"/>
+              <w:jc w:val="both"/>
+              <w:rPr>
+                <w:sz w:val="28"/>
+                <w:szCs w:val="28"/>
+                <w:lang w:val="en-US"/>
+              </w:rPr>
+            </w:pPr>
+            <w:proofErr w:type="gramStart"/>
+            <w:r>
+              <w:rPr>
+                <w:sz w:val="28"/>
+                <w:szCs w:val="28"/>
+                <w:lang w:val="en-US"/>
+              </w:rPr>
+              <w:t>DECIMAL(</w:t>
+            </w:r>
+            <w:proofErr w:type="gramEnd"/>
+            <w:r>
+              <w:rPr>
+                <w:sz w:val="28"/>
+                <w:szCs w:val="28"/>
+                <w:lang w:val="en-US"/>
+              </w:rPr>
+              <w:t>15,2)</w:t>
+            </w:r>
+          </w:p>
+        </w:tc>
+        <w:tc>
+          <w:tcPr>
+            <w:tcW w:w="3115" w:type="dxa"/>
+          </w:tcPr>
+          <w:p>
+            <w:pPr>
+              <w:pStyle w:val="a3"/>
+              <w:spacing w:line="360" w:lineRule="auto"/>
+              <w:ind w:left="0"/>
+              <w:jc w:val="both"/>
+              <w:rPr>
+                <w:sz w:val="28"/>
+                <w:szCs w:val="28"/>
+                <w:lang w:val="en-US"/>
+              </w:rPr>
+            </w:pPr>
+            <w:r>
+              <w:rPr>
+                <w:sz w:val="28"/>
+                <w:szCs w:val="28"/>
+              </w:rPr>
+              <w:t>Планируемая сумма расходов</w:t>
+            </w:r>
+          </w:p>
+        </w:tc>
+      </w:tr>
+      <w:tr>
+        <w:tc>
+          <w:tcPr>
+            <w:tcW w:w="3115" w:type="dxa"/>
+          </w:tcPr>
+          <w:p>
+            <w:pPr>
+              <w:pStyle w:val="a3"/>
+              <w:spacing w:line="360" w:lineRule="auto"/>
+              <w:ind w:left="0"/>
+              <w:jc w:val="both"/>
+              <w:rPr>
+                <w:sz w:val="28"/>
+                <w:szCs w:val="28"/>
+                <w:lang w:val="en-US"/>
+              </w:rPr>
+            </w:pPr>
+            <w:proofErr w:type="spellStart"/>
+            <w:r>
+              <w:rPr>
+                <w:sz w:val="28"/>
+                <w:szCs w:val="28"/>
+              </w:rPr>
+              <w:t>spent_amount</w:t>
+            </w:r>
+            <w:proofErr w:type="spellEnd"/>
+          </w:p>
+        </w:tc>
+        <w:tc>
+          <w:tcPr>
+            <w:tcW w:w="3115" w:type="dxa"/>
+          </w:tcPr>
+          <w:p>
+            <w:pPr>
+              <w:pStyle w:val="a3"/>
+              <w:spacing w:line="360" w:lineRule="auto"/>
+              <w:ind w:left="0"/>
+              <w:jc w:val="both"/>
+              <w:rPr>
+                <w:sz w:val="28"/>
+                <w:szCs w:val="28"/>
+                <w:lang w:val="en-US"/>
+              </w:rPr>
+            </w:pPr>
+            <w:proofErr w:type="gramStart"/>
+            <w:r>
+              <w:rPr>
+                <w:sz w:val="28"/>
+                <w:szCs w:val="28"/>
+              </w:rPr>
+              <w:t>DECIMAL(</w:t>
+            </w:r>
+            <w:proofErr w:type="gramEnd"/>
+            <w:r>
+              <w:rPr>
+                <w:sz w:val="28"/>
+                <w:szCs w:val="28"/>
+              </w:rPr>
+              <w:t>15,2)</w:t>
+            </w:r>
+          </w:p>
+        </w:tc>
+        <w:tc>
+          <w:tcPr>
+            <w:tcW w:w="3115" w:type="dxa"/>
+          </w:tcPr>
+          <w:p>
+            <w:pPr>
+              <w:pStyle w:val="a3"/>
+              <w:spacing w:line="360" w:lineRule="auto"/>
+              <w:ind w:left="0"/>
+              <w:jc w:val="both"/>
+              <w:rPr>
+                <w:sz w:val="28"/>
+                <w:szCs w:val="28"/>
+                <w:lang w:val="en-US"/>
+              </w:rPr>
+            </w:pPr>
+            <w:r>
+              <w:rPr>
+                <w:sz w:val="28"/>
+                <w:szCs w:val="28"/>
+              </w:rPr>
+              <w:t>Фактически потраченная сумма</w:t>
+            </w:r>
+          </w:p>
+        </w:tc>
+      </w:tr>
+      <w:tr>
+        <w:tc>
+          <w:tcPr>
+            <w:tcW w:w="3115" w:type="dxa"/>
+          </w:tcPr>
+          <w:p>
+            <w:pPr>
+              <w:pStyle w:val="a3"/>
+              <w:spacing w:line="360" w:lineRule="auto"/>
+              <w:ind w:left="0"/>
+              <w:jc w:val="both"/>
+              <w:rPr>
+                <w:sz w:val="28"/>
+                <w:szCs w:val="28"/>
+                <w:lang w:val="en-US"/>
+              </w:rPr>
+            </w:pPr>
+            <w:proofErr w:type="spellStart"/>
+            <w:r>
+              <w:rPr>
+                <w:sz w:val="28"/>
+                <w:szCs w:val="28"/>
+              </w:rPr>
+              <w:t>period_start</w:t>
+            </w:r>
+            <w:proofErr w:type="spellEnd"/>
+          </w:p>
+        </w:tc>
+        <w:tc>
+          <w:tcPr>
+            <w:tcW w:w="3115" w:type="dxa"/>
+          </w:tcPr>
+          <w:p>
+            <w:pPr>
+              <w:pStyle w:val="a3"/>
+              <w:spacing w:line="360" w:lineRule="auto"/>
+              <w:ind w:left="0"/>
+              <w:jc w:val="both"/>
+              <w:rPr>
+                <w:sz w:val="28"/>
+                <w:szCs w:val="28"/>
+                <w:lang w:val="en-US"/>
+              </w:rPr>
+            </w:pPr>
+            <w:r>
+              <w:rPr>
+                <w:sz w:val="28"/>
+                <w:szCs w:val="28"/>
+                <w:lang w:val="en-US"/>
+              </w:rPr>
+              <w:t>DATE</w:t>
+            </w:r>
+          </w:p>
+        </w:tc>
+        <w:tc>
+          <w:tcPr>
+            <w:tcW w:w="3115" w:type="dxa"/>
+          </w:tcPr>
+          <w:p>
+            <w:pPr>
+              <w:pStyle w:val="a3"/>
+              <w:spacing w:line="360" w:lineRule="auto"/>
+              <w:ind w:left="0"/>
+              <w:jc w:val="both"/>
+              <w:rPr>
+                <w:sz w:val="28"/>
+                <w:szCs w:val="28"/>
+              </w:rPr>
+            </w:pPr>
+            <w:r>
+              <w:rPr>
+                <w:sz w:val="28"/>
+                <w:szCs w:val="28"/>
+              </w:rPr>
+              <w:t>Дата начала периода действия бюджета</w:t>
+            </w:r>
+          </w:p>
+        </w:tc>
+      </w:tr>
+      <w:tr>
+        <w:tc>
+          <w:tcPr>
+            <w:tcW w:w="3115" w:type="dxa"/>
+          </w:tcPr>
+          <w:p>
+            <w:pPr>
+              <w:pStyle w:val="a3"/>
+              <w:spacing w:line="360" w:lineRule="auto"/>
+              <w:ind w:left="0"/>
+              <w:jc w:val="both"/>
+              <w:rPr>
+                <w:sz w:val="28"/>
+                <w:szCs w:val="28"/>
+                <w:lang w:val="en-US"/>
+              </w:rPr>
+            </w:pPr>
+            <w:proofErr w:type="spellStart"/>
+            <w:r>
+              <w:rPr>
+                <w:sz w:val="28"/>
+                <w:szCs w:val="28"/>
+              </w:rPr>
+              <w:t>period_end</w:t>
+            </w:r>
+            <w:proofErr w:type="spellEnd"/>
+          </w:p>
+        </w:tc>
+        <w:tc>
+          <w:tcPr>
+            <w:tcW w:w="3115" w:type="dxa"/>
+          </w:tcPr>
+          <w:p>
+            <w:pPr>
+              <w:pStyle w:val="a3"/>
+              <w:spacing w:line="360" w:lineRule="auto"/>
+              <w:ind w:left="0"/>
+              <w:jc w:val="both"/>
+              <w:rPr>
+                <w:sz w:val="28"/>
+                <w:szCs w:val="28"/>
+                <w:lang w:val="en-US"/>
+              </w:rPr>
+            </w:pPr>
+            <w:r>
+              <w:rPr>
+                <w:sz w:val="28"/>
+                <w:szCs w:val="28"/>
+              </w:rPr>
+              <w:t>DATE</w:t>
+            </w:r>
+          </w:p>
+        </w:tc>
+        <w:tc>
+          <w:tcPr>
+            <w:tcW w:w="3115" w:type="dxa"/>
+          </w:tcPr>
+          <w:p>
+            <w:pPr>
+              <w:pStyle w:val="a3"/>
+              <w:spacing w:line="360" w:lineRule="auto"/>
+              <w:ind w:left="0"/>
+              <w:jc w:val="both"/>
+              <w:rPr>
+                <w:sz w:val="28"/>
+                <w:szCs w:val="28"/>
+              </w:rPr>
+            </w:pPr>
+            <w:r>
+              <w:rPr>
+                <w:sz w:val="28"/>
+                <w:szCs w:val="28"/>
+              </w:rPr>
+              <w:t>Дата окончания периода действия бюджета</w:t>
+            </w:r>
+          </w:p>
+        </w:tc>
+      </w:tr>
+      <w:tr>
+        <w:tc>
+          <w:tcPr>
+            <w:tcW w:w="3115" w:type="dxa"/>
+          </w:tcPr>
+          <w:p>
+            <w:pPr>
+              <w:pStyle w:val="a3"/>
+              <w:spacing w:line="360" w:lineRule="auto"/>
+              <w:ind w:left="0"/>
+              <w:jc w:val="both"/>
+              <w:rPr>
+                <w:sz w:val="28"/>
+                <w:szCs w:val="28"/>
+                <w:lang w:val="en-US"/>
+              </w:rPr>
+            </w:pPr>
+            <w:proofErr w:type="spellStart"/>
+            <w:r>
+              <w:rPr>
+                <w:sz w:val="28"/>
+                <w:szCs w:val="28"/>
+              </w:rPr>
+              <w:t>created_at</w:t>
+            </w:r>
+            <w:proofErr w:type="spellEnd"/>
+          </w:p>
+        </w:tc>
+        <w:tc>
+          <w:tcPr>
+            <w:tcW w:w="3115" w:type="dxa"/>
+          </w:tcPr>
+          <w:p>
+            <w:pPr>
+              <w:pStyle w:val="a3"/>
+              <w:spacing w:line="360" w:lineRule="auto"/>
+              <w:ind w:left="0"/>
+              <w:jc w:val="both"/>
+              <w:rPr>
+                <w:sz w:val="28"/>
+                <w:szCs w:val="28"/>
+                <w:lang w:val="en-US"/>
+              </w:rPr>
+            </w:pPr>
+            <w:r>
+              <w:rPr>
+                <w:sz w:val="28"/>
+                <w:szCs w:val="28"/>
+              </w:rPr>
+              <w:t>TIMESTAMP</w:t>
+            </w:r>
+          </w:p>
+        </w:tc>
+        <w:tc>
+          <w:tcPr>
+            <w:tcW w:w="3115" w:type="dxa"/>
+          </w:tcPr>
+          <w:p>
+            <w:pPr>
+              <w:pStyle w:val="a3"/>
+              <w:spacing w:line="360" w:lineRule="auto"/>
+              <w:ind w:left="0"/>
+              <w:jc w:val="both"/>
+              <w:rPr>
+                <w:sz w:val="28"/>
+                <w:szCs w:val="28"/>
+              </w:rPr>
+            </w:pPr>
+            <w:r>
+              <w:rPr>
+                <w:sz w:val="28"/>
+                <w:szCs w:val="28"/>
+              </w:rPr>
+              <w:t>Дата и время создания записи</w:t>
+            </w:r>
+          </w:p>
+        </w:tc>
+      </w:tr>
+      <w:tr>
+        <w:tc>
+          <w:tcPr>
+            <w:tcW w:w="3115" w:type="dxa"/>
+          </w:tcPr>
+          <w:p>
+            <w:pPr>
+              <w:pStyle w:val="a3"/>
+              <w:spacing w:line="360" w:lineRule="auto"/>
+              <w:ind w:left="0"/>
+              <w:jc w:val="both"/>
+              <w:rPr>
+                <w:sz w:val="28"/>
+                <w:szCs w:val="28"/>
+                <w:lang w:val="en-US"/>
+              </w:rPr>
+            </w:pPr>
+            <w:proofErr w:type="spellStart"/>
+            <w:r>
+              <w:rPr>
+                <w:sz w:val="28"/>
+                <w:szCs w:val="28"/>
+              </w:rPr>
+              <w:t>updated_at</w:t>
+            </w:r>
+            <w:proofErr w:type="spellEnd"/>
+          </w:p>
+        </w:tc>
+        <w:tc>
+          <w:tcPr>
+            <w:tcW w:w="3115" w:type="dxa"/>
+          </w:tcPr>
+          <w:p>
+            <w:pPr>
+              <w:pStyle w:val="a3"/>
+              <w:spacing w:line="360" w:lineRule="auto"/>
+              <w:ind w:left="0"/>
+              <w:jc w:val="both"/>
+              <w:rPr>
+                <w:sz w:val="28"/>
+                <w:szCs w:val="28"/>
+                <w:lang w:val="en-US"/>
+              </w:rPr>
+            </w:pPr>
+            <w:r>
+              <w:rPr>
+                <w:sz w:val="28"/>
+                <w:szCs w:val="28"/>
+              </w:rPr>
+              <w:t>TIMESTAMP</w:t>
+            </w:r>
+          </w:p>
+        </w:tc>
+        <w:tc>
+          <w:tcPr>
+            <w:tcW w:w="3115" w:type="dxa"/>
+          </w:tcPr>
+          <w:p>
+            <w:pPr>
+              <w:pStyle w:val="a3"/>
+              <w:spacing w:line="360" w:lineRule="auto"/>
+              <w:ind w:left="0"/>
+              <w:jc w:val="both"/>
+              <w:rPr>
+                <w:sz w:val="28"/>
+                <w:szCs w:val="28"/>
+              </w:rPr>
+            </w:pPr>
+            <w:r>
+              <w:rPr>
+                <w:sz w:val="28"/>
+                <w:szCs w:val="28"/>
+              </w:rPr>
+              <w:t>Дата и время последнего обновления записи</w:t>
+            </w:r>
           </w:p>
         </w:tc>
       </w:tr>
     </w:tbl>
     <w:p>
       <w:pPr>
+        <w:pStyle w:val="a3"/>
         <w:spacing w:line="360" w:lineRule="auto"/>
-        <w:rPr>
-          <w:sz w:val="28"/>
-          <w:szCs w:val="28"/>
-        </w:rPr>
-      </w:pPr>
-      <w:r>
-        <w:rPr>
-          <w:sz w:val="28"/>
-          <w:szCs w:val="28"/>
-        </w:rPr>
-        <w:lastRenderedPageBreak/>
-        <w:t>Продолжение таблицы 9</w:t>
-      </w:r>
+        <w:ind w:left="0" w:firstLine="851"/>
+        <w:jc w:val="both"/>
+        <w:rPr>
+          <w:sz w:val="28"/>
+          <w:szCs w:val="28"/>
+        </w:rPr>
+      </w:pPr>
+      <w:r>
+        <w:rPr>
+          <w:sz w:val="28"/>
+          <w:szCs w:val="28"/>
+        </w:rPr>
+        <w:t xml:space="preserve">Таблица </w:t>
+      </w:r>
+      <w:proofErr w:type="spellStart"/>
+      <w:r>
+        <w:rPr>
+          <w:sz w:val="28"/>
+          <w:szCs w:val="28"/>
+        </w:rPr>
+        <w:t>goals</w:t>
+      </w:r>
+      <w:proofErr w:type="spellEnd"/>
+      <w:r>
+        <w:rPr>
+          <w:sz w:val="28"/>
+          <w:szCs w:val="28"/>
+        </w:rPr>
+        <w:t xml:space="preserve"> </w:t>
+      </w:r>
+      <w:r>
+        <w:rPr>
+          <w:sz w:val="28"/>
+          <w:szCs w:val="28"/>
+        </w:rPr>
+        <w:t>–</w:t>
+      </w:r>
+      <w:r>
+        <w:rPr>
+          <w:sz w:val="28"/>
+          <w:szCs w:val="28"/>
+        </w:rPr>
+        <w:t xml:space="preserve"> содержит финансовые цели пользователей. Структура таблицы представлена в таблице 9.</w:t>
+      </w:r>
+    </w:p>
+    <w:p>
+      <w:pPr>
+        <w:pStyle w:val="a3"/>
+        <w:spacing w:before="240" w:line="360" w:lineRule="auto"/>
+        <w:ind w:left="0"/>
+        <w:contextualSpacing w:val="0"/>
+        <w:jc w:val="both"/>
+        <w:rPr>
+          <w:sz w:val="28"/>
+          <w:szCs w:val="28"/>
+          <w:lang w:val="en-US"/>
+        </w:rPr>
+      </w:pPr>
+      <w:r>
+        <w:rPr>
+          <w:sz w:val="28"/>
+          <w:szCs w:val="28"/>
+        </w:rPr>
+        <w:t xml:space="preserve">Таблица 9 </w:t>
+      </w:r>
+      <w:r>
+        <w:rPr>
+          <w:sz w:val="28"/>
+          <w:szCs w:val="28"/>
+        </w:rPr>
+        <w:t>–</w:t>
+      </w:r>
+      <w:r>
+        <w:rPr>
+          <w:sz w:val="28"/>
+          <w:szCs w:val="28"/>
+        </w:rPr>
+        <w:t xml:space="preserve"> Структура таблицы </w:t>
+      </w:r>
+      <w:proofErr w:type="spellStart"/>
+      <w:r>
+        <w:rPr>
+          <w:sz w:val="28"/>
+          <w:szCs w:val="28"/>
+        </w:rPr>
+        <w:t>goals</w:t>
+      </w:r>
+      <w:proofErr w:type="spellEnd"/>
     </w:p>
     <w:tbl>
       <w:tblPr>
@@ -18267,7 +18608,7 @@
               <w:pStyle w:val="a3"/>
               <w:spacing w:line="360" w:lineRule="auto"/>
               <w:ind w:left="0"/>
-              <w:contextualSpacing w:val="0"/>
+              <w:jc w:val="both"/>
               <w:rPr>
                 <w:sz w:val="28"/>
                 <w:szCs w:val="28"/>
@@ -18292,7 +18633,7 @@
               <w:pStyle w:val="a3"/>
               <w:spacing w:line="360" w:lineRule="auto"/>
               <w:ind w:left="0"/>
-              <w:contextualSpacing w:val="0"/>
+              <w:jc w:val="both"/>
               <w:rPr>
                 <w:sz w:val="28"/>
                 <w:szCs w:val="28"/>
@@ -18317,7 +18658,7 @@
               <w:pStyle w:val="a3"/>
               <w:spacing w:line="360" w:lineRule="auto"/>
               <w:ind w:left="0"/>
-              <w:contextualSpacing w:val="0"/>
+              <w:jc w:val="both"/>
               <w:rPr>
                 <w:sz w:val="28"/>
                 <w:szCs w:val="28"/>
@@ -18357,7 +18698,7 @@
                 <w:sz w:val="28"/>
                 <w:szCs w:val="28"/>
               </w:rPr>
-              <w:t>name</w:t>
+              <w:t>id</w:t>
             </w:r>
             <w:proofErr w:type="spellEnd"/>
           </w:p>
@@ -18378,21 +18719,12 @@
                 <w:lang w:val="en-US"/>
               </w:rPr>
             </w:pPr>
-            <w:proofErr w:type="gramStart"/>
-            <w:r>
-              <w:rPr>
-                <w:sz w:val="28"/>
-                <w:szCs w:val="28"/>
-              </w:rPr>
-              <w:t>VARCHAR(</w:t>
-            </w:r>
-            <w:proofErr w:type="gramEnd"/>
-            <w:r>
-              <w:rPr>
-                <w:sz w:val="28"/>
-                <w:szCs w:val="28"/>
-              </w:rPr>
-              <w:t>150)</w:t>
+            <w:r>
+              <w:rPr>
+                <w:sz w:val="28"/>
+                <w:szCs w:val="28"/>
+              </w:rPr>
+              <w:t>BIGINT</w:t>
             </w:r>
           </w:p>
         </w:tc>
@@ -18417,7 +18749,24 @@
                 <w:sz w:val="28"/>
                 <w:szCs w:val="28"/>
               </w:rPr>
-              <w:t>Название цели</w:t>
+              <w:t xml:space="preserve">Первичный ключ, </w:t>
+            </w:r>
+            <w:proofErr w:type="spellStart"/>
+            <w:r>
+              <w:rPr>
+                <w:sz w:val="28"/>
+                <w:szCs w:val="28"/>
+              </w:rPr>
+              <w:t>автоинкремент</w:t>
+            </w:r>
+            <w:proofErr w:type="spellEnd"/>
+            <w:r>
+              <w:rPr>
+                <w:sz w:val="28"/>
+                <w:szCs w:val="28"/>
+                <w:lang w:val="en-US"/>
+              </w:rPr>
+              <w:t xml:space="preserve"> PK</w:t>
             </w:r>
           </w:p>
         </w:tc>
@@ -18445,7 +18794,7 @@
                 <w:sz w:val="28"/>
                 <w:szCs w:val="28"/>
               </w:rPr>
-              <w:t>description</w:t>
+              <w:t>user_id</w:t>
             </w:r>
             <w:proofErr w:type="spellEnd"/>
           </w:p>
@@ -18471,7 +18820,7 @@
                 <w:sz w:val="28"/>
                 <w:szCs w:val="28"/>
               </w:rPr>
-              <w:t>TEXT</w:t>
+              <w:t>BIGINT</w:t>
             </w:r>
           </w:p>
         </w:tc>
@@ -18488,15 +18837,38 @@
               <w:rPr>
                 <w:sz w:val="28"/>
                 <w:szCs w:val="28"/>
+              </w:rPr>
+            </w:pPr>
+            <w:r>
+              <w:rPr>
+                <w:sz w:val="28"/>
+                <w:szCs w:val="28"/>
+              </w:rPr>
+              <w:t xml:space="preserve">Внешний ключ к таблице </w:t>
+            </w:r>
+            <w:proofErr w:type="spellStart"/>
+            <w:r>
+              <w:rPr>
+                <w:sz w:val="28"/>
+                <w:szCs w:val="28"/>
+              </w:rPr>
+              <w:t>users</w:t>
+            </w:r>
+            <w:proofErr w:type="spellEnd"/>
+            <w:r>
+              <w:rPr>
+                <w:sz w:val="28"/>
+                <w:szCs w:val="28"/>
+              </w:rPr>
+              <w:t xml:space="preserve"> </w:t>
+            </w:r>
+            <w:r>
+              <w:rPr>
+                <w:sz w:val="28"/>
+                <w:szCs w:val="28"/>
                 <w:lang w:val="en-US"/>
               </w:rPr>
-            </w:pPr>
-            <w:r>
-              <w:rPr>
-                <w:sz w:val="28"/>
-                <w:szCs w:val="28"/>
-              </w:rPr>
-              <w:t>Описание цели</w:t>
+              <w:t>FK</w:t>
             </w:r>
           </w:p>
         </w:tc>
@@ -18524,7 +18896,7 @@
                 <w:sz w:val="28"/>
                 <w:szCs w:val="28"/>
               </w:rPr>
-              <w:t>target_amount</w:t>
+              <w:t>name</w:t>
             </w:r>
             <w:proofErr w:type="spellEnd"/>
           </w:p>
@@ -18551,7 +18923,7 @@
                 <w:sz w:val="28"/>
                 <w:szCs w:val="28"/>
               </w:rPr>
-              <w:t>DECIMAL(</w:t>
+              <w:t>VARCHAR(</w:t>
             </w:r>
             <w:proofErr w:type="gramEnd"/>
             <w:r>
@@ -18559,7 +18931,7 @@
                 <w:sz w:val="28"/>
                 <w:szCs w:val="28"/>
               </w:rPr>
-              <w:t>15,2)</w:t>
+              <w:t>150)</w:t>
             </w:r>
           </w:p>
         </w:tc>
@@ -18584,7 +18956,7 @@
                 <w:sz w:val="28"/>
                 <w:szCs w:val="28"/>
               </w:rPr>
-              <w:t>Целевая сумма накоплений</w:t>
+              <w:t>Название цели</w:t>
             </w:r>
           </w:p>
         </w:tc>
@@ -18612,7 +18984,7 @@
                 <w:sz w:val="28"/>
                 <w:szCs w:val="28"/>
               </w:rPr>
-              <w:t>current_amount</w:t>
+              <w:t>description</w:t>
             </w:r>
             <w:proofErr w:type="spellEnd"/>
           </w:p>
@@ -18633,21 +19005,12 @@
                 <w:lang w:val="en-US"/>
               </w:rPr>
             </w:pPr>
-            <w:proofErr w:type="gramStart"/>
-            <w:r>
-              <w:rPr>
-                <w:sz w:val="28"/>
-                <w:szCs w:val="28"/>
-              </w:rPr>
-              <w:t>DECIMAL(</w:t>
-            </w:r>
-            <w:proofErr w:type="gramEnd"/>
-            <w:r>
-              <w:rPr>
-                <w:sz w:val="28"/>
-                <w:szCs w:val="28"/>
-              </w:rPr>
-              <w:t>15,2)</w:t>
+            <w:r>
+              <w:rPr>
+                <w:sz w:val="28"/>
+                <w:szCs w:val="28"/>
+              </w:rPr>
+              <w:t>TEXT</w:t>
             </w:r>
           </w:p>
         </w:tc>
@@ -18664,14 +19027,121 @@
               <w:rPr>
                 <w:sz w:val="28"/>
                 <w:szCs w:val="28"/>
-              </w:rPr>
-            </w:pPr>
-            <w:r>
-              <w:rPr>
-                <w:sz w:val="28"/>
-                <w:szCs w:val="28"/>
-              </w:rPr>
-              <w:t>Текущая накопленная сумма, по умолчанию 0</w:t>
+                <w:lang w:val="en-US"/>
+              </w:rPr>
+            </w:pPr>
+            <w:r>
+              <w:rPr>
+                <w:sz w:val="28"/>
+                <w:szCs w:val="28"/>
+              </w:rPr>
+              <w:t>Описание цели</w:t>
+            </w:r>
+          </w:p>
+        </w:tc>
+      </w:tr>
+    </w:tbl>
+    <w:p>
+      <w:pPr>
+        <w:spacing w:line="360" w:lineRule="auto"/>
+        <w:rPr>
+          <w:sz w:val="28"/>
+          <w:szCs w:val="28"/>
+        </w:rPr>
+      </w:pPr>
+      <w:r>
+        <w:rPr>
+          <w:sz w:val="28"/>
+          <w:szCs w:val="28"/>
+        </w:rPr>
+        <w:lastRenderedPageBreak/>
+        <w:t>Продолжение таблицы 9</w:t>
+      </w:r>
+    </w:p>
+    <w:tbl>
+      <w:tblPr>
+        <w:tblStyle w:val="aa"/>
+        <w:tblW w:w="0" w:type="auto"/>
+        <w:tblLook w:val="04A0" w:firstRow="1" w:lastRow="0" w:firstColumn="1" w:lastColumn="0" w:noHBand="0" w:noVBand="1"/>
+      </w:tblPr>
+      <w:tblGrid>
+        <w:gridCol w:w="3115"/>
+        <w:gridCol w:w="3115"/>
+        <w:gridCol w:w="3115"/>
+      </w:tblGrid>
+      <w:tr>
+        <w:tc>
+          <w:tcPr>
+            <w:tcW w:w="3115" w:type="dxa"/>
+          </w:tcPr>
+          <w:p>
+            <w:pPr>
+              <w:pStyle w:val="a3"/>
+              <w:spacing w:line="360" w:lineRule="auto"/>
+              <w:ind w:left="0"/>
+              <w:contextualSpacing w:val="0"/>
+              <w:rPr>
+                <w:sz w:val="28"/>
+                <w:szCs w:val="28"/>
+                <w:lang w:val="en-US"/>
+              </w:rPr>
+            </w:pPr>
+            <w:r>
+              <w:rPr>
+                <w:sz w:val="28"/>
+                <w:szCs w:val="28"/>
+              </w:rPr>
+              <w:t>Поле</w:t>
+            </w:r>
+          </w:p>
+        </w:tc>
+        <w:tc>
+          <w:tcPr>
+            <w:tcW w:w="3115" w:type="dxa"/>
+          </w:tcPr>
+          <w:p>
+            <w:pPr>
+              <w:pStyle w:val="a3"/>
+              <w:spacing w:line="360" w:lineRule="auto"/>
+              <w:ind w:left="0"/>
+              <w:contextualSpacing w:val="0"/>
+              <w:rPr>
+                <w:sz w:val="28"/>
+                <w:szCs w:val="28"/>
+                <w:lang w:val="en-US"/>
+              </w:rPr>
+            </w:pPr>
+            <w:r>
+              <w:rPr>
+                <w:sz w:val="28"/>
+                <w:szCs w:val="28"/>
+              </w:rPr>
+              <w:t>Тип данных</w:t>
+            </w:r>
+          </w:p>
+        </w:tc>
+        <w:tc>
+          <w:tcPr>
+            <w:tcW w:w="3115" w:type="dxa"/>
+          </w:tcPr>
+          <w:p>
+            <w:pPr>
+              <w:pStyle w:val="a3"/>
+              <w:spacing w:line="360" w:lineRule="auto"/>
+              <w:ind w:left="0"/>
+              <w:contextualSpacing w:val="0"/>
+              <w:rPr>
+                <w:sz w:val="28"/>
+                <w:szCs w:val="28"/>
+                <w:lang w:val="en-US"/>
+              </w:rPr>
+            </w:pPr>
+            <w:r>
+              <w:rPr>
+                <w:sz w:val="28"/>
+                <w:szCs w:val="28"/>
+              </w:rPr>
+              <w:t>Описание</w:t>
             </w:r>
           </w:p>
         </w:tc>
@@ -18699,7 +19169,7 @@
                 <w:sz w:val="28"/>
                 <w:szCs w:val="28"/>
               </w:rPr>
-              <w:t>start_date</w:t>
+              <w:t>target_amount</w:t>
             </w:r>
             <w:proofErr w:type="spellEnd"/>
           </w:p>
@@ -18720,13 +19190,21 @@
                 <w:lang w:val="en-US"/>
               </w:rPr>
             </w:pPr>
-            <w:r>
-              <w:rPr>
-                <w:sz w:val="28"/>
-                <w:szCs w:val="28"/>
-                <w:lang w:val="en-US"/>
-              </w:rPr>
-              <w:t>DATE</w:t>
+            <w:proofErr w:type="gramStart"/>
+            <w:r>
+              <w:rPr>
+                <w:sz w:val="28"/>
+                <w:szCs w:val="28"/>
+              </w:rPr>
+              <w:t>DECIMAL(</w:t>
+            </w:r>
+            <w:proofErr w:type="gramEnd"/>
+            <w:r>
+              <w:rPr>
+                <w:sz w:val="28"/>
+                <w:szCs w:val="28"/>
+              </w:rPr>
+              <w:t>15,2)</w:t>
             </w:r>
           </w:p>
         </w:tc>
@@ -18751,7 +19229,7 @@
                 <w:sz w:val="28"/>
                 <w:szCs w:val="28"/>
               </w:rPr>
-              <w:t>Дата начала накоплений</w:t>
+              <w:t>Целевая сумма накоплений</w:t>
             </w:r>
           </w:p>
         </w:tc>
@@ -18779,7 +19257,7 @@
                 <w:sz w:val="28"/>
                 <w:szCs w:val="28"/>
               </w:rPr>
-              <w:t>target_date</w:t>
+              <w:t>current_amount</w:t>
             </w:r>
             <w:proofErr w:type="spellEnd"/>
           </w:p>
@@ -18800,12 +19278,21 @@
                 <w:lang w:val="en-US"/>
               </w:rPr>
             </w:pPr>
-            <w:r>
-              <w:rPr>
-                <w:sz w:val="28"/>
-                <w:szCs w:val="28"/>
-              </w:rPr>
-              <w:t>DATE</w:t>
+            <w:proofErr w:type="gramStart"/>
+            <w:r>
+              <w:rPr>
+                <w:sz w:val="28"/>
+                <w:szCs w:val="28"/>
+              </w:rPr>
+              <w:t>DECIMAL(</w:t>
+            </w:r>
+            <w:proofErr w:type="gramEnd"/>
+            <w:r>
+              <w:rPr>
+                <w:sz w:val="28"/>
+                <w:szCs w:val="28"/>
+              </w:rPr>
+              <w:t>15,2)</w:t>
             </w:r>
           </w:p>
         </w:tc>
@@ -18829,7 +19316,7 @@
                 <w:sz w:val="28"/>
                 <w:szCs w:val="28"/>
               </w:rPr>
-              <w:t>Планируемая дата достижения цели, необязательное поле</w:t>
+              <w:t>Текущая накопленная сумма, по умолчанию 0</w:t>
             </w:r>
           </w:p>
         </w:tc>
@@ -18857,7 +19344,7 @@
                 <w:sz w:val="28"/>
                 <w:szCs w:val="28"/>
               </w:rPr>
-              <w:t>status</w:t>
+              <w:t>start_date</w:t>
             </w:r>
             <w:proofErr w:type="spellEnd"/>
           </w:p>
@@ -18882,8 +19369,9 @@
               <w:rPr>
                 <w:sz w:val="28"/>
                 <w:szCs w:val="28"/>
-              </w:rPr>
-              <w:t>ENUM</w:t>
+                <w:lang w:val="en-US"/>
+              </w:rPr>
+              <w:t>DATE</w:t>
             </w:r>
           </w:p>
         </w:tc>
@@ -18908,48 +19396,7 @@
                 <w:sz w:val="28"/>
                 <w:szCs w:val="28"/>
               </w:rPr>
-              <w:t>Статус</w:t>
-            </w:r>
-            <w:r>
-              <w:rPr>
-                <w:sz w:val="28"/>
-                <w:szCs w:val="28"/>
-                <w:lang w:val="en-US"/>
-              </w:rPr>
-              <w:t xml:space="preserve"> </w:t>
-            </w:r>
-            <w:r>
-              <w:rPr>
-                <w:sz w:val="28"/>
-                <w:szCs w:val="28"/>
-              </w:rPr>
-              <w:t>цели</w:t>
-            </w:r>
-            <w:r>
-              <w:rPr>
-                <w:sz w:val="28"/>
-                <w:szCs w:val="28"/>
-                <w:lang w:val="en-US"/>
-              </w:rPr>
-              <w:t xml:space="preserve">: </w:t>
-            </w:r>
-            <w:proofErr w:type="spellStart"/>
-            <w:r>
-              <w:rPr>
-                <w:sz w:val="28"/>
-                <w:szCs w:val="28"/>
-                <w:lang w:val="en-US"/>
-              </w:rPr>
-              <w:t>in_progress</w:t>
-            </w:r>
-            <w:proofErr w:type="spellEnd"/>
-            <w:r>
-              <w:rPr>
-                <w:sz w:val="28"/>
-                <w:szCs w:val="28"/>
-                <w:lang w:val="en-US"/>
-              </w:rPr>
-              <w:t>, achieved, failed</w:t>
+              <w:t>Дата начала накоплений</w:t>
             </w:r>
           </w:p>
         </w:tc>
@@ -18977,7 +19424,7 @@
                 <w:sz w:val="28"/>
                 <w:szCs w:val="28"/>
               </w:rPr>
-              <w:t>created_at</w:t>
+              <w:t>target_date</w:t>
             </w:r>
             <w:proofErr w:type="spellEnd"/>
           </w:p>
@@ -19003,7 +19450,7 @@
                 <w:sz w:val="28"/>
                 <w:szCs w:val="28"/>
               </w:rPr>
-              <w:t>TIMESTAMP</w:t>
+              <w:t>DATE</w:t>
             </w:r>
           </w:p>
         </w:tc>
@@ -19027,7 +19474,7 @@
                 <w:sz w:val="28"/>
                 <w:szCs w:val="28"/>
               </w:rPr>
-              <w:t>Дата и время создания записи</w:t>
+              <w:t>Планируемая дата достижения цели, необязательное поле</w:t>
             </w:r>
           </w:p>
         </w:tc>
@@ -19055,6 +19502,204 @@
                 <w:sz w:val="28"/>
                 <w:szCs w:val="28"/>
               </w:rPr>
+              <w:t>status</w:t>
+            </w:r>
+            <w:proofErr w:type="spellEnd"/>
+          </w:p>
+        </w:tc>
+        <w:tc>
+          <w:tcPr>
+            <w:tcW w:w="3115" w:type="dxa"/>
+          </w:tcPr>
+          <w:p>
+            <w:pPr>
+              <w:pStyle w:val="a3"/>
+              <w:spacing w:line="360" w:lineRule="auto"/>
+              <w:ind w:left="0"/>
+              <w:jc w:val="both"/>
+              <w:rPr>
+                <w:sz w:val="28"/>
+                <w:szCs w:val="28"/>
+                <w:lang w:val="en-US"/>
+              </w:rPr>
+            </w:pPr>
+            <w:r>
+              <w:rPr>
+                <w:sz w:val="28"/>
+                <w:szCs w:val="28"/>
+              </w:rPr>
+              <w:t>ENUM</w:t>
+            </w:r>
+          </w:p>
+        </w:tc>
+        <w:tc>
+          <w:tcPr>
+            <w:tcW w:w="3115" w:type="dxa"/>
+          </w:tcPr>
+          <w:p>
+            <w:pPr>
+              <w:pStyle w:val="a3"/>
+              <w:spacing w:line="360" w:lineRule="auto"/>
+              <w:ind w:left="0"/>
+              <w:jc w:val="both"/>
+              <w:rPr>
+                <w:sz w:val="28"/>
+                <w:szCs w:val="28"/>
+                <w:lang w:val="en-US"/>
+              </w:rPr>
+            </w:pPr>
+            <w:r>
+              <w:rPr>
+                <w:sz w:val="28"/>
+                <w:szCs w:val="28"/>
+              </w:rPr>
+              <w:t>Статус</w:t>
+            </w:r>
+            <w:r>
+              <w:rPr>
+                <w:sz w:val="28"/>
+                <w:szCs w:val="28"/>
+                <w:lang w:val="en-US"/>
+              </w:rPr>
+              <w:t xml:space="preserve"> </w:t>
+            </w:r>
+            <w:r>
+              <w:rPr>
+                <w:sz w:val="28"/>
+                <w:szCs w:val="28"/>
+              </w:rPr>
+              <w:t>цели</w:t>
+            </w:r>
+            <w:r>
+              <w:rPr>
+                <w:sz w:val="28"/>
+                <w:szCs w:val="28"/>
+                <w:lang w:val="en-US"/>
+              </w:rPr>
+              <w:t xml:space="preserve">: </w:t>
+            </w:r>
+            <w:proofErr w:type="spellStart"/>
+            <w:r>
+              <w:rPr>
+                <w:sz w:val="28"/>
+                <w:szCs w:val="28"/>
+                <w:lang w:val="en-US"/>
+              </w:rPr>
+              <w:t>in_progress</w:t>
+            </w:r>
+            <w:proofErr w:type="spellEnd"/>
+            <w:r>
+              <w:rPr>
+                <w:sz w:val="28"/>
+                <w:szCs w:val="28"/>
+                <w:lang w:val="en-US"/>
+              </w:rPr>
+              <w:t>, achieved, failed</w:t>
+            </w:r>
+          </w:p>
+        </w:tc>
+      </w:tr>
+      <w:tr>
+        <w:tc>
+          <w:tcPr>
+            <w:tcW w:w="3115" w:type="dxa"/>
+          </w:tcPr>
+          <w:p>
+            <w:pPr>
+              <w:pStyle w:val="a3"/>
+              <w:spacing w:line="360" w:lineRule="auto"/>
+              <w:ind w:left="0"/>
+              <w:jc w:val="both"/>
+              <w:rPr>
+                <w:sz w:val="28"/>
+                <w:szCs w:val="28"/>
+                <w:lang w:val="en-US"/>
+              </w:rPr>
+            </w:pPr>
+            <w:proofErr w:type="spellStart"/>
+            <w:r>
+              <w:rPr>
+                <w:sz w:val="28"/>
+                <w:szCs w:val="28"/>
+              </w:rPr>
+              <w:t>created_at</w:t>
+            </w:r>
+            <w:proofErr w:type="spellEnd"/>
+          </w:p>
+        </w:tc>
+        <w:tc>
+          <w:tcPr>
+            <w:tcW w:w="3115" w:type="dxa"/>
+          </w:tcPr>
+          <w:p>
+            <w:pPr>
+              <w:pStyle w:val="a3"/>
+              <w:spacing w:line="360" w:lineRule="auto"/>
+              <w:ind w:left="0"/>
+              <w:jc w:val="both"/>
+              <w:rPr>
+                <w:sz w:val="28"/>
+                <w:szCs w:val="28"/>
+                <w:lang w:val="en-US"/>
+              </w:rPr>
+            </w:pPr>
+            <w:r>
+              <w:rPr>
+                <w:sz w:val="28"/>
+                <w:szCs w:val="28"/>
+              </w:rPr>
+              <w:t>TIMESTAMP</w:t>
+            </w:r>
+          </w:p>
+        </w:tc>
+        <w:tc>
+          <w:tcPr>
+            <w:tcW w:w="3115" w:type="dxa"/>
+          </w:tcPr>
+          <w:p>
+            <w:pPr>
+              <w:pStyle w:val="a3"/>
+              <w:spacing w:line="360" w:lineRule="auto"/>
+              <w:ind w:left="0"/>
+              <w:jc w:val="both"/>
+              <w:rPr>
+                <w:sz w:val="28"/>
+                <w:szCs w:val="28"/>
+              </w:rPr>
+            </w:pPr>
+            <w:r>
+              <w:rPr>
+                <w:sz w:val="28"/>
+                <w:szCs w:val="28"/>
+              </w:rPr>
+              <w:t>Дата и время создания записи</w:t>
+            </w:r>
+          </w:p>
+        </w:tc>
+      </w:tr>
+      <w:tr>
+        <w:tc>
+          <w:tcPr>
+            <w:tcW w:w="3115" w:type="dxa"/>
+          </w:tcPr>
+          <w:p>
+            <w:pPr>
+              <w:pStyle w:val="a3"/>
+              <w:spacing w:line="360" w:lineRule="auto"/>
+              <w:ind w:left="0"/>
+              <w:jc w:val="both"/>
+              <w:rPr>
+                <w:sz w:val="28"/>
+                <w:szCs w:val="28"/>
+                <w:lang w:val="en-US"/>
+              </w:rPr>
+            </w:pPr>
+            <w:proofErr w:type="spellStart"/>
+            <w:r>
+              <w:rPr>
+                <w:sz w:val="28"/>
+                <w:szCs w:val="28"/>
+              </w:rPr>
               <w:t>updated_at</w:t>
             </w:r>
             <w:proofErr w:type="spellEnd"/>
@@ -19258,7 +19903,6 @@
           <w:sz w:val="28"/>
           <w:szCs w:val="28"/>
         </w:rPr>
-        <w:lastRenderedPageBreak/>
         <w:t>5.3 Разработка веб-приложения</w:t>
       </w:r>
       <w:bookmarkEnd w:id="12"/>
@@ -19282,6 +19926,7 @@
           <w:sz w:val="28"/>
           <w:szCs w:val="28"/>
         </w:rPr>
+        <w:lastRenderedPageBreak/>
         <w:t xml:space="preserve">Разработка веб-приложения выполнялась с использованием фреймворка </w:t>
       </w:r>
       <w:proofErr w:type="spellStart"/>
@@ -20706,6 +21351,7 @@
       </w:pPr>
       <w:r>
         <w:rPr>
+          <w:noProof/>
           <w:sz w:val="28"/>
           <w:szCs w:val="28"/>
         </w:rPr>
@@ -21208,6 +21854,7 @@
       </w:pPr>
       <w:r>
         <w:rPr>
+          <w:noProof/>
           <w:sz w:val="28"/>
           <w:szCs w:val="28"/>
         </w:rPr>
@@ -23609,16 +24256,15 @@
       </w:pPr>
       <w:r>
         <w:rPr>
-          <w:noProof/>
           <w:sz w:val="28"/>
           <w:szCs w:val="28"/>
         </w:rPr>
         <w:lastRenderedPageBreak/>
         <w:drawing>
-          <wp:inline distT="0" distB="0" distL="0" distR="0" wp14:anchorId="0A1289D3" wp14:editId="074CC608">
-            <wp:extent cx="5940425" cy="3656330"/>
-            <wp:effectExtent l="19050" t="19050" r="22225" b="20320"/>
-            <wp:docPr id="36" name="Рисунок 36"/>
+          <wp:inline distT="0" distB="0" distL="0" distR="0" wp14:anchorId="6510A019" wp14:editId="524900AE">
+            <wp:extent cx="5940425" cy="3556635"/>
+            <wp:effectExtent l="19050" t="19050" r="22225" b="24765"/>
+            <wp:docPr id="14" name="Рисунок 14"/>
             <wp:cNvGraphicFramePr>
               <a:graphicFrameLocks xmlns:a="http://schemas.openxmlformats.org/drawingml/2006/main" noChangeAspect="1"/>
             </wp:cNvGraphicFramePr>
@@ -23638,7 +24284,7 @@
                   <pic:spPr>
                     <a:xfrm>
                       <a:off x="0" y="0"/>
-                      <a:ext cx="5940425" cy="3656330"/>
+                      <a:ext cx="5940425" cy="3556635"/>
                     </a:xfrm>
                     <a:prstGeom prst="rect">
                       <a:avLst/>
@@ -23716,6 +24362,56 @@
         </w:rPr>
         <w:t>.</w:t>
       </w:r>
+      <w:r>
+        <w:rPr>
+          <w:sz w:val="28"/>
+          <w:szCs w:val="28"/>
+        </w:rPr>
+        <w:t xml:space="preserve"> На форме</w:t>
+      </w:r>
+      <w:r>
+        <w:rPr>
+          <w:sz w:val="28"/>
+          <w:szCs w:val="28"/>
+        </w:rPr>
+        <w:t xml:space="preserve"> </w:t>
+      </w:r>
+      <w:r>
+        <w:rPr>
+          <w:sz w:val="28"/>
+          <w:szCs w:val="28"/>
+        </w:rPr>
+        <w:t>управления пользователями</w:t>
+      </w:r>
+      <w:r>
+        <w:rPr>
+          <w:sz w:val="28"/>
+          <w:szCs w:val="28"/>
+        </w:rPr>
+        <w:t xml:space="preserve"> есть кнопка для скачивания отчёта в формате </w:t>
+      </w:r>
+      <w:r>
+        <w:rPr>
+          <w:sz w:val="28"/>
+          <w:szCs w:val="28"/>
+        </w:rPr>
+        <w:t>.</w:t>
+      </w:r>
+      <w:r>
+        <w:rPr>
+          <w:sz w:val="28"/>
+          <w:szCs w:val="28"/>
+          <w:lang w:val="en-US"/>
+        </w:rPr>
+        <w:t>csv</w:t>
+      </w:r>
+      <w:r>
+        <w:rPr>
+          <w:sz w:val="28"/>
+          <w:szCs w:val="28"/>
+        </w:rPr>
+        <w:t xml:space="preserve"> с возможностью выбора промежутка дат.</w:t>
+      </w:r>
     </w:p>
     <w:p>
       <w:pPr>
@@ -24749,8 +25445,2154 @@
       </w:r>
       <w:bookmarkEnd w:id="17"/>
     </w:p>
+    <w:p>
+      <w:pPr>
+        <w:pStyle w:val="a3"/>
+        <w:spacing w:line="360" w:lineRule="auto"/>
+        <w:ind w:left="0" w:firstLine="851"/>
+        <w:contextualSpacing w:val="0"/>
+        <w:jc w:val="both"/>
+        <w:rPr>
+          <w:sz w:val="28"/>
+          <w:szCs w:val="28"/>
+        </w:rPr>
+      </w:pPr>
+      <w:r>
+        <w:rPr>
+          <w:sz w:val="28"/>
+          <w:szCs w:val="28"/>
+        </w:rPr>
+        <w:t xml:space="preserve">1 </w:t>
+      </w:r>
+      <w:proofErr w:type="spellStart"/>
+      <w:r>
+        <w:rPr>
+          <w:sz w:val="28"/>
+          <w:szCs w:val="28"/>
+          <w:lang w:val="en-US"/>
+        </w:rPr>
+        <w:t>ApexCharts</w:t>
+      </w:r>
+      <w:proofErr w:type="spellEnd"/>
+      <w:r>
+        <w:rPr>
+          <w:sz w:val="28"/>
+          <w:szCs w:val="28"/>
+        </w:rPr>
+        <w:t>:</w:t>
+      </w:r>
+      <w:r>
+        <w:rPr>
+          <w:sz w:val="28"/>
+          <w:szCs w:val="28"/>
+        </w:rPr>
+        <w:t xml:space="preserve"> </w:t>
+      </w:r>
+      <w:proofErr w:type="spellStart"/>
+      <w:r>
+        <w:rPr>
+          <w:sz w:val="28"/>
+          <w:szCs w:val="28"/>
+          <w:lang w:val="en-US"/>
+        </w:rPr>
+        <w:t>ApexCharts</w:t>
+      </w:r>
+      <w:proofErr w:type="spellEnd"/>
+      <w:r>
+        <w:rPr>
+          <w:sz w:val="28"/>
+          <w:szCs w:val="28"/>
+        </w:rPr>
+        <w:t xml:space="preserve"> </w:t>
+      </w:r>
+      <w:r>
+        <w:rPr>
+          <w:sz w:val="28"/>
+          <w:szCs w:val="28"/>
+          <w:lang w:val="en-US"/>
+        </w:rPr>
+        <w:t>Docs</w:t>
+      </w:r>
+      <w:r>
+        <w:rPr>
+          <w:sz w:val="28"/>
+          <w:szCs w:val="28"/>
+        </w:rPr>
+        <w:t xml:space="preserve">. – </w:t>
+      </w:r>
+      <w:r>
+        <w:rPr>
+          <w:sz w:val="28"/>
+          <w:szCs w:val="28"/>
+          <w:lang w:val="en-US"/>
+        </w:rPr>
+        <w:t>URL</w:t>
+      </w:r>
+      <w:r>
+        <w:rPr>
+          <w:sz w:val="28"/>
+          <w:szCs w:val="28"/>
+        </w:rPr>
+        <w:t xml:space="preserve">: </w:t>
+      </w:r>
+      <w:hyperlink r:id="rId44" w:tgtFrame="_blank" w:history="1">
+        <w:r>
+          <w:rPr>
+            <w:rStyle w:val="a9"/>
+            <w:sz w:val="28"/>
+            <w:szCs w:val="28"/>
+            <w:lang w:val="en-US"/>
+          </w:rPr>
+          <w:t>https</w:t>
+        </w:r>
+        <w:r>
+          <w:rPr>
+            <w:rStyle w:val="a9"/>
+            <w:sz w:val="28"/>
+            <w:szCs w:val="28"/>
+          </w:rPr>
+          <w:t>://</w:t>
+        </w:r>
+        <w:proofErr w:type="spellStart"/>
+        <w:r>
+          <w:rPr>
+            <w:rStyle w:val="a9"/>
+            <w:sz w:val="28"/>
+            <w:szCs w:val="28"/>
+            <w:lang w:val="en-US"/>
+          </w:rPr>
+          <w:t>apexcharts</w:t>
+        </w:r>
+        <w:proofErr w:type="spellEnd"/>
+        <w:r>
+          <w:rPr>
+            <w:rStyle w:val="a9"/>
+            <w:sz w:val="28"/>
+            <w:szCs w:val="28"/>
+          </w:rPr>
+          <w:t>.</w:t>
+        </w:r>
+        <w:r>
+          <w:rPr>
+            <w:rStyle w:val="a9"/>
+            <w:sz w:val="28"/>
+            <w:szCs w:val="28"/>
+            <w:lang w:val="en-US"/>
+          </w:rPr>
+          <w:t>com</w:t>
+        </w:r>
+        <w:r>
+          <w:rPr>
+            <w:rStyle w:val="a9"/>
+            <w:sz w:val="28"/>
+            <w:szCs w:val="28"/>
+          </w:rPr>
+          <w:t>/</w:t>
+        </w:r>
+        <w:r>
+          <w:rPr>
+            <w:rStyle w:val="a9"/>
+            <w:sz w:val="28"/>
+            <w:szCs w:val="28"/>
+            <w:lang w:val="en-US"/>
+          </w:rPr>
+          <w:t>docs</w:t>
+        </w:r>
+        <w:r>
+          <w:rPr>
+            <w:rStyle w:val="a9"/>
+            <w:sz w:val="28"/>
+            <w:szCs w:val="28"/>
+          </w:rPr>
+          <w:t>/</w:t>
+        </w:r>
+      </w:hyperlink>
+      <w:r>
+        <w:rPr>
+          <w:sz w:val="28"/>
+          <w:szCs w:val="28"/>
+        </w:rPr>
+        <w:t xml:space="preserve"> (дата обращения: </w:t>
+      </w:r>
+      <w:r>
+        <w:rPr>
+          <w:sz w:val="28"/>
+          <w:szCs w:val="28"/>
+        </w:rPr>
+        <w:t>02</w:t>
+      </w:r>
+      <w:r>
+        <w:rPr>
+          <w:sz w:val="28"/>
+          <w:szCs w:val="28"/>
+        </w:rPr>
+        <w:t>.04.2026). – Текст: электронный.</w:t>
+      </w:r>
+    </w:p>
+    <w:p>
+      <w:pPr>
+        <w:pStyle w:val="a3"/>
+        <w:spacing w:line="360" w:lineRule="auto"/>
+        <w:ind w:left="0" w:firstLine="851"/>
+        <w:contextualSpacing w:val="0"/>
+        <w:jc w:val="both"/>
+        <w:rPr>
+          <w:sz w:val="28"/>
+          <w:szCs w:val="28"/>
+        </w:rPr>
+      </w:pPr>
+      <w:r>
+        <w:rPr>
+          <w:sz w:val="28"/>
+          <w:szCs w:val="28"/>
+        </w:rPr>
+        <w:t xml:space="preserve">2 </w:t>
+      </w:r>
+      <w:r>
+        <w:rPr>
+          <w:sz w:val="28"/>
+          <w:szCs w:val="28"/>
+          <w:lang w:val="en-US"/>
+        </w:rPr>
+        <w:t>Composer</w:t>
+      </w:r>
+      <w:r>
+        <w:rPr>
+          <w:sz w:val="28"/>
+          <w:szCs w:val="28"/>
+        </w:rPr>
+        <w:t>:</w:t>
+      </w:r>
+      <w:r>
+        <w:rPr>
+          <w:sz w:val="28"/>
+          <w:szCs w:val="28"/>
+        </w:rPr>
+        <w:t xml:space="preserve"> </w:t>
+      </w:r>
+      <w:r>
+        <w:rPr>
+          <w:sz w:val="28"/>
+          <w:szCs w:val="28"/>
+          <w:lang w:val="en-US"/>
+        </w:rPr>
+        <w:t>Installation</w:t>
+      </w:r>
+      <w:r>
+        <w:rPr>
+          <w:sz w:val="28"/>
+          <w:szCs w:val="28"/>
+        </w:rPr>
+        <w:t xml:space="preserve"> - </w:t>
+      </w:r>
+      <w:r>
+        <w:rPr>
+          <w:sz w:val="28"/>
+          <w:szCs w:val="28"/>
+          <w:lang w:val="en-US"/>
+        </w:rPr>
+        <w:t>Windows</w:t>
+      </w:r>
+      <w:r>
+        <w:rPr>
+          <w:sz w:val="28"/>
+          <w:szCs w:val="28"/>
+        </w:rPr>
+        <w:t xml:space="preserve">. – </w:t>
+      </w:r>
+      <w:r>
+        <w:rPr>
+          <w:sz w:val="28"/>
+          <w:szCs w:val="28"/>
+          <w:lang w:val="en-US"/>
+        </w:rPr>
+        <w:t>URL</w:t>
+      </w:r>
+      <w:r>
+        <w:rPr>
+          <w:sz w:val="28"/>
+          <w:szCs w:val="28"/>
+        </w:rPr>
+        <w:t xml:space="preserve">: </w:t>
+      </w:r>
+      <w:hyperlink r:id="rId45" w:anchor="installation-windows/" w:history="1">
+        <w:r>
+          <w:rPr>
+            <w:rStyle w:val="a9"/>
+            <w:sz w:val="28"/>
+            <w:szCs w:val="28"/>
+          </w:rPr>
+          <w:t>https://getcomposer.org/doc/00-intro.md#installation-windows</w:t>
+        </w:r>
+        <w:r>
+          <w:rPr>
+            <w:rStyle w:val="a9"/>
+            <w:sz w:val="28"/>
+            <w:szCs w:val="28"/>
+          </w:rPr>
+          <w:t>/</w:t>
+        </w:r>
+      </w:hyperlink>
+      <w:r>
+        <w:rPr>
+          <w:sz w:val="28"/>
+          <w:szCs w:val="28"/>
+        </w:rPr>
+        <w:t xml:space="preserve"> </w:t>
+      </w:r>
+      <w:r>
+        <w:rPr>
+          <w:sz w:val="28"/>
+          <w:szCs w:val="28"/>
+        </w:rPr>
+        <w:t xml:space="preserve">(дата обращения: </w:t>
+      </w:r>
+      <w:r>
+        <w:rPr>
+          <w:sz w:val="28"/>
+          <w:szCs w:val="28"/>
+        </w:rPr>
+        <w:t>02</w:t>
+      </w:r>
+      <w:r>
+        <w:rPr>
+          <w:sz w:val="28"/>
+          <w:szCs w:val="28"/>
+        </w:rPr>
+        <w:t>.04.2026).</w:t>
+      </w:r>
+      <w:r>
+        <w:rPr>
+          <w:sz w:val="28"/>
+          <w:szCs w:val="28"/>
+        </w:rPr>
+        <w:t xml:space="preserve"> </w:t>
+      </w:r>
+      <w:r>
+        <w:rPr>
+          <w:sz w:val="28"/>
+          <w:szCs w:val="28"/>
+        </w:rPr>
+        <w:t>– Текст: электронный.</w:t>
+      </w:r>
+    </w:p>
+    <w:p>
+      <w:pPr>
+        <w:pStyle w:val="a3"/>
+        <w:spacing w:line="360" w:lineRule="auto"/>
+        <w:ind w:left="0" w:firstLine="851"/>
+        <w:contextualSpacing w:val="0"/>
+        <w:jc w:val="both"/>
+        <w:rPr>
+          <w:sz w:val="28"/>
+          <w:szCs w:val="28"/>
+        </w:rPr>
+      </w:pPr>
+      <w:r>
+        <w:rPr>
+          <w:sz w:val="28"/>
+          <w:szCs w:val="28"/>
+        </w:rPr>
+        <w:t xml:space="preserve">3 </w:t>
+      </w:r>
+      <w:r>
+        <w:rPr>
+          <w:sz w:val="28"/>
+          <w:szCs w:val="28"/>
+        </w:rPr>
+        <w:t xml:space="preserve">MDN Web </w:t>
+      </w:r>
+      <w:proofErr w:type="spellStart"/>
+      <w:r>
+        <w:rPr>
+          <w:sz w:val="28"/>
+          <w:szCs w:val="28"/>
+        </w:rPr>
+        <w:t>Docs</w:t>
+      </w:r>
+      <w:proofErr w:type="spellEnd"/>
+      <w:r>
+        <w:rPr>
+          <w:sz w:val="28"/>
+          <w:szCs w:val="28"/>
+        </w:rPr>
+        <w:t xml:space="preserve">: </w:t>
+      </w:r>
+      <w:r>
+        <w:rPr>
+          <w:sz w:val="28"/>
+          <w:szCs w:val="28"/>
+          <w:lang w:val="en-US"/>
+        </w:rPr>
+        <w:t>CSS</w:t>
+      </w:r>
+      <w:r>
+        <w:rPr>
+          <w:sz w:val="28"/>
+          <w:szCs w:val="28"/>
+        </w:rPr>
+        <w:t xml:space="preserve">: </w:t>
+      </w:r>
+      <w:proofErr w:type="spellStart"/>
+      <w:r>
+        <w:rPr>
+          <w:sz w:val="28"/>
+          <w:szCs w:val="28"/>
+        </w:rPr>
+        <w:t>Cascading</w:t>
+      </w:r>
+      <w:proofErr w:type="spellEnd"/>
+      <w:r>
+        <w:rPr>
+          <w:sz w:val="28"/>
+          <w:szCs w:val="28"/>
+        </w:rPr>
+        <w:t xml:space="preserve"> Style </w:t>
+      </w:r>
+      <w:proofErr w:type="spellStart"/>
+      <w:r>
+        <w:rPr>
+          <w:sz w:val="28"/>
+          <w:szCs w:val="28"/>
+        </w:rPr>
+        <w:t>Sheets</w:t>
+      </w:r>
+      <w:proofErr w:type="spellEnd"/>
+      <w:r>
+        <w:rPr>
+          <w:sz w:val="28"/>
+          <w:szCs w:val="28"/>
+        </w:rPr>
+        <w:t xml:space="preserve">. – URL: </w:t>
+      </w:r>
+      <w:hyperlink r:id="rId46" w:history="1">
+        <w:r>
+          <w:rPr>
+            <w:rStyle w:val="a9"/>
+            <w:sz w:val="28"/>
+            <w:szCs w:val="28"/>
+          </w:rPr>
+          <w:t>https://developer.mozilla.org/en-US/docs/Web/CSS</w:t>
+        </w:r>
+      </w:hyperlink>
+      <w:r>
+        <w:rPr>
+          <w:sz w:val="28"/>
+          <w:szCs w:val="28"/>
+        </w:rPr>
+        <w:t xml:space="preserve"> </w:t>
+      </w:r>
+      <w:r>
+        <w:rPr>
+          <w:sz w:val="28"/>
+          <w:szCs w:val="28"/>
+        </w:rPr>
+        <w:t>(дата обращения: 02.04.2026). – Текст: электронный.</w:t>
+      </w:r>
+    </w:p>
+    <w:p>
+      <w:pPr>
+        <w:pStyle w:val="a3"/>
+        <w:spacing w:line="360" w:lineRule="auto"/>
+        <w:ind w:left="0" w:firstLine="851"/>
+        <w:contextualSpacing w:val="0"/>
+        <w:jc w:val="both"/>
+        <w:rPr>
+          <w:sz w:val="28"/>
+          <w:szCs w:val="28"/>
+        </w:rPr>
+      </w:pPr>
+      <w:r>
+        <w:rPr>
+          <w:sz w:val="28"/>
+          <w:szCs w:val="28"/>
+        </w:rPr>
+        <w:t xml:space="preserve">4 </w:t>
+      </w:r>
+      <w:r>
+        <w:rPr>
+          <w:sz w:val="28"/>
+          <w:szCs w:val="28"/>
+          <w:lang w:val="en-US"/>
+        </w:rPr>
+        <w:t>Figma</w:t>
+      </w:r>
+      <w:r>
+        <w:rPr>
+          <w:sz w:val="28"/>
+          <w:szCs w:val="28"/>
+        </w:rPr>
+        <w:t xml:space="preserve">: </w:t>
+      </w:r>
+      <w:r>
+        <w:rPr>
+          <w:sz w:val="28"/>
+          <w:szCs w:val="28"/>
+          <w:lang w:val="en-US"/>
+        </w:rPr>
+        <w:t>Figma</w:t>
+      </w:r>
+      <w:r>
+        <w:rPr>
+          <w:sz w:val="28"/>
+          <w:szCs w:val="28"/>
+        </w:rPr>
+        <w:t xml:space="preserve"> </w:t>
+      </w:r>
+      <w:r>
+        <w:rPr>
+          <w:sz w:val="28"/>
+          <w:szCs w:val="28"/>
+          <w:lang w:val="en-US"/>
+        </w:rPr>
+        <w:t>Design</w:t>
+      </w:r>
+      <w:r>
+        <w:rPr>
+          <w:sz w:val="28"/>
+          <w:szCs w:val="28"/>
+        </w:rPr>
+        <w:t xml:space="preserve">. – </w:t>
+      </w:r>
+      <w:r>
+        <w:rPr>
+          <w:sz w:val="28"/>
+          <w:szCs w:val="28"/>
+          <w:lang w:val="en-US"/>
+        </w:rPr>
+        <w:t>URL</w:t>
+      </w:r>
+      <w:r>
+        <w:rPr>
+          <w:sz w:val="28"/>
+          <w:szCs w:val="28"/>
+        </w:rPr>
+        <w:t xml:space="preserve">: </w:t>
+      </w:r>
+      <w:hyperlink r:id="rId47" w:history="1">
+        <w:r>
+          <w:rPr>
+            <w:rStyle w:val="a9"/>
+            <w:sz w:val="28"/>
+            <w:szCs w:val="28"/>
+          </w:rPr>
+          <w:t>https://help.figma.com/hc/en-us/categories/360002042553</w:t>
+        </w:r>
+      </w:hyperlink>
+      <w:r>
+        <w:rPr>
+          <w:sz w:val="28"/>
+          <w:szCs w:val="28"/>
+        </w:rPr>
+        <w:t xml:space="preserve"> </w:t>
+      </w:r>
+      <w:r>
+        <w:rPr>
+          <w:sz w:val="28"/>
+          <w:szCs w:val="28"/>
+        </w:rPr>
+        <w:t xml:space="preserve">(дата обращения: </w:t>
+      </w:r>
+      <w:r>
+        <w:rPr>
+          <w:sz w:val="28"/>
+          <w:szCs w:val="28"/>
+        </w:rPr>
+        <w:t>02</w:t>
+      </w:r>
+      <w:r>
+        <w:rPr>
+          <w:sz w:val="28"/>
+          <w:szCs w:val="28"/>
+        </w:rPr>
+        <w:t>.04.2026). – Текст: электронный.</w:t>
+      </w:r>
+    </w:p>
+    <w:p>
+      <w:pPr>
+        <w:pStyle w:val="a3"/>
+        <w:spacing w:line="360" w:lineRule="auto"/>
+        <w:ind w:left="0" w:firstLine="851"/>
+        <w:contextualSpacing w:val="0"/>
+        <w:jc w:val="both"/>
+        <w:rPr>
+          <w:sz w:val="28"/>
+          <w:szCs w:val="28"/>
+        </w:rPr>
+      </w:pPr>
+      <w:r>
+        <w:rPr>
+          <w:sz w:val="28"/>
+          <w:szCs w:val="28"/>
+        </w:rPr>
+        <w:t xml:space="preserve">5 </w:t>
+      </w:r>
+      <w:r>
+        <w:rPr>
+          <w:sz w:val="28"/>
+          <w:szCs w:val="28"/>
+        </w:rPr>
+        <w:t xml:space="preserve">MDN Web </w:t>
+      </w:r>
+      <w:proofErr w:type="spellStart"/>
+      <w:r>
+        <w:rPr>
+          <w:sz w:val="28"/>
+          <w:szCs w:val="28"/>
+        </w:rPr>
+        <w:t>Docs</w:t>
+      </w:r>
+      <w:proofErr w:type="spellEnd"/>
+      <w:r>
+        <w:rPr>
+          <w:sz w:val="28"/>
+          <w:szCs w:val="28"/>
+        </w:rPr>
+        <w:t xml:space="preserve">: </w:t>
+      </w:r>
+      <w:r>
+        <w:rPr>
+          <w:sz w:val="28"/>
+          <w:szCs w:val="28"/>
+          <w:lang w:val="en-US"/>
+        </w:rPr>
+        <w:t>HTML</w:t>
+      </w:r>
+      <w:r>
+        <w:rPr>
+          <w:sz w:val="28"/>
+          <w:szCs w:val="28"/>
+        </w:rPr>
+        <w:t xml:space="preserve">: </w:t>
+      </w:r>
+      <w:proofErr w:type="spellStart"/>
+      <w:r>
+        <w:rPr>
+          <w:sz w:val="28"/>
+          <w:szCs w:val="28"/>
+          <w:lang w:val="en-US"/>
+        </w:rPr>
+        <w:t>HyperText</w:t>
+      </w:r>
+      <w:proofErr w:type="spellEnd"/>
+      <w:r>
+        <w:rPr>
+          <w:sz w:val="28"/>
+          <w:szCs w:val="28"/>
+        </w:rPr>
+        <w:t xml:space="preserve"> </w:t>
+      </w:r>
+      <w:r>
+        <w:rPr>
+          <w:sz w:val="28"/>
+          <w:szCs w:val="28"/>
+          <w:lang w:val="en-US"/>
+        </w:rPr>
+        <w:t>Markup</w:t>
+      </w:r>
+      <w:r>
+        <w:rPr>
+          <w:sz w:val="28"/>
+          <w:szCs w:val="28"/>
+        </w:rPr>
+        <w:t xml:space="preserve"> </w:t>
+      </w:r>
+      <w:r>
+        <w:rPr>
+          <w:sz w:val="28"/>
+          <w:szCs w:val="28"/>
+          <w:lang w:val="en-US"/>
+        </w:rPr>
+        <w:t>Language</w:t>
+      </w:r>
+      <w:r>
+        <w:rPr>
+          <w:sz w:val="28"/>
+          <w:szCs w:val="28"/>
+        </w:rPr>
+        <w:t xml:space="preserve">. – URL: </w:t>
+      </w:r>
+      <w:hyperlink r:id="rId48" w:history="1">
+        <w:r>
+          <w:rPr>
+            <w:rStyle w:val="a9"/>
+            <w:sz w:val="28"/>
+            <w:szCs w:val="28"/>
+          </w:rPr>
+          <w:t>https://developer.mozilla.org/en-US/docs/Web/HTML</w:t>
+        </w:r>
+      </w:hyperlink>
+      <w:r>
+        <w:rPr>
+          <w:sz w:val="28"/>
+          <w:szCs w:val="28"/>
+        </w:rPr>
+        <w:t xml:space="preserve"> </w:t>
+      </w:r>
+      <w:r>
+        <w:rPr>
+          <w:sz w:val="28"/>
+          <w:szCs w:val="28"/>
+        </w:rPr>
+        <w:t>(дата обращения: 02.04.2026). – Текст: электронный.</w:t>
+      </w:r>
+    </w:p>
+    <w:p>
+      <w:pPr>
+        <w:pStyle w:val="a3"/>
+        <w:spacing w:line="360" w:lineRule="auto"/>
+        <w:ind w:left="0" w:firstLine="851"/>
+        <w:contextualSpacing w:val="0"/>
+        <w:jc w:val="both"/>
+        <w:rPr>
+          <w:sz w:val="28"/>
+          <w:szCs w:val="28"/>
+        </w:rPr>
+      </w:pPr>
+      <w:r>
+        <w:rPr>
+          <w:sz w:val="28"/>
+          <w:szCs w:val="28"/>
+        </w:rPr>
+        <w:t xml:space="preserve">6 </w:t>
+      </w:r>
+      <w:r>
+        <w:rPr>
+          <w:sz w:val="28"/>
+          <w:szCs w:val="28"/>
+        </w:rPr>
+        <w:t xml:space="preserve">MDN Web </w:t>
+      </w:r>
+      <w:proofErr w:type="spellStart"/>
+      <w:r>
+        <w:rPr>
+          <w:sz w:val="28"/>
+          <w:szCs w:val="28"/>
+        </w:rPr>
+        <w:t>Docs</w:t>
+      </w:r>
+      <w:proofErr w:type="spellEnd"/>
+      <w:r>
+        <w:rPr>
+          <w:sz w:val="28"/>
+          <w:szCs w:val="28"/>
+        </w:rPr>
+        <w:t xml:space="preserve">: </w:t>
+      </w:r>
+      <w:r>
+        <w:rPr>
+          <w:sz w:val="28"/>
+          <w:szCs w:val="28"/>
+          <w:lang w:val="en-US"/>
+        </w:rPr>
+        <w:t>JavaScript</w:t>
+      </w:r>
+      <w:r>
+        <w:rPr>
+          <w:sz w:val="28"/>
+          <w:szCs w:val="28"/>
+        </w:rPr>
+        <w:t xml:space="preserve">. – URL: </w:t>
+      </w:r>
+      <w:hyperlink r:id="rId49" w:history="1">
+        <w:r>
+          <w:rPr>
+            <w:rStyle w:val="a9"/>
+            <w:sz w:val="28"/>
+            <w:szCs w:val="28"/>
+          </w:rPr>
+          <w:t>https://developer.mozilla.org/en-US/docs/Web/JavaScript</w:t>
+        </w:r>
+      </w:hyperlink>
+      <w:r>
+        <w:rPr>
+          <w:sz w:val="28"/>
+          <w:szCs w:val="28"/>
+        </w:rPr>
+        <w:t xml:space="preserve"> </w:t>
+      </w:r>
+      <w:r>
+        <w:rPr>
+          <w:sz w:val="28"/>
+          <w:szCs w:val="28"/>
+        </w:rPr>
+        <w:t>(дата обращения: 02.04.2026). – Текст: электронный.</w:t>
+      </w:r>
+    </w:p>
+    <w:p>
+      <w:pPr>
+        <w:pStyle w:val="a3"/>
+        <w:spacing w:line="360" w:lineRule="auto"/>
+        <w:ind w:left="0" w:firstLine="851"/>
+        <w:contextualSpacing w:val="0"/>
+        <w:jc w:val="both"/>
+        <w:rPr>
+          <w:sz w:val="28"/>
+          <w:szCs w:val="28"/>
+        </w:rPr>
+      </w:pPr>
+      <w:r>
+        <w:rPr>
+          <w:sz w:val="28"/>
+          <w:szCs w:val="28"/>
+        </w:rPr>
+        <w:t xml:space="preserve">7 </w:t>
+      </w:r>
+      <w:r>
+        <w:rPr>
+          <w:sz w:val="28"/>
+          <w:szCs w:val="28"/>
+          <w:lang w:val="en-US"/>
+        </w:rPr>
+        <w:t>Laravel</w:t>
+      </w:r>
+      <w:r>
+        <w:rPr>
+          <w:sz w:val="28"/>
+          <w:szCs w:val="28"/>
+        </w:rPr>
+        <w:t xml:space="preserve">: </w:t>
+      </w:r>
+      <w:r>
+        <w:rPr>
+          <w:sz w:val="28"/>
+          <w:szCs w:val="28"/>
+          <w:lang w:val="en-US"/>
+        </w:rPr>
+        <w:t>Installation</w:t>
+      </w:r>
+      <w:r>
+        <w:rPr>
+          <w:sz w:val="28"/>
+          <w:szCs w:val="28"/>
+        </w:rPr>
+        <w:t xml:space="preserve">. – </w:t>
+      </w:r>
+      <w:r>
+        <w:rPr>
+          <w:sz w:val="28"/>
+          <w:szCs w:val="28"/>
+          <w:lang w:val="en-US"/>
+        </w:rPr>
+        <w:t>URL</w:t>
+      </w:r>
+      <w:r>
+        <w:rPr>
+          <w:sz w:val="28"/>
+          <w:szCs w:val="28"/>
+        </w:rPr>
+        <w:t xml:space="preserve">: </w:t>
+      </w:r>
+      <w:hyperlink r:id="rId50" w:history="1">
+        <w:r>
+          <w:rPr>
+            <w:rStyle w:val="a9"/>
+            <w:sz w:val="28"/>
+            <w:szCs w:val="28"/>
+            <w:lang w:val="en-US"/>
+          </w:rPr>
+          <w:t>https</w:t>
+        </w:r>
+        <w:r>
+          <w:rPr>
+            <w:rStyle w:val="a9"/>
+            <w:sz w:val="28"/>
+            <w:szCs w:val="28"/>
+          </w:rPr>
+          <w:t>://</w:t>
+        </w:r>
+        <w:proofErr w:type="spellStart"/>
+        <w:r>
+          <w:rPr>
+            <w:rStyle w:val="a9"/>
+            <w:sz w:val="28"/>
+            <w:szCs w:val="28"/>
+            <w:lang w:val="en-US"/>
+          </w:rPr>
+          <w:t>laravel</w:t>
+        </w:r>
+        <w:proofErr w:type="spellEnd"/>
+        <w:r>
+          <w:rPr>
+            <w:rStyle w:val="a9"/>
+            <w:sz w:val="28"/>
+            <w:szCs w:val="28"/>
+          </w:rPr>
+          <w:t>.</w:t>
+        </w:r>
+        <w:r>
+          <w:rPr>
+            <w:rStyle w:val="a9"/>
+            <w:sz w:val="28"/>
+            <w:szCs w:val="28"/>
+            <w:lang w:val="en-US"/>
+          </w:rPr>
+          <w:t>com</w:t>
+        </w:r>
+        <w:r>
+          <w:rPr>
+            <w:rStyle w:val="a9"/>
+            <w:sz w:val="28"/>
+            <w:szCs w:val="28"/>
+          </w:rPr>
+          <w:t>/</w:t>
+        </w:r>
+        <w:r>
+          <w:rPr>
+            <w:rStyle w:val="a9"/>
+            <w:sz w:val="28"/>
+            <w:szCs w:val="28"/>
+            <w:lang w:val="en-US"/>
+          </w:rPr>
+          <w:t>docs</w:t>
+        </w:r>
+        <w:r>
+          <w:rPr>
+            <w:rStyle w:val="a9"/>
+            <w:sz w:val="28"/>
+            <w:szCs w:val="28"/>
+          </w:rPr>
+          <w:t>/13.</w:t>
+        </w:r>
+        <w:r>
+          <w:rPr>
+            <w:rStyle w:val="a9"/>
+            <w:sz w:val="28"/>
+            <w:szCs w:val="28"/>
+            <w:lang w:val="en-US"/>
+          </w:rPr>
+          <w:t>x</w:t>
+        </w:r>
+        <w:r>
+          <w:rPr>
+            <w:rStyle w:val="a9"/>
+            <w:sz w:val="28"/>
+            <w:szCs w:val="28"/>
+          </w:rPr>
+          <w:t>/</w:t>
+        </w:r>
+      </w:hyperlink>
+      <w:r>
+        <w:rPr>
+          <w:sz w:val="28"/>
+          <w:szCs w:val="28"/>
+        </w:rPr>
+        <w:t xml:space="preserve"> </w:t>
+      </w:r>
+      <w:r>
+        <w:rPr>
+          <w:sz w:val="28"/>
+          <w:szCs w:val="28"/>
+        </w:rPr>
+        <w:t xml:space="preserve">(дата обращения: </w:t>
+      </w:r>
+      <w:r>
+        <w:rPr>
+          <w:sz w:val="28"/>
+          <w:szCs w:val="28"/>
+        </w:rPr>
+        <w:t>02</w:t>
+      </w:r>
+      <w:r>
+        <w:rPr>
+          <w:sz w:val="28"/>
+          <w:szCs w:val="28"/>
+        </w:rPr>
+        <w:t>.04.2026). – Текст: электронный.</w:t>
+      </w:r>
+    </w:p>
+    <w:p>
+      <w:pPr>
+        <w:pStyle w:val="a3"/>
+        <w:spacing w:line="360" w:lineRule="auto"/>
+        <w:ind w:left="0" w:firstLine="851"/>
+        <w:contextualSpacing w:val="0"/>
+        <w:jc w:val="both"/>
+        <w:rPr>
+          <w:sz w:val="28"/>
+          <w:szCs w:val="28"/>
+          <w:lang w:val="en-US"/>
+        </w:rPr>
+      </w:pPr>
+      <w:r>
+        <w:rPr>
+          <w:sz w:val="28"/>
+          <w:szCs w:val="28"/>
+          <w:lang w:val="en-US"/>
+        </w:rPr>
+        <w:t>8 Laravel Eloquent</w:t>
+      </w:r>
+      <w:r>
+        <w:rPr>
+          <w:sz w:val="28"/>
+          <w:szCs w:val="28"/>
+          <w:lang w:val="en-US"/>
+        </w:rPr>
+        <w:t xml:space="preserve">: </w:t>
+      </w:r>
+      <w:r>
+        <w:rPr>
+          <w:sz w:val="28"/>
+          <w:szCs w:val="28"/>
+          <w:lang w:val="en-US"/>
+        </w:rPr>
+        <w:t>Eloquen</w:t>
+      </w:r>
+      <w:r>
+        <w:rPr>
+          <w:sz w:val="28"/>
+          <w:szCs w:val="28"/>
+          <w:lang w:val="en-US"/>
+        </w:rPr>
+        <w:t>t: Getting Started</w:t>
+      </w:r>
+      <w:r>
+        <w:rPr>
+          <w:sz w:val="28"/>
+          <w:szCs w:val="28"/>
+          <w:lang w:val="en-US"/>
+        </w:rPr>
+        <w:t xml:space="preserve">. – URL: </w:t>
+      </w:r>
+      <w:hyperlink r:id="rId51" w:history="1">
+        <w:r>
+          <w:rPr>
+            <w:rStyle w:val="a9"/>
+            <w:sz w:val="28"/>
+            <w:szCs w:val="28"/>
+            <w:lang w:val="en-US"/>
+          </w:rPr>
+          <w:t>https://laravel.com/docs/13.x/eloquent</w:t>
+        </w:r>
+      </w:hyperlink>
+      <w:r>
+        <w:rPr>
+          <w:sz w:val="28"/>
+          <w:szCs w:val="28"/>
+          <w:lang w:val="en-US"/>
+        </w:rPr>
+        <w:t xml:space="preserve"> </w:t>
+      </w:r>
+      <w:r>
+        <w:rPr>
+          <w:sz w:val="28"/>
+          <w:szCs w:val="28"/>
+          <w:lang w:val="en-US"/>
+        </w:rPr>
+        <w:t>(</w:t>
+      </w:r>
+      <w:r>
+        <w:rPr>
+          <w:sz w:val="28"/>
+          <w:szCs w:val="28"/>
+        </w:rPr>
+        <w:t>дата</w:t>
+      </w:r>
+      <w:r>
+        <w:rPr>
+          <w:sz w:val="28"/>
+          <w:szCs w:val="28"/>
+          <w:lang w:val="en-US"/>
+        </w:rPr>
+        <w:t xml:space="preserve"> </w:t>
+      </w:r>
+      <w:r>
+        <w:rPr>
+          <w:sz w:val="28"/>
+          <w:szCs w:val="28"/>
+        </w:rPr>
+        <w:t>обращения</w:t>
+      </w:r>
+      <w:r>
+        <w:rPr>
+          <w:sz w:val="28"/>
+          <w:szCs w:val="28"/>
+          <w:lang w:val="en-US"/>
+        </w:rPr>
+        <w:t xml:space="preserve">: </w:t>
+      </w:r>
+      <w:r>
+        <w:rPr>
+          <w:sz w:val="28"/>
+          <w:szCs w:val="28"/>
+          <w:lang w:val="en-US"/>
+        </w:rPr>
+        <w:t>02</w:t>
+      </w:r>
+      <w:r>
+        <w:rPr>
+          <w:sz w:val="28"/>
+          <w:szCs w:val="28"/>
+          <w:lang w:val="en-US"/>
+        </w:rPr>
+        <w:t xml:space="preserve">.04.2026). – </w:t>
+      </w:r>
+      <w:r>
+        <w:rPr>
+          <w:sz w:val="28"/>
+          <w:szCs w:val="28"/>
+        </w:rPr>
+        <w:t>Текст</w:t>
+      </w:r>
+      <w:r>
+        <w:rPr>
+          <w:sz w:val="28"/>
+          <w:szCs w:val="28"/>
+          <w:lang w:val="en-US"/>
+        </w:rPr>
+        <w:t xml:space="preserve">: </w:t>
+      </w:r>
+      <w:r>
+        <w:rPr>
+          <w:sz w:val="28"/>
+          <w:szCs w:val="28"/>
+        </w:rPr>
+        <w:t>электронный</w:t>
+      </w:r>
+      <w:r>
+        <w:rPr>
+          <w:sz w:val="28"/>
+          <w:szCs w:val="28"/>
+          <w:lang w:val="en-US"/>
+        </w:rPr>
+        <w:t>.</w:t>
+      </w:r>
+    </w:p>
+    <w:p>
+      <w:pPr>
+        <w:pStyle w:val="a3"/>
+        <w:spacing w:line="360" w:lineRule="auto"/>
+        <w:ind w:left="0" w:firstLine="851"/>
+        <w:contextualSpacing w:val="0"/>
+        <w:jc w:val="both"/>
+        <w:rPr>
+          <w:sz w:val="28"/>
+          <w:szCs w:val="28"/>
+          <w:lang w:val="en-US"/>
+        </w:rPr>
+      </w:pPr>
+      <w:r>
+        <w:rPr>
+          <w:sz w:val="28"/>
+          <w:szCs w:val="28"/>
+          <w:lang w:val="en-US"/>
+        </w:rPr>
+        <w:t>9 Laravel Migrations</w:t>
+      </w:r>
+      <w:r>
+        <w:rPr>
+          <w:sz w:val="28"/>
+          <w:szCs w:val="28"/>
+          <w:lang w:val="en-US"/>
+        </w:rPr>
+        <w:t xml:space="preserve">: </w:t>
+      </w:r>
+      <w:r>
+        <w:rPr>
+          <w:sz w:val="28"/>
+          <w:szCs w:val="28"/>
+          <w:lang w:val="en-US"/>
+        </w:rPr>
+        <w:t>Databas</w:t>
+      </w:r>
+      <w:r>
+        <w:rPr>
+          <w:sz w:val="28"/>
+          <w:szCs w:val="28"/>
+          <w:lang w:val="en-US"/>
+        </w:rPr>
+        <w:t>e</w:t>
+      </w:r>
+      <w:r>
+        <w:rPr>
+          <w:sz w:val="28"/>
+          <w:szCs w:val="28"/>
+          <w:lang w:val="en-US"/>
+        </w:rPr>
+        <w:t>:</w:t>
+      </w:r>
+      <w:r>
+        <w:rPr>
+          <w:sz w:val="28"/>
+          <w:szCs w:val="28"/>
+          <w:lang w:val="en-US"/>
+        </w:rPr>
+        <w:t xml:space="preserve"> </w:t>
+      </w:r>
+      <w:r>
+        <w:rPr>
+          <w:sz w:val="28"/>
+          <w:szCs w:val="28"/>
+          <w:lang w:val="en-US"/>
+        </w:rPr>
+        <w:t>Migration</w:t>
+      </w:r>
+      <w:r>
+        <w:rPr>
+          <w:sz w:val="28"/>
+          <w:szCs w:val="28"/>
+          <w:lang w:val="en-US"/>
+        </w:rPr>
+        <w:t>s</w:t>
+      </w:r>
+      <w:r>
+        <w:rPr>
+          <w:sz w:val="28"/>
+          <w:szCs w:val="28"/>
+          <w:lang w:val="en-US"/>
+        </w:rPr>
+        <w:t xml:space="preserve">. – URL: </w:t>
+      </w:r>
+      <w:hyperlink r:id="rId52" w:history="1">
+        <w:r>
+          <w:rPr>
+            <w:rStyle w:val="a9"/>
+            <w:sz w:val="28"/>
+            <w:szCs w:val="28"/>
+            <w:lang w:val="en-US"/>
+          </w:rPr>
+          <w:t>https://laravel.com/docs/13.x/migrations</w:t>
+        </w:r>
+      </w:hyperlink>
+      <w:r>
+        <w:rPr>
+          <w:sz w:val="28"/>
+          <w:szCs w:val="28"/>
+          <w:lang w:val="en-US"/>
+        </w:rPr>
+        <w:t xml:space="preserve"> </w:t>
+      </w:r>
+      <w:r>
+        <w:rPr>
+          <w:sz w:val="28"/>
+          <w:szCs w:val="28"/>
+          <w:lang w:val="en-US"/>
+        </w:rPr>
+        <w:t>(</w:t>
+      </w:r>
+      <w:r>
+        <w:rPr>
+          <w:sz w:val="28"/>
+          <w:szCs w:val="28"/>
+        </w:rPr>
+        <w:t>дата</w:t>
+      </w:r>
+      <w:r>
+        <w:rPr>
+          <w:sz w:val="28"/>
+          <w:szCs w:val="28"/>
+          <w:lang w:val="en-US"/>
+        </w:rPr>
+        <w:t xml:space="preserve"> </w:t>
+      </w:r>
+      <w:r>
+        <w:rPr>
+          <w:sz w:val="28"/>
+          <w:szCs w:val="28"/>
+        </w:rPr>
+        <w:t>обращения</w:t>
+      </w:r>
+      <w:r>
+        <w:rPr>
+          <w:sz w:val="28"/>
+          <w:szCs w:val="28"/>
+          <w:lang w:val="en-US"/>
+        </w:rPr>
+        <w:t xml:space="preserve">: </w:t>
+      </w:r>
+      <w:r>
+        <w:rPr>
+          <w:sz w:val="28"/>
+          <w:szCs w:val="28"/>
+          <w:lang w:val="en-US"/>
+        </w:rPr>
+        <w:t>02</w:t>
+      </w:r>
+      <w:r>
+        <w:rPr>
+          <w:sz w:val="28"/>
+          <w:szCs w:val="28"/>
+          <w:lang w:val="en-US"/>
+        </w:rPr>
+        <w:t xml:space="preserve">.04.2026). – </w:t>
+      </w:r>
+      <w:r>
+        <w:rPr>
+          <w:sz w:val="28"/>
+          <w:szCs w:val="28"/>
+        </w:rPr>
+        <w:t>Текст</w:t>
+      </w:r>
+      <w:r>
+        <w:rPr>
+          <w:sz w:val="28"/>
+          <w:szCs w:val="28"/>
+          <w:lang w:val="en-US"/>
+        </w:rPr>
+        <w:t xml:space="preserve">: </w:t>
+      </w:r>
+      <w:r>
+        <w:rPr>
+          <w:sz w:val="28"/>
+          <w:szCs w:val="28"/>
+        </w:rPr>
+        <w:t>электронный</w:t>
+      </w:r>
+      <w:r>
+        <w:rPr>
+          <w:sz w:val="28"/>
+          <w:szCs w:val="28"/>
+          <w:lang w:val="en-US"/>
+        </w:rPr>
+        <w:t>.</w:t>
+      </w:r>
+    </w:p>
+    <w:p>
+      <w:pPr>
+        <w:pStyle w:val="a3"/>
+        <w:spacing w:line="360" w:lineRule="auto"/>
+        <w:ind w:left="0" w:firstLine="851"/>
+        <w:contextualSpacing w:val="0"/>
+        <w:jc w:val="both"/>
+        <w:rPr>
+          <w:sz w:val="28"/>
+          <w:szCs w:val="28"/>
+          <w:lang w:val="en-US"/>
+        </w:rPr>
+      </w:pPr>
+      <w:r>
+        <w:rPr>
+          <w:sz w:val="28"/>
+          <w:szCs w:val="28"/>
+          <w:lang w:val="en-US"/>
+        </w:rPr>
+        <w:t>10 Laravel Sanctu</w:t>
+      </w:r>
+      <w:r>
+        <w:rPr>
+          <w:sz w:val="28"/>
+          <w:szCs w:val="28"/>
+          <w:lang w:val="en-US"/>
+        </w:rPr>
+        <w:t xml:space="preserve">m: </w:t>
+      </w:r>
+      <w:r>
+        <w:rPr>
+          <w:sz w:val="28"/>
+          <w:szCs w:val="28"/>
+          <w:lang w:val="en-US"/>
+        </w:rPr>
+        <w:t>Laravel Sanctum</w:t>
+      </w:r>
+      <w:r>
+        <w:rPr>
+          <w:sz w:val="28"/>
+          <w:szCs w:val="28"/>
+          <w:lang w:val="en-US"/>
+        </w:rPr>
+        <w:t xml:space="preserve">. – URL: </w:t>
+      </w:r>
+      <w:hyperlink r:id="rId53" w:history="1">
+        <w:r>
+          <w:rPr>
+            <w:rStyle w:val="a9"/>
+            <w:sz w:val="28"/>
+            <w:szCs w:val="28"/>
+            <w:lang w:val="en-US"/>
+          </w:rPr>
+          <w:t>https://laravel.com/docs/13.x/sanctum</w:t>
+        </w:r>
+      </w:hyperlink>
+      <w:r>
+        <w:rPr>
+          <w:sz w:val="28"/>
+          <w:szCs w:val="28"/>
+          <w:lang w:val="en-US"/>
+        </w:rPr>
+        <w:t xml:space="preserve"> </w:t>
+      </w:r>
+      <w:r>
+        <w:rPr>
+          <w:sz w:val="28"/>
+          <w:szCs w:val="28"/>
+          <w:lang w:val="en-US"/>
+        </w:rPr>
+        <w:t>(</w:t>
+      </w:r>
+      <w:r>
+        <w:rPr>
+          <w:sz w:val="28"/>
+          <w:szCs w:val="28"/>
+        </w:rPr>
+        <w:t>дата</w:t>
+      </w:r>
+      <w:r>
+        <w:rPr>
+          <w:sz w:val="28"/>
+          <w:szCs w:val="28"/>
+          <w:lang w:val="en-US"/>
+        </w:rPr>
+        <w:t xml:space="preserve"> </w:t>
+      </w:r>
+      <w:r>
+        <w:rPr>
+          <w:sz w:val="28"/>
+          <w:szCs w:val="28"/>
+        </w:rPr>
+        <w:t>обращения</w:t>
+      </w:r>
+      <w:r>
+        <w:rPr>
+          <w:sz w:val="28"/>
+          <w:szCs w:val="28"/>
+          <w:lang w:val="en-US"/>
+        </w:rPr>
+        <w:t xml:space="preserve">: 02.04.2026). – </w:t>
+      </w:r>
+      <w:r>
+        <w:rPr>
+          <w:sz w:val="28"/>
+          <w:szCs w:val="28"/>
+        </w:rPr>
+        <w:t>Текст</w:t>
+      </w:r>
+      <w:r>
+        <w:rPr>
+          <w:sz w:val="28"/>
+          <w:szCs w:val="28"/>
+          <w:lang w:val="en-US"/>
+        </w:rPr>
+        <w:t xml:space="preserve">: </w:t>
+      </w:r>
+      <w:r>
+        <w:rPr>
+          <w:sz w:val="28"/>
+          <w:szCs w:val="28"/>
+        </w:rPr>
+        <w:t>электронный</w:t>
+      </w:r>
+      <w:r>
+        <w:rPr>
+          <w:sz w:val="28"/>
+          <w:szCs w:val="28"/>
+          <w:lang w:val="en-US"/>
+        </w:rPr>
+        <w:t>.</w:t>
+      </w:r>
+    </w:p>
+    <w:p>
+      <w:pPr>
+        <w:pStyle w:val="a3"/>
+        <w:spacing w:line="360" w:lineRule="auto"/>
+        <w:ind w:left="0" w:firstLine="851"/>
+        <w:contextualSpacing w:val="0"/>
+        <w:jc w:val="both"/>
+        <w:rPr>
+          <w:sz w:val="28"/>
+          <w:szCs w:val="28"/>
+          <w:lang w:val="en-US"/>
+        </w:rPr>
+      </w:pPr>
+      <w:r>
+        <w:rPr>
+          <w:sz w:val="28"/>
+          <w:szCs w:val="28"/>
+          <w:lang w:val="en-US"/>
+        </w:rPr>
+        <w:lastRenderedPageBreak/>
+        <w:t>11 Laravel U</w:t>
+      </w:r>
+      <w:r>
+        <w:rPr>
+          <w:sz w:val="28"/>
+          <w:szCs w:val="28"/>
+          <w:lang w:val="en-US"/>
+        </w:rPr>
+        <w:t>I: Official Documentation</w:t>
+      </w:r>
+      <w:r>
+        <w:rPr>
+          <w:sz w:val="28"/>
+          <w:szCs w:val="28"/>
+          <w:lang w:val="en-US"/>
+        </w:rPr>
+        <w:t xml:space="preserve">. – URL: </w:t>
+      </w:r>
+      <w:r>
+        <w:rPr>
+          <w:sz w:val="28"/>
+          <w:szCs w:val="28"/>
+          <w:lang w:val="en-US"/>
+        </w:rPr>
+        <w:t>https://github.com/laravel/ui/tree/4.x</w:t>
+      </w:r>
+      <w:r>
+        <w:rPr>
+          <w:sz w:val="28"/>
+          <w:szCs w:val="28"/>
+          <w:lang w:val="en-US"/>
+        </w:rPr>
+        <w:t xml:space="preserve"> (</w:t>
+      </w:r>
+      <w:r>
+        <w:rPr>
+          <w:sz w:val="28"/>
+          <w:szCs w:val="28"/>
+        </w:rPr>
+        <w:t>дата</w:t>
+      </w:r>
+      <w:r>
+        <w:rPr>
+          <w:sz w:val="28"/>
+          <w:szCs w:val="28"/>
+          <w:lang w:val="en-US"/>
+        </w:rPr>
+        <w:t xml:space="preserve"> </w:t>
+      </w:r>
+      <w:r>
+        <w:rPr>
+          <w:sz w:val="28"/>
+          <w:szCs w:val="28"/>
+        </w:rPr>
+        <w:t>обращения</w:t>
+      </w:r>
+      <w:r>
+        <w:rPr>
+          <w:sz w:val="28"/>
+          <w:szCs w:val="28"/>
+          <w:lang w:val="en-US"/>
+        </w:rPr>
+        <w:t xml:space="preserve">: 02.04.2026). – </w:t>
+      </w:r>
+      <w:r>
+        <w:rPr>
+          <w:sz w:val="28"/>
+          <w:szCs w:val="28"/>
+        </w:rPr>
+        <w:t>Текст</w:t>
+      </w:r>
+      <w:r>
+        <w:rPr>
+          <w:sz w:val="28"/>
+          <w:szCs w:val="28"/>
+          <w:lang w:val="en-US"/>
+        </w:rPr>
+        <w:t xml:space="preserve">: </w:t>
+      </w:r>
+      <w:r>
+        <w:rPr>
+          <w:sz w:val="28"/>
+          <w:szCs w:val="28"/>
+        </w:rPr>
+        <w:t>электронный</w:t>
+      </w:r>
+      <w:r>
+        <w:rPr>
+          <w:sz w:val="28"/>
+          <w:szCs w:val="28"/>
+          <w:lang w:val="en-US"/>
+        </w:rPr>
+        <w:t>.</w:t>
+      </w:r>
+    </w:p>
+    <w:p>
+      <w:pPr>
+        <w:pStyle w:val="a3"/>
+        <w:spacing w:line="360" w:lineRule="auto"/>
+        <w:ind w:left="0" w:firstLine="851"/>
+        <w:contextualSpacing w:val="0"/>
+        <w:jc w:val="both"/>
+        <w:rPr>
+          <w:sz w:val="28"/>
+          <w:szCs w:val="28"/>
+          <w:lang w:val="en-US"/>
+        </w:rPr>
+      </w:pPr>
+      <w:r>
+        <w:rPr>
+          <w:sz w:val="28"/>
+          <w:szCs w:val="28"/>
+          <w:lang w:val="en-US"/>
+        </w:rPr>
+        <w:t xml:space="preserve">12 </w:t>
+      </w:r>
+      <w:r>
+        <w:rPr>
+          <w:sz w:val="28"/>
+          <w:szCs w:val="28"/>
+          <w:lang w:val="en-US"/>
+        </w:rPr>
+        <w:t>MySQL</w:t>
+      </w:r>
+      <w:r>
+        <w:rPr>
+          <w:sz w:val="28"/>
+          <w:szCs w:val="28"/>
+          <w:lang w:val="en-US"/>
+        </w:rPr>
+        <w:t xml:space="preserve">: </w:t>
+      </w:r>
+      <w:r>
+        <w:rPr>
+          <w:sz w:val="28"/>
+          <w:szCs w:val="28"/>
+          <w:lang w:val="en-US"/>
+        </w:rPr>
+        <w:t>MySQL</w:t>
+      </w:r>
+      <w:r>
+        <w:rPr>
+          <w:sz w:val="28"/>
+          <w:szCs w:val="28"/>
+          <w:lang w:val="en-US"/>
+        </w:rPr>
+        <w:t xml:space="preserve"> 8.0 </w:t>
+      </w:r>
+      <w:r>
+        <w:rPr>
+          <w:sz w:val="28"/>
+          <w:szCs w:val="28"/>
+          <w:lang w:val="en-US"/>
+        </w:rPr>
+        <w:t>Reference</w:t>
+      </w:r>
+      <w:r>
+        <w:rPr>
+          <w:sz w:val="28"/>
+          <w:szCs w:val="28"/>
+          <w:lang w:val="en-US"/>
+        </w:rPr>
+        <w:t xml:space="preserve"> </w:t>
+      </w:r>
+      <w:r>
+        <w:rPr>
+          <w:sz w:val="28"/>
+          <w:szCs w:val="28"/>
+          <w:lang w:val="en-US"/>
+        </w:rPr>
+        <w:t>Manual</w:t>
+      </w:r>
+      <w:r>
+        <w:rPr>
+          <w:sz w:val="28"/>
+          <w:szCs w:val="28"/>
+          <w:lang w:val="en-US"/>
+        </w:rPr>
+        <w:t xml:space="preserve">. – </w:t>
+      </w:r>
+      <w:r>
+        <w:rPr>
+          <w:sz w:val="28"/>
+          <w:szCs w:val="28"/>
+          <w:lang w:val="en-US"/>
+        </w:rPr>
+        <w:t>URL</w:t>
+      </w:r>
+      <w:r>
+        <w:rPr>
+          <w:sz w:val="28"/>
+          <w:szCs w:val="28"/>
+          <w:lang w:val="en-US"/>
+        </w:rPr>
+        <w:t xml:space="preserve">: </w:t>
+      </w:r>
+      <w:hyperlink r:id="rId54" w:history="1">
+        <w:r>
+          <w:rPr>
+            <w:rStyle w:val="a9"/>
+            <w:sz w:val="28"/>
+            <w:szCs w:val="28"/>
+            <w:lang w:val="en-US"/>
+          </w:rPr>
+          <w:t>https</w:t>
+        </w:r>
+        <w:r>
+          <w:rPr>
+            <w:rStyle w:val="a9"/>
+            <w:sz w:val="28"/>
+            <w:szCs w:val="28"/>
+            <w:lang w:val="en-US"/>
+          </w:rPr>
+          <w:t>://</w:t>
+        </w:r>
+        <w:r>
+          <w:rPr>
+            <w:rStyle w:val="a9"/>
+            <w:sz w:val="28"/>
+            <w:szCs w:val="28"/>
+            <w:lang w:val="en-US"/>
+          </w:rPr>
+          <w:t>dev</w:t>
+        </w:r>
+        <w:r>
+          <w:rPr>
+            <w:rStyle w:val="a9"/>
+            <w:sz w:val="28"/>
+            <w:szCs w:val="28"/>
+            <w:lang w:val="en-US"/>
+          </w:rPr>
+          <w:t>.</w:t>
+        </w:r>
+        <w:r>
+          <w:rPr>
+            <w:rStyle w:val="a9"/>
+            <w:sz w:val="28"/>
+            <w:szCs w:val="28"/>
+            <w:lang w:val="en-US"/>
+          </w:rPr>
+          <w:t>mysql</w:t>
+        </w:r>
+        <w:r>
+          <w:rPr>
+            <w:rStyle w:val="a9"/>
+            <w:sz w:val="28"/>
+            <w:szCs w:val="28"/>
+            <w:lang w:val="en-US"/>
+          </w:rPr>
+          <w:t>.</w:t>
+        </w:r>
+        <w:r>
+          <w:rPr>
+            <w:rStyle w:val="a9"/>
+            <w:sz w:val="28"/>
+            <w:szCs w:val="28"/>
+            <w:lang w:val="en-US"/>
+          </w:rPr>
+          <w:t>com</w:t>
+        </w:r>
+        <w:r>
+          <w:rPr>
+            <w:rStyle w:val="a9"/>
+            <w:sz w:val="28"/>
+            <w:szCs w:val="28"/>
+            <w:lang w:val="en-US"/>
+          </w:rPr>
+          <w:t>/</w:t>
+        </w:r>
+        <w:r>
+          <w:rPr>
+            <w:rStyle w:val="a9"/>
+            <w:sz w:val="28"/>
+            <w:szCs w:val="28"/>
+            <w:lang w:val="en-US"/>
+          </w:rPr>
+          <w:t>doc</w:t>
+        </w:r>
+        <w:r>
+          <w:rPr>
+            <w:rStyle w:val="a9"/>
+            <w:sz w:val="28"/>
+            <w:szCs w:val="28"/>
+            <w:lang w:val="en-US"/>
+          </w:rPr>
+          <w:t>/</w:t>
+        </w:r>
+        <w:r>
+          <w:rPr>
+            <w:rStyle w:val="a9"/>
+            <w:sz w:val="28"/>
+            <w:szCs w:val="28"/>
+            <w:lang w:val="en-US"/>
+          </w:rPr>
+          <w:t>refman</w:t>
+        </w:r>
+        <w:r>
+          <w:rPr>
+            <w:rStyle w:val="a9"/>
+            <w:sz w:val="28"/>
+            <w:szCs w:val="28"/>
+            <w:lang w:val="en-US"/>
+          </w:rPr>
+          <w:t>/8.0/</w:t>
+        </w:r>
+        <w:r>
+          <w:rPr>
+            <w:rStyle w:val="a9"/>
+            <w:sz w:val="28"/>
+            <w:szCs w:val="28"/>
+            <w:lang w:val="en-US"/>
+          </w:rPr>
+          <w:t>en</w:t>
+        </w:r>
+        <w:r>
+          <w:rPr>
+            <w:rStyle w:val="a9"/>
+            <w:sz w:val="28"/>
+            <w:szCs w:val="28"/>
+            <w:lang w:val="en-US"/>
+          </w:rPr>
+          <w:t>/</w:t>
+        </w:r>
+      </w:hyperlink>
+      <w:r>
+        <w:rPr>
+          <w:sz w:val="28"/>
+          <w:szCs w:val="28"/>
+          <w:lang w:val="en-US"/>
+        </w:rPr>
+        <w:t xml:space="preserve"> </w:t>
+      </w:r>
+      <w:r>
+        <w:rPr>
+          <w:sz w:val="28"/>
+          <w:szCs w:val="28"/>
+          <w:lang w:val="en-US"/>
+        </w:rPr>
+        <w:t>(</w:t>
+      </w:r>
+      <w:r>
+        <w:rPr>
+          <w:sz w:val="28"/>
+          <w:szCs w:val="28"/>
+        </w:rPr>
+        <w:t>дата</w:t>
+      </w:r>
+      <w:r>
+        <w:rPr>
+          <w:sz w:val="28"/>
+          <w:szCs w:val="28"/>
+          <w:lang w:val="en-US"/>
+        </w:rPr>
+        <w:t xml:space="preserve"> </w:t>
+      </w:r>
+      <w:r>
+        <w:rPr>
+          <w:sz w:val="28"/>
+          <w:szCs w:val="28"/>
+        </w:rPr>
+        <w:t>обращения</w:t>
+      </w:r>
+      <w:r>
+        <w:rPr>
+          <w:sz w:val="28"/>
+          <w:szCs w:val="28"/>
+          <w:lang w:val="en-US"/>
+        </w:rPr>
+        <w:t xml:space="preserve">: 02.04.2026). – </w:t>
+      </w:r>
+      <w:r>
+        <w:rPr>
+          <w:sz w:val="28"/>
+          <w:szCs w:val="28"/>
+        </w:rPr>
+        <w:t>Текст</w:t>
+      </w:r>
+      <w:r>
+        <w:rPr>
+          <w:sz w:val="28"/>
+          <w:szCs w:val="28"/>
+          <w:lang w:val="en-US"/>
+        </w:rPr>
+        <w:t xml:space="preserve">: </w:t>
+      </w:r>
+      <w:r>
+        <w:rPr>
+          <w:sz w:val="28"/>
+          <w:szCs w:val="28"/>
+        </w:rPr>
+        <w:t>электронный</w:t>
+      </w:r>
+      <w:r>
+        <w:rPr>
+          <w:sz w:val="28"/>
+          <w:szCs w:val="28"/>
+          <w:lang w:val="en-US"/>
+        </w:rPr>
+        <w:t>.</w:t>
+      </w:r>
+    </w:p>
+    <w:p>
+      <w:pPr>
+        <w:pStyle w:val="a3"/>
+        <w:spacing w:line="360" w:lineRule="auto"/>
+        <w:ind w:left="0" w:firstLine="851"/>
+        <w:contextualSpacing w:val="0"/>
+        <w:jc w:val="both"/>
+        <w:rPr>
+          <w:sz w:val="28"/>
+          <w:szCs w:val="28"/>
+        </w:rPr>
+      </w:pPr>
+      <w:r>
+        <w:rPr>
+          <w:sz w:val="28"/>
+          <w:szCs w:val="28"/>
+        </w:rPr>
+        <w:t>13 PHP</w:t>
+      </w:r>
+      <w:r>
+        <w:rPr>
+          <w:sz w:val="28"/>
+          <w:szCs w:val="28"/>
+        </w:rPr>
+        <w:t xml:space="preserve">: </w:t>
+      </w:r>
+      <w:r>
+        <w:rPr>
+          <w:sz w:val="28"/>
+          <w:szCs w:val="28"/>
+        </w:rPr>
+        <w:t xml:space="preserve">The </w:t>
+      </w:r>
+      <w:proofErr w:type="spellStart"/>
+      <w:r>
+        <w:rPr>
+          <w:sz w:val="28"/>
+          <w:szCs w:val="28"/>
+        </w:rPr>
+        <w:t>Right</w:t>
+      </w:r>
+      <w:proofErr w:type="spellEnd"/>
+      <w:r>
+        <w:rPr>
+          <w:sz w:val="28"/>
+          <w:szCs w:val="28"/>
+        </w:rPr>
+        <w:t xml:space="preserve"> Way. – URL: </w:t>
+      </w:r>
+      <w:hyperlink r:id="rId55" w:tgtFrame="_blank" w:history="1">
+        <w:r>
+          <w:rPr>
+            <w:rStyle w:val="a9"/>
+            <w:sz w:val="28"/>
+            <w:szCs w:val="28"/>
+          </w:rPr>
+          <w:t>https://phptherightway.com/</w:t>
+        </w:r>
+      </w:hyperlink>
+      <w:r>
+        <w:rPr>
+          <w:sz w:val="28"/>
+          <w:szCs w:val="28"/>
+        </w:rPr>
+        <w:t xml:space="preserve"> (дата обращения: 15.04.2026). – Текст: электронный.</w:t>
+      </w:r>
+    </w:p>
+    <w:p>
+      <w:pPr>
+        <w:pStyle w:val="a3"/>
+        <w:spacing w:line="360" w:lineRule="auto"/>
+        <w:ind w:left="0" w:firstLine="851"/>
+        <w:contextualSpacing w:val="0"/>
+        <w:jc w:val="both"/>
+        <w:rPr>
+          <w:sz w:val="28"/>
+          <w:szCs w:val="28"/>
+          <w:lang w:val="en-US"/>
+        </w:rPr>
+      </w:pPr>
+      <w:r>
+        <w:rPr>
+          <w:sz w:val="28"/>
+          <w:szCs w:val="28"/>
+          <w:lang w:val="en-US"/>
+        </w:rPr>
+        <w:t>14 Visual Studio Code</w:t>
+      </w:r>
+      <w:r>
+        <w:rPr>
+          <w:sz w:val="28"/>
+          <w:szCs w:val="28"/>
+          <w:lang w:val="en-US"/>
+        </w:rPr>
+        <w:t xml:space="preserve">: </w:t>
+      </w:r>
+      <w:r>
+        <w:rPr>
+          <w:sz w:val="28"/>
+          <w:szCs w:val="28"/>
+          <w:lang w:val="en-US"/>
+        </w:rPr>
+        <w:t>Visual Studio Code</w:t>
+      </w:r>
+      <w:r>
+        <w:rPr>
+          <w:sz w:val="28"/>
+          <w:szCs w:val="28"/>
+          <w:lang w:val="en-US"/>
+        </w:rPr>
+        <w:t xml:space="preserve"> Documentation</w:t>
+      </w:r>
+      <w:r>
+        <w:rPr>
+          <w:sz w:val="28"/>
+          <w:szCs w:val="28"/>
+          <w:lang w:val="en-US"/>
+        </w:rPr>
+        <w:t xml:space="preserve">. – URL: </w:t>
+      </w:r>
+      <w:hyperlink r:id="rId56" w:history="1">
+        <w:r>
+          <w:rPr>
+            <w:rStyle w:val="a9"/>
+            <w:sz w:val="28"/>
+            <w:szCs w:val="28"/>
+            <w:lang w:val="en-US"/>
+          </w:rPr>
+          <w:t>https://code.visualstudio.com/docs</w:t>
+        </w:r>
+      </w:hyperlink>
+      <w:r>
+        <w:rPr>
+          <w:sz w:val="28"/>
+          <w:szCs w:val="28"/>
+          <w:lang w:val="en-US"/>
+        </w:rPr>
+        <w:t xml:space="preserve"> </w:t>
+      </w:r>
+      <w:r>
+        <w:rPr>
+          <w:sz w:val="28"/>
+          <w:szCs w:val="28"/>
+          <w:lang w:val="en-US"/>
+        </w:rPr>
+        <w:t>(</w:t>
+      </w:r>
+      <w:r>
+        <w:rPr>
+          <w:sz w:val="28"/>
+          <w:szCs w:val="28"/>
+        </w:rPr>
+        <w:t>дата</w:t>
+      </w:r>
+      <w:r>
+        <w:rPr>
+          <w:sz w:val="28"/>
+          <w:szCs w:val="28"/>
+          <w:lang w:val="en-US"/>
+        </w:rPr>
+        <w:t xml:space="preserve"> </w:t>
+      </w:r>
+      <w:r>
+        <w:rPr>
+          <w:sz w:val="28"/>
+          <w:szCs w:val="28"/>
+        </w:rPr>
+        <w:t>обращения</w:t>
+      </w:r>
+      <w:r>
+        <w:rPr>
+          <w:sz w:val="28"/>
+          <w:szCs w:val="28"/>
+          <w:lang w:val="en-US"/>
+        </w:rPr>
+        <w:t xml:space="preserve">: </w:t>
+      </w:r>
+      <w:r>
+        <w:rPr>
+          <w:sz w:val="28"/>
+          <w:szCs w:val="28"/>
+          <w:lang w:val="en-US"/>
+        </w:rPr>
+        <w:t>02</w:t>
+      </w:r>
+      <w:r>
+        <w:rPr>
+          <w:sz w:val="28"/>
+          <w:szCs w:val="28"/>
+          <w:lang w:val="en-US"/>
+        </w:rPr>
+        <w:t xml:space="preserve">.04.2026). – </w:t>
+      </w:r>
+      <w:r>
+        <w:rPr>
+          <w:sz w:val="28"/>
+          <w:szCs w:val="28"/>
+        </w:rPr>
+        <w:t>Текст</w:t>
+      </w:r>
+      <w:r>
+        <w:rPr>
+          <w:sz w:val="28"/>
+          <w:szCs w:val="28"/>
+          <w:lang w:val="en-US"/>
+        </w:rPr>
+        <w:t xml:space="preserve">: </w:t>
+      </w:r>
+      <w:r>
+        <w:rPr>
+          <w:sz w:val="28"/>
+          <w:szCs w:val="28"/>
+        </w:rPr>
+        <w:t>электронный</w:t>
+      </w:r>
+      <w:r>
+        <w:rPr>
+          <w:sz w:val="28"/>
+          <w:szCs w:val="28"/>
+          <w:lang w:val="en-US"/>
+        </w:rPr>
+        <w:t>.</w:t>
+      </w:r>
+    </w:p>
+    <w:p>
+      <w:pPr>
+        <w:pStyle w:val="a3"/>
+        <w:spacing w:line="360" w:lineRule="auto"/>
+        <w:ind w:left="0" w:firstLine="851"/>
+        <w:contextualSpacing w:val="0"/>
+        <w:jc w:val="both"/>
+        <w:rPr>
+          <w:sz w:val="28"/>
+          <w:szCs w:val="28"/>
+        </w:rPr>
+      </w:pPr>
+      <w:r>
+        <w:rPr>
+          <w:sz w:val="28"/>
+          <w:szCs w:val="28"/>
+        </w:rPr>
+        <w:t>15 Vue.js</w:t>
+      </w:r>
+      <w:r>
+        <w:rPr>
+          <w:sz w:val="28"/>
+          <w:szCs w:val="28"/>
+        </w:rPr>
+        <w:t xml:space="preserve">: </w:t>
+      </w:r>
+      <w:r>
+        <w:rPr>
+          <w:sz w:val="28"/>
+          <w:szCs w:val="28"/>
+          <w:lang w:val="en-US"/>
+        </w:rPr>
+        <w:t>Introduction</w:t>
+      </w:r>
+      <w:r>
+        <w:rPr>
+          <w:sz w:val="28"/>
+          <w:szCs w:val="28"/>
+        </w:rPr>
+        <w:t xml:space="preserve">. – URL: </w:t>
+      </w:r>
+      <w:hyperlink r:id="rId57" w:history="1">
+        <w:r>
+          <w:rPr>
+            <w:rStyle w:val="a9"/>
+            <w:sz w:val="28"/>
+            <w:szCs w:val="28"/>
+          </w:rPr>
+          <w:t>https://vuejs.org/guide/introduction.html</w:t>
+        </w:r>
+      </w:hyperlink>
+      <w:r>
+        <w:rPr>
+          <w:sz w:val="28"/>
+          <w:szCs w:val="28"/>
+        </w:rPr>
+        <w:t xml:space="preserve"> </w:t>
+      </w:r>
+      <w:r>
+        <w:rPr>
+          <w:sz w:val="28"/>
+          <w:szCs w:val="28"/>
+        </w:rPr>
+        <w:t>(дата обращения: 02.04.2026). – Текст: электронный.</w:t>
+      </w:r>
+    </w:p>
     <w:sectPr>
-      <w:footerReference w:type="default" r:id="rId44"/>
+      <w:footerReference w:type="default" r:id="rId58"/>
       <w:pgSz w:w="11906" w:h="16838"/>
       <w:pgMar w:top="1134" w:right="850" w:bottom="1134" w:left="1701" w:header="708" w:footer="708" w:gutter="0"/>
       <w:cols w:space="708"/>
@@ -24866,11 +27708,11 @@
   <w:abstractNum w:abstractNumId="0" w15:restartNumberingAfterBreak="0">
     <w:nsid w:val="002D7B44"/>
     <w:multiLevelType w:val="multilevel"/>
-    <w:tmpl w:val="367C83BA"/>
+    <w:tmpl w:val="E4308F16"/>
     <w:lvl w:ilvl="0">
       <w:start w:val="1"/>
       <w:numFmt w:val="decimal"/>
-      <w:lvlText w:val="%1."/>
+      <w:lvlText w:val="%1)"/>
       <w:lvlJc w:val="left"/>
       <w:pPr>
         <w:ind w:left="720" w:hanging="360"/>
@@ -25486,11 +28328,11 @@
   <w:abstractNum w:abstractNumId="6" w15:restartNumberingAfterBreak="0">
     <w:nsid w:val="397F6E4A"/>
     <w:multiLevelType w:val="multilevel"/>
-    <w:tmpl w:val="B1020910"/>
+    <w:tmpl w:val="C156AF82"/>
     <w:lvl w:ilvl="0">
       <w:start w:val="1"/>
       <w:numFmt w:val="decimal"/>
-      <w:lvlText w:val="%1."/>
+      <w:lvlText w:val="%1)"/>
       <w:lvlJc w:val="left"/>
       <w:pPr>
         <w:tabs>
@@ -25498,6 +28340,9 @@
         </w:tabs>
         <w:ind w:left="720" w:hanging="360"/>
       </w:pPr>
+      <w:rPr>
+        <w:rFonts w:hint="default"/>
+      </w:rPr>
     </w:lvl>
     <w:lvl w:ilvl="1" w:tentative="1">
       <w:start w:val="1"/>
@@ -26033,11 +28878,11 @@
   <w:abstractNum w:abstractNumId="11" w15:restartNumberingAfterBreak="0">
     <w:nsid w:val="505A46AB"/>
     <w:multiLevelType w:val="multilevel"/>
-    <w:tmpl w:val="13785CC8"/>
+    <w:tmpl w:val="32320118"/>
     <w:lvl w:ilvl="0">
       <w:start w:val="1"/>
       <w:numFmt w:val="decimal"/>
-      <w:lvlText w:val="%1."/>
+      <w:lvlText w:val="%1)"/>
       <w:lvlJc w:val="left"/>
       <w:pPr>
         <w:tabs>
@@ -26045,6 +28890,9 @@
         </w:tabs>
         <w:ind w:left="720" w:hanging="360"/>
       </w:pPr>
+      <w:rPr>
+        <w:rFonts w:hint="default"/>
+      </w:rPr>
     </w:lvl>
     <w:lvl w:ilvl="1">
       <w:start w:val="1"/>
@@ -26143,40 +28991,40 @@
       </w:pPr>
     </w:lvl>
   </w:abstractNum>
-  <w:num w:numId="1" w16cid:durableId="20281781">
+  <w:num w:numId="1" w16cid:durableId="1138035734">
     <w:abstractNumId w:val="2"/>
   </w:num>
-  <w:num w:numId="2" w16cid:durableId="1089884763">
+  <w:num w:numId="2" w16cid:durableId="1045563751">
     <w:abstractNumId w:val="0"/>
   </w:num>
-  <w:num w:numId="3" w16cid:durableId="52122560">
+  <w:num w:numId="3" w16cid:durableId="2029332546">
     <w:abstractNumId w:val="1"/>
   </w:num>
-  <w:num w:numId="4" w16cid:durableId="995842718">
+  <w:num w:numId="4" w16cid:durableId="1569684742">
     <w:abstractNumId w:val="11"/>
   </w:num>
-  <w:num w:numId="5" w16cid:durableId="2078898888">
+  <w:num w:numId="5" w16cid:durableId="178356053">
     <w:abstractNumId w:val="6"/>
   </w:num>
-  <w:num w:numId="6" w16cid:durableId="1675374098">
+  <w:num w:numId="6" w16cid:durableId="1790581967">
     <w:abstractNumId w:val="10"/>
   </w:num>
-  <w:num w:numId="7" w16cid:durableId="697269803">
+  <w:num w:numId="7" w16cid:durableId="1723944510">
     <w:abstractNumId w:val="8"/>
   </w:num>
-  <w:num w:numId="8" w16cid:durableId="1245653363">
+  <w:num w:numId="8" w16cid:durableId="1196692970">
     <w:abstractNumId w:val="9"/>
   </w:num>
-  <w:num w:numId="9" w16cid:durableId="1150712694">
+  <w:num w:numId="9" w16cid:durableId="938760666">
     <w:abstractNumId w:val="5"/>
   </w:num>
-  <w:num w:numId="10" w16cid:durableId="1110274942">
+  <w:num w:numId="10" w16cid:durableId="879899310">
     <w:abstractNumId w:val="7"/>
   </w:num>
-  <w:num w:numId="11" w16cid:durableId="1623077112">
+  <w:num w:numId="11" w16cid:durableId="1986466736">
     <w:abstractNumId w:val="4"/>
   </w:num>
-  <w:num w:numId="12" w16cid:durableId="535505677">
+  <w:num w:numId="12" w16cid:durableId="158815153">
     <w:abstractNumId w:val="3"/>
   </w:num>
 </w:numbering>
@@ -26580,7 +29428,7 @@
   <w:style w:type="paragraph" w:default="1" w:styleId="a">
     <w:name w:val="Normal"/>
     <w:qFormat/>
-    <w:rsid w:val="00EF6231"/>
+    <w:rsid w:val="00C36091"/>
     <w:pPr>
       <w:spacing w:after="0" w:line="240" w:lineRule="auto"/>
     </w:pPr>
@@ -26612,9 +29460,33 @@
       <w:szCs w:val="32"/>
     </w:rPr>
   </w:style>
+  <w:style w:type="paragraph" w:styleId="2">
+    <w:name w:val="heading 2"/>
+    <w:basedOn w:val="a"/>
+    <w:next w:val="a"/>
+    <w:link w:val="20"/>
+    <w:uiPriority w:val="9"/>
+    <w:semiHidden/>
+    <w:unhideWhenUsed/>
+    <w:qFormat/>
+    <w:rsid w:val="0084615B"/>
+    <w:pPr>
+      <w:keepNext/>
+      <w:keepLines/>
+      <w:spacing w:before="40"/>
+      <w:outlineLvl w:val="1"/>
+    </w:pPr>
+    <w:rPr>
+      <w:rFonts w:asciiTheme="majorHAnsi" w:eastAsiaTheme="majorEastAsia" w:hAnsiTheme="majorHAnsi" w:cstheme="majorBidi"/>
+      <w:color w:val="2F5496" w:themeColor="accent1" w:themeShade="BF"/>
+      <w:sz w:val="26"/>
+      <w:szCs w:val="26"/>
+    </w:rPr>
+  </w:style>
   <w:style w:type="character" w:default="1" w:styleId="a0">
     <w:name w:val="Default Paragraph Font"/>
     <w:uiPriority w:val="1"/>
+    <w:semiHidden/>
     <w:unhideWhenUsed/>
   </w:style>
   <w:style w:type="table" w:default="1" w:styleId="a1">
@@ -26790,6 +29662,33 @@
     <w:rPr>
       <w:color w:val="605E5C"/>
       <w:shd w:val="clear" w:color="auto" w:fill="E1DFDD"/>
+    </w:rPr>
+  </w:style>
+  <w:style w:type="character" w:styleId="ac">
+    <w:name w:val="FollowedHyperlink"/>
+    <w:basedOn w:val="a0"/>
+    <w:uiPriority w:val="99"/>
+    <w:semiHidden/>
+    <w:unhideWhenUsed/>
+    <w:rsid w:val="0026785B"/>
+    <w:rPr>
+      <w:color w:val="954F72" w:themeColor="followedHyperlink"/>
+      <w:u w:val="single"/>
+    </w:rPr>
+  </w:style>
+  <w:style w:type="character" w:customStyle="1" w:styleId="20">
+    <w:name w:val="Заголовок 2 Знак"/>
+    <w:basedOn w:val="a0"/>
+    <w:link w:val="2"/>
+    <w:uiPriority w:val="9"/>
+    <w:semiHidden/>
+    <w:rsid w:val="0084615B"/>
+    <w:rPr>
+      <w:rFonts w:asciiTheme="majorHAnsi" w:eastAsiaTheme="majorEastAsia" w:hAnsiTheme="majorHAnsi" w:cstheme="majorBidi"/>
+      <w:color w:val="2F5496" w:themeColor="accent1" w:themeShade="BF"/>
+      <w:sz w:val="26"/>
+      <w:szCs w:val="26"/>
+      <w:lang w:eastAsia="ru-RU"/>
     </w:rPr>
   </w:style>
 </w:styles>
@@ -27095,7 +29994,7 @@
 </file>
 
 <file path=customXml/itemProps1.xml><?xml version="1.0" encoding="utf-8"?>
-<ds:datastoreItem xmlns:ds="http://schemas.openxmlformats.org/officeDocument/2006/customXml" ds:itemID="{D21B344E-AFC1-4486-B6C7-A5FEDD646403}">
+<ds:datastoreItem xmlns:ds="http://schemas.openxmlformats.org/officeDocument/2006/customXml" ds:itemID="{6816BEC2-9440-4A34-BB6A-B35058AED6D0}">
   <ds:schemaRefs>
     <ds:schemaRef ds:uri="http://schemas.openxmlformats.org/officeDocument/2006/bibliography"/>
   </ds:schemaRefs>

--- a/ПЗ.docx
+++ b/ПЗ.docx
@@ -1134,7 +1134,7 @@
                 <w:noProof/>
                 <w:webHidden/>
               </w:rPr>
-              <w:t>15</w:t>
+              <w:t>14</w:t>
             </w:r>
             <w:r>
               <w:rPr>
@@ -1205,7 +1205,7 @@
                 <w:noProof/>
                 <w:webHidden/>
               </w:rPr>
-              <w:t>16</w:t>
+              <w:t>15</w:t>
             </w:r>
             <w:r>
               <w:rPr>
@@ -1276,7 +1276,7 @@
                 <w:noProof/>
                 <w:webHidden/>
               </w:rPr>
-              <w:t>16</w:t>
+              <w:t>15</w:t>
             </w:r>
             <w:r>
               <w:rPr>
@@ -1347,7 +1347,7 @@
                 <w:noProof/>
                 <w:webHidden/>
               </w:rPr>
-              <w:t>18</w:t>
+              <w:t>17</w:t>
             </w:r>
             <w:r>
               <w:rPr>
@@ -1418,7 +1418,7 @@
                 <w:noProof/>
                 <w:webHidden/>
               </w:rPr>
-              <w:t>22</w:t>
+              <w:t>21</w:t>
             </w:r>
             <w:r>
               <w:rPr>
@@ -1489,7 +1489,7 @@
                 <w:noProof/>
                 <w:webHidden/>
               </w:rPr>
-              <w:t>27</w:t>
+              <w:t>26</w:t>
             </w:r>
             <w:r>
               <w:rPr>
@@ -1560,7 +1560,7 @@
                 <w:noProof/>
                 <w:webHidden/>
               </w:rPr>
-              <w:t>31</w:t>
+              <w:t>30</w:t>
             </w:r>
             <w:r>
               <w:rPr>
@@ -1631,7 +1631,7 @@
                 <w:noProof/>
                 <w:webHidden/>
               </w:rPr>
-              <w:t>31</w:t>
+              <w:t>30</w:t>
             </w:r>
             <w:r>
               <w:rPr>
@@ -1773,7 +1773,7 @@
                 <w:noProof/>
                 <w:webHidden/>
               </w:rPr>
-              <w:t>39</w:t>
+              <w:t>38</w:t>
             </w:r>
             <w:r>
               <w:rPr>
@@ -1844,7 +1844,7 @@
                 <w:noProof/>
                 <w:webHidden/>
               </w:rPr>
-              <w:t>42</w:t>
+              <w:t>41</w:t>
             </w:r>
             <w:r>
               <w:rPr>
@@ -1915,7 +1915,7 @@
                 <w:noProof/>
                 <w:webHidden/>
               </w:rPr>
-              <w:t>42</w:t>
+              <w:t>41</w:t>
             </w:r>
             <w:r>
               <w:rPr>
@@ -1986,7 +1986,7 @@
                 <w:noProof/>
                 <w:webHidden/>
               </w:rPr>
-              <w:t>52</w:t>
+              <w:t>51</w:t>
             </w:r>
             <w:r>
               <w:rPr>
@@ -2057,7 +2057,7 @@
                 <w:noProof/>
                 <w:webHidden/>
               </w:rPr>
-              <w:t>55</w:t>
+              <w:t>54</w:t>
             </w:r>
             <w:r>
               <w:rPr>
@@ -2128,7 +2128,7 @@
                 <w:noProof/>
                 <w:webHidden/>
               </w:rPr>
-              <w:t>57</w:t>
+              <w:t>56</w:t>
             </w:r>
             <w:r>
               <w:rPr>
@@ -2199,7 +2199,7 @@
                 <w:noProof/>
                 <w:webHidden/>
               </w:rPr>
-              <w:t>58</w:t>
+              <w:t>57</w:t>
             </w:r>
             <w:r>
               <w:rPr>
@@ -2325,14 +2325,14 @@
         <w:rPr>
           <w:sz w:val="28"/>
         </w:rPr>
-        <w:t xml:space="preserve">Особого внимания заслуживает анализ функциональных ограничений существующих решений. Большинство доступных приложений либо не поддерживают ведение нескольких счетов в различных валютах, либо реализуют </w:t>
+        <w:t xml:space="preserve">Особого внимания заслуживает анализ функциональных ограничений существующих решений. Большинство доступных приложений либо не поддерживают ведение нескольких счетов в различных валютах, либо реализуют эту возможность с существенными ограничениями. Отсутствие гибкой системы категоризации расходов и доходов не позволяет пользователям адаптировать </w:t>
       </w:r>
       <w:r>
         <w:rPr>
           <w:sz w:val="28"/>
         </w:rPr>
         <w:lastRenderedPageBreak/>
-        <w:t xml:space="preserve">эту возможность с существенными ограничениями. Отсутствие гибкой системы категоризации расходов и доходов не позволяет пользователям адаптировать инструмент под собственную структуру бюджета. Практически повсеместно игнорируется возможность установки бюджетных лимитов по категориям с автоматическим отслеживанием превышений. Функционал планирования долгосрочных финансовых целей, как правило, либо отсутствует, либо реализован в минимальном объеме, не позволяя эффективно контролировать прогресс накоплений. Отдельную проблему представляет визуализация данных </w:t>
+        <w:t xml:space="preserve">инструмент под собственную структуру бюджета. Практически повсеместно игнорируется возможность установки бюджетных лимитов по категориям с автоматическим отслеживанием превышений. Функционал планирования долгосрочных финансовых целей, как правило, либо отсутствует, либо реализован в минимальном объеме, не позволяя эффективно контролировать прогресс накоплений. Отдельную проблему представляет визуализация данных </w:t>
       </w:r>
       <w:r>
         <w:rPr>
@@ -2402,14 +2402,7 @@
         <w:rPr>
           <w:sz w:val="28"/>
         </w:rPr>
-        <w:t xml:space="preserve">формируются накопления. Система должна обеспечивать логическую непротиворечивость всех операций: каждая транзакция корректно изменяет баланс соответствующих счетов, переводы между счетами обрабатываются атомарно с созданием двух связанных записей, а бюджетные </w:t>
-      </w:r>
-      <w:r>
-        <w:rPr>
-          <w:sz w:val="28"/>
-        </w:rPr>
-        <w:lastRenderedPageBreak/>
-        <w:t>лимиты автоматически актуализируются при добавлении новых расходных операций.</w:t>
+        <w:t>формируются накопления. Система должна обеспечивать логическую непротиворечивость всех операций: каждая транзакция корректно изменяет баланс соответствующих счетов, переводы между счетами обрабатываются атомарно с созданием двух связанных записей, а бюджетные лимиты автоматически актуализируются при добавлении новых расходных операций.</w:t>
       </w:r>
     </w:p>
     <w:p>
@@ -2425,7 +2418,14 @@
         <w:rPr>
           <w:sz w:val="28"/>
         </w:rPr>
-        <w:t>Важным аспектом разработки выступает обеспечение ролевой модели доступа, разграничивающей функциональные возможности обычных пользователей и администраторов системы. Рядовые пользователи получают доступ к управлению собственными финансами: ведению счетов, категорий, операций, бюджетов и целей. Администраторам, помимо базового функционала, предоставляются инструменты мониторинга состояния системы: просмотр статистики по всем пользователям, включая количество зарегистрированных аккаунтов, общее количество операций и счетов, а также возможность управления пользовательскими записями и изменения ролей. Такой подход обеспечивает баланс между функциональностью и безопасностью, позволяя эффективно администрировать систему без предоставления избыточных прав доступа.</w:t>
+        <w:t xml:space="preserve">Важным аспектом разработки выступает обеспечение ролевой модели доступа, разграничивающей функциональные возможности обычных пользователей и администраторов системы. Рядовые пользователи получают доступ к управлению </w:t>
+      </w:r>
+      <w:r>
+        <w:rPr>
+          <w:sz w:val="28"/>
+        </w:rPr>
+        <w:lastRenderedPageBreak/>
+        <w:t>собственными финансами: ведению счетов, категорий, операций, бюджетов и целей. Администраторам, помимо базового функционала, предоставляются инструменты мониторинга состояния системы: просмотр статистики по всем пользователям, включая количество зарегистрированных аккаунтов, общее количество операций и счетов, а также возможность управления пользовательскими записями и изменения ролей. Такой подход обеспечивает баланс между функциональностью и безопасностью, позволяя эффективно администрировать систему без предоставления избыточных прав доступа.</w:t>
       </w:r>
     </w:p>
     <w:p>
@@ -2699,6 +2699,47 @@
           <w:sz w:val="28"/>
           <w:szCs w:val="28"/>
         </w:rPr>
+        <w:t>Веб-приложение учёта финансов осуществляет п</w:t>
+      </w:r>
+      <w:r>
+        <w:rPr>
+          <w:sz w:val="28"/>
+          <w:szCs w:val="28"/>
+        </w:rPr>
+        <w:t>роцесс автоматизации</w:t>
+      </w:r>
+      <w:r>
+        <w:rPr>
+          <w:sz w:val="28"/>
+          <w:szCs w:val="28"/>
+        </w:rPr>
+        <w:t xml:space="preserve"> регистрации, обработки и анализа информации о личных доходах и расходах пользователей.</w:t>
+      </w:r>
+    </w:p>
+    <w:p>
+      <w:pPr>
+        <w:pStyle w:val="a3"/>
+        <w:spacing w:line="360" w:lineRule="auto"/>
+        <w:ind w:left="0" w:firstLine="851"/>
+        <w:contextualSpacing w:val="0"/>
+        <w:jc w:val="both"/>
+        <w:rPr>
+          <w:sz w:val="28"/>
+          <w:szCs w:val="28"/>
+        </w:rPr>
+      </w:pPr>
+      <w:r>
+        <w:rPr>
+          <w:sz w:val="28"/>
+          <w:szCs w:val="28"/>
+        </w:rPr>
+        <w:t xml:space="preserve"> </w:t>
+      </w:r>
+      <w:r>
+        <w:rPr>
+          <w:sz w:val="28"/>
+          <w:szCs w:val="28"/>
+        </w:rPr>
         <w:t>В качестве предметной области выбрана группа людей, испытывающих потребность в систематизации и контроле личных финансовых потоков, для которых важна прозрачность собственных расходов и доходов, планирование бюджета</w:t>
       </w:r>
       <w:r>
@@ -4030,7 +4071,7 @@
           <w:sz w:val="28"/>
           <w:szCs w:val="28"/>
         </w:rPr>
-        <w:t xml:space="preserve"> популярная реляционная система управления базами данных с открытым исходным кодом. Развитием и сопровождением MySQL занимается корпорация Oracle, получившая права на продукт и торговую марку после приобретения Sun Microsystems, ранее купившей компанию MySQL AB. </w:t>
+        <w:t xml:space="preserve"> популярная реляционная система управления базами данных с открытым исходным кодом. Развитием и сопровождением MySQL занимается корпорация Oracle, получившая права на продукт и торговую марку после приобретения Sun Microsystems, ранее купившей компанию MySQL AB. Распространяется как по лицензии GNU GPL, так и по коммерческой лицензии; для коммерческих клиентов возможна разработка отдельных возможностей по запросу, и </w:t>
       </w:r>
       <w:r>
         <w:rPr>
@@ -4039,7 +4080,7 @@
           <w:szCs w:val="28"/>
         </w:rPr>
         <w:lastRenderedPageBreak/>
-        <w:t xml:space="preserve">Распространяется как по лицензии GNU GPL, так и по коммерческой лицензии; для коммерческих клиентов возможна разработка отдельных возможностей по запросу, и именно так на ранних этапах появилась поддержка репликации. Широкое распространение MySQL связано с относительно простой эксплуатацией, высокой производительностью и богатым набором функций. Система поддерживает разные движки хранения, включая </w:t>
+        <w:t xml:space="preserve">именно так на ранних этапах появилась поддержка репликации. Широкое распространение MySQL связано с относительно простой эксплуатацией, высокой производительностью и богатым набором функций. Система поддерживает разные движки хранения, включая </w:t>
       </w:r>
       <w:proofErr w:type="spellStart"/>
       <w:r>
@@ -4273,16 +4314,7 @@
           <w:sz w:val="28"/>
           <w:szCs w:val="28"/>
         </w:rPr>
-        <w:t xml:space="preserve"> широко используется в мобильной разработке и небольших автономных приложениях благодаря компактности, высокой скорости и отсутствию необходимости поднимать сервер, как в случае с </w:t>
-      </w:r>
-      <w:r>
-        <w:rPr>
-          <w:color w:val="000000"/>
-          <w:sz w:val="28"/>
-          <w:szCs w:val="28"/>
-        </w:rPr>
-        <w:lastRenderedPageBreak/>
-        <w:t>MySQL. Среди недостатков обычно отмечают ограничения при интенсивной записи, небольшой набор базовых типов и отсутствие встроенной системы аутентификации.</w:t>
+        <w:t xml:space="preserve"> широко используется в мобильной разработке и небольших автономных приложениях благодаря компактности, высокой скорости и отсутствию необходимости поднимать сервер, как в случае с MySQL. Среди недостатков обычно отмечают ограничения при интенсивной записи, небольшой набор базовых типов и отсутствие встроенной системы аутентификации.</w:t>
       </w:r>
     </w:p>
     <w:p>
@@ -4302,6 +4334,7 @@
           <w:sz w:val="28"/>
           <w:szCs w:val="28"/>
         </w:rPr>
+        <w:lastRenderedPageBreak/>
         <w:t>Для выбора инструмента реализации было проведено сравнение баз данных (таблица 1).</w:t>
       </w:r>
     </w:p>
@@ -5518,7 +5551,7 @@
           <w:sz w:val="28"/>
           <w:szCs w:val="28"/>
         </w:rPr>
-        <w:t xml:space="preserve"> высокоуровневый универсальный язык программирования с динамической строгой типизацией и автоматическим управлением памятью, созданный с упором на удобство разработки, читаемость и переносимость программ. Язык придерживается объектно-ориентированной модели: сущности представляются объектами, а код организуется в блоки с помощью отступов, что выделяет Python среди многих других языков. Синтаксис ядра достаточно лаконичен, поэтому в типовых задачах редко требуется постоянное обращение к документации. Python относится к интерпретируемым языкам и часто применяется </w:t>
+        <w:t xml:space="preserve"> высокоуровневый универсальный язык программирования с динамической строгой типизацией и автоматическим управлением памятью, созданный с упором на удобство разработки, читаемость и переносимость программ. Язык придерживается объектно-ориентированной модели: сущности представляются объектами, а код организуется в блоки с помощью отступов, что выделяет Python среди многих других языков. Синтаксис ядра достаточно лаконичен, поэтому в типовых задачах редко требуется постоянное обращение к документации. Python относится к интерпретируемым языкам и часто применяется для написания скриптов и автоматизации. К минусам обычно относят сравнительно меньшую производительность и большее потребление памяти по сравнению с компилируемыми языками вроде C и C++. Среди ключевых особенностей</w:t>
       </w:r>
       <w:r>
         <w:rPr>
@@ -5526,40 +5559,40 @@
           <w:sz w:val="28"/>
           <w:szCs w:val="28"/>
         </w:rPr>
+        <w:t xml:space="preserve"> </w:t>
+      </w:r>
+      <w:r>
+        <w:rPr>
+          <w:sz w:val="28"/>
+          <w:szCs w:val="28"/>
+          <w:shd w:val="clear" w:color="auto" w:fill="FFFFFF"/>
+        </w:rPr>
+        <w:t>–</w:t>
+      </w:r>
+      <w:r>
+        <w:rPr>
+          <w:color w:val="000000"/>
+          <w:sz w:val="28"/>
+          <w:szCs w:val="28"/>
+        </w:rPr>
+        <w:t xml:space="preserve"> </w:t>
+      </w:r>
+      <w:r>
+        <w:rPr>
+          <w:color w:val="000000"/>
+          <w:sz w:val="28"/>
+          <w:szCs w:val="28"/>
+        </w:rPr>
+        <w:t xml:space="preserve">динамическая типизация, сборка мусора, интроспекция, обработка исключений, </w:t>
+      </w:r>
+      <w:r>
+        <w:rPr>
+          <w:color w:val="000000"/>
+          <w:sz w:val="28"/>
+          <w:szCs w:val="28"/>
+        </w:rPr>
         <w:lastRenderedPageBreak/>
-        <w:t>для написания скриптов и автоматизации. К минусам обычно относят сравнительно меньшую производительность и большее потребление памяти по сравнению с компилируемыми языками вроде C и C++. Среди ключевых особенностей</w:t>
-      </w:r>
-      <w:r>
-        <w:rPr>
-          <w:color w:val="000000"/>
-          <w:sz w:val="28"/>
-          <w:szCs w:val="28"/>
-        </w:rPr>
-        <w:t xml:space="preserve"> </w:t>
-      </w:r>
-      <w:r>
-        <w:rPr>
-          <w:sz w:val="28"/>
-          <w:szCs w:val="28"/>
-          <w:shd w:val="clear" w:color="auto" w:fill="FFFFFF"/>
-        </w:rPr>
-        <w:t>–</w:t>
-      </w:r>
-      <w:r>
-        <w:rPr>
-          <w:color w:val="000000"/>
-          <w:sz w:val="28"/>
-          <w:szCs w:val="28"/>
-        </w:rPr>
-        <w:t xml:space="preserve"> </w:t>
-      </w:r>
-      <w:r>
-        <w:rPr>
-          <w:color w:val="000000"/>
-          <w:sz w:val="28"/>
-          <w:szCs w:val="28"/>
-        </w:rPr>
-        <w:t>динамическая типизация, сборка мусора, интроспекция, обработка исключений, поддержка многопоточности и богатые высокоуровневые структуры данных. Программы удобно разделять на модули и объединять в пакеты для масштабирования и поддержки.</w:t>
+        <w:t>поддержка многопоточности и богатые высокоуровневые структуры данных. Программы удобно разделять на модули и объединять в пакеты для масштабирования и поддержки.</w:t>
       </w:r>
     </w:p>
     <w:p>
@@ -6222,134 +6255,7 @@
           </w:p>
         </w:tc>
       </w:tr>
-    </w:tbl>
-    <w:p>
-      <w:pPr>
-        <w:rPr>
-          <w:sz w:val="28"/>
-          <w:szCs w:val="28"/>
-        </w:rPr>
-      </w:pPr>
-      <w:r>
-        <w:rPr>
-          <w:sz w:val="28"/>
-          <w:szCs w:val="28"/>
-        </w:rPr>
-        <w:lastRenderedPageBreak/>
-        <w:t>Продолжение таблицы 2</w:t>
-      </w:r>
-    </w:p>
-    <w:tbl>
-      <w:tblPr>
-        <w:tblStyle w:val="aa"/>
-        <w:tblW w:w="10060" w:type="dxa"/>
-        <w:tblLook w:val="04A0" w:firstRow="1" w:lastRow="0" w:firstColumn="1" w:lastColumn="0" w:noHBand="0" w:noVBand="1"/>
-      </w:tblPr>
-      <w:tblGrid>
-        <w:gridCol w:w="6232"/>
-        <w:gridCol w:w="1843"/>
-        <w:gridCol w:w="1985"/>
-      </w:tblGrid>
       <w:tr>
-        <w:trPr>
-          <w:trHeight w:val="410"/>
-        </w:trPr>
-        <w:tc>
-          <w:tcPr>
-            <w:tcW w:w="6232" w:type="dxa"/>
-          </w:tcPr>
-          <w:p>
-            <w:pPr>
-              <w:spacing w:line="360" w:lineRule="auto"/>
-              <w:jc w:val="both"/>
-              <w:rPr>
-                <w:sz w:val="28"/>
-                <w:szCs w:val="28"/>
-                <w:shd w:val="clear" w:color="auto" w:fill="FFFFFF"/>
-              </w:rPr>
-            </w:pPr>
-            <w:r>
-              <w:rPr>
-                <w:sz w:val="28"/>
-                <w:szCs w:val="28"/>
-              </w:rPr>
-              <w:t>Название языка программирования</w:t>
-            </w:r>
-          </w:p>
-        </w:tc>
-        <w:tc>
-          <w:tcPr>
-            <w:tcW w:w="1843" w:type="dxa"/>
-          </w:tcPr>
-          <w:p>
-            <w:pPr>
-              <w:spacing w:line="360" w:lineRule="auto"/>
-              <w:jc w:val="center"/>
-              <w:rPr>
-                <w:sz w:val="28"/>
-                <w:szCs w:val="28"/>
-                <w:lang w:val="en-US"/>
-              </w:rPr>
-            </w:pPr>
-            <w:proofErr w:type="spellStart"/>
-            <w:r>
-              <w:rPr>
-                <w:sz w:val="28"/>
-                <w:szCs w:val="28"/>
-                <w:lang w:val="en-US"/>
-              </w:rPr>
-              <w:t>Php</w:t>
-            </w:r>
-            <w:proofErr w:type="spellEnd"/>
-            <w:r>
-              <w:rPr>
-                <w:sz w:val="28"/>
-                <w:szCs w:val="28"/>
-                <w:lang w:val="en-US"/>
-              </w:rPr>
-              <w:t xml:space="preserve"> + </w:t>
-            </w:r>
-            <w:proofErr w:type="spellStart"/>
-            <w:r>
-              <w:rPr>
-                <w:sz w:val="28"/>
-                <w:szCs w:val="28"/>
-                <w:lang w:val="en-US"/>
-              </w:rPr>
-              <w:t>laravel</w:t>
-            </w:r>
-            <w:proofErr w:type="spellEnd"/>
-          </w:p>
-        </w:tc>
-        <w:tc>
-          <w:tcPr>
-            <w:tcW w:w="1985" w:type="dxa"/>
-          </w:tcPr>
-          <w:p>
-            <w:pPr>
-              <w:spacing w:line="360" w:lineRule="auto"/>
-              <w:jc w:val="center"/>
-              <w:rPr>
-                <w:sz w:val="28"/>
-                <w:szCs w:val="28"/>
-                <w:lang w:val="en-US"/>
-              </w:rPr>
-            </w:pPr>
-            <w:r>
-              <w:rPr>
-                <w:sz w:val="28"/>
-                <w:szCs w:val="28"/>
-                <w:lang w:val="en-US"/>
-              </w:rPr>
-              <w:t>Python</w:t>
-            </w:r>
-          </w:p>
-        </w:tc>
-      </w:tr>
-      <w:tr>
-        <w:tblPrEx>
-          <w:jc w:val="center"/>
-        </w:tblPrEx>
         <w:trPr>
           <w:trHeight w:val="412"/>
           <w:jc w:val="center"/>
@@ -6445,9 +6351,6 @@
         </w:tc>
       </w:tr>
       <w:tr>
-        <w:tblPrEx>
-          <w:jc w:val="center"/>
-        </w:tblPrEx>
         <w:trPr>
           <w:trHeight w:val="412"/>
           <w:jc w:val="center"/>
@@ -6540,9 +6443,6 @@
         </w:tc>
       </w:tr>
       <w:tr>
-        <w:tblPrEx>
-          <w:jc w:val="center"/>
-        </w:tblPrEx>
         <w:trPr>
           <w:trHeight w:val="412"/>
           <w:jc w:val="center"/>
@@ -6645,9 +6545,6 @@
         </w:tc>
       </w:tr>
       <w:tr>
-        <w:tblPrEx>
-          <w:jc w:val="center"/>
-        </w:tblPrEx>
         <w:trPr>
           <w:trHeight w:val="412"/>
           <w:jc w:val="center"/>
@@ -6775,7 +6672,16 @@
           <w:szCs w:val="28"/>
           <w:shd w:val="clear" w:color="auto" w:fill="FFFFFF"/>
         </w:rPr>
-        <w:t>, так как обеспечивается оптимальное сочетание производительности, безопасности, простоты интеграции с MySQL и развитой экосистемы для реализации всех требуемых функций финансового учёта.</w:t>
+        <w:t xml:space="preserve">, так как обеспечивается оптимальное сочетание </w:t>
+      </w:r>
+      <w:r>
+        <w:rPr>
+          <w:sz w:val="28"/>
+          <w:szCs w:val="28"/>
+          <w:shd w:val="clear" w:color="auto" w:fill="FFFFFF"/>
+        </w:rPr>
+        <w:lastRenderedPageBreak/>
+        <w:t>производительности, безопасности, простоты интеграции с MySQL и развитой экосистемы для реализации всех требуемых функций финансового учёта.</w:t>
       </w:r>
     </w:p>
     <w:p>
@@ -6996,198 +6902,205 @@
           <w:sz w:val="28"/>
           <w:szCs w:val="28"/>
         </w:rPr>
+        <w:t xml:space="preserve">Visual Studio Code </w:t>
+      </w:r>
+      <w:r>
+        <w:rPr>
+          <w:sz w:val="28"/>
+          <w:szCs w:val="28"/>
+          <w:shd w:val="clear" w:color="auto" w:fill="FFFFFF"/>
+        </w:rPr>
+        <w:t>–</w:t>
+      </w:r>
+      <w:r>
+        <w:rPr>
+          <w:color w:val="000000"/>
+          <w:sz w:val="28"/>
+          <w:szCs w:val="28"/>
+        </w:rPr>
+        <w:t xml:space="preserve"> </w:t>
+      </w:r>
+      <w:r>
+        <w:rPr>
+          <w:sz w:val="28"/>
+          <w:szCs w:val="28"/>
+        </w:rPr>
+        <w:t xml:space="preserve">бесплатный редактор кода с открытым исходным кодом от Microsoft, который благодаря расширяемой архитектуре может использоваться как полноценная среда разработки для PHP. Ключевое преимущество </w:t>
+      </w:r>
+      <w:r>
+        <w:rPr>
+          <w:sz w:val="28"/>
+          <w:szCs w:val="28"/>
+          <w:shd w:val="clear" w:color="auto" w:fill="FFFFFF"/>
+        </w:rPr>
+        <w:t>–</w:t>
+      </w:r>
+      <w:r>
+        <w:rPr>
+          <w:color w:val="000000"/>
+          <w:sz w:val="28"/>
+          <w:szCs w:val="28"/>
+        </w:rPr>
+        <w:t xml:space="preserve"> </w:t>
+      </w:r>
+      <w:r>
+        <w:rPr>
+          <w:sz w:val="28"/>
+          <w:szCs w:val="28"/>
+        </w:rPr>
+        <w:t xml:space="preserve">высокая скорость работы даже на устройствах с ограниченными ресурсами: редактор быстро запускается и потребляет сравнительно мало оперативной памяти, что делает решение удобным для учебных задач и работы на менее производительных компьютерах. Поддержка </w:t>
+      </w:r>
+      <w:proofErr w:type="spellStart"/>
+      <w:r>
+        <w:rPr>
+          <w:sz w:val="28"/>
+          <w:szCs w:val="28"/>
+        </w:rPr>
+        <w:t>Laravel</w:t>
+      </w:r>
+      <w:proofErr w:type="spellEnd"/>
+      <w:r>
+        <w:rPr>
+          <w:sz w:val="28"/>
+          <w:szCs w:val="28"/>
+        </w:rPr>
+        <w:t xml:space="preserve"> обеспечивается набором расширений, включая </w:t>
+      </w:r>
+      <w:proofErr w:type="spellStart"/>
+      <w:r>
+        <w:rPr>
+          <w:sz w:val="28"/>
+          <w:szCs w:val="28"/>
+        </w:rPr>
+        <w:t>Laravel</w:t>
+      </w:r>
+      <w:proofErr w:type="spellEnd"/>
+      <w:r>
+        <w:rPr>
+          <w:sz w:val="28"/>
+          <w:szCs w:val="28"/>
+        </w:rPr>
+        <w:t xml:space="preserve"> Blade </w:t>
+      </w:r>
+      <w:proofErr w:type="spellStart"/>
+      <w:r>
+        <w:rPr>
+          <w:sz w:val="28"/>
+          <w:szCs w:val="28"/>
+        </w:rPr>
+        <w:t>Snippets</w:t>
+      </w:r>
+      <w:proofErr w:type="spellEnd"/>
+      <w:r>
+        <w:rPr>
+          <w:sz w:val="28"/>
+          <w:szCs w:val="28"/>
+        </w:rPr>
+        <w:t xml:space="preserve"> для шаблонов, </w:t>
+      </w:r>
+      <w:proofErr w:type="spellStart"/>
+      <w:r>
+        <w:rPr>
+          <w:sz w:val="28"/>
+          <w:szCs w:val="28"/>
+        </w:rPr>
+        <w:t>Laravel</w:t>
+      </w:r>
+      <w:proofErr w:type="spellEnd"/>
+      <w:r>
+        <w:rPr>
+          <w:sz w:val="28"/>
+          <w:szCs w:val="28"/>
+        </w:rPr>
+        <w:t xml:space="preserve"> </w:t>
+      </w:r>
+      <w:proofErr w:type="spellStart"/>
+      <w:r>
+        <w:rPr>
+          <w:sz w:val="28"/>
+          <w:szCs w:val="28"/>
+        </w:rPr>
+        <w:t>Artisan</w:t>
+      </w:r>
+      <w:proofErr w:type="spellEnd"/>
+      <w:r>
+        <w:rPr>
+          <w:sz w:val="28"/>
+          <w:szCs w:val="28"/>
+        </w:rPr>
+        <w:t xml:space="preserve"> для запуска команд фреймворка из редактора и </w:t>
+      </w:r>
+      <w:proofErr w:type="spellStart"/>
+      <w:r>
+        <w:rPr>
+          <w:sz w:val="28"/>
+          <w:szCs w:val="28"/>
+        </w:rPr>
+        <w:t>Laravel</w:t>
+      </w:r>
+      <w:proofErr w:type="spellEnd"/>
+      <w:r>
+        <w:rPr>
+          <w:sz w:val="28"/>
+          <w:szCs w:val="28"/>
+        </w:rPr>
+        <w:t xml:space="preserve"> </w:t>
+      </w:r>
+      <w:proofErr w:type="spellStart"/>
+      <w:r>
+        <w:rPr>
+          <w:sz w:val="28"/>
+          <w:szCs w:val="28"/>
+        </w:rPr>
+        <w:t>goto</w:t>
+      </w:r>
+      <w:proofErr w:type="spellEnd"/>
+      <w:r>
+        <w:rPr>
+          <w:sz w:val="28"/>
+          <w:szCs w:val="28"/>
+        </w:rPr>
+        <w:t xml:space="preserve"> </w:t>
+      </w:r>
+      <w:proofErr w:type="spellStart"/>
+      <w:r>
+        <w:rPr>
+          <w:sz w:val="28"/>
+          <w:szCs w:val="28"/>
+        </w:rPr>
+        <w:t>view</w:t>
+      </w:r>
+      <w:proofErr w:type="spellEnd"/>
+      <w:r>
+        <w:rPr>
+          <w:sz w:val="28"/>
+          <w:szCs w:val="28"/>
+        </w:rPr>
+        <w:t xml:space="preserve"> для быстрой навигации между контроллерами и представлениями. Встроенный терминал позволяет выполнять команды </w:t>
+      </w:r>
+      <w:proofErr w:type="spellStart"/>
+      <w:r>
+        <w:rPr>
+          <w:sz w:val="28"/>
+          <w:szCs w:val="28"/>
+        </w:rPr>
+        <w:t>Composer</w:t>
+      </w:r>
+      <w:proofErr w:type="spellEnd"/>
+      <w:r>
+        <w:rPr>
+          <w:sz w:val="28"/>
+          <w:szCs w:val="28"/>
+        </w:rPr>
+        <w:t xml:space="preserve">, </w:t>
+      </w:r>
+      <w:r>
+        <w:rPr>
+          <w:sz w:val="28"/>
+          <w:szCs w:val="28"/>
+        </w:rPr>
         <w:lastRenderedPageBreak/>
-        <w:t xml:space="preserve">Visual Studio Code </w:t>
-      </w:r>
-      <w:r>
-        <w:rPr>
-          <w:sz w:val="28"/>
-          <w:szCs w:val="28"/>
-          <w:shd w:val="clear" w:color="auto" w:fill="FFFFFF"/>
-        </w:rPr>
-        <w:t>–</w:t>
-      </w:r>
-      <w:r>
-        <w:rPr>
-          <w:color w:val="000000"/>
-          <w:sz w:val="28"/>
-          <w:szCs w:val="28"/>
-        </w:rPr>
-        <w:t xml:space="preserve"> </w:t>
-      </w:r>
-      <w:r>
-        <w:rPr>
-          <w:sz w:val="28"/>
-          <w:szCs w:val="28"/>
-        </w:rPr>
-        <w:t xml:space="preserve">бесплатный редактор кода с открытым исходным кодом от Microsoft, который благодаря расширяемой архитектуре может использоваться как полноценная среда разработки для PHP. Ключевое преимущество </w:t>
-      </w:r>
-      <w:r>
-        <w:rPr>
-          <w:sz w:val="28"/>
-          <w:szCs w:val="28"/>
-          <w:shd w:val="clear" w:color="auto" w:fill="FFFFFF"/>
-        </w:rPr>
-        <w:t>–</w:t>
-      </w:r>
-      <w:r>
-        <w:rPr>
-          <w:color w:val="000000"/>
-          <w:sz w:val="28"/>
-          <w:szCs w:val="28"/>
-        </w:rPr>
-        <w:t xml:space="preserve"> </w:t>
-      </w:r>
-      <w:r>
-        <w:rPr>
-          <w:sz w:val="28"/>
-          <w:szCs w:val="28"/>
-        </w:rPr>
-        <w:t xml:space="preserve">высокая скорость работы даже на устройствах с ограниченными ресурсами: редактор быстро запускается и потребляет сравнительно мало оперативной памяти, что делает решение удобным для учебных задач и работы на менее производительных компьютерах. Поддержка </w:t>
-      </w:r>
-      <w:proofErr w:type="spellStart"/>
-      <w:r>
-        <w:rPr>
-          <w:sz w:val="28"/>
-          <w:szCs w:val="28"/>
-        </w:rPr>
-        <w:t>Laravel</w:t>
-      </w:r>
-      <w:proofErr w:type="spellEnd"/>
-      <w:r>
-        <w:rPr>
-          <w:sz w:val="28"/>
-          <w:szCs w:val="28"/>
-        </w:rPr>
-        <w:t xml:space="preserve"> обеспечивается набором расширений, включая </w:t>
-      </w:r>
-      <w:proofErr w:type="spellStart"/>
-      <w:r>
-        <w:rPr>
-          <w:sz w:val="28"/>
-          <w:szCs w:val="28"/>
-        </w:rPr>
-        <w:t>Laravel</w:t>
-      </w:r>
-      <w:proofErr w:type="spellEnd"/>
-      <w:r>
-        <w:rPr>
-          <w:sz w:val="28"/>
-          <w:szCs w:val="28"/>
-        </w:rPr>
-        <w:t xml:space="preserve"> Blade </w:t>
-      </w:r>
-      <w:proofErr w:type="spellStart"/>
-      <w:r>
-        <w:rPr>
-          <w:sz w:val="28"/>
-          <w:szCs w:val="28"/>
-        </w:rPr>
-        <w:t>Snippets</w:t>
-      </w:r>
-      <w:proofErr w:type="spellEnd"/>
-      <w:r>
-        <w:rPr>
-          <w:sz w:val="28"/>
-          <w:szCs w:val="28"/>
-        </w:rPr>
-        <w:t xml:space="preserve"> для шаблонов, </w:t>
-      </w:r>
-      <w:proofErr w:type="spellStart"/>
-      <w:r>
-        <w:rPr>
-          <w:sz w:val="28"/>
-          <w:szCs w:val="28"/>
-        </w:rPr>
-        <w:t>Laravel</w:t>
-      </w:r>
-      <w:proofErr w:type="spellEnd"/>
-      <w:r>
-        <w:rPr>
-          <w:sz w:val="28"/>
-          <w:szCs w:val="28"/>
-        </w:rPr>
-        <w:t xml:space="preserve"> </w:t>
-      </w:r>
-      <w:proofErr w:type="spellStart"/>
-      <w:r>
-        <w:rPr>
-          <w:sz w:val="28"/>
-          <w:szCs w:val="28"/>
-        </w:rPr>
-        <w:t>Artisan</w:t>
-      </w:r>
-      <w:proofErr w:type="spellEnd"/>
-      <w:r>
-        <w:rPr>
-          <w:sz w:val="28"/>
-          <w:szCs w:val="28"/>
-        </w:rPr>
-        <w:t xml:space="preserve"> для запуска команд фреймворка из редактора и </w:t>
-      </w:r>
-      <w:proofErr w:type="spellStart"/>
-      <w:r>
-        <w:rPr>
-          <w:sz w:val="28"/>
-          <w:szCs w:val="28"/>
-        </w:rPr>
-        <w:t>Laravel</w:t>
-      </w:r>
-      <w:proofErr w:type="spellEnd"/>
-      <w:r>
-        <w:rPr>
-          <w:sz w:val="28"/>
-          <w:szCs w:val="28"/>
-        </w:rPr>
-        <w:t xml:space="preserve"> </w:t>
-      </w:r>
-      <w:proofErr w:type="spellStart"/>
-      <w:r>
-        <w:rPr>
-          <w:sz w:val="28"/>
-          <w:szCs w:val="28"/>
-        </w:rPr>
-        <w:t>goto</w:t>
-      </w:r>
-      <w:proofErr w:type="spellEnd"/>
-      <w:r>
-        <w:rPr>
-          <w:sz w:val="28"/>
-          <w:szCs w:val="28"/>
-        </w:rPr>
-        <w:t xml:space="preserve"> </w:t>
-      </w:r>
-      <w:proofErr w:type="spellStart"/>
-      <w:r>
-        <w:rPr>
-          <w:sz w:val="28"/>
-          <w:szCs w:val="28"/>
-        </w:rPr>
-        <w:t>view</w:t>
-      </w:r>
-      <w:proofErr w:type="spellEnd"/>
-      <w:r>
-        <w:rPr>
-          <w:sz w:val="28"/>
-          <w:szCs w:val="28"/>
-        </w:rPr>
-        <w:t xml:space="preserve"> для быстрой навигации между контроллерами и представлениями. Встроенный терминал позволяет выполнять команды </w:t>
-      </w:r>
-      <w:proofErr w:type="spellStart"/>
-      <w:r>
-        <w:rPr>
-          <w:sz w:val="28"/>
-          <w:szCs w:val="28"/>
-        </w:rPr>
-        <w:t>Composer</w:t>
-      </w:r>
-      <w:proofErr w:type="spellEnd"/>
-      <w:r>
-        <w:rPr>
-          <w:sz w:val="28"/>
-          <w:szCs w:val="28"/>
-        </w:rPr>
-        <w:t>, запускать миграции и другие операции без переключения в отдельные приложения, что упрощает работу с зависимостями и структурой базы данных финансового проекта. Недостатком считается необходимость первоначальной настройки расширений, однако настройка обычно выполняется быстро и компенсируется гибкостью конфигурации под требования конкретного проекта.</w:t>
+        <w:t>запускать миграции и другие операции без переключения в отдельные приложения, что упрощает работу с зависимостями и структурой базы данных финансового проекта. Недостатком считается необходимость первоначальной настройки расширений, однако настройка обычно выполняется быстро и компенсируется гибкостью конфигурации под требования конкретного проекта.</w:t>
       </w:r>
     </w:p>
     <w:p>
@@ -7328,7 +7241,6 @@
         <w:ind w:firstLine="851"/>
         <w:jc w:val="both"/>
         <w:rPr>
-          <w:color w:val="000000" w:themeColor="text1"/>
           <w:sz w:val="28"/>
           <w:szCs w:val="28"/>
           <w:shd w:val="clear" w:color="auto" w:fill="FFFFFF"/>
@@ -7364,34 +7276,41 @@
           <w:szCs w:val="28"/>
           <w:shd w:val="clear" w:color="auto" w:fill="FFFFFF"/>
         </w:rPr>
-        <w:t xml:space="preserve">стоимости, производительности на учебных компьютерах, глубине интеграции с </w:t>
-      </w:r>
+        <w:t xml:space="preserve">стоимости, производительности на учебных компьютерах, глубине интеграции с фреймворком </w:t>
+      </w:r>
+      <w:proofErr w:type="spellStart"/>
       <w:r>
         <w:rPr>
           <w:sz w:val="28"/>
           <w:szCs w:val="28"/>
           <w:shd w:val="clear" w:color="auto" w:fill="FFFFFF"/>
         </w:rPr>
-        <w:lastRenderedPageBreak/>
-        <w:t xml:space="preserve">фреймворком </w:t>
-      </w:r>
-      <w:proofErr w:type="spellStart"/>
+        <w:t>Laravel</w:t>
+      </w:r>
+      <w:proofErr w:type="spellEnd"/>
       <w:r>
         <w:rPr>
           <w:sz w:val="28"/>
           <w:szCs w:val="28"/>
           <w:shd w:val="clear" w:color="auto" w:fill="FFFFFF"/>
         </w:rPr>
-        <w:t>Laravel</w:t>
-      </w:r>
-      <w:proofErr w:type="spellEnd"/>
+        <w:t xml:space="preserve"> и удобству работы с базой данных MySQL </w:t>
+      </w:r>
       <w:r>
         <w:rPr>
           <w:sz w:val="28"/>
           <w:szCs w:val="28"/>
           <w:shd w:val="clear" w:color="auto" w:fill="FFFFFF"/>
         </w:rPr>
-        <w:t xml:space="preserve"> и удобству работы с базой данных MySQL </w:t>
+        <w:t>–</w:t>
+      </w:r>
+      <w:r>
+        <w:rPr>
+          <w:color w:val="000000"/>
+          <w:sz w:val="28"/>
+          <w:szCs w:val="28"/>
+        </w:rPr>
+        <w:t xml:space="preserve"> </w:t>
       </w:r>
       <w:r>
         <w:rPr>
@@ -7399,32 +7318,7 @@
           <w:szCs w:val="28"/>
           <w:shd w:val="clear" w:color="auto" w:fill="FFFFFF"/>
         </w:rPr>
-        <w:t>–</w:t>
-      </w:r>
-      <w:r>
-        <w:rPr>
-          <w:color w:val="000000"/>
-          <w:sz w:val="28"/>
-          <w:szCs w:val="28"/>
-        </w:rPr>
-        <w:t xml:space="preserve"> </w:t>
-      </w:r>
-      <w:r>
-        <w:rPr>
-          <w:sz w:val="28"/>
-          <w:szCs w:val="28"/>
-          <w:shd w:val="clear" w:color="auto" w:fill="FFFFFF"/>
-        </w:rPr>
-        <w:t xml:space="preserve">предпочтение следует отдать Visual Studio Code с набором специализированных расширений. Данное решение обеспечивает оптимальный баланс между функциональностью профессиональной среды и доступностью для образовательных проектов. Бесплатное распространение устраняет барьер для студентов, высокая производительность гарантирует комфортную работу даже на устройствах с 4–8 ГБ оперативной памяти, а гибкость конфигурации позволяет настроить среду точно под требования разработки финансового приложения: от валидации входных данных операций до отладки сложных аналитических запросов к базе данных. Важным фактором является также активное сообщество разработчиков расширений, обеспечивающее регулярные </w:t>
-      </w:r>
-      <w:r>
-        <w:rPr>
-          <w:color w:val="000000" w:themeColor="text1"/>
-          <w:sz w:val="28"/>
-          <w:szCs w:val="28"/>
-          <w:shd w:val="clear" w:color="auto" w:fill="FFFFFF"/>
-        </w:rPr>
-        <w:t>обновления и поддержку новых версий инструментов, что критично для долгосрочной поддержки проекта.</w:t>
+        <w:t xml:space="preserve">предпочтение следует отдать Visual Studio Code с набором специализированных расширений. Данное решение обеспечивает оптимальный баланс между функциональностью профессиональной среды и доступностью для образовательных проектов. Бесплатное распространение устраняет барьер для студентов, высокая производительность гарантирует комфортную работу даже на устройствах с 4–8 ГБ оперативной памяти, а гибкость конфигурации позволяет настроить среду точно под требования разработки финансового приложения: от валидации входных данных операций до отладки сложных аналитических запросов к базе данных. </w:t>
       </w:r>
     </w:p>
     <w:p>
@@ -7436,6 +7330,7 @@
           <w:color w:val="000000" w:themeColor="text1"/>
           <w:sz w:val="28"/>
           <w:szCs w:val="28"/>
+          <w:shd w:val="clear" w:color="auto" w:fill="FFFFFF"/>
         </w:rPr>
       </w:pPr>
       <w:r>
@@ -7551,16 +7446,6 @@
         </w:rPr>
         <w:t>.</w:t>
       </w:r>
-    </w:p>
-    <w:p>
-      <w:pPr>
-        <w:spacing w:after="160" w:line="259" w:lineRule="auto"/>
-        <w:rPr>
-          <w:color w:val="000000"/>
-          <w:sz w:val="28"/>
-          <w:szCs w:val="28"/>
-        </w:rPr>
-      </w:pPr>
       <w:r>
         <w:rPr>
           <w:color w:val="000000"/>
@@ -8143,15 +8028,7 @@
           <w:sz w:val="28"/>
           <w:szCs w:val="28"/>
         </w:rPr>
-        <w:t xml:space="preserve">Следующей спроектированной диаграммой стала – диаграмма деятельности, изображённая на рисунке 2. На диаграмме продемонстрирована </w:t>
-      </w:r>
-      <w:r>
-        <w:rPr>
-          <w:sz w:val="28"/>
-          <w:szCs w:val="28"/>
-        </w:rPr>
-        <w:lastRenderedPageBreak/>
-        <w:t>последовательность действий для получения статистики по финансовым операциям.</w:t>
+        <w:t>Следующей спроектированной диаграммой стала – диаграмма деятельности, изображённая на рисунке 2. На диаграмме продемонстрирована последовательность действий для получения статистики по финансовым операциям.</w:t>
       </w:r>
     </w:p>
     <w:p>
@@ -8172,6 +8049,7 @@
           <w:sz w:val="28"/>
           <w:szCs w:val="28"/>
         </w:rPr>
+        <w:lastRenderedPageBreak/>
         <w:drawing>
           <wp:inline distT="0" distB="0" distL="0" distR="0" wp14:anchorId="52B382BC" wp14:editId="6FA5C1EC">
             <wp:extent cx="5019675" cy="4727117"/>
@@ -8544,10 +8422,10 @@
         </w:rPr>
         <w:lastRenderedPageBreak/>
         <w:drawing>
-          <wp:inline distT="0" distB="0" distL="0" distR="0" wp14:anchorId="056E93F6" wp14:editId="51404E6E">
-            <wp:extent cx="5924550" cy="4048125"/>
-            <wp:effectExtent l="19050" t="19050" r="19050" b="28575"/>
-            <wp:docPr id="24" name="Рисунок 24"/>
+          <wp:inline distT="0" distB="0" distL="0" distR="0" wp14:anchorId="32636D30" wp14:editId="56AF3FED">
+            <wp:extent cx="6467475" cy="4410075"/>
+            <wp:effectExtent l="19050" t="19050" r="28575" b="28575"/>
+            <wp:docPr id="2" name="Рисунок 2"/>
             <wp:cNvGraphicFramePr>
               <a:graphicFrameLocks xmlns:a="http://schemas.openxmlformats.org/drawingml/2006/main" noChangeAspect="1"/>
             </wp:cNvGraphicFramePr>
@@ -8555,7 +8433,7 @@
               <a:graphicData uri="http://schemas.openxmlformats.org/drawingml/2006/picture">
                 <pic:pic xmlns:pic="http://schemas.openxmlformats.org/drawingml/2006/picture">
                   <pic:nvPicPr>
-                    <pic:cNvPr id="0" name="Picture 6"/>
+                    <pic:cNvPr id="0" name="Picture 1"/>
                     <pic:cNvPicPr>
                       <a:picLocks noChangeAspect="1" noChangeArrowheads="1"/>
                     </pic:cNvPicPr>
@@ -8576,7 +8454,7 @@
                   <pic:spPr bwMode="auto">
                     <a:xfrm>
                       <a:off x="0" y="0"/>
-                      <a:ext cx="5924550" cy="4048125"/>
+                      <a:ext cx="6467475" cy="4410075"/>
                     </a:xfrm>
                     <a:prstGeom prst="rect">
                       <a:avLst/>
@@ -8614,7 +8492,15 @@
           <w:sz w:val="28"/>
           <w:szCs w:val="28"/>
         </w:rPr>
-        <w:t xml:space="preserve">Рисунок 4 – Контекстная диаграмма </w:t>
+        <w:t xml:space="preserve">Рисунок 4 – </w:t>
+      </w:r>
+      <w:r>
+        <w:rPr>
+          <w:bCs/>
+          <w:sz w:val="28"/>
+          <w:szCs w:val="28"/>
+        </w:rPr>
+        <w:t xml:space="preserve">Контекстная диаграмма </w:t>
       </w:r>
       <w:r>
         <w:rPr>
@@ -8727,10 +8613,10 @@
         </w:rPr>
         <w:lastRenderedPageBreak/>
         <w:drawing>
-          <wp:inline distT="0" distB="0" distL="0" distR="0" wp14:anchorId="341CEA57" wp14:editId="3FA43A09">
-            <wp:extent cx="5924550" cy="4038600"/>
-            <wp:effectExtent l="19050" t="19050" r="19050" b="19050"/>
-            <wp:docPr id="2" name="Рисунок 2"/>
+          <wp:inline distT="0" distB="0" distL="0" distR="0" wp14:anchorId="5A84828F" wp14:editId="3532C7BE">
+            <wp:extent cx="6467475" cy="4448175"/>
+            <wp:effectExtent l="19050" t="19050" r="28575" b="28575"/>
+            <wp:docPr id="12" name="Рисунок 12"/>
             <wp:cNvGraphicFramePr>
               <a:graphicFrameLocks xmlns:a="http://schemas.openxmlformats.org/drawingml/2006/main" noChangeAspect="1"/>
             </wp:cNvGraphicFramePr>
@@ -8738,7 +8624,7 @@
               <a:graphicData uri="http://schemas.openxmlformats.org/drawingml/2006/picture">
                 <pic:pic xmlns:pic="http://schemas.openxmlformats.org/drawingml/2006/picture">
                   <pic:nvPicPr>
-                    <pic:cNvPr id="0" name="Picture 1"/>
+                    <pic:cNvPr id="0" name="Picture 3"/>
                     <pic:cNvPicPr>
                       <a:picLocks noChangeAspect="1" noChangeArrowheads="1"/>
                     </pic:cNvPicPr>
@@ -8759,7 +8645,7 @@
                   <pic:spPr bwMode="auto">
                     <a:xfrm>
                       <a:off x="0" y="0"/>
-                      <a:ext cx="5924550" cy="4038600"/>
+                      <a:ext cx="6467475" cy="4448175"/>
                     </a:xfrm>
                     <a:prstGeom prst="rect">
                       <a:avLst/>
@@ -8805,7 +8691,15 @@
           <w:sz w:val="28"/>
           <w:szCs w:val="28"/>
         </w:rPr>
-        <w:t>Диаграмма декомпозици</w:t>
+        <w:t>Диаграмма деком</w:t>
+      </w:r>
+      <w:r>
+        <w:rPr>
+          <w:bCs/>
+          <w:sz w:val="28"/>
+          <w:szCs w:val="28"/>
+        </w:rPr>
+        <w:t>позици</w:t>
       </w:r>
       <w:r>
         <w:rPr>
@@ -9595,6 +9489,7 @@
               <w:spacing w:line="360" w:lineRule="auto"/>
               <w:ind w:left="0"/>
               <w:contextualSpacing w:val="0"/>
+              <w:jc w:val="center"/>
               <w:rPr>
                 <w:sz w:val="28"/>
                 <w:szCs w:val="28"/>
@@ -9620,6 +9515,7 @@
               <w:spacing w:line="360" w:lineRule="auto"/>
               <w:ind w:left="0"/>
               <w:contextualSpacing w:val="0"/>
+              <w:jc w:val="center"/>
               <w:rPr>
                 <w:sz w:val="28"/>
                 <w:szCs w:val="28"/>
@@ -9674,6 +9570,7 @@
               <w:spacing w:line="360" w:lineRule="auto"/>
               <w:ind w:left="0"/>
               <w:contextualSpacing w:val="0"/>
+              <w:jc w:val="center"/>
               <w:rPr>
                 <w:sz w:val="28"/>
                 <w:szCs w:val="28"/>
@@ -9699,6 +9596,7 @@
               <w:spacing w:line="360" w:lineRule="auto"/>
               <w:ind w:left="0"/>
               <w:contextualSpacing w:val="0"/>
+              <w:jc w:val="center"/>
               <w:rPr>
                 <w:sz w:val="28"/>
                 <w:szCs w:val="28"/>
@@ -9726,6 +9624,286 @@
                 <w:lang w:val="en-US"/>
               </w:rPr>
               <w:t>(PK)</w:t>
+            </w:r>
+          </w:p>
+        </w:tc>
+      </w:tr>
+      <w:tr>
+        <w:tc>
+          <w:tcPr>
+            <w:tcW w:w="2122" w:type="dxa"/>
+          </w:tcPr>
+          <w:p>
+            <w:pPr>
+              <w:pStyle w:val="a3"/>
+              <w:spacing w:line="360" w:lineRule="auto"/>
+              <w:ind w:left="0"/>
+              <w:contextualSpacing w:val="0"/>
+              <w:rPr>
+                <w:sz w:val="28"/>
+                <w:szCs w:val="28"/>
+                <w:lang w:val="en-US"/>
+              </w:rPr>
+            </w:pPr>
+            <w:proofErr w:type="spellStart"/>
+            <w:r>
+              <w:rPr>
+                <w:sz w:val="28"/>
+                <w:szCs w:val="28"/>
+              </w:rPr>
+              <w:t>role_id</w:t>
+            </w:r>
+            <w:proofErr w:type="spellEnd"/>
+          </w:p>
+        </w:tc>
+        <w:tc>
+          <w:tcPr>
+            <w:tcW w:w="2835" w:type="dxa"/>
+          </w:tcPr>
+          <w:p>
+            <w:pPr>
+              <w:pStyle w:val="a3"/>
+              <w:spacing w:line="360" w:lineRule="auto"/>
+              <w:ind w:left="0"/>
+              <w:contextualSpacing w:val="0"/>
+              <w:jc w:val="center"/>
+              <w:rPr>
+                <w:sz w:val="28"/>
+                <w:szCs w:val="28"/>
+                <w:lang w:val="en-US"/>
+              </w:rPr>
+            </w:pPr>
+            <w:r>
+              <w:rPr>
+                <w:sz w:val="28"/>
+                <w:szCs w:val="28"/>
+              </w:rPr>
+              <w:t>BIGINT</w:t>
+            </w:r>
+          </w:p>
+        </w:tc>
+        <w:tc>
+          <w:tcPr>
+            <w:tcW w:w="5103" w:type="dxa"/>
+          </w:tcPr>
+          <w:p>
+            <w:pPr>
+              <w:pStyle w:val="a3"/>
+              <w:spacing w:line="360" w:lineRule="auto"/>
+              <w:ind w:left="0"/>
+              <w:contextualSpacing w:val="0"/>
+              <w:jc w:val="center"/>
+              <w:rPr>
+                <w:sz w:val="28"/>
+                <w:szCs w:val="28"/>
+              </w:rPr>
+            </w:pPr>
+            <w:r>
+              <w:rPr>
+                <w:sz w:val="28"/>
+                <w:szCs w:val="28"/>
+              </w:rPr>
+              <w:t xml:space="preserve">Внешний ключ к таблице </w:t>
+            </w:r>
+            <w:proofErr w:type="spellStart"/>
+            <w:r>
+              <w:rPr>
+                <w:sz w:val="28"/>
+                <w:szCs w:val="28"/>
+              </w:rPr>
+              <w:t>roles</w:t>
+            </w:r>
+            <w:proofErr w:type="spellEnd"/>
+            <w:r>
+              <w:rPr>
+                <w:sz w:val="28"/>
+                <w:szCs w:val="28"/>
+              </w:rPr>
+              <w:t xml:space="preserve"> </w:t>
+            </w:r>
+            <w:r>
+              <w:rPr>
+                <w:sz w:val="28"/>
+                <w:szCs w:val="28"/>
+              </w:rPr>
+              <w:t>(</w:t>
+            </w:r>
+            <w:r>
+              <w:rPr>
+                <w:sz w:val="28"/>
+                <w:szCs w:val="28"/>
+                <w:lang w:val="en-US"/>
+              </w:rPr>
+              <w:t>FK</w:t>
+            </w:r>
+            <w:r>
+              <w:rPr>
+                <w:sz w:val="28"/>
+                <w:szCs w:val="28"/>
+              </w:rPr>
+              <w:t>)</w:t>
+            </w:r>
+          </w:p>
+        </w:tc>
+      </w:tr>
+      <w:tr>
+        <w:tc>
+          <w:tcPr>
+            <w:tcW w:w="2122" w:type="dxa"/>
+          </w:tcPr>
+          <w:p>
+            <w:pPr>
+              <w:pStyle w:val="a3"/>
+              <w:spacing w:line="360" w:lineRule="auto"/>
+              <w:ind w:left="0"/>
+              <w:contextualSpacing w:val="0"/>
+              <w:rPr>
+                <w:sz w:val="28"/>
+                <w:szCs w:val="28"/>
+                <w:lang w:val="en-US"/>
+              </w:rPr>
+            </w:pPr>
+            <w:proofErr w:type="spellStart"/>
+            <w:r>
+              <w:rPr>
+                <w:sz w:val="28"/>
+                <w:szCs w:val="28"/>
+              </w:rPr>
+              <w:t>email</w:t>
+            </w:r>
+            <w:proofErr w:type="spellEnd"/>
+          </w:p>
+        </w:tc>
+        <w:tc>
+          <w:tcPr>
+            <w:tcW w:w="2835" w:type="dxa"/>
+          </w:tcPr>
+          <w:p>
+            <w:pPr>
+              <w:spacing w:line="360" w:lineRule="auto"/>
+              <w:jc w:val="center"/>
+              <w:rPr>
+                <w:sz w:val="28"/>
+                <w:szCs w:val="28"/>
+                <w:lang w:val="en-US"/>
+              </w:rPr>
+            </w:pPr>
+            <w:r>
+              <w:rPr>
+                <w:sz w:val="28"/>
+                <w:szCs w:val="28"/>
+              </w:rPr>
+              <w:t>VARCHAR(255)</w:t>
+            </w:r>
+          </w:p>
+        </w:tc>
+        <w:tc>
+          <w:tcPr>
+            <w:tcW w:w="5103" w:type="dxa"/>
+          </w:tcPr>
+          <w:p>
+            <w:pPr>
+              <w:pStyle w:val="a3"/>
+              <w:spacing w:line="360" w:lineRule="auto"/>
+              <w:ind w:left="0"/>
+              <w:contextualSpacing w:val="0"/>
+              <w:jc w:val="center"/>
+              <w:rPr>
+                <w:sz w:val="28"/>
+                <w:szCs w:val="28"/>
+              </w:rPr>
+            </w:pPr>
+            <w:r>
+              <w:rPr>
+                <w:sz w:val="28"/>
+                <w:szCs w:val="28"/>
+              </w:rPr>
+              <w:t>А</w:t>
+            </w:r>
+            <w:r>
+              <w:rPr>
+                <w:sz w:val="28"/>
+                <w:szCs w:val="28"/>
+              </w:rPr>
+              <w:t>дрес электронной почты пользователя</w:t>
+            </w:r>
+          </w:p>
+        </w:tc>
+      </w:tr>
+      <w:tr>
+        <w:tc>
+          <w:tcPr>
+            <w:tcW w:w="2122" w:type="dxa"/>
+          </w:tcPr>
+          <w:p>
+            <w:pPr>
+              <w:pStyle w:val="a3"/>
+              <w:spacing w:line="360" w:lineRule="auto"/>
+              <w:ind w:left="0"/>
+              <w:contextualSpacing w:val="0"/>
+              <w:rPr>
+                <w:sz w:val="28"/>
+                <w:szCs w:val="28"/>
+              </w:rPr>
+            </w:pPr>
+            <w:proofErr w:type="spellStart"/>
+            <w:r>
+              <w:rPr>
+                <w:sz w:val="28"/>
+                <w:szCs w:val="28"/>
+              </w:rPr>
+              <w:t>password</w:t>
+            </w:r>
+            <w:proofErr w:type="spellEnd"/>
+          </w:p>
+        </w:tc>
+        <w:tc>
+          <w:tcPr>
+            <w:tcW w:w="2835" w:type="dxa"/>
+          </w:tcPr>
+          <w:p>
+            <w:pPr>
+              <w:pStyle w:val="a3"/>
+              <w:spacing w:line="360" w:lineRule="auto"/>
+              <w:ind w:left="0"/>
+              <w:contextualSpacing w:val="0"/>
+              <w:jc w:val="center"/>
+              <w:rPr>
+                <w:sz w:val="28"/>
+                <w:szCs w:val="28"/>
+              </w:rPr>
+            </w:pPr>
+            <w:r>
+              <w:rPr>
+                <w:sz w:val="28"/>
+                <w:szCs w:val="28"/>
+              </w:rPr>
+              <w:t>VARCHAR(255)</w:t>
+            </w:r>
+          </w:p>
+        </w:tc>
+        <w:tc>
+          <w:tcPr>
+            <w:tcW w:w="5103" w:type="dxa"/>
+          </w:tcPr>
+          <w:p>
+            <w:pPr>
+              <w:pStyle w:val="a3"/>
+              <w:spacing w:line="360" w:lineRule="auto"/>
+              <w:ind w:left="0"/>
+              <w:contextualSpacing w:val="0"/>
+              <w:jc w:val="center"/>
+              <w:rPr>
+                <w:sz w:val="28"/>
+                <w:szCs w:val="28"/>
+              </w:rPr>
+            </w:pPr>
+            <w:r>
+              <w:rPr>
+                <w:sz w:val="28"/>
+                <w:szCs w:val="28"/>
+              </w:rPr>
+              <w:t>Хеш пароля пользователя</w:t>
             </w:r>
           </w:p>
         </w:tc>
@@ -9733,15 +9911,14 @@
     </w:tbl>
     <w:p>
       <w:pPr>
-        <w:rPr>
-          <w:sz w:val="28"/>
-          <w:szCs w:val="28"/>
-        </w:rPr>
-      </w:pPr>
-      <w:r>
-        <w:rPr>
-          <w:sz w:val="28"/>
-          <w:szCs w:val="28"/>
+        <w:spacing w:line="360" w:lineRule="auto"/>
+        <w:rPr>
+          <w:sz w:val="28"/>
+        </w:rPr>
+      </w:pPr>
+      <w:r>
+        <w:rPr>
+          <w:sz w:val="28"/>
         </w:rPr>
         <w:lastRenderedPageBreak/>
         <w:t>Продолжение таблицы 3</w:t>
@@ -9772,16 +9949,17 @@
               <w:rPr>
                 <w:sz w:val="28"/>
                 <w:szCs w:val="28"/>
-                <w:lang w:val="en-US"/>
               </w:rPr>
             </w:pPr>
-            <w:r>
-              <w:rPr>
-                <w:sz w:val="28"/>
-                <w:szCs w:val="28"/>
-              </w:rPr>
-              <w:t>Поле</w:t>
-            </w:r>
+            <w:proofErr w:type="spellStart"/>
+            <w:r>
+              <w:rPr>
+                <w:sz w:val="28"/>
+                <w:szCs w:val="28"/>
+              </w:rPr>
+              <w:t>first_name</w:t>
+            </w:r>
+            <w:proofErr w:type="spellEnd"/>
           </w:p>
         </w:tc>
         <w:tc>
@@ -9790,14 +9968,11 @@
           </w:tcPr>
           <w:p>
             <w:pPr>
-              <w:pStyle w:val="a3"/>
               <w:spacing w:line="360" w:lineRule="auto"/>
-              <w:ind w:left="0"/>
-              <w:contextualSpacing w:val="0"/>
-              <w:rPr>
-                <w:sz w:val="28"/>
-                <w:szCs w:val="28"/>
-                <w:lang w:val="en-US"/>
+              <w:jc w:val="center"/>
+              <w:rPr>
+                <w:sz w:val="28"/>
+                <w:szCs w:val="28"/>
               </w:rPr>
             </w:pPr>
             <w:r>
@@ -9805,7 +9980,7 @@
                 <w:sz w:val="28"/>
                 <w:szCs w:val="28"/>
               </w:rPr>
-              <w:t>Тип данных</w:t>
+              <w:t>VARCHAR(100)</w:t>
             </w:r>
           </w:p>
         </w:tc>
@@ -9819,10 +9994,10 @@
               <w:spacing w:line="360" w:lineRule="auto"/>
               <w:ind w:left="0"/>
               <w:contextualSpacing w:val="0"/>
-              <w:rPr>
-                <w:sz w:val="28"/>
-                <w:szCs w:val="28"/>
-                <w:lang w:val="en-US"/>
+              <w:jc w:val="center"/>
+              <w:rPr>
+                <w:sz w:val="28"/>
+                <w:szCs w:val="28"/>
               </w:rPr>
             </w:pPr>
             <w:r>
@@ -9830,7 +10005,7 @@
                 <w:sz w:val="28"/>
                 <w:szCs w:val="28"/>
               </w:rPr>
-              <w:t>Описание</w:t>
+              <w:t>Имя пользователя</w:t>
             </w:r>
           </w:p>
         </w:tc>
@@ -9849,7 +10024,6 @@
               <w:rPr>
                 <w:sz w:val="28"/>
                 <w:szCs w:val="28"/>
-                <w:lang w:val="en-US"/>
               </w:rPr>
             </w:pPr>
             <w:proofErr w:type="spellStart"/>
@@ -9858,7 +10032,7 @@
                 <w:sz w:val="28"/>
                 <w:szCs w:val="28"/>
               </w:rPr>
-              <w:t>role_id</w:t>
+              <w:t>last_name</w:t>
             </w:r>
             <w:proofErr w:type="spellEnd"/>
           </w:p>
@@ -9873,10 +10047,10 @@
               <w:spacing w:line="360" w:lineRule="auto"/>
               <w:ind w:left="0"/>
               <w:contextualSpacing w:val="0"/>
-              <w:rPr>
-                <w:sz w:val="28"/>
-                <w:szCs w:val="28"/>
-                <w:lang w:val="en-US"/>
+              <w:jc w:val="center"/>
+              <w:rPr>
+                <w:sz w:val="28"/>
+                <w:szCs w:val="28"/>
               </w:rPr>
             </w:pPr>
             <w:r>
@@ -9884,7 +10058,7 @@
                 <w:sz w:val="28"/>
                 <w:szCs w:val="28"/>
               </w:rPr>
-              <w:t>BIGINT</w:t>
+              <w:t>VARCHAR(100)</w:t>
             </w:r>
           </w:p>
         </w:tc>
@@ -9898,6 +10072,7 @@
               <w:spacing w:line="360" w:lineRule="auto"/>
               <w:ind w:left="0"/>
               <w:contextualSpacing w:val="0"/>
+              <w:jc w:val="center"/>
               <w:rPr>
                 <w:sz w:val="28"/>
                 <w:szCs w:val="28"/>
@@ -9908,45 +10083,7 @@
                 <w:sz w:val="28"/>
                 <w:szCs w:val="28"/>
               </w:rPr>
-              <w:t xml:space="preserve">Внешний ключ к таблице </w:t>
-            </w:r>
-            <w:proofErr w:type="spellStart"/>
-            <w:r>
-              <w:rPr>
-                <w:sz w:val="28"/>
-                <w:szCs w:val="28"/>
-              </w:rPr>
-              <w:t>roles</w:t>
-            </w:r>
-            <w:proofErr w:type="spellEnd"/>
-            <w:r>
-              <w:rPr>
-                <w:sz w:val="28"/>
-                <w:szCs w:val="28"/>
-              </w:rPr>
-              <w:t xml:space="preserve"> </w:t>
-            </w:r>
-            <w:r>
-              <w:rPr>
-                <w:sz w:val="28"/>
-                <w:szCs w:val="28"/>
-              </w:rPr>
-              <w:t>(</w:t>
-            </w:r>
-            <w:r>
-              <w:rPr>
-                <w:sz w:val="28"/>
-                <w:szCs w:val="28"/>
-                <w:lang w:val="en-US"/>
-              </w:rPr>
-              <w:t>FK</w:t>
-            </w:r>
-            <w:r>
-              <w:rPr>
-                <w:sz w:val="28"/>
-                <w:szCs w:val="28"/>
-              </w:rPr>
-              <w:t>)</w:t>
+              <w:t>Фамилия пользователя</w:t>
             </w:r>
           </w:p>
         </w:tc>
@@ -9965,7 +10102,6 @@
               <w:rPr>
                 <w:sz w:val="28"/>
                 <w:szCs w:val="28"/>
-                <w:lang w:val="en-US"/>
               </w:rPr>
             </w:pPr>
             <w:proofErr w:type="spellStart"/>
@@ -9974,7 +10110,7 @@
                 <w:sz w:val="28"/>
                 <w:szCs w:val="28"/>
               </w:rPr>
-              <w:t>email</w:t>
+              <w:t>phone</w:t>
             </w:r>
             <w:proofErr w:type="spellEnd"/>
           </w:p>
@@ -9985,28 +10121,22 @@
           </w:tcPr>
           <w:p>
             <w:pPr>
+              <w:pStyle w:val="a3"/>
               <w:spacing w:line="360" w:lineRule="auto"/>
-              <w:rPr>
-                <w:sz w:val="28"/>
-                <w:szCs w:val="28"/>
-                <w:lang w:val="en-US"/>
+              <w:ind w:left="0"/>
+              <w:contextualSpacing w:val="0"/>
+              <w:jc w:val="center"/>
+              <w:rPr>
+                <w:sz w:val="28"/>
+                <w:szCs w:val="28"/>
               </w:rPr>
             </w:pPr>
-            <w:proofErr w:type="gramStart"/>
-            <w:r>
-              <w:rPr>
-                <w:sz w:val="28"/>
-                <w:szCs w:val="28"/>
-              </w:rPr>
-              <w:t>VARCHAR(</w:t>
-            </w:r>
-            <w:proofErr w:type="gramEnd"/>
-            <w:r>
-              <w:rPr>
-                <w:sz w:val="28"/>
-                <w:szCs w:val="28"/>
-              </w:rPr>
-              <w:t>255)</w:t>
+            <w:r>
+              <w:rPr>
+                <w:sz w:val="28"/>
+                <w:szCs w:val="28"/>
+              </w:rPr>
+              <w:t>VARCHAR(20)</w:t>
             </w:r>
           </w:p>
         </w:tc>
@@ -10020,6 +10150,7 @@
               <w:spacing w:line="360" w:lineRule="auto"/>
               <w:ind w:left="0"/>
               <w:contextualSpacing w:val="0"/>
+              <w:jc w:val="center"/>
               <w:rPr>
                 <w:sz w:val="28"/>
                 <w:szCs w:val="28"/>
@@ -10030,14 +10161,7 @@
                 <w:sz w:val="28"/>
                 <w:szCs w:val="28"/>
               </w:rPr>
-              <w:t>А</w:t>
-            </w:r>
-            <w:r>
-              <w:rPr>
-                <w:sz w:val="28"/>
-                <w:szCs w:val="28"/>
-              </w:rPr>
-              <w:t>дрес электронной почты пользователя</w:t>
+              <w:t>Номер телефона, необязательное поле</w:t>
             </w:r>
           </w:p>
         </w:tc>
@@ -10064,7 +10188,7 @@
                 <w:sz w:val="28"/>
                 <w:szCs w:val="28"/>
               </w:rPr>
-              <w:t>password</w:t>
+              <w:t>default_currency</w:t>
             </w:r>
             <w:proofErr w:type="spellEnd"/>
           </w:p>
@@ -10079,26 +10203,18 @@
               <w:spacing w:line="360" w:lineRule="auto"/>
               <w:ind w:left="0"/>
               <w:contextualSpacing w:val="0"/>
+              <w:jc w:val="center"/>
               <w:rPr>
                 <w:sz w:val="28"/>
                 <w:szCs w:val="28"/>
               </w:rPr>
             </w:pPr>
-            <w:proofErr w:type="gramStart"/>
-            <w:r>
-              <w:rPr>
-                <w:sz w:val="28"/>
-                <w:szCs w:val="28"/>
-              </w:rPr>
-              <w:t>VARCHAR(</w:t>
-            </w:r>
-            <w:proofErr w:type="gramEnd"/>
-            <w:r>
-              <w:rPr>
-                <w:sz w:val="28"/>
-                <w:szCs w:val="28"/>
-              </w:rPr>
-              <w:t>255)</w:t>
+            <w:r>
+              <w:rPr>
+                <w:sz w:val="28"/>
+                <w:szCs w:val="28"/>
+              </w:rPr>
+              <w:t>CHAR(3)</w:t>
             </w:r>
           </w:p>
         </w:tc>
@@ -10112,6 +10228,7 @@
               <w:spacing w:line="360" w:lineRule="auto"/>
               <w:ind w:left="0"/>
               <w:contextualSpacing w:val="0"/>
+              <w:jc w:val="center"/>
               <w:rPr>
                 <w:sz w:val="28"/>
                 <w:szCs w:val="28"/>
@@ -10122,7 +10239,7 @@
                 <w:sz w:val="28"/>
                 <w:szCs w:val="28"/>
               </w:rPr>
-              <w:t>Хеш пароля пользователя</w:t>
+              <w:t>Валюта по умолчанию</w:t>
             </w:r>
           </w:p>
         </w:tc>
@@ -10149,89 +10266,7 @@
                 <w:sz w:val="28"/>
                 <w:szCs w:val="28"/>
               </w:rPr>
-              <w:t>first_name</w:t>
-            </w:r>
-            <w:proofErr w:type="spellEnd"/>
-          </w:p>
-        </w:tc>
-        <w:tc>
-          <w:tcPr>
-            <w:tcW w:w="2835" w:type="dxa"/>
-          </w:tcPr>
-          <w:p>
-            <w:pPr>
-              <w:spacing w:line="360" w:lineRule="auto"/>
-              <w:rPr>
-                <w:sz w:val="28"/>
-                <w:szCs w:val="28"/>
-              </w:rPr>
-            </w:pPr>
-            <w:proofErr w:type="gramStart"/>
-            <w:r>
-              <w:rPr>
-                <w:sz w:val="28"/>
-                <w:szCs w:val="28"/>
-              </w:rPr>
-              <w:t>VARCHAR(</w:t>
-            </w:r>
-            <w:proofErr w:type="gramEnd"/>
-            <w:r>
-              <w:rPr>
-                <w:sz w:val="28"/>
-                <w:szCs w:val="28"/>
-              </w:rPr>
-              <w:t>100)</w:t>
-            </w:r>
-          </w:p>
-        </w:tc>
-        <w:tc>
-          <w:tcPr>
-            <w:tcW w:w="5103" w:type="dxa"/>
-          </w:tcPr>
-          <w:p>
-            <w:pPr>
-              <w:pStyle w:val="a3"/>
-              <w:spacing w:line="360" w:lineRule="auto"/>
-              <w:ind w:left="0"/>
-              <w:contextualSpacing w:val="0"/>
-              <w:rPr>
-                <w:sz w:val="28"/>
-                <w:szCs w:val="28"/>
-              </w:rPr>
-            </w:pPr>
-            <w:r>
-              <w:rPr>
-                <w:sz w:val="28"/>
-                <w:szCs w:val="28"/>
-              </w:rPr>
-              <w:t>Имя пользователя</w:t>
-            </w:r>
-          </w:p>
-        </w:tc>
-      </w:tr>
-      <w:tr>
-        <w:tc>
-          <w:tcPr>
-            <w:tcW w:w="2122" w:type="dxa"/>
-          </w:tcPr>
-          <w:p>
-            <w:pPr>
-              <w:pStyle w:val="a3"/>
-              <w:spacing w:line="360" w:lineRule="auto"/>
-              <w:ind w:left="0"/>
-              <w:contextualSpacing w:val="0"/>
-              <w:rPr>
-                <w:sz w:val="28"/>
-                <w:szCs w:val="28"/>
-              </w:rPr>
-            </w:pPr>
-            <w:proofErr w:type="spellStart"/>
-            <w:r>
-              <w:rPr>
-                <w:sz w:val="28"/>
-                <w:szCs w:val="28"/>
-              </w:rPr>
-              <w:t>last_name</w:t>
+              <w:t>created_at</w:t>
             </w:r>
             <w:proofErr w:type="spellEnd"/>
           </w:p>
@@ -10246,26 +10281,18 @@
               <w:spacing w:line="360" w:lineRule="auto"/>
               <w:ind w:left="0"/>
               <w:contextualSpacing w:val="0"/>
+              <w:jc w:val="center"/>
               <w:rPr>
                 <w:sz w:val="28"/>
                 <w:szCs w:val="28"/>
               </w:rPr>
             </w:pPr>
-            <w:proofErr w:type="gramStart"/>
-            <w:r>
-              <w:rPr>
-                <w:sz w:val="28"/>
-                <w:szCs w:val="28"/>
-              </w:rPr>
-              <w:t>VARCHAR(</w:t>
-            </w:r>
-            <w:proofErr w:type="gramEnd"/>
-            <w:r>
-              <w:rPr>
-                <w:sz w:val="28"/>
-                <w:szCs w:val="28"/>
-              </w:rPr>
-              <w:t>100)</w:t>
+            <w:r>
+              <w:rPr>
+                <w:sz w:val="28"/>
+                <w:szCs w:val="28"/>
+              </w:rPr>
+              <w:t>TIMESTAMP</w:t>
             </w:r>
           </w:p>
         </w:tc>
@@ -10279,6 +10306,7 @@
               <w:spacing w:line="360" w:lineRule="auto"/>
               <w:ind w:left="0"/>
               <w:contextualSpacing w:val="0"/>
+              <w:jc w:val="center"/>
               <w:rPr>
                 <w:sz w:val="28"/>
                 <w:szCs w:val="28"/>
@@ -10289,12 +10317,15 @@
                 <w:sz w:val="28"/>
                 <w:szCs w:val="28"/>
               </w:rPr>
-              <w:t>Фамилия пользователя</w:t>
+              <w:t>Дата и время создания записи</w:t>
             </w:r>
           </w:p>
         </w:tc>
       </w:tr>
       <w:tr>
+        <w:trPr>
+          <w:trHeight w:val="738"/>
+        </w:trPr>
         <w:tc>
           <w:tcPr>
             <w:tcW w:w="2122" w:type="dxa"/>
@@ -10316,7 +10347,7 @@
                 <w:sz w:val="28"/>
                 <w:szCs w:val="28"/>
               </w:rPr>
-              <w:t>phone</w:t>
+              <w:t>updated_at</w:t>
             </w:r>
             <w:proofErr w:type="spellEnd"/>
           </w:p>
@@ -10327,30 +10358,19 @@
           </w:tcPr>
           <w:p>
             <w:pPr>
-              <w:pStyle w:val="a3"/>
               <w:spacing w:line="360" w:lineRule="auto"/>
-              <w:ind w:left="0"/>
-              <w:contextualSpacing w:val="0"/>
+              <w:jc w:val="center"/>
               <w:rPr>
                 <w:sz w:val="28"/>
                 <w:szCs w:val="28"/>
               </w:rPr>
             </w:pPr>
-            <w:proofErr w:type="gramStart"/>
-            <w:r>
-              <w:rPr>
-                <w:sz w:val="28"/>
-                <w:szCs w:val="28"/>
-              </w:rPr>
-              <w:t>VARCHAR(</w:t>
-            </w:r>
-            <w:proofErr w:type="gramEnd"/>
-            <w:r>
-              <w:rPr>
-                <w:sz w:val="28"/>
-                <w:szCs w:val="28"/>
-              </w:rPr>
-              <w:t>20)</w:t>
+            <w:r>
+              <w:rPr>
+                <w:sz w:val="28"/>
+                <w:szCs w:val="28"/>
+              </w:rPr>
+              <w:t>TIMESTAMP</w:t>
             </w:r>
           </w:p>
         </w:tc>
@@ -10364,243 +10384,7 @@
               <w:spacing w:line="360" w:lineRule="auto"/>
               <w:ind w:left="0"/>
               <w:contextualSpacing w:val="0"/>
-              <w:rPr>
-                <w:sz w:val="28"/>
-                <w:szCs w:val="28"/>
-              </w:rPr>
-            </w:pPr>
-            <w:r>
-              <w:rPr>
-                <w:sz w:val="28"/>
-                <w:szCs w:val="28"/>
-              </w:rPr>
-              <w:t>Номер телефона, необязательное поле</w:t>
-            </w:r>
-          </w:p>
-        </w:tc>
-      </w:tr>
-      <w:tr>
-        <w:tc>
-          <w:tcPr>
-            <w:tcW w:w="2122" w:type="dxa"/>
-          </w:tcPr>
-          <w:p>
-            <w:pPr>
-              <w:pStyle w:val="a3"/>
-              <w:spacing w:line="360" w:lineRule="auto"/>
-              <w:ind w:left="0"/>
-              <w:contextualSpacing w:val="0"/>
-              <w:rPr>
-                <w:sz w:val="28"/>
-                <w:szCs w:val="28"/>
-              </w:rPr>
-            </w:pPr>
-            <w:proofErr w:type="spellStart"/>
-            <w:r>
-              <w:rPr>
-                <w:sz w:val="28"/>
-                <w:szCs w:val="28"/>
-              </w:rPr>
-              <w:t>default_currency</w:t>
-            </w:r>
-            <w:proofErr w:type="spellEnd"/>
-          </w:p>
-        </w:tc>
-        <w:tc>
-          <w:tcPr>
-            <w:tcW w:w="2835" w:type="dxa"/>
-          </w:tcPr>
-          <w:p>
-            <w:pPr>
-              <w:pStyle w:val="a3"/>
-              <w:spacing w:line="360" w:lineRule="auto"/>
-              <w:ind w:left="0"/>
-              <w:contextualSpacing w:val="0"/>
-              <w:rPr>
-                <w:sz w:val="28"/>
-                <w:szCs w:val="28"/>
-              </w:rPr>
-            </w:pPr>
-            <w:proofErr w:type="gramStart"/>
-            <w:r>
-              <w:rPr>
-                <w:sz w:val="28"/>
-                <w:szCs w:val="28"/>
-              </w:rPr>
-              <w:t>CHAR(</w:t>
-            </w:r>
-            <w:proofErr w:type="gramEnd"/>
-            <w:r>
-              <w:rPr>
-                <w:sz w:val="28"/>
-                <w:szCs w:val="28"/>
-              </w:rPr>
-              <w:t>3)</w:t>
-            </w:r>
-          </w:p>
-        </w:tc>
-        <w:tc>
-          <w:tcPr>
-            <w:tcW w:w="5103" w:type="dxa"/>
-          </w:tcPr>
-          <w:p>
-            <w:pPr>
-              <w:pStyle w:val="a3"/>
-              <w:spacing w:line="360" w:lineRule="auto"/>
-              <w:ind w:left="0"/>
-              <w:contextualSpacing w:val="0"/>
-              <w:rPr>
-                <w:sz w:val="28"/>
-                <w:szCs w:val="28"/>
-              </w:rPr>
-            </w:pPr>
-            <w:r>
-              <w:rPr>
-                <w:sz w:val="28"/>
-                <w:szCs w:val="28"/>
-              </w:rPr>
-              <w:t>Валюта по умолчанию</w:t>
-            </w:r>
-          </w:p>
-        </w:tc>
-      </w:tr>
-      <w:tr>
-        <w:tc>
-          <w:tcPr>
-            <w:tcW w:w="2122" w:type="dxa"/>
-          </w:tcPr>
-          <w:p>
-            <w:pPr>
-              <w:pStyle w:val="a3"/>
-              <w:spacing w:line="360" w:lineRule="auto"/>
-              <w:ind w:left="0"/>
-              <w:contextualSpacing w:val="0"/>
-              <w:rPr>
-                <w:sz w:val="28"/>
-                <w:szCs w:val="28"/>
-              </w:rPr>
-            </w:pPr>
-            <w:proofErr w:type="spellStart"/>
-            <w:r>
-              <w:rPr>
-                <w:sz w:val="28"/>
-                <w:szCs w:val="28"/>
-              </w:rPr>
-              <w:t>created_at</w:t>
-            </w:r>
-            <w:proofErr w:type="spellEnd"/>
-          </w:p>
-        </w:tc>
-        <w:tc>
-          <w:tcPr>
-            <w:tcW w:w="2835" w:type="dxa"/>
-          </w:tcPr>
-          <w:p>
-            <w:pPr>
-              <w:pStyle w:val="a3"/>
-              <w:spacing w:line="360" w:lineRule="auto"/>
-              <w:ind w:left="0"/>
-              <w:contextualSpacing w:val="0"/>
-              <w:rPr>
-                <w:sz w:val="28"/>
-                <w:szCs w:val="28"/>
-              </w:rPr>
-            </w:pPr>
-            <w:r>
-              <w:rPr>
-                <w:sz w:val="28"/>
-                <w:szCs w:val="28"/>
-              </w:rPr>
-              <w:t>TIMESTAMP</w:t>
-            </w:r>
-          </w:p>
-        </w:tc>
-        <w:tc>
-          <w:tcPr>
-            <w:tcW w:w="5103" w:type="dxa"/>
-          </w:tcPr>
-          <w:p>
-            <w:pPr>
-              <w:pStyle w:val="a3"/>
-              <w:spacing w:line="360" w:lineRule="auto"/>
-              <w:ind w:left="0"/>
-              <w:contextualSpacing w:val="0"/>
-              <w:rPr>
-                <w:sz w:val="28"/>
-                <w:szCs w:val="28"/>
-              </w:rPr>
-            </w:pPr>
-            <w:r>
-              <w:rPr>
-                <w:sz w:val="28"/>
-                <w:szCs w:val="28"/>
-              </w:rPr>
-              <w:t>Дата и время создания записи</w:t>
-            </w:r>
-          </w:p>
-        </w:tc>
-      </w:tr>
-      <w:tr>
-        <w:trPr>
-          <w:trHeight w:val="64"/>
-        </w:trPr>
-        <w:tc>
-          <w:tcPr>
-            <w:tcW w:w="2122" w:type="dxa"/>
-          </w:tcPr>
-          <w:p>
-            <w:pPr>
-              <w:pStyle w:val="a3"/>
-              <w:spacing w:line="360" w:lineRule="auto"/>
-              <w:ind w:left="0"/>
-              <w:contextualSpacing w:val="0"/>
-              <w:rPr>
-                <w:sz w:val="28"/>
-                <w:szCs w:val="28"/>
-              </w:rPr>
-            </w:pPr>
-            <w:proofErr w:type="spellStart"/>
-            <w:r>
-              <w:rPr>
-                <w:sz w:val="28"/>
-                <w:szCs w:val="28"/>
-              </w:rPr>
-              <w:t>updated_at</w:t>
-            </w:r>
-            <w:proofErr w:type="spellEnd"/>
-          </w:p>
-        </w:tc>
-        <w:tc>
-          <w:tcPr>
-            <w:tcW w:w="2835" w:type="dxa"/>
-          </w:tcPr>
-          <w:p>
-            <w:pPr>
-              <w:spacing w:line="360" w:lineRule="auto"/>
-              <w:rPr>
-                <w:sz w:val="28"/>
-                <w:szCs w:val="28"/>
-              </w:rPr>
-            </w:pPr>
-            <w:r>
-              <w:rPr>
-                <w:sz w:val="28"/>
-                <w:szCs w:val="28"/>
-              </w:rPr>
-              <w:t>TIMESTAMP</w:t>
-            </w:r>
-          </w:p>
-        </w:tc>
-        <w:tc>
-          <w:tcPr>
-            <w:tcW w:w="5103" w:type="dxa"/>
-          </w:tcPr>
-          <w:p>
-            <w:pPr>
-              <w:pStyle w:val="a3"/>
-              <w:spacing w:line="360" w:lineRule="auto"/>
-              <w:ind w:left="0"/>
-              <w:contextualSpacing w:val="0"/>
+              <w:jc w:val="center"/>
               <w:rPr>
                 <w:sz w:val="28"/>
                 <w:szCs w:val="28"/>
@@ -10706,6 +10490,7 @@
               <w:spacing w:line="360" w:lineRule="auto"/>
               <w:ind w:left="0"/>
               <w:contextualSpacing w:val="0"/>
+              <w:jc w:val="center"/>
               <w:rPr>
                 <w:sz w:val="28"/>
                 <w:szCs w:val="28"/>
@@ -10730,6 +10515,7 @@
               <w:spacing w:line="360" w:lineRule="auto"/>
               <w:ind w:left="0"/>
               <w:contextualSpacing w:val="0"/>
+              <w:jc w:val="center"/>
               <w:rPr>
                 <w:sz w:val="28"/>
                 <w:szCs w:val="28"/>
@@ -10782,6 +10568,7 @@
               <w:spacing w:line="360" w:lineRule="auto"/>
               <w:ind w:left="0"/>
               <w:contextualSpacing w:val="0"/>
+              <w:jc w:val="center"/>
               <w:rPr>
                 <w:sz w:val="28"/>
                 <w:szCs w:val="28"/>
@@ -10806,6 +10593,7 @@
               <w:spacing w:line="360" w:lineRule="auto"/>
               <w:ind w:left="0"/>
               <w:contextualSpacing w:val="0"/>
+              <w:jc w:val="center"/>
               <w:rPr>
                 <w:sz w:val="28"/>
                 <w:szCs w:val="28"/>
@@ -10874,26 +10662,18 @@
               <w:spacing w:line="360" w:lineRule="auto"/>
               <w:ind w:left="0"/>
               <w:contextualSpacing w:val="0"/>
+              <w:jc w:val="center"/>
               <w:rPr>
                 <w:sz w:val="28"/>
                 <w:szCs w:val="28"/>
               </w:rPr>
             </w:pPr>
-            <w:proofErr w:type="gramStart"/>
-            <w:r>
-              <w:rPr>
-                <w:sz w:val="28"/>
-                <w:szCs w:val="28"/>
-              </w:rPr>
-              <w:t>VARCHAR(</w:t>
-            </w:r>
-            <w:proofErr w:type="gramEnd"/>
-            <w:r>
-              <w:rPr>
-                <w:sz w:val="28"/>
-                <w:szCs w:val="28"/>
-              </w:rPr>
-              <w:t>50)</w:t>
+            <w:r>
+              <w:rPr>
+                <w:sz w:val="28"/>
+                <w:szCs w:val="28"/>
+              </w:rPr>
+              <w:t>VARCHAR(50)</w:t>
             </w:r>
           </w:p>
         </w:tc>
@@ -10907,6 +10687,7 @@
               <w:spacing w:line="360" w:lineRule="auto"/>
               <w:ind w:left="0"/>
               <w:contextualSpacing w:val="0"/>
+              <w:jc w:val="center"/>
               <w:rPr>
                 <w:sz w:val="28"/>
                 <w:szCs w:val="28"/>
@@ -10959,26 +10740,18 @@
               <w:spacing w:line="360" w:lineRule="auto"/>
               <w:ind w:left="0"/>
               <w:contextualSpacing w:val="0"/>
+              <w:jc w:val="center"/>
               <w:rPr>
                 <w:sz w:val="28"/>
                 <w:szCs w:val="28"/>
               </w:rPr>
             </w:pPr>
-            <w:proofErr w:type="gramStart"/>
-            <w:r>
-              <w:rPr>
-                <w:sz w:val="28"/>
-                <w:szCs w:val="28"/>
-              </w:rPr>
-              <w:t>VARCHAR(</w:t>
-            </w:r>
-            <w:proofErr w:type="gramEnd"/>
-            <w:r>
-              <w:rPr>
-                <w:sz w:val="28"/>
-                <w:szCs w:val="28"/>
-              </w:rPr>
-              <w:t>255)</w:t>
+            <w:r>
+              <w:rPr>
+                <w:sz w:val="28"/>
+                <w:szCs w:val="28"/>
+              </w:rPr>
+              <w:t>VARCHAR(255)</w:t>
             </w:r>
           </w:p>
         </w:tc>
@@ -10992,6 +10765,7 @@
               <w:spacing w:line="360" w:lineRule="auto"/>
               <w:ind w:left="0"/>
               <w:contextualSpacing w:val="0"/>
+              <w:jc w:val="center"/>
               <w:rPr>
                 <w:sz w:val="28"/>
                 <w:szCs w:val="28"/>
@@ -11044,6 +10818,7 @@
               <w:spacing w:line="360" w:lineRule="auto"/>
               <w:ind w:left="0"/>
               <w:contextualSpacing w:val="0"/>
+              <w:jc w:val="center"/>
               <w:rPr>
                 <w:sz w:val="28"/>
                 <w:szCs w:val="28"/>
@@ -11068,6 +10843,7 @@
               <w:spacing w:line="360" w:lineRule="auto"/>
               <w:ind w:left="0"/>
               <w:contextualSpacing w:val="0"/>
+              <w:jc w:val="center"/>
               <w:rPr>
                 <w:sz w:val="28"/>
                 <w:szCs w:val="28"/>
@@ -11120,6 +10896,7 @@
               <w:spacing w:line="360" w:lineRule="auto"/>
               <w:ind w:left="0"/>
               <w:contextualSpacing w:val="0"/>
+              <w:jc w:val="center"/>
               <w:rPr>
                 <w:sz w:val="28"/>
                 <w:szCs w:val="28"/>
@@ -11144,6 +10921,7 @@
               <w:spacing w:line="360" w:lineRule="auto"/>
               <w:ind w:left="0"/>
               <w:contextualSpacing w:val="0"/>
+              <w:jc w:val="center"/>
               <w:rPr>
                 <w:sz w:val="28"/>
                 <w:szCs w:val="28"/>
@@ -11282,6 +11060,7 @@
               <w:spacing w:line="360" w:lineRule="auto"/>
               <w:ind w:left="0"/>
               <w:contextualSpacing w:val="0"/>
+              <w:jc w:val="center"/>
               <w:rPr>
                 <w:sz w:val="28"/>
                 <w:szCs w:val="28"/>
@@ -11307,6 +11086,7 @@
               <w:spacing w:line="360" w:lineRule="auto"/>
               <w:ind w:left="0"/>
               <w:contextualSpacing w:val="0"/>
+              <w:jc w:val="center"/>
               <w:rPr>
                 <w:sz w:val="28"/>
                 <w:szCs w:val="28"/>
@@ -11361,6 +11141,7 @@
               <w:spacing w:line="360" w:lineRule="auto"/>
               <w:ind w:left="0"/>
               <w:contextualSpacing w:val="0"/>
+              <w:jc w:val="center"/>
               <w:rPr>
                 <w:sz w:val="28"/>
                 <w:szCs w:val="28"/>
@@ -11386,6 +11167,7 @@
               <w:spacing w:line="360" w:lineRule="auto"/>
               <w:ind w:left="0"/>
               <w:contextualSpacing w:val="0"/>
+              <w:jc w:val="center"/>
               <w:rPr>
                 <w:sz w:val="28"/>
                 <w:szCs w:val="28"/>
@@ -11455,6 +11237,7 @@
               <w:spacing w:line="360" w:lineRule="auto"/>
               <w:ind w:left="0"/>
               <w:contextualSpacing w:val="0"/>
+              <w:jc w:val="center"/>
               <w:rPr>
                 <w:sz w:val="28"/>
                 <w:szCs w:val="28"/>
@@ -11480,6 +11263,7 @@
               <w:spacing w:line="360" w:lineRule="auto"/>
               <w:ind w:left="0"/>
               <w:contextualSpacing w:val="0"/>
+              <w:jc w:val="center"/>
               <w:rPr>
                 <w:sz w:val="28"/>
                 <w:szCs w:val="28"/>
@@ -11571,27 +11355,19 @@
               <w:spacing w:line="360" w:lineRule="auto"/>
               <w:ind w:left="0"/>
               <w:contextualSpacing w:val="0"/>
+              <w:jc w:val="center"/>
               <w:rPr>
                 <w:sz w:val="28"/>
                 <w:szCs w:val="28"/>
                 <w:lang w:val="en-US"/>
               </w:rPr>
             </w:pPr>
-            <w:proofErr w:type="gramStart"/>
-            <w:r>
-              <w:rPr>
-                <w:sz w:val="28"/>
-                <w:szCs w:val="28"/>
-              </w:rPr>
-              <w:t>VARCHAR(</w:t>
-            </w:r>
-            <w:proofErr w:type="gramEnd"/>
-            <w:r>
-              <w:rPr>
-                <w:sz w:val="28"/>
-                <w:szCs w:val="28"/>
-              </w:rPr>
-              <w:t>100)</w:t>
+            <w:r>
+              <w:rPr>
+                <w:sz w:val="28"/>
+                <w:szCs w:val="28"/>
+              </w:rPr>
+              <w:t>VARCHAR(100)</w:t>
             </w:r>
           </w:p>
         </w:tc>
@@ -11605,6 +11381,7 @@
               <w:spacing w:line="360" w:lineRule="auto"/>
               <w:ind w:left="0"/>
               <w:contextualSpacing w:val="0"/>
+              <w:jc w:val="center"/>
               <w:rPr>
                 <w:sz w:val="28"/>
                 <w:szCs w:val="28"/>
@@ -11659,6 +11436,7 @@
               <w:spacing w:line="360" w:lineRule="auto"/>
               <w:ind w:left="0"/>
               <w:contextualSpacing w:val="0"/>
+              <w:jc w:val="center"/>
               <w:rPr>
                 <w:sz w:val="28"/>
                 <w:szCs w:val="28"/>
@@ -11684,6 +11462,7 @@
               <w:spacing w:line="360" w:lineRule="auto"/>
               <w:ind w:left="0"/>
               <w:contextualSpacing w:val="0"/>
+              <w:jc w:val="center"/>
               <w:rPr>
                 <w:sz w:val="28"/>
                 <w:szCs w:val="28"/>
@@ -11711,6 +11490,342 @@
                 <w:szCs w:val="28"/>
               </w:rPr>
               <w:t>счёта</w:t>
+            </w:r>
+          </w:p>
+        </w:tc>
+      </w:tr>
+      <w:tr>
+        <w:tc>
+          <w:tcPr>
+            <w:tcW w:w="3115" w:type="dxa"/>
+          </w:tcPr>
+          <w:p>
+            <w:pPr>
+              <w:pStyle w:val="a3"/>
+              <w:spacing w:line="360" w:lineRule="auto"/>
+              <w:ind w:left="0"/>
+              <w:contextualSpacing w:val="0"/>
+              <w:rPr>
+                <w:sz w:val="28"/>
+                <w:szCs w:val="28"/>
+                <w:lang w:val="en-US"/>
+              </w:rPr>
+            </w:pPr>
+            <w:proofErr w:type="spellStart"/>
+            <w:r>
+              <w:rPr>
+                <w:sz w:val="28"/>
+                <w:szCs w:val="28"/>
+              </w:rPr>
+              <w:t>currency</w:t>
+            </w:r>
+            <w:proofErr w:type="spellEnd"/>
+          </w:p>
+        </w:tc>
+        <w:tc>
+          <w:tcPr>
+            <w:tcW w:w="3115" w:type="dxa"/>
+          </w:tcPr>
+          <w:p>
+            <w:pPr>
+              <w:pStyle w:val="a3"/>
+              <w:spacing w:line="360" w:lineRule="auto"/>
+              <w:ind w:left="0"/>
+              <w:contextualSpacing w:val="0"/>
+              <w:jc w:val="center"/>
+              <w:rPr>
+                <w:sz w:val="28"/>
+                <w:szCs w:val="28"/>
+                <w:lang w:val="en-US"/>
+              </w:rPr>
+            </w:pPr>
+            <w:r>
+              <w:rPr>
+                <w:sz w:val="28"/>
+                <w:szCs w:val="28"/>
+              </w:rPr>
+              <w:t>VARCHAR(10)</w:t>
+            </w:r>
+          </w:p>
+        </w:tc>
+        <w:tc>
+          <w:tcPr>
+            <w:tcW w:w="3830" w:type="dxa"/>
+          </w:tcPr>
+          <w:p>
+            <w:pPr>
+              <w:pStyle w:val="a3"/>
+              <w:spacing w:line="360" w:lineRule="auto"/>
+              <w:ind w:left="0"/>
+              <w:contextualSpacing w:val="0"/>
+              <w:jc w:val="center"/>
+              <w:rPr>
+                <w:sz w:val="28"/>
+                <w:szCs w:val="28"/>
+              </w:rPr>
+            </w:pPr>
+            <w:r>
+              <w:rPr>
+                <w:sz w:val="28"/>
+                <w:szCs w:val="28"/>
+              </w:rPr>
+              <w:t>Валюта счёта</w:t>
+            </w:r>
+          </w:p>
+        </w:tc>
+      </w:tr>
+      <w:tr>
+        <w:tc>
+          <w:tcPr>
+            <w:tcW w:w="3115" w:type="dxa"/>
+          </w:tcPr>
+          <w:p>
+            <w:pPr>
+              <w:pStyle w:val="a3"/>
+              <w:spacing w:line="360" w:lineRule="auto"/>
+              <w:ind w:left="0"/>
+              <w:contextualSpacing w:val="0"/>
+              <w:rPr>
+                <w:sz w:val="28"/>
+                <w:szCs w:val="28"/>
+                <w:lang w:val="en-US"/>
+              </w:rPr>
+            </w:pPr>
+            <w:proofErr w:type="spellStart"/>
+            <w:r>
+              <w:rPr>
+                <w:sz w:val="28"/>
+                <w:szCs w:val="28"/>
+              </w:rPr>
+              <w:t>balance</w:t>
+            </w:r>
+            <w:proofErr w:type="spellEnd"/>
+          </w:p>
+        </w:tc>
+        <w:tc>
+          <w:tcPr>
+            <w:tcW w:w="3115" w:type="dxa"/>
+          </w:tcPr>
+          <w:p>
+            <w:pPr>
+              <w:pStyle w:val="a3"/>
+              <w:spacing w:line="360" w:lineRule="auto"/>
+              <w:ind w:left="0"/>
+              <w:contextualSpacing w:val="0"/>
+              <w:jc w:val="center"/>
+              <w:rPr>
+                <w:sz w:val="28"/>
+                <w:szCs w:val="28"/>
+                <w:lang w:val="en-US"/>
+              </w:rPr>
+            </w:pPr>
+            <w:r>
+              <w:rPr>
+                <w:sz w:val="28"/>
+                <w:szCs w:val="28"/>
+              </w:rPr>
+              <w:t>DECIMAL(15,2)</w:t>
+            </w:r>
+          </w:p>
+        </w:tc>
+        <w:tc>
+          <w:tcPr>
+            <w:tcW w:w="3830" w:type="dxa"/>
+          </w:tcPr>
+          <w:p>
+            <w:pPr>
+              <w:pStyle w:val="a3"/>
+              <w:spacing w:line="360" w:lineRule="auto"/>
+              <w:ind w:left="0"/>
+              <w:contextualSpacing w:val="0"/>
+              <w:jc w:val="center"/>
+              <w:rPr>
+                <w:sz w:val="28"/>
+                <w:szCs w:val="28"/>
+              </w:rPr>
+            </w:pPr>
+            <w:r>
+              <w:rPr>
+                <w:sz w:val="28"/>
+                <w:szCs w:val="28"/>
+              </w:rPr>
+              <w:t>Текущий баланс счёта</w:t>
+            </w:r>
+          </w:p>
+        </w:tc>
+      </w:tr>
+      <w:tr>
+        <w:tc>
+          <w:tcPr>
+            <w:tcW w:w="3115" w:type="dxa"/>
+          </w:tcPr>
+          <w:p>
+            <w:pPr>
+              <w:pStyle w:val="a3"/>
+              <w:spacing w:line="360" w:lineRule="auto"/>
+              <w:ind w:left="0"/>
+              <w:contextualSpacing w:val="0"/>
+              <w:rPr>
+                <w:sz w:val="28"/>
+                <w:szCs w:val="28"/>
+                <w:lang w:val="en-US"/>
+              </w:rPr>
+            </w:pPr>
+            <w:proofErr w:type="spellStart"/>
+            <w:r>
+              <w:rPr>
+                <w:sz w:val="28"/>
+                <w:szCs w:val="28"/>
+              </w:rPr>
+              <w:t>status</w:t>
+            </w:r>
+            <w:proofErr w:type="spellEnd"/>
+          </w:p>
+        </w:tc>
+        <w:tc>
+          <w:tcPr>
+            <w:tcW w:w="3115" w:type="dxa"/>
+          </w:tcPr>
+          <w:p>
+            <w:pPr>
+              <w:pStyle w:val="a3"/>
+              <w:spacing w:line="360" w:lineRule="auto"/>
+              <w:ind w:left="0"/>
+              <w:contextualSpacing w:val="0"/>
+              <w:jc w:val="center"/>
+              <w:rPr>
+                <w:sz w:val="28"/>
+                <w:szCs w:val="28"/>
+                <w:lang w:val="en-US"/>
+              </w:rPr>
+            </w:pPr>
+            <w:r>
+              <w:rPr>
+                <w:sz w:val="28"/>
+                <w:szCs w:val="28"/>
+              </w:rPr>
+              <w:t>ENUM</w:t>
+            </w:r>
+          </w:p>
+        </w:tc>
+        <w:tc>
+          <w:tcPr>
+            <w:tcW w:w="3830" w:type="dxa"/>
+          </w:tcPr>
+          <w:p>
+            <w:pPr>
+              <w:pStyle w:val="a3"/>
+              <w:spacing w:line="360" w:lineRule="auto"/>
+              <w:ind w:left="0"/>
+              <w:contextualSpacing w:val="0"/>
+              <w:jc w:val="center"/>
+              <w:rPr>
+                <w:sz w:val="28"/>
+                <w:szCs w:val="28"/>
+                <w:lang w:val="en-US"/>
+              </w:rPr>
+            </w:pPr>
+            <w:r>
+              <w:rPr>
+                <w:sz w:val="28"/>
+                <w:szCs w:val="28"/>
+              </w:rPr>
+              <w:t>Статус</w:t>
+            </w:r>
+            <w:r>
+              <w:rPr>
+                <w:sz w:val="28"/>
+                <w:szCs w:val="28"/>
+                <w:lang w:val="en-US"/>
+              </w:rPr>
+              <w:t xml:space="preserve"> </w:t>
+            </w:r>
+            <w:r>
+              <w:rPr>
+                <w:sz w:val="28"/>
+                <w:szCs w:val="28"/>
+              </w:rPr>
+              <w:t>счёта</w:t>
+            </w:r>
+          </w:p>
+        </w:tc>
+      </w:tr>
+      <w:tr>
+        <w:tc>
+          <w:tcPr>
+            <w:tcW w:w="3115" w:type="dxa"/>
+          </w:tcPr>
+          <w:p>
+            <w:pPr>
+              <w:pStyle w:val="a3"/>
+              <w:spacing w:line="360" w:lineRule="auto"/>
+              <w:ind w:left="0"/>
+              <w:contextualSpacing w:val="0"/>
+              <w:rPr>
+                <w:sz w:val="28"/>
+                <w:szCs w:val="28"/>
+                <w:lang w:val="en-US"/>
+              </w:rPr>
+            </w:pPr>
+            <w:proofErr w:type="spellStart"/>
+            <w:r>
+              <w:rPr>
+                <w:sz w:val="28"/>
+                <w:szCs w:val="28"/>
+              </w:rPr>
+              <w:t>created_at</w:t>
+            </w:r>
+            <w:proofErr w:type="spellEnd"/>
+          </w:p>
+        </w:tc>
+        <w:tc>
+          <w:tcPr>
+            <w:tcW w:w="3115" w:type="dxa"/>
+          </w:tcPr>
+          <w:p>
+            <w:pPr>
+              <w:pStyle w:val="a3"/>
+              <w:spacing w:line="360" w:lineRule="auto"/>
+              <w:ind w:left="0"/>
+              <w:contextualSpacing w:val="0"/>
+              <w:jc w:val="center"/>
+              <w:rPr>
+                <w:sz w:val="28"/>
+                <w:szCs w:val="28"/>
+                <w:lang w:val="en-US"/>
+              </w:rPr>
+            </w:pPr>
+            <w:r>
+              <w:rPr>
+                <w:sz w:val="28"/>
+                <w:szCs w:val="28"/>
+              </w:rPr>
+              <w:t>TIMESTAMP</w:t>
+            </w:r>
+          </w:p>
+        </w:tc>
+        <w:tc>
+          <w:tcPr>
+            <w:tcW w:w="3830" w:type="dxa"/>
+          </w:tcPr>
+          <w:p>
+            <w:pPr>
+              <w:pStyle w:val="a3"/>
+              <w:spacing w:line="360" w:lineRule="auto"/>
+              <w:ind w:left="0"/>
+              <w:contextualSpacing w:val="0"/>
+              <w:jc w:val="center"/>
+              <w:rPr>
+                <w:sz w:val="28"/>
+                <w:szCs w:val="28"/>
+              </w:rPr>
+            </w:pPr>
+            <w:r>
+              <w:rPr>
+                <w:sz w:val="28"/>
+                <w:szCs w:val="28"/>
+              </w:rPr>
+              <w:t>Дата и время создания записи</w:t>
             </w:r>
           </w:p>
         </w:tc>
@@ -11721,28 +11836,14 @@
         <w:spacing w:after="160" w:line="259" w:lineRule="auto"/>
         <w:rPr>
           <w:sz w:val="28"/>
-          <w:szCs w:val="28"/>
-        </w:rPr>
-      </w:pPr>
-      <w:r>
-        <w:rPr>
-          <w:sz w:val="28"/>
-          <w:szCs w:val="28"/>
-        </w:rPr>
+        </w:rPr>
+      </w:pPr>
+      <w:r>
         <w:br w:type="page"/>
       </w:r>
-    </w:p>
-    <w:p>
-      <w:pPr>
-        <w:rPr>
-          <w:sz w:val="28"/>
-          <w:szCs w:val="28"/>
-        </w:rPr>
-      </w:pPr>
-      <w:r>
-        <w:rPr>
-          <w:sz w:val="28"/>
-          <w:szCs w:val="28"/>
+      <w:r>
+        <w:rPr>
+          <w:sz w:val="28"/>
         </w:rPr>
         <w:lastRenderedPageBreak/>
         <w:t>Продолжение таблицы 5</w:t>
@@ -11776,15 +11877,13 @@
                 <w:lang w:val="en-US"/>
               </w:rPr>
             </w:pPr>
-            <w:proofErr w:type="spellStart"/>
-            <w:r>
-              <w:rPr>
-                <w:sz w:val="28"/>
-                <w:szCs w:val="28"/>
-              </w:rPr>
-              <w:t>currency</w:t>
-            </w:r>
-            <w:proofErr w:type="spellEnd"/>
+            <w:r>
+              <w:rPr>
+                <w:sz w:val="28"/>
+                <w:szCs w:val="28"/>
+              </w:rPr>
+              <w:t>Поле</w:t>
+            </w:r>
           </w:p>
         </w:tc>
         <w:tc>
@@ -11797,27 +11896,19 @@
               <w:spacing w:line="360" w:lineRule="auto"/>
               <w:ind w:left="0"/>
               <w:contextualSpacing w:val="0"/>
+              <w:jc w:val="center"/>
               <w:rPr>
                 <w:sz w:val="28"/>
                 <w:szCs w:val="28"/>
                 <w:lang w:val="en-US"/>
               </w:rPr>
             </w:pPr>
-            <w:proofErr w:type="gramStart"/>
-            <w:r>
-              <w:rPr>
-                <w:sz w:val="28"/>
-                <w:szCs w:val="28"/>
-              </w:rPr>
-              <w:t>VARCHAR(</w:t>
-            </w:r>
-            <w:proofErr w:type="gramEnd"/>
-            <w:r>
-              <w:rPr>
-                <w:sz w:val="28"/>
-                <w:szCs w:val="28"/>
-              </w:rPr>
-              <w:t>10)</w:t>
+            <w:r>
+              <w:rPr>
+                <w:sz w:val="28"/>
+                <w:szCs w:val="28"/>
+              </w:rPr>
+              <w:t>Тип данных</w:t>
             </w:r>
           </w:p>
         </w:tc>
@@ -11831,9 +11922,11 @@
               <w:spacing w:line="360" w:lineRule="auto"/>
               <w:ind w:left="0"/>
               <w:contextualSpacing w:val="0"/>
-              <w:rPr>
-                <w:sz w:val="28"/>
-                <w:szCs w:val="28"/>
+              <w:jc w:val="center"/>
+              <w:rPr>
+                <w:sz w:val="28"/>
+                <w:szCs w:val="28"/>
+                <w:lang w:val="en-US"/>
               </w:rPr>
             </w:pPr>
             <w:r>
@@ -11841,266 +11934,7 @@
                 <w:sz w:val="28"/>
                 <w:szCs w:val="28"/>
               </w:rPr>
-              <w:t>Валюта счёта</w:t>
-            </w:r>
-          </w:p>
-        </w:tc>
-      </w:tr>
-      <w:tr>
-        <w:tc>
-          <w:tcPr>
-            <w:tcW w:w="3115" w:type="dxa"/>
-          </w:tcPr>
-          <w:p>
-            <w:pPr>
-              <w:pStyle w:val="a3"/>
-              <w:spacing w:line="360" w:lineRule="auto"/>
-              <w:ind w:left="0"/>
-              <w:contextualSpacing w:val="0"/>
-              <w:rPr>
-                <w:sz w:val="28"/>
-                <w:szCs w:val="28"/>
-                <w:lang w:val="en-US"/>
-              </w:rPr>
-            </w:pPr>
-            <w:proofErr w:type="spellStart"/>
-            <w:r>
-              <w:rPr>
-                <w:sz w:val="28"/>
-                <w:szCs w:val="28"/>
-              </w:rPr>
-              <w:t>balance</w:t>
-            </w:r>
-            <w:proofErr w:type="spellEnd"/>
-          </w:p>
-        </w:tc>
-        <w:tc>
-          <w:tcPr>
-            <w:tcW w:w="3115" w:type="dxa"/>
-          </w:tcPr>
-          <w:p>
-            <w:pPr>
-              <w:pStyle w:val="a3"/>
-              <w:spacing w:line="360" w:lineRule="auto"/>
-              <w:ind w:left="0"/>
-              <w:contextualSpacing w:val="0"/>
-              <w:rPr>
-                <w:sz w:val="28"/>
-                <w:szCs w:val="28"/>
-                <w:lang w:val="en-US"/>
-              </w:rPr>
-            </w:pPr>
-            <w:proofErr w:type="gramStart"/>
-            <w:r>
-              <w:rPr>
-                <w:sz w:val="28"/>
-                <w:szCs w:val="28"/>
-              </w:rPr>
-              <w:t>DECIMAL(</w:t>
-            </w:r>
-            <w:proofErr w:type="gramEnd"/>
-            <w:r>
-              <w:rPr>
-                <w:sz w:val="28"/>
-                <w:szCs w:val="28"/>
-              </w:rPr>
-              <w:t>15,2)</w:t>
-            </w:r>
-          </w:p>
-        </w:tc>
-        <w:tc>
-          <w:tcPr>
-            <w:tcW w:w="3830" w:type="dxa"/>
-          </w:tcPr>
-          <w:p>
-            <w:pPr>
-              <w:pStyle w:val="a3"/>
-              <w:spacing w:line="360" w:lineRule="auto"/>
-              <w:ind w:left="0"/>
-              <w:contextualSpacing w:val="0"/>
-              <w:rPr>
-                <w:sz w:val="28"/>
-                <w:szCs w:val="28"/>
-              </w:rPr>
-            </w:pPr>
-            <w:r>
-              <w:rPr>
-                <w:sz w:val="28"/>
-                <w:szCs w:val="28"/>
-              </w:rPr>
-              <w:t>Текущий баланс счёта</w:t>
-            </w:r>
-          </w:p>
-        </w:tc>
-      </w:tr>
-      <w:tr>
-        <w:tc>
-          <w:tcPr>
-            <w:tcW w:w="3115" w:type="dxa"/>
-          </w:tcPr>
-          <w:p>
-            <w:pPr>
-              <w:pStyle w:val="a3"/>
-              <w:spacing w:line="360" w:lineRule="auto"/>
-              <w:ind w:left="0"/>
-              <w:contextualSpacing w:val="0"/>
-              <w:rPr>
-                <w:sz w:val="28"/>
-                <w:szCs w:val="28"/>
-                <w:lang w:val="en-US"/>
-              </w:rPr>
-            </w:pPr>
-            <w:proofErr w:type="spellStart"/>
-            <w:r>
-              <w:rPr>
-                <w:sz w:val="28"/>
-                <w:szCs w:val="28"/>
-              </w:rPr>
-              <w:t>status</w:t>
-            </w:r>
-            <w:proofErr w:type="spellEnd"/>
-          </w:p>
-        </w:tc>
-        <w:tc>
-          <w:tcPr>
-            <w:tcW w:w="3115" w:type="dxa"/>
-          </w:tcPr>
-          <w:p>
-            <w:pPr>
-              <w:pStyle w:val="a3"/>
-              <w:spacing w:line="360" w:lineRule="auto"/>
-              <w:ind w:left="0"/>
-              <w:contextualSpacing w:val="0"/>
-              <w:rPr>
-                <w:sz w:val="28"/>
-                <w:szCs w:val="28"/>
-                <w:lang w:val="en-US"/>
-              </w:rPr>
-            </w:pPr>
-            <w:r>
-              <w:rPr>
-                <w:sz w:val="28"/>
-                <w:szCs w:val="28"/>
-              </w:rPr>
-              <w:t>ENUM</w:t>
-            </w:r>
-          </w:p>
-        </w:tc>
-        <w:tc>
-          <w:tcPr>
-            <w:tcW w:w="3830" w:type="dxa"/>
-          </w:tcPr>
-          <w:p>
-            <w:pPr>
-              <w:pStyle w:val="a3"/>
-              <w:spacing w:line="360" w:lineRule="auto"/>
-              <w:ind w:left="0"/>
-              <w:contextualSpacing w:val="0"/>
-              <w:rPr>
-                <w:sz w:val="28"/>
-                <w:szCs w:val="28"/>
-                <w:lang w:val="en-US"/>
-              </w:rPr>
-            </w:pPr>
-            <w:r>
-              <w:rPr>
-                <w:sz w:val="28"/>
-                <w:szCs w:val="28"/>
-              </w:rPr>
-              <w:t>Статус</w:t>
-            </w:r>
-            <w:r>
-              <w:rPr>
-                <w:sz w:val="28"/>
-                <w:szCs w:val="28"/>
-                <w:lang w:val="en-US"/>
-              </w:rPr>
-              <w:t xml:space="preserve"> </w:t>
-            </w:r>
-            <w:r>
-              <w:rPr>
-                <w:sz w:val="28"/>
-                <w:szCs w:val="28"/>
-              </w:rPr>
-              <w:t>счёта</w:t>
-            </w:r>
-          </w:p>
-        </w:tc>
-      </w:tr>
-      <w:tr>
-        <w:tc>
-          <w:tcPr>
-            <w:tcW w:w="3115" w:type="dxa"/>
-          </w:tcPr>
-          <w:p>
-            <w:pPr>
-              <w:pStyle w:val="a3"/>
-              <w:spacing w:line="360" w:lineRule="auto"/>
-              <w:ind w:left="0"/>
-              <w:contextualSpacing w:val="0"/>
-              <w:rPr>
-                <w:sz w:val="28"/>
-                <w:szCs w:val="28"/>
-                <w:lang w:val="en-US"/>
-              </w:rPr>
-            </w:pPr>
-            <w:proofErr w:type="spellStart"/>
-            <w:r>
-              <w:rPr>
-                <w:sz w:val="28"/>
-                <w:szCs w:val="28"/>
-              </w:rPr>
-              <w:t>created_at</w:t>
-            </w:r>
-            <w:proofErr w:type="spellEnd"/>
-          </w:p>
-        </w:tc>
-        <w:tc>
-          <w:tcPr>
-            <w:tcW w:w="3115" w:type="dxa"/>
-          </w:tcPr>
-          <w:p>
-            <w:pPr>
-              <w:pStyle w:val="a3"/>
-              <w:spacing w:line="360" w:lineRule="auto"/>
-              <w:ind w:left="0"/>
-              <w:contextualSpacing w:val="0"/>
-              <w:rPr>
-                <w:sz w:val="28"/>
-                <w:szCs w:val="28"/>
-                <w:lang w:val="en-US"/>
-              </w:rPr>
-            </w:pPr>
-            <w:r>
-              <w:rPr>
-                <w:sz w:val="28"/>
-                <w:szCs w:val="28"/>
-              </w:rPr>
-              <w:t>TIMESTAMP</w:t>
-            </w:r>
-          </w:p>
-        </w:tc>
-        <w:tc>
-          <w:tcPr>
-            <w:tcW w:w="3830" w:type="dxa"/>
-          </w:tcPr>
-          <w:p>
-            <w:pPr>
-              <w:pStyle w:val="a3"/>
-              <w:spacing w:line="360" w:lineRule="auto"/>
-              <w:ind w:left="0"/>
-              <w:contextualSpacing w:val="0"/>
-              <w:rPr>
-                <w:sz w:val="28"/>
-                <w:szCs w:val="28"/>
-              </w:rPr>
-            </w:pPr>
-            <w:r>
-              <w:rPr>
-                <w:sz w:val="28"/>
-                <w:szCs w:val="28"/>
-              </w:rPr>
-              <w:t>Дата и время создания записи</w:t>
+              <w:t>Описание</w:t>
             </w:r>
           </w:p>
         </w:tc>
@@ -12146,6 +11980,7 @@
               <w:spacing w:line="360" w:lineRule="auto"/>
               <w:ind w:left="0"/>
               <w:contextualSpacing w:val="0"/>
+              <w:jc w:val="center"/>
               <w:rPr>
                 <w:sz w:val="28"/>
                 <w:szCs w:val="28"/>
@@ -12171,6 +12006,7 @@
               <w:spacing w:line="360" w:lineRule="auto"/>
               <w:ind w:left="0"/>
               <w:contextualSpacing w:val="0"/>
+              <w:jc w:val="center"/>
               <w:rPr>
                 <w:sz w:val="28"/>
                 <w:szCs w:val="28"/>
@@ -12304,6 +12140,7 @@
               <w:pStyle w:val="a3"/>
               <w:spacing w:line="360" w:lineRule="auto"/>
               <w:ind w:left="0"/>
+              <w:jc w:val="center"/>
               <w:rPr>
                 <w:sz w:val="28"/>
                 <w:szCs w:val="28"/>
@@ -12328,6 +12165,7 @@
               <w:pStyle w:val="a3"/>
               <w:spacing w:line="360" w:lineRule="auto"/>
               <w:ind w:left="0"/>
+              <w:jc w:val="center"/>
               <w:rPr>
                 <w:sz w:val="28"/>
                 <w:szCs w:val="28"/>
@@ -12380,6 +12218,7 @@
               <w:pStyle w:val="a3"/>
               <w:spacing w:line="360" w:lineRule="auto"/>
               <w:ind w:left="0"/>
+              <w:jc w:val="center"/>
               <w:rPr>
                 <w:sz w:val="28"/>
                 <w:szCs w:val="28"/>
@@ -12404,6 +12243,7 @@
               <w:pStyle w:val="a3"/>
               <w:spacing w:line="360" w:lineRule="auto"/>
               <w:ind w:left="0"/>
+              <w:jc w:val="center"/>
               <w:rPr>
                 <w:sz w:val="28"/>
                 <w:szCs w:val="28"/>
@@ -12464,6 +12304,7 @@
               <w:pStyle w:val="a3"/>
               <w:spacing w:line="360" w:lineRule="auto"/>
               <w:ind w:left="0"/>
+              <w:jc w:val="center"/>
               <w:rPr>
                 <w:sz w:val="28"/>
                 <w:szCs w:val="28"/>
@@ -12488,6 +12329,7 @@
               <w:pStyle w:val="a3"/>
               <w:spacing w:line="360" w:lineRule="auto"/>
               <w:ind w:left="0"/>
+              <w:jc w:val="center"/>
               <w:rPr>
                 <w:sz w:val="28"/>
                 <w:szCs w:val="28"/>
@@ -12577,27 +12419,19 @@
               <w:pStyle w:val="a3"/>
               <w:spacing w:line="360" w:lineRule="auto"/>
               <w:ind w:left="0"/>
+              <w:jc w:val="center"/>
               <w:rPr>
                 <w:sz w:val="28"/>
                 <w:szCs w:val="28"/>
                 <w:lang w:val="en-US"/>
               </w:rPr>
             </w:pPr>
-            <w:proofErr w:type="gramStart"/>
-            <w:r>
-              <w:rPr>
-                <w:sz w:val="28"/>
-                <w:szCs w:val="28"/>
-              </w:rPr>
-              <w:t>VARCHAR(</w:t>
-            </w:r>
-            <w:proofErr w:type="gramEnd"/>
-            <w:r>
-              <w:rPr>
-                <w:sz w:val="28"/>
-                <w:szCs w:val="28"/>
-              </w:rPr>
-              <w:t>100)</w:t>
+            <w:r>
+              <w:rPr>
+                <w:sz w:val="28"/>
+                <w:szCs w:val="28"/>
+              </w:rPr>
+              <w:t>VARCHAR(100)</w:t>
             </w:r>
           </w:p>
         </w:tc>
@@ -12610,6 +12444,7 @@
               <w:pStyle w:val="a3"/>
               <w:spacing w:line="360" w:lineRule="auto"/>
               <w:ind w:left="0"/>
+              <w:jc w:val="center"/>
               <w:rPr>
                 <w:sz w:val="28"/>
                 <w:szCs w:val="28"/>
@@ -12662,6 +12497,7 @@
               <w:pStyle w:val="a3"/>
               <w:spacing w:line="360" w:lineRule="auto"/>
               <w:ind w:left="0"/>
+              <w:jc w:val="center"/>
               <w:rPr>
                 <w:sz w:val="28"/>
                 <w:szCs w:val="28"/>
@@ -12687,6 +12523,7 @@
               <w:pStyle w:val="a3"/>
               <w:spacing w:line="360" w:lineRule="auto"/>
               <w:ind w:left="0"/>
+              <w:jc w:val="center"/>
               <w:rPr>
                 <w:sz w:val="28"/>
                 <w:szCs w:val="28"/>
@@ -12739,6 +12576,7 @@
               <w:pStyle w:val="a3"/>
               <w:spacing w:line="360" w:lineRule="auto"/>
               <w:ind w:left="0"/>
+              <w:jc w:val="center"/>
               <w:rPr>
                 <w:sz w:val="28"/>
                 <w:szCs w:val="28"/>
@@ -12763,6 +12601,7 @@
               <w:pStyle w:val="a3"/>
               <w:spacing w:line="360" w:lineRule="auto"/>
               <w:ind w:left="0"/>
+              <w:jc w:val="center"/>
               <w:rPr>
                 <w:sz w:val="28"/>
                 <w:szCs w:val="28"/>
@@ -12859,6 +12698,7 @@
               <w:pStyle w:val="a3"/>
               <w:spacing w:line="360" w:lineRule="auto"/>
               <w:ind w:left="0"/>
+              <w:jc w:val="center"/>
               <w:rPr>
                 <w:sz w:val="28"/>
                 <w:szCs w:val="28"/>
@@ -12883,6 +12723,7 @@
               <w:pStyle w:val="a3"/>
               <w:spacing w:line="360" w:lineRule="auto"/>
               <w:ind w:left="0"/>
+              <w:jc w:val="center"/>
               <w:rPr>
                 <w:sz w:val="28"/>
                 <w:szCs w:val="28"/>
@@ -12934,6 +12775,7 @@
               <w:pStyle w:val="a3"/>
               <w:spacing w:line="360" w:lineRule="auto"/>
               <w:ind w:left="0"/>
+              <w:jc w:val="center"/>
               <w:rPr>
                 <w:sz w:val="28"/>
                 <w:szCs w:val="28"/>
@@ -12959,6 +12801,7 @@
               <w:pStyle w:val="a3"/>
               <w:spacing w:line="360" w:lineRule="auto"/>
               <w:ind w:left="0"/>
+              <w:jc w:val="center"/>
               <w:rPr>
                 <w:sz w:val="28"/>
                 <w:szCs w:val="28"/>
@@ -13092,6 +12935,7 @@
               <w:pStyle w:val="a3"/>
               <w:spacing w:line="360" w:lineRule="auto"/>
               <w:ind w:left="0"/>
+              <w:jc w:val="center"/>
               <w:rPr>
                 <w:sz w:val="28"/>
                 <w:szCs w:val="28"/>
@@ -13116,6 +12960,7 @@
               <w:pStyle w:val="a3"/>
               <w:spacing w:line="360" w:lineRule="auto"/>
               <w:ind w:left="0"/>
+              <w:jc w:val="center"/>
               <w:rPr>
                 <w:sz w:val="28"/>
                 <w:szCs w:val="28"/>
@@ -13168,6 +13013,7 @@
               <w:pStyle w:val="a3"/>
               <w:spacing w:line="360" w:lineRule="auto"/>
               <w:ind w:left="0"/>
+              <w:jc w:val="center"/>
               <w:rPr>
                 <w:sz w:val="28"/>
                 <w:szCs w:val="28"/>
@@ -13193,6 +13039,7 @@
               <w:pStyle w:val="a3"/>
               <w:spacing w:line="360" w:lineRule="auto"/>
               <w:ind w:left="0"/>
+              <w:jc w:val="center"/>
               <w:rPr>
                 <w:sz w:val="28"/>
                 <w:szCs w:val="28"/>
@@ -13253,6 +13100,7 @@
               <w:pStyle w:val="a3"/>
               <w:spacing w:line="360" w:lineRule="auto"/>
               <w:ind w:left="0"/>
+              <w:jc w:val="center"/>
               <w:rPr>
                 <w:sz w:val="28"/>
                 <w:szCs w:val="28"/>
@@ -13277,6 +13125,7 @@
               <w:pStyle w:val="a3"/>
               <w:spacing w:line="360" w:lineRule="auto"/>
               <w:ind w:left="0"/>
+              <w:jc w:val="center"/>
               <w:rPr>
                 <w:sz w:val="28"/>
                 <w:szCs w:val="28"/>
@@ -13366,6 +13215,7 @@
               <w:pStyle w:val="a3"/>
               <w:spacing w:line="360" w:lineRule="auto"/>
               <w:ind w:left="0"/>
+              <w:jc w:val="center"/>
               <w:rPr>
                 <w:sz w:val="28"/>
                 <w:szCs w:val="28"/>
@@ -13391,6 +13241,7 @@
               <w:pStyle w:val="a3"/>
               <w:spacing w:line="360" w:lineRule="auto"/>
               <w:ind w:left="0"/>
+              <w:jc w:val="center"/>
               <w:rPr>
                 <w:sz w:val="28"/>
                 <w:szCs w:val="28"/>
@@ -13440,6 +13291,352 @@
                 <w:szCs w:val="28"/>
               </w:rPr>
               <w:t>)</w:t>
+            </w:r>
+          </w:p>
+        </w:tc>
+      </w:tr>
+      <w:tr>
+        <w:tc>
+          <w:tcPr>
+            <w:tcW w:w="3115" w:type="dxa"/>
+          </w:tcPr>
+          <w:p>
+            <w:pPr>
+              <w:pStyle w:val="a3"/>
+              <w:spacing w:line="360" w:lineRule="auto"/>
+              <w:ind w:left="0"/>
+              <w:rPr>
+                <w:sz w:val="28"/>
+                <w:szCs w:val="28"/>
+                <w:lang w:val="en-US"/>
+              </w:rPr>
+            </w:pPr>
+            <w:proofErr w:type="spellStart"/>
+            <w:r>
+              <w:rPr>
+                <w:sz w:val="28"/>
+                <w:szCs w:val="28"/>
+              </w:rPr>
+              <w:t>category_id</w:t>
+            </w:r>
+            <w:proofErr w:type="spellEnd"/>
+          </w:p>
+        </w:tc>
+        <w:tc>
+          <w:tcPr>
+            <w:tcW w:w="3115" w:type="dxa"/>
+          </w:tcPr>
+          <w:p>
+            <w:pPr>
+              <w:pStyle w:val="a3"/>
+              <w:spacing w:line="360" w:lineRule="auto"/>
+              <w:ind w:left="0"/>
+              <w:jc w:val="center"/>
+              <w:rPr>
+                <w:sz w:val="28"/>
+                <w:szCs w:val="28"/>
+                <w:lang w:val="en-US"/>
+              </w:rPr>
+            </w:pPr>
+            <w:r>
+              <w:rPr>
+                <w:sz w:val="28"/>
+                <w:szCs w:val="28"/>
+              </w:rPr>
+              <w:t>BIGINT</w:t>
+            </w:r>
+          </w:p>
+        </w:tc>
+        <w:tc>
+          <w:tcPr>
+            <w:tcW w:w="3830" w:type="dxa"/>
+          </w:tcPr>
+          <w:p>
+            <w:pPr>
+              <w:pStyle w:val="a3"/>
+              <w:spacing w:line="360" w:lineRule="auto"/>
+              <w:ind w:left="0"/>
+              <w:jc w:val="center"/>
+              <w:rPr>
+                <w:sz w:val="28"/>
+                <w:szCs w:val="28"/>
+              </w:rPr>
+            </w:pPr>
+            <w:r>
+              <w:rPr>
+                <w:sz w:val="28"/>
+                <w:szCs w:val="28"/>
+              </w:rPr>
+              <w:t xml:space="preserve">Внешний ключ к таблице </w:t>
+            </w:r>
+            <w:r>
+              <w:rPr>
+                <w:sz w:val="28"/>
+                <w:szCs w:val="28"/>
+                <w:lang w:val="en-US"/>
+              </w:rPr>
+              <w:t>categories</w:t>
+            </w:r>
+            <w:r>
+              <w:rPr>
+                <w:sz w:val="28"/>
+                <w:szCs w:val="28"/>
+              </w:rPr>
+              <w:t xml:space="preserve"> </w:t>
+            </w:r>
+            <w:r>
+              <w:rPr>
+                <w:sz w:val="28"/>
+                <w:szCs w:val="28"/>
+              </w:rPr>
+              <w:t>(</w:t>
+            </w:r>
+            <w:r>
+              <w:rPr>
+                <w:sz w:val="28"/>
+                <w:szCs w:val="28"/>
+                <w:lang w:val="en-US"/>
+              </w:rPr>
+              <w:t>FK</w:t>
+            </w:r>
+            <w:r>
+              <w:rPr>
+                <w:sz w:val="28"/>
+                <w:szCs w:val="28"/>
+              </w:rPr>
+              <w:t>)</w:t>
+            </w:r>
+          </w:p>
+        </w:tc>
+      </w:tr>
+      <w:tr>
+        <w:tc>
+          <w:tcPr>
+            <w:tcW w:w="3115" w:type="dxa"/>
+          </w:tcPr>
+          <w:p>
+            <w:pPr>
+              <w:pStyle w:val="a3"/>
+              <w:spacing w:line="360" w:lineRule="auto"/>
+              <w:ind w:left="0"/>
+              <w:rPr>
+                <w:sz w:val="28"/>
+                <w:szCs w:val="28"/>
+                <w:lang w:val="en-US"/>
+              </w:rPr>
+            </w:pPr>
+            <w:proofErr w:type="spellStart"/>
+            <w:r>
+              <w:rPr>
+                <w:sz w:val="28"/>
+                <w:szCs w:val="28"/>
+              </w:rPr>
+              <w:t>amount</w:t>
+            </w:r>
+            <w:proofErr w:type="spellEnd"/>
+          </w:p>
+        </w:tc>
+        <w:tc>
+          <w:tcPr>
+            <w:tcW w:w="3115" w:type="dxa"/>
+          </w:tcPr>
+          <w:p>
+            <w:pPr>
+              <w:pStyle w:val="a3"/>
+              <w:spacing w:line="360" w:lineRule="auto"/>
+              <w:ind w:left="0"/>
+              <w:jc w:val="center"/>
+              <w:rPr>
+                <w:sz w:val="28"/>
+                <w:szCs w:val="28"/>
+                <w:lang w:val="en-US"/>
+              </w:rPr>
+            </w:pPr>
+            <w:r>
+              <w:rPr>
+                <w:sz w:val="28"/>
+                <w:szCs w:val="28"/>
+              </w:rPr>
+              <w:t>DECIMAL(15,2)</w:t>
+            </w:r>
+          </w:p>
+        </w:tc>
+        <w:tc>
+          <w:tcPr>
+            <w:tcW w:w="3830" w:type="dxa"/>
+          </w:tcPr>
+          <w:p>
+            <w:pPr>
+              <w:pStyle w:val="a3"/>
+              <w:spacing w:line="360" w:lineRule="auto"/>
+              <w:ind w:left="0"/>
+              <w:jc w:val="center"/>
+              <w:rPr>
+                <w:sz w:val="28"/>
+                <w:szCs w:val="28"/>
+                <w:lang w:val="en-US"/>
+              </w:rPr>
+            </w:pPr>
+            <w:r>
+              <w:rPr>
+                <w:sz w:val="28"/>
+                <w:szCs w:val="28"/>
+              </w:rPr>
+              <w:t>Сумма операции</w:t>
+            </w:r>
+          </w:p>
+        </w:tc>
+      </w:tr>
+      <w:tr>
+        <w:tc>
+          <w:tcPr>
+            <w:tcW w:w="3115" w:type="dxa"/>
+          </w:tcPr>
+          <w:p>
+            <w:pPr>
+              <w:pStyle w:val="a3"/>
+              <w:spacing w:line="360" w:lineRule="auto"/>
+              <w:ind w:left="0"/>
+              <w:rPr>
+                <w:sz w:val="28"/>
+                <w:szCs w:val="28"/>
+                <w:lang w:val="en-US"/>
+              </w:rPr>
+            </w:pPr>
+            <w:proofErr w:type="spellStart"/>
+            <w:r>
+              <w:rPr>
+                <w:sz w:val="28"/>
+                <w:szCs w:val="28"/>
+              </w:rPr>
+              <w:t>operation_date</w:t>
+            </w:r>
+            <w:proofErr w:type="spellEnd"/>
+          </w:p>
+        </w:tc>
+        <w:tc>
+          <w:tcPr>
+            <w:tcW w:w="3115" w:type="dxa"/>
+          </w:tcPr>
+          <w:p>
+            <w:pPr>
+              <w:pStyle w:val="a3"/>
+              <w:spacing w:line="360" w:lineRule="auto"/>
+              <w:ind w:left="0"/>
+              <w:jc w:val="center"/>
+              <w:rPr>
+                <w:sz w:val="28"/>
+                <w:szCs w:val="28"/>
+                <w:lang w:val="en-US"/>
+              </w:rPr>
+            </w:pPr>
+            <w:r>
+              <w:rPr>
+                <w:sz w:val="28"/>
+                <w:szCs w:val="28"/>
+              </w:rPr>
+              <w:t>DATE</w:t>
+            </w:r>
+          </w:p>
+        </w:tc>
+        <w:tc>
+          <w:tcPr>
+            <w:tcW w:w="3830" w:type="dxa"/>
+          </w:tcPr>
+          <w:p>
+            <w:pPr>
+              <w:pStyle w:val="a3"/>
+              <w:spacing w:line="360" w:lineRule="auto"/>
+              <w:ind w:left="0"/>
+              <w:jc w:val="center"/>
+              <w:rPr>
+                <w:sz w:val="28"/>
+                <w:szCs w:val="28"/>
+              </w:rPr>
+            </w:pPr>
+            <w:r>
+              <w:rPr>
+                <w:sz w:val="28"/>
+                <w:szCs w:val="28"/>
+              </w:rPr>
+              <w:t>Дата совершения операции</w:t>
+            </w:r>
+          </w:p>
+        </w:tc>
+      </w:tr>
+      <w:tr>
+        <w:tc>
+          <w:tcPr>
+            <w:tcW w:w="3115" w:type="dxa"/>
+          </w:tcPr>
+          <w:p>
+            <w:pPr>
+              <w:pStyle w:val="a3"/>
+              <w:spacing w:line="360" w:lineRule="auto"/>
+              <w:ind w:left="0"/>
+              <w:rPr>
+                <w:sz w:val="28"/>
+                <w:szCs w:val="28"/>
+                <w:lang w:val="en-US"/>
+              </w:rPr>
+            </w:pPr>
+            <w:proofErr w:type="spellStart"/>
+            <w:r>
+              <w:rPr>
+                <w:sz w:val="28"/>
+                <w:szCs w:val="28"/>
+              </w:rPr>
+              <w:t>operation_time</w:t>
+            </w:r>
+            <w:proofErr w:type="spellEnd"/>
+          </w:p>
+        </w:tc>
+        <w:tc>
+          <w:tcPr>
+            <w:tcW w:w="3115" w:type="dxa"/>
+          </w:tcPr>
+          <w:p>
+            <w:pPr>
+              <w:pStyle w:val="a3"/>
+              <w:spacing w:line="360" w:lineRule="auto"/>
+              <w:ind w:left="0"/>
+              <w:jc w:val="center"/>
+              <w:rPr>
+                <w:sz w:val="28"/>
+                <w:szCs w:val="28"/>
+                <w:lang w:val="en-US"/>
+              </w:rPr>
+            </w:pPr>
+            <w:r>
+              <w:rPr>
+                <w:sz w:val="28"/>
+                <w:szCs w:val="28"/>
+              </w:rPr>
+              <w:t>TIME</w:t>
+            </w:r>
+          </w:p>
+        </w:tc>
+        <w:tc>
+          <w:tcPr>
+            <w:tcW w:w="3830" w:type="dxa"/>
+          </w:tcPr>
+          <w:p>
+            <w:pPr>
+              <w:pStyle w:val="a3"/>
+              <w:spacing w:line="360" w:lineRule="auto"/>
+              <w:ind w:left="0"/>
+              <w:jc w:val="center"/>
+              <w:rPr>
+                <w:sz w:val="28"/>
+                <w:szCs w:val="28"/>
+              </w:rPr>
+            </w:pPr>
+            <w:r>
+              <w:rPr>
+                <w:sz w:val="28"/>
+                <w:szCs w:val="28"/>
+              </w:rPr>
+              <w:t>Время совершения операции</w:t>
             </w:r>
           </w:p>
         </w:tc>
@@ -13447,23 +13644,14 @@
     </w:tbl>
     <w:p>
       <w:pPr>
-        <w:spacing w:after="160" w:line="259" w:lineRule="auto"/>
-      </w:pPr>
-      <w:r>
-        <w:br w:type="page"/>
-      </w:r>
-    </w:p>
-    <w:p>
-      <w:pPr>
-        <w:rPr>
-          <w:sz w:val="28"/>
-          <w:szCs w:val="28"/>
-        </w:rPr>
-      </w:pPr>
-      <w:r>
-        <w:rPr>
-          <w:sz w:val="28"/>
-          <w:szCs w:val="28"/>
+        <w:spacing w:line="360" w:lineRule="auto"/>
+        <w:rPr>
+          <w:sz w:val="28"/>
+        </w:rPr>
+      </w:pPr>
+      <w:r>
+        <w:rPr>
+          <w:sz w:val="28"/>
         </w:rPr>
         <w:lastRenderedPageBreak/>
         <w:t>Продолжение таблицы 7</w:t>
@@ -13496,15 +13684,13 @@
                 <w:lang w:val="en-US"/>
               </w:rPr>
             </w:pPr>
-            <w:proofErr w:type="spellStart"/>
-            <w:r>
-              <w:rPr>
-                <w:sz w:val="28"/>
-                <w:szCs w:val="28"/>
-              </w:rPr>
-              <w:t>category_id</w:t>
-            </w:r>
-            <w:proofErr w:type="spellEnd"/>
+            <w:r>
+              <w:rPr>
+                <w:sz w:val="28"/>
+                <w:szCs w:val="28"/>
+              </w:rPr>
+              <w:t>Поле</w:t>
+            </w:r>
           </w:p>
         </w:tc>
         <w:tc>
@@ -13516,6 +13702,7 @@
               <w:pStyle w:val="a3"/>
               <w:spacing w:line="360" w:lineRule="auto"/>
               <w:ind w:left="0"/>
+              <w:jc w:val="center"/>
               <w:rPr>
                 <w:sz w:val="28"/>
                 <w:szCs w:val="28"/>
@@ -13527,7 +13714,7 @@
                 <w:sz w:val="28"/>
                 <w:szCs w:val="28"/>
               </w:rPr>
-              <w:t>BIGINT</w:t>
+              <w:t>Тип данных</w:t>
             </w:r>
           </w:p>
         </w:tc>
@@ -13540,9 +13727,11 @@
               <w:pStyle w:val="a3"/>
               <w:spacing w:line="360" w:lineRule="auto"/>
               <w:ind w:left="0"/>
-              <w:rPr>
-                <w:sz w:val="28"/>
-                <w:szCs w:val="28"/>
+              <w:jc w:val="center"/>
+              <w:rPr>
+                <w:sz w:val="28"/>
+                <w:szCs w:val="28"/>
+                <w:lang w:val="en-US"/>
               </w:rPr>
             </w:pPr>
             <w:r>
@@ -13550,44 +13739,7 @@
                 <w:sz w:val="28"/>
                 <w:szCs w:val="28"/>
               </w:rPr>
-              <w:t xml:space="preserve">Внешний ключ к таблице </w:t>
-            </w:r>
-            <w:r>
-              <w:rPr>
-                <w:sz w:val="28"/>
-                <w:szCs w:val="28"/>
-                <w:lang w:val="en-US"/>
-              </w:rPr>
-              <w:t>categories</w:t>
-            </w:r>
-            <w:r>
-              <w:rPr>
-                <w:sz w:val="28"/>
-                <w:szCs w:val="28"/>
-              </w:rPr>
-              <w:t xml:space="preserve"> </w:t>
-            </w:r>
-            <w:r>
-              <w:rPr>
-                <w:sz w:val="28"/>
-                <w:szCs w:val="28"/>
-              </w:rPr>
-              <w:t>(</w:t>
-            </w:r>
-            <w:r>
-              <w:rPr>
-                <w:sz w:val="28"/>
-                <w:szCs w:val="28"/>
-                <w:lang w:val="en-US"/>
-              </w:rPr>
-              <w:t>FK</w:t>
-            </w:r>
-            <w:r>
-              <w:rPr>
-                <w:sz w:val="28"/>
-                <w:szCs w:val="28"/>
-              </w:rPr>
-              <w:t>)</w:t>
+              <w:t>Описание</w:t>
             </w:r>
           </w:p>
         </w:tc>
@@ -13614,7 +13766,7 @@
                 <w:sz w:val="28"/>
                 <w:szCs w:val="28"/>
               </w:rPr>
-              <w:t>amount</w:t>
+              <w:t>description</w:t>
             </w:r>
             <w:proofErr w:type="spellEnd"/>
           </w:p>
@@ -13628,27 +13780,20 @@
               <w:pStyle w:val="a3"/>
               <w:spacing w:line="360" w:lineRule="auto"/>
               <w:ind w:left="0"/>
+              <w:jc w:val="center"/>
               <w:rPr>
                 <w:sz w:val="28"/>
                 <w:szCs w:val="28"/>
                 <w:lang w:val="en-US"/>
               </w:rPr>
             </w:pPr>
-            <w:proofErr w:type="gramStart"/>
-            <w:r>
-              <w:rPr>
-                <w:sz w:val="28"/>
-                <w:szCs w:val="28"/>
-              </w:rPr>
-              <w:t>DECIMAL(</w:t>
-            </w:r>
-            <w:proofErr w:type="gramEnd"/>
-            <w:r>
-              <w:rPr>
-                <w:sz w:val="28"/>
-                <w:szCs w:val="28"/>
-              </w:rPr>
-              <w:t>15,2)</w:t>
+            <w:r>
+              <w:rPr>
+                <w:sz w:val="28"/>
+                <w:szCs w:val="28"/>
+                <w:lang w:val="en-US"/>
+              </w:rPr>
+              <w:t>VARCHAR(255)</w:t>
             </w:r>
           </w:p>
         </w:tc>
@@ -13661,18 +13806,33 @@
               <w:pStyle w:val="a3"/>
               <w:spacing w:line="360" w:lineRule="auto"/>
               <w:ind w:left="0"/>
+              <w:jc w:val="center"/>
+              <w:rPr>
+                <w:sz w:val="28"/>
+                <w:szCs w:val="28"/>
+              </w:rPr>
+            </w:pPr>
+            <w:r>
+              <w:rPr>
+                <w:sz w:val="28"/>
+                <w:szCs w:val="28"/>
+              </w:rPr>
+              <w:t>Описание</w:t>
+            </w:r>
+            <w:r>
               <w:rPr>
                 <w:sz w:val="28"/>
                 <w:szCs w:val="28"/>
                 <w:lang w:val="en-US"/>
               </w:rPr>
-            </w:pPr>
-            <w:r>
-              <w:rPr>
-                <w:sz w:val="28"/>
-                <w:szCs w:val="28"/>
-              </w:rPr>
-              <w:t>Сумма операции</w:t>
+              <w:t xml:space="preserve"> </w:t>
+            </w:r>
+            <w:r>
+              <w:rPr>
+                <w:sz w:val="28"/>
+                <w:szCs w:val="28"/>
+              </w:rPr>
+              <w:t>операции</w:t>
             </w:r>
           </w:p>
         </w:tc>
@@ -13699,7 +13859,7 @@
                 <w:sz w:val="28"/>
                 <w:szCs w:val="28"/>
               </w:rPr>
-              <w:t>operation_date</w:t>
+              <w:t>status</w:t>
             </w:r>
             <w:proofErr w:type="spellEnd"/>
           </w:p>
@@ -13713,6 +13873,7 @@
               <w:pStyle w:val="a3"/>
               <w:spacing w:line="360" w:lineRule="auto"/>
               <w:ind w:left="0"/>
+              <w:jc w:val="center"/>
               <w:rPr>
                 <w:sz w:val="28"/>
                 <w:szCs w:val="28"/>
@@ -13724,7 +13885,7 @@
                 <w:sz w:val="28"/>
                 <w:szCs w:val="28"/>
               </w:rPr>
-              <w:t>DATE</w:t>
+              <w:t>ENUM</w:t>
             </w:r>
           </w:p>
         </w:tc>
@@ -13737,9 +13898,11 @@
               <w:pStyle w:val="a3"/>
               <w:spacing w:line="360" w:lineRule="auto"/>
               <w:ind w:left="0"/>
-              <w:rPr>
-                <w:sz w:val="28"/>
-                <w:szCs w:val="28"/>
+              <w:jc w:val="center"/>
+              <w:rPr>
+                <w:sz w:val="28"/>
+                <w:szCs w:val="28"/>
+                <w:lang w:val="en-US"/>
               </w:rPr>
             </w:pPr>
             <w:r>
@@ -13747,7 +13910,22 @@
                 <w:sz w:val="28"/>
                 <w:szCs w:val="28"/>
               </w:rPr>
-              <w:t>Дата совершения операции</w:t>
+              <w:t>Статус</w:t>
+            </w:r>
+            <w:r>
+              <w:rPr>
+                <w:sz w:val="28"/>
+                <w:szCs w:val="28"/>
+                <w:lang w:val="en-US"/>
+              </w:rPr>
+              <w:t xml:space="preserve"> </w:t>
+            </w:r>
+            <w:r>
+              <w:rPr>
+                <w:sz w:val="28"/>
+                <w:szCs w:val="28"/>
+              </w:rPr>
+              <w:t>операции</w:t>
             </w:r>
           </w:p>
         </w:tc>
@@ -13774,7 +13952,7 @@
                 <w:sz w:val="28"/>
                 <w:szCs w:val="28"/>
               </w:rPr>
-              <w:t>operation_time</w:t>
+              <w:t>transfer_account_id</w:t>
             </w:r>
             <w:proofErr w:type="spellEnd"/>
           </w:p>
@@ -13788,6 +13966,7 @@
               <w:pStyle w:val="a3"/>
               <w:spacing w:line="360" w:lineRule="auto"/>
               <w:ind w:left="0"/>
+              <w:jc w:val="center"/>
               <w:rPr>
                 <w:sz w:val="28"/>
                 <w:szCs w:val="28"/>
@@ -13798,8 +13977,9 @@
               <w:rPr>
                 <w:sz w:val="28"/>
                 <w:szCs w:val="28"/>
-              </w:rPr>
-              <w:t>TIME</w:t>
+                <w:lang w:val="en-US"/>
+              </w:rPr>
+              <w:t>BIGINT</w:t>
             </w:r>
           </w:p>
         </w:tc>
@@ -13812,274 +13992,7 @@
               <w:pStyle w:val="a3"/>
               <w:spacing w:line="360" w:lineRule="auto"/>
               <w:ind w:left="0"/>
-              <w:rPr>
-                <w:sz w:val="28"/>
-                <w:szCs w:val="28"/>
-              </w:rPr>
-            </w:pPr>
-            <w:r>
-              <w:rPr>
-                <w:sz w:val="28"/>
-                <w:szCs w:val="28"/>
-              </w:rPr>
-              <w:t>Время совершения операции</w:t>
-            </w:r>
-          </w:p>
-        </w:tc>
-      </w:tr>
-      <w:tr>
-        <w:tc>
-          <w:tcPr>
-            <w:tcW w:w="3115" w:type="dxa"/>
-          </w:tcPr>
-          <w:p>
-            <w:pPr>
-              <w:pStyle w:val="a3"/>
-              <w:spacing w:line="360" w:lineRule="auto"/>
-              <w:ind w:left="0"/>
-              <w:rPr>
-                <w:sz w:val="28"/>
-                <w:szCs w:val="28"/>
-                <w:lang w:val="en-US"/>
-              </w:rPr>
-            </w:pPr>
-            <w:proofErr w:type="spellStart"/>
-            <w:r>
-              <w:rPr>
-                <w:sz w:val="28"/>
-                <w:szCs w:val="28"/>
-              </w:rPr>
-              <w:t>description</w:t>
-            </w:r>
-            <w:proofErr w:type="spellEnd"/>
-          </w:p>
-        </w:tc>
-        <w:tc>
-          <w:tcPr>
-            <w:tcW w:w="3115" w:type="dxa"/>
-          </w:tcPr>
-          <w:p>
-            <w:pPr>
-              <w:pStyle w:val="a3"/>
-              <w:spacing w:line="360" w:lineRule="auto"/>
-              <w:ind w:left="0"/>
-              <w:rPr>
-                <w:sz w:val="28"/>
-                <w:szCs w:val="28"/>
-                <w:lang w:val="en-US"/>
-              </w:rPr>
-            </w:pPr>
-            <w:proofErr w:type="gramStart"/>
-            <w:r>
-              <w:rPr>
-                <w:sz w:val="28"/>
-                <w:szCs w:val="28"/>
-                <w:lang w:val="en-US"/>
-              </w:rPr>
-              <w:t>VARCHAR(</w:t>
-            </w:r>
-            <w:proofErr w:type="gramEnd"/>
-            <w:r>
-              <w:rPr>
-                <w:sz w:val="28"/>
-                <w:szCs w:val="28"/>
-                <w:lang w:val="en-US"/>
-              </w:rPr>
-              <w:t>255)</w:t>
-            </w:r>
-          </w:p>
-        </w:tc>
-        <w:tc>
-          <w:tcPr>
-            <w:tcW w:w="3830" w:type="dxa"/>
-          </w:tcPr>
-          <w:p>
-            <w:pPr>
-              <w:pStyle w:val="a3"/>
-              <w:spacing w:line="360" w:lineRule="auto"/>
-              <w:ind w:left="0"/>
-              <w:rPr>
-                <w:sz w:val="28"/>
-                <w:szCs w:val="28"/>
-              </w:rPr>
-            </w:pPr>
-            <w:r>
-              <w:rPr>
-                <w:sz w:val="28"/>
-                <w:szCs w:val="28"/>
-              </w:rPr>
-              <w:t>Описание</w:t>
-            </w:r>
-            <w:r>
-              <w:rPr>
-                <w:sz w:val="28"/>
-                <w:szCs w:val="28"/>
-                <w:lang w:val="en-US"/>
-              </w:rPr>
-              <w:t xml:space="preserve"> </w:t>
-            </w:r>
-            <w:r>
-              <w:rPr>
-                <w:sz w:val="28"/>
-                <w:szCs w:val="28"/>
-              </w:rPr>
-              <w:t>операции</w:t>
-            </w:r>
-          </w:p>
-        </w:tc>
-      </w:tr>
-      <w:tr>
-        <w:tc>
-          <w:tcPr>
-            <w:tcW w:w="3115" w:type="dxa"/>
-          </w:tcPr>
-          <w:p>
-            <w:pPr>
-              <w:pStyle w:val="a3"/>
-              <w:spacing w:line="360" w:lineRule="auto"/>
-              <w:ind w:left="0"/>
-              <w:rPr>
-                <w:sz w:val="28"/>
-                <w:szCs w:val="28"/>
-                <w:lang w:val="en-US"/>
-              </w:rPr>
-            </w:pPr>
-            <w:proofErr w:type="spellStart"/>
-            <w:r>
-              <w:rPr>
-                <w:sz w:val="28"/>
-                <w:szCs w:val="28"/>
-              </w:rPr>
-              <w:t>status</w:t>
-            </w:r>
-            <w:proofErr w:type="spellEnd"/>
-          </w:p>
-        </w:tc>
-        <w:tc>
-          <w:tcPr>
-            <w:tcW w:w="3115" w:type="dxa"/>
-          </w:tcPr>
-          <w:p>
-            <w:pPr>
-              <w:pStyle w:val="a3"/>
-              <w:spacing w:line="360" w:lineRule="auto"/>
-              <w:ind w:left="0"/>
-              <w:rPr>
-                <w:sz w:val="28"/>
-                <w:szCs w:val="28"/>
-                <w:lang w:val="en-US"/>
-              </w:rPr>
-            </w:pPr>
-            <w:r>
-              <w:rPr>
-                <w:sz w:val="28"/>
-                <w:szCs w:val="28"/>
-              </w:rPr>
-              <w:t>ENUM</w:t>
-            </w:r>
-          </w:p>
-        </w:tc>
-        <w:tc>
-          <w:tcPr>
-            <w:tcW w:w="3830" w:type="dxa"/>
-          </w:tcPr>
-          <w:p>
-            <w:pPr>
-              <w:pStyle w:val="a3"/>
-              <w:spacing w:line="360" w:lineRule="auto"/>
-              <w:ind w:left="0"/>
-              <w:rPr>
-                <w:sz w:val="28"/>
-                <w:szCs w:val="28"/>
-                <w:lang w:val="en-US"/>
-              </w:rPr>
-            </w:pPr>
-            <w:r>
-              <w:rPr>
-                <w:sz w:val="28"/>
-                <w:szCs w:val="28"/>
-              </w:rPr>
-              <w:t>Статус</w:t>
-            </w:r>
-            <w:r>
-              <w:rPr>
-                <w:sz w:val="28"/>
-                <w:szCs w:val="28"/>
-                <w:lang w:val="en-US"/>
-              </w:rPr>
-              <w:t xml:space="preserve"> </w:t>
-            </w:r>
-            <w:r>
-              <w:rPr>
-                <w:sz w:val="28"/>
-                <w:szCs w:val="28"/>
-              </w:rPr>
-              <w:t>операции</w:t>
-            </w:r>
-          </w:p>
-        </w:tc>
-      </w:tr>
-      <w:tr>
-        <w:tc>
-          <w:tcPr>
-            <w:tcW w:w="3115" w:type="dxa"/>
-          </w:tcPr>
-          <w:p>
-            <w:pPr>
-              <w:pStyle w:val="a3"/>
-              <w:spacing w:line="360" w:lineRule="auto"/>
-              <w:ind w:left="0"/>
-              <w:rPr>
-                <w:sz w:val="28"/>
-                <w:szCs w:val="28"/>
-                <w:lang w:val="en-US"/>
-              </w:rPr>
-            </w:pPr>
-            <w:proofErr w:type="spellStart"/>
-            <w:r>
-              <w:rPr>
-                <w:sz w:val="28"/>
-                <w:szCs w:val="28"/>
-              </w:rPr>
-              <w:t>transfer_account_id</w:t>
-            </w:r>
-            <w:proofErr w:type="spellEnd"/>
-          </w:p>
-        </w:tc>
-        <w:tc>
-          <w:tcPr>
-            <w:tcW w:w="3115" w:type="dxa"/>
-          </w:tcPr>
-          <w:p>
-            <w:pPr>
-              <w:pStyle w:val="a3"/>
-              <w:spacing w:line="360" w:lineRule="auto"/>
-              <w:ind w:left="0"/>
-              <w:rPr>
-                <w:sz w:val="28"/>
-                <w:szCs w:val="28"/>
-                <w:lang w:val="en-US"/>
-              </w:rPr>
-            </w:pPr>
-            <w:r>
-              <w:rPr>
-                <w:sz w:val="28"/>
-                <w:szCs w:val="28"/>
-                <w:lang w:val="en-US"/>
-              </w:rPr>
-              <w:t>BIGINT</w:t>
-            </w:r>
-          </w:p>
-        </w:tc>
-        <w:tc>
-          <w:tcPr>
-            <w:tcW w:w="3830" w:type="dxa"/>
-          </w:tcPr>
-          <w:p>
-            <w:pPr>
-              <w:pStyle w:val="a3"/>
-              <w:spacing w:line="360" w:lineRule="auto"/>
-              <w:ind w:left="0"/>
+              <w:jc w:val="center"/>
               <w:rPr>
                 <w:sz w:val="28"/>
                 <w:szCs w:val="28"/>
@@ -14250,7 +14163,7 @@
           <w:p>
             <w:pPr>
               <w:spacing w:line="360" w:lineRule="auto"/>
-              <w:jc w:val="both"/>
+              <w:jc w:val="center"/>
               <w:rPr>
                 <w:sz w:val="28"/>
                 <w:szCs w:val="28"/>
@@ -14275,7 +14188,7 @@
               <w:pStyle w:val="a3"/>
               <w:spacing w:line="360" w:lineRule="auto"/>
               <w:ind w:left="0"/>
-              <w:jc w:val="both"/>
+              <w:jc w:val="center"/>
               <w:rPr>
                 <w:sz w:val="28"/>
                 <w:szCs w:val="28"/>
@@ -14329,7 +14242,7 @@
               <w:pStyle w:val="a3"/>
               <w:spacing w:line="360" w:lineRule="auto"/>
               <w:ind w:left="0"/>
-              <w:jc w:val="both"/>
+              <w:jc w:val="center"/>
               <w:rPr>
                 <w:sz w:val="28"/>
                 <w:szCs w:val="28"/>
@@ -14354,6 +14267,7 @@
               <w:pStyle w:val="a3"/>
               <w:spacing w:line="360" w:lineRule="auto"/>
               <w:ind w:left="0"/>
+              <w:jc w:val="center"/>
               <w:rPr>
                 <w:sz w:val="28"/>
                 <w:szCs w:val="28"/>
@@ -14436,7 +14350,7 @@
               <w:pStyle w:val="a3"/>
               <w:spacing w:line="360" w:lineRule="auto"/>
               <w:ind w:left="0"/>
-              <w:jc w:val="both"/>
+              <w:jc w:val="center"/>
               <w:rPr>
                 <w:sz w:val="28"/>
                 <w:szCs w:val="28"/>
@@ -14461,7 +14375,7 @@
               <w:pStyle w:val="a3"/>
               <w:spacing w:line="360" w:lineRule="auto"/>
               <w:ind w:left="0"/>
-              <w:jc w:val="both"/>
+              <w:jc w:val="center"/>
               <w:rPr>
                 <w:sz w:val="28"/>
                 <w:szCs w:val="28"/>
@@ -14552,7 +14466,7 @@
               <w:pStyle w:val="a3"/>
               <w:spacing w:line="360" w:lineRule="auto"/>
               <w:ind w:left="0"/>
-              <w:jc w:val="both"/>
+              <w:jc w:val="center"/>
               <w:rPr>
                 <w:sz w:val="28"/>
                 <w:szCs w:val="28"/>
@@ -14577,7 +14491,7 @@
               <w:pStyle w:val="a3"/>
               <w:spacing w:line="360" w:lineRule="auto"/>
               <w:ind w:left="0"/>
-              <w:jc w:val="both"/>
+              <w:jc w:val="center"/>
               <w:rPr>
                 <w:sz w:val="28"/>
                 <w:szCs w:val="28"/>
@@ -14668,30 +14582,20 @@
               <w:pStyle w:val="a3"/>
               <w:spacing w:line="360" w:lineRule="auto"/>
               <w:ind w:left="0"/>
-              <w:jc w:val="both"/>
+              <w:jc w:val="center"/>
               <w:rPr>
                 <w:sz w:val="28"/>
                 <w:szCs w:val="28"/>
                 <w:lang w:val="en-US"/>
               </w:rPr>
             </w:pPr>
-            <w:proofErr w:type="gramStart"/>
             <w:r>
               <w:rPr>
                 <w:sz w:val="28"/>
                 <w:szCs w:val="28"/>
                 <w:lang w:val="en-US"/>
               </w:rPr>
-              <w:t>DECIMAL(</w:t>
-            </w:r>
-            <w:proofErr w:type="gramEnd"/>
-            <w:r>
-              <w:rPr>
-                <w:sz w:val="28"/>
-                <w:szCs w:val="28"/>
-                <w:lang w:val="en-US"/>
-              </w:rPr>
-              <w:t>15,2)</w:t>
+              <w:t>DECIMAL(15,2)</w:t>
             </w:r>
           </w:p>
         </w:tc>
@@ -14704,7 +14608,7 @@
               <w:pStyle w:val="a3"/>
               <w:spacing w:line="360" w:lineRule="auto"/>
               <w:ind w:left="0"/>
-              <w:jc w:val="both"/>
+              <w:jc w:val="center"/>
               <w:rPr>
                 <w:sz w:val="28"/>
                 <w:szCs w:val="28"/>
@@ -14758,28 +14662,19 @@
               <w:pStyle w:val="a3"/>
               <w:spacing w:line="360" w:lineRule="auto"/>
               <w:ind w:left="0"/>
-              <w:jc w:val="both"/>
+              <w:jc w:val="center"/>
               <w:rPr>
                 <w:sz w:val="28"/>
                 <w:szCs w:val="28"/>
                 <w:lang w:val="en-US"/>
               </w:rPr>
             </w:pPr>
-            <w:proofErr w:type="gramStart"/>
-            <w:r>
-              <w:rPr>
-                <w:sz w:val="28"/>
-                <w:szCs w:val="28"/>
-              </w:rPr>
-              <w:t>DECIMAL(</w:t>
-            </w:r>
-            <w:proofErr w:type="gramEnd"/>
-            <w:r>
-              <w:rPr>
-                <w:sz w:val="28"/>
-                <w:szCs w:val="28"/>
-              </w:rPr>
-              <w:t>15,2)</w:t>
+            <w:r>
+              <w:rPr>
+                <w:sz w:val="28"/>
+                <w:szCs w:val="28"/>
+              </w:rPr>
+              <w:t>DECIMAL(15,2)</w:t>
             </w:r>
           </w:p>
         </w:tc>
@@ -14792,7 +14687,7 @@
               <w:pStyle w:val="a3"/>
               <w:spacing w:line="360" w:lineRule="auto"/>
               <w:ind w:left="0"/>
-              <w:jc w:val="both"/>
+              <w:jc w:val="center"/>
               <w:rPr>
                 <w:sz w:val="28"/>
                 <w:szCs w:val="28"/>
@@ -14846,7 +14741,7 @@
               <w:pStyle w:val="a3"/>
               <w:spacing w:line="360" w:lineRule="auto"/>
               <w:ind w:left="0"/>
-              <w:jc w:val="both"/>
+              <w:jc w:val="center"/>
               <w:rPr>
                 <w:sz w:val="28"/>
                 <w:szCs w:val="28"/>
@@ -14872,7 +14767,7 @@
               <w:pStyle w:val="a3"/>
               <w:spacing w:line="360" w:lineRule="auto"/>
               <w:ind w:left="0"/>
-              <w:jc w:val="both"/>
+              <w:jc w:val="center"/>
               <w:rPr>
                 <w:sz w:val="28"/>
                 <w:szCs w:val="28"/>
@@ -14925,7 +14820,7 @@
               <w:pStyle w:val="a3"/>
               <w:spacing w:line="360" w:lineRule="auto"/>
               <w:ind w:left="0"/>
-              <w:jc w:val="both"/>
+              <w:jc w:val="center"/>
               <w:rPr>
                 <w:sz w:val="28"/>
                 <w:szCs w:val="28"/>
@@ -14950,7 +14845,7 @@
               <w:pStyle w:val="a3"/>
               <w:spacing w:line="360" w:lineRule="auto"/>
               <w:ind w:left="0"/>
-              <w:jc w:val="both"/>
+              <w:jc w:val="center"/>
               <w:rPr>
                 <w:sz w:val="28"/>
                 <w:szCs w:val="28"/>
@@ -15003,7 +14898,7 @@
               <w:pStyle w:val="a3"/>
               <w:spacing w:line="360" w:lineRule="auto"/>
               <w:ind w:left="0"/>
-              <w:jc w:val="both"/>
+              <w:jc w:val="center"/>
               <w:rPr>
                 <w:sz w:val="28"/>
                 <w:szCs w:val="28"/>
@@ -15028,7 +14923,7 @@
               <w:pStyle w:val="a3"/>
               <w:spacing w:line="360" w:lineRule="auto"/>
               <w:ind w:left="0"/>
-              <w:jc w:val="both"/>
+              <w:jc w:val="center"/>
               <w:rPr>
                 <w:sz w:val="28"/>
                 <w:szCs w:val="28"/>
@@ -15081,7 +14976,7 @@
               <w:pStyle w:val="a3"/>
               <w:spacing w:line="360" w:lineRule="auto"/>
               <w:ind w:left="0"/>
-              <w:jc w:val="both"/>
+              <w:jc w:val="center"/>
               <w:rPr>
                 <w:sz w:val="28"/>
                 <w:szCs w:val="28"/>
@@ -15106,7 +15001,7 @@
               <w:pStyle w:val="a3"/>
               <w:spacing w:line="360" w:lineRule="auto"/>
               <w:ind w:left="0"/>
-              <w:jc w:val="both"/>
+              <w:jc w:val="center"/>
               <w:rPr>
                 <w:sz w:val="28"/>
                 <w:szCs w:val="28"/>
@@ -15260,7 +15155,7 @@
               <w:pStyle w:val="a3"/>
               <w:spacing w:line="360" w:lineRule="auto"/>
               <w:ind w:left="0"/>
-              <w:jc w:val="both"/>
+              <w:jc w:val="center"/>
               <w:rPr>
                 <w:sz w:val="28"/>
                 <w:szCs w:val="28"/>
@@ -15285,7 +15180,7 @@
               <w:pStyle w:val="a3"/>
               <w:spacing w:line="360" w:lineRule="auto"/>
               <w:ind w:left="0"/>
-              <w:jc w:val="both"/>
+              <w:jc w:val="center"/>
               <w:rPr>
                 <w:sz w:val="28"/>
                 <w:szCs w:val="28"/>
@@ -15339,7 +15234,7 @@
               <w:pStyle w:val="a3"/>
               <w:spacing w:line="360" w:lineRule="auto"/>
               <w:ind w:left="0"/>
-              <w:jc w:val="both"/>
+              <w:jc w:val="center"/>
               <w:rPr>
                 <w:sz w:val="28"/>
                 <w:szCs w:val="28"/>
@@ -15364,6 +15259,7 @@
               <w:pStyle w:val="a3"/>
               <w:spacing w:line="360" w:lineRule="auto"/>
               <w:ind w:left="0"/>
+              <w:jc w:val="center"/>
               <w:rPr>
                 <w:sz w:val="28"/>
                 <w:szCs w:val="28"/>
@@ -15425,7 +15321,7 @@
               <w:pStyle w:val="a3"/>
               <w:spacing w:line="360" w:lineRule="auto"/>
               <w:ind w:left="0"/>
-              <w:jc w:val="both"/>
+              <w:jc w:val="center"/>
               <w:rPr>
                 <w:sz w:val="28"/>
                 <w:szCs w:val="28"/>
@@ -15450,7 +15346,7 @@
               <w:pStyle w:val="a3"/>
               <w:spacing w:line="360" w:lineRule="auto"/>
               <w:ind w:left="0"/>
-              <w:jc w:val="both"/>
+              <w:jc w:val="center"/>
               <w:rPr>
                 <w:sz w:val="28"/>
                 <w:szCs w:val="28"/>
@@ -15527,28 +15423,19 @@
               <w:pStyle w:val="a3"/>
               <w:spacing w:line="360" w:lineRule="auto"/>
               <w:ind w:left="0"/>
-              <w:jc w:val="both"/>
+              <w:jc w:val="center"/>
               <w:rPr>
                 <w:sz w:val="28"/>
                 <w:szCs w:val="28"/>
                 <w:lang w:val="en-US"/>
               </w:rPr>
             </w:pPr>
-            <w:proofErr w:type="gramStart"/>
-            <w:r>
-              <w:rPr>
-                <w:sz w:val="28"/>
-                <w:szCs w:val="28"/>
-              </w:rPr>
-              <w:t>VARCHAR(</w:t>
-            </w:r>
-            <w:proofErr w:type="gramEnd"/>
-            <w:r>
-              <w:rPr>
-                <w:sz w:val="28"/>
-                <w:szCs w:val="28"/>
-              </w:rPr>
-              <w:t>150)</w:t>
+            <w:r>
+              <w:rPr>
+                <w:sz w:val="28"/>
+                <w:szCs w:val="28"/>
+              </w:rPr>
+              <w:t>VARCHAR(150)</w:t>
             </w:r>
           </w:p>
         </w:tc>
@@ -15561,7 +15448,7 @@
               <w:pStyle w:val="a3"/>
               <w:spacing w:line="360" w:lineRule="auto"/>
               <w:ind w:left="0"/>
-              <w:jc w:val="both"/>
+              <w:jc w:val="center"/>
               <w:rPr>
                 <w:sz w:val="28"/>
                 <w:szCs w:val="28"/>
@@ -15615,7 +15502,7 @@
               <w:pStyle w:val="a3"/>
               <w:spacing w:line="360" w:lineRule="auto"/>
               <w:ind w:left="0"/>
-              <w:jc w:val="both"/>
+              <w:jc w:val="center"/>
               <w:rPr>
                 <w:sz w:val="28"/>
                 <w:szCs w:val="28"/>
@@ -15640,7 +15527,7 @@
               <w:pStyle w:val="a3"/>
               <w:spacing w:line="360" w:lineRule="auto"/>
               <w:ind w:left="0"/>
-              <w:jc w:val="both"/>
+              <w:jc w:val="center"/>
               <w:rPr>
                 <w:sz w:val="28"/>
                 <w:szCs w:val="28"/>
@@ -15694,28 +15581,19 @@
               <w:pStyle w:val="a3"/>
               <w:spacing w:line="360" w:lineRule="auto"/>
               <w:ind w:left="0"/>
-              <w:jc w:val="both"/>
+              <w:jc w:val="center"/>
               <w:rPr>
                 <w:sz w:val="28"/>
                 <w:szCs w:val="28"/>
                 <w:lang w:val="en-US"/>
               </w:rPr>
             </w:pPr>
-            <w:proofErr w:type="gramStart"/>
-            <w:r>
-              <w:rPr>
-                <w:sz w:val="28"/>
-                <w:szCs w:val="28"/>
-              </w:rPr>
-              <w:t>DECIMAL(</w:t>
-            </w:r>
-            <w:proofErr w:type="gramEnd"/>
-            <w:r>
-              <w:rPr>
-                <w:sz w:val="28"/>
-                <w:szCs w:val="28"/>
-              </w:rPr>
-              <w:t>15,2)</w:t>
+            <w:r>
+              <w:rPr>
+                <w:sz w:val="28"/>
+                <w:szCs w:val="28"/>
+              </w:rPr>
+              <w:t>DECIMAL(15,2)</w:t>
             </w:r>
           </w:p>
         </w:tc>
@@ -15728,7 +15606,7 @@
               <w:pStyle w:val="a3"/>
               <w:spacing w:line="360" w:lineRule="auto"/>
               <w:ind w:left="0"/>
-              <w:jc w:val="both"/>
+              <w:jc w:val="center"/>
               <w:rPr>
                 <w:sz w:val="28"/>
                 <w:szCs w:val="28"/>
@@ -15782,28 +15660,19 @@
               <w:pStyle w:val="a3"/>
               <w:spacing w:line="360" w:lineRule="auto"/>
               <w:ind w:left="0"/>
-              <w:jc w:val="both"/>
+              <w:jc w:val="center"/>
               <w:rPr>
                 <w:sz w:val="28"/>
                 <w:szCs w:val="28"/>
                 <w:lang w:val="en-US"/>
               </w:rPr>
             </w:pPr>
-            <w:proofErr w:type="gramStart"/>
-            <w:r>
-              <w:rPr>
-                <w:sz w:val="28"/>
-                <w:szCs w:val="28"/>
-              </w:rPr>
-              <w:t>DECIMAL(</w:t>
-            </w:r>
-            <w:proofErr w:type="gramEnd"/>
-            <w:r>
-              <w:rPr>
-                <w:sz w:val="28"/>
-                <w:szCs w:val="28"/>
-              </w:rPr>
-              <w:t>15,2)</w:t>
+            <w:r>
+              <w:rPr>
+                <w:sz w:val="28"/>
+                <w:szCs w:val="28"/>
+              </w:rPr>
+              <w:t>DECIMAL(15,2)</w:t>
             </w:r>
           </w:p>
         </w:tc>
@@ -15816,7 +15685,7 @@
               <w:pStyle w:val="a3"/>
               <w:spacing w:line="360" w:lineRule="auto"/>
               <w:ind w:left="0"/>
-              <w:jc w:val="both"/>
+              <w:jc w:val="center"/>
               <w:rPr>
                 <w:sz w:val="28"/>
                 <w:szCs w:val="28"/>
@@ -15869,7 +15738,7 @@
               <w:pStyle w:val="a3"/>
               <w:spacing w:line="360" w:lineRule="auto"/>
               <w:ind w:left="0"/>
-              <w:jc w:val="both"/>
+              <w:jc w:val="center"/>
               <w:rPr>
                 <w:sz w:val="28"/>
                 <w:szCs w:val="28"/>
@@ -15895,7 +15764,7 @@
               <w:pStyle w:val="a3"/>
               <w:spacing w:line="360" w:lineRule="auto"/>
               <w:ind w:left="0"/>
-              <w:jc w:val="both"/>
+              <w:jc w:val="center"/>
               <w:rPr>
                 <w:sz w:val="28"/>
                 <w:szCs w:val="28"/>
@@ -15949,7 +15818,7 @@
               <w:pStyle w:val="a3"/>
               <w:spacing w:line="360" w:lineRule="auto"/>
               <w:ind w:left="0"/>
-              <w:jc w:val="both"/>
+              <w:jc w:val="center"/>
               <w:rPr>
                 <w:sz w:val="28"/>
                 <w:szCs w:val="28"/>
@@ -15974,6 +15843,7 @@
               <w:pStyle w:val="a3"/>
               <w:spacing w:line="360" w:lineRule="auto"/>
               <w:ind w:left="0"/>
+              <w:jc w:val="center"/>
               <w:rPr>
                 <w:sz w:val="28"/>
                 <w:szCs w:val="28"/>
@@ -16026,7 +15896,7 @@
               <w:pStyle w:val="a3"/>
               <w:spacing w:line="360" w:lineRule="auto"/>
               <w:ind w:left="0"/>
-              <w:jc w:val="both"/>
+              <w:jc w:val="center"/>
               <w:rPr>
                 <w:sz w:val="28"/>
                 <w:szCs w:val="28"/>
@@ -16051,7 +15921,7 @@
               <w:pStyle w:val="a3"/>
               <w:spacing w:line="360" w:lineRule="auto"/>
               <w:ind w:left="0"/>
-              <w:jc w:val="both"/>
+              <w:jc w:val="center"/>
               <w:rPr>
                 <w:sz w:val="28"/>
                 <w:szCs w:val="28"/>
@@ -16120,7 +15990,7 @@
               <w:pStyle w:val="a3"/>
               <w:spacing w:line="360" w:lineRule="auto"/>
               <w:ind w:left="0"/>
-              <w:jc w:val="both"/>
+              <w:jc w:val="center"/>
               <w:rPr>
                 <w:sz w:val="28"/>
                 <w:szCs w:val="28"/>
@@ -16145,7 +16015,7 @@
               <w:pStyle w:val="a3"/>
               <w:spacing w:line="360" w:lineRule="auto"/>
               <w:ind w:left="0"/>
-              <w:jc w:val="both"/>
+              <w:jc w:val="center"/>
               <w:rPr>
                 <w:sz w:val="28"/>
                 <w:szCs w:val="28"/>
@@ -16198,7 +16068,7 @@
               <w:pStyle w:val="a3"/>
               <w:spacing w:line="360" w:lineRule="auto"/>
               <w:ind w:left="0"/>
-              <w:jc w:val="both"/>
+              <w:jc w:val="center"/>
               <w:rPr>
                 <w:sz w:val="28"/>
                 <w:szCs w:val="28"/>
@@ -16223,7 +16093,7 @@
               <w:pStyle w:val="a3"/>
               <w:spacing w:line="360" w:lineRule="auto"/>
               <w:ind w:left="0"/>
-              <w:jc w:val="both"/>
+              <w:jc w:val="center"/>
               <w:rPr>
                 <w:sz w:val="28"/>
                 <w:szCs w:val="28"/>
@@ -16584,10 +16454,10 @@
           <w:szCs w:val="28"/>
         </w:rPr>
         <w:drawing>
-          <wp:inline distT="0" distB="0" distL="0" distR="0" wp14:anchorId="01FC4ABC" wp14:editId="6F1EE9F4">
-            <wp:extent cx="6299835" cy="4187190"/>
+          <wp:inline distT="0" distB="0" distL="0" distR="0" wp14:anchorId="53BDAE06" wp14:editId="470C59E5">
+            <wp:extent cx="6299835" cy="4149090"/>
             <wp:effectExtent l="19050" t="19050" r="24765" b="22860"/>
-            <wp:docPr id="56" name="Рисунок 56"/>
+            <wp:docPr id="6" name="Рисунок 6"/>
             <wp:cNvGraphicFramePr>
               <a:graphicFrameLocks xmlns:a="http://schemas.openxmlformats.org/drawingml/2006/main" noChangeAspect="1"/>
             </wp:cNvGraphicFramePr>
@@ -16607,7 +16477,7 @@
                   <pic:spPr>
                     <a:xfrm>
                       <a:off x="0" y="0"/>
-                      <a:ext cx="6299835" cy="4187190"/>
+                      <a:ext cx="6299835" cy="4149090"/>
                     </a:xfrm>
                     <a:prstGeom prst="rect">
                       <a:avLst/>
@@ -16955,6 +16825,7 @@
       </w:pPr>
       <w:r>
         <w:rPr>
+          <w:noProof/>
           <w:sz w:val="28"/>
           <w:szCs w:val="28"/>
         </w:rPr>
@@ -17586,8 +17457,16 @@
           <w:sz w:val="28"/>
           <w:szCs w:val="28"/>
         </w:rPr>
+        <w:t xml:space="preserve">Страница регистрации содержит расширенную форму с полями: имя, фамилия, электронная почта, пароль и номер телефона. Все поля проходят </w:t>
+      </w:r>
+      <w:r>
+        <w:rPr>
+          <w:bCs/>
+          <w:sz w:val="28"/>
+          <w:szCs w:val="28"/>
+        </w:rPr>
         <w:lastRenderedPageBreak/>
-        <w:t xml:space="preserve">Страница регистрации содержит расширенную форму с полями: имя, фамилия, электронная почта, пароль и номер телефона. Все поля проходят клиентскую валидацию перед отправкой на сервер. После успешной регистрации пользователь автоматически авторизуется и перенаправляется в </w:t>
+        <w:t xml:space="preserve">клиентскую валидацию перед отправкой на сервер. После успешной регистрации пользователь автоматически авторизуется и перенаправляется в </w:t>
       </w:r>
       <w:r>
         <w:rPr>
@@ -18092,7 +17971,7 @@
           <w:sz w:val="28"/>
           <w:szCs w:val="28"/>
         </w:rPr>
-        <w:t xml:space="preserve">является центральным компонентом системы. Пользователь может создавать операции двух типов: обычные </w:t>
+        <w:t xml:space="preserve">является центральным компонентом системы. Пользователь может создавать операции двух типов: обычные (доход/расход) и переводы между собственными счетами. При выборе категории система </w:t>
       </w:r>
       <w:r>
         <w:rPr>
@@ -18101,7 +17980,7 @@
           <w:szCs w:val="28"/>
         </w:rPr>
         <w:lastRenderedPageBreak/>
-        <w:t>(доход/расход) и переводы между собственными счетами. При выборе категории система автоматически определяет знак суммы: для расходных категорий сумма преобразуется в отрицательное значение, для доходных в положительное. При создании расходной операции выполняется проверка наличия активного бюджетного лимита для выбранной категории, и при его наличии сумма расхода добавляется к потраченной сумме бюджета. Операции отображаются в таблице с возможностью фильтрации по типу, счёту и периоду. Линейный график демонстрирует динамику доходов и расходов по датам. Фрагмент кода создания операции представлен на рисунке 17.</w:t>
+        <w:t>автоматически определяет знак суммы: для расходных категорий сумма преобразуется в отрицательное значение, для доходных в положительное. При создании расходной операции выполняется проверка наличия активного бюджетного лимита для выбранной категории, и при его наличии сумма расхода добавляется к потраченной сумме бюджета. Операции отображаются в таблице с возможностью фильтрации по типу, счёту и периоду. Линейный график демонстрирует динамику доходов и расходов по датам. Фрагмент кода создания операции представлен на рисунке 17.</w:t>
       </w:r>
     </w:p>
     <w:p>
@@ -18375,79 +18254,13 @@
         </w:rPr>
         <w:t xml:space="preserve"> общий баланс), графики регистрации новых пользователей и динамики доходов/расходов, а также таблицу управления пользователями с возможностью изменения роли и удаления учётных записей.</w:t>
       </w:r>
-    </w:p>
-    <w:p>
-      <w:pPr>
-        <w:pStyle w:val="a3"/>
-        <w:spacing w:line="360" w:lineRule="auto"/>
-        <w:ind w:left="0" w:firstLine="851"/>
-        <w:contextualSpacing w:val="0"/>
-        <w:jc w:val="both"/>
-        <w:rPr>
-          <w:bCs/>
-          <w:sz w:val="28"/>
-          <w:szCs w:val="28"/>
-        </w:rPr>
-      </w:pPr>
-      <w:r>
-        <w:rPr>
-          <w:bCs/>
-          <w:sz w:val="28"/>
-          <w:szCs w:val="28"/>
-        </w:rPr>
-        <w:t xml:space="preserve">Все компоненты интерфейса стилизованы в единой </w:t>
-      </w:r>
-      <w:r>
-        <w:rPr>
-          <w:bCs/>
-          <w:sz w:val="28"/>
-          <w:szCs w:val="28"/>
-        </w:rPr>
-        <w:t>цветовой палитре</w:t>
-      </w:r>
-      <w:r>
-        <w:rPr>
-          <w:bCs/>
-          <w:sz w:val="28"/>
-          <w:szCs w:val="28"/>
-        </w:rPr>
-        <w:t xml:space="preserve">. Шрифты Inter и </w:t>
-      </w:r>
-      <w:proofErr w:type="spellStart"/>
-      <w:r>
-        <w:rPr>
-          <w:bCs/>
-          <w:sz w:val="28"/>
-          <w:szCs w:val="28"/>
-        </w:rPr>
-        <w:t>JetBrains</w:t>
-      </w:r>
-      <w:proofErr w:type="spellEnd"/>
-      <w:r>
-        <w:rPr>
-          <w:bCs/>
-          <w:sz w:val="28"/>
-          <w:szCs w:val="28"/>
-        </w:rPr>
-        <w:t xml:space="preserve"> </w:t>
-      </w:r>
-      <w:proofErr w:type="spellStart"/>
-      <w:r>
-        <w:rPr>
-          <w:bCs/>
-          <w:sz w:val="28"/>
-          <w:szCs w:val="28"/>
-        </w:rPr>
-        <w:t>Mono</w:t>
-      </w:r>
-      <w:proofErr w:type="spellEnd"/>
-      <w:r>
-        <w:rPr>
-          <w:bCs/>
-          <w:sz w:val="28"/>
-          <w:szCs w:val="28"/>
-        </w:rPr>
-        <w:t xml:space="preserve"> обеспечивают современный и читаемый внешний вид приложения.</w:t>
+      <w:r>
+        <w:rPr>
+          <w:bCs/>
+          <w:sz w:val="28"/>
+          <w:szCs w:val="28"/>
+        </w:rPr>
+        <w:br w:type="page"/>
       </w:r>
     </w:p>
     <w:p>
@@ -18471,6 +18284,7 @@
           <w:sz w:val="28"/>
           <w:szCs w:val="28"/>
         </w:rPr>
+        <w:lastRenderedPageBreak/>
         <w:t>5.2 Разработка базы данных веб-приложения</w:t>
       </w:r>
       <w:bookmarkEnd w:id="11"/>
@@ -18494,7 +18308,6 @@
           <w:sz w:val="28"/>
           <w:szCs w:val="28"/>
         </w:rPr>
-        <w:lastRenderedPageBreak/>
         <w:t xml:space="preserve">Для работы с базой данных в </w:t>
       </w:r>
       <w:proofErr w:type="spellStart"/>
@@ -18678,9 +18491,9 @@
           <w:lang w:val="en-US"/>
         </w:rPr>
         <w:drawing>
-          <wp:inline distT="0" distB="0" distL="0" distR="0" wp14:anchorId="73AC2B95" wp14:editId="3AFF9800">
-            <wp:extent cx="5940425" cy="5282565"/>
-            <wp:effectExtent l="19050" t="19050" r="22225" b="13335"/>
+          <wp:inline distT="0" distB="0" distL="0" distR="0" wp14:anchorId="73AC2B95" wp14:editId="695C5B50">
+            <wp:extent cx="5462706" cy="4857750"/>
+            <wp:effectExtent l="19050" t="19050" r="24130" b="19050"/>
             <wp:docPr id="44" name="Рисунок 44"/>
             <wp:cNvGraphicFramePr>
               <a:graphicFrameLocks xmlns:a="http://schemas.openxmlformats.org/drawingml/2006/main" noChangeAspect="1"/>
@@ -18701,7 +18514,7 @@
                   <pic:spPr>
                     <a:xfrm>
                       <a:off x="0" y="0"/>
-                      <a:ext cx="5940425" cy="5282565"/>
+                      <a:ext cx="5471385" cy="4865468"/>
                     </a:xfrm>
                     <a:prstGeom prst="rect">
                       <a:avLst/>
@@ -18937,6 +18750,7 @@
         <w:pStyle w:val="a3"/>
         <w:spacing w:line="360" w:lineRule="auto"/>
         <w:ind w:left="0" w:firstLine="851"/>
+        <w:contextualSpacing w:val="0"/>
         <w:jc w:val="both"/>
         <w:rPr>
           <w:sz w:val="28"/>
@@ -18956,7 +18770,7 @@
           <w:sz w:val="28"/>
           <w:szCs w:val="28"/>
         </w:rPr>
-        <w:t>categories</w:t>
+        <w:t>accounts</w:t>
       </w:r>
       <w:proofErr w:type="spellEnd"/>
       <w:r>
@@ -18978,23 +18792,7 @@
           <w:sz w:val="28"/>
           <w:szCs w:val="28"/>
         </w:rPr>
-        <w:t xml:space="preserve"> содержит категории доходов и расходов. Поддерживается иерархическая структура через связь </w:t>
-      </w:r>
-      <w:proofErr w:type="spellStart"/>
-      <w:r>
-        <w:rPr>
-          <w:sz w:val="28"/>
-          <w:szCs w:val="28"/>
-        </w:rPr>
-        <w:t>parent_id</w:t>
-      </w:r>
-      <w:proofErr w:type="spellEnd"/>
-      <w:r>
-        <w:rPr>
-          <w:sz w:val="28"/>
-          <w:szCs w:val="28"/>
-        </w:rPr>
-        <w:t>.</w:t>
+        <w:t xml:space="preserve"> хранит информацию о финансовых счетах пользователей. Каждый пользователь может иметь несколько счетов различных типов.</w:t>
       </w:r>
     </w:p>
     <w:p>
@@ -19013,8 +18811,17 @@
           <w:sz w:val="28"/>
           <w:szCs w:val="28"/>
         </w:rPr>
-        <w:t>Таблица</w:t>
-      </w:r>
+        <w:t xml:space="preserve">Таблица </w:t>
+      </w:r>
+      <w:proofErr w:type="spellStart"/>
+      <w:r>
+        <w:rPr>
+          <w:sz w:val="28"/>
+          <w:szCs w:val="28"/>
+        </w:rPr>
+        <w:t>categories</w:t>
+      </w:r>
+      <w:proofErr w:type="spellEnd"/>
       <w:r>
         <w:rPr>
           <w:sz w:val="28"/>
@@ -19026,40 +18833,60 @@
         <w:rPr>
           <w:sz w:val="28"/>
           <w:szCs w:val="28"/>
-          <w:lang w:val="en-US"/>
-        </w:rPr>
-        <w:t>personal</w:t>
-      </w:r>
-      <w:r>
-        <w:rPr>
-          <w:sz w:val="28"/>
-          <w:szCs w:val="28"/>
-        </w:rPr>
-        <w:t>_</w:t>
-      </w:r>
-      <w:r>
-        <w:rPr>
-          <w:sz w:val="28"/>
-          <w:szCs w:val="28"/>
-          <w:lang w:val="en-US"/>
-        </w:rPr>
-        <w:t>access</w:t>
-      </w:r>
-      <w:r>
-        <w:rPr>
-          <w:sz w:val="28"/>
-          <w:szCs w:val="28"/>
-        </w:rPr>
-        <w:t>_</w:t>
-      </w:r>
-      <w:r>
-        <w:rPr>
-          <w:sz w:val="28"/>
-          <w:szCs w:val="28"/>
-          <w:lang w:val="en-US"/>
-        </w:rPr>
-        <w:t>tokens</w:t>
-      </w:r>
+        </w:rPr>
+        <w:t>–</w:t>
+      </w:r>
+      <w:r>
+        <w:rPr>
+          <w:sz w:val="28"/>
+          <w:szCs w:val="28"/>
+        </w:rPr>
+        <w:t xml:space="preserve"> содержит категории доходов и расходов. Поддерживается иерархическая структура через связь </w:t>
+      </w:r>
+      <w:proofErr w:type="spellStart"/>
+      <w:r>
+        <w:rPr>
+          <w:sz w:val="28"/>
+          <w:szCs w:val="28"/>
+        </w:rPr>
+        <w:t>parent_id</w:t>
+      </w:r>
+      <w:proofErr w:type="spellEnd"/>
+      <w:r>
+        <w:rPr>
+          <w:sz w:val="28"/>
+          <w:szCs w:val="28"/>
+        </w:rPr>
+        <w:t>.</w:t>
+      </w:r>
+    </w:p>
+    <w:p>
+      <w:pPr>
+        <w:pStyle w:val="a3"/>
+        <w:spacing w:line="360" w:lineRule="auto"/>
+        <w:ind w:left="0" w:firstLine="851"/>
+        <w:jc w:val="both"/>
+        <w:rPr>
+          <w:sz w:val="28"/>
+          <w:szCs w:val="28"/>
+        </w:rPr>
+      </w:pPr>
+      <w:r>
+        <w:rPr>
+          <w:sz w:val="28"/>
+          <w:szCs w:val="28"/>
+        </w:rPr>
+        <w:t xml:space="preserve">Таблица </w:t>
+      </w:r>
+      <w:proofErr w:type="spellStart"/>
+      <w:r>
+        <w:rPr>
+          <w:sz w:val="28"/>
+          <w:szCs w:val="28"/>
+        </w:rPr>
+        <w:t>transactions</w:t>
+      </w:r>
+      <w:proofErr w:type="spellEnd"/>
       <w:r>
         <w:rPr>
           <w:sz w:val="28"/>
@@ -19079,6 +18906,41 @@
           <w:sz w:val="28"/>
           <w:szCs w:val="28"/>
         </w:rPr>
+        <w:t xml:space="preserve"> центральная таблица системы, хранящая все финансовые операции пользователей. Поддерживает как обычные операции (доход/расход), так и переводы между счетами.</w:t>
+      </w:r>
+    </w:p>
+    <w:p>
+      <w:pPr>
+        <w:pStyle w:val="a3"/>
+        <w:spacing w:line="360" w:lineRule="auto"/>
+        <w:ind w:left="0" w:firstLine="851"/>
+        <w:jc w:val="both"/>
+        <w:rPr>
+          <w:sz w:val="28"/>
+          <w:szCs w:val="28"/>
+        </w:rPr>
+      </w:pPr>
+      <w:r>
+        <w:rPr>
+          <w:sz w:val="28"/>
+          <w:szCs w:val="28"/>
+        </w:rPr>
+        <w:t xml:space="preserve">Таблица </w:t>
+      </w:r>
+      <w:proofErr w:type="spellStart"/>
+      <w:r>
+        <w:rPr>
+          <w:sz w:val="28"/>
+          <w:szCs w:val="28"/>
+        </w:rPr>
+        <w:t>budgets</w:t>
+      </w:r>
+      <w:proofErr w:type="spellEnd"/>
+      <w:r>
+        <w:rPr>
+          <w:sz w:val="28"/>
+          <w:szCs w:val="28"/>
+        </w:rPr>
         <w:t xml:space="preserve"> </w:t>
       </w:r>
       <w:r>
@@ -19086,8 +18948,43 @@
           <w:sz w:val="28"/>
           <w:szCs w:val="28"/>
         </w:rPr>
-        <w:t>системная</w:t>
-      </w:r>
+        <w:t>–</w:t>
+      </w:r>
+      <w:r>
+        <w:rPr>
+          <w:sz w:val="28"/>
+          <w:szCs w:val="28"/>
+        </w:rPr>
+        <w:t xml:space="preserve"> хранит бюджетные лимиты, устанавливаемые пользователями по категориям расходов на определённый период.</w:t>
+      </w:r>
+    </w:p>
+    <w:p>
+      <w:pPr>
+        <w:pStyle w:val="a3"/>
+        <w:spacing w:line="360" w:lineRule="auto"/>
+        <w:ind w:left="0" w:firstLine="851"/>
+        <w:jc w:val="both"/>
+        <w:rPr>
+          <w:sz w:val="28"/>
+          <w:szCs w:val="28"/>
+        </w:rPr>
+      </w:pPr>
+      <w:r>
+        <w:rPr>
+          <w:sz w:val="28"/>
+          <w:szCs w:val="28"/>
+        </w:rPr>
+        <w:t xml:space="preserve">Таблица </w:t>
+      </w:r>
+      <w:proofErr w:type="spellStart"/>
+      <w:r>
+        <w:rPr>
+          <w:sz w:val="28"/>
+          <w:szCs w:val="28"/>
+        </w:rPr>
+        <w:t>goals</w:t>
+      </w:r>
+      <w:proofErr w:type="spellEnd"/>
       <w:r>
         <w:rPr>
           <w:sz w:val="28"/>
@@ -19100,115 +18997,14 @@
           <w:sz w:val="28"/>
           <w:szCs w:val="28"/>
         </w:rPr>
-        <w:t>таблица</w:t>
-      </w:r>
-      <w:r>
-        <w:rPr>
-          <w:sz w:val="28"/>
-          <w:szCs w:val="28"/>
-        </w:rPr>
-        <w:t xml:space="preserve"> </w:t>
-      </w:r>
-      <w:r>
-        <w:rPr>
-          <w:sz w:val="28"/>
-          <w:szCs w:val="28"/>
-          <w:lang w:val="en-US"/>
-        </w:rPr>
-        <w:t>Laravel</w:t>
-      </w:r>
-      <w:r>
-        <w:rPr>
-          <w:sz w:val="28"/>
-          <w:szCs w:val="28"/>
-        </w:rPr>
-        <w:t xml:space="preserve"> </w:t>
-      </w:r>
-      <w:r>
-        <w:rPr>
-          <w:sz w:val="28"/>
-          <w:szCs w:val="28"/>
-          <w:lang w:val="en-US"/>
-        </w:rPr>
-        <w:t>Sanctum</w:t>
-      </w:r>
-      <w:r>
-        <w:rPr>
-          <w:sz w:val="28"/>
-          <w:szCs w:val="28"/>
-        </w:rPr>
-        <w:t xml:space="preserve"> </w:t>
-      </w:r>
-      <w:r>
-        <w:rPr>
-          <w:sz w:val="28"/>
-          <w:szCs w:val="28"/>
-        </w:rPr>
-        <w:t>для</w:t>
-      </w:r>
-      <w:r>
-        <w:rPr>
-          <w:sz w:val="28"/>
-          <w:szCs w:val="28"/>
-        </w:rPr>
-        <w:t xml:space="preserve"> </w:t>
-      </w:r>
-      <w:r>
-        <w:rPr>
-          <w:sz w:val="28"/>
-          <w:szCs w:val="28"/>
-        </w:rPr>
-        <w:t>хранения</w:t>
-      </w:r>
-      <w:r>
-        <w:rPr>
-          <w:sz w:val="28"/>
-          <w:szCs w:val="28"/>
-        </w:rPr>
-        <w:t xml:space="preserve"> </w:t>
-      </w:r>
-      <w:r>
-        <w:rPr>
-          <w:sz w:val="28"/>
-          <w:szCs w:val="28"/>
-        </w:rPr>
-        <w:t>токенов</w:t>
-      </w:r>
-      <w:r>
-        <w:rPr>
-          <w:sz w:val="28"/>
-          <w:szCs w:val="28"/>
-        </w:rPr>
-        <w:t xml:space="preserve"> </w:t>
-      </w:r>
-      <w:r>
-        <w:rPr>
-          <w:sz w:val="28"/>
-          <w:szCs w:val="28"/>
-        </w:rPr>
-        <w:t>аутентификации</w:t>
-      </w:r>
-      <w:r>
-        <w:rPr>
-          <w:sz w:val="28"/>
-          <w:szCs w:val="28"/>
-        </w:rPr>
-        <w:t xml:space="preserve"> </w:t>
-      </w:r>
-      <w:r>
-        <w:rPr>
-          <w:sz w:val="28"/>
-          <w:szCs w:val="28"/>
-          <w:lang w:val="en-US"/>
-        </w:rPr>
-        <w:t>API</w:t>
-      </w:r>
-      <w:r>
-        <w:rPr>
-          <w:sz w:val="28"/>
-          <w:szCs w:val="28"/>
-        </w:rPr>
-        <w:t>.</w:t>
+        <w:t>–</w:t>
+      </w:r>
+      <w:r>
+        <w:rPr>
+          <w:sz w:val="28"/>
+          <w:szCs w:val="28"/>
+        </w:rPr>
+        <w:t xml:space="preserve"> содержит финансовые цели пользователей.</w:t>
       </w:r>
     </w:p>
     <w:p>
@@ -19357,16 +19153,7 @@
           <w:sz w:val="28"/>
           <w:szCs w:val="28"/>
         </w:rPr>
-        <w:t xml:space="preserve">Подключение к базе данных MySQL настраивается в файле </w:t>
-      </w:r>
-      <w:proofErr w:type="gramStart"/>
-      <w:r>
-        <w:rPr>
-          <w:bCs/>
-          <w:sz w:val="28"/>
-          <w:szCs w:val="28"/>
-        </w:rPr>
-        <w:t>конфигурации .</w:t>
+        <w:t>Подключение к базе данных MySQL настраивается в файле конфигурации .</w:t>
       </w:r>
       <w:proofErr w:type="spellStart"/>
       <w:r>
@@ -19378,7 +19165,6 @@
         <w:t>env</w:t>
       </w:r>
       <w:proofErr w:type="spellEnd"/>
-      <w:proofErr w:type="gramEnd"/>
       <w:r>
         <w:rPr>
           <w:bCs/>
@@ -19465,6 +19251,7 @@
           <w:sz w:val="28"/>
           <w:szCs w:val="28"/>
         </w:rPr>
+        <w:lastRenderedPageBreak/>
         <w:t xml:space="preserve">1) </w:t>
       </w:r>
       <w:proofErr w:type="spellStart"/>
@@ -19498,16 +19285,7 @@
           <w:sz w:val="28"/>
           <w:szCs w:val="28"/>
         </w:rPr>
-        <w:t xml:space="preserve"> обрабатывает запросы регистрации, аутентификации, выхода из системы, получения и обновления профиля пользователя, смены пароля. При регистрации выполняется валидация входных данных, хеширование пароля и </w:t>
-      </w:r>
-      <w:r>
-        <w:rPr>
-          <w:bCs/>
-          <w:sz w:val="28"/>
-          <w:szCs w:val="28"/>
-        </w:rPr>
-        <w:lastRenderedPageBreak/>
-        <w:t xml:space="preserve">создание записи в таблице </w:t>
+        <w:t xml:space="preserve"> обрабатывает запросы регистрации, аутентификации, выхода из системы, получения и обновления профиля пользователя, смены пароля. При регистрации выполняется валидация входных данных, хеширование пароля и создание записи в таблице </w:t>
       </w:r>
       <w:proofErr w:type="spellStart"/>
       <w:r>
@@ -20029,6 +19807,7 @@
           <w:sz w:val="28"/>
           <w:szCs w:val="28"/>
         </w:rPr>
+        <w:lastRenderedPageBreak/>
         <w:t xml:space="preserve">Взаимодействие клиентской части с API реализовано через библиотеку </w:t>
       </w:r>
       <w:proofErr w:type="spellStart"/>
@@ -20047,16 +19826,7 @@
           <w:sz w:val="28"/>
           <w:szCs w:val="28"/>
         </w:rPr>
-        <w:t xml:space="preserve">. Все запросы к защищённым маршрутам автоматически включают токен </w:t>
-      </w:r>
-      <w:r>
-        <w:rPr>
-          <w:bCs/>
-          <w:sz w:val="28"/>
-          <w:szCs w:val="28"/>
-        </w:rPr>
-        <w:lastRenderedPageBreak/>
-        <w:t>аутентификации из локального хранилища. При получении ответа с кодом 401</w:t>
+        <w:t>. Все запросы к защищённым маршрутам автоматически включают токен аутентификации из локального хранилища. При получении ответа с кодом 401</w:t>
       </w:r>
       <w:r>
         <w:rPr>
@@ -21352,11 +21122,10 @@
           <w:szCs w:val="28"/>
           <w:lang w:val="en-US"/>
         </w:rPr>
-        <w:lastRenderedPageBreak/>
         <w:drawing>
-          <wp:inline distT="0" distB="0" distL="0" distR="0" wp14:anchorId="7B4A9B19" wp14:editId="7DBCACBD">
-            <wp:extent cx="6299835" cy="3277235"/>
-            <wp:effectExtent l="19050" t="19050" r="24765" b="18415"/>
+          <wp:inline distT="0" distB="0" distL="0" distR="0" wp14:anchorId="7B4A9B19" wp14:editId="62BA4810">
+            <wp:extent cx="5886450" cy="3062188"/>
+            <wp:effectExtent l="19050" t="19050" r="19050" b="24130"/>
             <wp:docPr id="20" name="Рисунок 20"/>
             <wp:cNvGraphicFramePr>
               <a:graphicFrameLocks xmlns:a="http://schemas.openxmlformats.org/drawingml/2006/main" noChangeAspect="1"/>
@@ -21377,7 +21146,7 @@
                   <pic:spPr>
                     <a:xfrm>
                       <a:off x="0" y="0"/>
-                      <a:ext cx="6299835" cy="3277235"/>
+                      <a:ext cx="5893788" cy="3066005"/>
                     </a:xfrm>
                     <a:prstGeom prst="rect">
                       <a:avLst/>
@@ -21446,6 +21215,7 @@
           <w:sz w:val="28"/>
           <w:szCs w:val="28"/>
         </w:rPr>
+        <w:lastRenderedPageBreak/>
         <w:t>При нажатии на кнопку «Счета», пользователя переносит на страницу</w:t>
       </w:r>
       <w:r>
@@ -21603,7 +21373,6 @@
           <w:sz w:val="28"/>
           <w:szCs w:val="28"/>
         </w:rPr>
-        <w:lastRenderedPageBreak/>
         <w:t>Рисунок 2</w:t>
       </w:r>
       <w:r>
@@ -21694,6 +21463,7 @@
           <w:sz w:val="28"/>
           <w:szCs w:val="28"/>
         </w:rPr>
+        <w:lastRenderedPageBreak/>
         <w:drawing>
           <wp:inline distT="0" distB="0" distL="0" distR="0" wp14:anchorId="6D552D02" wp14:editId="0FEFF96A">
             <wp:extent cx="4201111" cy="3715268"/>
@@ -21849,15 +21619,7 @@
           <w:sz w:val="28"/>
           <w:szCs w:val="28"/>
         </w:rPr>
-        <w:t xml:space="preserve"> Для сохранения изменений </w:t>
-      </w:r>
-      <w:r>
-        <w:rPr>
-          <w:sz w:val="28"/>
-          <w:szCs w:val="28"/>
-        </w:rPr>
-        <w:lastRenderedPageBreak/>
-        <w:t>нужно нажать на кнопку с изображением дискеты. Для отмены изменения нужно нажать на кнопку с изображением крестика.</w:t>
+        <w:t xml:space="preserve"> Для сохранения изменений нужно нажать на кнопку с изображением дискеты. Для отмены изменения нужно нажать на кнопку с изображением крестика.</w:t>
       </w:r>
     </w:p>
     <w:p>
@@ -22013,7 +21775,15 @@
           <w:sz w:val="28"/>
           <w:szCs w:val="28"/>
         </w:rPr>
-        <w:t xml:space="preserve"> по названию и типу</w:t>
+        <w:t xml:space="preserve"> по названию </w:t>
+      </w:r>
+      <w:r>
+        <w:rPr>
+          <w:sz w:val="28"/>
+          <w:szCs w:val="28"/>
+        </w:rPr>
+        <w:lastRenderedPageBreak/>
+        <w:t>и типу</w:t>
       </w:r>
       <w:r>
         <w:rPr>
@@ -22626,7 +22396,6 @@
           <w:sz w:val="28"/>
           <w:szCs w:val="28"/>
         </w:rPr>
-        <w:lastRenderedPageBreak/>
         <w:t xml:space="preserve">Рисунок </w:t>
       </w:r>
       <w:r>
@@ -22661,6 +22430,7 @@
           <w:sz w:val="28"/>
           <w:szCs w:val="28"/>
         </w:rPr>
+        <w:lastRenderedPageBreak/>
         <w:t>Пользователь может просматривать и изменять свой профиль. В правом верхнем углу на навигационной панели находится имя и фамилия пользователя, являющиеся ссылкой на профиль пользователя. При нажатии на ссылку открывается страница профиля, изображённая на рисунке 3</w:t>
       </w:r>
       <w:r>
@@ -23458,11 +23228,10 @@
           <w:sz w:val="28"/>
           <w:szCs w:val="28"/>
         </w:rPr>
-        <w:lastRenderedPageBreak/>
         <w:drawing>
-          <wp:inline distT="0" distB="0" distL="0" distR="0" wp14:anchorId="3A3D241B" wp14:editId="34044746">
-            <wp:extent cx="6299835" cy="3862070"/>
-            <wp:effectExtent l="19050" t="19050" r="24765" b="24130"/>
+          <wp:inline distT="0" distB="0" distL="0" distR="0" wp14:anchorId="3A3D241B" wp14:editId="0C1DAF75">
+            <wp:extent cx="5251162" cy="3219188"/>
+            <wp:effectExtent l="19050" t="19050" r="26035" b="19685"/>
             <wp:docPr id="55" name="Рисунок 55"/>
             <wp:cNvGraphicFramePr>
               <a:graphicFrameLocks xmlns:a="http://schemas.openxmlformats.org/drawingml/2006/main" noChangeAspect="1"/>
@@ -23483,7 +23252,7 @@
                   <pic:spPr>
                     <a:xfrm>
                       <a:off x="0" y="0"/>
-                      <a:ext cx="6299835" cy="3862070"/>
+                      <a:ext cx="5267921" cy="3229462"/>
                     </a:xfrm>
                     <a:prstGeom prst="rect">
                       <a:avLst/>
@@ -23552,6 +23321,7 @@
           <w:sz w:val="28"/>
           <w:szCs w:val="28"/>
         </w:rPr>
+        <w:lastRenderedPageBreak/>
         <w:t>На форме управления пользователями администратор может удалять пользователей нажатием на кнопку с изображением корзины и подтвердив удаление после нажатия на кнопку, искать пользователей введя имя, фамилию или почту пользователя в поле «Поиск» и изменять роль пользователя нажав на роль пользователя и выбрав из выпадающего списка нужную роль</w:t>
       </w:r>
       <w:r>
@@ -26490,9 +26260,9 @@
         <w:tblLook w:val="04A0" w:firstRow="1" w:lastRow="0" w:firstColumn="1" w:lastColumn="0" w:noHBand="0" w:noVBand="1"/>
       </w:tblPr>
       <w:tblGrid>
-        <w:gridCol w:w="3280"/>
-        <w:gridCol w:w="3391"/>
-        <w:gridCol w:w="3250"/>
+        <w:gridCol w:w="3398"/>
+        <w:gridCol w:w="3399"/>
+        <w:gridCol w:w="3399"/>
       </w:tblGrid>
       <w:tr>
         <w:tc>
@@ -27888,7 +27658,6 @@
           <w:sz w:val="28"/>
           <w:szCs w:val="28"/>
         </w:rPr>
-        <w:lastRenderedPageBreak/>
         <w:t>Создание и отслеживание финансовых целей</w:t>
       </w:r>
       <w:r>
@@ -27918,6 +27687,7 @@
           <w:sz w:val="28"/>
           <w:szCs w:val="28"/>
         </w:rPr>
+        <w:lastRenderedPageBreak/>
         <w:t>Просмотр аналитических графиков</w:t>
       </w:r>
       <w:r>
@@ -28453,7 +28223,6 @@
           <w:sz w:val="28"/>
           <w:szCs w:val="28"/>
         </w:rPr>
-        <w:lastRenderedPageBreak/>
         <w:t>Поддержка современных</w:t>
       </w:r>
       <w:r>
@@ -28638,6 +28407,7 @@
           <w:sz w:val="28"/>
           <w:szCs w:val="28"/>
         </w:rPr>
+        <w:lastRenderedPageBreak/>
         <w:t>Разработка инструкци</w:t>
       </w:r>
       <w:r>
@@ -29241,7 +29011,6 @@
           <w:sz w:val="28"/>
           <w:szCs w:val="28"/>
         </w:rPr>
-        <w:lastRenderedPageBreak/>
         <w:t xml:space="preserve">Общий объем хранилища: </w:t>
       </w:r>
       <w:r>
@@ -29380,6 +29149,7 @@
           <w:sz w:val="28"/>
           <w:szCs w:val="28"/>
         </w:rPr>
+        <w:lastRenderedPageBreak/>
         <w:t>Клиентские устройства</w:t>
       </w:r>
     </w:p>
@@ -29935,7 +29705,6 @@
           <w:sz w:val="28"/>
           <w:szCs w:val="28"/>
         </w:rPr>
-        <w:lastRenderedPageBreak/>
         <w:t xml:space="preserve">Сервер базы данных: </w:t>
       </w:r>
       <w:r>
@@ -30203,6 +29972,7 @@
           <w:sz w:val="28"/>
           <w:szCs w:val="28"/>
         </w:rPr>
+        <w:lastRenderedPageBreak/>
         <w:t>Персональный компьютер (ноутбук)</w:t>
       </w:r>
     </w:p>
@@ -30449,9 +30219,9 @@
         <w:tblLook w:val="04A0" w:firstRow="1" w:lastRow="0" w:firstColumn="1" w:lastColumn="0" w:noHBand="0" w:noVBand="1"/>
       </w:tblPr>
       <w:tblGrid>
-        <w:gridCol w:w="697"/>
-        <w:gridCol w:w="6011"/>
-        <w:gridCol w:w="3066"/>
+        <w:gridCol w:w="709"/>
+        <w:gridCol w:w="6662"/>
+        <w:gridCol w:w="2687"/>
       </w:tblGrid>
       <w:tr>
         <w:tc>
@@ -30478,7 +30248,7 @@
         </w:tc>
         <w:tc>
           <w:tcPr>
-            <w:tcW w:w="6203" w:type="dxa"/>
+            <w:tcW w:w="6662" w:type="dxa"/>
           </w:tcPr>
           <w:p>
             <w:pPr>
@@ -30500,7 +30270,7 @@
         </w:tc>
         <w:tc>
           <w:tcPr>
-            <w:tcW w:w="3147" w:type="dxa"/>
+            <w:tcW w:w="2687" w:type="dxa"/>
           </w:tcPr>
           <w:p>
             <w:pPr>
@@ -30546,12 +30316,12 @@
         </w:tc>
         <w:tc>
           <w:tcPr>
-            <w:tcW w:w="6203" w:type="dxa"/>
+            <w:tcW w:w="6662" w:type="dxa"/>
           </w:tcPr>
           <w:p>
             <w:pPr>
               <w:spacing w:line="360" w:lineRule="auto"/>
-              <w:jc w:val="both"/>
+              <w:jc w:val="center"/>
               <w:rPr>
                 <w:sz w:val="28"/>
                 <w:szCs w:val="28"/>
@@ -30562,18 +30332,18 @@
                 <w:sz w:val="28"/>
                 <w:szCs w:val="28"/>
               </w:rPr>
-              <w:t xml:space="preserve">Предпроектное исследование предметной области </w:t>
+              <w:t>Предпроектное исследование предметной области</w:t>
             </w:r>
           </w:p>
         </w:tc>
         <w:tc>
           <w:tcPr>
-            <w:tcW w:w="3147" w:type="dxa"/>
+            <w:tcW w:w="2687" w:type="dxa"/>
           </w:tcPr>
           <w:p>
             <w:pPr>
               <w:spacing w:line="360" w:lineRule="auto"/>
-              <w:jc w:val="both"/>
+              <w:jc w:val="center"/>
               <w:rPr>
                 <w:sz w:val="28"/>
                 <w:szCs w:val="28"/>
@@ -30614,12 +30384,12 @@
         </w:tc>
         <w:tc>
           <w:tcPr>
-            <w:tcW w:w="6203" w:type="dxa"/>
+            <w:tcW w:w="6662" w:type="dxa"/>
           </w:tcPr>
           <w:p>
             <w:pPr>
               <w:spacing w:line="360" w:lineRule="auto"/>
-              <w:jc w:val="both"/>
+              <w:jc w:val="center"/>
               <w:rPr>
                 <w:sz w:val="28"/>
                 <w:szCs w:val="28"/>
@@ -30630,18 +30400,18 @@
                 <w:sz w:val="28"/>
                 <w:szCs w:val="28"/>
               </w:rPr>
-              <w:t xml:space="preserve">Разработка технического задания </w:t>
+              <w:t>Разработка технического задания</w:t>
             </w:r>
           </w:p>
         </w:tc>
         <w:tc>
           <w:tcPr>
-            <w:tcW w:w="3147" w:type="dxa"/>
+            <w:tcW w:w="2687" w:type="dxa"/>
           </w:tcPr>
           <w:p>
             <w:pPr>
               <w:spacing w:line="360" w:lineRule="auto"/>
-              <w:jc w:val="both"/>
+              <w:jc w:val="center"/>
               <w:rPr>
                 <w:sz w:val="28"/>
                 <w:szCs w:val="28"/>
@@ -30682,12 +30452,12 @@
         </w:tc>
         <w:tc>
           <w:tcPr>
-            <w:tcW w:w="6203" w:type="dxa"/>
+            <w:tcW w:w="6662" w:type="dxa"/>
           </w:tcPr>
           <w:p>
             <w:pPr>
               <w:spacing w:line="360" w:lineRule="auto"/>
-              <w:jc w:val="both"/>
+              <w:jc w:val="center"/>
               <w:rPr>
                 <w:sz w:val="28"/>
                 <w:szCs w:val="28"/>
@@ -30704,12 +30474,12 @@
         </w:tc>
         <w:tc>
           <w:tcPr>
-            <w:tcW w:w="3147" w:type="dxa"/>
+            <w:tcW w:w="2687" w:type="dxa"/>
           </w:tcPr>
           <w:p>
             <w:pPr>
               <w:spacing w:line="360" w:lineRule="auto"/>
-              <w:jc w:val="both"/>
+              <w:jc w:val="center"/>
               <w:rPr>
                 <w:sz w:val="28"/>
                 <w:szCs w:val="28"/>
@@ -30750,12 +30520,12 @@
         </w:tc>
         <w:tc>
           <w:tcPr>
-            <w:tcW w:w="6203" w:type="dxa"/>
+            <w:tcW w:w="6662" w:type="dxa"/>
           </w:tcPr>
           <w:p>
             <w:pPr>
               <w:spacing w:line="360" w:lineRule="auto"/>
-              <w:jc w:val="both"/>
+              <w:jc w:val="center"/>
               <w:rPr>
                 <w:sz w:val="28"/>
                 <w:szCs w:val="28"/>
@@ -30772,12 +30542,12 @@
         </w:tc>
         <w:tc>
           <w:tcPr>
-            <w:tcW w:w="3147" w:type="dxa"/>
+            <w:tcW w:w="2687" w:type="dxa"/>
           </w:tcPr>
           <w:p>
             <w:pPr>
               <w:spacing w:line="360" w:lineRule="auto"/>
-              <w:jc w:val="both"/>
+              <w:jc w:val="center"/>
               <w:rPr>
                 <w:sz w:val="28"/>
                 <w:szCs w:val="28"/>
@@ -30818,12 +30588,12 @@
         </w:tc>
         <w:tc>
           <w:tcPr>
-            <w:tcW w:w="6203" w:type="dxa"/>
+            <w:tcW w:w="6662" w:type="dxa"/>
           </w:tcPr>
           <w:p>
             <w:pPr>
               <w:spacing w:line="360" w:lineRule="auto"/>
-              <w:jc w:val="both"/>
+              <w:jc w:val="center"/>
               <w:rPr>
                 <w:sz w:val="28"/>
                 <w:szCs w:val="28"/>
@@ -30840,12 +30610,12 @@
         </w:tc>
         <w:tc>
           <w:tcPr>
-            <w:tcW w:w="3147" w:type="dxa"/>
+            <w:tcW w:w="2687" w:type="dxa"/>
           </w:tcPr>
           <w:p>
             <w:pPr>
               <w:spacing w:line="360" w:lineRule="auto"/>
-              <w:jc w:val="both"/>
+              <w:jc w:val="center"/>
               <w:rPr>
                 <w:sz w:val="28"/>
                 <w:szCs w:val="28"/>
@@ -30879,7 +30649,7 @@
     <w:sectPr>
       <w:footerReference w:type="default" r:id="rId42"/>
       <w:pgSz w:w="11906" w:h="16838"/>
-      <w:pgMar w:top="1134" w:right="567" w:bottom="1701" w:left="1418" w:header="709" w:footer="709" w:gutter="0"/>
+      <w:pgMar w:top="1134" w:right="567" w:bottom="1134" w:left="1134" w:header="709" w:footer="709" w:gutter="0"/>
       <w:cols w:space="708"/>
       <w:titlePg/>
       <w:docGrid w:linePitch="360"/>
@@ -33973,79 +33743,79 @@
       </w:rPr>
     </w:lvl>
   </w:abstractNum>
-  <w:num w:numId="1" w16cid:durableId="2101022888">
+  <w:num w:numId="1" w16cid:durableId="1569918723">
     <w:abstractNumId w:val="5"/>
   </w:num>
-  <w:num w:numId="2" w16cid:durableId="1914896413">
+  <w:num w:numId="2" w16cid:durableId="1482499724">
     <w:abstractNumId w:val="0"/>
   </w:num>
-  <w:num w:numId="3" w16cid:durableId="1246300170">
+  <w:num w:numId="3" w16cid:durableId="1535459643">
     <w:abstractNumId w:val="1"/>
   </w:num>
-  <w:num w:numId="4" w16cid:durableId="794760183">
+  <w:num w:numId="4" w16cid:durableId="596837124">
     <w:abstractNumId w:val="19"/>
   </w:num>
-  <w:num w:numId="5" w16cid:durableId="134950709">
+  <w:num w:numId="5" w16cid:durableId="1573731688">
     <w:abstractNumId w:val="13"/>
   </w:num>
-  <w:num w:numId="6" w16cid:durableId="1551185562">
+  <w:num w:numId="6" w16cid:durableId="1882785006">
     <w:abstractNumId w:val="18"/>
   </w:num>
-  <w:num w:numId="7" w16cid:durableId="162623680">
+  <w:num w:numId="7" w16cid:durableId="2004703086">
     <w:abstractNumId w:val="16"/>
   </w:num>
-  <w:num w:numId="8" w16cid:durableId="1470242866">
+  <w:num w:numId="8" w16cid:durableId="517549855">
     <w:abstractNumId w:val="17"/>
   </w:num>
-  <w:num w:numId="9" w16cid:durableId="1852598266">
+  <w:num w:numId="9" w16cid:durableId="1176073310">
     <w:abstractNumId w:val="12"/>
   </w:num>
-  <w:num w:numId="10" w16cid:durableId="65420327">
+  <w:num w:numId="10" w16cid:durableId="657881356">
     <w:abstractNumId w:val="15"/>
   </w:num>
-  <w:num w:numId="11" w16cid:durableId="1680043665">
+  <w:num w:numId="11" w16cid:durableId="806094840">
     <w:abstractNumId w:val="9"/>
   </w:num>
-  <w:num w:numId="12" w16cid:durableId="1131362754">
+  <w:num w:numId="12" w16cid:durableId="128665843">
     <w:abstractNumId w:val="7"/>
   </w:num>
-  <w:num w:numId="13" w16cid:durableId="1113594595">
+  <w:num w:numId="13" w16cid:durableId="1612130341">
     <w:abstractNumId w:val="3"/>
   </w:num>
-  <w:num w:numId="14" w16cid:durableId="1460799960">
+  <w:num w:numId="14" w16cid:durableId="676616207">
     <w:abstractNumId w:val="2"/>
   </w:num>
-  <w:num w:numId="15" w16cid:durableId="505052264">
+  <w:num w:numId="15" w16cid:durableId="1622764702">
     <w:abstractNumId w:val="14"/>
   </w:num>
-  <w:num w:numId="16" w16cid:durableId="1998530767">
+  <w:num w:numId="16" w16cid:durableId="1321539224">
     <w:abstractNumId w:val="11"/>
   </w:num>
-  <w:num w:numId="17" w16cid:durableId="1818374481">
+  <w:num w:numId="17" w16cid:durableId="722673942">
     <w:abstractNumId w:val="23"/>
   </w:num>
-  <w:num w:numId="18" w16cid:durableId="574978380">
+  <w:num w:numId="18" w16cid:durableId="561644172">
     <w:abstractNumId w:val="22"/>
   </w:num>
-  <w:num w:numId="19" w16cid:durableId="814293674">
+  <w:num w:numId="19" w16cid:durableId="2100565401">
     <w:abstractNumId w:val="8"/>
   </w:num>
-  <w:num w:numId="20" w16cid:durableId="94445589">
+  <w:num w:numId="20" w16cid:durableId="190996031">
     <w:abstractNumId w:val="4"/>
   </w:num>
-  <w:num w:numId="21" w16cid:durableId="615064650">
+  <w:num w:numId="21" w16cid:durableId="736250585">
     <w:abstractNumId w:val="10"/>
   </w:num>
-  <w:num w:numId="22" w16cid:durableId="1523935846">
+  <w:num w:numId="22" w16cid:durableId="1187137566">
     <w:abstractNumId w:val="20"/>
   </w:num>
-  <w:num w:numId="23" w16cid:durableId="454759892">
+  <w:num w:numId="23" w16cid:durableId="640579710">
     <w:abstractNumId w:val="24"/>
   </w:num>
-  <w:num w:numId="24" w16cid:durableId="339937660">
+  <w:num w:numId="24" w16cid:durableId="336350515">
     <w:abstractNumId w:val="21"/>
   </w:num>
-  <w:num w:numId="25" w16cid:durableId="473835735">
+  <w:num w:numId="25" w16cid:durableId="1921406874">
     <w:abstractNumId w:val="6"/>
   </w:num>
 </w:numbering>
@@ -34507,6 +34277,7 @@
   <w:style w:type="character" w:default="1" w:styleId="a0">
     <w:name w:val="Default Paragraph Font"/>
     <w:uiPriority w:val="1"/>
+    <w:semiHidden/>
     <w:unhideWhenUsed/>
   </w:style>
   <w:style w:type="table" w:default="1" w:styleId="a1">
@@ -35025,7 +34796,7 @@
 </file>
 
 <file path=customXml/itemProps1.xml><?xml version="1.0" encoding="utf-8"?>
-<ds:datastoreItem xmlns:ds="http://schemas.openxmlformats.org/officeDocument/2006/customXml" ds:itemID="{88AF91D2-2C27-4D2C-B31C-B4B583A8D6BB}">
+<ds:datastoreItem xmlns:ds="http://schemas.openxmlformats.org/officeDocument/2006/customXml" ds:itemID="{1EBF8C22-C354-4A8F-A42F-EF478CE7B046}">
   <ds:schemaRefs>
     <ds:schemaRef ds:uri="http://schemas.openxmlformats.org/officeDocument/2006/bibliography"/>
   </ds:schemaRefs>

--- a/ПЗ.docx
+++ b/ПЗ.docx
@@ -441,7 +441,7 @@
           <w:p>
             <w:pPr>
               <w:spacing w:before="60" w:line="276" w:lineRule="auto"/>
-              <w:jc w:val="center"/>
+              <w:jc w:val="right"/>
               <w:rPr>
                 <w:sz w:val="16"/>
                 <w:szCs w:val="16"/>
@@ -550,6 +550,7 @@
           <w:p>
             <w:pPr>
               <w:spacing w:before="60" w:line="276" w:lineRule="auto"/>
+              <w:jc w:val="right"/>
               <w:rPr>
                 <w:lang w:eastAsia="en-US"/>
               </w:rPr>
@@ -666,6 +667,7 @@
           <w:p>
             <w:pPr>
               <w:spacing w:before="60" w:line="276" w:lineRule="auto"/>
+              <w:jc w:val="right"/>
               <w:rPr>
                 <w:sz w:val="28"/>
                 <w:szCs w:val="28"/>
@@ -814,13 +816,15 @@
         <w:rPr>
           <w:b/>
           <w:bCs/>
+          <w:sz w:val="28"/>
+          <w:szCs w:val="28"/>
         </w:rPr>
       </w:sdtEndPr>
       <w:sdtContent>
         <w:p>
           <w:pPr>
             <w:pStyle w:val="a8"/>
-            <w:spacing w:before="0" w:after="160"/>
+            <w:spacing w:before="0" w:after="360" w:line="360" w:lineRule="auto"/>
             <w:jc w:val="center"/>
             <w:rPr>
               <w:rFonts w:ascii="Times New Roman" w:hAnsi="Times New Roman" w:cs="Times New Roman"/>
@@ -842,10 +846,8 @@
         </w:p>
         <w:p>
           <w:pPr>
-            <w:pStyle w:val="11"/>
-            <w:tabs>
-              <w:tab w:val="right" w:leader="dot" w:pos="9911"/>
-            </w:tabs>
+            <w:pStyle w:val="ae"/>
+            <w:spacing w:line="259" w:lineRule="auto"/>
             <w:rPr>
               <w:rFonts w:asciiTheme="minorHAnsi" w:eastAsiaTheme="minorEastAsia" w:hAnsiTheme="minorHAnsi" w:cstheme="minorBidi"/>
               <w:noProof/>
@@ -854,27 +856,15 @@
             </w:rPr>
           </w:pPr>
           <w:r>
-            <w:rPr>
-              <w:sz w:val="28"/>
-              <w:szCs w:val="28"/>
-            </w:rPr>
             <w:fldChar w:fldCharType="begin"/>
           </w:r>
           <w:r>
-            <w:rPr>
-              <w:sz w:val="28"/>
-              <w:szCs w:val="28"/>
-            </w:rPr>
             <w:instrText xml:space="preserve"> TOC \o "1-3" \h \z \u </w:instrText>
           </w:r>
           <w:r>
-            <w:rPr>
-              <w:sz w:val="28"/>
-              <w:szCs w:val="28"/>
-            </w:rPr>
             <w:fldChar w:fldCharType="separate"/>
           </w:r>
-          <w:hyperlink w:anchor="_Toc229349369" w:history="1">
+          <w:hyperlink w:anchor="_Toc229606890" w:history="1">
             <w:r>
               <w:rPr>
                 <w:rStyle w:val="a9"/>
@@ -901,7 +891,7 @@
                 <w:noProof/>
                 <w:webHidden/>
               </w:rPr>
-              <w:instrText xml:space="preserve"> PAGEREF _Toc229349369 \h </w:instrText>
+              <w:instrText xml:space="preserve"> PAGEREF _Toc229606890 \h </w:instrText>
             </w:r>
             <w:r>
               <w:rPr>
@@ -934,10 +924,8 @@
         </w:p>
         <w:p>
           <w:pPr>
-            <w:pStyle w:val="11"/>
-            <w:tabs>
-              <w:tab w:val="right" w:leader="dot" w:pos="9911"/>
-            </w:tabs>
+            <w:pStyle w:val="ae"/>
+            <w:spacing w:line="259" w:lineRule="auto"/>
             <w:rPr>
               <w:rFonts w:asciiTheme="minorHAnsi" w:eastAsiaTheme="minorEastAsia" w:hAnsiTheme="minorHAnsi" w:cstheme="minorBidi"/>
               <w:noProof/>
@@ -945,7 +933,7 @@
               <w14:ligatures w14:val="standardContextual"/>
             </w:rPr>
           </w:pPr>
-          <w:hyperlink w:anchor="_Toc229349370" w:history="1">
+          <w:hyperlink w:anchor="_Toc229606891" w:history="1">
             <w:r>
               <w:rPr>
                 <w:rStyle w:val="a9"/>
@@ -972,7 +960,7 @@
                 <w:noProof/>
                 <w:webHidden/>
               </w:rPr>
-              <w:instrText xml:space="preserve"> PAGEREF _Toc229349370 \h </w:instrText>
+              <w:instrText xml:space="preserve"> PAGEREF _Toc229606891 \h </w:instrText>
             </w:r>
             <w:r>
               <w:rPr>
@@ -1005,10 +993,8 @@
         </w:p>
         <w:p>
           <w:pPr>
-            <w:pStyle w:val="11"/>
-            <w:tabs>
-              <w:tab w:val="right" w:leader="dot" w:pos="9911"/>
-            </w:tabs>
+            <w:pStyle w:val="ae"/>
+            <w:spacing w:line="259" w:lineRule="auto"/>
             <w:rPr>
               <w:rFonts w:asciiTheme="minorHAnsi" w:eastAsiaTheme="minorEastAsia" w:hAnsiTheme="minorHAnsi" w:cstheme="minorBidi"/>
               <w:noProof/>
@@ -1016,7 +1002,7 @@
               <w14:ligatures w14:val="standardContextual"/>
             </w:rPr>
           </w:pPr>
-          <w:hyperlink w:anchor="_Toc229349371" w:history="1">
+          <w:hyperlink w:anchor="_Toc229606892" w:history="1">
             <w:r>
               <w:rPr>
                 <w:rStyle w:val="a9"/>
@@ -1043,7 +1029,7 @@
                 <w:noProof/>
                 <w:webHidden/>
               </w:rPr>
-              <w:instrText xml:space="preserve"> PAGEREF _Toc229349371 \h </w:instrText>
+              <w:instrText xml:space="preserve"> PAGEREF _Toc229606892 \h </w:instrText>
             </w:r>
             <w:r>
               <w:rPr>
@@ -1076,10 +1062,8 @@
         </w:p>
         <w:p>
           <w:pPr>
-            <w:pStyle w:val="11"/>
-            <w:tabs>
-              <w:tab w:val="right" w:leader="dot" w:pos="9911"/>
-            </w:tabs>
+            <w:pStyle w:val="ae"/>
+            <w:spacing w:line="259" w:lineRule="auto"/>
             <w:rPr>
               <w:rFonts w:asciiTheme="minorHAnsi" w:eastAsiaTheme="minorEastAsia" w:hAnsiTheme="minorHAnsi" w:cstheme="minorBidi"/>
               <w:noProof/>
@@ -1087,7 +1071,7 @@
               <w14:ligatures w14:val="standardContextual"/>
             </w:rPr>
           </w:pPr>
-          <w:hyperlink w:anchor="_Toc229349372" w:history="1">
+          <w:hyperlink w:anchor="_Toc229606893" w:history="1">
             <w:r>
               <w:rPr>
                 <w:rStyle w:val="a9"/>
@@ -1114,7 +1098,7 @@
                 <w:noProof/>
                 <w:webHidden/>
               </w:rPr>
-              <w:instrText xml:space="preserve"> PAGEREF _Toc229349372 \h </w:instrText>
+              <w:instrText xml:space="preserve"> PAGEREF _Toc229606893 \h </w:instrText>
             </w:r>
             <w:r>
               <w:rPr>
@@ -1147,10 +1131,8 @@
         </w:p>
         <w:p>
           <w:pPr>
-            <w:pStyle w:val="11"/>
-            <w:tabs>
-              <w:tab w:val="right" w:leader="dot" w:pos="9911"/>
-            </w:tabs>
+            <w:pStyle w:val="ae"/>
+            <w:spacing w:line="259" w:lineRule="auto"/>
             <w:rPr>
               <w:rFonts w:asciiTheme="minorHAnsi" w:eastAsiaTheme="minorEastAsia" w:hAnsiTheme="minorHAnsi" w:cstheme="minorBidi"/>
               <w:noProof/>
@@ -1158,7 +1140,7 @@
               <w14:ligatures w14:val="standardContextual"/>
             </w:rPr>
           </w:pPr>
-          <w:hyperlink w:anchor="_Toc229349373" w:history="1">
+          <w:hyperlink w:anchor="_Toc229606894" w:history="1">
             <w:r>
               <w:rPr>
                 <w:rStyle w:val="a9"/>
@@ -1185,7 +1167,7 @@
                 <w:noProof/>
                 <w:webHidden/>
               </w:rPr>
-              <w:instrText xml:space="preserve"> PAGEREF _Toc229349373 \h </w:instrText>
+              <w:instrText xml:space="preserve"> PAGEREF _Toc229606894 \h </w:instrText>
             </w:r>
             <w:r>
               <w:rPr>
@@ -1218,10 +1200,8 @@
         </w:p>
         <w:p>
           <w:pPr>
-            <w:pStyle w:val="11"/>
-            <w:tabs>
-              <w:tab w:val="right" w:leader="dot" w:pos="9911"/>
-            </w:tabs>
+            <w:pStyle w:val="ae"/>
+            <w:spacing w:line="259" w:lineRule="auto"/>
             <w:rPr>
               <w:rFonts w:asciiTheme="minorHAnsi" w:eastAsiaTheme="minorEastAsia" w:hAnsiTheme="minorHAnsi" w:cstheme="minorBidi"/>
               <w:noProof/>
@@ -1229,7 +1209,7 @@
               <w14:ligatures w14:val="standardContextual"/>
             </w:rPr>
           </w:pPr>
-          <w:hyperlink w:anchor="_Toc229349374" w:history="1">
+          <w:hyperlink w:anchor="_Toc229606895" w:history="1">
             <w:r>
               <w:rPr>
                 <w:rStyle w:val="a9"/>
@@ -1256,7 +1236,7 @@
                 <w:noProof/>
                 <w:webHidden/>
               </w:rPr>
-              <w:instrText xml:space="preserve"> PAGEREF _Toc229349374 \h </w:instrText>
+              <w:instrText xml:space="preserve"> PAGEREF _Toc229606895 \h </w:instrText>
             </w:r>
             <w:r>
               <w:rPr>
@@ -1289,10 +1269,8 @@
         </w:p>
         <w:p>
           <w:pPr>
-            <w:pStyle w:val="11"/>
-            <w:tabs>
-              <w:tab w:val="right" w:leader="dot" w:pos="9911"/>
-            </w:tabs>
+            <w:pStyle w:val="ae"/>
+            <w:spacing w:line="259" w:lineRule="auto"/>
             <w:rPr>
               <w:rFonts w:asciiTheme="minorHAnsi" w:eastAsiaTheme="minorEastAsia" w:hAnsiTheme="minorHAnsi" w:cstheme="minorBidi"/>
               <w:noProof/>
@@ -1300,7 +1278,7 @@
               <w14:ligatures w14:val="standardContextual"/>
             </w:rPr>
           </w:pPr>
-          <w:hyperlink w:anchor="_Toc229349375" w:history="1">
+          <w:hyperlink w:anchor="_Toc229606896" w:history="1">
             <w:r>
               <w:rPr>
                 <w:rStyle w:val="a9"/>
@@ -1327,7 +1305,7 @@
                 <w:noProof/>
                 <w:webHidden/>
               </w:rPr>
-              <w:instrText xml:space="preserve"> PAGEREF _Toc229349375 \h </w:instrText>
+              <w:instrText xml:space="preserve"> PAGEREF _Toc229606896 \h </w:instrText>
             </w:r>
             <w:r>
               <w:rPr>
@@ -1360,10 +1338,8 @@
         </w:p>
         <w:p>
           <w:pPr>
-            <w:pStyle w:val="11"/>
-            <w:tabs>
-              <w:tab w:val="right" w:leader="dot" w:pos="9911"/>
-            </w:tabs>
+            <w:pStyle w:val="ae"/>
+            <w:spacing w:line="259" w:lineRule="auto"/>
             <w:rPr>
               <w:rFonts w:asciiTheme="minorHAnsi" w:eastAsiaTheme="minorEastAsia" w:hAnsiTheme="minorHAnsi" w:cstheme="minorBidi"/>
               <w:noProof/>
@@ -1371,7 +1347,7 @@
               <w14:ligatures w14:val="standardContextual"/>
             </w:rPr>
           </w:pPr>
-          <w:hyperlink w:anchor="_Toc229349376" w:history="1">
+          <w:hyperlink w:anchor="_Toc229606897" w:history="1">
             <w:r>
               <w:rPr>
                 <w:rStyle w:val="a9"/>
@@ -1398,7 +1374,7 @@
                 <w:noProof/>
                 <w:webHidden/>
               </w:rPr>
-              <w:instrText xml:space="preserve"> PAGEREF _Toc229349376 \h </w:instrText>
+              <w:instrText xml:space="preserve"> PAGEREF _Toc229606897 \h </w:instrText>
             </w:r>
             <w:r>
               <w:rPr>
@@ -1431,10 +1407,8 @@
         </w:p>
         <w:p>
           <w:pPr>
-            <w:pStyle w:val="11"/>
-            <w:tabs>
-              <w:tab w:val="right" w:leader="dot" w:pos="9911"/>
-            </w:tabs>
+            <w:pStyle w:val="ae"/>
+            <w:spacing w:line="259" w:lineRule="auto"/>
             <w:rPr>
               <w:rFonts w:asciiTheme="minorHAnsi" w:eastAsiaTheme="minorEastAsia" w:hAnsiTheme="minorHAnsi" w:cstheme="minorBidi"/>
               <w:noProof/>
@@ -1442,7 +1416,7 @@
               <w14:ligatures w14:val="standardContextual"/>
             </w:rPr>
           </w:pPr>
-          <w:hyperlink w:anchor="_Toc229349377" w:history="1">
+          <w:hyperlink w:anchor="_Toc229606898" w:history="1">
             <w:r>
               <w:rPr>
                 <w:rStyle w:val="a9"/>
@@ -1469,7 +1443,7 @@
                 <w:noProof/>
                 <w:webHidden/>
               </w:rPr>
-              <w:instrText xml:space="preserve"> PAGEREF _Toc229349377 \h </w:instrText>
+              <w:instrText xml:space="preserve"> PAGEREF _Toc229606898 \h </w:instrText>
             </w:r>
             <w:r>
               <w:rPr>
@@ -1502,10 +1476,8 @@
         </w:p>
         <w:p>
           <w:pPr>
-            <w:pStyle w:val="11"/>
-            <w:tabs>
-              <w:tab w:val="right" w:leader="dot" w:pos="9911"/>
-            </w:tabs>
+            <w:pStyle w:val="ae"/>
+            <w:spacing w:line="259" w:lineRule="auto"/>
             <w:rPr>
               <w:rFonts w:asciiTheme="minorHAnsi" w:eastAsiaTheme="minorEastAsia" w:hAnsiTheme="minorHAnsi" w:cstheme="minorBidi"/>
               <w:noProof/>
@@ -1513,7 +1485,7 @@
               <w14:ligatures w14:val="standardContextual"/>
             </w:rPr>
           </w:pPr>
-          <w:hyperlink w:anchor="_Toc229349378" w:history="1">
+          <w:hyperlink w:anchor="_Toc229606899" w:history="1">
             <w:r>
               <w:rPr>
                 <w:rStyle w:val="a9"/>
@@ -1540,7 +1512,7 @@
                 <w:noProof/>
                 <w:webHidden/>
               </w:rPr>
-              <w:instrText xml:space="preserve"> PAGEREF _Toc229349378 \h </w:instrText>
+              <w:instrText xml:space="preserve"> PAGEREF _Toc229606899 \h </w:instrText>
             </w:r>
             <w:r>
               <w:rPr>
@@ -1560,7 +1532,7 @@
                 <w:noProof/>
                 <w:webHidden/>
               </w:rPr>
-              <w:t>30</w:t>
+              <w:t>29</w:t>
             </w:r>
             <w:r>
               <w:rPr>
@@ -1573,10 +1545,8 @@
         </w:p>
         <w:p>
           <w:pPr>
-            <w:pStyle w:val="11"/>
-            <w:tabs>
-              <w:tab w:val="right" w:leader="dot" w:pos="9911"/>
-            </w:tabs>
+            <w:pStyle w:val="ae"/>
+            <w:spacing w:line="259" w:lineRule="auto"/>
             <w:rPr>
               <w:rFonts w:asciiTheme="minorHAnsi" w:eastAsiaTheme="minorEastAsia" w:hAnsiTheme="minorHAnsi" w:cstheme="minorBidi"/>
               <w:noProof/>
@@ -1584,7 +1554,7 @@
               <w14:ligatures w14:val="standardContextual"/>
             </w:rPr>
           </w:pPr>
-          <w:hyperlink w:anchor="_Toc229349379" w:history="1">
+          <w:hyperlink w:anchor="_Toc229606900" w:history="1">
             <w:r>
               <w:rPr>
                 <w:rStyle w:val="a9"/>
@@ -1611,7 +1581,7 @@
                 <w:noProof/>
                 <w:webHidden/>
               </w:rPr>
-              <w:instrText xml:space="preserve"> PAGEREF _Toc229349379 \h </w:instrText>
+              <w:instrText xml:space="preserve"> PAGEREF _Toc229606900 \h </w:instrText>
             </w:r>
             <w:r>
               <w:rPr>
@@ -1631,7 +1601,7 @@
                 <w:noProof/>
                 <w:webHidden/>
               </w:rPr>
-              <w:t>30</w:t>
+              <w:t>29</w:t>
             </w:r>
             <w:r>
               <w:rPr>
@@ -1644,10 +1614,8 @@
         </w:p>
         <w:p>
           <w:pPr>
-            <w:pStyle w:val="11"/>
-            <w:tabs>
-              <w:tab w:val="right" w:leader="dot" w:pos="9911"/>
-            </w:tabs>
+            <w:pStyle w:val="ae"/>
+            <w:spacing w:line="259" w:lineRule="auto"/>
             <w:rPr>
               <w:rFonts w:asciiTheme="minorHAnsi" w:eastAsiaTheme="minorEastAsia" w:hAnsiTheme="minorHAnsi" w:cstheme="minorBidi"/>
               <w:noProof/>
@@ -1655,7 +1623,7 @@
               <w14:ligatures w14:val="standardContextual"/>
             </w:rPr>
           </w:pPr>
-          <w:hyperlink w:anchor="_Toc229349380" w:history="1">
+          <w:hyperlink w:anchor="_Toc229606901" w:history="1">
             <w:r>
               <w:rPr>
                 <w:rStyle w:val="a9"/>
@@ -1682,7 +1650,7 @@
                 <w:noProof/>
                 <w:webHidden/>
               </w:rPr>
-              <w:instrText xml:space="preserve"> PAGEREF _Toc229349380 \h </w:instrText>
+              <w:instrText xml:space="preserve"> PAGEREF _Toc229606901 \h </w:instrText>
             </w:r>
             <w:r>
               <w:rPr>
@@ -1702,7 +1670,7 @@
                 <w:noProof/>
                 <w:webHidden/>
               </w:rPr>
-              <w:t>37</w:t>
+              <w:t>36</w:t>
             </w:r>
             <w:r>
               <w:rPr>
@@ -1715,10 +1683,8 @@
         </w:p>
         <w:p>
           <w:pPr>
-            <w:pStyle w:val="11"/>
-            <w:tabs>
-              <w:tab w:val="right" w:leader="dot" w:pos="9911"/>
-            </w:tabs>
+            <w:pStyle w:val="ae"/>
+            <w:spacing w:line="259" w:lineRule="auto"/>
             <w:rPr>
               <w:rFonts w:asciiTheme="minorHAnsi" w:eastAsiaTheme="minorEastAsia" w:hAnsiTheme="minorHAnsi" w:cstheme="minorBidi"/>
               <w:noProof/>
@@ -1726,7 +1692,7 @@
               <w14:ligatures w14:val="standardContextual"/>
             </w:rPr>
           </w:pPr>
-          <w:hyperlink w:anchor="_Toc229349381" w:history="1">
+          <w:hyperlink w:anchor="_Toc229606902" w:history="1">
             <w:r>
               <w:rPr>
                 <w:rStyle w:val="a9"/>
@@ -1753,7 +1719,7 @@
                 <w:noProof/>
                 <w:webHidden/>
               </w:rPr>
-              <w:instrText xml:space="preserve"> PAGEREF _Toc229349381 \h </w:instrText>
+              <w:instrText xml:space="preserve"> PAGEREF _Toc229606902 \h </w:instrText>
             </w:r>
             <w:r>
               <w:rPr>
@@ -1773,7 +1739,7 @@
                 <w:noProof/>
                 <w:webHidden/>
               </w:rPr>
-              <w:t>38</w:t>
+              <w:t>37</w:t>
             </w:r>
             <w:r>
               <w:rPr>
@@ -1786,10 +1752,8 @@
         </w:p>
         <w:p>
           <w:pPr>
-            <w:pStyle w:val="11"/>
-            <w:tabs>
-              <w:tab w:val="right" w:leader="dot" w:pos="9911"/>
-            </w:tabs>
+            <w:pStyle w:val="ae"/>
+            <w:spacing w:line="259" w:lineRule="auto"/>
             <w:rPr>
               <w:rFonts w:asciiTheme="minorHAnsi" w:eastAsiaTheme="minorEastAsia" w:hAnsiTheme="minorHAnsi" w:cstheme="minorBidi"/>
               <w:noProof/>
@@ -1797,7 +1761,7 @@
               <w14:ligatures w14:val="standardContextual"/>
             </w:rPr>
           </w:pPr>
-          <w:hyperlink w:anchor="_Toc229349382" w:history="1">
+          <w:hyperlink w:anchor="_Toc229606903" w:history="1">
             <w:r>
               <w:rPr>
                 <w:rStyle w:val="a9"/>
@@ -1824,7 +1788,7 @@
                 <w:noProof/>
                 <w:webHidden/>
               </w:rPr>
-              <w:instrText xml:space="preserve"> PAGEREF _Toc229349382 \h </w:instrText>
+              <w:instrText xml:space="preserve"> PAGEREF _Toc229606903 \h </w:instrText>
             </w:r>
             <w:r>
               <w:rPr>
@@ -1844,7 +1808,7 @@
                 <w:noProof/>
                 <w:webHidden/>
               </w:rPr>
-              <w:t>41</w:t>
+              <w:t>40</w:t>
             </w:r>
             <w:r>
               <w:rPr>
@@ -1857,10 +1821,8 @@
         </w:p>
         <w:p>
           <w:pPr>
-            <w:pStyle w:val="11"/>
-            <w:tabs>
-              <w:tab w:val="right" w:leader="dot" w:pos="9911"/>
-            </w:tabs>
+            <w:pStyle w:val="ae"/>
+            <w:spacing w:line="259" w:lineRule="auto"/>
             <w:rPr>
               <w:rFonts w:asciiTheme="minorHAnsi" w:eastAsiaTheme="minorEastAsia" w:hAnsiTheme="minorHAnsi" w:cstheme="minorBidi"/>
               <w:noProof/>
@@ -1868,7 +1830,7 @@
               <w14:ligatures w14:val="standardContextual"/>
             </w:rPr>
           </w:pPr>
-          <w:hyperlink w:anchor="_Toc229349383" w:history="1">
+          <w:hyperlink w:anchor="_Toc229606904" w:history="1">
             <w:r>
               <w:rPr>
                 <w:rStyle w:val="a9"/>
@@ -1895,7 +1857,7 @@
                 <w:noProof/>
                 <w:webHidden/>
               </w:rPr>
-              <w:instrText xml:space="preserve"> PAGEREF _Toc229349383 \h </w:instrText>
+              <w:instrText xml:space="preserve"> PAGEREF _Toc229606904 \h </w:instrText>
             </w:r>
             <w:r>
               <w:rPr>
@@ -1915,7 +1877,7 @@
                 <w:noProof/>
                 <w:webHidden/>
               </w:rPr>
-              <w:t>41</w:t>
+              <w:t>40</w:t>
             </w:r>
             <w:r>
               <w:rPr>
@@ -1928,10 +1890,8 @@
         </w:p>
         <w:p>
           <w:pPr>
-            <w:pStyle w:val="11"/>
-            <w:tabs>
-              <w:tab w:val="right" w:leader="dot" w:pos="9911"/>
-            </w:tabs>
+            <w:pStyle w:val="ae"/>
+            <w:spacing w:line="259" w:lineRule="auto"/>
             <w:rPr>
               <w:rFonts w:asciiTheme="minorHAnsi" w:eastAsiaTheme="minorEastAsia" w:hAnsiTheme="minorHAnsi" w:cstheme="minorBidi"/>
               <w:noProof/>
@@ -1939,7 +1899,7 @@
               <w14:ligatures w14:val="standardContextual"/>
             </w:rPr>
           </w:pPr>
-          <w:hyperlink w:anchor="_Toc229349384" w:history="1">
+          <w:hyperlink w:anchor="_Toc229606905" w:history="1">
             <w:r>
               <w:rPr>
                 <w:rStyle w:val="a9"/>
@@ -1966,7 +1926,7 @@
                 <w:noProof/>
                 <w:webHidden/>
               </w:rPr>
-              <w:instrText xml:space="preserve"> PAGEREF _Toc229349384 \h </w:instrText>
+              <w:instrText xml:space="preserve"> PAGEREF _Toc229606905 \h </w:instrText>
             </w:r>
             <w:r>
               <w:rPr>
@@ -1986,7 +1946,7 @@
                 <w:noProof/>
                 <w:webHidden/>
               </w:rPr>
-              <w:t>51</w:t>
+              <w:t>50</w:t>
             </w:r>
             <w:r>
               <w:rPr>
@@ -1999,10 +1959,8 @@
         </w:p>
         <w:p>
           <w:pPr>
-            <w:pStyle w:val="11"/>
-            <w:tabs>
-              <w:tab w:val="right" w:leader="dot" w:pos="9911"/>
-            </w:tabs>
+            <w:pStyle w:val="ae"/>
+            <w:spacing w:line="259" w:lineRule="auto"/>
             <w:rPr>
               <w:rFonts w:asciiTheme="minorHAnsi" w:eastAsiaTheme="minorEastAsia" w:hAnsiTheme="minorHAnsi" w:cstheme="minorBidi"/>
               <w:noProof/>
@@ -2010,7 +1968,7 @@
               <w14:ligatures w14:val="standardContextual"/>
             </w:rPr>
           </w:pPr>
-          <w:hyperlink w:anchor="_Toc229349385" w:history="1">
+          <w:hyperlink w:anchor="_Toc229606906" w:history="1">
             <w:r>
               <w:rPr>
                 <w:rStyle w:val="a9"/>
@@ -2037,7 +1995,7 @@
                 <w:noProof/>
                 <w:webHidden/>
               </w:rPr>
-              <w:instrText xml:space="preserve"> PAGEREF _Toc229349385 \h </w:instrText>
+              <w:instrText xml:space="preserve"> PAGEREF _Toc229606906 \h </w:instrText>
             </w:r>
             <w:r>
               <w:rPr>
@@ -2057,7 +2015,7 @@
                 <w:noProof/>
                 <w:webHidden/>
               </w:rPr>
-              <w:t>54</w:t>
+              <w:t>53</w:t>
             </w:r>
             <w:r>
               <w:rPr>
@@ -2070,10 +2028,8 @@
         </w:p>
         <w:p>
           <w:pPr>
-            <w:pStyle w:val="11"/>
-            <w:tabs>
-              <w:tab w:val="right" w:leader="dot" w:pos="9911"/>
-            </w:tabs>
+            <w:pStyle w:val="ae"/>
+            <w:spacing w:line="259" w:lineRule="auto"/>
             <w:rPr>
               <w:rFonts w:asciiTheme="minorHAnsi" w:eastAsiaTheme="minorEastAsia" w:hAnsiTheme="minorHAnsi" w:cstheme="minorBidi"/>
               <w:noProof/>
@@ -2081,7 +2037,7 @@
               <w14:ligatures w14:val="standardContextual"/>
             </w:rPr>
           </w:pPr>
-          <w:hyperlink w:anchor="_Toc229349386" w:history="1">
+          <w:hyperlink w:anchor="_Toc229606907" w:history="1">
             <w:r>
               <w:rPr>
                 <w:rStyle w:val="a9"/>
@@ -2108,7 +2064,7 @@
                 <w:noProof/>
                 <w:webHidden/>
               </w:rPr>
-              <w:instrText xml:space="preserve"> PAGEREF _Toc229349386 \h </w:instrText>
+              <w:instrText xml:space="preserve"> PAGEREF _Toc229606907 \h </w:instrText>
             </w:r>
             <w:r>
               <w:rPr>
@@ -2128,7 +2084,7 @@
                 <w:noProof/>
                 <w:webHidden/>
               </w:rPr>
-              <w:t>56</w:t>
+              <w:t>55</w:t>
             </w:r>
             <w:r>
               <w:rPr>
@@ -2141,10 +2097,8 @@
         </w:p>
         <w:p>
           <w:pPr>
-            <w:pStyle w:val="11"/>
-            <w:tabs>
-              <w:tab w:val="right" w:leader="dot" w:pos="9911"/>
-            </w:tabs>
+            <w:pStyle w:val="ae"/>
+            <w:spacing w:line="259" w:lineRule="auto"/>
             <w:rPr>
               <w:rFonts w:asciiTheme="minorHAnsi" w:eastAsiaTheme="minorEastAsia" w:hAnsiTheme="minorHAnsi" w:cstheme="minorBidi"/>
               <w:noProof/>
@@ -2152,7 +2106,7 @@
               <w14:ligatures w14:val="standardContextual"/>
             </w:rPr>
           </w:pPr>
-          <w:hyperlink w:anchor="_Toc229349387" w:history="1">
+          <w:hyperlink w:anchor="_Toc229606908" w:history="1">
             <w:r>
               <w:rPr>
                 <w:rStyle w:val="a9"/>
@@ -2179,7 +2133,7 @@
                 <w:noProof/>
                 <w:webHidden/>
               </w:rPr>
-              <w:instrText xml:space="preserve"> PAGEREF _Toc229349387 \h </w:instrText>
+              <w:instrText xml:space="preserve"> PAGEREF _Toc229606908 \h </w:instrText>
             </w:r>
             <w:r>
               <w:rPr>
@@ -2199,7 +2153,7 @@
                 <w:noProof/>
                 <w:webHidden/>
               </w:rPr>
-              <w:t>57</w:t>
+              <w:t>56</w:t>
             </w:r>
             <w:r>
               <w:rPr>
@@ -2212,19 +2166,106 @@
         </w:p>
         <w:p>
           <w:pPr>
-            <w:tabs>
-              <w:tab w:val="right" w:leader="dot" w:pos="9923"/>
-            </w:tabs>
+            <w:pStyle w:val="ae"/>
+            <w:spacing w:line="259" w:lineRule="auto"/>
+            <w:rPr>
+              <w:rFonts w:asciiTheme="minorHAnsi" w:eastAsiaTheme="minorEastAsia" w:hAnsiTheme="minorHAnsi" w:cstheme="minorBidi"/>
+              <w:noProof/>
+              <w:kern w:val="2"/>
+              <w14:ligatures w14:val="standardContextual"/>
+            </w:rPr>
+          </w:pPr>
+          <w:hyperlink w:anchor="_Toc229606909" w:history="1">
+            <w:r>
+              <w:rPr>
+                <w:rStyle w:val="a9"/>
+                <w:noProof/>
+              </w:rPr>
+              <w:t xml:space="preserve">Приложение Б – Листинг кода </w:t>
+            </w:r>
+            <w:r>
+              <w:rPr>
+                <w:rStyle w:val="a9"/>
+                <w:noProof/>
+                <w:lang w:val="en-US"/>
+              </w:rPr>
+              <w:t>NavBar</w:t>
+            </w:r>
+            <w:r>
+              <w:rPr>
+                <w:rStyle w:val="a9"/>
+                <w:noProof/>
+              </w:rPr>
+              <w:t>.</w:t>
+            </w:r>
+            <w:r>
+              <w:rPr>
+                <w:rStyle w:val="a9"/>
+                <w:noProof/>
+                <w:lang w:val="en-US"/>
+              </w:rPr>
+              <w:t>vue</w:t>
+            </w:r>
+            <w:r>
+              <w:rPr>
+                <w:noProof/>
+                <w:webHidden/>
+              </w:rPr>
+              <w:tab/>
+            </w:r>
+            <w:r>
+              <w:rPr>
+                <w:noProof/>
+                <w:webHidden/>
+              </w:rPr>
+              <w:fldChar w:fldCharType="begin"/>
+            </w:r>
+            <w:r>
+              <w:rPr>
+                <w:noProof/>
+                <w:webHidden/>
+              </w:rPr>
+              <w:instrText xml:space="preserve"> PAGEREF _Toc229606909 \h </w:instrText>
+            </w:r>
+            <w:r>
+              <w:rPr>
+                <w:noProof/>
+                <w:webHidden/>
+              </w:rPr>
+            </w:r>
+            <w:r>
+              <w:rPr>
+                <w:noProof/>
+                <w:webHidden/>
+              </w:rPr>
+              <w:fldChar w:fldCharType="separate"/>
+            </w:r>
+            <w:r>
+              <w:rPr>
+                <w:noProof/>
+                <w:webHidden/>
+              </w:rPr>
+              <w:t>63</w:t>
+            </w:r>
+            <w:r>
+              <w:rPr>
+                <w:noProof/>
+                <w:webHidden/>
+              </w:rPr>
+              <w:fldChar w:fldCharType="end"/>
+            </w:r>
+          </w:hyperlink>
+        </w:p>
+        <w:p>
+          <w:pPr>
+            <w:pStyle w:val="ae"/>
+            <w:spacing w:line="259" w:lineRule="auto"/>
             <w:rPr>
               <w:b/>
               <w:bCs/>
             </w:rPr>
           </w:pPr>
           <w:r>
-            <w:rPr>
-              <w:sz w:val="28"/>
-              <w:szCs w:val="28"/>
-            </w:rPr>
             <w:fldChar w:fldCharType="end"/>
           </w:r>
         </w:p>
@@ -2255,7 +2296,7 @@
           <w:sz w:val="28"/>
         </w:rPr>
       </w:pPr>
-      <w:bookmarkStart w:id="0" w:name="_Toc229349369"/>
+      <w:bookmarkStart w:id="0" w:name="_Toc229606890"/>
       <w:r>
         <w:rPr>
           <w:b/>
@@ -2564,7 +2605,14 @@
           <w:sz w:val="28"/>
           <w:szCs w:val="28"/>
         </w:rPr>
-        <w:t>Реализовать базовые модули приложения.</w:t>
+        <w:t>Разработать техническое задание</w:t>
+      </w:r>
+      <w:r>
+        <w:rPr>
+          <w:sz w:val="28"/>
+          <w:szCs w:val="28"/>
+        </w:rPr>
+        <w:t>.</w:t>
       </w:r>
     </w:p>
     <w:p>
@@ -2588,6 +2636,68 @@
           <w:sz w:val="28"/>
           <w:szCs w:val="28"/>
         </w:rPr>
+        <w:t xml:space="preserve">Реализовать </w:t>
+      </w:r>
+      <w:r>
+        <w:rPr>
+          <w:sz w:val="28"/>
+          <w:szCs w:val="28"/>
+        </w:rPr>
+        <w:t>веб-приложение в соответствии с разработанным техническим заданием.</w:t>
+      </w:r>
+    </w:p>
+    <w:p>
+      <w:pPr>
+        <w:pStyle w:val="a3"/>
+        <w:numPr>
+          <w:ilvl w:val="0"/>
+          <w:numId w:val="2"/>
+        </w:numPr>
+        <w:spacing w:line="360" w:lineRule="auto"/>
+        <w:ind w:left="0" w:firstLine="851"/>
+        <w:contextualSpacing w:val="0"/>
+        <w:jc w:val="both"/>
+        <w:rPr>
+          <w:sz w:val="28"/>
+          <w:szCs w:val="28"/>
+        </w:rPr>
+      </w:pPr>
+      <w:r>
+        <w:rPr>
+          <w:sz w:val="28"/>
+          <w:szCs w:val="28"/>
+        </w:rPr>
+        <w:t>Разработать программную документаци</w:t>
+      </w:r>
+      <w:r>
+        <w:rPr>
+          <w:sz w:val="28"/>
+          <w:szCs w:val="28"/>
+        </w:rPr>
+        <w:t>ю.</w:t>
+      </w:r>
+    </w:p>
+    <w:p>
+      <w:pPr>
+        <w:pStyle w:val="a3"/>
+        <w:numPr>
+          <w:ilvl w:val="0"/>
+          <w:numId w:val="2"/>
+        </w:numPr>
+        <w:spacing w:line="360" w:lineRule="auto"/>
+        <w:ind w:left="0" w:firstLine="851"/>
+        <w:contextualSpacing w:val="0"/>
+        <w:jc w:val="both"/>
+        <w:rPr>
+          <w:sz w:val="28"/>
+          <w:szCs w:val="28"/>
+        </w:rPr>
+      </w:pPr>
+      <w:r>
+        <w:rPr>
+          <w:sz w:val="28"/>
+          <w:szCs w:val="28"/>
+        </w:rPr>
         <w:br w:type="page"/>
       </w:r>
     </w:p>
@@ -2606,7 +2716,7 @@
           <w:szCs w:val="28"/>
         </w:rPr>
       </w:pPr>
-      <w:bookmarkStart w:id="1" w:name="_Toc229349370"/>
+      <w:bookmarkStart w:id="1" w:name="_Toc229606891"/>
       <w:r>
         <w:rPr>
           <w:b/>
@@ -3698,7 +3808,7 @@
           <w:b/>
         </w:rPr>
       </w:pPr>
-      <w:bookmarkStart w:id="2" w:name="_Toc229349371"/>
+      <w:bookmarkStart w:id="2" w:name="_Toc229606892"/>
       <w:r>
         <w:rPr>
           <w:b/>
@@ -6639,7 +6749,7 @@
     </w:tbl>
     <w:p>
       <w:pPr>
-        <w:spacing w:line="360" w:lineRule="auto"/>
+        <w:spacing w:before="120" w:line="360" w:lineRule="auto"/>
         <w:ind w:firstLine="851"/>
         <w:jc w:val="both"/>
         <w:rPr>
@@ -7470,7 +7580,7 @@
           <w:szCs w:val="28"/>
         </w:rPr>
       </w:pPr>
-      <w:bookmarkStart w:id="3" w:name="_Toc229349372"/>
+      <w:bookmarkStart w:id="3" w:name="_Toc229606893"/>
       <w:r>
         <w:rPr>
           <w:b/>
@@ -7840,7 +7950,7 @@
           <w:szCs w:val="28"/>
         </w:rPr>
       </w:pPr>
-      <w:bookmarkStart w:id="4" w:name="_Toc229349373"/>
+      <w:bookmarkStart w:id="4" w:name="_Toc229606894"/>
       <w:r>
         <w:rPr>
           <w:b/>
@@ -7877,7 +7987,7 @@
           <w:szCs w:val="28"/>
         </w:rPr>
       </w:pPr>
-      <w:bookmarkStart w:id="5" w:name="_Toc229349374"/>
+      <w:bookmarkStart w:id="5" w:name="_Toc229606895"/>
       <w:r>
         <w:rPr>
           <w:b/>
@@ -8324,7 +8434,7 @@
           <w:szCs w:val="28"/>
         </w:rPr>
       </w:pPr>
-      <w:bookmarkStart w:id="6" w:name="_Toc229349375"/>
+      <w:bookmarkStart w:id="6" w:name="_Toc229606896"/>
       <w:r>
         <w:rPr>
           <w:b/>
@@ -9117,7 +9227,7 @@
           <w:szCs w:val="28"/>
         </w:rPr>
       </w:pPr>
-      <w:bookmarkStart w:id="7" w:name="_Toc229349376"/>
+      <w:bookmarkStart w:id="7" w:name="_Toc229606897"/>
       <w:r>
         <w:rPr>
           <w:b/>
@@ -9489,7 +9599,7 @@
               <w:spacing w:line="360" w:lineRule="auto"/>
               <w:ind w:left="0"/>
               <w:contextualSpacing w:val="0"/>
-              <w:jc w:val="center"/>
+              <w:jc w:val="both"/>
               <w:rPr>
                 <w:sz w:val="28"/>
                 <w:szCs w:val="28"/>
@@ -9515,7 +9625,7 @@
               <w:spacing w:line="360" w:lineRule="auto"/>
               <w:ind w:left="0"/>
               <w:contextualSpacing w:val="0"/>
-              <w:jc w:val="center"/>
+              <w:jc w:val="both"/>
               <w:rPr>
                 <w:sz w:val="28"/>
                 <w:szCs w:val="28"/>
@@ -9570,7 +9680,7 @@
               <w:spacing w:line="360" w:lineRule="auto"/>
               <w:ind w:left="0"/>
               <w:contextualSpacing w:val="0"/>
-              <w:jc w:val="center"/>
+              <w:jc w:val="both"/>
               <w:rPr>
                 <w:sz w:val="28"/>
                 <w:szCs w:val="28"/>
@@ -9596,7 +9706,7 @@
               <w:spacing w:line="360" w:lineRule="auto"/>
               <w:ind w:left="0"/>
               <w:contextualSpacing w:val="0"/>
-              <w:jc w:val="center"/>
+              <w:jc w:val="both"/>
               <w:rPr>
                 <w:sz w:val="28"/>
                 <w:szCs w:val="28"/>
@@ -9666,7 +9776,7 @@
               <w:spacing w:line="360" w:lineRule="auto"/>
               <w:ind w:left="0"/>
               <w:contextualSpacing w:val="0"/>
-              <w:jc w:val="center"/>
+              <w:jc w:val="both"/>
               <w:rPr>
                 <w:sz w:val="28"/>
                 <w:szCs w:val="28"/>
@@ -9692,7 +9802,7 @@
               <w:spacing w:line="360" w:lineRule="auto"/>
               <w:ind w:left="0"/>
               <w:contextualSpacing w:val="0"/>
-              <w:jc w:val="center"/>
+              <w:jc w:val="both"/>
               <w:rPr>
                 <w:sz w:val="28"/>
                 <w:szCs w:val="28"/>
@@ -9781,19 +9891,28 @@
           <w:p>
             <w:pPr>
               <w:spacing w:line="360" w:lineRule="auto"/>
-              <w:jc w:val="center"/>
+              <w:jc w:val="both"/>
               <w:rPr>
                 <w:sz w:val="28"/>
                 <w:szCs w:val="28"/>
                 <w:lang w:val="en-US"/>
               </w:rPr>
             </w:pPr>
-            <w:r>
-              <w:rPr>
-                <w:sz w:val="28"/>
-                <w:szCs w:val="28"/>
-              </w:rPr>
-              <w:t>VARCHAR(255)</w:t>
+            <w:proofErr w:type="gramStart"/>
+            <w:r>
+              <w:rPr>
+                <w:sz w:val="28"/>
+                <w:szCs w:val="28"/>
+              </w:rPr>
+              <w:t>VARCHAR(</w:t>
+            </w:r>
+            <w:proofErr w:type="gramEnd"/>
+            <w:r>
+              <w:rPr>
+                <w:sz w:val="28"/>
+                <w:szCs w:val="28"/>
+              </w:rPr>
+              <w:t>255)</w:t>
             </w:r>
           </w:p>
         </w:tc>
@@ -9807,7 +9926,7 @@
               <w:spacing w:line="360" w:lineRule="auto"/>
               <w:ind w:left="0"/>
               <w:contextualSpacing w:val="0"/>
-              <w:jc w:val="center"/>
+              <w:jc w:val="both"/>
               <w:rPr>
                 <w:sz w:val="28"/>
                 <w:szCs w:val="28"/>
@@ -9867,18 +9986,27 @@
               <w:spacing w:line="360" w:lineRule="auto"/>
               <w:ind w:left="0"/>
               <w:contextualSpacing w:val="0"/>
-              <w:jc w:val="center"/>
+              <w:jc w:val="both"/>
               <w:rPr>
                 <w:sz w:val="28"/>
                 <w:szCs w:val="28"/>
               </w:rPr>
             </w:pPr>
-            <w:r>
-              <w:rPr>
-                <w:sz w:val="28"/>
-                <w:szCs w:val="28"/>
-              </w:rPr>
-              <w:t>VARCHAR(255)</w:t>
+            <w:proofErr w:type="gramStart"/>
+            <w:r>
+              <w:rPr>
+                <w:sz w:val="28"/>
+                <w:szCs w:val="28"/>
+              </w:rPr>
+              <w:t>VARCHAR(</w:t>
+            </w:r>
+            <w:proofErr w:type="gramEnd"/>
+            <w:r>
+              <w:rPr>
+                <w:sz w:val="28"/>
+                <w:szCs w:val="28"/>
+              </w:rPr>
+              <w:t>255)</w:t>
             </w:r>
           </w:p>
         </w:tc>
@@ -9892,7 +10020,7 @@
               <w:spacing w:line="360" w:lineRule="auto"/>
               <w:ind w:left="0"/>
               <w:contextualSpacing w:val="0"/>
-              <w:jc w:val="center"/>
+              <w:jc w:val="both"/>
               <w:rPr>
                 <w:sz w:val="28"/>
                 <w:szCs w:val="28"/>
@@ -9969,18 +10097,27 @@
           <w:p>
             <w:pPr>
               <w:spacing w:line="360" w:lineRule="auto"/>
-              <w:jc w:val="center"/>
+              <w:jc w:val="both"/>
               <w:rPr>
                 <w:sz w:val="28"/>
                 <w:szCs w:val="28"/>
               </w:rPr>
             </w:pPr>
-            <w:r>
-              <w:rPr>
-                <w:sz w:val="28"/>
-                <w:szCs w:val="28"/>
-              </w:rPr>
-              <w:t>VARCHAR(100)</w:t>
+            <w:proofErr w:type="gramStart"/>
+            <w:r>
+              <w:rPr>
+                <w:sz w:val="28"/>
+                <w:szCs w:val="28"/>
+              </w:rPr>
+              <w:t>VARCHAR(</w:t>
+            </w:r>
+            <w:proofErr w:type="gramEnd"/>
+            <w:r>
+              <w:rPr>
+                <w:sz w:val="28"/>
+                <w:szCs w:val="28"/>
+              </w:rPr>
+              <w:t>100)</w:t>
             </w:r>
           </w:p>
         </w:tc>
@@ -9994,7 +10131,7 @@
               <w:spacing w:line="360" w:lineRule="auto"/>
               <w:ind w:left="0"/>
               <w:contextualSpacing w:val="0"/>
-              <w:jc w:val="center"/>
+              <w:jc w:val="both"/>
               <w:rPr>
                 <w:sz w:val="28"/>
                 <w:szCs w:val="28"/>
@@ -10047,18 +10184,27 @@
               <w:spacing w:line="360" w:lineRule="auto"/>
               <w:ind w:left="0"/>
               <w:contextualSpacing w:val="0"/>
-              <w:jc w:val="center"/>
+              <w:jc w:val="both"/>
               <w:rPr>
                 <w:sz w:val="28"/>
                 <w:szCs w:val="28"/>
               </w:rPr>
             </w:pPr>
-            <w:r>
-              <w:rPr>
-                <w:sz w:val="28"/>
-                <w:szCs w:val="28"/>
-              </w:rPr>
-              <w:t>VARCHAR(100)</w:t>
+            <w:proofErr w:type="gramStart"/>
+            <w:r>
+              <w:rPr>
+                <w:sz w:val="28"/>
+                <w:szCs w:val="28"/>
+              </w:rPr>
+              <w:t>VARCHAR(</w:t>
+            </w:r>
+            <w:proofErr w:type="gramEnd"/>
+            <w:r>
+              <w:rPr>
+                <w:sz w:val="28"/>
+                <w:szCs w:val="28"/>
+              </w:rPr>
+              <w:t>100)</w:t>
             </w:r>
           </w:p>
         </w:tc>
@@ -10072,7 +10218,7 @@
               <w:spacing w:line="360" w:lineRule="auto"/>
               <w:ind w:left="0"/>
               <w:contextualSpacing w:val="0"/>
-              <w:jc w:val="center"/>
+              <w:jc w:val="both"/>
               <w:rPr>
                 <w:sz w:val="28"/>
                 <w:szCs w:val="28"/>
@@ -10125,18 +10271,27 @@
               <w:spacing w:line="360" w:lineRule="auto"/>
               <w:ind w:left="0"/>
               <w:contextualSpacing w:val="0"/>
-              <w:jc w:val="center"/>
+              <w:jc w:val="both"/>
               <w:rPr>
                 <w:sz w:val="28"/>
                 <w:szCs w:val="28"/>
               </w:rPr>
             </w:pPr>
-            <w:r>
-              <w:rPr>
-                <w:sz w:val="28"/>
-                <w:szCs w:val="28"/>
-              </w:rPr>
-              <w:t>VARCHAR(20)</w:t>
+            <w:proofErr w:type="gramStart"/>
+            <w:r>
+              <w:rPr>
+                <w:sz w:val="28"/>
+                <w:szCs w:val="28"/>
+              </w:rPr>
+              <w:t>VARCHAR(</w:t>
+            </w:r>
+            <w:proofErr w:type="gramEnd"/>
+            <w:r>
+              <w:rPr>
+                <w:sz w:val="28"/>
+                <w:szCs w:val="28"/>
+              </w:rPr>
+              <w:t>20)</w:t>
             </w:r>
           </w:p>
         </w:tc>
@@ -10150,7 +10305,7 @@
               <w:spacing w:line="360" w:lineRule="auto"/>
               <w:ind w:left="0"/>
               <w:contextualSpacing w:val="0"/>
-              <w:jc w:val="center"/>
+              <w:jc w:val="both"/>
               <w:rPr>
                 <w:sz w:val="28"/>
                 <w:szCs w:val="28"/>
@@ -10203,18 +10358,27 @@
               <w:spacing w:line="360" w:lineRule="auto"/>
               <w:ind w:left="0"/>
               <w:contextualSpacing w:val="0"/>
-              <w:jc w:val="center"/>
+              <w:jc w:val="both"/>
               <w:rPr>
                 <w:sz w:val="28"/>
                 <w:szCs w:val="28"/>
               </w:rPr>
             </w:pPr>
-            <w:r>
-              <w:rPr>
-                <w:sz w:val="28"/>
-                <w:szCs w:val="28"/>
-              </w:rPr>
-              <w:t>CHAR(3)</w:t>
+            <w:proofErr w:type="gramStart"/>
+            <w:r>
+              <w:rPr>
+                <w:sz w:val="28"/>
+                <w:szCs w:val="28"/>
+              </w:rPr>
+              <w:t>CHAR(</w:t>
+            </w:r>
+            <w:proofErr w:type="gramEnd"/>
+            <w:r>
+              <w:rPr>
+                <w:sz w:val="28"/>
+                <w:szCs w:val="28"/>
+              </w:rPr>
+              <w:t>3)</w:t>
             </w:r>
           </w:p>
         </w:tc>
@@ -10228,7 +10392,7 @@
               <w:spacing w:line="360" w:lineRule="auto"/>
               <w:ind w:left="0"/>
               <w:contextualSpacing w:val="0"/>
-              <w:jc w:val="center"/>
+              <w:jc w:val="both"/>
               <w:rPr>
                 <w:sz w:val="28"/>
                 <w:szCs w:val="28"/>
@@ -10281,7 +10445,7 @@
               <w:spacing w:line="360" w:lineRule="auto"/>
               <w:ind w:left="0"/>
               <w:contextualSpacing w:val="0"/>
-              <w:jc w:val="center"/>
+              <w:jc w:val="both"/>
               <w:rPr>
                 <w:sz w:val="28"/>
                 <w:szCs w:val="28"/>
@@ -10306,7 +10470,7 @@
               <w:spacing w:line="360" w:lineRule="auto"/>
               <w:ind w:left="0"/>
               <w:contextualSpacing w:val="0"/>
-              <w:jc w:val="center"/>
+              <w:jc w:val="both"/>
               <w:rPr>
                 <w:sz w:val="28"/>
                 <w:szCs w:val="28"/>
@@ -10359,7 +10523,7 @@
           <w:p>
             <w:pPr>
               <w:spacing w:line="360" w:lineRule="auto"/>
-              <w:jc w:val="center"/>
+              <w:jc w:val="both"/>
               <w:rPr>
                 <w:sz w:val="28"/>
                 <w:szCs w:val="28"/>
@@ -10384,7 +10548,7 @@
               <w:spacing w:line="360" w:lineRule="auto"/>
               <w:ind w:left="0"/>
               <w:contextualSpacing w:val="0"/>
-              <w:jc w:val="center"/>
+              <w:jc w:val="both"/>
               <w:rPr>
                 <w:sz w:val="28"/>
                 <w:szCs w:val="28"/>
@@ -10490,7 +10654,7 @@
               <w:spacing w:line="360" w:lineRule="auto"/>
               <w:ind w:left="0"/>
               <w:contextualSpacing w:val="0"/>
-              <w:jc w:val="center"/>
+              <w:jc w:val="both"/>
               <w:rPr>
                 <w:sz w:val="28"/>
                 <w:szCs w:val="28"/>
@@ -10515,7 +10679,7 @@
               <w:spacing w:line="360" w:lineRule="auto"/>
               <w:ind w:left="0"/>
               <w:contextualSpacing w:val="0"/>
-              <w:jc w:val="center"/>
+              <w:jc w:val="both"/>
               <w:rPr>
                 <w:sz w:val="28"/>
                 <w:szCs w:val="28"/>
@@ -10568,7 +10732,7 @@
               <w:spacing w:line="360" w:lineRule="auto"/>
               <w:ind w:left="0"/>
               <w:contextualSpacing w:val="0"/>
-              <w:jc w:val="center"/>
+              <w:jc w:val="both"/>
               <w:rPr>
                 <w:sz w:val="28"/>
                 <w:szCs w:val="28"/>
@@ -10593,7 +10757,7 @@
               <w:spacing w:line="360" w:lineRule="auto"/>
               <w:ind w:left="0"/>
               <w:contextualSpacing w:val="0"/>
-              <w:jc w:val="center"/>
+              <w:jc w:val="both"/>
               <w:rPr>
                 <w:sz w:val="28"/>
                 <w:szCs w:val="28"/>
@@ -10662,18 +10826,27 @@
               <w:spacing w:line="360" w:lineRule="auto"/>
               <w:ind w:left="0"/>
               <w:contextualSpacing w:val="0"/>
-              <w:jc w:val="center"/>
+              <w:jc w:val="both"/>
               <w:rPr>
                 <w:sz w:val="28"/>
                 <w:szCs w:val="28"/>
               </w:rPr>
             </w:pPr>
-            <w:r>
-              <w:rPr>
-                <w:sz w:val="28"/>
-                <w:szCs w:val="28"/>
-              </w:rPr>
-              <w:t>VARCHAR(50)</w:t>
+            <w:proofErr w:type="gramStart"/>
+            <w:r>
+              <w:rPr>
+                <w:sz w:val="28"/>
+                <w:szCs w:val="28"/>
+              </w:rPr>
+              <w:t>VARCHAR(</w:t>
+            </w:r>
+            <w:proofErr w:type="gramEnd"/>
+            <w:r>
+              <w:rPr>
+                <w:sz w:val="28"/>
+                <w:szCs w:val="28"/>
+              </w:rPr>
+              <w:t>50)</w:t>
             </w:r>
           </w:p>
         </w:tc>
@@ -10687,7 +10860,7 @@
               <w:spacing w:line="360" w:lineRule="auto"/>
               <w:ind w:left="0"/>
               <w:contextualSpacing w:val="0"/>
-              <w:jc w:val="center"/>
+              <w:jc w:val="both"/>
               <w:rPr>
                 <w:sz w:val="28"/>
                 <w:szCs w:val="28"/>
@@ -10740,18 +10913,27 @@
               <w:spacing w:line="360" w:lineRule="auto"/>
               <w:ind w:left="0"/>
               <w:contextualSpacing w:val="0"/>
-              <w:jc w:val="center"/>
+              <w:jc w:val="both"/>
               <w:rPr>
                 <w:sz w:val="28"/>
                 <w:szCs w:val="28"/>
               </w:rPr>
             </w:pPr>
-            <w:r>
-              <w:rPr>
-                <w:sz w:val="28"/>
-                <w:szCs w:val="28"/>
-              </w:rPr>
-              <w:t>VARCHAR(255)</w:t>
+            <w:proofErr w:type="gramStart"/>
+            <w:r>
+              <w:rPr>
+                <w:sz w:val="28"/>
+                <w:szCs w:val="28"/>
+              </w:rPr>
+              <w:t>VARCHAR(</w:t>
+            </w:r>
+            <w:proofErr w:type="gramEnd"/>
+            <w:r>
+              <w:rPr>
+                <w:sz w:val="28"/>
+                <w:szCs w:val="28"/>
+              </w:rPr>
+              <w:t>255)</w:t>
             </w:r>
           </w:p>
         </w:tc>
@@ -10765,7 +10947,7 @@
               <w:spacing w:line="360" w:lineRule="auto"/>
               <w:ind w:left="0"/>
               <w:contextualSpacing w:val="0"/>
-              <w:jc w:val="center"/>
+              <w:jc w:val="both"/>
               <w:rPr>
                 <w:sz w:val="28"/>
                 <w:szCs w:val="28"/>
@@ -10818,7 +11000,7 @@
               <w:spacing w:line="360" w:lineRule="auto"/>
               <w:ind w:left="0"/>
               <w:contextualSpacing w:val="0"/>
-              <w:jc w:val="center"/>
+              <w:jc w:val="both"/>
               <w:rPr>
                 <w:sz w:val="28"/>
                 <w:szCs w:val="28"/>
@@ -10843,7 +11025,7 @@
               <w:spacing w:line="360" w:lineRule="auto"/>
               <w:ind w:left="0"/>
               <w:contextualSpacing w:val="0"/>
-              <w:jc w:val="center"/>
+              <w:jc w:val="both"/>
               <w:rPr>
                 <w:sz w:val="28"/>
                 <w:szCs w:val="28"/>
@@ -10896,7 +11078,7 @@
               <w:spacing w:line="360" w:lineRule="auto"/>
               <w:ind w:left="0"/>
               <w:contextualSpacing w:val="0"/>
-              <w:jc w:val="center"/>
+              <w:jc w:val="both"/>
               <w:rPr>
                 <w:sz w:val="28"/>
                 <w:szCs w:val="28"/>
@@ -10921,7 +11103,7 @@
               <w:spacing w:line="360" w:lineRule="auto"/>
               <w:ind w:left="0"/>
               <w:contextualSpacing w:val="0"/>
-              <w:jc w:val="center"/>
+              <w:jc w:val="both"/>
               <w:rPr>
                 <w:sz w:val="28"/>
                 <w:szCs w:val="28"/>
@@ -11060,7 +11242,7 @@
               <w:spacing w:line="360" w:lineRule="auto"/>
               <w:ind w:left="0"/>
               <w:contextualSpacing w:val="0"/>
-              <w:jc w:val="center"/>
+              <w:jc w:val="both"/>
               <w:rPr>
                 <w:sz w:val="28"/>
                 <w:szCs w:val="28"/>
@@ -11086,7 +11268,7 @@
               <w:spacing w:line="360" w:lineRule="auto"/>
               <w:ind w:left="0"/>
               <w:contextualSpacing w:val="0"/>
-              <w:jc w:val="center"/>
+              <w:jc w:val="both"/>
               <w:rPr>
                 <w:sz w:val="28"/>
                 <w:szCs w:val="28"/>
@@ -11141,7 +11323,7 @@
               <w:spacing w:line="360" w:lineRule="auto"/>
               <w:ind w:left="0"/>
               <w:contextualSpacing w:val="0"/>
-              <w:jc w:val="center"/>
+              <w:jc w:val="both"/>
               <w:rPr>
                 <w:sz w:val="28"/>
                 <w:szCs w:val="28"/>
@@ -11167,7 +11349,7 @@
               <w:spacing w:line="360" w:lineRule="auto"/>
               <w:ind w:left="0"/>
               <w:contextualSpacing w:val="0"/>
-              <w:jc w:val="center"/>
+              <w:jc w:val="both"/>
               <w:rPr>
                 <w:sz w:val="28"/>
                 <w:szCs w:val="28"/>
@@ -11237,7 +11419,7 @@
               <w:spacing w:line="360" w:lineRule="auto"/>
               <w:ind w:left="0"/>
               <w:contextualSpacing w:val="0"/>
-              <w:jc w:val="center"/>
+              <w:jc w:val="both"/>
               <w:rPr>
                 <w:sz w:val="28"/>
                 <w:szCs w:val="28"/>
@@ -11263,7 +11445,7 @@
               <w:spacing w:line="360" w:lineRule="auto"/>
               <w:ind w:left="0"/>
               <w:contextualSpacing w:val="0"/>
-              <w:jc w:val="center"/>
+              <w:jc w:val="both"/>
               <w:rPr>
                 <w:sz w:val="28"/>
                 <w:szCs w:val="28"/>
@@ -11355,19 +11537,28 @@
               <w:spacing w:line="360" w:lineRule="auto"/>
               <w:ind w:left="0"/>
               <w:contextualSpacing w:val="0"/>
-              <w:jc w:val="center"/>
+              <w:jc w:val="both"/>
               <w:rPr>
                 <w:sz w:val="28"/>
                 <w:szCs w:val="28"/>
                 <w:lang w:val="en-US"/>
               </w:rPr>
             </w:pPr>
-            <w:r>
-              <w:rPr>
-                <w:sz w:val="28"/>
-                <w:szCs w:val="28"/>
-              </w:rPr>
-              <w:t>VARCHAR(100)</w:t>
+            <w:proofErr w:type="gramStart"/>
+            <w:r>
+              <w:rPr>
+                <w:sz w:val="28"/>
+                <w:szCs w:val="28"/>
+              </w:rPr>
+              <w:t>VARCHAR(</w:t>
+            </w:r>
+            <w:proofErr w:type="gramEnd"/>
+            <w:r>
+              <w:rPr>
+                <w:sz w:val="28"/>
+                <w:szCs w:val="28"/>
+              </w:rPr>
+              <w:t>100)</w:t>
             </w:r>
           </w:p>
         </w:tc>
@@ -11381,7 +11572,7 @@
               <w:spacing w:line="360" w:lineRule="auto"/>
               <w:ind w:left="0"/>
               <w:contextualSpacing w:val="0"/>
-              <w:jc w:val="center"/>
+              <w:jc w:val="both"/>
               <w:rPr>
                 <w:sz w:val="28"/>
                 <w:szCs w:val="28"/>
@@ -11436,7 +11627,7 @@
               <w:spacing w:line="360" w:lineRule="auto"/>
               <w:ind w:left="0"/>
               <w:contextualSpacing w:val="0"/>
-              <w:jc w:val="center"/>
+              <w:jc w:val="both"/>
               <w:rPr>
                 <w:sz w:val="28"/>
                 <w:szCs w:val="28"/>
@@ -11462,7 +11653,7 @@
               <w:spacing w:line="360" w:lineRule="auto"/>
               <w:ind w:left="0"/>
               <w:contextualSpacing w:val="0"/>
-              <w:jc w:val="center"/>
+              <w:jc w:val="both"/>
               <w:rPr>
                 <w:sz w:val="28"/>
                 <w:szCs w:val="28"/>
@@ -11532,19 +11723,28 @@
               <w:spacing w:line="360" w:lineRule="auto"/>
               <w:ind w:left="0"/>
               <w:contextualSpacing w:val="0"/>
-              <w:jc w:val="center"/>
+              <w:jc w:val="both"/>
               <w:rPr>
                 <w:sz w:val="28"/>
                 <w:szCs w:val="28"/>
                 <w:lang w:val="en-US"/>
               </w:rPr>
             </w:pPr>
-            <w:r>
-              <w:rPr>
-                <w:sz w:val="28"/>
-                <w:szCs w:val="28"/>
-              </w:rPr>
-              <w:t>VARCHAR(10)</w:t>
+            <w:proofErr w:type="gramStart"/>
+            <w:r>
+              <w:rPr>
+                <w:sz w:val="28"/>
+                <w:szCs w:val="28"/>
+              </w:rPr>
+              <w:t>VARCHAR(</w:t>
+            </w:r>
+            <w:proofErr w:type="gramEnd"/>
+            <w:r>
+              <w:rPr>
+                <w:sz w:val="28"/>
+                <w:szCs w:val="28"/>
+              </w:rPr>
+              <w:t>10)</w:t>
             </w:r>
           </w:p>
         </w:tc>
@@ -11558,7 +11758,7 @@
               <w:spacing w:line="360" w:lineRule="auto"/>
               <w:ind w:left="0"/>
               <w:contextualSpacing w:val="0"/>
-              <w:jc w:val="center"/>
+              <w:jc w:val="both"/>
               <w:rPr>
                 <w:sz w:val="28"/>
                 <w:szCs w:val="28"/>
@@ -11612,19 +11812,28 @@
               <w:spacing w:line="360" w:lineRule="auto"/>
               <w:ind w:left="0"/>
               <w:contextualSpacing w:val="0"/>
-              <w:jc w:val="center"/>
+              <w:jc w:val="both"/>
               <w:rPr>
                 <w:sz w:val="28"/>
                 <w:szCs w:val="28"/>
                 <w:lang w:val="en-US"/>
               </w:rPr>
             </w:pPr>
-            <w:r>
-              <w:rPr>
-                <w:sz w:val="28"/>
-                <w:szCs w:val="28"/>
-              </w:rPr>
-              <w:t>DECIMAL(15,2)</w:t>
+            <w:proofErr w:type="gramStart"/>
+            <w:r>
+              <w:rPr>
+                <w:sz w:val="28"/>
+                <w:szCs w:val="28"/>
+              </w:rPr>
+              <w:t>DECIMAL(</w:t>
+            </w:r>
+            <w:proofErr w:type="gramEnd"/>
+            <w:r>
+              <w:rPr>
+                <w:sz w:val="28"/>
+                <w:szCs w:val="28"/>
+              </w:rPr>
+              <w:t>15,2)</w:t>
             </w:r>
           </w:p>
         </w:tc>
@@ -11638,7 +11847,7 @@
               <w:spacing w:line="360" w:lineRule="auto"/>
               <w:ind w:left="0"/>
               <w:contextualSpacing w:val="0"/>
-              <w:jc w:val="center"/>
+              <w:jc w:val="both"/>
               <w:rPr>
                 <w:sz w:val="28"/>
                 <w:szCs w:val="28"/>
@@ -11692,7 +11901,7 @@
               <w:spacing w:line="360" w:lineRule="auto"/>
               <w:ind w:left="0"/>
               <w:contextualSpacing w:val="0"/>
-              <w:jc w:val="center"/>
+              <w:jc w:val="both"/>
               <w:rPr>
                 <w:sz w:val="28"/>
                 <w:szCs w:val="28"/>
@@ -11718,7 +11927,7 @@
               <w:spacing w:line="360" w:lineRule="auto"/>
               <w:ind w:left="0"/>
               <w:contextualSpacing w:val="0"/>
-              <w:jc w:val="center"/>
+              <w:jc w:val="both"/>
               <w:rPr>
                 <w:sz w:val="28"/>
                 <w:szCs w:val="28"/>
@@ -11788,7 +11997,7 @@
               <w:spacing w:line="360" w:lineRule="auto"/>
               <w:ind w:left="0"/>
               <w:contextualSpacing w:val="0"/>
-              <w:jc w:val="center"/>
+              <w:jc w:val="both"/>
               <w:rPr>
                 <w:sz w:val="28"/>
                 <w:szCs w:val="28"/>
@@ -11814,7 +12023,7 @@
               <w:spacing w:line="360" w:lineRule="auto"/>
               <w:ind w:left="0"/>
               <w:contextualSpacing w:val="0"/>
-              <w:jc w:val="center"/>
+              <w:jc w:val="both"/>
               <w:rPr>
                 <w:sz w:val="28"/>
                 <w:szCs w:val="28"/>
@@ -11896,7 +12105,7 @@
               <w:spacing w:line="360" w:lineRule="auto"/>
               <w:ind w:left="0"/>
               <w:contextualSpacing w:val="0"/>
-              <w:jc w:val="center"/>
+              <w:jc w:val="both"/>
               <w:rPr>
                 <w:sz w:val="28"/>
                 <w:szCs w:val="28"/>
@@ -11922,7 +12131,7 @@
               <w:spacing w:line="360" w:lineRule="auto"/>
               <w:ind w:left="0"/>
               <w:contextualSpacing w:val="0"/>
-              <w:jc w:val="center"/>
+              <w:jc w:val="both"/>
               <w:rPr>
                 <w:sz w:val="28"/>
                 <w:szCs w:val="28"/>
@@ -11980,7 +12189,7 @@
               <w:spacing w:line="360" w:lineRule="auto"/>
               <w:ind w:left="0"/>
               <w:contextualSpacing w:val="0"/>
-              <w:jc w:val="center"/>
+              <w:jc w:val="both"/>
               <w:rPr>
                 <w:sz w:val="28"/>
                 <w:szCs w:val="28"/>
@@ -12006,7 +12215,7 @@
               <w:spacing w:line="360" w:lineRule="auto"/>
               <w:ind w:left="0"/>
               <w:contextualSpacing w:val="0"/>
-              <w:jc w:val="center"/>
+              <w:jc w:val="both"/>
               <w:rPr>
                 <w:sz w:val="28"/>
                 <w:szCs w:val="28"/>
@@ -12140,7 +12349,7 @@
               <w:pStyle w:val="a3"/>
               <w:spacing w:line="360" w:lineRule="auto"/>
               <w:ind w:left="0"/>
-              <w:jc w:val="center"/>
+              <w:jc w:val="both"/>
               <w:rPr>
                 <w:sz w:val="28"/>
                 <w:szCs w:val="28"/>
@@ -12165,7 +12374,7 @@
               <w:pStyle w:val="a3"/>
               <w:spacing w:line="360" w:lineRule="auto"/>
               <w:ind w:left="0"/>
-              <w:jc w:val="center"/>
+              <w:jc w:val="both"/>
               <w:rPr>
                 <w:sz w:val="28"/>
                 <w:szCs w:val="28"/>
@@ -12218,11 +12427,11 @@
               <w:pStyle w:val="a3"/>
               <w:spacing w:line="360" w:lineRule="auto"/>
               <w:ind w:left="0"/>
-              <w:jc w:val="center"/>
-              <w:rPr>
-                <w:sz w:val="28"/>
-                <w:szCs w:val="28"/>
-                <w:lang w:val="en-US"/>
+              <w:contextualSpacing w:val="0"/>
+              <w:jc w:val="both"/>
+              <w:rPr>
+                <w:sz w:val="28"/>
+                <w:szCs w:val="28"/>
               </w:rPr>
             </w:pPr>
             <w:r>
@@ -12243,11 +12452,11 @@
               <w:pStyle w:val="a3"/>
               <w:spacing w:line="360" w:lineRule="auto"/>
               <w:ind w:left="0"/>
-              <w:jc w:val="center"/>
-              <w:rPr>
-                <w:sz w:val="28"/>
-                <w:szCs w:val="28"/>
-                <w:lang w:val="en-US"/>
+              <w:contextualSpacing w:val="0"/>
+              <w:jc w:val="both"/>
+              <w:rPr>
+                <w:sz w:val="28"/>
+                <w:szCs w:val="28"/>
               </w:rPr>
             </w:pPr>
             <w:r>
@@ -12261,7 +12470,6 @@
               <w:rPr>
                 <w:sz w:val="28"/>
                 <w:szCs w:val="28"/>
-                <w:lang w:val="en-US"/>
               </w:rPr>
               <w:t xml:space="preserve"> (PK)</w:t>
             </w:r>
@@ -12304,11 +12512,11 @@
               <w:pStyle w:val="a3"/>
               <w:spacing w:line="360" w:lineRule="auto"/>
               <w:ind w:left="0"/>
-              <w:jc w:val="center"/>
-              <w:rPr>
-                <w:sz w:val="28"/>
-                <w:szCs w:val="28"/>
-                <w:lang w:val="en-US"/>
+              <w:contextualSpacing w:val="0"/>
+              <w:jc w:val="both"/>
+              <w:rPr>
+                <w:sz w:val="28"/>
+                <w:szCs w:val="28"/>
               </w:rPr>
             </w:pPr>
             <w:r>
@@ -12329,7 +12537,8 @@
               <w:pStyle w:val="a3"/>
               <w:spacing w:line="360" w:lineRule="auto"/>
               <w:ind w:left="0"/>
-              <w:jc w:val="center"/>
+              <w:contextualSpacing w:val="0"/>
+              <w:jc w:val="both"/>
               <w:rPr>
                 <w:sz w:val="28"/>
                 <w:szCs w:val="28"/>
@@ -12369,7 +12578,6 @@
               <w:rPr>
                 <w:sz w:val="28"/>
                 <w:szCs w:val="28"/>
-                <w:lang w:val="en-US"/>
               </w:rPr>
               <w:t>FK</w:t>
             </w:r>
@@ -12419,19 +12627,28 @@
               <w:pStyle w:val="a3"/>
               <w:spacing w:line="360" w:lineRule="auto"/>
               <w:ind w:left="0"/>
-              <w:jc w:val="center"/>
-              <w:rPr>
-                <w:sz w:val="28"/>
-                <w:szCs w:val="28"/>
-                <w:lang w:val="en-US"/>
+              <w:contextualSpacing w:val="0"/>
+              <w:jc w:val="both"/>
+              <w:rPr>
+                <w:sz w:val="28"/>
+                <w:szCs w:val="28"/>
               </w:rPr>
             </w:pPr>
-            <w:r>
-              <w:rPr>
-                <w:sz w:val="28"/>
-                <w:szCs w:val="28"/>
-              </w:rPr>
-              <w:t>VARCHAR(100)</w:t>
+            <w:proofErr w:type="gramStart"/>
+            <w:r>
+              <w:rPr>
+                <w:sz w:val="28"/>
+                <w:szCs w:val="28"/>
+              </w:rPr>
+              <w:t>VARCHAR(</w:t>
+            </w:r>
+            <w:proofErr w:type="gramEnd"/>
+            <w:r>
+              <w:rPr>
+                <w:sz w:val="28"/>
+                <w:szCs w:val="28"/>
+              </w:rPr>
+              <w:t>100)</w:t>
             </w:r>
           </w:p>
         </w:tc>
@@ -12444,11 +12661,11 @@
               <w:pStyle w:val="a3"/>
               <w:spacing w:line="360" w:lineRule="auto"/>
               <w:ind w:left="0"/>
-              <w:jc w:val="center"/>
-              <w:rPr>
-                <w:sz w:val="28"/>
-                <w:szCs w:val="28"/>
-                <w:lang w:val="en-US"/>
+              <w:contextualSpacing w:val="0"/>
+              <w:jc w:val="both"/>
+              <w:rPr>
+                <w:sz w:val="28"/>
+                <w:szCs w:val="28"/>
               </w:rPr>
             </w:pPr>
             <w:r>
@@ -12497,18 +12714,17 @@
               <w:pStyle w:val="a3"/>
               <w:spacing w:line="360" w:lineRule="auto"/>
               <w:ind w:left="0"/>
-              <w:jc w:val="center"/>
-              <w:rPr>
-                <w:sz w:val="28"/>
-                <w:szCs w:val="28"/>
-                <w:lang w:val="en-US"/>
+              <w:contextualSpacing w:val="0"/>
+              <w:jc w:val="both"/>
+              <w:rPr>
+                <w:sz w:val="28"/>
+                <w:szCs w:val="28"/>
               </w:rPr>
             </w:pPr>
             <w:r>
               <w:rPr>
                 <w:sz w:val="28"/>
                 <w:szCs w:val="28"/>
-                <w:lang w:val="en-US"/>
               </w:rPr>
               <w:t>ENUM</w:t>
             </w:r>
@@ -12523,11 +12739,11 @@
               <w:pStyle w:val="a3"/>
               <w:spacing w:line="360" w:lineRule="auto"/>
               <w:ind w:left="0"/>
-              <w:jc w:val="center"/>
-              <w:rPr>
-                <w:sz w:val="28"/>
-                <w:szCs w:val="28"/>
-                <w:lang w:val="en-US"/>
+              <w:contextualSpacing w:val="0"/>
+              <w:jc w:val="both"/>
+              <w:rPr>
+                <w:sz w:val="28"/>
+                <w:szCs w:val="28"/>
               </w:rPr>
             </w:pPr>
             <w:r>
@@ -12576,11 +12792,11 @@
               <w:pStyle w:val="a3"/>
               <w:spacing w:line="360" w:lineRule="auto"/>
               <w:ind w:left="0"/>
-              <w:jc w:val="center"/>
-              <w:rPr>
-                <w:sz w:val="28"/>
-                <w:szCs w:val="28"/>
-                <w:lang w:val="en-US"/>
+              <w:contextualSpacing w:val="0"/>
+              <w:jc w:val="both"/>
+              <w:rPr>
+                <w:sz w:val="28"/>
+                <w:szCs w:val="28"/>
               </w:rPr>
             </w:pPr>
             <w:r>
@@ -12601,7 +12817,8 @@
               <w:pStyle w:val="a3"/>
               <w:spacing w:line="360" w:lineRule="auto"/>
               <w:ind w:left="0"/>
-              <w:jc w:val="center"/>
+              <w:contextualSpacing w:val="0"/>
+              <w:jc w:val="both"/>
               <w:rPr>
                 <w:sz w:val="28"/>
                 <w:szCs w:val="28"/>
@@ -12648,7 +12865,6 @@
               <w:rPr>
                 <w:sz w:val="28"/>
                 <w:szCs w:val="28"/>
-                <w:lang w:val="en-US"/>
               </w:rPr>
               <w:t>FK</w:t>
             </w:r>
@@ -12698,11 +12914,11 @@
               <w:pStyle w:val="a3"/>
               <w:spacing w:line="360" w:lineRule="auto"/>
               <w:ind w:left="0"/>
-              <w:jc w:val="center"/>
-              <w:rPr>
-                <w:sz w:val="28"/>
-                <w:szCs w:val="28"/>
-                <w:lang w:val="en-US"/>
+              <w:contextualSpacing w:val="0"/>
+              <w:jc w:val="both"/>
+              <w:rPr>
+                <w:sz w:val="28"/>
+                <w:szCs w:val="28"/>
               </w:rPr>
             </w:pPr>
             <w:r>
@@ -12723,7 +12939,8 @@
               <w:pStyle w:val="a3"/>
               <w:spacing w:line="360" w:lineRule="auto"/>
               <w:ind w:left="0"/>
-              <w:jc w:val="center"/>
+              <w:contextualSpacing w:val="0"/>
+              <w:jc w:val="both"/>
               <w:rPr>
                 <w:sz w:val="28"/>
                 <w:szCs w:val="28"/>
@@ -12775,18 +12992,17 @@
               <w:pStyle w:val="a3"/>
               <w:spacing w:line="360" w:lineRule="auto"/>
               <w:ind w:left="0"/>
-              <w:jc w:val="center"/>
-              <w:rPr>
-                <w:sz w:val="28"/>
-                <w:szCs w:val="28"/>
-                <w:lang w:val="en-US"/>
+              <w:contextualSpacing w:val="0"/>
+              <w:jc w:val="both"/>
+              <w:rPr>
+                <w:sz w:val="28"/>
+                <w:szCs w:val="28"/>
               </w:rPr>
             </w:pPr>
             <w:r>
               <w:rPr>
                 <w:sz w:val="28"/>
                 <w:szCs w:val="28"/>
-                <w:lang w:val="en-US"/>
               </w:rPr>
               <w:t>TIMESTAMP</w:t>
             </w:r>
@@ -12801,7 +13017,8 @@
               <w:pStyle w:val="a3"/>
               <w:spacing w:line="360" w:lineRule="auto"/>
               <w:ind w:left="0"/>
-              <w:jc w:val="center"/>
+              <w:contextualSpacing w:val="0"/>
+              <w:jc w:val="both"/>
               <w:rPr>
                 <w:sz w:val="28"/>
                 <w:szCs w:val="28"/>
@@ -12935,7 +13152,7 @@
               <w:pStyle w:val="a3"/>
               <w:spacing w:line="360" w:lineRule="auto"/>
               <w:ind w:left="0"/>
-              <w:jc w:val="center"/>
+              <w:jc w:val="both"/>
               <w:rPr>
                 <w:sz w:val="28"/>
                 <w:szCs w:val="28"/>
@@ -12960,7 +13177,7 @@
               <w:pStyle w:val="a3"/>
               <w:spacing w:line="360" w:lineRule="auto"/>
               <w:ind w:left="0"/>
-              <w:jc w:val="center"/>
+              <w:jc w:val="both"/>
               <w:rPr>
                 <w:sz w:val="28"/>
                 <w:szCs w:val="28"/>
@@ -13013,7 +13230,7 @@
               <w:pStyle w:val="a3"/>
               <w:spacing w:line="360" w:lineRule="auto"/>
               <w:ind w:left="0"/>
-              <w:jc w:val="center"/>
+              <w:jc w:val="both"/>
               <w:rPr>
                 <w:sz w:val="28"/>
                 <w:szCs w:val="28"/>
@@ -13039,7 +13256,7 @@
               <w:pStyle w:val="a3"/>
               <w:spacing w:line="360" w:lineRule="auto"/>
               <w:ind w:left="0"/>
-              <w:jc w:val="center"/>
+              <w:jc w:val="both"/>
               <w:rPr>
                 <w:sz w:val="28"/>
                 <w:szCs w:val="28"/>
@@ -13100,7 +13317,7 @@
               <w:pStyle w:val="a3"/>
               <w:spacing w:line="360" w:lineRule="auto"/>
               <w:ind w:left="0"/>
-              <w:jc w:val="center"/>
+              <w:jc w:val="both"/>
               <w:rPr>
                 <w:sz w:val="28"/>
                 <w:szCs w:val="28"/>
@@ -13125,7 +13342,7 @@
               <w:pStyle w:val="a3"/>
               <w:spacing w:line="360" w:lineRule="auto"/>
               <w:ind w:left="0"/>
-              <w:jc w:val="center"/>
+              <w:jc w:val="both"/>
               <w:rPr>
                 <w:sz w:val="28"/>
                 <w:szCs w:val="28"/>
@@ -13215,7 +13432,7 @@
               <w:pStyle w:val="a3"/>
               <w:spacing w:line="360" w:lineRule="auto"/>
               <w:ind w:left="0"/>
-              <w:jc w:val="center"/>
+              <w:jc w:val="both"/>
               <w:rPr>
                 <w:sz w:val="28"/>
                 <w:szCs w:val="28"/>
@@ -13241,7 +13458,7 @@
               <w:pStyle w:val="a3"/>
               <w:spacing w:line="360" w:lineRule="auto"/>
               <w:ind w:left="0"/>
-              <w:jc w:val="center"/>
+              <w:jc w:val="both"/>
               <w:rPr>
                 <w:sz w:val="28"/>
                 <w:szCs w:val="28"/>
@@ -13331,7 +13548,7 @@
               <w:pStyle w:val="a3"/>
               <w:spacing w:line="360" w:lineRule="auto"/>
               <w:ind w:left="0"/>
-              <w:jc w:val="center"/>
+              <w:jc w:val="both"/>
               <w:rPr>
                 <w:sz w:val="28"/>
                 <w:szCs w:val="28"/>
@@ -13356,7 +13573,7 @@
               <w:pStyle w:val="a3"/>
               <w:spacing w:line="360" w:lineRule="auto"/>
               <w:ind w:left="0"/>
-              <w:jc w:val="center"/>
+              <w:jc w:val="both"/>
               <w:rPr>
                 <w:sz w:val="28"/>
                 <w:szCs w:val="28"/>
@@ -13445,19 +13662,28 @@
               <w:pStyle w:val="a3"/>
               <w:spacing w:line="360" w:lineRule="auto"/>
               <w:ind w:left="0"/>
-              <w:jc w:val="center"/>
+              <w:jc w:val="both"/>
               <w:rPr>
                 <w:sz w:val="28"/>
                 <w:szCs w:val="28"/>
                 <w:lang w:val="en-US"/>
               </w:rPr>
             </w:pPr>
-            <w:r>
-              <w:rPr>
-                <w:sz w:val="28"/>
-                <w:szCs w:val="28"/>
-              </w:rPr>
-              <w:t>DECIMAL(15,2)</w:t>
+            <w:proofErr w:type="gramStart"/>
+            <w:r>
+              <w:rPr>
+                <w:sz w:val="28"/>
+                <w:szCs w:val="28"/>
+              </w:rPr>
+              <w:t>DECIMAL(</w:t>
+            </w:r>
+            <w:proofErr w:type="gramEnd"/>
+            <w:r>
+              <w:rPr>
+                <w:sz w:val="28"/>
+                <w:szCs w:val="28"/>
+              </w:rPr>
+              <w:t>15,2)</w:t>
             </w:r>
           </w:p>
         </w:tc>
@@ -13470,7 +13696,7 @@
               <w:pStyle w:val="a3"/>
               <w:spacing w:line="360" w:lineRule="auto"/>
               <w:ind w:left="0"/>
-              <w:jc w:val="center"/>
+              <w:jc w:val="both"/>
               <w:rPr>
                 <w:sz w:val="28"/>
                 <w:szCs w:val="28"/>
@@ -13523,7 +13749,7 @@
               <w:pStyle w:val="a3"/>
               <w:spacing w:line="360" w:lineRule="auto"/>
               <w:ind w:left="0"/>
-              <w:jc w:val="center"/>
+              <w:jc w:val="both"/>
               <w:rPr>
                 <w:sz w:val="28"/>
                 <w:szCs w:val="28"/>
@@ -13548,7 +13774,7 @@
               <w:pStyle w:val="a3"/>
               <w:spacing w:line="360" w:lineRule="auto"/>
               <w:ind w:left="0"/>
-              <w:jc w:val="center"/>
+              <w:jc w:val="both"/>
               <w:rPr>
                 <w:sz w:val="28"/>
                 <w:szCs w:val="28"/>
@@ -13600,7 +13826,7 @@
               <w:pStyle w:val="a3"/>
               <w:spacing w:line="360" w:lineRule="auto"/>
               <w:ind w:left="0"/>
-              <w:jc w:val="center"/>
+              <w:jc w:val="both"/>
               <w:rPr>
                 <w:sz w:val="28"/>
                 <w:szCs w:val="28"/>
@@ -13625,7 +13851,7 @@
               <w:pStyle w:val="a3"/>
               <w:spacing w:line="360" w:lineRule="auto"/>
               <w:ind w:left="0"/>
-              <w:jc w:val="center"/>
+              <w:jc w:val="both"/>
               <w:rPr>
                 <w:sz w:val="28"/>
                 <w:szCs w:val="28"/>
@@ -13702,7 +13928,7 @@
               <w:pStyle w:val="a3"/>
               <w:spacing w:line="360" w:lineRule="auto"/>
               <w:ind w:left="0"/>
-              <w:jc w:val="center"/>
+              <w:jc w:val="both"/>
               <w:rPr>
                 <w:sz w:val="28"/>
                 <w:szCs w:val="28"/>
@@ -13727,7 +13953,7 @@
               <w:pStyle w:val="a3"/>
               <w:spacing w:line="360" w:lineRule="auto"/>
               <w:ind w:left="0"/>
-              <w:jc w:val="center"/>
+              <w:jc w:val="both"/>
               <w:rPr>
                 <w:sz w:val="28"/>
                 <w:szCs w:val="28"/>
@@ -13780,20 +14006,30 @@
               <w:pStyle w:val="a3"/>
               <w:spacing w:line="360" w:lineRule="auto"/>
               <w:ind w:left="0"/>
-              <w:jc w:val="center"/>
+              <w:jc w:val="both"/>
               <w:rPr>
                 <w:sz w:val="28"/>
                 <w:szCs w:val="28"/>
                 <w:lang w:val="en-US"/>
               </w:rPr>
             </w:pPr>
+            <w:proofErr w:type="gramStart"/>
             <w:r>
               <w:rPr>
                 <w:sz w:val="28"/>
                 <w:szCs w:val="28"/>
                 <w:lang w:val="en-US"/>
               </w:rPr>
-              <w:t>VARCHAR(255)</w:t>
+              <w:t>VARCHAR(</w:t>
+            </w:r>
+            <w:proofErr w:type="gramEnd"/>
+            <w:r>
+              <w:rPr>
+                <w:sz w:val="28"/>
+                <w:szCs w:val="28"/>
+                <w:lang w:val="en-US"/>
+              </w:rPr>
+              <w:t>255)</w:t>
             </w:r>
           </w:p>
         </w:tc>
@@ -13806,7 +14042,7 @@
               <w:pStyle w:val="a3"/>
               <w:spacing w:line="360" w:lineRule="auto"/>
               <w:ind w:left="0"/>
-              <w:jc w:val="center"/>
+              <w:jc w:val="both"/>
               <w:rPr>
                 <w:sz w:val="28"/>
                 <w:szCs w:val="28"/>
@@ -13873,7 +14109,7 @@
               <w:pStyle w:val="a3"/>
               <w:spacing w:line="360" w:lineRule="auto"/>
               <w:ind w:left="0"/>
-              <w:jc w:val="center"/>
+              <w:jc w:val="both"/>
               <w:rPr>
                 <w:sz w:val="28"/>
                 <w:szCs w:val="28"/>
@@ -13898,7 +14134,7 @@
               <w:pStyle w:val="a3"/>
               <w:spacing w:line="360" w:lineRule="auto"/>
               <w:ind w:left="0"/>
-              <w:jc w:val="center"/>
+              <w:jc w:val="both"/>
               <w:rPr>
                 <w:sz w:val="28"/>
                 <w:szCs w:val="28"/>
@@ -13966,7 +14202,7 @@
               <w:pStyle w:val="a3"/>
               <w:spacing w:line="360" w:lineRule="auto"/>
               <w:ind w:left="0"/>
-              <w:jc w:val="center"/>
+              <w:jc w:val="both"/>
               <w:rPr>
                 <w:sz w:val="28"/>
                 <w:szCs w:val="28"/>
@@ -13992,7 +14228,7 @@
               <w:pStyle w:val="a3"/>
               <w:spacing w:line="360" w:lineRule="auto"/>
               <w:ind w:left="0"/>
-              <w:jc w:val="center"/>
+              <w:jc w:val="both"/>
               <w:rPr>
                 <w:sz w:val="28"/>
                 <w:szCs w:val="28"/>
@@ -14163,7 +14399,7 @@
           <w:p>
             <w:pPr>
               <w:spacing w:line="360" w:lineRule="auto"/>
-              <w:jc w:val="center"/>
+              <w:jc w:val="both"/>
               <w:rPr>
                 <w:sz w:val="28"/>
                 <w:szCs w:val="28"/>
@@ -14188,7 +14424,7 @@
               <w:pStyle w:val="a3"/>
               <w:spacing w:line="360" w:lineRule="auto"/>
               <w:ind w:left="0"/>
-              <w:jc w:val="center"/>
+              <w:jc w:val="both"/>
               <w:rPr>
                 <w:sz w:val="28"/>
                 <w:szCs w:val="28"/>
@@ -14242,7 +14478,7 @@
               <w:pStyle w:val="a3"/>
               <w:spacing w:line="360" w:lineRule="auto"/>
               <w:ind w:left="0"/>
-              <w:jc w:val="center"/>
+              <w:jc w:val="both"/>
               <w:rPr>
                 <w:sz w:val="28"/>
                 <w:szCs w:val="28"/>
@@ -14267,7 +14503,7 @@
               <w:pStyle w:val="a3"/>
               <w:spacing w:line="360" w:lineRule="auto"/>
               <w:ind w:left="0"/>
-              <w:jc w:val="center"/>
+              <w:jc w:val="both"/>
               <w:rPr>
                 <w:sz w:val="28"/>
                 <w:szCs w:val="28"/>
@@ -14350,7 +14586,7 @@
               <w:pStyle w:val="a3"/>
               <w:spacing w:line="360" w:lineRule="auto"/>
               <w:ind w:left="0"/>
-              <w:jc w:val="center"/>
+              <w:jc w:val="both"/>
               <w:rPr>
                 <w:sz w:val="28"/>
                 <w:szCs w:val="28"/>
@@ -14375,7 +14611,7 @@
               <w:pStyle w:val="a3"/>
               <w:spacing w:line="360" w:lineRule="auto"/>
               <w:ind w:left="0"/>
-              <w:jc w:val="center"/>
+              <w:jc w:val="both"/>
               <w:rPr>
                 <w:sz w:val="28"/>
                 <w:szCs w:val="28"/>
@@ -14466,7 +14702,7 @@
               <w:pStyle w:val="a3"/>
               <w:spacing w:line="360" w:lineRule="auto"/>
               <w:ind w:left="0"/>
-              <w:jc w:val="center"/>
+              <w:jc w:val="both"/>
               <w:rPr>
                 <w:sz w:val="28"/>
                 <w:szCs w:val="28"/>
@@ -14491,7 +14727,7 @@
               <w:pStyle w:val="a3"/>
               <w:spacing w:line="360" w:lineRule="auto"/>
               <w:ind w:left="0"/>
-              <w:jc w:val="center"/>
+              <w:jc w:val="both"/>
               <w:rPr>
                 <w:sz w:val="28"/>
                 <w:szCs w:val="28"/>
@@ -14582,20 +14818,30 @@
               <w:pStyle w:val="a3"/>
               <w:spacing w:line="360" w:lineRule="auto"/>
               <w:ind w:left="0"/>
-              <w:jc w:val="center"/>
+              <w:jc w:val="both"/>
               <w:rPr>
                 <w:sz w:val="28"/>
                 <w:szCs w:val="28"/>
                 <w:lang w:val="en-US"/>
               </w:rPr>
             </w:pPr>
+            <w:proofErr w:type="gramStart"/>
             <w:r>
               <w:rPr>
                 <w:sz w:val="28"/>
                 <w:szCs w:val="28"/>
                 <w:lang w:val="en-US"/>
               </w:rPr>
-              <w:t>DECIMAL(15,2)</w:t>
+              <w:t>DECIMAL(</w:t>
+            </w:r>
+            <w:proofErr w:type="gramEnd"/>
+            <w:r>
+              <w:rPr>
+                <w:sz w:val="28"/>
+                <w:szCs w:val="28"/>
+                <w:lang w:val="en-US"/>
+              </w:rPr>
+              <w:t>15,2)</w:t>
             </w:r>
           </w:p>
         </w:tc>
@@ -14608,7 +14854,7 @@
               <w:pStyle w:val="a3"/>
               <w:spacing w:line="360" w:lineRule="auto"/>
               <w:ind w:left="0"/>
-              <w:jc w:val="center"/>
+              <w:jc w:val="both"/>
               <w:rPr>
                 <w:sz w:val="28"/>
                 <w:szCs w:val="28"/>
@@ -14662,19 +14908,28 @@
               <w:pStyle w:val="a3"/>
               <w:spacing w:line="360" w:lineRule="auto"/>
               <w:ind w:left="0"/>
-              <w:jc w:val="center"/>
+              <w:jc w:val="both"/>
               <w:rPr>
                 <w:sz w:val="28"/>
                 <w:szCs w:val="28"/>
                 <w:lang w:val="en-US"/>
               </w:rPr>
             </w:pPr>
-            <w:r>
-              <w:rPr>
-                <w:sz w:val="28"/>
-                <w:szCs w:val="28"/>
-              </w:rPr>
-              <w:t>DECIMAL(15,2)</w:t>
+            <w:proofErr w:type="gramStart"/>
+            <w:r>
+              <w:rPr>
+                <w:sz w:val="28"/>
+                <w:szCs w:val="28"/>
+              </w:rPr>
+              <w:t>DECIMAL(</w:t>
+            </w:r>
+            <w:proofErr w:type="gramEnd"/>
+            <w:r>
+              <w:rPr>
+                <w:sz w:val="28"/>
+                <w:szCs w:val="28"/>
+              </w:rPr>
+              <w:t>15,2)</w:t>
             </w:r>
           </w:p>
         </w:tc>
@@ -14687,7 +14942,7 @@
               <w:pStyle w:val="a3"/>
               <w:spacing w:line="360" w:lineRule="auto"/>
               <w:ind w:left="0"/>
-              <w:jc w:val="center"/>
+              <w:jc w:val="both"/>
               <w:rPr>
                 <w:sz w:val="28"/>
                 <w:szCs w:val="28"/>
@@ -14741,7 +14996,7 @@
               <w:pStyle w:val="a3"/>
               <w:spacing w:line="360" w:lineRule="auto"/>
               <w:ind w:left="0"/>
-              <w:jc w:val="center"/>
+              <w:jc w:val="both"/>
               <w:rPr>
                 <w:sz w:val="28"/>
                 <w:szCs w:val="28"/>
@@ -14767,7 +15022,7 @@
               <w:pStyle w:val="a3"/>
               <w:spacing w:line="360" w:lineRule="auto"/>
               <w:ind w:left="0"/>
-              <w:jc w:val="center"/>
+              <w:jc w:val="both"/>
               <w:rPr>
                 <w:sz w:val="28"/>
                 <w:szCs w:val="28"/>
@@ -14820,7 +15075,7 @@
               <w:pStyle w:val="a3"/>
               <w:spacing w:line="360" w:lineRule="auto"/>
               <w:ind w:left="0"/>
-              <w:jc w:val="center"/>
+              <w:jc w:val="both"/>
               <w:rPr>
                 <w:sz w:val="28"/>
                 <w:szCs w:val="28"/>
@@ -14845,7 +15100,7 @@
               <w:pStyle w:val="a3"/>
               <w:spacing w:line="360" w:lineRule="auto"/>
               <w:ind w:left="0"/>
-              <w:jc w:val="center"/>
+              <w:jc w:val="both"/>
               <w:rPr>
                 <w:sz w:val="28"/>
                 <w:szCs w:val="28"/>
@@ -14898,7 +15153,7 @@
               <w:pStyle w:val="a3"/>
               <w:spacing w:line="360" w:lineRule="auto"/>
               <w:ind w:left="0"/>
-              <w:jc w:val="center"/>
+              <w:jc w:val="both"/>
               <w:rPr>
                 <w:sz w:val="28"/>
                 <w:szCs w:val="28"/>
@@ -14923,7 +15178,7 @@
               <w:pStyle w:val="a3"/>
               <w:spacing w:line="360" w:lineRule="auto"/>
               <w:ind w:left="0"/>
-              <w:jc w:val="center"/>
+              <w:jc w:val="both"/>
               <w:rPr>
                 <w:sz w:val="28"/>
                 <w:szCs w:val="28"/>
@@ -14976,7 +15231,7 @@
               <w:pStyle w:val="a3"/>
               <w:spacing w:line="360" w:lineRule="auto"/>
               <w:ind w:left="0"/>
-              <w:jc w:val="center"/>
+              <w:jc w:val="both"/>
               <w:rPr>
                 <w:sz w:val="28"/>
                 <w:szCs w:val="28"/>
@@ -15001,7 +15256,7 @@
               <w:pStyle w:val="a3"/>
               <w:spacing w:line="360" w:lineRule="auto"/>
               <w:ind w:left="0"/>
-              <w:jc w:val="center"/>
+              <w:jc w:val="both"/>
               <w:rPr>
                 <w:sz w:val="28"/>
                 <w:szCs w:val="28"/>
@@ -15155,7 +15410,7 @@
               <w:pStyle w:val="a3"/>
               <w:spacing w:line="360" w:lineRule="auto"/>
               <w:ind w:left="0"/>
-              <w:jc w:val="center"/>
+              <w:jc w:val="both"/>
               <w:rPr>
                 <w:sz w:val="28"/>
                 <w:szCs w:val="28"/>
@@ -15180,7 +15435,7 @@
               <w:pStyle w:val="a3"/>
               <w:spacing w:line="360" w:lineRule="auto"/>
               <w:ind w:left="0"/>
-              <w:jc w:val="center"/>
+              <w:jc w:val="both"/>
               <w:rPr>
                 <w:sz w:val="28"/>
                 <w:szCs w:val="28"/>
@@ -15234,7 +15489,7 @@
               <w:pStyle w:val="a3"/>
               <w:spacing w:line="360" w:lineRule="auto"/>
               <w:ind w:left="0"/>
-              <w:jc w:val="center"/>
+              <w:jc w:val="both"/>
               <w:rPr>
                 <w:sz w:val="28"/>
                 <w:szCs w:val="28"/>
@@ -15259,7 +15514,7 @@
               <w:pStyle w:val="a3"/>
               <w:spacing w:line="360" w:lineRule="auto"/>
               <w:ind w:left="0"/>
-              <w:jc w:val="center"/>
+              <w:jc w:val="both"/>
               <w:rPr>
                 <w:sz w:val="28"/>
                 <w:szCs w:val="28"/>
@@ -15321,7 +15576,7 @@
               <w:pStyle w:val="a3"/>
               <w:spacing w:line="360" w:lineRule="auto"/>
               <w:ind w:left="0"/>
-              <w:jc w:val="center"/>
+              <w:jc w:val="both"/>
               <w:rPr>
                 <w:sz w:val="28"/>
                 <w:szCs w:val="28"/>
@@ -15346,7 +15601,7 @@
               <w:pStyle w:val="a3"/>
               <w:spacing w:line="360" w:lineRule="auto"/>
               <w:ind w:left="0"/>
-              <w:jc w:val="center"/>
+              <w:jc w:val="both"/>
               <w:rPr>
                 <w:sz w:val="28"/>
                 <w:szCs w:val="28"/>
@@ -15423,19 +15678,28 @@
               <w:pStyle w:val="a3"/>
               <w:spacing w:line="360" w:lineRule="auto"/>
               <w:ind w:left="0"/>
-              <w:jc w:val="center"/>
+              <w:jc w:val="both"/>
               <w:rPr>
                 <w:sz w:val="28"/>
                 <w:szCs w:val="28"/>
                 <w:lang w:val="en-US"/>
               </w:rPr>
             </w:pPr>
-            <w:r>
-              <w:rPr>
-                <w:sz w:val="28"/>
-                <w:szCs w:val="28"/>
-              </w:rPr>
-              <w:t>VARCHAR(150)</w:t>
+            <w:proofErr w:type="gramStart"/>
+            <w:r>
+              <w:rPr>
+                <w:sz w:val="28"/>
+                <w:szCs w:val="28"/>
+              </w:rPr>
+              <w:t>VARCHAR(</w:t>
+            </w:r>
+            <w:proofErr w:type="gramEnd"/>
+            <w:r>
+              <w:rPr>
+                <w:sz w:val="28"/>
+                <w:szCs w:val="28"/>
+              </w:rPr>
+              <w:t>150)</w:t>
             </w:r>
           </w:p>
         </w:tc>
@@ -15448,7 +15712,7 @@
               <w:pStyle w:val="a3"/>
               <w:spacing w:line="360" w:lineRule="auto"/>
               <w:ind w:left="0"/>
-              <w:jc w:val="center"/>
+              <w:jc w:val="both"/>
               <w:rPr>
                 <w:sz w:val="28"/>
                 <w:szCs w:val="28"/>
@@ -15502,7 +15766,7 @@
               <w:pStyle w:val="a3"/>
               <w:spacing w:line="360" w:lineRule="auto"/>
               <w:ind w:left="0"/>
-              <w:jc w:val="center"/>
+              <w:jc w:val="both"/>
               <w:rPr>
                 <w:sz w:val="28"/>
                 <w:szCs w:val="28"/>
@@ -15527,7 +15791,7 @@
               <w:pStyle w:val="a3"/>
               <w:spacing w:line="360" w:lineRule="auto"/>
               <w:ind w:left="0"/>
-              <w:jc w:val="center"/>
+              <w:jc w:val="both"/>
               <w:rPr>
                 <w:sz w:val="28"/>
                 <w:szCs w:val="28"/>
@@ -15581,19 +15845,28 @@
               <w:pStyle w:val="a3"/>
               <w:spacing w:line="360" w:lineRule="auto"/>
               <w:ind w:left="0"/>
-              <w:jc w:val="center"/>
+              <w:jc w:val="both"/>
               <w:rPr>
                 <w:sz w:val="28"/>
                 <w:szCs w:val="28"/>
                 <w:lang w:val="en-US"/>
               </w:rPr>
             </w:pPr>
-            <w:r>
-              <w:rPr>
-                <w:sz w:val="28"/>
-                <w:szCs w:val="28"/>
-              </w:rPr>
-              <w:t>DECIMAL(15,2)</w:t>
+            <w:proofErr w:type="gramStart"/>
+            <w:r>
+              <w:rPr>
+                <w:sz w:val="28"/>
+                <w:szCs w:val="28"/>
+              </w:rPr>
+              <w:t>DECIMAL(</w:t>
+            </w:r>
+            <w:proofErr w:type="gramEnd"/>
+            <w:r>
+              <w:rPr>
+                <w:sz w:val="28"/>
+                <w:szCs w:val="28"/>
+              </w:rPr>
+              <w:t>15,2)</w:t>
             </w:r>
           </w:p>
         </w:tc>
@@ -15606,7 +15879,7 @@
               <w:pStyle w:val="a3"/>
               <w:spacing w:line="360" w:lineRule="auto"/>
               <w:ind w:left="0"/>
-              <w:jc w:val="center"/>
+              <w:jc w:val="both"/>
               <w:rPr>
                 <w:sz w:val="28"/>
                 <w:szCs w:val="28"/>
@@ -15660,19 +15933,28 @@
               <w:pStyle w:val="a3"/>
               <w:spacing w:line="360" w:lineRule="auto"/>
               <w:ind w:left="0"/>
-              <w:jc w:val="center"/>
+              <w:jc w:val="both"/>
               <w:rPr>
                 <w:sz w:val="28"/>
                 <w:szCs w:val="28"/>
                 <w:lang w:val="en-US"/>
               </w:rPr>
             </w:pPr>
-            <w:r>
-              <w:rPr>
-                <w:sz w:val="28"/>
-                <w:szCs w:val="28"/>
-              </w:rPr>
-              <w:t>DECIMAL(15,2)</w:t>
+            <w:proofErr w:type="gramStart"/>
+            <w:r>
+              <w:rPr>
+                <w:sz w:val="28"/>
+                <w:szCs w:val="28"/>
+              </w:rPr>
+              <w:t>DECIMAL(</w:t>
+            </w:r>
+            <w:proofErr w:type="gramEnd"/>
+            <w:r>
+              <w:rPr>
+                <w:sz w:val="28"/>
+                <w:szCs w:val="28"/>
+              </w:rPr>
+              <w:t>15,2)</w:t>
             </w:r>
           </w:p>
         </w:tc>
@@ -15685,7 +15967,7 @@
               <w:pStyle w:val="a3"/>
               <w:spacing w:line="360" w:lineRule="auto"/>
               <w:ind w:left="0"/>
-              <w:jc w:val="center"/>
+              <w:jc w:val="both"/>
               <w:rPr>
                 <w:sz w:val="28"/>
                 <w:szCs w:val="28"/>
@@ -15738,7 +16020,7 @@
               <w:pStyle w:val="a3"/>
               <w:spacing w:line="360" w:lineRule="auto"/>
               <w:ind w:left="0"/>
-              <w:jc w:val="center"/>
+              <w:jc w:val="both"/>
               <w:rPr>
                 <w:sz w:val="28"/>
                 <w:szCs w:val="28"/>
@@ -15764,7 +16046,7 @@
               <w:pStyle w:val="a3"/>
               <w:spacing w:line="360" w:lineRule="auto"/>
               <w:ind w:left="0"/>
-              <w:jc w:val="center"/>
+              <w:jc w:val="both"/>
               <w:rPr>
                 <w:sz w:val="28"/>
                 <w:szCs w:val="28"/>
@@ -15818,7 +16100,7 @@
               <w:pStyle w:val="a3"/>
               <w:spacing w:line="360" w:lineRule="auto"/>
               <w:ind w:left="0"/>
-              <w:jc w:val="center"/>
+              <w:jc w:val="both"/>
               <w:rPr>
                 <w:sz w:val="28"/>
                 <w:szCs w:val="28"/>
@@ -15843,7 +16125,7 @@
               <w:pStyle w:val="a3"/>
               <w:spacing w:line="360" w:lineRule="auto"/>
               <w:ind w:left="0"/>
-              <w:jc w:val="center"/>
+              <w:jc w:val="both"/>
               <w:rPr>
                 <w:sz w:val="28"/>
                 <w:szCs w:val="28"/>
@@ -15896,7 +16178,7 @@
               <w:pStyle w:val="a3"/>
               <w:spacing w:line="360" w:lineRule="auto"/>
               <w:ind w:left="0"/>
-              <w:jc w:val="center"/>
+              <w:jc w:val="both"/>
               <w:rPr>
                 <w:sz w:val="28"/>
                 <w:szCs w:val="28"/>
@@ -15921,7 +16203,7 @@
               <w:pStyle w:val="a3"/>
               <w:spacing w:line="360" w:lineRule="auto"/>
               <w:ind w:left="0"/>
-              <w:jc w:val="center"/>
+              <w:jc w:val="both"/>
               <w:rPr>
                 <w:sz w:val="28"/>
                 <w:szCs w:val="28"/>
@@ -15990,7 +16272,7 @@
               <w:pStyle w:val="a3"/>
               <w:spacing w:line="360" w:lineRule="auto"/>
               <w:ind w:left="0"/>
-              <w:jc w:val="center"/>
+              <w:jc w:val="both"/>
               <w:rPr>
                 <w:sz w:val="28"/>
                 <w:szCs w:val="28"/>
@@ -16015,7 +16297,7 @@
               <w:pStyle w:val="a3"/>
               <w:spacing w:line="360" w:lineRule="auto"/>
               <w:ind w:left="0"/>
-              <w:jc w:val="center"/>
+              <w:jc w:val="both"/>
               <w:rPr>
                 <w:sz w:val="28"/>
                 <w:szCs w:val="28"/>
@@ -16068,7 +16350,7 @@
               <w:pStyle w:val="a3"/>
               <w:spacing w:line="360" w:lineRule="auto"/>
               <w:ind w:left="0"/>
-              <w:jc w:val="center"/>
+              <w:jc w:val="both"/>
               <w:rPr>
                 <w:sz w:val="28"/>
                 <w:szCs w:val="28"/>
@@ -16093,7 +16375,7 @@
               <w:pStyle w:val="a3"/>
               <w:spacing w:line="360" w:lineRule="auto"/>
               <w:ind w:left="0"/>
-              <w:jc w:val="center"/>
+              <w:jc w:val="both"/>
               <w:rPr>
                 <w:sz w:val="28"/>
                 <w:szCs w:val="28"/>
@@ -16113,7 +16395,7 @@
     <w:p>
       <w:pPr>
         <w:pStyle w:val="a3"/>
-        <w:spacing w:line="360" w:lineRule="auto"/>
+        <w:spacing w:before="120" w:line="360" w:lineRule="auto"/>
         <w:ind w:left="0" w:firstLine="851"/>
         <w:contextualSpacing w:val="0"/>
         <w:jc w:val="both"/>
@@ -16216,7 +16498,7 @@
           <w:szCs w:val="28"/>
         </w:rPr>
       </w:pPr>
-      <w:bookmarkStart w:id="8" w:name="_Toc229349377"/>
+      <w:bookmarkStart w:id="8" w:name="_Toc229606898"/>
       <w:r>
         <w:rPr>
           <w:b/>
@@ -16454,9 +16736,9 @@
           <w:szCs w:val="28"/>
         </w:rPr>
         <w:drawing>
-          <wp:inline distT="0" distB="0" distL="0" distR="0" wp14:anchorId="53BDAE06" wp14:editId="470C59E5">
-            <wp:extent cx="6299835" cy="4149090"/>
-            <wp:effectExtent l="19050" t="19050" r="24765" b="22860"/>
+          <wp:inline distT="0" distB="0" distL="0" distR="0" wp14:anchorId="53BDAE06" wp14:editId="36CE256D">
+            <wp:extent cx="4562087" cy="2505075"/>
+            <wp:effectExtent l="19050" t="19050" r="10160" b="9525"/>
             <wp:docPr id="6" name="Рисунок 6"/>
             <wp:cNvGraphicFramePr>
               <a:graphicFrameLocks xmlns:a="http://schemas.openxmlformats.org/drawingml/2006/main" noChangeAspect="1"/>
@@ -16468,25 +16750,33 @@
                     <pic:cNvPr id="1" name=""/>
                     <pic:cNvPicPr/>
                   </pic:nvPicPr>
-                  <pic:blipFill>
+                  <pic:blipFill rotWithShape="1">
                     <a:blip r:embed="rId16"/>
-                    <a:stretch>
-                      <a:fillRect/>
-                    </a:stretch>
+                    <a:srcRect l="4555" r="6715" b="26022"/>
+                    <a:stretch/>
                   </pic:blipFill>
-                  <pic:spPr>
+                  <pic:spPr bwMode="auto">
                     <a:xfrm>
                       <a:off x="0" y="0"/>
-                      <a:ext cx="6299835" cy="4149090"/>
+                      <a:ext cx="4580724" cy="2515309"/>
                     </a:xfrm>
                     <a:prstGeom prst="rect">
                       <a:avLst/>
                     </a:prstGeom>
-                    <a:ln>
+                    <a:ln w="9525" cap="flat" cmpd="sng" algn="ctr">
                       <a:solidFill>
-                        <a:schemeClr val="tx1"/>
+                        <a:sysClr val="windowText" lastClr="000000"/>
                       </a:solidFill>
+                      <a:prstDash val="solid"/>
+                      <a:round/>
+                      <a:headEnd type="none" w="med" len="med"/>
+                      <a:tailEnd type="none" w="med" len="med"/>
                     </a:ln>
+                    <a:extLst>
+                      <a:ext uri="{53640926-AAD7-44D8-BBD7-CCE9431645EC}">
+                        <a14:shadowObscured xmlns:a14="http://schemas.microsoft.com/office/drawing/2010/main"/>
+                      </a:ext>
+                    </a:extLst>
                   </pic:spPr>
                 </pic:pic>
               </a:graphicData>
@@ -16672,11 +16962,10 @@
           <w:sz w:val="28"/>
           <w:szCs w:val="28"/>
         </w:rPr>
-        <w:lastRenderedPageBreak/>
         <w:drawing>
-          <wp:inline distT="0" distB="0" distL="0" distR="0" wp14:anchorId="4566E3C0" wp14:editId="6FF30D22">
-            <wp:extent cx="5420481" cy="3620005"/>
-            <wp:effectExtent l="19050" t="19050" r="27940" b="19050"/>
+          <wp:inline distT="0" distB="0" distL="0" distR="0" wp14:anchorId="4566E3C0" wp14:editId="5721CC66">
+            <wp:extent cx="4838699" cy="2857500"/>
+            <wp:effectExtent l="19050" t="19050" r="19685" b="19050"/>
             <wp:docPr id="57" name="Рисунок 57"/>
             <wp:cNvGraphicFramePr>
               <a:graphicFrameLocks xmlns:a="http://schemas.openxmlformats.org/drawingml/2006/main" noChangeAspect="1"/>
@@ -16688,25 +16977,33 @@
                     <pic:cNvPr id="1" name=""/>
                     <pic:cNvPicPr/>
                   </pic:nvPicPr>
-                  <pic:blipFill>
+                  <pic:blipFill rotWithShape="1">
                     <a:blip r:embed="rId17"/>
-                    <a:stretch>
-                      <a:fillRect/>
-                    </a:stretch>
+                    <a:srcRect l="5273" r="5448" b="21053"/>
+                    <a:stretch/>
                   </pic:blipFill>
-                  <pic:spPr>
+                  <pic:spPr bwMode="auto">
                     <a:xfrm>
                       <a:off x="0" y="0"/>
-                      <a:ext cx="5420481" cy="3620005"/>
+                      <a:ext cx="4839375" cy="2857899"/>
                     </a:xfrm>
                     <a:prstGeom prst="rect">
                       <a:avLst/>
                     </a:prstGeom>
-                    <a:ln>
+                    <a:ln w="9525" cap="flat" cmpd="sng" algn="ctr">
                       <a:solidFill>
-                        <a:schemeClr val="tx1"/>
+                        <a:sysClr val="windowText" lastClr="000000"/>
                       </a:solidFill>
+                      <a:prstDash val="solid"/>
+                      <a:round/>
+                      <a:headEnd type="none" w="med" len="med"/>
+                      <a:tailEnd type="none" w="med" len="med"/>
                     </a:ln>
+                    <a:extLst>
+                      <a:ext uri="{53640926-AAD7-44D8-BBD7-CCE9431645EC}">
+                        <a14:shadowObscured xmlns:a14="http://schemas.microsoft.com/office/drawing/2010/main"/>
+                      </a:ext>
+                    </a:extLst>
                   </pic:spPr>
                 </pic:pic>
               </a:graphicData>
@@ -16794,6 +17091,7 @@
           <w:sz w:val="28"/>
           <w:szCs w:val="28"/>
         </w:rPr>
+        <w:lastRenderedPageBreak/>
         <w:t>Окно авторизации, предназначенное для входа зарегистрированных пользователей в систему, продемонстрировано на рисунке 11.</w:t>
       </w:r>
       <w:r>
@@ -16829,11 +17127,10 @@
           <w:sz w:val="28"/>
           <w:szCs w:val="28"/>
         </w:rPr>
-        <w:lastRenderedPageBreak/>
         <w:drawing>
-          <wp:inline distT="0" distB="0" distL="0" distR="0" wp14:anchorId="16828672" wp14:editId="5BFC2EBA">
-            <wp:extent cx="6299835" cy="4046855"/>
-            <wp:effectExtent l="19050" t="19050" r="24765" b="10795"/>
+          <wp:inline distT="0" distB="0" distL="0" distR="0" wp14:anchorId="16828672" wp14:editId="1DFA9C74">
+            <wp:extent cx="5505450" cy="2543175"/>
+            <wp:effectExtent l="19050" t="19050" r="19050" b="28575"/>
             <wp:docPr id="4" name="Рисунок 4"/>
             <wp:cNvGraphicFramePr>
               <a:graphicFrameLocks xmlns:a="http://schemas.openxmlformats.org/drawingml/2006/main" noChangeAspect="1"/>
@@ -16845,25 +17142,33 @@
                     <pic:cNvPr id="1" name=""/>
                     <pic:cNvPicPr/>
                   </pic:nvPicPr>
-                  <pic:blipFill>
+                  <pic:blipFill rotWithShape="1">
                     <a:blip r:embed="rId18"/>
-                    <a:stretch>
-                      <a:fillRect/>
-                    </a:stretch>
+                    <a:srcRect l="6048" r="6562" b="37157"/>
+                    <a:stretch/>
                   </pic:blipFill>
-                  <pic:spPr>
+                  <pic:spPr bwMode="auto">
                     <a:xfrm>
                       <a:off x="0" y="0"/>
-                      <a:ext cx="6299835" cy="4046855"/>
+                      <a:ext cx="5505450" cy="2543175"/>
                     </a:xfrm>
                     <a:prstGeom prst="rect">
                       <a:avLst/>
                     </a:prstGeom>
-                    <a:ln>
+                    <a:ln w="9525" cap="flat" cmpd="sng" algn="ctr">
                       <a:solidFill>
-                        <a:schemeClr val="tx1"/>
+                        <a:sysClr val="windowText" lastClr="000000"/>
                       </a:solidFill>
+                      <a:prstDash val="solid"/>
+                      <a:round/>
+                      <a:headEnd type="none" w="med" len="med"/>
+                      <a:tailEnd type="none" w="med" len="med"/>
                     </a:ln>
+                    <a:extLst>
+                      <a:ext uri="{53640926-AAD7-44D8-BBD7-CCE9431645EC}">
+                        <a14:shadowObscured xmlns:a14="http://schemas.microsoft.com/office/drawing/2010/main"/>
+                      </a:ext>
+                    </a:extLst>
                   </pic:spPr>
                 </pic:pic>
               </a:graphicData>
@@ -17000,7 +17305,7 @@
           <w:szCs w:val="28"/>
         </w:rPr>
       </w:pPr>
-      <w:bookmarkStart w:id="9" w:name="_Toc229349378"/>
+      <w:bookmarkStart w:id="9" w:name="_Toc229606899"/>
       <w:r>
         <w:rPr>
           <w:b/>
@@ -17034,7 +17339,7 @@
           <w:szCs w:val="28"/>
         </w:rPr>
       </w:pPr>
-      <w:bookmarkStart w:id="10" w:name="_Toc229349379"/>
+      <w:bookmarkStart w:id="10" w:name="_Toc229606900"/>
       <w:r>
         <w:rPr>
           <w:b/>
@@ -17187,6 +17492,14 @@
           <w:szCs w:val="28"/>
         </w:rPr>
         <w:t>. Фрагмент кода навигационной панели представлен на рисунке 12.</w:t>
+      </w:r>
+      <w:r>
+        <w:rPr>
+          <w:bCs/>
+          <w:sz w:val="28"/>
+          <w:szCs w:val="28"/>
+        </w:rPr>
+        <w:t xml:space="preserve"> Полный листинг кода навигационной панели представлен в приложении Б.</w:t>
       </w:r>
     </w:p>
     <w:p>
@@ -18277,7 +18590,7 @@
           <w:szCs w:val="28"/>
         </w:rPr>
       </w:pPr>
-      <w:bookmarkStart w:id="11" w:name="_Toc229349380"/>
+      <w:bookmarkStart w:id="11" w:name="_Toc229606901"/>
       <w:r>
         <w:rPr>
           <w:b/>
@@ -18467,7 +18780,14 @@
           <w:sz w:val="28"/>
           <w:szCs w:val="28"/>
         </w:rPr>
-        <w:t xml:space="preserve"> представлен на рисунке 18.</w:t>
+        <w:t xml:space="preserve"> представлен на рисунке 18</w:t>
+      </w:r>
+      <w:r>
+        <w:rPr>
+          <w:sz w:val="28"/>
+          <w:szCs w:val="28"/>
+        </w:rPr>
+        <w:t>.</w:t>
       </w:r>
     </w:p>
     <w:p>
@@ -19047,7 +19367,7 @@
           <w:szCs w:val="28"/>
         </w:rPr>
       </w:pPr>
-      <w:bookmarkStart w:id="12" w:name="_Toc229349381"/>
+      <w:bookmarkStart w:id="12" w:name="_Toc229606902"/>
       <w:r>
         <w:rPr>
           <w:b/>
@@ -19153,7 +19473,16 @@
           <w:sz w:val="28"/>
           <w:szCs w:val="28"/>
         </w:rPr>
-        <w:t>Подключение к базе данных MySQL настраивается в файле конфигурации .</w:t>
+        <w:t xml:space="preserve">Подключение к базе данных MySQL настраивается в файле </w:t>
+      </w:r>
+      <w:proofErr w:type="gramStart"/>
+      <w:r>
+        <w:rPr>
+          <w:bCs/>
+          <w:sz w:val="28"/>
+          <w:szCs w:val="28"/>
+        </w:rPr>
+        <w:t>конфигурации .</w:t>
       </w:r>
       <w:proofErr w:type="spellStart"/>
       <w:r>
@@ -19165,6 +19494,7 @@
         <w:t>env</w:t>
       </w:r>
       <w:proofErr w:type="spellEnd"/>
+      <w:proofErr w:type="gramEnd"/>
       <w:r>
         <w:rPr>
           <w:bCs/>
@@ -20412,7 +20742,7 @@
           <w:szCs w:val="28"/>
         </w:rPr>
       </w:pPr>
-      <w:bookmarkStart w:id="13" w:name="_Toc229349382"/>
+      <w:bookmarkStart w:id="13" w:name="_Toc229606903"/>
       <w:r>
         <w:rPr>
           <w:b/>
@@ -20438,7 +20768,7 @@
           <w:szCs w:val="28"/>
         </w:rPr>
       </w:pPr>
-      <w:bookmarkStart w:id="14" w:name="_Toc229349383"/>
+      <w:bookmarkStart w:id="14" w:name="_Toc229606904"/>
       <w:r>
         <w:rPr>
           <w:b/>
@@ -22709,7 +23039,15 @@
           <w:sz w:val="28"/>
           <w:szCs w:val="28"/>
         </w:rPr>
-        <w:t>Если н</w:t>
+        <w:t xml:space="preserve">Если </w:t>
+      </w:r>
+      <w:proofErr w:type="spellStart"/>
+      <w:r>
+        <w:rPr>
+          <w:sz w:val="28"/>
+          <w:szCs w:val="28"/>
+        </w:rPr>
+        <w:t>н</w:t>
       </w:r>
       <w:r>
         <w:rPr>
@@ -22725,6 +23063,7 @@
         </w:rPr>
         <w:t>т</w:t>
       </w:r>
+      <w:proofErr w:type="spellEnd"/>
       <w:r>
         <w:rPr>
           <w:sz w:val="28"/>
@@ -22897,7 +23236,7 @@
           <w:szCs w:val="28"/>
         </w:rPr>
       </w:pPr>
-      <w:bookmarkStart w:id="15" w:name="_Toc229349384"/>
+      <w:bookmarkStart w:id="15" w:name="_Toc229606905"/>
       <w:r>
         <w:rPr>
           <w:b/>
@@ -23405,7 +23744,7 @@
           <w:szCs w:val="28"/>
         </w:rPr>
       </w:pPr>
-      <w:bookmarkStart w:id="16" w:name="_Toc229349385"/>
+      <w:bookmarkStart w:id="16" w:name="_Toc229606906"/>
       <w:r>
         <w:rPr>
           <w:b/>
@@ -24394,7 +24733,7 @@
           <w:szCs w:val="28"/>
         </w:rPr>
       </w:pPr>
-      <w:bookmarkStart w:id="17" w:name="_Toc229349386"/>
+      <w:bookmarkStart w:id="17" w:name="_Toc229606907"/>
       <w:r>
         <w:rPr>
           <w:b/>
@@ -24441,7 +24780,7 @@
           <w:sz w:val="28"/>
           <w:szCs w:val="28"/>
         </w:rPr>
-        <w:t>:</w:t>
+        <w:t xml:space="preserve"> –</w:t>
       </w:r>
       <w:r>
         <w:rPr>
@@ -24613,7 +24952,7 @@
           <w:sz w:val="28"/>
           <w:szCs w:val="28"/>
         </w:rPr>
-        <w:t>:</w:t>
+        <w:t xml:space="preserve"> –</w:t>
       </w:r>
       <w:r>
         <w:rPr>
@@ -24749,7 +25088,14 @@
           <w:sz w:val="28"/>
           <w:szCs w:val="28"/>
         </w:rPr>
-        <w:t xml:space="preserve">: </w:t>
+        <w:t xml:space="preserve"> –</w:t>
+      </w:r>
+      <w:r>
+        <w:rPr>
+          <w:sz w:val="28"/>
+          <w:szCs w:val="28"/>
+        </w:rPr>
+        <w:t xml:space="preserve"> </w:t>
       </w:r>
       <w:r>
         <w:rPr>
@@ -24871,7 +25217,14 @@
           <w:sz w:val="28"/>
           <w:szCs w:val="28"/>
         </w:rPr>
-        <w:t xml:space="preserve">: </w:t>
+        <w:t xml:space="preserve"> –</w:t>
+      </w:r>
+      <w:r>
+        <w:rPr>
+          <w:sz w:val="28"/>
+          <w:szCs w:val="28"/>
+        </w:rPr>
+        <w:t xml:space="preserve"> </w:t>
       </w:r>
       <w:r>
         <w:rPr>
@@ -25051,7 +25404,15 @@
           <w:szCs w:val="28"/>
           <w:lang w:val="en-US"/>
         </w:rPr>
-        <w:t xml:space="preserve">: </w:t>
+        <w:t xml:space="preserve"> –</w:t>
+      </w:r>
+      <w:r>
+        <w:rPr>
+          <w:sz w:val="28"/>
+          <w:szCs w:val="28"/>
+          <w:lang w:val="en-US"/>
+        </w:rPr>
+        <w:t xml:space="preserve"> </w:t>
       </w:r>
       <w:r>
         <w:rPr>
@@ -25213,7 +25574,15 @@
           <w:szCs w:val="28"/>
           <w:lang w:val="en-US"/>
         </w:rPr>
-        <w:t xml:space="preserve">: </w:t>
+        <w:t xml:space="preserve"> –</w:t>
+      </w:r>
+      <w:r>
+        <w:rPr>
+          <w:sz w:val="28"/>
+          <w:szCs w:val="28"/>
+          <w:lang w:val="en-US"/>
+        </w:rPr>
+        <w:t xml:space="preserve"> </w:t>
       </w:r>
       <w:r>
         <w:rPr>
@@ -25407,7 +25776,23 @@
           <w:szCs w:val="28"/>
           <w:lang w:val="en-US"/>
         </w:rPr>
-        <w:t xml:space="preserve">m: </w:t>
+        <w:t>m</w:t>
+      </w:r>
+      <w:r>
+        <w:rPr>
+          <w:sz w:val="28"/>
+          <w:szCs w:val="28"/>
+          <w:lang w:val="en-US"/>
+        </w:rPr>
+        <w:t xml:space="preserve"> –</w:t>
+      </w:r>
+      <w:r>
+        <w:rPr>
+          <w:sz w:val="28"/>
+          <w:szCs w:val="28"/>
+          <w:lang w:val="en-US"/>
+        </w:rPr>
+        <w:t xml:space="preserve"> </w:t>
       </w:r>
       <w:r>
         <w:rPr>
@@ -25537,7 +25922,23 @@
           <w:szCs w:val="28"/>
           <w:lang w:val="en-US"/>
         </w:rPr>
-        <w:t>I: Official Documentation</w:t>
+        <w:t>I</w:t>
+      </w:r>
+      <w:r>
+        <w:rPr>
+          <w:sz w:val="28"/>
+          <w:szCs w:val="28"/>
+          <w:lang w:val="en-US"/>
+        </w:rPr>
+        <w:t xml:space="preserve"> –</w:t>
+      </w:r>
+      <w:r>
+        <w:rPr>
+          <w:sz w:val="28"/>
+          <w:szCs w:val="28"/>
+          <w:lang w:val="en-US"/>
+        </w:rPr>
+        <w:t xml:space="preserve"> Official Documentation</w:t>
       </w:r>
       <w:r>
         <w:rPr>
@@ -25651,7 +26052,23 @@
           <w:szCs w:val="28"/>
           <w:lang w:val="en-US"/>
         </w:rPr>
-        <w:t xml:space="preserve">MDN Web Docs: </w:t>
+        <w:t>MDN Web Docs</w:t>
+      </w:r>
+      <w:r>
+        <w:rPr>
+          <w:sz w:val="28"/>
+          <w:szCs w:val="28"/>
+          <w:lang w:val="en-US"/>
+        </w:rPr>
+        <w:t xml:space="preserve"> –</w:t>
+      </w:r>
+      <w:r>
+        <w:rPr>
+          <w:sz w:val="28"/>
+          <w:szCs w:val="28"/>
+          <w:lang w:val="en-US"/>
+        </w:rPr>
+        <w:t xml:space="preserve"> </w:t>
       </w:r>
       <w:r>
         <w:rPr>
@@ -25773,7 +26190,23 @@
           <w:szCs w:val="28"/>
           <w:lang w:val="en-US"/>
         </w:rPr>
-        <w:t xml:space="preserve">MDN Web Docs: </w:t>
+        <w:t>MDN Web Docs</w:t>
+      </w:r>
+      <w:r>
+        <w:rPr>
+          <w:sz w:val="28"/>
+          <w:szCs w:val="28"/>
+          <w:lang w:val="en-US"/>
+        </w:rPr>
+        <w:t xml:space="preserve"> –</w:t>
+      </w:r>
+      <w:r>
+        <w:rPr>
+          <w:sz w:val="28"/>
+          <w:szCs w:val="28"/>
+          <w:lang w:val="en-US"/>
+        </w:rPr>
+        <w:t xml:space="preserve"> </w:t>
       </w:r>
       <w:r>
         <w:rPr>
@@ -25951,7 +26384,7 @@
           <w:szCs w:val="28"/>
         </w:rPr>
       </w:pPr>
-      <w:bookmarkStart w:id="18" w:name="_Toc229349387"/>
+      <w:bookmarkStart w:id="18" w:name="_Toc229606908"/>
       <w:r>
         <w:rPr>
           <w:b/>
@@ -26313,7 +26746,7 @@
           </w:tcPr>
           <w:p>
             <w:pPr>
-              <w:jc w:val="center"/>
+              <w:jc w:val="right"/>
               <w:rPr>
                 <w:sz w:val="28"/>
                 <w:szCs w:val="28"/>
@@ -26373,7 +26806,7 @@
           </w:tcPr>
           <w:p>
             <w:pPr>
-              <w:jc w:val="center"/>
+              <w:jc w:val="right"/>
               <w:rPr>
                 <w:sz w:val="28"/>
                 <w:szCs w:val="28"/>
@@ -26434,7 +26867,7 @@
           <w:p>
             <w:pPr>
               <w:spacing w:before="240"/>
-              <w:jc w:val="center"/>
+              <w:jc w:val="right"/>
               <w:rPr>
                 <w:sz w:val="28"/>
                 <w:szCs w:val="28"/>
@@ -30635,14 +31068,4410 @@
     <w:p>
       <w:pPr>
         <w:pStyle w:val="a3"/>
-        <w:spacing w:line="360" w:lineRule="auto"/>
+        <w:spacing w:after="360" w:line="360" w:lineRule="auto"/>
         <w:ind w:left="0"/>
         <w:contextualSpacing w:val="0"/>
+        <w:jc w:val="center"/>
+        <w:outlineLvl w:val="0"/>
         <w:rPr>
           <w:b/>
           <w:bCs/>
           <w:sz w:val="28"/>
           <w:szCs w:val="28"/>
+        </w:rPr>
+      </w:pPr>
+      <w:r>
+        <w:rPr>
+          <w:b/>
+          <w:bCs/>
+          <w:sz w:val="28"/>
+          <w:szCs w:val="28"/>
+        </w:rPr>
+        <w:br w:type="page"/>
+      </w:r>
+      <w:bookmarkStart w:id="30" w:name="_Toc229606909"/>
+      <w:r>
+        <w:rPr>
+          <w:b/>
+          <w:bCs/>
+          <w:sz w:val="28"/>
+          <w:szCs w:val="28"/>
+        </w:rPr>
+        <w:lastRenderedPageBreak/>
+        <w:t xml:space="preserve">Приложение </w:t>
+      </w:r>
+      <w:r>
+        <w:rPr>
+          <w:b/>
+          <w:bCs/>
+          <w:sz w:val="28"/>
+          <w:szCs w:val="28"/>
+        </w:rPr>
+        <w:t>Б</w:t>
+      </w:r>
+      <w:r>
+        <w:rPr>
+          <w:b/>
+          <w:bCs/>
+          <w:sz w:val="28"/>
+          <w:szCs w:val="28"/>
+        </w:rPr>
+        <w:t xml:space="preserve"> – </w:t>
+      </w:r>
+      <w:r>
+        <w:rPr>
+          <w:b/>
+          <w:bCs/>
+          <w:sz w:val="28"/>
+          <w:szCs w:val="28"/>
+        </w:rPr>
+        <w:t xml:space="preserve">Листинг кода </w:t>
+      </w:r>
+      <w:proofErr w:type="spellStart"/>
+      <w:r>
+        <w:rPr>
+          <w:b/>
+          <w:bCs/>
+          <w:sz w:val="28"/>
+          <w:szCs w:val="28"/>
+          <w:lang w:val="en-US"/>
+        </w:rPr>
+        <w:t>NavBar</w:t>
+      </w:r>
+      <w:proofErr w:type="spellEnd"/>
+      <w:r>
+        <w:rPr>
+          <w:b/>
+          <w:bCs/>
+          <w:sz w:val="28"/>
+          <w:szCs w:val="28"/>
+        </w:rPr>
+        <w:t>.</w:t>
+      </w:r>
+      <w:proofErr w:type="spellStart"/>
+      <w:r>
+        <w:rPr>
+          <w:b/>
+          <w:bCs/>
+          <w:sz w:val="28"/>
+          <w:szCs w:val="28"/>
+          <w:lang w:val="en-US"/>
+        </w:rPr>
+        <w:t>vue</w:t>
+      </w:r>
+      <w:bookmarkEnd w:id="30"/>
+      <w:proofErr w:type="spellEnd"/>
+    </w:p>
+    <w:p>
+      <w:pPr>
+        <w:rPr>
+          <w:sz w:val="28"/>
+          <w:szCs w:val="28"/>
+          <w:lang w:val="en-US"/>
+        </w:rPr>
+      </w:pPr>
+      <w:r>
+        <w:rPr>
+          <w:sz w:val="28"/>
+          <w:szCs w:val="28"/>
+          <w:lang w:val="en-US"/>
+        </w:rPr>
+        <w:t>&lt;template&gt;</w:t>
+      </w:r>
+    </w:p>
+    <w:p>
+      <w:pPr>
+        <w:rPr>
+          <w:sz w:val="28"/>
+          <w:szCs w:val="28"/>
+          <w:lang w:val="en-US"/>
+        </w:rPr>
+      </w:pPr>
+      <w:r>
+        <w:rPr>
+          <w:sz w:val="28"/>
+          <w:szCs w:val="28"/>
+          <w:lang w:val="en-US"/>
+        </w:rPr>
+        <w:t>    &lt;div&gt;</w:t>
+      </w:r>
+    </w:p>
+    <w:p>
+      <w:pPr>
+        <w:rPr>
+          <w:sz w:val="28"/>
+          <w:szCs w:val="28"/>
+          <w:lang w:val="en-US"/>
+        </w:rPr>
+      </w:pPr>
+      <w:r>
+        <w:rPr>
+          <w:sz w:val="28"/>
+          <w:szCs w:val="28"/>
+          <w:lang w:val="en-US"/>
+        </w:rPr>
+        <w:t>        &lt;nav class="bar"&gt;</w:t>
+      </w:r>
+    </w:p>
+    <w:p>
+      <w:pPr>
+        <w:rPr>
+          <w:sz w:val="28"/>
+          <w:szCs w:val="28"/>
+          <w:lang w:val="en-US"/>
+        </w:rPr>
+      </w:pPr>
+      <w:r>
+        <w:rPr>
+          <w:sz w:val="28"/>
+          <w:szCs w:val="28"/>
+          <w:lang w:val="en-US"/>
+        </w:rPr>
+        <w:t>            &lt;div class="logo"&gt;</w:t>
+      </w:r>
+    </w:p>
+    <w:p>
+      <w:pPr>
+        <w:rPr>
+          <w:sz w:val="28"/>
+          <w:szCs w:val="28"/>
+          <w:lang w:val="en-US"/>
+        </w:rPr>
+      </w:pPr>
+      <w:r>
+        <w:rPr>
+          <w:sz w:val="28"/>
+          <w:szCs w:val="28"/>
+          <w:lang w:val="en-US"/>
+        </w:rPr>
+        <w:t>                &lt;router-</w:t>
+      </w:r>
+      <w:proofErr w:type="gramStart"/>
+      <w:r>
+        <w:rPr>
+          <w:sz w:val="28"/>
+          <w:szCs w:val="28"/>
+          <w:lang w:val="en-US"/>
+        </w:rPr>
+        <w:t>link :to</w:t>
+      </w:r>
+      <w:proofErr w:type="gramEnd"/>
+      <w:r>
+        <w:rPr>
+          <w:sz w:val="28"/>
+          <w:szCs w:val="28"/>
+          <w:lang w:val="en-US"/>
+        </w:rPr>
+        <w:t>="{ name: '</w:t>
+      </w:r>
+      <w:proofErr w:type="spellStart"/>
+      <w:r>
+        <w:rPr>
+          <w:sz w:val="28"/>
+          <w:szCs w:val="28"/>
+          <w:lang w:val="en-US"/>
+        </w:rPr>
+        <w:t>app.main</w:t>
+      </w:r>
+      <w:proofErr w:type="spellEnd"/>
+      <w:r>
+        <w:rPr>
+          <w:sz w:val="28"/>
+          <w:szCs w:val="28"/>
+          <w:lang w:val="en-US"/>
+        </w:rPr>
+        <w:t>' }"&gt;</w:t>
+      </w:r>
+      <w:proofErr w:type="spellStart"/>
+      <w:r>
+        <w:rPr>
+          <w:sz w:val="28"/>
+          <w:szCs w:val="28"/>
+        </w:rPr>
+        <w:t>ФинУчёт</w:t>
+      </w:r>
+      <w:proofErr w:type="spellEnd"/>
+      <w:r>
+        <w:rPr>
+          <w:sz w:val="28"/>
+          <w:szCs w:val="28"/>
+          <w:lang w:val="en-US"/>
+        </w:rPr>
+        <w:t>&lt;/router-link&gt;</w:t>
+      </w:r>
+    </w:p>
+    <w:p>
+      <w:pPr>
+        <w:rPr>
+          <w:sz w:val="28"/>
+          <w:szCs w:val="28"/>
+          <w:lang w:val="en-US"/>
+        </w:rPr>
+      </w:pPr>
+      <w:r>
+        <w:rPr>
+          <w:sz w:val="28"/>
+          <w:szCs w:val="28"/>
+          <w:lang w:val="en-US"/>
+        </w:rPr>
+        <w:t>            &lt;/div&gt;</w:t>
+      </w:r>
+    </w:p>
+    <w:p>
+      <w:pPr>
+        <w:rPr>
+          <w:sz w:val="28"/>
+          <w:szCs w:val="28"/>
+          <w:lang w:val="en-US"/>
+        </w:rPr>
+      </w:pPr>
+      <w:r>
+        <w:rPr>
+          <w:sz w:val="28"/>
+          <w:szCs w:val="28"/>
+          <w:lang w:val="en-US"/>
+        </w:rPr>
+        <w:t>            &lt;</w:t>
+      </w:r>
+      <w:proofErr w:type="spellStart"/>
+      <w:r>
+        <w:rPr>
+          <w:sz w:val="28"/>
+          <w:szCs w:val="28"/>
+          <w:lang w:val="en-US"/>
+        </w:rPr>
+        <w:t>ul</w:t>
+      </w:r>
+      <w:proofErr w:type="spellEnd"/>
+      <w:r>
+        <w:rPr>
+          <w:sz w:val="28"/>
+          <w:szCs w:val="28"/>
+          <w:lang w:val="en-US"/>
+        </w:rPr>
+        <w:t xml:space="preserve"> class="links-center" v-if="token"&gt;</w:t>
+      </w:r>
+    </w:p>
+    <w:p>
+      <w:pPr>
+        <w:rPr>
+          <w:sz w:val="28"/>
+          <w:szCs w:val="28"/>
+          <w:lang w:val="en-US"/>
+        </w:rPr>
+      </w:pPr>
+      <w:r>
+        <w:rPr>
+          <w:sz w:val="28"/>
+          <w:szCs w:val="28"/>
+          <w:lang w:val="en-US"/>
+        </w:rPr>
+        <w:t>                &lt;router-</w:t>
+      </w:r>
+      <w:proofErr w:type="gramStart"/>
+      <w:r>
+        <w:rPr>
+          <w:sz w:val="28"/>
+          <w:szCs w:val="28"/>
+          <w:lang w:val="en-US"/>
+        </w:rPr>
+        <w:t>link :to</w:t>
+      </w:r>
+      <w:proofErr w:type="gramEnd"/>
+      <w:r>
+        <w:rPr>
+          <w:sz w:val="28"/>
+          <w:szCs w:val="28"/>
+          <w:lang w:val="en-US"/>
+        </w:rPr>
+        <w:t>="{ name: '</w:t>
+      </w:r>
+      <w:proofErr w:type="spellStart"/>
+      <w:r>
+        <w:rPr>
+          <w:sz w:val="28"/>
+          <w:szCs w:val="28"/>
+          <w:lang w:val="en-US"/>
+        </w:rPr>
+        <w:t>user.main</w:t>
+      </w:r>
+      <w:proofErr w:type="spellEnd"/>
+      <w:r>
+        <w:rPr>
+          <w:sz w:val="28"/>
+          <w:szCs w:val="28"/>
+          <w:lang w:val="en-US"/>
+        </w:rPr>
+        <w:t>' }"&gt;</w:t>
+      </w:r>
+      <w:r>
+        <w:rPr>
+          <w:sz w:val="28"/>
+          <w:szCs w:val="28"/>
+        </w:rPr>
+        <w:t>Главная</w:t>
+      </w:r>
+      <w:r>
+        <w:rPr>
+          <w:sz w:val="28"/>
+          <w:szCs w:val="28"/>
+          <w:lang w:val="en-US"/>
+        </w:rPr>
+        <w:t>&lt;/router-link&gt;</w:t>
+      </w:r>
+    </w:p>
+    <w:p>
+      <w:pPr>
+        <w:rPr>
+          <w:sz w:val="28"/>
+          <w:szCs w:val="28"/>
+          <w:lang w:val="en-US"/>
+        </w:rPr>
+      </w:pPr>
+      <w:r>
+        <w:rPr>
+          <w:sz w:val="28"/>
+          <w:szCs w:val="28"/>
+          <w:lang w:val="en-US"/>
+        </w:rPr>
+        <w:t>            &lt;/</w:t>
+      </w:r>
+      <w:proofErr w:type="spellStart"/>
+      <w:r>
+        <w:rPr>
+          <w:sz w:val="28"/>
+          <w:szCs w:val="28"/>
+          <w:lang w:val="en-US"/>
+        </w:rPr>
+        <w:t>ul</w:t>
+      </w:r>
+      <w:proofErr w:type="spellEnd"/>
+      <w:r>
+        <w:rPr>
+          <w:sz w:val="28"/>
+          <w:szCs w:val="28"/>
+          <w:lang w:val="en-US"/>
+        </w:rPr>
+        <w:t>&gt;</w:t>
+      </w:r>
+    </w:p>
+    <w:p>
+      <w:pPr>
+        <w:rPr>
+          <w:sz w:val="28"/>
+          <w:szCs w:val="28"/>
+          <w:lang w:val="en-US"/>
+        </w:rPr>
+      </w:pPr>
+      <w:r>
+        <w:rPr>
+          <w:sz w:val="28"/>
+          <w:szCs w:val="28"/>
+          <w:lang w:val="en-US"/>
+        </w:rPr>
+        <w:t>            &lt;</w:t>
+      </w:r>
+      <w:proofErr w:type="spellStart"/>
+      <w:r>
+        <w:rPr>
+          <w:sz w:val="28"/>
+          <w:szCs w:val="28"/>
+          <w:lang w:val="en-US"/>
+        </w:rPr>
+        <w:t>ul</w:t>
+      </w:r>
+      <w:proofErr w:type="spellEnd"/>
+      <w:r>
+        <w:rPr>
+          <w:sz w:val="28"/>
+          <w:szCs w:val="28"/>
+          <w:lang w:val="en-US"/>
+        </w:rPr>
+        <w:t xml:space="preserve"> class="links"&gt;</w:t>
+      </w:r>
+    </w:p>
+    <w:p>
+      <w:pPr>
+        <w:rPr>
+          <w:sz w:val="28"/>
+          <w:szCs w:val="28"/>
+          <w:lang w:val="en-US"/>
+        </w:rPr>
+      </w:pPr>
+      <w:r>
+        <w:rPr>
+          <w:sz w:val="28"/>
+          <w:szCs w:val="28"/>
+          <w:lang w:val="en-US"/>
+        </w:rPr>
+        <w:t>                &lt;div v-if=</w:t>
+      </w:r>
+      <w:proofErr w:type="gramStart"/>
+      <w:r>
+        <w:rPr>
+          <w:sz w:val="28"/>
+          <w:szCs w:val="28"/>
+          <w:lang w:val="en-US"/>
+        </w:rPr>
+        <w:t>"!token</w:t>
+      </w:r>
+      <w:proofErr w:type="gramEnd"/>
+      <w:r>
+        <w:rPr>
+          <w:sz w:val="28"/>
+          <w:szCs w:val="28"/>
+          <w:lang w:val="en-US"/>
+        </w:rPr>
+        <w:t>"&gt;</w:t>
+      </w:r>
+    </w:p>
+    <w:p>
+      <w:pPr>
+        <w:rPr>
+          <w:sz w:val="28"/>
+          <w:szCs w:val="28"/>
+          <w:lang w:val="en-US"/>
+        </w:rPr>
+      </w:pPr>
+      <w:r>
+        <w:rPr>
+          <w:sz w:val="28"/>
+          <w:szCs w:val="28"/>
+          <w:lang w:val="en-US"/>
+        </w:rPr>
+        <w:t>                    &lt;router-</w:t>
+      </w:r>
+      <w:proofErr w:type="gramStart"/>
+      <w:r>
+        <w:rPr>
+          <w:sz w:val="28"/>
+          <w:szCs w:val="28"/>
+          <w:lang w:val="en-US"/>
+        </w:rPr>
+        <w:t>link :to</w:t>
+      </w:r>
+      <w:proofErr w:type="gramEnd"/>
+      <w:r>
+        <w:rPr>
+          <w:sz w:val="28"/>
+          <w:szCs w:val="28"/>
+          <w:lang w:val="en-US"/>
+        </w:rPr>
+        <w:t>="{ name: '</w:t>
+      </w:r>
+      <w:proofErr w:type="spellStart"/>
+      <w:r>
+        <w:rPr>
+          <w:sz w:val="28"/>
+          <w:szCs w:val="28"/>
+          <w:lang w:val="en-US"/>
+        </w:rPr>
+        <w:t>app.login</w:t>
+      </w:r>
+      <w:proofErr w:type="spellEnd"/>
+      <w:r>
+        <w:rPr>
+          <w:sz w:val="28"/>
+          <w:szCs w:val="28"/>
+          <w:lang w:val="en-US"/>
+        </w:rPr>
+        <w:t>' }" class="rout-links"&gt;</w:t>
+      </w:r>
+      <w:r>
+        <w:rPr>
+          <w:sz w:val="28"/>
+          <w:szCs w:val="28"/>
+        </w:rPr>
+        <w:t>Вход</w:t>
+      </w:r>
+      <w:r>
+        <w:rPr>
+          <w:sz w:val="28"/>
+          <w:szCs w:val="28"/>
+          <w:lang w:val="en-US"/>
+        </w:rPr>
+        <w:t xml:space="preserve">&lt;/router-link&gt; </w:t>
+      </w:r>
+    </w:p>
+    <w:p>
+      <w:pPr>
+        <w:rPr>
+          <w:sz w:val="28"/>
+          <w:szCs w:val="28"/>
+          <w:lang w:val="en-US"/>
+        </w:rPr>
+      </w:pPr>
+      <w:r>
+        <w:rPr>
+          <w:sz w:val="28"/>
+          <w:szCs w:val="28"/>
+          <w:lang w:val="en-US"/>
+        </w:rPr>
+        <w:t>                    &lt;router-</w:t>
+      </w:r>
+      <w:proofErr w:type="gramStart"/>
+      <w:r>
+        <w:rPr>
+          <w:sz w:val="28"/>
+          <w:szCs w:val="28"/>
+          <w:lang w:val="en-US"/>
+        </w:rPr>
+        <w:t>link :to</w:t>
+      </w:r>
+      <w:proofErr w:type="gramEnd"/>
+      <w:r>
+        <w:rPr>
+          <w:sz w:val="28"/>
+          <w:szCs w:val="28"/>
+          <w:lang w:val="en-US"/>
+        </w:rPr>
+        <w:t>="{ name: '</w:t>
+      </w:r>
+      <w:proofErr w:type="spellStart"/>
+      <w:r>
+        <w:rPr>
+          <w:sz w:val="28"/>
+          <w:szCs w:val="28"/>
+          <w:lang w:val="en-US"/>
+        </w:rPr>
+        <w:t>app.register</w:t>
+      </w:r>
+      <w:proofErr w:type="spellEnd"/>
+      <w:r>
+        <w:rPr>
+          <w:sz w:val="28"/>
+          <w:szCs w:val="28"/>
+          <w:lang w:val="en-US"/>
+        </w:rPr>
+        <w:t>' }" class="rout-links"&gt;</w:t>
+      </w:r>
+      <w:r>
+        <w:rPr>
+          <w:sz w:val="28"/>
+          <w:szCs w:val="28"/>
+        </w:rPr>
+        <w:t>Регистрация</w:t>
+      </w:r>
+      <w:r>
+        <w:rPr>
+          <w:sz w:val="28"/>
+          <w:szCs w:val="28"/>
+          <w:lang w:val="en-US"/>
+        </w:rPr>
+        <w:t>&lt;/router-link&gt;</w:t>
+      </w:r>
+    </w:p>
+    <w:p>
+      <w:pPr>
+        <w:rPr>
+          <w:sz w:val="28"/>
+          <w:szCs w:val="28"/>
+          <w:lang w:val="en-US"/>
+        </w:rPr>
+      </w:pPr>
+      <w:r>
+        <w:rPr>
+          <w:sz w:val="28"/>
+          <w:szCs w:val="28"/>
+          <w:lang w:val="en-US"/>
+        </w:rPr>
+        <w:t>                &lt;/div&gt;</w:t>
+      </w:r>
+    </w:p>
+    <w:p>
+      <w:pPr>
+        <w:rPr>
+          <w:sz w:val="28"/>
+          <w:szCs w:val="28"/>
+          <w:lang w:val="en-US"/>
+        </w:rPr>
+      </w:pPr>
+      <w:r>
+        <w:rPr>
+          <w:sz w:val="28"/>
+          <w:szCs w:val="28"/>
+          <w:lang w:val="en-US"/>
+        </w:rPr>
+        <w:t>                &lt;div v-if="token"&gt;</w:t>
+      </w:r>
+    </w:p>
+    <w:p>
+      <w:pPr>
+        <w:rPr>
+          <w:sz w:val="28"/>
+          <w:szCs w:val="28"/>
+          <w:lang w:val="en-US"/>
+        </w:rPr>
+      </w:pPr>
+      <w:r>
+        <w:rPr>
+          <w:sz w:val="28"/>
+          <w:szCs w:val="28"/>
+          <w:lang w:val="en-US"/>
+        </w:rPr>
+        <w:t>                    &lt;router-</w:t>
+      </w:r>
+      <w:proofErr w:type="gramStart"/>
+      <w:r>
+        <w:rPr>
+          <w:sz w:val="28"/>
+          <w:szCs w:val="28"/>
+          <w:lang w:val="en-US"/>
+        </w:rPr>
+        <w:t>link :to</w:t>
+      </w:r>
+      <w:proofErr w:type="gramEnd"/>
+      <w:r>
+        <w:rPr>
+          <w:sz w:val="28"/>
+          <w:szCs w:val="28"/>
+          <w:lang w:val="en-US"/>
+        </w:rPr>
+        <w:t>="{ name: '</w:t>
+      </w:r>
+      <w:proofErr w:type="spellStart"/>
+      <w:r>
+        <w:rPr>
+          <w:sz w:val="28"/>
+          <w:szCs w:val="28"/>
+          <w:lang w:val="en-US"/>
+        </w:rPr>
+        <w:t>user.profile</w:t>
+      </w:r>
+      <w:proofErr w:type="spellEnd"/>
+      <w:r>
+        <w:rPr>
+          <w:sz w:val="28"/>
+          <w:szCs w:val="28"/>
+          <w:lang w:val="en-US"/>
+        </w:rPr>
+        <w:t>' }" class="profile-link"&gt;</w:t>
+      </w:r>
+    </w:p>
+    <w:p>
+      <w:pPr>
+        <w:rPr>
+          <w:sz w:val="28"/>
+          <w:szCs w:val="28"/>
+          <w:lang w:val="en-US"/>
+        </w:rPr>
+      </w:pPr>
+      <w:r>
+        <w:rPr>
+          <w:sz w:val="28"/>
+          <w:szCs w:val="28"/>
+          <w:lang w:val="en-US"/>
+        </w:rPr>
+        <w:t>                        &lt;span class="user-name"</w:t>
+      </w:r>
+      <w:proofErr w:type="gramStart"/>
+      <w:r>
+        <w:rPr>
+          <w:sz w:val="28"/>
+          <w:szCs w:val="28"/>
+          <w:lang w:val="en-US"/>
+        </w:rPr>
+        <w:t>&gt;{</w:t>
+      </w:r>
+      <w:proofErr w:type="gramEnd"/>
+      <w:r>
+        <w:rPr>
+          <w:sz w:val="28"/>
+          <w:szCs w:val="28"/>
+          <w:lang w:val="en-US"/>
+        </w:rPr>
+        <w:t xml:space="preserve">{ </w:t>
+      </w:r>
+      <w:proofErr w:type="spellStart"/>
+      <w:r>
+        <w:rPr>
+          <w:sz w:val="28"/>
+          <w:szCs w:val="28"/>
+          <w:lang w:val="en-US"/>
+        </w:rPr>
+        <w:t>userName</w:t>
+      </w:r>
+      <w:proofErr w:type="spellEnd"/>
+      <w:r>
+        <w:rPr>
+          <w:sz w:val="28"/>
+          <w:szCs w:val="28"/>
+          <w:lang w:val="en-US"/>
+        </w:rPr>
+        <w:t xml:space="preserve"> }}&lt;/span&gt;</w:t>
+      </w:r>
+    </w:p>
+    <w:p>
+      <w:pPr>
+        <w:rPr>
+          <w:sz w:val="28"/>
+          <w:szCs w:val="28"/>
+          <w:lang w:val="en-US"/>
+        </w:rPr>
+      </w:pPr>
+      <w:r>
+        <w:rPr>
+          <w:sz w:val="28"/>
+          <w:szCs w:val="28"/>
+          <w:lang w:val="en-US"/>
+        </w:rPr>
+        <w:t>                        &lt;span class="profile-icon"&gt;</w:t>
+      </w:r>
+      <w:r>
+        <w:rPr>
+          <w:rFonts w:ascii="Segoe UI Emoji" w:hAnsi="Segoe UI Emoji" w:cs="Segoe UI Emoji"/>
+          <w:sz w:val="28"/>
+          <w:szCs w:val="28"/>
+        </w:rPr>
+        <w:t>👤</w:t>
+      </w:r>
+      <w:r>
+        <w:rPr>
+          <w:sz w:val="28"/>
+          <w:szCs w:val="28"/>
+          <w:lang w:val="en-US"/>
+        </w:rPr>
+        <w:t>&lt;/span&gt;</w:t>
+      </w:r>
+    </w:p>
+    <w:p>
+      <w:pPr>
+        <w:rPr>
+          <w:sz w:val="28"/>
+          <w:szCs w:val="28"/>
+          <w:lang w:val="en-US"/>
+        </w:rPr>
+      </w:pPr>
+      <w:r>
+        <w:rPr>
+          <w:sz w:val="28"/>
+          <w:szCs w:val="28"/>
+          <w:lang w:val="en-US"/>
+        </w:rPr>
+        <w:t>                    &lt;/router-link&gt;</w:t>
+      </w:r>
+    </w:p>
+    <w:p>
+      <w:pPr>
+        <w:rPr>
+          <w:sz w:val="28"/>
+          <w:szCs w:val="28"/>
+          <w:lang w:val="en-US"/>
+        </w:rPr>
+      </w:pPr>
+      <w:r>
+        <w:rPr>
+          <w:sz w:val="28"/>
+          <w:szCs w:val="28"/>
+          <w:lang w:val="en-US"/>
+        </w:rPr>
+        <w:t>                    &lt;router-link v-if="</w:t>
+      </w:r>
+      <w:proofErr w:type="spellStart"/>
+      <w:r>
+        <w:rPr>
+          <w:sz w:val="28"/>
+          <w:szCs w:val="28"/>
+          <w:lang w:val="en-US"/>
+        </w:rPr>
+        <w:t>isAdmin</w:t>
+      </w:r>
+      <w:proofErr w:type="spellEnd"/>
+      <w:proofErr w:type="gramStart"/>
+      <w:r>
+        <w:rPr>
+          <w:sz w:val="28"/>
+          <w:szCs w:val="28"/>
+          <w:lang w:val="en-US"/>
+        </w:rPr>
+        <w:t>" :to</w:t>
+      </w:r>
+      <w:proofErr w:type="gramEnd"/>
+      <w:r>
+        <w:rPr>
+          <w:sz w:val="28"/>
+          <w:szCs w:val="28"/>
+          <w:lang w:val="en-US"/>
+        </w:rPr>
+        <w:t>="{ name: '</w:t>
+      </w:r>
+      <w:proofErr w:type="spellStart"/>
+      <w:r>
+        <w:rPr>
+          <w:sz w:val="28"/>
+          <w:szCs w:val="28"/>
+          <w:lang w:val="en-US"/>
+        </w:rPr>
+        <w:t>admin.panel</w:t>
+      </w:r>
+      <w:proofErr w:type="spellEnd"/>
+      <w:r>
+        <w:rPr>
+          <w:sz w:val="28"/>
+          <w:szCs w:val="28"/>
+          <w:lang w:val="en-US"/>
+        </w:rPr>
+        <w:t>' }" class="admin-link"&gt;</w:t>
+      </w:r>
+    </w:p>
+    <w:p>
+      <w:pPr>
+        <w:rPr>
+          <w:sz w:val="28"/>
+          <w:szCs w:val="28"/>
+          <w:lang w:val="en-US"/>
+        </w:rPr>
+      </w:pPr>
+      <w:r>
+        <w:rPr>
+          <w:sz w:val="28"/>
+          <w:szCs w:val="28"/>
+          <w:lang w:val="en-US"/>
+        </w:rPr>
+        <w:t xml:space="preserve">                        </w:t>
+      </w:r>
+      <w:r>
+        <w:rPr>
+          <w:rFonts w:ascii="Segoe UI Symbol" w:hAnsi="Segoe UI Symbol" w:cs="Segoe UI Symbol"/>
+          <w:sz w:val="28"/>
+          <w:szCs w:val="28"/>
+          <w:lang w:val="en-US"/>
+        </w:rPr>
+        <w:t>⚙</w:t>
+      </w:r>
+      <w:r>
+        <w:rPr>
+          <w:sz w:val="28"/>
+          <w:szCs w:val="28"/>
+        </w:rPr>
+        <w:t>️</w:t>
+      </w:r>
+      <w:r>
+        <w:rPr>
+          <w:sz w:val="28"/>
+          <w:szCs w:val="28"/>
+          <w:lang w:val="en-US"/>
+        </w:rPr>
+        <w:t xml:space="preserve"> </w:t>
+      </w:r>
+      <w:r>
+        <w:rPr>
+          <w:sz w:val="28"/>
+          <w:szCs w:val="28"/>
+        </w:rPr>
+        <w:t>Админ</w:t>
+      </w:r>
+    </w:p>
+    <w:p>
+      <w:pPr>
+        <w:rPr>
+          <w:sz w:val="28"/>
+          <w:szCs w:val="28"/>
+          <w:lang w:val="en-US"/>
+        </w:rPr>
+      </w:pPr>
+      <w:r>
+        <w:rPr>
+          <w:sz w:val="28"/>
+          <w:szCs w:val="28"/>
+          <w:lang w:val="en-US"/>
+        </w:rPr>
+        <w:t>                    &lt;/router-link&gt;</w:t>
+      </w:r>
+    </w:p>
+    <w:p>
+      <w:pPr>
+        <w:rPr>
+          <w:sz w:val="28"/>
+          <w:szCs w:val="28"/>
+          <w:lang w:val="en-US"/>
+        </w:rPr>
+      </w:pPr>
+      <w:r>
+        <w:rPr>
+          <w:sz w:val="28"/>
+          <w:szCs w:val="28"/>
+          <w:lang w:val="en-US"/>
+        </w:rPr>
+        <w:t>                &lt;/div&gt;</w:t>
+      </w:r>
+    </w:p>
+    <w:p>
+      <w:pPr>
+        <w:rPr>
+          <w:sz w:val="28"/>
+          <w:szCs w:val="28"/>
+          <w:lang w:val="en-US"/>
+        </w:rPr>
+      </w:pPr>
+      <w:r>
+        <w:rPr>
+          <w:sz w:val="28"/>
+          <w:szCs w:val="28"/>
+          <w:lang w:val="en-US"/>
+        </w:rPr>
+        <w:t>            &lt;/</w:t>
+      </w:r>
+      <w:proofErr w:type="spellStart"/>
+      <w:r>
+        <w:rPr>
+          <w:sz w:val="28"/>
+          <w:szCs w:val="28"/>
+          <w:lang w:val="en-US"/>
+        </w:rPr>
+        <w:t>ul</w:t>
+      </w:r>
+      <w:proofErr w:type="spellEnd"/>
+      <w:r>
+        <w:rPr>
+          <w:sz w:val="28"/>
+          <w:szCs w:val="28"/>
+          <w:lang w:val="en-US"/>
+        </w:rPr>
+        <w:t>&gt;</w:t>
+      </w:r>
+    </w:p>
+    <w:p>
+      <w:pPr>
+        <w:rPr>
+          <w:sz w:val="28"/>
+          <w:szCs w:val="28"/>
+          <w:lang w:val="en-US"/>
+        </w:rPr>
+      </w:pPr>
+      <w:r>
+        <w:rPr>
+          <w:sz w:val="28"/>
+          <w:szCs w:val="28"/>
+          <w:lang w:val="en-US"/>
+        </w:rPr>
+        <w:t>        &lt;/nav&gt;</w:t>
+      </w:r>
+    </w:p>
+    <w:p>
+      <w:pPr>
+        <w:rPr>
+          <w:sz w:val="28"/>
+          <w:szCs w:val="28"/>
+          <w:lang w:val="en-US"/>
+        </w:rPr>
+      </w:pPr>
+      <w:r>
+        <w:rPr>
+          <w:sz w:val="28"/>
+          <w:szCs w:val="28"/>
+          <w:lang w:val="en-US"/>
+        </w:rPr>
+        <w:t>    &lt;/div&gt;</w:t>
+      </w:r>
+    </w:p>
+    <w:p>
+      <w:pPr>
+        <w:rPr>
+          <w:sz w:val="28"/>
+          <w:szCs w:val="28"/>
+          <w:lang w:val="en-US"/>
+        </w:rPr>
+      </w:pPr>
+      <w:r>
+        <w:rPr>
+          <w:sz w:val="28"/>
+          <w:szCs w:val="28"/>
+          <w:lang w:val="en-US"/>
+        </w:rPr>
+        <w:t>&lt;/template&gt;</w:t>
+      </w:r>
+    </w:p>
+    <w:p>
+      <w:pPr>
+        <w:rPr>
+          <w:sz w:val="28"/>
+          <w:szCs w:val="28"/>
+          <w:lang w:val="en-US"/>
+        </w:rPr>
+      </w:pPr>
+      <w:r>
+        <w:rPr>
+          <w:sz w:val="28"/>
+          <w:szCs w:val="28"/>
+          <w:lang w:val="en-US"/>
+        </w:rPr>
+        <w:t>&lt;script&gt;</w:t>
+      </w:r>
+    </w:p>
+    <w:p>
+      <w:pPr>
+        <w:rPr>
+          <w:sz w:val="28"/>
+          <w:szCs w:val="28"/>
+          <w:lang w:val="en-US"/>
+        </w:rPr>
+      </w:pPr>
+      <w:r>
+        <w:rPr>
+          <w:sz w:val="28"/>
+          <w:szCs w:val="28"/>
+          <w:lang w:val="en-US"/>
+        </w:rPr>
+        <w:t xml:space="preserve">import </w:t>
+      </w:r>
+      <w:proofErr w:type="spellStart"/>
+      <w:r>
+        <w:rPr>
+          <w:sz w:val="28"/>
+          <w:szCs w:val="28"/>
+          <w:lang w:val="en-US"/>
+        </w:rPr>
+        <w:t>axios</w:t>
+      </w:r>
+      <w:proofErr w:type="spellEnd"/>
+      <w:r>
+        <w:rPr>
+          <w:sz w:val="28"/>
+          <w:szCs w:val="28"/>
+          <w:lang w:val="en-US"/>
+        </w:rPr>
+        <w:t xml:space="preserve"> from '</w:t>
+      </w:r>
+      <w:proofErr w:type="spellStart"/>
+      <w:r>
+        <w:rPr>
+          <w:sz w:val="28"/>
+          <w:szCs w:val="28"/>
+          <w:lang w:val="en-US"/>
+        </w:rPr>
+        <w:t>axios</w:t>
+      </w:r>
+      <w:proofErr w:type="spellEnd"/>
+      <w:r>
+        <w:rPr>
+          <w:sz w:val="28"/>
+          <w:szCs w:val="28"/>
+          <w:lang w:val="en-US"/>
+        </w:rPr>
+        <w:t>';</w:t>
+      </w:r>
+    </w:p>
+    <w:p>
+      <w:pPr>
+        <w:rPr>
+          <w:sz w:val="28"/>
+          <w:szCs w:val="28"/>
+          <w:lang w:val="en-US"/>
+        </w:rPr>
+      </w:pPr>
+      <w:r>
+        <w:rPr>
+          <w:sz w:val="28"/>
+          <w:szCs w:val="28"/>
+          <w:lang w:val="en-US"/>
+        </w:rPr>
+        <w:t>export default {</w:t>
+      </w:r>
+    </w:p>
+    <w:p>
+      <w:pPr>
+        <w:rPr>
+          <w:sz w:val="28"/>
+          <w:szCs w:val="28"/>
+          <w:lang w:val="en-US"/>
+        </w:rPr>
+      </w:pPr>
+      <w:r>
+        <w:rPr>
+          <w:sz w:val="28"/>
+          <w:szCs w:val="28"/>
+          <w:lang w:val="en-US"/>
+        </w:rPr>
+        <w:t>    name: '</w:t>
+      </w:r>
+      <w:proofErr w:type="spellStart"/>
+      <w:r>
+        <w:rPr>
+          <w:sz w:val="28"/>
+          <w:szCs w:val="28"/>
+          <w:lang w:val="en-US"/>
+        </w:rPr>
+        <w:t>NavBar</w:t>
+      </w:r>
+      <w:proofErr w:type="spellEnd"/>
+      <w:r>
+        <w:rPr>
+          <w:sz w:val="28"/>
+          <w:szCs w:val="28"/>
+          <w:lang w:val="en-US"/>
+        </w:rPr>
+        <w:t>',</w:t>
+      </w:r>
+    </w:p>
+    <w:p>
+      <w:pPr>
+        <w:rPr>
+          <w:sz w:val="28"/>
+          <w:szCs w:val="28"/>
+          <w:lang w:val="en-US"/>
+        </w:rPr>
+      </w:pPr>
+      <w:r>
+        <w:rPr>
+          <w:sz w:val="28"/>
+          <w:szCs w:val="28"/>
+          <w:lang w:val="en-US"/>
+        </w:rPr>
+        <w:t xml:space="preserve">    </w:t>
+      </w:r>
+      <w:proofErr w:type="gramStart"/>
+      <w:r>
+        <w:rPr>
+          <w:sz w:val="28"/>
+          <w:szCs w:val="28"/>
+          <w:lang w:val="en-US"/>
+        </w:rPr>
+        <w:t>data(</w:t>
+      </w:r>
+      <w:proofErr w:type="gramEnd"/>
+      <w:r>
+        <w:rPr>
+          <w:sz w:val="28"/>
+          <w:szCs w:val="28"/>
+          <w:lang w:val="en-US"/>
+        </w:rPr>
+        <w:t>) {</w:t>
+      </w:r>
+    </w:p>
+    <w:p>
+      <w:pPr>
+        <w:rPr>
+          <w:sz w:val="28"/>
+          <w:szCs w:val="28"/>
+          <w:lang w:val="en-US"/>
+        </w:rPr>
+      </w:pPr>
+      <w:r>
+        <w:rPr>
+          <w:sz w:val="28"/>
+          <w:szCs w:val="28"/>
+          <w:lang w:val="en-US"/>
+        </w:rPr>
+        <w:t>        return {</w:t>
+      </w:r>
+    </w:p>
+    <w:p>
+      <w:pPr>
+        <w:rPr>
+          <w:sz w:val="28"/>
+          <w:szCs w:val="28"/>
+          <w:lang w:val="en-US"/>
+        </w:rPr>
+      </w:pPr>
+      <w:r>
+        <w:rPr>
+          <w:sz w:val="28"/>
+          <w:szCs w:val="28"/>
+          <w:lang w:val="en-US"/>
+        </w:rPr>
+        <w:t>            token: null,</w:t>
+      </w:r>
+    </w:p>
+    <w:p>
+      <w:pPr>
+        <w:rPr>
+          <w:sz w:val="28"/>
+          <w:szCs w:val="28"/>
+          <w:lang w:val="en-US"/>
+        </w:rPr>
+      </w:pPr>
+      <w:r>
+        <w:rPr>
+          <w:sz w:val="28"/>
+          <w:szCs w:val="28"/>
+          <w:lang w:val="en-US"/>
+        </w:rPr>
+        <w:t>            user: null,</w:t>
+      </w:r>
+    </w:p>
+    <w:p>
+      <w:pPr>
+        <w:rPr>
+          <w:sz w:val="28"/>
+          <w:szCs w:val="28"/>
+          <w:lang w:val="en-US"/>
+        </w:rPr>
+      </w:pPr>
+      <w:r>
+        <w:rPr>
+          <w:sz w:val="28"/>
+          <w:szCs w:val="28"/>
+          <w:lang w:val="en-US"/>
+        </w:rPr>
+        <w:t>        }</w:t>
+      </w:r>
+    </w:p>
+    <w:p>
+      <w:pPr>
+        <w:rPr>
+          <w:sz w:val="28"/>
+          <w:szCs w:val="28"/>
+          <w:lang w:val="en-US"/>
+        </w:rPr>
+      </w:pPr>
+      <w:r>
+        <w:rPr>
+          <w:sz w:val="28"/>
+          <w:szCs w:val="28"/>
+          <w:lang w:val="en-US"/>
+        </w:rPr>
+        <w:t>    },</w:t>
+      </w:r>
+    </w:p>
+    <w:p>
+      <w:pPr>
+        <w:rPr>
+          <w:sz w:val="28"/>
+          <w:szCs w:val="28"/>
+          <w:lang w:val="en-US"/>
+        </w:rPr>
+      </w:pPr>
+      <w:r>
+        <w:rPr>
+          <w:sz w:val="28"/>
+          <w:szCs w:val="28"/>
+          <w:lang w:val="en-US"/>
+        </w:rPr>
+        <w:t>    computed: {</w:t>
+      </w:r>
+    </w:p>
+    <w:p>
+      <w:pPr>
+        <w:rPr>
+          <w:sz w:val="28"/>
+          <w:szCs w:val="28"/>
+          <w:lang w:val="en-US"/>
+        </w:rPr>
+      </w:pPr>
+      <w:r>
+        <w:rPr>
+          <w:sz w:val="28"/>
+          <w:szCs w:val="28"/>
+          <w:lang w:val="en-US"/>
+        </w:rPr>
+        <w:lastRenderedPageBreak/>
+        <w:t xml:space="preserve">        </w:t>
+      </w:r>
+      <w:proofErr w:type="spellStart"/>
+      <w:proofErr w:type="gramStart"/>
+      <w:r>
+        <w:rPr>
+          <w:sz w:val="28"/>
+          <w:szCs w:val="28"/>
+          <w:lang w:val="en-US"/>
+        </w:rPr>
+        <w:t>userName</w:t>
+      </w:r>
+      <w:proofErr w:type="spellEnd"/>
+      <w:r>
+        <w:rPr>
+          <w:sz w:val="28"/>
+          <w:szCs w:val="28"/>
+          <w:lang w:val="en-US"/>
+        </w:rPr>
+        <w:t>(</w:t>
+      </w:r>
+      <w:proofErr w:type="gramEnd"/>
+      <w:r>
+        <w:rPr>
+          <w:sz w:val="28"/>
+          <w:szCs w:val="28"/>
+          <w:lang w:val="en-US"/>
+        </w:rPr>
+        <w:t>) {</w:t>
+      </w:r>
+    </w:p>
+    <w:p>
+      <w:pPr>
+        <w:rPr>
+          <w:sz w:val="28"/>
+          <w:szCs w:val="28"/>
+          <w:lang w:val="en-US"/>
+        </w:rPr>
+      </w:pPr>
+      <w:r>
+        <w:rPr>
+          <w:sz w:val="28"/>
+          <w:szCs w:val="28"/>
+          <w:lang w:val="en-US"/>
+        </w:rPr>
+        <w:t>            if (</w:t>
+      </w:r>
+      <w:proofErr w:type="spellStart"/>
+      <w:r>
+        <w:rPr>
+          <w:sz w:val="28"/>
+          <w:szCs w:val="28"/>
+          <w:lang w:val="en-US"/>
+        </w:rPr>
+        <w:t>this.user</w:t>
+      </w:r>
+      <w:proofErr w:type="spellEnd"/>
+      <w:r>
+        <w:rPr>
+          <w:sz w:val="28"/>
+          <w:szCs w:val="28"/>
+          <w:lang w:val="en-US"/>
+        </w:rPr>
+        <w:t>) {</w:t>
+      </w:r>
+    </w:p>
+    <w:p>
+      <w:pPr>
+        <w:rPr>
+          <w:sz w:val="28"/>
+          <w:szCs w:val="28"/>
+          <w:lang w:val="en-US"/>
+        </w:rPr>
+      </w:pPr>
+      <w:r>
+        <w:rPr>
+          <w:sz w:val="28"/>
+          <w:szCs w:val="28"/>
+          <w:lang w:val="en-US"/>
+        </w:rPr>
+        <w:t>                return `${</w:t>
+      </w:r>
+      <w:proofErr w:type="spellStart"/>
+      <w:r>
+        <w:rPr>
+          <w:sz w:val="28"/>
+          <w:szCs w:val="28"/>
+          <w:lang w:val="en-US"/>
+        </w:rPr>
+        <w:t>this.</w:t>
+      </w:r>
+      <w:proofErr w:type="gramStart"/>
+      <w:r>
+        <w:rPr>
+          <w:sz w:val="28"/>
+          <w:szCs w:val="28"/>
+          <w:lang w:val="en-US"/>
+        </w:rPr>
+        <w:t>user.first</w:t>
+      </w:r>
+      <w:proofErr w:type="gramEnd"/>
+      <w:r>
+        <w:rPr>
+          <w:sz w:val="28"/>
+          <w:szCs w:val="28"/>
+          <w:lang w:val="en-US"/>
+        </w:rPr>
+        <w:t>_name</w:t>
+      </w:r>
+      <w:proofErr w:type="spellEnd"/>
+      <w:r>
+        <w:rPr>
+          <w:sz w:val="28"/>
+          <w:szCs w:val="28"/>
+          <w:lang w:val="en-US"/>
+        </w:rPr>
+        <w:t>} ${</w:t>
+      </w:r>
+      <w:proofErr w:type="spellStart"/>
+      <w:r>
+        <w:rPr>
+          <w:sz w:val="28"/>
+          <w:szCs w:val="28"/>
+          <w:lang w:val="en-US"/>
+        </w:rPr>
+        <w:t>this.user.last_name</w:t>
+      </w:r>
+      <w:proofErr w:type="spellEnd"/>
+      <w:r>
+        <w:rPr>
+          <w:sz w:val="28"/>
+          <w:szCs w:val="28"/>
+          <w:lang w:val="en-US"/>
+        </w:rPr>
+        <w:t>}`;</w:t>
+      </w:r>
+    </w:p>
+    <w:p>
+      <w:pPr>
+        <w:rPr>
+          <w:sz w:val="28"/>
+          <w:szCs w:val="28"/>
+          <w:lang w:val="en-US"/>
+        </w:rPr>
+      </w:pPr>
+      <w:r>
+        <w:rPr>
+          <w:sz w:val="28"/>
+          <w:szCs w:val="28"/>
+          <w:lang w:val="en-US"/>
+        </w:rPr>
+        <w:t>            }</w:t>
+      </w:r>
+    </w:p>
+    <w:p>
+      <w:pPr>
+        <w:rPr>
+          <w:sz w:val="28"/>
+          <w:szCs w:val="28"/>
+          <w:lang w:val="en-US"/>
+        </w:rPr>
+      </w:pPr>
+      <w:r>
+        <w:rPr>
+          <w:sz w:val="28"/>
+          <w:szCs w:val="28"/>
+          <w:lang w:val="en-US"/>
+        </w:rPr>
+        <w:t>            return '';</w:t>
+      </w:r>
+    </w:p>
+    <w:p>
+      <w:pPr>
+        <w:rPr>
+          <w:sz w:val="28"/>
+          <w:szCs w:val="28"/>
+          <w:lang w:val="en-US"/>
+        </w:rPr>
+      </w:pPr>
+      <w:r>
+        <w:rPr>
+          <w:sz w:val="28"/>
+          <w:szCs w:val="28"/>
+          <w:lang w:val="en-US"/>
+        </w:rPr>
+        <w:t>        },</w:t>
+      </w:r>
+    </w:p>
+    <w:p>
+      <w:pPr>
+        <w:rPr>
+          <w:sz w:val="28"/>
+          <w:szCs w:val="28"/>
+          <w:lang w:val="en-US"/>
+        </w:rPr>
+      </w:pPr>
+      <w:r>
+        <w:rPr>
+          <w:sz w:val="28"/>
+          <w:szCs w:val="28"/>
+          <w:lang w:val="en-US"/>
+        </w:rPr>
+        <w:t xml:space="preserve">        </w:t>
+      </w:r>
+      <w:proofErr w:type="spellStart"/>
+      <w:proofErr w:type="gramStart"/>
+      <w:r>
+        <w:rPr>
+          <w:sz w:val="28"/>
+          <w:szCs w:val="28"/>
+          <w:lang w:val="en-US"/>
+        </w:rPr>
+        <w:t>isAdmin</w:t>
+      </w:r>
+      <w:proofErr w:type="spellEnd"/>
+      <w:r>
+        <w:rPr>
+          <w:sz w:val="28"/>
+          <w:szCs w:val="28"/>
+          <w:lang w:val="en-US"/>
+        </w:rPr>
+        <w:t>(</w:t>
+      </w:r>
+      <w:proofErr w:type="gramEnd"/>
+      <w:r>
+        <w:rPr>
+          <w:sz w:val="28"/>
+          <w:szCs w:val="28"/>
+          <w:lang w:val="en-US"/>
+        </w:rPr>
+        <w:t>) {</w:t>
+      </w:r>
+    </w:p>
+    <w:p>
+      <w:pPr>
+        <w:rPr>
+          <w:sz w:val="28"/>
+          <w:szCs w:val="28"/>
+          <w:lang w:val="en-US"/>
+        </w:rPr>
+      </w:pPr>
+      <w:r>
+        <w:rPr>
+          <w:sz w:val="28"/>
+          <w:szCs w:val="28"/>
+          <w:lang w:val="en-US"/>
+        </w:rPr>
+        <w:t xml:space="preserve">            return </w:t>
+      </w:r>
+      <w:proofErr w:type="spellStart"/>
+      <w:r>
+        <w:rPr>
+          <w:sz w:val="28"/>
+          <w:szCs w:val="28"/>
+          <w:lang w:val="en-US"/>
+        </w:rPr>
+        <w:t>this.user</w:t>
+      </w:r>
+      <w:proofErr w:type="spellEnd"/>
+      <w:r>
+        <w:rPr>
+          <w:sz w:val="28"/>
+          <w:szCs w:val="28"/>
+          <w:lang w:val="en-US"/>
+        </w:rPr>
+        <w:t xml:space="preserve"> &amp;&amp; </w:t>
+      </w:r>
+      <w:proofErr w:type="spellStart"/>
+      <w:r>
+        <w:rPr>
+          <w:sz w:val="28"/>
+          <w:szCs w:val="28"/>
+          <w:lang w:val="en-US"/>
+        </w:rPr>
+        <w:t>this.</w:t>
+      </w:r>
+      <w:proofErr w:type="gramStart"/>
+      <w:r>
+        <w:rPr>
+          <w:sz w:val="28"/>
+          <w:szCs w:val="28"/>
+          <w:lang w:val="en-US"/>
+        </w:rPr>
+        <w:t>user.role</w:t>
+      </w:r>
+      <w:proofErr w:type="spellEnd"/>
+      <w:proofErr w:type="gramEnd"/>
+      <w:r>
+        <w:rPr>
+          <w:sz w:val="28"/>
+          <w:szCs w:val="28"/>
+          <w:lang w:val="en-US"/>
+        </w:rPr>
+        <w:t xml:space="preserve"> &amp;&amp; this.user.role.name === 'admin';</w:t>
+      </w:r>
+    </w:p>
+    <w:p>
+      <w:pPr>
+        <w:rPr>
+          <w:sz w:val="28"/>
+          <w:szCs w:val="28"/>
+          <w:lang w:val="en-US"/>
+        </w:rPr>
+      </w:pPr>
+      <w:r>
+        <w:rPr>
+          <w:sz w:val="28"/>
+          <w:szCs w:val="28"/>
+          <w:lang w:val="en-US"/>
+        </w:rPr>
+        <w:t>        }</w:t>
+      </w:r>
+    </w:p>
+    <w:p>
+      <w:pPr>
+        <w:rPr>
+          <w:sz w:val="28"/>
+          <w:szCs w:val="28"/>
+          <w:lang w:val="en-US"/>
+        </w:rPr>
+      </w:pPr>
+      <w:r>
+        <w:rPr>
+          <w:sz w:val="28"/>
+          <w:szCs w:val="28"/>
+          <w:lang w:val="en-US"/>
+        </w:rPr>
+        <w:t>    },</w:t>
+      </w:r>
+    </w:p>
+    <w:p>
+      <w:pPr>
+        <w:rPr>
+          <w:sz w:val="28"/>
+          <w:szCs w:val="28"/>
+          <w:lang w:val="en-US"/>
+        </w:rPr>
+      </w:pPr>
+      <w:r>
+        <w:rPr>
+          <w:sz w:val="28"/>
+          <w:szCs w:val="28"/>
+          <w:lang w:val="en-US"/>
+        </w:rPr>
+        <w:t>    watch: {</w:t>
+      </w:r>
+    </w:p>
+    <w:p>
+      <w:pPr>
+        <w:rPr>
+          <w:sz w:val="28"/>
+          <w:szCs w:val="28"/>
+          <w:lang w:val="en-US"/>
+        </w:rPr>
+      </w:pPr>
+      <w:r>
+        <w:rPr>
+          <w:sz w:val="28"/>
+          <w:szCs w:val="28"/>
+          <w:lang w:val="en-US"/>
+        </w:rPr>
+        <w:t>        $</w:t>
+      </w:r>
+      <w:proofErr w:type="gramStart"/>
+      <w:r>
+        <w:rPr>
+          <w:sz w:val="28"/>
+          <w:szCs w:val="28"/>
+          <w:lang w:val="en-US"/>
+        </w:rPr>
+        <w:t>route(</w:t>
+      </w:r>
+      <w:proofErr w:type="gramEnd"/>
+      <w:r>
+        <w:rPr>
+          <w:sz w:val="28"/>
+          <w:szCs w:val="28"/>
+          <w:lang w:val="en-US"/>
+        </w:rPr>
+        <w:t>) {</w:t>
+      </w:r>
+    </w:p>
+    <w:p>
+      <w:pPr>
+        <w:rPr>
+          <w:sz w:val="28"/>
+          <w:szCs w:val="28"/>
+          <w:lang w:val="en-US"/>
+        </w:rPr>
+      </w:pPr>
+      <w:r>
+        <w:rPr>
+          <w:sz w:val="28"/>
+          <w:szCs w:val="28"/>
+          <w:lang w:val="en-US"/>
+        </w:rPr>
+        <w:t xml:space="preserve">            </w:t>
+      </w:r>
+      <w:proofErr w:type="spellStart"/>
+      <w:proofErr w:type="gramStart"/>
+      <w:r>
+        <w:rPr>
+          <w:sz w:val="28"/>
+          <w:szCs w:val="28"/>
+          <w:lang w:val="en-US"/>
+        </w:rPr>
+        <w:t>this.getToken</w:t>
+      </w:r>
+      <w:proofErr w:type="spellEnd"/>
+      <w:proofErr w:type="gramEnd"/>
+      <w:r>
+        <w:rPr>
+          <w:sz w:val="28"/>
+          <w:szCs w:val="28"/>
+          <w:lang w:val="en-US"/>
+        </w:rPr>
+        <w:t>();</w:t>
+      </w:r>
+    </w:p>
+    <w:p>
+      <w:pPr>
+        <w:rPr>
+          <w:sz w:val="28"/>
+          <w:szCs w:val="28"/>
+          <w:lang w:val="en-US"/>
+        </w:rPr>
+      </w:pPr>
+      <w:r>
+        <w:rPr>
+          <w:sz w:val="28"/>
+          <w:szCs w:val="28"/>
+          <w:lang w:val="en-US"/>
+        </w:rPr>
+        <w:t>            if (</w:t>
+      </w:r>
+      <w:proofErr w:type="spellStart"/>
+      <w:proofErr w:type="gramStart"/>
+      <w:r>
+        <w:rPr>
+          <w:sz w:val="28"/>
+          <w:szCs w:val="28"/>
+          <w:lang w:val="en-US"/>
+        </w:rPr>
+        <w:t>this.token</w:t>
+      </w:r>
+      <w:proofErr w:type="spellEnd"/>
+      <w:proofErr w:type="gramEnd"/>
+      <w:r>
+        <w:rPr>
+          <w:sz w:val="28"/>
+          <w:szCs w:val="28"/>
+          <w:lang w:val="en-US"/>
+        </w:rPr>
+        <w:t>) {</w:t>
+      </w:r>
+    </w:p>
+    <w:p>
+      <w:pPr>
+        <w:rPr>
+          <w:sz w:val="28"/>
+          <w:szCs w:val="28"/>
+          <w:lang w:val="en-US"/>
+        </w:rPr>
+      </w:pPr>
+      <w:r>
+        <w:rPr>
+          <w:sz w:val="28"/>
+          <w:szCs w:val="28"/>
+          <w:lang w:val="en-US"/>
+        </w:rPr>
+        <w:t xml:space="preserve">                </w:t>
+      </w:r>
+      <w:proofErr w:type="spellStart"/>
+      <w:proofErr w:type="gramStart"/>
+      <w:r>
+        <w:rPr>
+          <w:sz w:val="28"/>
+          <w:szCs w:val="28"/>
+          <w:lang w:val="en-US"/>
+        </w:rPr>
+        <w:t>this.getUser</w:t>
+      </w:r>
+      <w:proofErr w:type="spellEnd"/>
+      <w:proofErr w:type="gramEnd"/>
+      <w:r>
+        <w:rPr>
+          <w:sz w:val="28"/>
+          <w:szCs w:val="28"/>
+          <w:lang w:val="en-US"/>
+        </w:rPr>
+        <w:t>();</w:t>
+      </w:r>
+    </w:p>
+    <w:p>
+      <w:pPr>
+        <w:rPr>
+          <w:sz w:val="28"/>
+          <w:szCs w:val="28"/>
+          <w:lang w:val="en-US"/>
+        </w:rPr>
+      </w:pPr>
+      <w:r>
+        <w:rPr>
+          <w:sz w:val="28"/>
+          <w:szCs w:val="28"/>
+          <w:lang w:val="en-US"/>
+        </w:rPr>
+        <w:t>            }</w:t>
+      </w:r>
+    </w:p>
+    <w:p>
+      <w:pPr>
+        <w:rPr>
+          <w:sz w:val="28"/>
+          <w:szCs w:val="28"/>
+          <w:lang w:val="en-US"/>
+        </w:rPr>
+      </w:pPr>
+      <w:r>
+        <w:rPr>
+          <w:sz w:val="28"/>
+          <w:szCs w:val="28"/>
+          <w:lang w:val="en-US"/>
+        </w:rPr>
+        <w:t>        }</w:t>
+      </w:r>
+    </w:p>
+    <w:p>
+      <w:pPr>
+        <w:rPr>
+          <w:sz w:val="28"/>
+          <w:szCs w:val="28"/>
+          <w:lang w:val="en-US"/>
+        </w:rPr>
+      </w:pPr>
+      <w:r>
+        <w:rPr>
+          <w:sz w:val="28"/>
+          <w:szCs w:val="28"/>
+          <w:lang w:val="en-US"/>
+        </w:rPr>
+        <w:t>    },</w:t>
+      </w:r>
+    </w:p>
+    <w:p>
+      <w:pPr>
+        <w:rPr>
+          <w:sz w:val="28"/>
+          <w:szCs w:val="28"/>
+          <w:lang w:val="en-US"/>
+        </w:rPr>
+      </w:pPr>
+      <w:r>
+        <w:rPr>
+          <w:sz w:val="28"/>
+          <w:szCs w:val="28"/>
+          <w:lang w:val="en-US"/>
+        </w:rPr>
+        <w:t xml:space="preserve">    </w:t>
+      </w:r>
+      <w:proofErr w:type="gramStart"/>
+      <w:r>
+        <w:rPr>
+          <w:sz w:val="28"/>
+          <w:szCs w:val="28"/>
+          <w:lang w:val="en-US"/>
+        </w:rPr>
+        <w:t>mounted(</w:t>
+      </w:r>
+      <w:proofErr w:type="gramEnd"/>
+      <w:r>
+        <w:rPr>
+          <w:sz w:val="28"/>
+          <w:szCs w:val="28"/>
+          <w:lang w:val="en-US"/>
+        </w:rPr>
+        <w:t>) {</w:t>
+      </w:r>
+    </w:p>
+    <w:p>
+      <w:pPr>
+        <w:rPr>
+          <w:sz w:val="28"/>
+          <w:szCs w:val="28"/>
+          <w:lang w:val="en-US"/>
+        </w:rPr>
+      </w:pPr>
+      <w:r>
+        <w:rPr>
+          <w:sz w:val="28"/>
+          <w:szCs w:val="28"/>
+          <w:lang w:val="en-US"/>
+        </w:rPr>
+        <w:t xml:space="preserve">        </w:t>
+      </w:r>
+      <w:proofErr w:type="spellStart"/>
+      <w:proofErr w:type="gramStart"/>
+      <w:r>
+        <w:rPr>
+          <w:sz w:val="28"/>
+          <w:szCs w:val="28"/>
+          <w:lang w:val="en-US"/>
+        </w:rPr>
+        <w:t>this.getToken</w:t>
+      </w:r>
+      <w:proofErr w:type="spellEnd"/>
+      <w:proofErr w:type="gramEnd"/>
+      <w:r>
+        <w:rPr>
+          <w:sz w:val="28"/>
+          <w:szCs w:val="28"/>
+          <w:lang w:val="en-US"/>
+        </w:rPr>
+        <w:t>();</w:t>
+      </w:r>
+    </w:p>
+    <w:p>
+      <w:pPr>
+        <w:rPr>
+          <w:sz w:val="28"/>
+          <w:szCs w:val="28"/>
+          <w:lang w:val="en-US"/>
+        </w:rPr>
+      </w:pPr>
+      <w:r>
+        <w:rPr>
+          <w:sz w:val="28"/>
+          <w:szCs w:val="28"/>
+          <w:lang w:val="en-US"/>
+        </w:rPr>
+        <w:t>        if (</w:t>
+      </w:r>
+      <w:proofErr w:type="spellStart"/>
+      <w:proofErr w:type="gramStart"/>
+      <w:r>
+        <w:rPr>
+          <w:sz w:val="28"/>
+          <w:szCs w:val="28"/>
+          <w:lang w:val="en-US"/>
+        </w:rPr>
+        <w:t>this.token</w:t>
+      </w:r>
+      <w:proofErr w:type="spellEnd"/>
+      <w:proofErr w:type="gramEnd"/>
+      <w:r>
+        <w:rPr>
+          <w:sz w:val="28"/>
+          <w:szCs w:val="28"/>
+          <w:lang w:val="en-US"/>
+        </w:rPr>
+        <w:t>) {</w:t>
+      </w:r>
+    </w:p>
+    <w:p>
+      <w:pPr>
+        <w:rPr>
+          <w:sz w:val="28"/>
+          <w:szCs w:val="28"/>
+          <w:lang w:val="en-US"/>
+        </w:rPr>
+      </w:pPr>
+      <w:r>
+        <w:rPr>
+          <w:sz w:val="28"/>
+          <w:szCs w:val="28"/>
+          <w:lang w:val="en-US"/>
+        </w:rPr>
+        <w:t xml:space="preserve">            </w:t>
+      </w:r>
+      <w:proofErr w:type="spellStart"/>
+      <w:proofErr w:type="gramStart"/>
+      <w:r>
+        <w:rPr>
+          <w:sz w:val="28"/>
+          <w:szCs w:val="28"/>
+          <w:lang w:val="en-US"/>
+        </w:rPr>
+        <w:t>this.getUser</w:t>
+      </w:r>
+      <w:proofErr w:type="spellEnd"/>
+      <w:proofErr w:type="gramEnd"/>
+      <w:r>
+        <w:rPr>
+          <w:sz w:val="28"/>
+          <w:szCs w:val="28"/>
+          <w:lang w:val="en-US"/>
+        </w:rPr>
+        <w:t>();</w:t>
+      </w:r>
+    </w:p>
+    <w:p>
+      <w:pPr>
+        <w:rPr>
+          <w:sz w:val="28"/>
+          <w:szCs w:val="28"/>
+          <w:lang w:val="en-US"/>
+        </w:rPr>
+      </w:pPr>
+      <w:r>
+        <w:rPr>
+          <w:sz w:val="28"/>
+          <w:szCs w:val="28"/>
+          <w:lang w:val="en-US"/>
+        </w:rPr>
+        <w:t>        }</w:t>
+      </w:r>
+    </w:p>
+    <w:p>
+      <w:pPr>
+        <w:rPr>
+          <w:sz w:val="28"/>
+          <w:szCs w:val="28"/>
+          <w:lang w:val="en-US"/>
+        </w:rPr>
+      </w:pPr>
+      <w:r>
+        <w:rPr>
+          <w:sz w:val="28"/>
+          <w:szCs w:val="28"/>
+          <w:lang w:val="en-US"/>
+        </w:rPr>
+        <w:t>    },</w:t>
+      </w:r>
+    </w:p>
+    <w:p>
+      <w:pPr>
+        <w:rPr>
+          <w:sz w:val="28"/>
+          <w:szCs w:val="28"/>
+          <w:lang w:val="en-US"/>
+        </w:rPr>
+      </w:pPr>
+      <w:r>
+        <w:rPr>
+          <w:sz w:val="28"/>
+          <w:szCs w:val="28"/>
+          <w:lang w:val="en-US"/>
+        </w:rPr>
+        <w:t>    methods: {</w:t>
+      </w:r>
+    </w:p>
+    <w:p>
+      <w:pPr>
+        <w:rPr>
+          <w:sz w:val="28"/>
+          <w:szCs w:val="28"/>
+          <w:lang w:val="en-US"/>
+        </w:rPr>
+      </w:pPr>
+      <w:r>
+        <w:rPr>
+          <w:sz w:val="28"/>
+          <w:szCs w:val="28"/>
+          <w:lang w:val="en-US"/>
+        </w:rPr>
+        <w:t xml:space="preserve">        </w:t>
+      </w:r>
+      <w:proofErr w:type="spellStart"/>
+      <w:proofErr w:type="gramStart"/>
+      <w:r>
+        <w:rPr>
+          <w:sz w:val="28"/>
+          <w:szCs w:val="28"/>
+          <w:lang w:val="en-US"/>
+        </w:rPr>
+        <w:t>getToken</w:t>
+      </w:r>
+      <w:proofErr w:type="spellEnd"/>
+      <w:r>
+        <w:rPr>
+          <w:sz w:val="28"/>
+          <w:szCs w:val="28"/>
+          <w:lang w:val="en-US"/>
+        </w:rPr>
+        <w:t>(</w:t>
+      </w:r>
+      <w:proofErr w:type="gramEnd"/>
+      <w:r>
+        <w:rPr>
+          <w:sz w:val="28"/>
+          <w:szCs w:val="28"/>
+          <w:lang w:val="en-US"/>
+        </w:rPr>
+        <w:t>) {</w:t>
+      </w:r>
+    </w:p>
+    <w:p>
+      <w:pPr>
+        <w:rPr>
+          <w:sz w:val="28"/>
+          <w:szCs w:val="28"/>
+          <w:lang w:val="en-US"/>
+        </w:rPr>
+      </w:pPr>
+      <w:r>
+        <w:rPr>
+          <w:sz w:val="28"/>
+          <w:szCs w:val="28"/>
+          <w:lang w:val="en-US"/>
+        </w:rPr>
+        <w:t xml:space="preserve">            </w:t>
+      </w:r>
+      <w:proofErr w:type="spellStart"/>
+      <w:proofErr w:type="gramStart"/>
+      <w:r>
+        <w:rPr>
+          <w:sz w:val="28"/>
+          <w:szCs w:val="28"/>
+          <w:lang w:val="en-US"/>
+        </w:rPr>
+        <w:t>this.token</w:t>
+      </w:r>
+      <w:proofErr w:type="spellEnd"/>
+      <w:proofErr w:type="gramEnd"/>
+      <w:r>
+        <w:rPr>
+          <w:sz w:val="28"/>
+          <w:szCs w:val="28"/>
+          <w:lang w:val="en-US"/>
+        </w:rPr>
+        <w:t xml:space="preserve"> = </w:t>
+      </w:r>
+      <w:proofErr w:type="spellStart"/>
+      <w:r>
+        <w:rPr>
+          <w:sz w:val="28"/>
+          <w:szCs w:val="28"/>
+          <w:lang w:val="en-US"/>
+        </w:rPr>
+        <w:t>localStorage.getItem</w:t>
+      </w:r>
+      <w:proofErr w:type="spellEnd"/>
+      <w:r>
+        <w:rPr>
+          <w:sz w:val="28"/>
+          <w:szCs w:val="28"/>
+          <w:lang w:val="en-US"/>
+        </w:rPr>
+        <w:t>('token');</w:t>
+      </w:r>
+    </w:p>
+    <w:p>
+      <w:pPr>
+        <w:rPr>
+          <w:sz w:val="28"/>
+          <w:szCs w:val="28"/>
+          <w:lang w:val="en-US"/>
+        </w:rPr>
+      </w:pPr>
+      <w:r>
+        <w:rPr>
+          <w:sz w:val="28"/>
+          <w:szCs w:val="28"/>
+          <w:lang w:val="en-US"/>
+        </w:rPr>
+        <w:t>        },</w:t>
+      </w:r>
+    </w:p>
+    <w:p>
+      <w:pPr>
+        <w:rPr>
+          <w:sz w:val="28"/>
+          <w:szCs w:val="28"/>
+          <w:lang w:val="en-US"/>
+        </w:rPr>
+      </w:pPr>
+      <w:r>
+        <w:rPr>
+          <w:sz w:val="28"/>
+          <w:szCs w:val="28"/>
+          <w:lang w:val="en-US"/>
+        </w:rPr>
+        <w:t xml:space="preserve">        </w:t>
+      </w:r>
+      <w:proofErr w:type="spellStart"/>
+      <w:proofErr w:type="gramStart"/>
+      <w:r>
+        <w:rPr>
+          <w:sz w:val="28"/>
+          <w:szCs w:val="28"/>
+          <w:lang w:val="en-US"/>
+        </w:rPr>
+        <w:t>getUser</w:t>
+      </w:r>
+      <w:proofErr w:type="spellEnd"/>
+      <w:r>
+        <w:rPr>
+          <w:sz w:val="28"/>
+          <w:szCs w:val="28"/>
+          <w:lang w:val="en-US"/>
+        </w:rPr>
+        <w:t>(</w:t>
+      </w:r>
+      <w:proofErr w:type="gramEnd"/>
+      <w:r>
+        <w:rPr>
+          <w:sz w:val="28"/>
+          <w:szCs w:val="28"/>
+          <w:lang w:val="en-US"/>
+        </w:rPr>
+        <w:t>) {</w:t>
+      </w:r>
+    </w:p>
+    <w:p>
+      <w:pPr>
+        <w:rPr>
+          <w:sz w:val="28"/>
+          <w:szCs w:val="28"/>
+          <w:lang w:val="en-US"/>
+        </w:rPr>
+      </w:pPr>
+      <w:r>
+        <w:rPr>
+          <w:sz w:val="28"/>
+          <w:szCs w:val="28"/>
+          <w:lang w:val="en-US"/>
+        </w:rPr>
+        <w:t xml:space="preserve">            </w:t>
+      </w:r>
+      <w:proofErr w:type="spellStart"/>
+      <w:r>
+        <w:rPr>
+          <w:sz w:val="28"/>
+          <w:szCs w:val="28"/>
+          <w:lang w:val="en-US"/>
+        </w:rPr>
+        <w:t>axios.get</w:t>
+      </w:r>
+      <w:proofErr w:type="spellEnd"/>
+      <w:r>
+        <w:rPr>
+          <w:sz w:val="28"/>
+          <w:szCs w:val="28"/>
+          <w:lang w:val="en-US"/>
+        </w:rPr>
+        <w:t>('/</w:t>
+      </w:r>
+      <w:proofErr w:type="spellStart"/>
+      <w:r>
+        <w:rPr>
+          <w:sz w:val="28"/>
+          <w:szCs w:val="28"/>
+          <w:lang w:val="en-US"/>
+        </w:rPr>
+        <w:t>api</w:t>
+      </w:r>
+      <w:proofErr w:type="spellEnd"/>
+      <w:r>
+        <w:rPr>
+          <w:sz w:val="28"/>
+          <w:szCs w:val="28"/>
+          <w:lang w:val="en-US"/>
+        </w:rPr>
+        <w:t>/profile'</w:t>
+      </w:r>
+      <w:proofErr w:type="gramStart"/>
+      <w:r>
+        <w:rPr>
+          <w:sz w:val="28"/>
+          <w:szCs w:val="28"/>
+          <w:lang w:val="en-US"/>
+        </w:rPr>
+        <w:t>).then</w:t>
+      </w:r>
+      <w:proofErr w:type="gramEnd"/>
+      <w:r>
+        <w:rPr>
+          <w:sz w:val="28"/>
+          <w:szCs w:val="28"/>
+          <w:lang w:val="en-US"/>
+        </w:rPr>
+        <w:t>(res =&gt; {</w:t>
+      </w:r>
+    </w:p>
+    <w:p>
+      <w:pPr>
+        <w:rPr>
+          <w:sz w:val="28"/>
+          <w:szCs w:val="28"/>
+          <w:lang w:val="en-US"/>
+        </w:rPr>
+      </w:pPr>
+      <w:r>
+        <w:rPr>
+          <w:sz w:val="28"/>
+          <w:szCs w:val="28"/>
+          <w:lang w:val="en-US"/>
+        </w:rPr>
+        <w:t xml:space="preserve">                </w:t>
+      </w:r>
+      <w:proofErr w:type="spellStart"/>
+      <w:r>
+        <w:rPr>
+          <w:sz w:val="28"/>
+          <w:szCs w:val="28"/>
+          <w:lang w:val="en-US"/>
+        </w:rPr>
+        <w:t>this.user</w:t>
+      </w:r>
+      <w:proofErr w:type="spellEnd"/>
+      <w:r>
+        <w:rPr>
+          <w:sz w:val="28"/>
+          <w:szCs w:val="28"/>
+          <w:lang w:val="en-US"/>
+        </w:rPr>
+        <w:t xml:space="preserve"> = </w:t>
+      </w:r>
+      <w:proofErr w:type="spellStart"/>
+      <w:r>
+        <w:rPr>
+          <w:sz w:val="28"/>
+          <w:szCs w:val="28"/>
+          <w:lang w:val="en-US"/>
+        </w:rPr>
+        <w:t>res.data</w:t>
+      </w:r>
+      <w:proofErr w:type="spellEnd"/>
+      <w:r>
+        <w:rPr>
+          <w:sz w:val="28"/>
+          <w:szCs w:val="28"/>
+          <w:lang w:val="en-US"/>
+        </w:rPr>
+        <w:t>;</w:t>
+      </w:r>
+    </w:p>
+    <w:p>
+      <w:pPr>
+        <w:rPr>
+          <w:sz w:val="28"/>
+          <w:szCs w:val="28"/>
+          <w:lang w:val="en-US"/>
+        </w:rPr>
+      </w:pPr>
+      <w:r>
+        <w:rPr>
+          <w:sz w:val="28"/>
+          <w:szCs w:val="28"/>
+          <w:lang w:val="en-US"/>
+        </w:rPr>
+        <w:t>            });</w:t>
+      </w:r>
+    </w:p>
+    <w:p>
+      <w:pPr>
+        <w:rPr>
+          <w:sz w:val="28"/>
+          <w:szCs w:val="28"/>
+          <w:lang w:val="en-US"/>
+        </w:rPr>
+      </w:pPr>
+      <w:r>
+        <w:rPr>
+          <w:sz w:val="28"/>
+          <w:szCs w:val="28"/>
+          <w:lang w:val="en-US"/>
+        </w:rPr>
+        <w:t>        },</w:t>
+      </w:r>
+    </w:p>
+    <w:p>
+      <w:pPr>
+        <w:rPr>
+          <w:sz w:val="28"/>
+          <w:szCs w:val="28"/>
+          <w:lang w:val="en-US"/>
+        </w:rPr>
+      </w:pPr>
+      <w:r>
+        <w:rPr>
+          <w:sz w:val="28"/>
+          <w:szCs w:val="28"/>
+          <w:lang w:val="en-US"/>
+        </w:rPr>
+        <w:t>    }</w:t>
+      </w:r>
+    </w:p>
+    <w:p>
+      <w:pPr>
+        <w:rPr>
+          <w:sz w:val="28"/>
+          <w:szCs w:val="28"/>
+          <w:lang w:val="en-US"/>
+        </w:rPr>
+      </w:pPr>
+      <w:r>
+        <w:rPr>
+          <w:sz w:val="28"/>
+          <w:szCs w:val="28"/>
+          <w:lang w:val="en-US"/>
+        </w:rPr>
+        <w:t>}</w:t>
+      </w:r>
+    </w:p>
+    <w:p>
+      <w:pPr>
+        <w:rPr>
+          <w:sz w:val="28"/>
+          <w:szCs w:val="28"/>
+          <w:lang w:val="en-US"/>
+        </w:rPr>
+      </w:pPr>
+      <w:r>
+        <w:rPr>
+          <w:sz w:val="28"/>
+          <w:szCs w:val="28"/>
+          <w:lang w:val="en-US"/>
+        </w:rPr>
+        <w:t>&lt;/script&gt;</w:t>
+      </w:r>
+    </w:p>
+    <w:p>
+      <w:pPr>
+        <w:rPr>
+          <w:sz w:val="28"/>
+          <w:szCs w:val="28"/>
+          <w:lang w:val="en-US"/>
+        </w:rPr>
+      </w:pPr>
+      <w:r>
+        <w:rPr>
+          <w:sz w:val="28"/>
+          <w:szCs w:val="28"/>
+          <w:lang w:val="en-US"/>
+        </w:rPr>
+        <w:t>&lt;style scoped&gt;</w:t>
+      </w:r>
+    </w:p>
+    <w:p>
+      <w:pPr>
+        <w:rPr>
+          <w:sz w:val="28"/>
+          <w:szCs w:val="28"/>
+          <w:lang w:val="en-US"/>
+        </w:rPr>
+      </w:pPr>
+      <w:r>
+        <w:rPr>
+          <w:sz w:val="28"/>
+          <w:szCs w:val="28"/>
+          <w:lang w:val="en-US"/>
+        </w:rPr>
+        <w:t>    @import url('https://fonts.googleapis.com/css2?family=JetBrains+Mono:wght@400;700&amp;display=swap');</w:t>
+      </w:r>
+    </w:p>
+    <w:p>
+      <w:pPr>
+        <w:rPr>
+          <w:sz w:val="28"/>
+          <w:szCs w:val="28"/>
+          <w:lang w:val="en-US"/>
+        </w:rPr>
+      </w:pPr>
+      <w:r>
+        <w:rPr>
+          <w:sz w:val="28"/>
+          <w:szCs w:val="28"/>
+          <w:lang w:val="en-US"/>
+        </w:rPr>
+        <w:t xml:space="preserve">    @import </w:t>
+      </w:r>
+      <w:proofErr w:type="spellStart"/>
+      <w:r>
+        <w:rPr>
+          <w:sz w:val="28"/>
+          <w:szCs w:val="28"/>
+          <w:lang w:val="en-US"/>
+        </w:rPr>
+        <w:t>url</w:t>
+      </w:r>
+      <w:proofErr w:type="spellEnd"/>
+      <w:r>
+        <w:rPr>
+          <w:sz w:val="28"/>
+          <w:szCs w:val="28"/>
+          <w:lang w:val="en-US"/>
+        </w:rPr>
+        <w:t>('https://rsms.me/inter/inter.css');</w:t>
+      </w:r>
+    </w:p>
+    <w:p>
+      <w:pPr>
+        <w:rPr>
+          <w:sz w:val="28"/>
+          <w:szCs w:val="28"/>
+          <w:lang w:val="en-US"/>
+        </w:rPr>
+      </w:pPr>
+      <w:r>
+        <w:rPr>
+          <w:sz w:val="28"/>
+          <w:szCs w:val="28"/>
+          <w:lang w:val="en-US"/>
+        </w:rPr>
+        <w:t xml:space="preserve">    </w:t>
+      </w:r>
+      <w:proofErr w:type="gramStart"/>
+      <w:r>
+        <w:rPr>
+          <w:sz w:val="28"/>
+          <w:szCs w:val="28"/>
+          <w:lang w:val="en-US"/>
+        </w:rPr>
+        <w:t>.bar</w:t>
+      </w:r>
+      <w:proofErr w:type="gramEnd"/>
+      <w:r>
+        <w:rPr>
+          <w:sz w:val="28"/>
+          <w:szCs w:val="28"/>
+          <w:lang w:val="en-US"/>
+        </w:rPr>
+        <w:t xml:space="preserve"> {</w:t>
+      </w:r>
+    </w:p>
+    <w:p>
+      <w:pPr>
+        <w:rPr>
+          <w:sz w:val="28"/>
+          <w:szCs w:val="28"/>
+          <w:lang w:val="en-US"/>
+        </w:rPr>
+      </w:pPr>
+      <w:r>
+        <w:rPr>
+          <w:sz w:val="28"/>
+          <w:szCs w:val="28"/>
+          <w:lang w:val="en-US"/>
+        </w:rPr>
+        <w:t>        background-color: white;</w:t>
+      </w:r>
+    </w:p>
+    <w:p>
+      <w:pPr>
+        <w:rPr>
+          <w:sz w:val="28"/>
+          <w:szCs w:val="28"/>
+          <w:lang w:val="en-US"/>
+        </w:rPr>
+      </w:pPr>
+      <w:r>
+        <w:rPr>
+          <w:sz w:val="28"/>
+          <w:szCs w:val="28"/>
+          <w:lang w:val="en-US"/>
+        </w:rPr>
+        <w:t>        width: 100%;</w:t>
+      </w:r>
+    </w:p>
+    <w:p>
+      <w:pPr>
+        <w:rPr>
+          <w:sz w:val="28"/>
+          <w:szCs w:val="28"/>
+          <w:lang w:val="en-US"/>
+        </w:rPr>
+      </w:pPr>
+      <w:r>
+        <w:rPr>
+          <w:sz w:val="28"/>
+          <w:szCs w:val="28"/>
+          <w:lang w:val="en-US"/>
+        </w:rPr>
+        <w:lastRenderedPageBreak/>
+        <w:t>        height: 65px;</w:t>
+      </w:r>
+    </w:p>
+    <w:p>
+      <w:pPr>
+        <w:rPr>
+          <w:sz w:val="28"/>
+          <w:szCs w:val="28"/>
+          <w:lang w:val="en-US"/>
+        </w:rPr>
+      </w:pPr>
+      <w:r>
+        <w:rPr>
+          <w:sz w:val="28"/>
+          <w:szCs w:val="28"/>
+          <w:lang w:val="en-US"/>
+        </w:rPr>
+        <w:t>        position: fixed;</w:t>
+      </w:r>
+    </w:p>
+    <w:p>
+      <w:pPr>
+        <w:rPr>
+          <w:sz w:val="28"/>
+          <w:szCs w:val="28"/>
+          <w:lang w:val="en-US"/>
+        </w:rPr>
+      </w:pPr>
+      <w:r>
+        <w:rPr>
+          <w:sz w:val="28"/>
+          <w:szCs w:val="28"/>
+          <w:lang w:val="en-US"/>
+        </w:rPr>
+        <w:t>        top: 0px;</w:t>
+      </w:r>
+    </w:p>
+    <w:p>
+      <w:pPr>
+        <w:rPr>
+          <w:sz w:val="28"/>
+          <w:szCs w:val="28"/>
+          <w:lang w:val="en-US"/>
+        </w:rPr>
+      </w:pPr>
+      <w:r>
+        <w:rPr>
+          <w:sz w:val="28"/>
+          <w:szCs w:val="28"/>
+          <w:lang w:val="en-US"/>
+        </w:rPr>
+        <w:t>        left: 0px;</w:t>
+      </w:r>
+    </w:p>
+    <w:p>
+      <w:pPr>
+        <w:rPr>
+          <w:sz w:val="28"/>
+          <w:szCs w:val="28"/>
+          <w:lang w:val="en-US"/>
+        </w:rPr>
+      </w:pPr>
+      <w:r>
+        <w:rPr>
+          <w:sz w:val="28"/>
+          <w:szCs w:val="28"/>
+          <w:lang w:val="en-US"/>
+        </w:rPr>
+        <w:t>        right: 0px;</w:t>
+      </w:r>
+    </w:p>
+    <w:p>
+      <w:pPr>
+        <w:rPr>
+          <w:sz w:val="28"/>
+          <w:szCs w:val="28"/>
+          <w:lang w:val="en-US"/>
+        </w:rPr>
+      </w:pPr>
+      <w:r>
+        <w:rPr>
+          <w:sz w:val="28"/>
+          <w:szCs w:val="28"/>
+          <w:lang w:val="en-US"/>
+        </w:rPr>
+        <w:t>        border-bottom: 1px solid #E2E8F0;</w:t>
+      </w:r>
+    </w:p>
+    <w:p>
+      <w:pPr>
+        <w:rPr>
+          <w:sz w:val="28"/>
+          <w:szCs w:val="28"/>
+          <w:lang w:val="en-US"/>
+        </w:rPr>
+      </w:pPr>
+      <w:r>
+        <w:rPr>
+          <w:sz w:val="28"/>
+          <w:szCs w:val="28"/>
+          <w:lang w:val="en-US"/>
+        </w:rPr>
+        <w:t>        z-index: 2;</w:t>
+      </w:r>
+    </w:p>
+    <w:p>
+      <w:pPr>
+        <w:rPr>
+          <w:sz w:val="28"/>
+          <w:szCs w:val="28"/>
+          <w:lang w:val="en-US"/>
+        </w:rPr>
+      </w:pPr>
+      <w:r>
+        <w:rPr>
+          <w:sz w:val="28"/>
+          <w:szCs w:val="28"/>
+          <w:lang w:val="en-US"/>
+        </w:rPr>
+        <w:t>        display: flex;</w:t>
+      </w:r>
+    </w:p>
+    <w:p>
+      <w:pPr>
+        <w:rPr>
+          <w:sz w:val="28"/>
+          <w:szCs w:val="28"/>
+          <w:lang w:val="en-US"/>
+        </w:rPr>
+      </w:pPr>
+      <w:r>
+        <w:rPr>
+          <w:sz w:val="28"/>
+          <w:szCs w:val="28"/>
+          <w:lang w:val="en-US"/>
+        </w:rPr>
+        <w:t>        align-items: center;</w:t>
+      </w:r>
+    </w:p>
+    <w:p>
+      <w:pPr>
+        <w:rPr>
+          <w:sz w:val="28"/>
+          <w:szCs w:val="28"/>
+          <w:lang w:val="en-US"/>
+        </w:rPr>
+      </w:pPr>
+      <w:r>
+        <w:rPr>
+          <w:sz w:val="28"/>
+          <w:szCs w:val="28"/>
+          <w:lang w:val="en-US"/>
+        </w:rPr>
+        <w:t>        justify-content: space-between;</w:t>
+      </w:r>
+    </w:p>
+    <w:p>
+      <w:pPr>
+        <w:rPr>
+          <w:sz w:val="28"/>
+          <w:szCs w:val="28"/>
+          <w:lang w:val="en-US"/>
+        </w:rPr>
+      </w:pPr>
+      <w:r>
+        <w:rPr>
+          <w:sz w:val="28"/>
+          <w:szCs w:val="28"/>
+          <w:lang w:val="en-US"/>
+        </w:rPr>
+        <w:t>        padding: 0 208px;</w:t>
+      </w:r>
+    </w:p>
+    <w:p>
+      <w:pPr>
+        <w:rPr>
+          <w:sz w:val="28"/>
+          <w:szCs w:val="28"/>
+          <w:lang w:val="en-US"/>
+        </w:rPr>
+      </w:pPr>
+      <w:r>
+        <w:rPr>
+          <w:sz w:val="28"/>
+          <w:szCs w:val="28"/>
+          <w:lang w:val="en-US"/>
+        </w:rPr>
+        <w:t>        box-sizing: border-box;</w:t>
+      </w:r>
+    </w:p>
+    <w:p>
+      <w:pPr>
+        <w:rPr>
+          <w:sz w:val="28"/>
+          <w:szCs w:val="28"/>
+          <w:lang w:val="en-US"/>
+        </w:rPr>
+      </w:pPr>
+      <w:r>
+        <w:rPr>
+          <w:sz w:val="28"/>
+          <w:szCs w:val="28"/>
+          <w:lang w:val="en-US"/>
+        </w:rPr>
+        <w:t xml:space="preserve">        box-shadow: 0 1px 3px </w:t>
+      </w:r>
+      <w:proofErr w:type="spellStart"/>
+      <w:proofErr w:type="gramStart"/>
+      <w:r>
+        <w:rPr>
+          <w:sz w:val="28"/>
+          <w:szCs w:val="28"/>
+          <w:lang w:val="en-US"/>
+        </w:rPr>
+        <w:t>rgba</w:t>
+      </w:r>
+      <w:proofErr w:type="spellEnd"/>
+      <w:r>
+        <w:rPr>
+          <w:sz w:val="28"/>
+          <w:szCs w:val="28"/>
+          <w:lang w:val="en-US"/>
+        </w:rPr>
+        <w:t>(</w:t>
+      </w:r>
+      <w:proofErr w:type="gramEnd"/>
+      <w:r>
+        <w:rPr>
+          <w:sz w:val="28"/>
+          <w:szCs w:val="28"/>
+          <w:lang w:val="en-US"/>
+        </w:rPr>
+        <w:t>0, 0, 0, 0.05);</w:t>
+      </w:r>
+    </w:p>
+    <w:p>
+      <w:pPr>
+        <w:rPr>
+          <w:sz w:val="28"/>
+          <w:szCs w:val="28"/>
+          <w:lang w:val="en-US"/>
+        </w:rPr>
+      </w:pPr>
+      <w:r>
+        <w:rPr>
+          <w:sz w:val="28"/>
+          <w:szCs w:val="28"/>
+          <w:lang w:val="en-US"/>
+        </w:rPr>
+        <w:t>    }</w:t>
+      </w:r>
+    </w:p>
+    <w:p>
+      <w:pPr>
+        <w:rPr>
+          <w:sz w:val="28"/>
+          <w:szCs w:val="28"/>
+          <w:lang w:val="en-US"/>
+        </w:rPr>
+      </w:pPr>
+      <w:r>
+        <w:rPr>
+          <w:sz w:val="28"/>
+          <w:szCs w:val="28"/>
+          <w:lang w:val="en-US"/>
+        </w:rPr>
+        <w:t xml:space="preserve">    </w:t>
+      </w:r>
+      <w:proofErr w:type="gramStart"/>
+      <w:r>
+        <w:rPr>
+          <w:sz w:val="28"/>
+          <w:szCs w:val="28"/>
+          <w:lang w:val="en-US"/>
+        </w:rPr>
+        <w:t>.logo</w:t>
+      </w:r>
+      <w:proofErr w:type="gramEnd"/>
+      <w:r>
+        <w:rPr>
+          <w:sz w:val="28"/>
+          <w:szCs w:val="28"/>
+          <w:lang w:val="en-US"/>
+        </w:rPr>
+        <w:t xml:space="preserve"> {</w:t>
+      </w:r>
+    </w:p>
+    <w:p>
+      <w:pPr>
+        <w:rPr>
+          <w:sz w:val="28"/>
+          <w:szCs w:val="28"/>
+          <w:lang w:val="en-US"/>
+        </w:rPr>
+      </w:pPr>
+      <w:r>
+        <w:rPr>
+          <w:sz w:val="28"/>
+          <w:szCs w:val="28"/>
+          <w:lang w:val="en-US"/>
+        </w:rPr>
+        <w:t>        list-style: none;</w:t>
+      </w:r>
+    </w:p>
+    <w:p>
+      <w:pPr>
+        <w:rPr>
+          <w:sz w:val="28"/>
+          <w:szCs w:val="28"/>
+          <w:lang w:val="en-US"/>
+        </w:rPr>
+      </w:pPr>
+      <w:r>
+        <w:rPr>
+          <w:sz w:val="28"/>
+          <w:szCs w:val="28"/>
+          <w:lang w:val="en-US"/>
+        </w:rPr>
+        <w:t>        font-size: 25px;</w:t>
+      </w:r>
+    </w:p>
+    <w:p>
+      <w:pPr>
+        <w:rPr>
+          <w:sz w:val="28"/>
+          <w:szCs w:val="28"/>
+          <w:lang w:val="en-US"/>
+        </w:rPr>
+      </w:pPr>
+      <w:r>
+        <w:rPr>
+          <w:sz w:val="28"/>
+          <w:szCs w:val="28"/>
+          <w:lang w:val="en-US"/>
+        </w:rPr>
+        <w:t>        font-family: 'Inter', sans-serif;</w:t>
+      </w:r>
+    </w:p>
+    <w:p>
+      <w:pPr>
+        <w:rPr>
+          <w:sz w:val="28"/>
+          <w:szCs w:val="28"/>
+          <w:lang w:val="en-US"/>
+        </w:rPr>
+      </w:pPr>
+      <w:r>
+        <w:rPr>
+          <w:sz w:val="28"/>
+          <w:szCs w:val="28"/>
+          <w:lang w:val="en-US"/>
+        </w:rPr>
+        <w:t>        user-select: none;</w:t>
+      </w:r>
+    </w:p>
+    <w:p>
+      <w:pPr>
+        <w:rPr>
+          <w:sz w:val="28"/>
+          <w:szCs w:val="28"/>
+          <w:lang w:val="en-US"/>
+        </w:rPr>
+      </w:pPr>
+      <w:r>
+        <w:rPr>
+          <w:sz w:val="28"/>
+          <w:szCs w:val="28"/>
+          <w:lang w:val="en-US"/>
+        </w:rPr>
+        <w:t>    }</w:t>
+      </w:r>
+    </w:p>
+    <w:p>
+      <w:pPr>
+        <w:rPr>
+          <w:sz w:val="28"/>
+          <w:szCs w:val="28"/>
+          <w:lang w:val="en-US"/>
+        </w:rPr>
+      </w:pPr>
+      <w:r>
+        <w:rPr>
+          <w:sz w:val="28"/>
+          <w:szCs w:val="28"/>
+          <w:lang w:val="en-US"/>
+        </w:rPr>
+        <w:t xml:space="preserve">    </w:t>
+      </w:r>
+      <w:proofErr w:type="gramStart"/>
+      <w:r>
+        <w:rPr>
+          <w:sz w:val="28"/>
+          <w:szCs w:val="28"/>
+          <w:lang w:val="en-US"/>
+        </w:rPr>
+        <w:t>.logo</w:t>
+      </w:r>
+      <w:proofErr w:type="gramEnd"/>
+      <w:r>
+        <w:rPr>
+          <w:sz w:val="28"/>
+          <w:szCs w:val="28"/>
+          <w:lang w:val="en-US"/>
+        </w:rPr>
+        <w:t xml:space="preserve"> a {</w:t>
+      </w:r>
+    </w:p>
+    <w:p>
+      <w:pPr>
+        <w:rPr>
+          <w:sz w:val="28"/>
+          <w:szCs w:val="28"/>
+          <w:lang w:val="en-US"/>
+        </w:rPr>
+      </w:pPr>
+      <w:r>
+        <w:rPr>
+          <w:sz w:val="28"/>
+          <w:szCs w:val="28"/>
+          <w:lang w:val="en-US"/>
+        </w:rPr>
+        <w:t>        text-decoration: none;</w:t>
+      </w:r>
+    </w:p>
+    <w:p>
+      <w:pPr>
+        <w:rPr>
+          <w:sz w:val="28"/>
+          <w:szCs w:val="28"/>
+          <w:lang w:val="en-US"/>
+        </w:rPr>
+      </w:pPr>
+      <w:r>
+        <w:rPr>
+          <w:sz w:val="28"/>
+          <w:szCs w:val="28"/>
+          <w:lang w:val="en-US"/>
+        </w:rPr>
+        <w:t>        color: #0F172A;</w:t>
+      </w:r>
+    </w:p>
+    <w:p>
+      <w:pPr>
+        <w:rPr>
+          <w:sz w:val="28"/>
+          <w:szCs w:val="28"/>
+          <w:lang w:val="en-US"/>
+        </w:rPr>
+      </w:pPr>
+      <w:r>
+        <w:rPr>
+          <w:sz w:val="28"/>
+          <w:szCs w:val="28"/>
+          <w:lang w:val="en-US"/>
+        </w:rPr>
+        <w:t>        font-weight: bold;</w:t>
+      </w:r>
+    </w:p>
+    <w:p>
+      <w:pPr>
+        <w:rPr>
+          <w:sz w:val="28"/>
+          <w:szCs w:val="28"/>
+          <w:lang w:val="en-US"/>
+        </w:rPr>
+      </w:pPr>
+      <w:r>
+        <w:rPr>
+          <w:sz w:val="28"/>
+          <w:szCs w:val="28"/>
+          <w:lang w:val="en-US"/>
+        </w:rPr>
+        <w:t>    }</w:t>
+      </w:r>
+    </w:p>
+    <w:p>
+      <w:pPr>
+        <w:rPr>
+          <w:sz w:val="28"/>
+          <w:szCs w:val="28"/>
+          <w:lang w:val="en-US"/>
+        </w:rPr>
+      </w:pPr>
+      <w:r>
+        <w:rPr>
+          <w:sz w:val="28"/>
+          <w:szCs w:val="28"/>
+          <w:lang w:val="en-US"/>
+        </w:rPr>
+        <w:t xml:space="preserve">    </w:t>
+      </w:r>
+      <w:proofErr w:type="gramStart"/>
+      <w:r>
+        <w:rPr>
+          <w:sz w:val="28"/>
+          <w:szCs w:val="28"/>
+          <w:lang w:val="en-US"/>
+        </w:rPr>
+        <w:t>.links</w:t>
+      </w:r>
+      <w:proofErr w:type="gramEnd"/>
+      <w:r>
+        <w:rPr>
+          <w:sz w:val="28"/>
+          <w:szCs w:val="28"/>
+          <w:lang w:val="en-US"/>
+        </w:rPr>
+        <w:t>-center {</w:t>
+      </w:r>
+    </w:p>
+    <w:p>
+      <w:pPr>
+        <w:rPr>
+          <w:sz w:val="28"/>
+          <w:szCs w:val="28"/>
+          <w:lang w:val="en-US"/>
+        </w:rPr>
+      </w:pPr>
+      <w:r>
+        <w:rPr>
+          <w:sz w:val="28"/>
+          <w:szCs w:val="28"/>
+          <w:lang w:val="en-US"/>
+        </w:rPr>
+        <w:t>        list-style: none;</w:t>
+      </w:r>
+    </w:p>
+    <w:p>
+      <w:pPr>
+        <w:rPr>
+          <w:sz w:val="28"/>
+          <w:szCs w:val="28"/>
+          <w:lang w:val="en-US"/>
+        </w:rPr>
+      </w:pPr>
+      <w:r>
+        <w:rPr>
+          <w:sz w:val="28"/>
+          <w:szCs w:val="28"/>
+          <w:lang w:val="en-US"/>
+        </w:rPr>
+        <w:t>        font-family: 'Inter', sans-serif;</w:t>
+      </w:r>
+    </w:p>
+    <w:p>
+      <w:pPr>
+        <w:rPr>
+          <w:sz w:val="28"/>
+          <w:szCs w:val="28"/>
+          <w:lang w:val="en-US"/>
+        </w:rPr>
+      </w:pPr>
+      <w:r>
+        <w:rPr>
+          <w:sz w:val="28"/>
+          <w:szCs w:val="28"/>
+          <w:lang w:val="en-US"/>
+        </w:rPr>
+        <w:t>        display: flex;</w:t>
+      </w:r>
+    </w:p>
+    <w:p>
+      <w:pPr>
+        <w:rPr>
+          <w:sz w:val="28"/>
+          <w:szCs w:val="28"/>
+          <w:lang w:val="en-US"/>
+        </w:rPr>
+      </w:pPr>
+      <w:r>
+        <w:rPr>
+          <w:sz w:val="28"/>
+          <w:szCs w:val="28"/>
+          <w:lang w:val="en-US"/>
+        </w:rPr>
+        <w:t>        gap: 40px;</w:t>
+      </w:r>
+    </w:p>
+    <w:p>
+      <w:pPr>
+        <w:rPr>
+          <w:sz w:val="28"/>
+          <w:szCs w:val="28"/>
+          <w:lang w:val="en-US"/>
+        </w:rPr>
+      </w:pPr>
+      <w:r>
+        <w:rPr>
+          <w:sz w:val="28"/>
+          <w:szCs w:val="28"/>
+          <w:lang w:val="en-US"/>
+        </w:rPr>
+        <w:t>        position: absolute;</w:t>
+      </w:r>
+    </w:p>
+    <w:p>
+      <w:pPr>
+        <w:rPr>
+          <w:sz w:val="28"/>
+          <w:szCs w:val="28"/>
+          <w:lang w:val="en-US"/>
+        </w:rPr>
+      </w:pPr>
+      <w:r>
+        <w:rPr>
+          <w:sz w:val="28"/>
+          <w:szCs w:val="28"/>
+          <w:lang w:val="en-US"/>
+        </w:rPr>
+        <w:t>        left: 50%;</w:t>
+      </w:r>
+    </w:p>
+    <w:p>
+      <w:pPr>
+        <w:rPr>
+          <w:sz w:val="28"/>
+          <w:szCs w:val="28"/>
+          <w:lang w:val="en-US"/>
+        </w:rPr>
+      </w:pPr>
+      <w:r>
+        <w:rPr>
+          <w:sz w:val="28"/>
+          <w:szCs w:val="28"/>
+          <w:lang w:val="en-US"/>
+        </w:rPr>
+        <w:t xml:space="preserve">        transform: </w:t>
+      </w:r>
+      <w:proofErr w:type="spellStart"/>
+      <w:proofErr w:type="gramStart"/>
+      <w:r>
+        <w:rPr>
+          <w:sz w:val="28"/>
+          <w:szCs w:val="28"/>
+          <w:lang w:val="en-US"/>
+        </w:rPr>
+        <w:t>translateX</w:t>
+      </w:r>
+      <w:proofErr w:type="spellEnd"/>
+      <w:r>
+        <w:rPr>
+          <w:sz w:val="28"/>
+          <w:szCs w:val="28"/>
+          <w:lang w:val="en-US"/>
+        </w:rPr>
+        <w:t>(</w:t>
+      </w:r>
+      <w:proofErr w:type="gramEnd"/>
+      <w:r>
+        <w:rPr>
+          <w:sz w:val="28"/>
+          <w:szCs w:val="28"/>
+          <w:lang w:val="en-US"/>
+        </w:rPr>
+        <w:t>-50%);</w:t>
+      </w:r>
+    </w:p>
+    <w:p>
+      <w:pPr>
+        <w:rPr>
+          <w:sz w:val="28"/>
+          <w:szCs w:val="28"/>
+          <w:lang w:val="en-US"/>
+        </w:rPr>
+      </w:pPr>
+      <w:r>
+        <w:rPr>
+          <w:sz w:val="28"/>
+          <w:szCs w:val="28"/>
+          <w:lang w:val="en-US"/>
+        </w:rPr>
+        <w:t>        user-select: none;</w:t>
+      </w:r>
+    </w:p>
+    <w:p>
+      <w:pPr>
+        <w:rPr>
+          <w:sz w:val="28"/>
+          <w:szCs w:val="28"/>
+          <w:lang w:val="en-US"/>
+        </w:rPr>
+      </w:pPr>
+      <w:r>
+        <w:rPr>
+          <w:sz w:val="28"/>
+          <w:szCs w:val="28"/>
+          <w:lang w:val="en-US"/>
+        </w:rPr>
+        <w:t>    }</w:t>
+      </w:r>
+    </w:p>
+    <w:p>
+      <w:pPr>
+        <w:rPr>
+          <w:sz w:val="28"/>
+          <w:szCs w:val="28"/>
+          <w:lang w:val="en-US"/>
+        </w:rPr>
+      </w:pPr>
+      <w:r>
+        <w:rPr>
+          <w:sz w:val="28"/>
+          <w:szCs w:val="28"/>
+          <w:lang w:val="en-US"/>
+        </w:rPr>
+        <w:t xml:space="preserve">    </w:t>
+      </w:r>
+      <w:proofErr w:type="gramStart"/>
+      <w:r>
+        <w:rPr>
+          <w:sz w:val="28"/>
+          <w:szCs w:val="28"/>
+          <w:lang w:val="en-US"/>
+        </w:rPr>
+        <w:t>.links</w:t>
+      </w:r>
+      <w:proofErr w:type="gramEnd"/>
+      <w:r>
+        <w:rPr>
+          <w:sz w:val="28"/>
+          <w:szCs w:val="28"/>
+          <w:lang w:val="en-US"/>
+        </w:rPr>
+        <w:t>-center a {</w:t>
+      </w:r>
+    </w:p>
+    <w:p>
+      <w:pPr>
+        <w:rPr>
+          <w:sz w:val="28"/>
+          <w:szCs w:val="28"/>
+          <w:lang w:val="en-US"/>
+        </w:rPr>
+      </w:pPr>
+      <w:r>
+        <w:rPr>
+          <w:sz w:val="28"/>
+          <w:szCs w:val="28"/>
+          <w:lang w:val="en-US"/>
+        </w:rPr>
+        <w:t>        text-decoration: none;</w:t>
+      </w:r>
+    </w:p>
+    <w:p>
+      <w:pPr>
+        <w:rPr>
+          <w:sz w:val="28"/>
+          <w:szCs w:val="28"/>
+          <w:lang w:val="en-US"/>
+        </w:rPr>
+      </w:pPr>
+      <w:r>
+        <w:rPr>
+          <w:sz w:val="28"/>
+          <w:szCs w:val="28"/>
+          <w:lang w:val="en-US"/>
+        </w:rPr>
+        <w:t>        color: #475569;</w:t>
+      </w:r>
+    </w:p>
+    <w:p>
+      <w:pPr>
+        <w:rPr>
+          <w:sz w:val="28"/>
+          <w:szCs w:val="28"/>
+          <w:lang w:val="en-US"/>
+        </w:rPr>
+      </w:pPr>
+      <w:r>
+        <w:rPr>
+          <w:sz w:val="28"/>
+          <w:szCs w:val="28"/>
+          <w:lang w:val="en-US"/>
+        </w:rPr>
+        <w:t>        font-size: 16px;</w:t>
+      </w:r>
+    </w:p>
+    <w:p>
+      <w:pPr>
+        <w:rPr>
+          <w:sz w:val="28"/>
+          <w:szCs w:val="28"/>
+          <w:lang w:val="en-US"/>
+        </w:rPr>
+      </w:pPr>
+      <w:r>
+        <w:rPr>
+          <w:sz w:val="28"/>
+          <w:szCs w:val="28"/>
+          <w:lang w:val="en-US"/>
+        </w:rPr>
+        <w:t>        font-weight: 500;</w:t>
+      </w:r>
+    </w:p>
+    <w:p>
+      <w:pPr>
+        <w:rPr>
+          <w:sz w:val="28"/>
+          <w:szCs w:val="28"/>
+          <w:lang w:val="en-US"/>
+        </w:rPr>
+      </w:pPr>
+      <w:r>
+        <w:rPr>
+          <w:sz w:val="28"/>
+          <w:szCs w:val="28"/>
+          <w:lang w:val="en-US"/>
+        </w:rPr>
+        <w:t>        transition: color 0.2s;</w:t>
+      </w:r>
+    </w:p>
+    <w:p>
+      <w:pPr>
+        <w:rPr>
+          <w:sz w:val="28"/>
+          <w:szCs w:val="28"/>
+          <w:lang w:val="en-US"/>
+        </w:rPr>
+      </w:pPr>
+      <w:r>
+        <w:rPr>
+          <w:sz w:val="28"/>
+          <w:szCs w:val="28"/>
+          <w:lang w:val="en-US"/>
+        </w:rPr>
+        <w:t>    }</w:t>
+      </w:r>
+    </w:p>
+    <w:p>
+      <w:pPr>
+        <w:rPr>
+          <w:sz w:val="28"/>
+          <w:szCs w:val="28"/>
+          <w:lang w:val="en-US"/>
+        </w:rPr>
+      </w:pPr>
+      <w:r>
+        <w:rPr>
+          <w:sz w:val="28"/>
+          <w:szCs w:val="28"/>
+          <w:lang w:val="en-US"/>
+        </w:rPr>
+        <w:t xml:space="preserve">    </w:t>
+      </w:r>
+      <w:proofErr w:type="gramStart"/>
+      <w:r>
+        <w:rPr>
+          <w:sz w:val="28"/>
+          <w:szCs w:val="28"/>
+          <w:lang w:val="en-US"/>
+        </w:rPr>
+        <w:t>.links</w:t>
+      </w:r>
+      <w:proofErr w:type="gramEnd"/>
+      <w:r>
+        <w:rPr>
+          <w:sz w:val="28"/>
+          <w:szCs w:val="28"/>
+          <w:lang w:val="en-US"/>
+        </w:rPr>
+        <w:t>-center a:hover {</w:t>
+      </w:r>
+    </w:p>
+    <w:p>
+      <w:pPr>
+        <w:rPr>
+          <w:sz w:val="28"/>
+          <w:szCs w:val="28"/>
+          <w:lang w:val="en-US"/>
+        </w:rPr>
+      </w:pPr>
+      <w:r>
+        <w:rPr>
+          <w:sz w:val="28"/>
+          <w:szCs w:val="28"/>
+          <w:lang w:val="en-US"/>
+        </w:rPr>
+        <w:t>        color: #00D4FF;</w:t>
+      </w:r>
+    </w:p>
+    <w:p>
+      <w:pPr>
+        <w:rPr>
+          <w:sz w:val="28"/>
+          <w:szCs w:val="28"/>
+          <w:lang w:val="en-US"/>
+        </w:rPr>
+      </w:pPr>
+      <w:r>
+        <w:rPr>
+          <w:sz w:val="28"/>
+          <w:szCs w:val="28"/>
+          <w:lang w:val="en-US"/>
+        </w:rPr>
+        <w:lastRenderedPageBreak/>
+        <w:t>    }</w:t>
+      </w:r>
+    </w:p>
+    <w:p>
+      <w:pPr>
+        <w:rPr>
+          <w:sz w:val="28"/>
+          <w:szCs w:val="28"/>
+          <w:lang w:val="en-US"/>
+        </w:rPr>
+      </w:pPr>
+      <w:r>
+        <w:rPr>
+          <w:sz w:val="28"/>
+          <w:szCs w:val="28"/>
+          <w:lang w:val="en-US"/>
+        </w:rPr>
+        <w:t xml:space="preserve">    </w:t>
+      </w:r>
+      <w:proofErr w:type="gramStart"/>
+      <w:r>
+        <w:rPr>
+          <w:sz w:val="28"/>
+          <w:szCs w:val="28"/>
+          <w:lang w:val="en-US"/>
+        </w:rPr>
+        <w:t>.links</w:t>
+      </w:r>
+      <w:proofErr w:type="gramEnd"/>
+      <w:r>
+        <w:rPr>
+          <w:sz w:val="28"/>
+          <w:szCs w:val="28"/>
+          <w:lang w:val="en-US"/>
+        </w:rPr>
+        <w:t xml:space="preserve"> {</w:t>
+      </w:r>
+    </w:p>
+    <w:p>
+      <w:pPr>
+        <w:rPr>
+          <w:sz w:val="28"/>
+          <w:szCs w:val="28"/>
+          <w:lang w:val="en-US"/>
+        </w:rPr>
+      </w:pPr>
+      <w:r>
+        <w:rPr>
+          <w:sz w:val="28"/>
+          <w:szCs w:val="28"/>
+          <w:lang w:val="en-US"/>
+        </w:rPr>
+        <w:t>        list-style: none;</w:t>
+      </w:r>
+    </w:p>
+    <w:p>
+      <w:pPr>
+        <w:rPr>
+          <w:sz w:val="28"/>
+          <w:szCs w:val="28"/>
+          <w:lang w:val="en-US"/>
+        </w:rPr>
+      </w:pPr>
+      <w:r>
+        <w:rPr>
+          <w:sz w:val="28"/>
+          <w:szCs w:val="28"/>
+          <w:lang w:val="en-US"/>
+        </w:rPr>
+        <w:t>        font-family: 'Inter', sans-serif;</w:t>
+      </w:r>
+    </w:p>
+    <w:p>
+      <w:pPr>
+        <w:rPr>
+          <w:sz w:val="28"/>
+          <w:szCs w:val="28"/>
+          <w:lang w:val="en-US"/>
+        </w:rPr>
+      </w:pPr>
+      <w:r>
+        <w:rPr>
+          <w:sz w:val="28"/>
+          <w:szCs w:val="28"/>
+          <w:lang w:val="en-US"/>
+        </w:rPr>
+        <w:t>        user-select: none;</w:t>
+      </w:r>
+    </w:p>
+    <w:p>
+      <w:pPr>
+        <w:rPr>
+          <w:sz w:val="28"/>
+          <w:szCs w:val="28"/>
+          <w:lang w:val="en-US"/>
+        </w:rPr>
+      </w:pPr>
+      <w:r>
+        <w:rPr>
+          <w:sz w:val="28"/>
+          <w:szCs w:val="28"/>
+          <w:lang w:val="en-US"/>
+        </w:rPr>
+        <w:t>    }</w:t>
+      </w:r>
+    </w:p>
+    <w:p>
+      <w:pPr>
+        <w:rPr>
+          <w:sz w:val="28"/>
+          <w:szCs w:val="28"/>
+          <w:lang w:val="en-US"/>
+        </w:rPr>
+      </w:pPr>
+      <w:r>
+        <w:rPr>
+          <w:sz w:val="28"/>
+          <w:szCs w:val="28"/>
+          <w:lang w:val="en-US"/>
+        </w:rPr>
+        <w:t xml:space="preserve">    </w:t>
+      </w:r>
+      <w:proofErr w:type="gramStart"/>
+      <w:r>
+        <w:rPr>
+          <w:sz w:val="28"/>
+          <w:szCs w:val="28"/>
+          <w:lang w:val="en-US"/>
+        </w:rPr>
+        <w:t>.rout</w:t>
+      </w:r>
+      <w:proofErr w:type="gramEnd"/>
+      <w:r>
+        <w:rPr>
+          <w:sz w:val="28"/>
+          <w:szCs w:val="28"/>
+          <w:lang w:val="en-US"/>
+        </w:rPr>
+        <w:t>-links {</w:t>
+      </w:r>
+    </w:p>
+    <w:p>
+      <w:pPr>
+        <w:rPr>
+          <w:sz w:val="28"/>
+          <w:szCs w:val="28"/>
+          <w:lang w:val="en-US"/>
+        </w:rPr>
+      </w:pPr>
+      <w:r>
+        <w:rPr>
+          <w:sz w:val="28"/>
+          <w:szCs w:val="28"/>
+          <w:lang w:val="en-US"/>
+        </w:rPr>
+        <w:t>        margin-left: 24px;</w:t>
+      </w:r>
+    </w:p>
+    <w:p>
+      <w:pPr>
+        <w:rPr>
+          <w:sz w:val="28"/>
+          <w:szCs w:val="28"/>
+          <w:lang w:val="en-US"/>
+        </w:rPr>
+      </w:pPr>
+      <w:r>
+        <w:rPr>
+          <w:sz w:val="28"/>
+          <w:szCs w:val="28"/>
+          <w:lang w:val="en-US"/>
+        </w:rPr>
+        <w:t>    }</w:t>
+      </w:r>
+    </w:p>
+    <w:p>
+      <w:pPr>
+        <w:rPr>
+          <w:sz w:val="28"/>
+          <w:szCs w:val="28"/>
+          <w:lang w:val="en-US"/>
+        </w:rPr>
+      </w:pPr>
+      <w:r>
+        <w:rPr>
+          <w:sz w:val="28"/>
+          <w:szCs w:val="28"/>
+          <w:lang w:val="en-US"/>
+        </w:rPr>
+        <w:t xml:space="preserve">    </w:t>
+      </w:r>
+      <w:proofErr w:type="gramStart"/>
+      <w:r>
+        <w:rPr>
+          <w:sz w:val="28"/>
+          <w:szCs w:val="28"/>
+          <w:lang w:val="en-US"/>
+        </w:rPr>
+        <w:t>.links</w:t>
+      </w:r>
+      <w:proofErr w:type="gramEnd"/>
+      <w:r>
+        <w:rPr>
+          <w:sz w:val="28"/>
+          <w:szCs w:val="28"/>
+          <w:lang w:val="en-US"/>
+        </w:rPr>
+        <w:t xml:space="preserve"> a {</w:t>
+      </w:r>
+    </w:p>
+    <w:p>
+      <w:pPr>
+        <w:rPr>
+          <w:sz w:val="28"/>
+          <w:szCs w:val="28"/>
+          <w:lang w:val="en-US"/>
+        </w:rPr>
+      </w:pPr>
+      <w:r>
+        <w:rPr>
+          <w:sz w:val="28"/>
+          <w:szCs w:val="28"/>
+          <w:lang w:val="en-US"/>
+        </w:rPr>
+        <w:t>        text-decoration: none;</w:t>
+      </w:r>
+    </w:p>
+    <w:p>
+      <w:pPr>
+        <w:rPr>
+          <w:sz w:val="28"/>
+          <w:szCs w:val="28"/>
+          <w:lang w:val="en-US"/>
+        </w:rPr>
+      </w:pPr>
+      <w:r>
+        <w:rPr>
+          <w:sz w:val="28"/>
+          <w:szCs w:val="28"/>
+          <w:lang w:val="en-US"/>
+        </w:rPr>
+        <w:t>        color: #475569;</w:t>
+      </w:r>
+    </w:p>
+    <w:p>
+      <w:pPr>
+        <w:rPr>
+          <w:sz w:val="28"/>
+          <w:szCs w:val="28"/>
+          <w:lang w:val="en-US"/>
+        </w:rPr>
+      </w:pPr>
+      <w:r>
+        <w:rPr>
+          <w:sz w:val="28"/>
+          <w:szCs w:val="28"/>
+          <w:lang w:val="en-US"/>
+        </w:rPr>
+        <w:t>        font-size: 14px;</w:t>
+      </w:r>
+    </w:p>
+    <w:p>
+      <w:pPr>
+        <w:rPr>
+          <w:sz w:val="28"/>
+          <w:szCs w:val="28"/>
+          <w:lang w:val="en-US"/>
+        </w:rPr>
+      </w:pPr>
+      <w:r>
+        <w:rPr>
+          <w:sz w:val="28"/>
+          <w:szCs w:val="28"/>
+          <w:lang w:val="en-US"/>
+        </w:rPr>
+        <w:t>        transition: color 0.2s;</w:t>
+      </w:r>
+    </w:p>
+    <w:p>
+      <w:pPr>
+        <w:rPr>
+          <w:sz w:val="28"/>
+          <w:szCs w:val="28"/>
+          <w:lang w:val="en-US"/>
+        </w:rPr>
+      </w:pPr>
+      <w:r>
+        <w:rPr>
+          <w:sz w:val="28"/>
+          <w:szCs w:val="28"/>
+          <w:lang w:val="en-US"/>
+        </w:rPr>
+        <w:t>    }</w:t>
+      </w:r>
+    </w:p>
+    <w:p>
+      <w:pPr>
+        <w:rPr>
+          <w:sz w:val="28"/>
+          <w:szCs w:val="28"/>
+          <w:lang w:val="en-US"/>
+        </w:rPr>
+      </w:pPr>
+      <w:r>
+        <w:rPr>
+          <w:sz w:val="28"/>
+          <w:szCs w:val="28"/>
+          <w:lang w:val="en-US"/>
+        </w:rPr>
+        <w:t xml:space="preserve">    </w:t>
+      </w:r>
+      <w:proofErr w:type="gramStart"/>
+      <w:r>
+        <w:rPr>
+          <w:sz w:val="28"/>
+          <w:szCs w:val="28"/>
+          <w:lang w:val="en-US"/>
+        </w:rPr>
+        <w:t>.links</w:t>
+      </w:r>
+      <w:proofErr w:type="gramEnd"/>
+      <w:r>
+        <w:rPr>
+          <w:sz w:val="28"/>
+          <w:szCs w:val="28"/>
+          <w:lang w:val="en-US"/>
+        </w:rPr>
+        <w:t xml:space="preserve"> a:hover {</w:t>
+      </w:r>
+    </w:p>
+    <w:p>
+      <w:pPr>
+        <w:rPr>
+          <w:sz w:val="28"/>
+          <w:szCs w:val="28"/>
+          <w:lang w:val="en-US"/>
+        </w:rPr>
+      </w:pPr>
+      <w:r>
+        <w:rPr>
+          <w:sz w:val="28"/>
+          <w:szCs w:val="28"/>
+          <w:lang w:val="en-US"/>
+        </w:rPr>
+        <w:t>        color: #00D4FF;</w:t>
+      </w:r>
+    </w:p>
+    <w:p>
+      <w:pPr>
+        <w:rPr>
+          <w:sz w:val="28"/>
+          <w:szCs w:val="28"/>
+          <w:lang w:val="en-US"/>
+        </w:rPr>
+      </w:pPr>
+      <w:r>
+        <w:rPr>
+          <w:sz w:val="28"/>
+          <w:szCs w:val="28"/>
+          <w:lang w:val="en-US"/>
+        </w:rPr>
+        <w:t>    }</w:t>
+      </w:r>
+    </w:p>
+    <w:p>
+      <w:pPr>
+        <w:rPr>
+          <w:sz w:val="28"/>
+          <w:szCs w:val="28"/>
+          <w:lang w:val="en-US"/>
+        </w:rPr>
+      </w:pPr>
+      <w:r>
+        <w:rPr>
+          <w:sz w:val="28"/>
+          <w:szCs w:val="28"/>
+          <w:lang w:val="en-US"/>
+        </w:rPr>
+        <w:t xml:space="preserve">    </w:t>
+      </w:r>
+      <w:proofErr w:type="gramStart"/>
+      <w:r>
+        <w:rPr>
+          <w:sz w:val="28"/>
+          <w:szCs w:val="28"/>
+          <w:lang w:val="en-US"/>
+        </w:rPr>
+        <w:t>.profile</w:t>
+      </w:r>
+      <w:proofErr w:type="gramEnd"/>
+      <w:r>
+        <w:rPr>
+          <w:sz w:val="28"/>
+          <w:szCs w:val="28"/>
+          <w:lang w:val="en-US"/>
+        </w:rPr>
+        <w:t>-link {</w:t>
+      </w:r>
+    </w:p>
+    <w:p>
+      <w:pPr>
+        <w:rPr>
+          <w:sz w:val="28"/>
+          <w:szCs w:val="28"/>
+          <w:lang w:val="en-US"/>
+        </w:rPr>
+      </w:pPr>
+      <w:r>
+        <w:rPr>
+          <w:sz w:val="28"/>
+          <w:szCs w:val="28"/>
+          <w:lang w:val="en-US"/>
+        </w:rPr>
+        <w:t>        display: flex;</w:t>
+      </w:r>
+    </w:p>
+    <w:p>
+      <w:pPr>
+        <w:rPr>
+          <w:sz w:val="28"/>
+          <w:szCs w:val="28"/>
+          <w:lang w:val="en-US"/>
+        </w:rPr>
+      </w:pPr>
+      <w:r>
+        <w:rPr>
+          <w:sz w:val="28"/>
+          <w:szCs w:val="28"/>
+          <w:lang w:val="en-US"/>
+        </w:rPr>
+        <w:t>        align-items: center;</w:t>
+      </w:r>
+    </w:p>
+    <w:p>
+      <w:pPr>
+        <w:rPr>
+          <w:sz w:val="28"/>
+          <w:szCs w:val="28"/>
+          <w:lang w:val="en-US"/>
+        </w:rPr>
+      </w:pPr>
+      <w:r>
+        <w:rPr>
+          <w:sz w:val="28"/>
+          <w:szCs w:val="28"/>
+          <w:lang w:val="en-US"/>
+        </w:rPr>
+        <w:t>        gap: 8px;</w:t>
+      </w:r>
+    </w:p>
+    <w:p>
+      <w:pPr>
+        <w:rPr>
+          <w:sz w:val="28"/>
+          <w:szCs w:val="28"/>
+          <w:lang w:val="en-US"/>
+        </w:rPr>
+      </w:pPr>
+      <w:r>
+        <w:rPr>
+          <w:sz w:val="28"/>
+          <w:szCs w:val="28"/>
+          <w:lang w:val="en-US"/>
+        </w:rPr>
+        <w:t xml:space="preserve">    </w:t>
+      </w:r>
+      <w:r>
+        <w:rPr>
+          <w:sz w:val="28"/>
+          <w:szCs w:val="28"/>
+        </w:rPr>
+        <w:t>}</w:t>
+      </w:r>
+    </w:p>
+    <w:p>
+      <w:pPr>
+        <w:rPr>
+          <w:sz w:val="28"/>
+          <w:szCs w:val="28"/>
+          <w:lang w:val="en-US"/>
+        </w:rPr>
+      </w:pPr>
+      <w:r>
+        <w:rPr>
+          <w:sz w:val="28"/>
+          <w:szCs w:val="28"/>
+        </w:rPr>
+        <w:t xml:space="preserve">    </w:t>
+      </w:r>
+      <w:r>
+        <w:rPr>
+          <w:sz w:val="28"/>
+          <w:szCs w:val="28"/>
+          <w:lang w:val="en-US"/>
+        </w:rPr>
+        <w:t>.user-name {</w:t>
+      </w:r>
+    </w:p>
+    <w:p>
+      <w:pPr>
+        <w:rPr>
+          <w:sz w:val="28"/>
+          <w:szCs w:val="28"/>
+          <w:lang w:val="en-US"/>
+        </w:rPr>
+      </w:pPr>
+      <w:r>
+        <w:rPr>
+          <w:sz w:val="28"/>
+          <w:szCs w:val="28"/>
+          <w:lang w:val="en-US"/>
+        </w:rPr>
+        <w:t>        max-width: 150px;</w:t>
+      </w:r>
+    </w:p>
+    <w:p>
+      <w:pPr>
+        <w:rPr>
+          <w:sz w:val="28"/>
+          <w:szCs w:val="28"/>
+          <w:lang w:val="en-US"/>
+        </w:rPr>
+      </w:pPr>
+      <w:r>
+        <w:rPr>
+          <w:sz w:val="28"/>
+          <w:szCs w:val="28"/>
+          <w:lang w:val="en-US"/>
+        </w:rPr>
+        <w:t>        overflow: hidden;</w:t>
+      </w:r>
+    </w:p>
+    <w:p>
+      <w:pPr>
+        <w:rPr>
+          <w:sz w:val="28"/>
+          <w:szCs w:val="28"/>
+          <w:lang w:val="en-US"/>
+        </w:rPr>
+      </w:pPr>
+      <w:r>
+        <w:rPr>
+          <w:sz w:val="28"/>
+          <w:szCs w:val="28"/>
+          <w:lang w:val="en-US"/>
+        </w:rPr>
+        <w:t>        text-overflow: ellipsis;</w:t>
+      </w:r>
+    </w:p>
+    <w:p>
+      <w:pPr>
+        <w:rPr>
+          <w:sz w:val="28"/>
+          <w:szCs w:val="28"/>
+          <w:lang w:val="en-US"/>
+        </w:rPr>
+      </w:pPr>
+      <w:r>
+        <w:rPr>
+          <w:sz w:val="28"/>
+          <w:szCs w:val="28"/>
+          <w:lang w:val="en-US"/>
+        </w:rPr>
+        <w:t xml:space="preserve">        white-space: </w:t>
+      </w:r>
+      <w:proofErr w:type="spellStart"/>
+      <w:r>
+        <w:rPr>
+          <w:sz w:val="28"/>
+          <w:szCs w:val="28"/>
+          <w:lang w:val="en-US"/>
+        </w:rPr>
+        <w:t>nowrap</w:t>
+      </w:r>
+      <w:proofErr w:type="spellEnd"/>
+      <w:r>
+        <w:rPr>
+          <w:sz w:val="28"/>
+          <w:szCs w:val="28"/>
+          <w:lang w:val="en-US"/>
+        </w:rPr>
+        <w:t>;</w:t>
+      </w:r>
+    </w:p>
+    <w:p>
+      <w:pPr>
+        <w:rPr>
+          <w:sz w:val="28"/>
+          <w:szCs w:val="28"/>
+          <w:lang w:val="en-US"/>
+        </w:rPr>
+      </w:pPr>
+      <w:r>
+        <w:rPr>
+          <w:sz w:val="28"/>
+          <w:szCs w:val="28"/>
+          <w:lang w:val="en-US"/>
+        </w:rPr>
+        <w:t>        color: #0F172A;</w:t>
+      </w:r>
+    </w:p>
+    <w:p>
+      <w:pPr>
+        <w:rPr>
+          <w:sz w:val="28"/>
+          <w:szCs w:val="28"/>
+          <w:lang w:val="en-US"/>
+        </w:rPr>
+      </w:pPr>
+      <w:r>
+        <w:rPr>
+          <w:sz w:val="28"/>
+          <w:szCs w:val="28"/>
+          <w:lang w:val="en-US"/>
+        </w:rPr>
+        <w:t>    }</w:t>
+      </w:r>
+    </w:p>
+    <w:p>
+      <w:pPr>
+        <w:rPr>
+          <w:sz w:val="28"/>
+          <w:szCs w:val="28"/>
+          <w:lang w:val="en-US"/>
+        </w:rPr>
+      </w:pPr>
+      <w:r>
+        <w:rPr>
+          <w:sz w:val="28"/>
+          <w:szCs w:val="28"/>
+          <w:lang w:val="en-US"/>
+        </w:rPr>
+        <w:t xml:space="preserve">    </w:t>
+      </w:r>
+      <w:proofErr w:type="gramStart"/>
+      <w:r>
+        <w:rPr>
+          <w:sz w:val="28"/>
+          <w:szCs w:val="28"/>
+          <w:lang w:val="en-US"/>
+        </w:rPr>
+        <w:t>.profile</w:t>
+      </w:r>
+      <w:proofErr w:type="gramEnd"/>
+      <w:r>
+        <w:rPr>
+          <w:sz w:val="28"/>
+          <w:szCs w:val="28"/>
+          <w:lang w:val="en-US"/>
+        </w:rPr>
+        <w:t>-icon {</w:t>
+      </w:r>
+    </w:p>
+    <w:p>
+      <w:pPr>
+        <w:rPr>
+          <w:sz w:val="28"/>
+          <w:szCs w:val="28"/>
+          <w:lang w:val="en-US"/>
+        </w:rPr>
+      </w:pPr>
+      <w:r>
+        <w:rPr>
+          <w:sz w:val="28"/>
+          <w:szCs w:val="28"/>
+          <w:lang w:val="en-US"/>
+        </w:rPr>
+        <w:t>        font-size: 18px;</w:t>
+      </w:r>
+    </w:p>
+    <w:p>
+      <w:pPr>
+        <w:rPr>
+          <w:sz w:val="28"/>
+          <w:szCs w:val="28"/>
+          <w:lang w:val="en-US"/>
+        </w:rPr>
+      </w:pPr>
+      <w:r>
+        <w:rPr>
+          <w:sz w:val="28"/>
+          <w:szCs w:val="28"/>
+          <w:lang w:val="en-US"/>
+        </w:rPr>
+        <w:t>    }</w:t>
+      </w:r>
+    </w:p>
+    <w:p>
+      <w:pPr>
+        <w:rPr>
+          <w:sz w:val="28"/>
+          <w:szCs w:val="28"/>
+          <w:lang w:val="en-US"/>
+        </w:rPr>
+      </w:pPr>
+      <w:r>
+        <w:rPr>
+          <w:sz w:val="28"/>
+          <w:szCs w:val="28"/>
+          <w:lang w:val="en-US"/>
+        </w:rPr>
+        <w:t xml:space="preserve">    </w:t>
+      </w:r>
+      <w:proofErr w:type="gramStart"/>
+      <w:r>
+        <w:rPr>
+          <w:sz w:val="28"/>
+          <w:szCs w:val="28"/>
+          <w:lang w:val="en-US"/>
+        </w:rPr>
+        <w:t>.admin</w:t>
+      </w:r>
+      <w:proofErr w:type="gramEnd"/>
+      <w:r>
+        <w:rPr>
+          <w:sz w:val="28"/>
+          <w:szCs w:val="28"/>
+          <w:lang w:val="en-US"/>
+        </w:rPr>
+        <w:t>-link {</w:t>
+      </w:r>
+    </w:p>
+    <w:p>
+      <w:pPr>
+        <w:rPr>
+          <w:sz w:val="28"/>
+          <w:szCs w:val="28"/>
+          <w:lang w:val="en-US"/>
+        </w:rPr>
+      </w:pPr>
+      <w:r>
+        <w:rPr>
+          <w:sz w:val="28"/>
+          <w:szCs w:val="28"/>
+          <w:lang w:val="en-US"/>
+        </w:rPr>
+        <w:t>        color: #BE5</w:t>
+      </w:r>
+      <w:proofErr w:type="gramStart"/>
+      <w:r>
+        <w:rPr>
+          <w:sz w:val="28"/>
+          <w:szCs w:val="28"/>
+          <w:lang w:val="en-US"/>
+        </w:rPr>
+        <w:t>EED !important</w:t>
+      </w:r>
+      <w:proofErr w:type="gramEnd"/>
+      <w:r>
+        <w:rPr>
+          <w:sz w:val="28"/>
+          <w:szCs w:val="28"/>
+          <w:lang w:val="en-US"/>
+        </w:rPr>
+        <w:t>;</w:t>
+      </w:r>
+    </w:p>
+    <w:p>
+      <w:pPr>
+        <w:rPr>
+          <w:sz w:val="28"/>
+          <w:szCs w:val="28"/>
+          <w:lang w:val="en-US"/>
+        </w:rPr>
+      </w:pPr>
+      <w:r>
+        <w:rPr>
+          <w:sz w:val="28"/>
+          <w:szCs w:val="28"/>
+          <w:lang w:val="en-US"/>
+        </w:rPr>
+        <w:t>        margin-left: 8px;</w:t>
+      </w:r>
+    </w:p>
+    <w:p>
+      <w:pPr>
+        <w:rPr>
+          <w:sz w:val="28"/>
+          <w:szCs w:val="28"/>
+          <w:lang w:val="en-US"/>
+        </w:rPr>
+      </w:pPr>
+      <w:r>
+        <w:rPr>
+          <w:sz w:val="28"/>
+          <w:szCs w:val="28"/>
+          <w:lang w:val="en-US"/>
+        </w:rPr>
+        <w:t>    }</w:t>
+      </w:r>
+    </w:p>
+    <w:p>
+      <w:pPr>
+        <w:rPr>
+          <w:sz w:val="28"/>
+          <w:szCs w:val="28"/>
+          <w:lang w:val="en-US"/>
+        </w:rPr>
+      </w:pPr>
+      <w:r>
+        <w:rPr>
+          <w:sz w:val="28"/>
+          <w:szCs w:val="28"/>
+          <w:lang w:val="en-US"/>
+        </w:rPr>
+        <w:t xml:space="preserve">    </w:t>
+      </w:r>
+      <w:proofErr w:type="gramStart"/>
+      <w:r>
+        <w:rPr>
+          <w:sz w:val="28"/>
+          <w:szCs w:val="28"/>
+          <w:lang w:val="en-US"/>
+        </w:rPr>
+        <w:t>.</w:t>
+      </w:r>
+      <w:proofErr w:type="spellStart"/>
+      <w:r>
+        <w:rPr>
+          <w:sz w:val="28"/>
+          <w:szCs w:val="28"/>
+          <w:lang w:val="en-US"/>
+        </w:rPr>
+        <w:t>admin</w:t>
+      </w:r>
+      <w:proofErr w:type="gramEnd"/>
+      <w:r>
+        <w:rPr>
+          <w:sz w:val="28"/>
+          <w:szCs w:val="28"/>
+          <w:lang w:val="en-US"/>
+        </w:rPr>
+        <w:t>-link:hover</w:t>
+      </w:r>
+      <w:proofErr w:type="spellEnd"/>
+      <w:r>
+        <w:rPr>
+          <w:sz w:val="28"/>
+          <w:szCs w:val="28"/>
+          <w:lang w:val="en-US"/>
+        </w:rPr>
+        <w:t xml:space="preserve"> {</w:t>
+      </w:r>
+    </w:p>
+    <w:p>
+      <w:pPr>
+        <w:rPr>
+          <w:sz w:val="28"/>
+          <w:szCs w:val="28"/>
+        </w:rPr>
+      </w:pPr>
+      <w:r>
+        <w:rPr>
+          <w:sz w:val="28"/>
+          <w:szCs w:val="28"/>
+          <w:lang w:val="en-US"/>
+        </w:rPr>
+        <w:t xml:space="preserve">        </w:t>
+      </w:r>
+      <w:proofErr w:type="spellStart"/>
+      <w:r>
+        <w:rPr>
+          <w:sz w:val="28"/>
+          <w:szCs w:val="28"/>
+        </w:rPr>
+        <w:t>color</w:t>
+      </w:r>
+      <w:proofErr w:type="spellEnd"/>
+      <w:r>
+        <w:rPr>
+          <w:sz w:val="28"/>
+          <w:szCs w:val="28"/>
+        </w:rPr>
+        <w:t>: #00D4</w:t>
+      </w:r>
+      <w:proofErr w:type="gramStart"/>
+      <w:r>
+        <w:rPr>
+          <w:sz w:val="28"/>
+          <w:szCs w:val="28"/>
+        </w:rPr>
+        <w:t>FF !</w:t>
+      </w:r>
+      <w:proofErr w:type="spellStart"/>
+      <w:r>
+        <w:rPr>
+          <w:sz w:val="28"/>
+          <w:szCs w:val="28"/>
+        </w:rPr>
+        <w:t>important</w:t>
+      </w:r>
+      <w:proofErr w:type="spellEnd"/>
+      <w:proofErr w:type="gramEnd"/>
+      <w:r>
+        <w:rPr>
+          <w:sz w:val="28"/>
+          <w:szCs w:val="28"/>
+        </w:rPr>
+        <w:t>;</w:t>
+      </w:r>
+    </w:p>
+    <w:p>
+      <w:pPr>
+        <w:rPr>
+          <w:sz w:val="28"/>
+          <w:szCs w:val="28"/>
+        </w:rPr>
+      </w:pPr>
+      <w:r>
+        <w:rPr>
+          <w:sz w:val="28"/>
+          <w:szCs w:val="28"/>
+        </w:rPr>
+        <w:t>    }</w:t>
+      </w:r>
+    </w:p>
+    <w:p>
+      <w:pPr>
+        <w:rPr>
+          <w:sz w:val="28"/>
+          <w:szCs w:val="28"/>
+        </w:rPr>
+      </w:pPr>
+      <w:r>
+        <w:rPr>
+          <w:sz w:val="28"/>
+          <w:szCs w:val="28"/>
+        </w:rPr>
+        <w:t>&lt;/</w:t>
+      </w:r>
+      <w:proofErr w:type="spellStart"/>
+      <w:r>
+        <w:rPr>
+          <w:sz w:val="28"/>
+          <w:szCs w:val="28"/>
+        </w:rPr>
+        <w:t>style</w:t>
+      </w:r>
+      <w:proofErr w:type="spellEnd"/>
+      <w:r>
+        <w:rPr>
+          <w:sz w:val="28"/>
+          <w:szCs w:val="28"/>
+        </w:rPr>
+        <w:t>&gt;</w:t>
+      </w:r>
+    </w:p>
+    <w:p>
+      <w:pPr>
+        <w:spacing w:after="160" w:line="259" w:lineRule="auto"/>
+        <w:rPr>
+          <w:b/>
+          <w:bCs/>
+          <w:sz w:val="28"/>
+          <w:szCs w:val="28"/>
+          <w:lang w:val="en-US"/>
         </w:rPr>
       </w:pPr>
     </w:p>
@@ -33743,79 +38572,79 @@
       </w:rPr>
     </w:lvl>
   </w:abstractNum>
-  <w:num w:numId="1" w16cid:durableId="1569918723">
+  <w:num w:numId="1" w16cid:durableId="1343313736">
     <w:abstractNumId w:val="5"/>
   </w:num>
-  <w:num w:numId="2" w16cid:durableId="1482499724">
+  <w:num w:numId="2" w16cid:durableId="197278560">
     <w:abstractNumId w:val="0"/>
   </w:num>
-  <w:num w:numId="3" w16cid:durableId="1535459643">
+  <w:num w:numId="3" w16cid:durableId="1431850285">
     <w:abstractNumId w:val="1"/>
   </w:num>
-  <w:num w:numId="4" w16cid:durableId="596837124">
+  <w:num w:numId="4" w16cid:durableId="218245675">
     <w:abstractNumId w:val="19"/>
   </w:num>
-  <w:num w:numId="5" w16cid:durableId="1573731688">
+  <w:num w:numId="5" w16cid:durableId="1766683316">
     <w:abstractNumId w:val="13"/>
   </w:num>
-  <w:num w:numId="6" w16cid:durableId="1882785006">
+  <w:num w:numId="6" w16cid:durableId="792990191">
     <w:abstractNumId w:val="18"/>
   </w:num>
-  <w:num w:numId="7" w16cid:durableId="2004703086">
+  <w:num w:numId="7" w16cid:durableId="221841162">
     <w:abstractNumId w:val="16"/>
   </w:num>
-  <w:num w:numId="8" w16cid:durableId="517549855">
+  <w:num w:numId="8" w16cid:durableId="1286232876">
     <w:abstractNumId w:val="17"/>
   </w:num>
-  <w:num w:numId="9" w16cid:durableId="1176073310">
+  <w:num w:numId="9" w16cid:durableId="1331564433">
     <w:abstractNumId w:val="12"/>
   </w:num>
-  <w:num w:numId="10" w16cid:durableId="657881356">
+  <w:num w:numId="10" w16cid:durableId="1492868423">
     <w:abstractNumId w:val="15"/>
   </w:num>
-  <w:num w:numId="11" w16cid:durableId="806094840">
+  <w:num w:numId="11" w16cid:durableId="2081101194">
     <w:abstractNumId w:val="9"/>
   </w:num>
-  <w:num w:numId="12" w16cid:durableId="128665843">
+  <w:num w:numId="12" w16cid:durableId="1621254022">
     <w:abstractNumId w:val="7"/>
   </w:num>
-  <w:num w:numId="13" w16cid:durableId="1612130341">
+  <w:num w:numId="13" w16cid:durableId="1820224053">
     <w:abstractNumId w:val="3"/>
   </w:num>
-  <w:num w:numId="14" w16cid:durableId="676616207">
+  <w:num w:numId="14" w16cid:durableId="1344285776">
     <w:abstractNumId w:val="2"/>
   </w:num>
-  <w:num w:numId="15" w16cid:durableId="1622764702">
+  <w:num w:numId="15" w16cid:durableId="2089039425">
     <w:abstractNumId w:val="14"/>
   </w:num>
-  <w:num w:numId="16" w16cid:durableId="1321539224">
+  <w:num w:numId="16" w16cid:durableId="90245990">
     <w:abstractNumId w:val="11"/>
   </w:num>
-  <w:num w:numId="17" w16cid:durableId="722673942">
+  <w:num w:numId="17" w16cid:durableId="2121412730">
     <w:abstractNumId w:val="23"/>
   </w:num>
-  <w:num w:numId="18" w16cid:durableId="561644172">
+  <w:num w:numId="18" w16cid:durableId="952976192">
     <w:abstractNumId w:val="22"/>
   </w:num>
-  <w:num w:numId="19" w16cid:durableId="2100565401">
+  <w:num w:numId="19" w16cid:durableId="1119302231">
     <w:abstractNumId w:val="8"/>
   </w:num>
-  <w:num w:numId="20" w16cid:durableId="190996031">
+  <w:num w:numId="20" w16cid:durableId="167254432">
     <w:abstractNumId w:val="4"/>
   </w:num>
-  <w:num w:numId="21" w16cid:durableId="736250585">
+  <w:num w:numId="21" w16cid:durableId="1375931180">
     <w:abstractNumId w:val="10"/>
   </w:num>
-  <w:num w:numId="22" w16cid:durableId="1187137566">
+  <w:num w:numId="22" w16cid:durableId="292488300">
     <w:abstractNumId w:val="20"/>
   </w:num>
-  <w:num w:numId="23" w16cid:durableId="640579710">
+  <w:num w:numId="23" w16cid:durableId="949043921">
     <w:abstractNumId w:val="24"/>
   </w:num>
-  <w:num w:numId="24" w16cid:durableId="336350515">
+  <w:num w:numId="24" w16cid:durableId="2047950458">
     <w:abstractNumId w:val="21"/>
   </w:num>
-  <w:num w:numId="25" w16cid:durableId="1921406874">
+  <w:num w:numId="25" w16cid:durableId="2020616746">
     <w:abstractNumId w:val="6"/>
   </w:num>
 </w:numbering>
@@ -34277,7 +39106,6 @@
   <w:style w:type="character" w:default="1" w:styleId="a0">
     <w:name w:val="Default Paragraph Font"/>
     <w:uiPriority w:val="1"/>
-    <w:semiHidden/>
     <w:unhideWhenUsed/>
   </w:style>
   <w:style w:type="table" w:default="1" w:styleId="a1">
@@ -34397,6 +39225,7 @@
     <w:name w:val="toc 1"/>
     <w:basedOn w:val="a"/>
     <w:next w:val="a"/>
+    <w:link w:val="12"/>
     <w:autoRedefine/>
     <w:uiPriority w:val="39"/>
     <w:unhideWhenUsed/>
@@ -34491,6 +39320,79 @@
     <w:rPr>
       <w:i/>
       <w:iCs/>
+    </w:rPr>
+  </w:style>
+  <w:style w:type="paragraph" w:customStyle="1" w:styleId="CJLTH">
+    <w:name w:val="CJLTH"/>
+    <w:aliases w:val="FYBT"/>
+    <w:basedOn w:val="11"/>
+    <w:link w:val="CJLTH0"/>
+    <w:qFormat/>
+    <w:rsid w:val="00C716D1"/>
+    <w:pPr>
+      <w:tabs>
+        <w:tab w:val="right" w:leader="dot" w:pos="9911"/>
+      </w:tabs>
+    </w:pPr>
+    <w:rPr>
+      <w:noProof/>
+      <w:sz w:val="28"/>
+      <w:szCs w:val="28"/>
+    </w:rPr>
+  </w:style>
+  <w:style w:type="character" w:customStyle="1" w:styleId="12">
+    <w:name w:val="Оглавление 1 Знак"/>
+    <w:basedOn w:val="a0"/>
+    <w:link w:val="11"/>
+    <w:uiPriority w:val="39"/>
+    <w:rsid w:val="00C716D1"/>
+    <w:rPr>
+      <w:rFonts w:ascii="Times New Roman" w:eastAsia="Times New Roman" w:hAnsi="Times New Roman" w:cs="Times New Roman"/>
+      <w:sz w:val="24"/>
+      <w:szCs w:val="24"/>
+      <w:lang w:eastAsia="ru-RU"/>
+    </w:rPr>
+  </w:style>
+  <w:style w:type="character" w:customStyle="1" w:styleId="CJLTH0">
+    <w:name w:val="CJLTH Знак"/>
+    <w:aliases w:val="FYBT Знак"/>
+    <w:basedOn w:val="12"/>
+    <w:link w:val="CJLTH"/>
+    <w:rsid w:val="00C716D1"/>
+    <w:rPr>
+      <w:rFonts w:ascii="Times New Roman" w:eastAsia="Times New Roman" w:hAnsi="Times New Roman" w:cs="Times New Roman"/>
+      <w:noProof/>
+      <w:sz w:val="28"/>
+      <w:szCs w:val="28"/>
+      <w:lang w:eastAsia="ru-RU"/>
+    </w:rPr>
+  </w:style>
+  <w:style w:type="paragraph" w:customStyle="1" w:styleId="ae">
+    <w:name w:val="фыв"/>
+    <w:basedOn w:val="11"/>
+    <w:link w:val="af"/>
+    <w:qFormat/>
+    <w:rsid w:val="00C716D1"/>
+    <w:pPr>
+      <w:tabs>
+        <w:tab w:val="right" w:leader="dot" w:pos="9911"/>
+      </w:tabs>
+    </w:pPr>
+    <w:rPr>
+      <w:sz w:val="28"/>
+      <w:szCs w:val="28"/>
+    </w:rPr>
+  </w:style>
+  <w:style w:type="character" w:customStyle="1" w:styleId="af">
+    <w:name w:val="фыв Знак"/>
+    <w:basedOn w:val="12"/>
+    <w:link w:val="ae"/>
+    <w:rsid w:val="00C716D1"/>
+    <w:rPr>
+      <w:rFonts w:ascii="Times New Roman" w:eastAsia="Times New Roman" w:hAnsi="Times New Roman" w:cs="Times New Roman"/>
+      <w:sz w:val="28"/>
+      <w:szCs w:val="28"/>
+      <w:lang w:eastAsia="ru-RU"/>
     </w:rPr>
   </w:style>
 </w:styles>
@@ -34796,7 +39698,7 @@
 </file>
 
 <file path=customXml/itemProps1.xml><?xml version="1.0" encoding="utf-8"?>
-<ds:datastoreItem xmlns:ds="http://schemas.openxmlformats.org/officeDocument/2006/customXml" ds:itemID="{1EBF8C22-C354-4A8F-A42F-EF478CE7B046}">
+<ds:datastoreItem xmlns:ds="http://schemas.openxmlformats.org/officeDocument/2006/customXml" ds:itemID="{88F35459-B9CB-4179-A2BB-EE157DC388DD}">
   <ds:schemaRefs>
     <ds:schemaRef ds:uri="http://schemas.openxmlformats.org/officeDocument/2006/bibliography"/>
   </ds:schemaRefs>
